--- a/Projects/golden-fur/shared/context/Architectural-Change-History.docx
+++ b/Projects/golden-fur/shared/context/Architectural-Change-History.docx
@@ -41,7 +41,7 @@
           <w:pgNumType w:start="1"/>
         </w:sectPr>
       </w:pPr>
-      <w:bookmarkStart w:colFirst="0" w:colLast="0" w:name="_wbuct0dlt76" w:id="0"/>
+      <w:bookmarkStart w:colFirst="0" w:colLast="0" w:name="_1nmxwwthvmvd" w:id="0"/>
       <w:bookmarkEnd w:id="0"/>
       <w:r>
         <w:rPr>
@@ -121,7 +121,7 @@
           <w:pgNumType w:start="1"/>
         </w:sectPr>
       </w:pPr>
-      <w:bookmarkStart w:colFirst="0" w:colLast="0" w:name="_rwt81z6htpa" w:id="1"/>
+      <w:bookmarkStart w:colFirst="0" w:colLast="0" w:name="_b8zr6glver8w" w:id="1"/>
       <w:bookmarkEnd w:id="1"/>
       <w:r>
         <w:rPr>
@@ -216,7 +216,7 @@
             <w:sdt>
               <w:sdtPr>
                 <w:alias w:val="Project status"/>
-                <w:id w:val="-1223821371"/>
+                <w:id w:val="1645905187"/>
                 <w:dropDownList w:lastValue="Not Started">
                   <w:listItem w:displayText="Not Started" w:value="Not Started"/>
                   <w:listItem w:displayText="Blocked" w:value="Blocked"/>
@@ -254,7 +254,7 @@
               <w:keepLines w:val="1"/>
               <w:numPr>
                 <w:ilvl w:val="0"/>
-                <w:numId w:val="90"/>
+                <w:numId w:val="92"/>
               </w:numPr>
               <w:spacing w:after="240" w:before="240" w:lineRule="auto"/>
               <w:ind w:left="720" w:hanging="360"/>
@@ -291,7 +291,7 @@
             <w:sdt>
               <w:sdtPr>
                 <w:alias w:val="Assignee"/>
-                <w:id w:val="123306462"/>
+                <w:id w:val="798309295"/>
                 <w:dropDownList w:lastValue="James">
                   <w:listItem w:displayText="None" w:value="None"/>
                   <w:listItem w:displayText="Alarie" w:value="Alarie"/>
@@ -342,7 +342,7 @@
             <w:sdt>
               <w:sdtPr>
                 <w:alias w:val="Project status"/>
-                <w:id w:val="-222850849"/>
+                <w:id w:val="-1289520134"/>
                 <w:dropDownList w:lastValue="Not Started">
                   <w:listItem w:displayText="Not Started" w:value="Not Started"/>
                   <w:listItem w:displayText="Blocked" w:value="Blocked"/>
@@ -380,7 +380,7 @@
               <w:keepLines w:val="1"/>
               <w:numPr>
                 <w:ilvl w:val="0"/>
-                <w:numId w:val="80"/>
+                <w:numId w:val="79"/>
               </w:numPr>
               <w:spacing w:after="0" w:afterAutospacing="0" w:before="240" w:lineRule="auto"/>
               <w:ind w:left="720" w:hanging="360"/>
@@ -406,7 +406,7 @@
               <w:keepLines w:val="1"/>
               <w:numPr>
                 <w:ilvl w:val="1"/>
-                <w:numId w:val="80"/>
+                <w:numId w:val="79"/>
               </w:numPr>
               <w:spacing w:after="0" w:afterAutospacing="0" w:before="0" w:beforeAutospacing="0" w:lineRule="auto"/>
               <w:ind w:left="1440" w:hanging="360"/>
@@ -432,7 +432,7 @@
               <w:keepLines w:val="1"/>
               <w:numPr>
                 <w:ilvl w:val="1"/>
-                <w:numId w:val="80"/>
+                <w:numId w:val="79"/>
               </w:numPr>
               <w:spacing w:after="0" w:afterAutospacing="0" w:before="0" w:beforeAutospacing="0" w:lineRule="auto"/>
               <w:ind w:left="1440" w:hanging="360"/>
@@ -458,7 +458,7 @@
               <w:keepLines w:val="1"/>
               <w:numPr>
                 <w:ilvl w:val="1"/>
-                <w:numId w:val="80"/>
+                <w:numId w:val="79"/>
               </w:numPr>
               <w:spacing w:after="240" w:before="0" w:beforeAutospacing="0" w:lineRule="auto"/>
               <w:ind w:left="1440" w:hanging="360"/>
@@ -495,7 +495,7 @@
             <w:sdt>
               <w:sdtPr>
                 <w:alias w:val="Assignee"/>
-                <w:id w:val="1774255733"/>
+                <w:id w:val="-696614046"/>
                 <w:dropDownList w:lastValue="Matthew">
                   <w:listItem w:displayText="None" w:value="None"/>
                   <w:listItem w:displayText="Alarie" w:value="Alarie"/>
@@ -546,7 +546,7 @@
             <w:sdt>
               <w:sdtPr>
                 <w:alias w:val="Project status"/>
-                <w:id w:val="342834464"/>
+                <w:id w:val="1082501487"/>
                 <w:dropDownList w:lastValue="Not Started">
                   <w:listItem w:displayText="Not Started" w:value="Not Started"/>
                   <w:listItem w:displayText="Blocked" w:value="Blocked"/>
@@ -584,7 +584,7 @@
               <w:keepLines w:val="1"/>
               <w:numPr>
                 <w:ilvl w:val="0"/>
-                <w:numId w:val="81"/>
+                <w:numId w:val="80"/>
               </w:numPr>
               <w:spacing w:after="0" w:afterAutospacing="0" w:before="240" w:line="240" w:lineRule="auto"/>
               <w:ind w:left="720" w:hanging="360"/>
@@ -610,7 +610,7 @@
               <w:keepLines w:val="1"/>
               <w:numPr>
                 <w:ilvl w:val="1"/>
-                <w:numId w:val="81"/>
+                <w:numId w:val="80"/>
               </w:numPr>
               <w:spacing w:after="0" w:afterAutospacing="0" w:before="0" w:beforeAutospacing="0" w:line="240" w:lineRule="auto"/>
               <w:ind w:left="1440" w:hanging="360"/>
@@ -636,7 +636,7 @@
               <w:keepLines w:val="1"/>
               <w:numPr>
                 <w:ilvl w:val="1"/>
-                <w:numId w:val="81"/>
+                <w:numId w:val="80"/>
               </w:numPr>
               <w:spacing w:after="240" w:before="0" w:beforeAutospacing="0" w:line="240" w:lineRule="auto"/>
               <w:ind w:left="1440" w:hanging="360"/>
@@ -656,12 +656,12 @@
                 <wp:inline distB="114300" distT="114300" distL="114300" distR="114300">
                   <wp:extent cx="2998773" cy="1416743"/>
                   <wp:effectExtent b="0" l="0" r="0" t="0"/>
-                  <wp:docPr id="8" name="image12.png"/>
+                  <wp:docPr id="6" name="image9.png"/>
                   <a:graphic>
                     <a:graphicData uri="http://schemas.openxmlformats.org/drawingml/2006/picture">
                       <pic:pic>
                         <pic:nvPicPr>
-                          <pic:cNvPr id="0" name="image12.png"/>
+                          <pic:cNvPr id="0" name="image9.png"/>
                           <pic:cNvPicPr preferRelativeResize="0"/>
                         </pic:nvPicPr>
                         <pic:blipFill>
@@ -708,7 +708,7 @@
             <w:sdt>
               <w:sdtPr>
                 <w:alias w:val="Assignee"/>
-                <w:id w:val="1486734383"/>
+                <w:id w:val="-562899123"/>
                 <w:dropDownList w:lastValue="James">
                   <w:listItem w:displayText="None" w:value="None"/>
                   <w:listItem w:displayText="Alarie" w:value="Alarie"/>
@@ -759,211 +759,7 @@
             <w:sdt>
               <w:sdtPr>
                 <w:alias w:val="Project status"/>
-                <w:id w:val="-1881849947"/>
-                <w:dropDownList w:lastValue="Merged">
-                  <w:listItem w:displayText="Not Started" w:value="Not Started"/>
-                  <w:listItem w:displayText="Blocked" w:value="Blocked"/>
-                  <w:listItem w:displayText="In Progress" w:value="In Progress"/>
-                  <w:listItem w:displayText="Completed" w:value="Completed"/>
-                  <w:listItem w:displayText="Reviewing" w:value="Reviewing"/>
-                  <w:listItem w:displayText="Merged" w:value="Merged"/>
-                </w:dropDownList>
-              </w:sdtPr>
-              <w:sdtContent>
-                <w:r>
-                  <w:rPr>
-                    <w:rFonts w:ascii="Times" w:cs="Times" w:eastAsia="Times" w:hAnsi="Times"/>
-                    <w:color w:val="5a3286"/>
-                    <w:sz w:val="24"/>
-                    <w:szCs w:val="24"/>
-                    <w:shd w:fill="e6cff2" w:val="clear"/>
-                  </w:rPr>
-                  <w:t xml:space="preserve">Merged</w:t>
-                </w:r>
-              </w:sdtContent>
-            </w:sdt>
-            <w:r>
-              <w:rPr>
-                <w:rtl w:val="0"/>
-              </w:rPr>
-            </w:r>
-          </w:p>
-        </w:tc>
-        <w:tc>
-          <w:tcPr/>
-          <w:p>
-            <w:pPr>
-              <w:keepNext w:val="1"/>
-              <w:keepLines w:val="1"/>
-              <w:numPr>
-                <w:ilvl w:val="0"/>
-                <w:numId w:val="53"/>
-              </w:numPr>
-              <w:spacing w:after="0" w:afterAutospacing="0" w:before="240" w:line="240" w:lineRule="auto"/>
-              <w:ind w:left="720" w:hanging="360"/>
-              <w:rPr>
-                <w:rFonts w:ascii="Times" w:cs="Times" w:eastAsia="Times" w:hAnsi="Times"/>
-                <w:sz w:val="24"/>
-                <w:szCs w:val="24"/>
-              </w:rPr>
-            </w:pPr>
-            <w:r>
-              <w:rPr>
-                <w:rFonts w:ascii="Times" w:cs="Times" w:eastAsia="Times" w:hAnsi="Times"/>
-                <w:sz w:val="24"/>
-                <w:szCs w:val="24"/>
-                <w:rtl w:val="0"/>
-              </w:rPr>
-              <w:t xml:space="preserve">Currently assessment is merged into bookings queue</w:t>
-            </w:r>
-          </w:p>
-          <w:p>
-            <w:pPr>
-              <w:keepNext w:val="1"/>
-              <w:keepLines w:val="1"/>
-              <w:numPr>
-                <w:ilvl w:val="0"/>
-                <w:numId w:val="53"/>
-              </w:numPr>
-              <w:spacing w:after="0" w:afterAutospacing="0" w:before="0" w:beforeAutospacing="0" w:line="240" w:lineRule="auto"/>
-              <w:ind w:left="720" w:hanging="360"/>
-              <w:rPr>
-                <w:rFonts w:ascii="Times" w:cs="Times" w:eastAsia="Times" w:hAnsi="Times"/>
-                <w:sz w:val="24"/>
-                <w:szCs w:val="24"/>
-              </w:rPr>
-            </w:pPr>
-            <w:r>
-              <w:rPr>
-                <w:rFonts w:ascii="Times" w:cs="Times" w:eastAsia="Times" w:hAnsi="Times"/>
-                <w:sz w:val="24"/>
-                <w:szCs w:val="24"/>
-                <w:rtl w:val="0"/>
-              </w:rPr>
-              <w:t xml:space="preserve">Add a new page for receptionist called something like Assessment Queue</w:t>
-            </w:r>
-          </w:p>
-          <w:p>
-            <w:pPr>
-              <w:keepNext w:val="1"/>
-              <w:keepLines w:val="1"/>
-              <w:numPr>
-                <w:ilvl w:val="1"/>
-                <w:numId w:val="53"/>
-              </w:numPr>
-              <w:spacing w:after="0" w:afterAutospacing="0" w:before="0" w:beforeAutospacing="0" w:line="240" w:lineRule="auto"/>
-              <w:ind w:left="1440" w:hanging="360"/>
-              <w:rPr>
-                <w:rFonts w:ascii="Times" w:cs="Times" w:eastAsia="Times" w:hAnsi="Times"/>
-                <w:sz w:val="24"/>
-                <w:szCs w:val="24"/>
-              </w:rPr>
-            </w:pPr>
-            <w:r>
-              <w:rPr>
-                <w:rFonts w:ascii="Times" w:cs="Times" w:eastAsia="Times" w:hAnsi="Times"/>
-                <w:sz w:val="24"/>
-                <w:szCs w:val="24"/>
-                <w:rtl w:val="0"/>
-              </w:rPr>
-              <w:t xml:space="preserve">Move the assessment functions there (e.g. start &gt; opens new modal &gt; allows receptionist to edit pet’s weight and coat values)</w:t>
-            </w:r>
-          </w:p>
-          <w:p>
-            <w:pPr>
-              <w:keepNext w:val="1"/>
-              <w:keepLines w:val="1"/>
-              <w:numPr>
-                <w:ilvl w:val="0"/>
-                <w:numId w:val="53"/>
-              </w:numPr>
-              <w:spacing w:after="240" w:before="0" w:beforeAutospacing="0" w:line="240" w:lineRule="auto"/>
-              <w:ind w:left="720" w:hanging="360"/>
-              <w:rPr>
-                <w:rFonts w:ascii="Times" w:cs="Times" w:eastAsia="Times" w:hAnsi="Times"/>
-                <w:sz w:val="24"/>
-                <w:szCs w:val="24"/>
-              </w:rPr>
-            </w:pPr>
-            <w:r>
-              <w:rPr>
-                <w:rFonts w:ascii="Times" w:cs="Times" w:eastAsia="Times" w:hAnsi="Times"/>
-                <w:sz w:val="24"/>
-                <w:szCs w:val="24"/>
-                <w:rtl w:val="0"/>
-              </w:rPr>
-              <w:t xml:space="preserve">Also rename the seed for Misc service type to &gt; Assessment</w:t>
-            </w:r>
-          </w:p>
-        </w:tc>
-        <w:tc>
-          <w:tcPr/>
-          <w:p>
-            <w:pPr>
-              <w:keepNext w:val="1"/>
-              <w:keepLines w:val="1"/>
-              <w:spacing w:line="240" w:lineRule="auto"/>
-              <w:rPr>
-                <w:rFonts w:ascii="Times" w:cs="Times" w:eastAsia="Times" w:hAnsi="Times"/>
-                <w:sz w:val="24"/>
-                <w:szCs w:val="24"/>
-              </w:rPr>
-            </w:pPr>
-            <w:sdt>
-              <w:sdtPr>
-                <w:alias w:val="Assignee"/>
-                <w:id w:val="1898888626"/>
-                <w:dropDownList w:lastValue="Matthew">
-                  <w:listItem w:displayText="None" w:value="None"/>
-                  <w:listItem w:displayText="Alarie" w:value="Alarie"/>
-                  <w:listItem w:displayText="James" w:value="James"/>
-                  <w:listItem w:displayText="Matthew" w:value="Matthew"/>
-                </w:dropDownList>
-              </w:sdtPr>
-              <w:sdtContent>
-                <w:r>
-                  <w:rPr>
-                    <w:rFonts w:ascii="Times" w:cs="Times" w:eastAsia="Times" w:hAnsi="Times"/>
-                    <w:color w:val="11734b"/>
-                    <w:sz w:val="24"/>
-                    <w:szCs w:val="24"/>
-                    <w:shd w:fill="d4edbc" w:val="clear"/>
-                  </w:rPr>
-                  <w:t xml:space="preserve">Matthew</w:t>
-                </w:r>
-              </w:sdtContent>
-            </w:sdt>
-            <w:r>
-              <w:rPr>
-                <w:rtl w:val="0"/>
-              </w:rPr>
-            </w:r>
-          </w:p>
-        </w:tc>
-      </w:tr>
-      <w:tr>
-        <w:trPr>
-          <w:cantSplit w:val="0"/>
-          <w:trHeight w:val="543" w:hRule="atLeast"/>
-          <w:tblHeader w:val="0"/>
-        </w:trPr>
-        <w:tc>
-          <w:tcPr/>
-          <w:p>
-            <w:pPr>
-              <w:keepNext w:val="1"/>
-              <w:keepLines w:val="1"/>
-              <w:spacing w:line="240" w:lineRule="auto"/>
-              <w:rPr>
-                <w:rFonts w:ascii="Times" w:cs="Times" w:eastAsia="Times" w:hAnsi="Times"/>
-                <w:sz w:val="24"/>
-                <w:szCs w:val="24"/>
-              </w:rPr>
-            </w:pPr>
-            <w:sdt>
-              <w:sdtPr>
-                <w:alias w:val="Project status"/>
-                <w:id w:val="-1724139945"/>
+                <w:id w:val="342498888"/>
                 <w:dropDownList w:lastValue="Not Started">
                   <w:listItem w:displayText="Not Started" w:value="Not Started"/>
                   <w:listItem w:displayText="Blocked" w:value="Blocked"/>
@@ -1038,7 +834,7 @@
             <w:sdt>
               <w:sdtPr>
                 <w:alias w:val="Assignee"/>
-                <w:id w:val="-404833387"/>
+                <w:id w:val="-1629077040"/>
                 <w:dropDownList w:lastValue="James">
                   <w:listItem w:displayText="None" w:value="None"/>
                   <w:listItem w:displayText="Alarie" w:value="Alarie"/>
@@ -1089,8 +885,8 @@
             <w:sdt>
               <w:sdtPr>
                 <w:alias w:val="Project status"/>
-                <w:id w:val="-1376208135"/>
-                <w:dropDownList w:lastValue="In Progress">
+                <w:id w:val="-973917131"/>
+                <w:dropDownList w:lastValue="Not Started">
                   <w:listItem w:displayText="Not Started" w:value="Not Started"/>
                   <w:listItem w:displayText="Blocked" w:value="Blocked"/>
                   <w:listItem w:displayText="In Progress" w:value="In Progress"/>
@@ -1103,12 +899,12 @@
                 <w:r>
                   <w:rPr>
                     <w:rFonts w:ascii="Times" w:cs="Times" w:eastAsia="Times" w:hAnsi="Times"/>
-                    <w:color w:val="473821"/>
+                    <w:color w:val="3d3d3d"/>
                     <w:sz w:val="24"/>
                     <w:szCs w:val="24"/>
-                    <w:shd w:fill="ffe5a0" w:val="clear"/>
+                    <w:shd w:fill="e6e6e6" w:val="clear"/>
                   </w:rPr>
-                  <w:t xml:space="preserve">In Progress</w:t>
+                  <w:t xml:space="preserve">Not Started</w:t>
                 </w:r>
               </w:sdtContent>
             </w:sdt>
@@ -1127,7 +923,7 @@
               <w:keepLines w:val="1"/>
               <w:numPr>
                 <w:ilvl w:val="0"/>
-                <w:numId w:val="55"/>
+                <w:numId w:val="86"/>
               </w:numPr>
               <w:spacing w:after="0" w:afterAutospacing="0" w:before="240" w:lineRule="auto"/>
               <w:ind w:left="720" w:hanging="360"/>
@@ -1144,7 +940,7 @@
                 <w:szCs w:val="24"/>
                 <w:rtl w:val="0"/>
               </w:rPr>
-              <w:t xml:space="preserve">When making new booking &gt; service type step:</w:t>
+              <w:t xml:space="preserve">Currently, the new bundled booking feature allows selection of the same staff (from staff picker) on the same date/time</w:t>
             </w:r>
           </w:p>
           <w:p>
@@ -1153,7 +949,7 @@
               <w:keepLines w:val="1"/>
               <w:numPr>
                 <w:ilvl w:val="1"/>
-                <w:numId w:val="55"/>
+                <w:numId w:val="86"/>
               </w:numPr>
               <w:spacing w:after="0" w:afterAutospacing="0" w:before="0" w:beforeAutospacing="0" w:lineRule="auto"/>
               <w:ind w:left="1440" w:hanging="360"/>
@@ -1170,7 +966,7 @@
                 <w:szCs w:val="24"/>
                 <w:rtl w:val="0"/>
               </w:rPr>
-              <w:t xml:space="preserve">Allow selection of multiple service types</w:t>
+              <w:t xml:space="preserve">Determine if staff assignment is 1 = 1 (e.g. 1 groomer = 1 pet only) or 1 = many (e.g. 1 groomer = 2 pets)</w:t>
             </w:r>
           </w:p>
           <w:p>
@@ -1179,7 +975,7 @@
               <w:keepLines w:val="1"/>
               <w:numPr>
                 <w:ilvl w:val="1"/>
-                <w:numId w:val="55"/>
+                <w:numId w:val="86"/>
               </w:numPr>
               <w:spacing w:after="0" w:afterAutospacing="0" w:before="0" w:beforeAutospacing="0" w:lineRule="auto"/>
               <w:ind w:left="1440" w:hanging="360"/>
@@ -1196,7 +992,7 @@
                 <w:szCs w:val="24"/>
                 <w:rtl w:val="0"/>
               </w:rPr>
-              <w:t xml:space="preserve">This opens up multiple subbookings (each with their own services/packages, date/time, staff/cage)</w:t>
+              <w:t xml:space="preserve">Sample booking chose groomer 1 for both Luna and Cooper on same date 11 AM</w:t>
             </w:r>
           </w:p>
           <w:p>
@@ -1205,7 +1001,7 @@
               <w:keepLines w:val="1"/>
               <w:numPr>
                 <w:ilvl w:val="1"/>
-                <w:numId w:val="55"/>
+                <w:numId w:val="86"/>
               </w:numPr>
               <w:spacing w:after="0" w:afterAutospacing="0" w:before="0" w:beforeAutospacing="0" w:lineRule="auto"/>
               <w:ind w:left="1440" w:hanging="360"/>
@@ -1220,9 +1016,44 @@
                 <w:rFonts w:ascii="Times" w:cs="Times" w:eastAsia="Times" w:hAnsi="Times"/>
                 <w:sz w:val="24"/>
                 <w:szCs w:val="24"/>
-                <w:rtl w:val="0"/>
-              </w:rPr>
-              <w:t xml:space="preserve">But they will all share the same price</w:t>
+              </w:rPr>
+              <w:drawing>
+                <wp:inline distB="114300" distT="114300" distL="114300" distR="114300">
+                  <wp:extent cx="4700615" cy="2297576"/>
+                  <wp:effectExtent b="0" l="0" r="0" t="0"/>
+                  <wp:docPr id="13" name="image12.png"/>
+                  <a:graphic>
+                    <a:graphicData uri="http://schemas.openxmlformats.org/drawingml/2006/picture">
+                      <pic:pic>
+                        <pic:nvPicPr>
+                          <pic:cNvPr id="0" name="image12.png"/>
+                          <pic:cNvPicPr preferRelativeResize="0"/>
+                        </pic:nvPicPr>
+                        <pic:blipFill>
+                          <a:blip r:embed="rId7"/>
+                          <a:srcRect b="0" l="0" r="0" t="0"/>
+                          <a:stretch>
+                            <a:fillRect/>
+                          </a:stretch>
+                        </pic:blipFill>
+                        <pic:spPr>
+                          <a:xfrm>
+                            <a:off x="0" y="0"/>
+                            <a:ext cx="4700615" cy="2297576"/>
+                          </a:xfrm>
+                          <a:prstGeom prst="rect"/>
+                          <a:ln/>
+                        </pic:spPr>
+                      </pic:pic>
+                    </a:graphicData>
+                  </a:graphic>
+                </wp:inline>
+              </w:drawing>
+            </w:r>
+            <w:r>
+              <w:rPr>
+                <w:rtl w:val="0"/>
+              </w:rPr>
             </w:r>
           </w:p>
           <w:p>
@@ -1231,371 +1062,7 @@
               <w:keepLines w:val="1"/>
               <w:numPr>
                 <w:ilvl w:val="1"/>
-                <w:numId w:val="55"/>
-              </w:numPr>
-              <w:spacing w:after="0" w:afterAutospacing="0" w:before="0" w:beforeAutospacing="0" w:lineRule="auto"/>
-              <w:ind w:left="1440" w:hanging="360"/>
-              <w:rPr>
-                <w:rFonts w:ascii="Times" w:cs="Times" w:eastAsia="Times" w:hAnsi="Times"/>
-                <w:sz w:val="24"/>
-                <w:szCs w:val="24"/>
-              </w:rPr>
-            </w:pPr>
-            <w:r>
-              <w:rPr>
-                <w:rFonts w:ascii="Times" w:cs="Times" w:eastAsia="Times" w:hAnsi="Times"/>
-                <w:sz w:val="24"/>
-                <w:szCs w:val="24"/>
-                <w:rtl w:val="0"/>
-              </w:rPr>
-              <w:t xml:space="preserve">Update the booking process status bar thing (step 1, step 2, step 3…) to include a booking status (¼ bookings; depending on how many service types are selected)</w:t>
-            </w:r>
-          </w:p>
-          <w:p>
-            <w:pPr>
-              <w:keepNext w:val="1"/>
-              <w:keepLines w:val="1"/>
-              <w:numPr>
-                <w:ilvl w:val="1"/>
-                <w:numId w:val="55"/>
-              </w:numPr>
-              <w:spacing w:after="0" w:afterAutospacing="0" w:before="0" w:beforeAutospacing="0" w:lineRule="auto"/>
-              <w:ind w:left="1440" w:hanging="360"/>
-              <w:rPr>
-                <w:rFonts w:ascii="Times" w:cs="Times" w:eastAsia="Times" w:hAnsi="Times"/>
-                <w:sz w:val="24"/>
-                <w:szCs w:val="24"/>
-              </w:rPr>
-            </w:pPr>
-            <w:r>
-              <w:rPr>
-                <w:rFonts w:ascii="Times" w:cs="Times" w:eastAsia="Times" w:hAnsi="Times"/>
-                <w:sz w:val="24"/>
-                <w:szCs w:val="24"/>
-                <w:rtl w:val="0"/>
-              </w:rPr>
-              <w:t xml:space="preserve">Introduce some sort of order of priority of subbookings</w:t>
-            </w:r>
-          </w:p>
-          <w:p>
-            <w:pPr>
-              <w:keepNext w:val="1"/>
-              <w:keepLines w:val="1"/>
-              <w:numPr>
-                <w:ilvl w:val="1"/>
-                <w:numId w:val="55"/>
-              </w:numPr>
-              <w:spacing w:after="0" w:afterAutospacing="0" w:before="0" w:beforeAutospacing="0" w:lineRule="auto"/>
-              <w:ind w:left="1440" w:hanging="360"/>
-              <w:rPr>
-                <w:rFonts w:ascii="Times" w:cs="Times" w:eastAsia="Times" w:hAnsi="Times"/>
-                <w:sz w:val="24"/>
-                <w:szCs w:val="24"/>
-              </w:rPr>
-            </w:pPr>
-            <w:r>
-              <w:rPr>
-                <w:rFonts w:ascii="Times" w:cs="Times" w:eastAsia="Times" w:hAnsi="Times"/>
-                <w:sz w:val="24"/>
-                <w:szCs w:val="24"/>
-                <w:rtl w:val="0"/>
-              </w:rPr>
-              <w:t xml:space="preserve">The first subbooking gets to config the start date/time, the other subbookings will just follow its end time (e.g. start date time sep 10 - 8 AM, ends at 10 AM, next booking start time will be readonly 10 AM… next booking star time readonly…), UNLESS it reaches branch operating hours cutoff time (last service ends at 5 PM)</w:t>
-            </w:r>
-          </w:p>
-          <w:p>
-            <w:pPr>
-              <w:keepNext w:val="1"/>
-              <w:keepLines w:val="1"/>
-              <w:numPr>
-                <w:ilvl w:val="2"/>
-                <w:numId w:val="55"/>
-              </w:numPr>
-              <w:spacing w:after="0" w:afterAutospacing="0" w:before="0" w:beforeAutospacing="0" w:lineRule="auto"/>
-              <w:ind w:left="2160" w:hanging="360"/>
-              <w:rPr>
-                <w:rFonts w:ascii="Times" w:cs="Times" w:eastAsia="Times" w:hAnsi="Times"/>
-                <w:sz w:val="24"/>
-                <w:szCs w:val="24"/>
-              </w:rPr>
-            </w:pPr>
-            <w:r>
-              <w:rPr>
-                <w:rFonts w:ascii="Times" w:cs="Times" w:eastAsia="Times" w:hAnsi="Times"/>
-                <w:sz w:val="24"/>
-                <w:szCs w:val="24"/>
-                <w:rtl w:val="0"/>
-              </w:rPr>
-              <w:t xml:space="preserve">Perhaps make it so that the next service gets scheduled for the next day (with additional night stay fees) OR make it so that this follow end time feature is optional</w:t>
-            </w:r>
-          </w:p>
-          <w:p>
-            <w:pPr>
-              <w:keepNext w:val="1"/>
-              <w:keepLines w:val="1"/>
-              <w:numPr>
-                <w:ilvl w:val="2"/>
-                <w:numId w:val="55"/>
-              </w:numPr>
-              <w:spacing w:after="0" w:afterAutospacing="0" w:before="0" w:beforeAutospacing="0" w:lineRule="auto"/>
-              <w:ind w:left="2160" w:hanging="360"/>
-              <w:rPr>
-                <w:rFonts w:ascii="Times" w:cs="Times" w:eastAsia="Times" w:hAnsi="Times"/>
-                <w:sz w:val="24"/>
-                <w:szCs w:val="24"/>
-              </w:rPr>
-            </w:pPr>
-            <w:r>
-              <w:rPr>
-                <w:rFonts w:ascii="Times" w:cs="Times" w:eastAsia="Times" w:hAnsi="Times"/>
-                <w:sz w:val="24"/>
-                <w:szCs w:val="24"/>
-                <w:rtl w:val="0"/>
-              </w:rPr>
-              <w:t xml:space="preserve">When checked off, allow manual setting of start date time instead of following the previous service end time</w:t>
-            </w:r>
-          </w:p>
-          <w:p>
-            <w:pPr>
-              <w:keepNext w:val="1"/>
-              <w:keepLines w:val="1"/>
-              <w:numPr>
-                <w:ilvl w:val="1"/>
-                <w:numId w:val="55"/>
-              </w:numPr>
-              <w:spacing w:after="0" w:afterAutospacing="0" w:before="0" w:beforeAutospacing="0" w:lineRule="auto"/>
-              <w:ind w:left="1440" w:hanging="360"/>
-              <w:rPr>
-                <w:rFonts w:ascii="Times" w:cs="Times" w:eastAsia="Times" w:hAnsi="Times"/>
-                <w:sz w:val="24"/>
-                <w:szCs w:val="24"/>
-              </w:rPr>
-            </w:pPr>
-            <w:r>
-              <w:rPr>
-                <w:rFonts w:ascii="Times" w:cs="Times" w:eastAsia="Times" w:hAnsi="Times"/>
-                <w:sz w:val="24"/>
-                <w:szCs w:val="24"/>
-                <w:rtl w:val="0"/>
-              </w:rPr>
-              <w:t xml:space="preserve">Perhaps make this end time tail feature show a list of all the end times of all filed bookings, then allow selection of ONE only of those list items, which will set the start time of the current service</w:t>
-            </w:r>
-          </w:p>
-          <w:p>
-            <w:pPr>
-              <w:keepNext w:val="1"/>
-              <w:keepLines w:val="1"/>
-              <w:numPr>
-                <w:ilvl w:val="2"/>
-                <w:numId w:val="55"/>
-              </w:numPr>
-              <w:spacing w:after="0" w:afterAutospacing="0" w:before="0" w:beforeAutospacing="0" w:lineRule="auto"/>
-              <w:ind w:left="2160" w:hanging="360"/>
-              <w:rPr>
-                <w:rFonts w:ascii="Times" w:cs="Times" w:eastAsia="Times" w:hAnsi="Times"/>
-                <w:sz w:val="24"/>
-                <w:szCs w:val="24"/>
-              </w:rPr>
-            </w:pPr>
-            <w:r>
-              <w:rPr>
-                <w:rFonts w:ascii="Times" w:cs="Times" w:eastAsia="Times" w:hAnsi="Times"/>
-                <w:sz w:val="24"/>
-                <w:szCs w:val="24"/>
-                <w:rtl w:val="0"/>
-              </w:rPr>
-              <w:t xml:space="preserve">Filter out the end times if appending the current service will cause cut off overtime</w:t>
-            </w:r>
-          </w:p>
-          <w:p>
-            <w:pPr>
-              <w:keepNext w:val="1"/>
-              <w:keepLines w:val="1"/>
-              <w:numPr>
-                <w:ilvl w:val="1"/>
-                <w:numId w:val="55"/>
-              </w:numPr>
-              <w:spacing w:after="0" w:afterAutospacing="0" w:before="0" w:beforeAutospacing="0" w:lineRule="auto"/>
-              <w:ind w:left="1440" w:hanging="360"/>
-              <w:rPr>
-                <w:rFonts w:ascii="Times" w:cs="Times" w:eastAsia="Times" w:hAnsi="Times"/>
-                <w:sz w:val="24"/>
-                <w:szCs w:val="24"/>
-              </w:rPr>
-            </w:pPr>
-            <w:r>
-              <w:rPr>
-                <w:rFonts w:ascii="Times" w:cs="Times" w:eastAsia="Times" w:hAnsi="Times"/>
-                <w:sz w:val="24"/>
-                <w:szCs w:val="24"/>
-                <w:rtl w:val="0"/>
-              </w:rPr>
-              <w:t xml:space="preserve">Though still allow staff/cage selector, no need to make them readonly</w:t>
-            </w:r>
-          </w:p>
-          <w:p>
-            <w:pPr>
-              <w:keepNext w:val="1"/>
-              <w:keepLines w:val="1"/>
-              <w:numPr>
-                <w:ilvl w:val="0"/>
-                <w:numId w:val="55"/>
-              </w:numPr>
-              <w:spacing w:after="0" w:afterAutospacing="0" w:before="0" w:beforeAutospacing="0" w:lineRule="auto"/>
-              <w:ind w:left="720" w:hanging="360"/>
-              <w:rPr>
-                <w:rFonts w:ascii="Times" w:cs="Times" w:eastAsia="Times" w:hAnsi="Times"/>
-                <w:sz w:val="24"/>
-                <w:szCs w:val="24"/>
-              </w:rPr>
-            </w:pPr>
-            <w:r>
-              <w:rPr>
-                <w:rFonts w:ascii="Times" w:cs="Times" w:eastAsia="Times" w:hAnsi="Times"/>
-                <w:sz w:val="24"/>
-                <w:szCs w:val="24"/>
-                <w:rtl w:val="0"/>
-              </w:rPr>
-              <w:t xml:space="preserve">Perhaps we can also introduce sub subbookings:</w:t>
-            </w:r>
-          </w:p>
-          <w:p>
-            <w:pPr>
-              <w:keepNext w:val="1"/>
-              <w:keepLines w:val="1"/>
-              <w:numPr>
-                <w:ilvl w:val="1"/>
-                <w:numId w:val="55"/>
-              </w:numPr>
-              <w:spacing w:after="0" w:afterAutospacing="0" w:before="0" w:beforeAutospacing="0" w:lineRule="auto"/>
-              <w:ind w:left="1440" w:hanging="360"/>
-              <w:rPr>
-                <w:rFonts w:ascii="Times" w:cs="Times" w:eastAsia="Times" w:hAnsi="Times"/>
-                <w:sz w:val="24"/>
-                <w:szCs w:val="24"/>
-              </w:rPr>
-            </w:pPr>
-            <w:r>
-              <w:rPr>
-                <w:rFonts w:ascii="Times" w:cs="Times" w:eastAsia="Times" w:hAnsi="Times"/>
-                <w:sz w:val="24"/>
-                <w:szCs w:val="24"/>
-                <w:rtl w:val="0"/>
-              </w:rPr>
-              <w:t xml:space="preserve">Allow selection of multiple pets</w:t>
-            </w:r>
-          </w:p>
-          <w:p>
-            <w:pPr>
-              <w:keepNext w:val="1"/>
-              <w:keepLines w:val="1"/>
-              <w:numPr>
-                <w:ilvl w:val="1"/>
-                <w:numId w:val="55"/>
-              </w:numPr>
-              <w:spacing w:after="0" w:afterAutospacing="0" w:before="0" w:beforeAutospacing="0" w:lineRule="auto"/>
-              <w:ind w:left="1440" w:hanging="360"/>
-              <w:rPr>
-                <w:rFonts w:ascii="Times" w:cs="Times" w:eastAsia="Times" w:hAnsi="Times"/>
-                <w:sz w:val="24"/>
-                <w:szCs w:val="24"/>
-              </w:rPr>
-            </w:pPr>
-            <w:r>
-              <w:rPr>
-                <w:rFonts w:ascii="Times" w:cs="Times" w:eastAsia="Times" w:hAnsi="Times"/>
-                <w:sz w:val="24"/>
-                <w:szCs w:val="24"/>
-                <w:rtl w:val="0"/>
-              </w:rPr>
-              <w:t xml:space="preserve">Selecting a second pet creates a sub subbooking, and this pet can have its own sub bookings when selecting multiple service types</w:t>
-            </w:r>
-          </w:p>
-          <w:p>
-            <w:pPr>
-              <w:keepNext w:val="1"/>
-              <w:keepLines w:val="1"/>
-              <w:numPr>
-                <w:ilvl w:val="0"/>
-                <w:numId w:val="55"/>
-              </w:numPr>
-              <w:spacing w:after="0" w:afterAutospacing="0" w:before="0" w:beforeAutospacing="0" w:lineRule="auto"/>
-              <w:ind w:left="720" w:hanging="360"/>
-              <w:rPr>
-                <w:rFonts w:ascii="Times" w:cs="Times" w:eastAsia="Times" w:hAnsi="Times"/>
-                <w:sz w:val="24"/>
-                <w:szCs w:val="24"/>
-              </w:rPr>
-            </w:pPr>
-            <w:r>
-              <w:rPr>
-                <w:rFonts w:ascii="Times" w:cs="Times" w:eastAsia="Times" w:hAnsi="Times"/>
-                <w:sz w:val="24"/>
-                <w:szCs w:val="24"/>
-                <w:rtl w:val="0"/>
-              </w:rPr>
-              <w:t xml:space="preserve">OR TO MAKE THINGS EASIER, just add a step before payment confirmation </w:t>
-            </w:r>
-          </w:p>
-          <w:p>
-            <w:pPr>
-              <w:keepNext w:val="1"/>
-              <w:keepLines w:val="1"/>
-              <w:numPr>
-                <w:ilvl w:val="1"/>
-                <w:numId w:val="55"/>
-              </w:numPr>
-              <w:spacing w:after="0" w:afterAutospacing="0" w:before="0" w:beforeAutospacing="0" w:lineRule="auto"/>
-              <w:ind w:left="1440" w:hanging="360"/>
-              <w:rPr>
-                <w:rFonts w:ascii="Times" w:cs="Times" w:eastAsia="Times" w:hAnsi="Times"/>
-                <w:sz w:val="24"/>
-                <w:szCs w:val="24"/>
-              </w:rPr>
-            </w:pPr>
-            <w:r>
-              <w:rPr>
-                <w:rFonts w:ascii="Times" w:cs="Times" w:eastAsia="Times" w:hAnsi="Times"/>
-                <w:sz w:val="24"/>
-                <w:szCs w:val="24"/>
-                <w:rtl w:val="0"/>
-              </w:rPr>
-              <w:t xml:space="preserve">Show list of bookings, make another booking and cancel booking buttons below</w:t>
-            </w:r>
-          </w:p>
-          <w:p>
-            <w:pPr>
-              <w:keepNext w:val="1"/>
-              <w:keepLines w:val="1"/>
-              <w:numPr>
-                <w:ilvl w:val="1"/>
-                <w:numId w:val="55"/>
-              </w:numPr>
-              <w:spacing w:after="0" w:afterAutospacing="0" w:before="0" w:beforeAutospacing="0" w:lineRule="auto"/>
-              <w:ind w:left="1440" w:hanging="360"/>
-              <w:rPr>
-                <w:rFonts w:ascii="Times" w:cs="Times" w:eastAsia="Times" w:hAnsi="Times"/>
-                <w:sz w:val="24"/>
-                <w:szCs w:val="24"/>
-              </w:rPr>
-            </w:pPr>
-            <w:r>
-              <w:rPr>
-                <w:rFonts w:ascii="Times" w:cs="Times" w:eastAsia="Times" w:hAnsi="Times"/>
-                <w:sz w:val="24"/>
-                <w:szCs w:val="24"/>
-                <w:rtl w:val="0"/>
-              </w:rPr>
-              <w:t xml:space="preserve">No need for that append latest booking to previous end time feature</w:t>
-            </w:r>
-          </w:p>
-          <w:p>
-            <w:pPr>
-              <w:keepNext w:val="1"/>
-              <w:keepLines w:val="1"/>
-              <w:numPr>
-                <w:ilvl w:val="1"/>
-                <w:numId w:val="55"/>
+                <w:numId w:val="86"/>
               </w:numPr>
               <w:spacing w:after="240" w:before="0" w:beforeAutospacing="0" w:lineRule="auto"/>
               <w:ind w:left="1440" w:hanging="360"/>
@@ -1612,7 +1079,7 @@
                 <w:szCs w:val="24"/>
                 <w:rtl w:val="0"/>
               </w:rPr>
-              <w:t xml:space="preserve">This uses a much simpler model, and still allows multiple bookings to share payment, downpayment, promos or discounts</w:t>
+              <w:t xml:space="preserve">Perhaps add a config in admin settings that will allow admins to set how many times a staff can be chosen by a booking customer at the same time on the same date</w:t>
             </w:r>
           </w:p>
         </w:tc>
@@ -1632,7 +1099,7 @@
             <w:sdt>
               <w:sdtPr>
                 <w:alias w:val="Assignee"/>
-                <w:id w:val="-1847441643"/>
+                <w:id w:val="1875279714"/>
                 <w:dropDownList w:lastValue="Matthew">
                   <w:listItem w:displayText="None" w:value="None"/>
                   <w:listItem w:displayText="Alarie" w:value="Alarie"/>
@@ -1683,8 +1150,8 @@
             <w:sdt>
               <w:sdtPr>
                 <w:alias w:val="Project status"/>
-                <w:id w:val="-761472295"/>
-                <w:dropDownList w:lastValue="Merged">
+                <w:id w:val="-1870312053"/>
+                <w:dropDownList w:lastValue="Not Started">
                   <w:listItem w:displayText="Not Started" w:value="Not Started"/>
                   <w:listItem w:displayText="Blocked" w:value="Blocked"/>
                   <w:listItem w:displayText="In Progress" w:value="In Progress"/>
@@ -1697,12 +1164,12 @@
                 <w:r>
                   <w:rPr>
                     <w:rFonts w:ascii="Times" w:cs="Times" w:eastAsia="Times" w:hAnsi="Times"/>
-                    <w:color w:val="5a3286"/>
+                    <w:color w:val="3d3d3d"/>
                     <w:sz w:val="24"/>
                     <w:szCs w:val="24"/>
-                    <w:shd w:fill="e6cff2" w:val="clear"/>
+                    <w:shd w:fill="e6e6e6" w:val="clear"/>
                   </w:rPr>
-                  <w:t xml:space="preserve">Merged</w:t>
+                  <w:t xml:space="preserve">Not Started</w:t>
                 </w:r>
               </w:sdtContent>
             </w:sdt>
@@ -1721,7 +1188,7 @@
               <w:keepLines w:val="1"/>
               <w:numPr>
                 <w:ilvl w:val="0"/>
-                <w:numId w:val="18"/>
+                <w:numId w:val="13"/>
               </w:numPr>
               <w:spacing w:after="0" w:afterAutospacing="0" w:before="240" w:lineRule="auto"/>
               <w:ind w:left="720" w:hanging="360"/>
@@ -1738,7 +1205,7 @@
                 <w:szCs w:val="24"/>
                 <w:rtl w:val="0"/>
               </w:rPr>
-              <w:t xml:space="preserve">Add icons to admin settings &gt; config navigation tiles</w:t>
+              <w:t xml:space="preserve">Add new option to … in customer account &gt; bookings page:</w:t>
             </w:r>
           </w:p>
           <w:p>
@@ -1747,9 +1214,61 @@
               <w:keepLines w:val="1"/>
               <w:numPr>
                 <w:ilvl w:val="1"/>
-                <w:numId w:val="18"/>
+                <w:numId w:val="13"/>
               </w:numPr>
-              <w:spacing w:after="240" w:before="0" w:beforeAutospacing="0" w:lineRule="auto"/>
+              <w:spacing w:after="0" w:afterAutospacing="0" w:before="0" w:beforeAutospacing="0" w:lineRule="auto"/>
+              <w:ind w:left="1440" w:hanging="360"/>
+              <w:rPr>
+                <w:rFonts w:ascii="Times" w:cs="Times" w:eastAsia="Times" w:hAnsi="Times"/>
+                <w:sz w:val="24"/>
+                <w:szCs w:val="24"/>
+              </w:rPr>
+            </w:pPr>
+            <w:r>
+              <w:rPr>
+                <w:rFonts w:ascii="Times" w:cs="Times" w:eastAsia="Times" w:hAnsi="Times"/>
+                <w:sz w:val="24"/>
+                <w:szCs w:val="24"/>
+                <w:rtl w:val="0"/>
+              </w:rPr>
+              <w:t xml:space="preserve">Add View Details option</w:t>
+            </w:r>
+          </w:p>
+          <w:p>
+            <w:pPr>
+              <w:keepNext w:val="1"/>
+              <w:keepLines w:val="1"/>
+              <w:numPr>
+                <w:ilvl w:val="1"/>
+                <w:numId w:val="13"/>
+              </w:numPr>
+              <w:spacing w:after="0" w:afterAutospacing="0" w:before="0" w:beforeAutospacing="0" w:lineRule="auto"/>
+              <w:ind w:left="1440" w:hanging="360"/>
+              <w:rPr>
+                <w:rFonts w:ascii="Times" w:cs="Times" w:eastAsia="Times" w:hAnsi="Times"/>
+                <w:sz w:val="24"/>
+                <w:szCs w:val="24"/>
+              </w:rPr>
+            </w:pPr>
+            <w:r>
+              <w:rPr>
+                <w:rFonts w:ascii="Times" w:cs="Times" w:eastAsia="Times" w:hAnsi="Times"/>
+                <w:sz w:val="24"/>
+                <w:szCs w:val="24"/>
+                <w:rtl w:val="0"/>
+              </w:rPr>
+              <w:t xml:space="preserve">Should be able to see all details (e.g. branch, pet, date time, assigned staff/cage, price, payments, etc.)</w:t>
+            </w:r>
+          </w:p>
+          <w:p>
+            <w:pPr>
+              <w:keepNext w:val="1"/>
+              <w:keepLines w:val="1"/>
+              <w:numPr>
+                <w:ilvl w:val="1"/>
+                <w:numId w:val="13"/>
+              </w:numPr>
+              <w:spacing w:after="0" w:afterAutospacing="0" w:before="0" w:beforeAutospacing="0" w:lineRule="auto"/>
               <w:ind w:left="1440" w:hanging="360"/>
               <w:rPr>
                 <w:rFonts w:ascii="Times" w:cs="Times" w:eastAsia="Times" w:hAnsi="Times"/>
@@ -1765,18 +1284,18 @@
               </w:rPr>
               <w:drawing>
                 <wp:inline distB="114300" distT="114300" distL="114300" distR="114300">
-                  <wp:extent cx="3355311" cy="2120187"/>
+                  <wp:extent cx="3805238" cy="1344437"/>
                   <wp:effectExtent b="0" l="0" r="0" t="0"/>
-                  <wp:docPr id="12" name="image13.png"/>
+                  <wp:docPr id="3" name="image1.png"/>
                   <a:graphic>
                     <a:graphicData uri="http://schemas.openxmlformats.org/drawingml/2006/picture">
                       <pic:pic>
                         <pic:nvPicPr>
-                          <pic:cNvPr id="0" name="image13.png"/>
+                          <pic:cNvPr id="0" name="image1.png"/>
                           <pic:cNvPicPr preferRelativeResize="0"/>
                         </pic:nvPicPr>
                         <pic:blipFill>
-                          <a:blip r:embed="rId7"/>
+                          <a:blip r:embed="rId8"/>
                           <a:srcRect b="0" l="0" r="0" t="0"/>
                           <a:stretch>
                             <a:fillRect/>
@@ -1785,7 +1304,7 @@
                         <pic:spPr>
                           <a:xfrm>
                             <a:off x="0" y="0"/>
-                            <a:ext cx="3355311" cy="2120187"/>
+                            <a:ext cx="3805238" cy="1344437"/>
                           </a:xfrm>
                           <a:prstGeom prst="rect"/>
                           <a:ln/>
@@ -1802,6 +1321,32 @@
               </w:rPr>
             </w:r>
           </w:p>
+          <w:p>
+            <w:pPr>
+              <w:keepNext w:val="1"/>
+              <w:keepLines w:val="1"/>
+              <w:numPr>
+                <w:ilvl w:val="1"/>
+                <w:numId w:val="13"/>
+              </w:numPr>
+              <w:spacing w:after="240" w:before="0" w:beforeAutospacing="0" w:lineRule="auto"/>
+              <w:ind w:left="1440" w:hanging="360"/>
+              <w:rPr>
+                <w:rFonts w:ascii="Times" w:cs="Times" w:eastAsia="Times" w:hAnsi="Times"/>
+                <w:sz w:val="24"/>
+                <w:szCs w:val="24"/>
+              </w:rPr>
+            </w:pPr>
+            <w:r>
+              <w:rPr>
+                <w:rFonts w:ascii="Times" w:cs="Times" w:eastAsia="Times" w:hAnsi="Times"/>
+                <w:sz w:val="24"/>
+                <w:szCs w:val="24"/>
+                <w:rtl w:val="0"/>
+              </w:rPr>
+              <w:t xml:space="preserve">Currently only cancel is available (and reschedule if booking hasn’t been confirmed)</w:t>
+            </w:r>
+          </w:p>
         </w:tc>
         <w:tc>
           <w:tcPr/>
@@ -1819,7 +1364,7 @@
             <w:sdt>
               <w:sdtPr>
                 <w:alias w:val="Assignee"/>
-                <w:id w:val="1057655494"/>
+                <w:id w:val="90443376"/>
                 <w:dropDownList w:lastValue="Matthew">
                   <w:listItem w:displayText="None" w:value="None"/>
                   <w:listItem w:displayText="Alarie" w:value="Alarie"/>
@@ -1848,562 +1393,6 @@
           </w:p>
         </w:tc>
       </w:tr>
-      <w:tr>
-        <w:trPr>
-          <w:cantSplit w:val="0"/>
-          <w:trHeight w:val="543" w:hRule="atLeast"/>
-          <w:tblHeader w:val="0"/>
-        </w:trPr>
-        <w:tc>
-          <w:tcPr/>
-          <w:p>
-            <w:pPr>
-              <w:keepNext w:val="1"/>
-              <w:keepLines w:val="1"/>
-              <w:spacing w:line="240" w:lineRule="auto"/>
-              <w:rPr>
-                <w:rFonts w:ascii="Times" w:cs="Times" w:eastAsia="Times" w:hAnsi="Times"/>
-                <w:sz w:val="24"/>
-                <w:szCs w:val="24"/>
-              </w:rPr>
-            </w:pPr>
-            <w:sdt>
-              <w:sdtPr>
-                <w:alias w:val="Project status"/>
-                <w:id w:val="841697431"/>
-                <w:dropDownList w:lastValue="Merged">
-                  <w:listItem w:displayText="Not Started" w:value="Not Started"/>
-                  <w:listItem w:displayText="Blocked" w:value="Blocked"/>
-                  <w:listItem w:displayText="In Progress" w:value="In Progress"/>
-                  <w:listItem w:displayText="Completed" w:value="Completed"/>
-                  <w:listItem w:displayText="Reviewing" w:value="Reviewing"/>
-                  <w:listItem w:displayText="Merged" w:value="Merged"/>
-                </w:dropDownList>
-              </w:sdtPr>
-              <w:sdtContent>
-                <w:r>
-                  <w:rPr>
-                    <w:rFonts w:ascii="Times" w:cs="Times" w:eastAsia="Times" w:hAnsi="Times"/>
-                    <w:color w:val="5a3286"/>
-                    <w:sz w:val="24"/>
-                    <w:szCs w:val="24"/>
-                    <w:shd w:fill="e6cff2" w:val="clear"/>
-                  </w:rPr>
-                  <w:t xml:space="preserve">Merged</w:t>
-                </w:r>
-              </w:sdtContent>
-            </w:sdt>
-            <w:r>
-              <w:rPr>
-                <w:rtl w:val="0"/>
-              </w:rPr>
-            </w:r>
-          </w:p>
-        </w:tc>
-        <w:tc>
-          <w:tcPr/>
-          <w:p>
-            <w:pPr>
-              <w:keepNext w:val="1"/>
-              <w:keepLines w:val="1"/>
-              <w:numPr>
-                <w:ilvl w:val="0"/>
-                <w:numId w:val="29"/>
-              </w:numPr>
-              <w:spacing w:after="0" w:afterAutospacing="0" w:before="240" w:lineRule="auto"/>
-              <w:ind w:left="720" w:hanging="360"/>
-              <w:rPr>
-                <w:rFonts w:ascii="Times" w:cs="Times" w:eastAsia="Times" w:hAnsi="Times"/>
-                <w:sz w:val="24"/>
-                <w:szCs w:val="24"/>
-              </w:rPr>
-            </w:pPr>
-            <w:r>
-              <w:rPr>
-                <w:rFonts w:ascii="Times" w:cs="Times" w:eastAsia="Times" w:hAnsi="Times"/>
-                <w:sz w:val="24"/>
-                <w:szCs w:val="24"/>
-                <w:rtl w:val="0"/>
-              </w:rPr>
-              <w:t xml:space="preserve">Make settings modal fullscreen</w:t>
-            </w:r>
-          </w:p>
-          <w:p>
-            <w:pPr>
-              <w:keepNext w:val="1"/>
-              <w:keepLines w:val="1"/>
-              <w:numPr>
-                <w:ilvl w:val="1"/>
-                <w:numId w:val="29"/>
-              </w:numPr>
-              <w:spacing w:after="0" w:afterAutospacing="0" w:before="0" w:beforeAutospacing="0" w:lineRule="auto"/>
-              <w:ind w:left="1440" w:hanging="360"/>
-              <w:rPr>
-                <w:rFonts w:ascii="Times" w:cs="Times" w:eastAsia="Times" w:hAnsi="Times"/>
-                <w:sz w:val="24"/>
-                <w:szCs w:val="24"/>
-              </w:rPr>
-            </w:pPr>
-            <w:r>
-              <w:rPr>
-                <w:rFonts w:ascii="Times" w:cs="Times" w:eastAsia="Times" w:hAnsi="Times"/>
-                <w:sz w:val="24"/>
-                <w:szCs w:val="24"/>
-                <w:rtl w:val="0"/>
-              </w:rPr>
-              <w:t xml:space="preserve">Settings sidebar should be a second sidebar</w:t>
-            </w:r>
-          </w:p>
-          <w:p>
-            <w:pPr>
-              <w:keepNext w:val="1"/>
-              <w:keepLines w:val="1"/>
-              <w:numPr>
-                <w:ilvl w:val="1"/>
-                <w:numId w:val="29"/>
-              </w:numPr>
-              <w:spacing w:after="240" w:before="0" w:beforeAutospacing="0" w:lineRule="auto"/>
-              <w:ind w:left="1440" w:hanging="360"/>
-              <w:rPr>
-                <w:rFonts w:ascii="Times" w:cs="Times" w:eastAsia="Times" w:hAnsi="Times"/>
-                <w:sz w:val="24"/>
-                <w:szCs w:val="24"/>
-              </w:rPr>
-            </w:pPr>
-            <w:r>
-              <w:rPr>
-                <w:rFonts w:ascii="Times" w:cs="Times" w:eastAsia="Times" w:hAnsi="Times"/>
-                <w:sz w:val="24"/>
-                <w:szCs w:val="24"/>
-                <w:rtl w:val="0"/>
-              </w:rPr>
-              <w:t xml:space="preserve">Auto collapses the dashboard sidebar when settings opened</w:t>
-            </w:r>
-          </w:p>
-        </w:tc>
-        <w:tc>
-          <w:tcPr/>
-          <w:p>
-            <w:pPr>
-              <w:keepNext w:val="1"/>
-              <w:keepLines w:val="1"/>
-              <w:spacing w:line="240" w:lineRule="auto"/>
-              <w:rPr>
-                <w:rFonts w:ascii="Times" w:cs="Times" w:eastAsia="Times" w:hAnsi="Times"/>
-                <w:sz w:val="24"/>
-                <w:szCs w:val="24"/>
-              </w:rPr>
-            </w:pPr>
-            <w:sdt>
-              <w:sdtPr>
-                <w:alias w:val="Assignee"/>
-                <w:id w:val="1506405587"/>
-                <w:dropDownList w:lastValue="Matthew">
-                  <w:listItem w:displayText="None" w:value="None"/>
-                  <w:listItem w:displayText="Alarie" w:value="Alarie"/>
-                  <w:listItem w:displayText="James" w:value="James"/>
-                  <w:listItem w:displayText="Matthew" w:value="Matthew"/>
-                </w:dropDownList>
-              </w:sdtPr>
-              <w:sdtContent>
-                <w:r>
-                  <w:rPr>
-                    <w:rFonts w:ascii="Times" w:cs="Times" w:eastAsia="Times" w:hAnsi="Times"/>
-                    <w:color w:val="11734b"/>
-                    <w:sz w:val="24"/>
-                    <w:szCs w:val="24"/>
-                    <w:shd w:fill="d4edbc" w:val="clear"/>
-                  </w:rPr>
-                  <w:t xml:space="preserve">Matthew</w:t>
-                </w:r>
-              </w:sdtContent>
-            </w:sdt>
-            <w:r>
-              <w:rPr>
-                <w:rtl w:val="0"/>
-              </w:rPr>
-            </w:r>
-          </w:p>
-        </w:tc>
-      </w:tr>
-      <w:tr>
-        <w:trPr>
-          <w:cantSplit w:val="0"/>
-          <w:trHeight w:val="543" w:hRule="atLeast"/>
-          <w:tblHeader w:val="0"/>
-        </w:trPr>
-        <w:tc>
-          <w:tcPr/>
-          <w:p>
-            <w:pPr>
-              <w:keepNext w:val="1"/>
-              <w:keepLines w:val="1"/>
-              <w:spacing w:line="240" w:lineRule="auto"/>
-              <w:rPr>
-                <w:rFonts w:ascii="Times" w:cs="Times" w:eastAsia="Times" w:hAnsi="Times"/>
-                <w:sz w:val="24"/>
-                <w:szCs w:val="24"/>
-              </w:rPr>
-            </w:pPr>
-            <w:sdt>
-              <w:sdtPr>
-                <w:alias w:val="Project status"/>
-                <w:id w:val="-1613632586"/>
-                <w:dropDownList w:lastValue="Merged">
-                  <w:listItem w:displayText="Not Started" w:value="Not Started"/>
-                  <w:listItem w:displayText="Blocked" w:value="Blocked"/>
-                  <w:listItem w:displayText="In Progress" w:value="In Progress"/>
-                  <w:listItem w:displayText="Completed" w:value="Completed"/>
-                  <w:listItem w:displayText="Reviewing" w:value="Reviewing"/>
-                  <w:listItem w:displayText="Merged" w:value="Merged"/>
-                </w:dropDownList>
-              </w:sdtPr>
-              <w:sdtContent>
-                <w:r>
-                  <w:rPr>
-                    <w:rFonts w:ascii="Times" w:cs="Times" w:eastAsia="Times" w:hAnsi="Times"/>
-                    <w:color w:val="5a3286"/>
-                    <w:sz w:val="24"/>
-                    <w:szCs w:val="24"/>
-                    <w:shd w:fill="e6cff2" w:val="clear"/>
-                  </w:rPr>
-                  <w:t xml:space="preserve">Merged</w:t>
-                </w:r>
-              </w:sdtContent>
-            </w:sdt>
-            <w:r>
-              <w:rPr>
-                <w:rtl w:val="0"/>
-              </w:rPr>
-            </w:r>
-          </w:p>
-        </w:tc>
-        <w:tc>
-          <w:tcPr/>
-          <w:p>
-            <w:pPr>
-              <w:keepNext w:val="1"/>
-              <w:keepLines w:val="1"/>
-              <w:numPr>
-                <w:ilvl w:val="0"/>
-                <w:numId w:val="43"/>
-              </w:numPr>
-              <w:spacing w:after="0" w:afterAutospacing="0" w:line="240" w:lineRule="auto"/>
-              <w:ind w:left="720" w:hanging="360"/>
-              <w:rPr>
-                <w:rFonts w:ascii="Times" w:cs="Times" w:eastAsia="Times" w:hAnsi="Times"/>
-                <w:sz w:val="24"/>
-                <w:szCs w:val="24"/>
-              </w:rPr>
-            </w:pPr>
-            <w:r>
-              <w:rPr>
-                <w:rFonts w:ascii="Times" w:cs="Times" w:eastAsia="Times" w:hAnsi="Times"/>
-                <w:sz w:val="24"/>
-                <w:szCs w:val="24"/>
-                <w:rtl w:val="0"/>
-              </w:rPr>
-              <w:t xml:space="preserve">When creating new service type &gt; staff picker, it doesn’t specify what staff roles are available to choose from</w:t>
-            </w:r>
-          </w:p>
-          <w:p>
-            <w:pPr>
-              <w:keepNext w:val="1"/>
-              <w:keepLines w:val="1"/>
-              <w:numPr>
-                <w:ilvl w:val="1"/>
-                <w:numId w:val="43"/>
-              </w:numPr>
-              <w:spacing w:after="0" w:afterAutospacing="0" w:line="240" w:lineRule="auto"/>
-              <w:ind w:left="1440" w:hanging="360"/>
-              <w:rPr>
-                <w:rFonts w:ascii="Times" w:cs="Times" w:eastAsia="Times" w:hAnsi="Times"/>
-                <w:sz w:val="24"/>
-                <w:szCs w:val="24"/>
-              </w:rPr>
-            </w:pPr>
-            <w:r>
-              <w:rPr>
-                <w:rFonts w:ascii="Times" w:cs="Times" w:eastAsia="Times" w:hAnsi="Times"/>
-                <w:sz w:val="24"/>
-                <w:szCs w:val="24"/>
-                <w:rtl w:val="0"/>
-              </w:rPr>
-              <w:t xml:space="preserve">Extend it by adding options to choose staff roles (multi-select)</w:t>
-            </w:r>
-          </w:p>
-          <w:p>
-            <w:pPr>
-              <w:keepNext w:val="1"/>
-              <w:keepLines w:val="1"/>
-              <w:numPr>
-                <w:ilvl w:val="1"/>
-                <w:numId w:val="43"/>
-              </w:numPr>
-              <w:spacing w:after="0" w:afterAutospacing="0" w:line="240" w:lineRule="auto"/>
-              <w:ind w:left="1440" w:hanging="360"/>
-              <w:rPr>
-                <w:rFonts w:ascii="Times" w:cs="Times" w:eastAsia="Times" w:hAnsi="Times"/>
-                <w:sz w:val="24"/>
-                <w:szCs w:val="24"/>
-              </w:rPr>
-            </w:pPr>
-            <w:r>
-              <w:rPr>
-                <w:rFonts w:ascii="Times" w:cs="Times" w:eastAsia="Times" w:hAnsi="Times"/>
-                <w:sz w:val="24"/>
-                <w:szCs w:val="24"/>
-                <w:rtl w:val="0"/>
-              </w:rPr>
-              <w:t xml:space="preserve">Since grooming services &gt; groomer, vet services &gt; vets, etc.</w:t>
-            </w:r>
-          </w:p>
-          <w:p>
-            <w:pPr>
-              <w:keepNext w:val="1"/>
-              <w:keepLines w:val="1"/>
-              <w:numPr>
-                <w:ilvl w:val="1"/>
-                <w:numId w:val="43"/>
-              </w:numPr>
-              <w:spacing w:after="0" w:afterAutospacing="0" w:line="240" w:lineRule="auto"/>
-              <w:ind w:left="1440" w:hanging="360"/>
-              <w:rPr>
-                <w:rFonts w:ascii="Times" w:cs="Times" w:eastAsia="Times" w:hAnsi="Times"/>
-                <w:sz w:val="24"/>
-                <w:szCs w:val="24"/>
-              </w:rPr>
-            </w:pPr>
-            <w:r>
-              <w:rPr>
-                <w:rFonts w:ascii="Times" w:cs="Times" w:eastAsia="Times" w:hAnsi="Times"/>
-                <w:sz w:val="24"/>
-                <w:szCs w:val="24"/>
-                <w:rtl w:val="0"/>
-              </w:rPr>
-              <w:t xml:space="preserve">Do the same for existing service types and update seed scripts</w:t>
-            </w:r>
-          </w:p>
-          <w:p>
-            <w:pPr>
-              <w:keepNext w:val="1"/>
-              <w:keepLines w:val="1"/>
-              <w:numPr>
-                <w:ilvl w:val="1"/>
-                <w:numId w:val="43"/>
-              </w:numPr>
-              <w:spacing w:after="0" w:afterAutospacing="0" w:line="240" w:lineRule="auto"/>
-              <w:ind w:left="1440" w:hanging="360"/>
-              <w:rPr>
-                <w:rFonts w:ascii="Times" w:cs="Times" w:eastAsia="Times" w:hAnsi="Times"/>
-                <w:sz w:val="24"/>
-                <w:szCs w:val="24"/>
-              </w:rPr>
-            </w:pPr>
-            <w:r>
-              <w:rPr>
-                <w:rFonts w:ascii="Times" w:cs="Times" w:eastAsia="Times" w:hAnsi="Times"/>
-                <w:sz w:val="24"/>
-                <w:szCs w:val="24"/>
-                <w:rtl w:val="0"/>
-              </w:rPr>
-              <w:t xml:space="preserve">Also remove the key field, this should be randomly generated anyway, only leave out name</w:t>
-            </w:r>
-          </w:p>
-          <w:p>
-            <w:pPr>
-              <w:keepNext w:val="1"/>
-              <w:keepLines w:val="1"/>
-              <w:numPr>
-                <w:ilvl w:val="1"/>
-                <w:numId w:val="43"/>
-              </w:numPr>
-              <w:spacing w:after="0" w:afterAutospacing="0" w:line="240" w:lineRule="auto"/>
-              <w:ind w:left="1440" w:hanging="360"/>
-              <w:rPr>
-                <w:rFonts w:ascii="Times" w:cs="Times" w:eastAsia="Times" w:hAnsi="Times"/>
-                <w:sz w:val="24"/>
-                <w:szCs w:val="24"/>
-              </w:rPr>
-            </w:pPr>
-            <w:r>
-              <w:rPr>
-                <w:rFonts w:ascii="Times" w:cs="Times" w:eastAsia="Times" w:hAnsi="Times"/>
-                <w:sz w:val="24"/>
-                <w:szCs w:val="24"/>
-              </w:rPr>
-              <w:drawing>
-                <wp:inline distB="114300" distT="114300" distL="114300" distR="114300">
-                  <wp:extent cx="2676582" cy="1445703"/>
-                  <wp:effectExtent b="0" l="0" r="0" t="0"/>
-                  <wp:docPr id="14" name="image9.png"/>
-                  <a:graphic>
-                    <a:graphicData uri="http://schemas.openxmlformats.org/drawingml/2006/picture">
-                      <pic:pic>
-                        <pic:nvPicPr>
-                          <pic:cNvPr id="0" name="image9.png"/>
-                          <pic:cNvPicPr preferRelativeResize="0"/>
-                        </pic:nvPicPr>
-                        <pic:blipFill>
-                          <a:blip r:embed="rId8"/>
-                          <a:srcRect b="0" l="0" r="0" t="0"/>
-                          <a:stretch>
-                            <a:fillRect/>
-                          </a:stretch>
-                        </pic:blipFill>
-                        <pic:spPr>
-                          <a:xfrm>
-                            <a:off x="0" y="0"/>
-                            <a:ext cx="2676582" cy="1445703"/>
-                          </a:xfrm>
-                          <a:prstGeom prst="rect"/>
-                          <a:ln/>
-                        </pic:spPr>
-                      </pic:pic>
-                    </a:graphicData>
-                  </a:graphic>
-                </wp:inline>
-              </w:drawing>
-            </w:r>
-            <w:r>
-              <w:rPr>
-                <w:rtl w:val="0"/>
-              </w:rPr>
-            </w:r>
-          </w:p>
-          <w:p>
-            <w:pPr>
-              <w:keepNext w:val="1"/>
-              <w:keepLines w:val="1"/>
-              <w:numPr>
-                <w:ilvl w:val="1"/>
-                <w:numId w:val="43"/>
-              </w:numPr>
-              <w:spacing w:after="0" w:afterAutospacing="0" w:line="240" w:lineRule="auto"/>
-              <w:ind w:left="1440" w:hanging="360"/>
-              <w:rPr>
-                <w:rFonts w:ascii="Times" w:cs="Times" w:eastAsia="Times" w:hAnsi="Times"/>
-                <w:sz w:val="24"/>
-                <w:szCs w:val="24"/>
-              </w:rPr>
-            </w:pPr>
-            <w:r>
-              <w:rPr>
-                <w:rFonts w:ascii="Times" w:cs="Times" w:eastAsia="Times" w:hAnsi="Times"/>
-                <w:sz w:val="24"/>
-                <w:szCs w:val="24"/>
-                <w:rtl w:val="0"/>
-              </w:rPr>
-              <w:t xml:space="preserve">Just drop key field, it seems redundant, I don’t like it showing in the list either</w:t>
-            </w:r>
-          </w:p>
-          <w:p>
-            <w:pPr>
-              <w:keepNext w:val="1"/>
-              <w:keepLines w:val="1"/>
-              <w:numPr>
-                <w:ilvl w:val="1"/>
-                <w:numId w:val="43"/>
-              </w:numPr>
-              <w:spacing w:after="60" w:line="240" w:lineRule="auto"/>
-              <w:ind w:left="1440" w:hanging="360"/>
-              <w:rPr>
-                <w:rFonts w:ascii="Times" w:cs="Times" w:eastAsia="Times" w:hAnsi="Times"/>
-                <w:sz w:val="24"/>
-                <w:szCs w:val="24"/>
-              </w:rPr>
-            </w:pPr>
-            <w:r>
-              <w:rPr>
-                <w:rFonts w:ascii="Times" w:cs="Times" w:eastAsia="Times" w:hAnsi="Times"/>
-                <w:sz w:val="24"/>
-                <w:szCs w:val="24"/>
-              </w:rPr>
-              <w:drawing>
-                <wp:inline distB="114300" distT="114300" distL="114300" distR="114300">
-                  <wp:extent cx="3228375" cy="2408571"/>
-                  <wp:effectExtent b="0" l="0" r="0" t="0"/>
-                  <wp:docPr id="15" name="image5.png"/>
-                  <a:graphic>
-                    <a:graphicData uri="http://schemas.openxmlformats.org/drawingml/2006/picture">
-                      <pic:pic>
-                        <pic:nvPicPr>
-                          <pic:cNvPr id="0" name="image5.png"/>
-                          <pic:cNvPicPr preferRelativeResize="0"/>
-                        </pic:nvPicPr>
-                        <pic:blipFill>
-                          <a:blip r:embed="rId9"/>
-                          <a:srcRect b="0" l="0" r="0" t="0"/>
-                          <a:stretch>
-                            <a:fillRect/>
-                          </a:stretch>
-                        </pic:blipFill>
-                        <pic:spPr>
-                          <a:xfrm>
-                            <a:off x="0" y="0"/>
-                            <a:ext cx="3228375" cy="2408571"/>
-                          </a:xfrm>
-                          <a:prstGeom prst="rect"/>
-                          <a:ln/>
-                        </pic:spPr>
-                      </pic:pic>
-                    </a:graphicData>
-                  </a:graphic>
-                </wp:inline>
-              </w:drawing>
-            </w:r>
-            <w:r>
-              <w:rPr>
-                <w:rtl w:val="0"/>
-              </w:rPr>
-            </w:r>
-          </w:p>
-        </w:tc>
-        <w:tc>
-          <w:tcPr/>
-          <w:p>
-            <w:pPr>
-              <w:keepNext w:val="1"/>
-              <w:keepLines w:val="1"/>
-              <w:spacing w:line="240" w:lineRule="auto"/>
-              <w:rPr>
-                <w:rFonts w:ascii="Times" w:cs="Times" w:eastAsia="Times" w:hAnsi="Times"/>
-                <w:sz w:val="24"/>
-                <w:szCs w:val="24"/>
-              </w:rPr>
-            </w:pPr>
-            <w:sdt>
-              <w:sdtPr>
-                <w:alias w:val="Assignee"/>
-                <w:id w:val="1733586133"/>
-                <w:dropDownList w:lastValue="Matthew">
-                  <w:listItem w:displayText="None" w:value="None"/>
-                  <w:listItem w:displayText="Alarie" w:value="Alarie"/>
-                  <w:listItem w:displayText="James" w:value="James"/>
-                  <w:listItem w:displayText="Matthew" w:value="Matthew"/>
-                </w:dropDownList>
-              </w:sdtPr>
-              <w:sdtContent>
-                <w:r>
-                  <w:rPr>
-                    <w:rFonts w:ascii="Times" w:cs="Times" w:eastAsia="Times" w:hAnsi="Times"/>
-                    <w:color w:val="11734b"/>
-                    <w:sz w:val="24"/>
-                    <w:szCs w:val="24"/>
-                    <w:shd w:fill="d4edbc" w:val="clear"/>
-                  </w:rPr>
-                  <w:t xml:space="preserve">Matthew</w:t>
-                </w:r>
-              </w:sdtContent>
-            </w:sdt>
-            <w:r>
-              <w:rPr>
-                <w:rtl w:val="0"/>
-              </w:rPr>
-            </w:r>
-          </w:p>
-        </w:tc>
-      </w:tr>
     </w:tbl>
     <w:p>
       <w:pPr>
@@ -2458,7 +1447,7 @@
           <w:pgNumType w:start="1"/>
         </w:sectPr>
       </w:pPr>
-      <w:bookmarkStart w:colFirst="0" w:colLast="0" w:name="_8a1953a79066" w:id="2"/>
+      <w:bookmarkStart w:colFirst="0" w:colLast="0" w:name="_1qvu9y2yhbg9" w:id="2"/>
       <w:bookmarkEnd w:id="2"/>
       <w:r>
         <w:rPr>
@@ -2487,19 +1476,29 @@
     </w:p>
     <w:p>
       <w:pPr>
-        <w:keepNext w:val="1"/>
-        <w:keepLines w:val="1"/>
+        <w:pStyle w:val="Title"/>
         <w:spacing w:line="240" w:lineRule="auto"/>
+        <w:jc w:val="center"/>
         <w:rPr>
           <w:rFonts w:ascii="Times" w:cs="Times" w:eastAsia="Times" w:hAnsi="Times"/>
-          <w:sz w:val="24"/>
-          <w:szCs w:val="24"/>
-        </w:rPr>
-      </w:pPr>
-      <w:r>
-        <w:rPr>
-          <w:rtl w:val="0"/>
-        </w:rPr>
+          <w:b w:val="1"/>
+          <w:bCs w:val="1"/>
+          <w:sz w:val="40"/>
+          <w:szCs w:val="40"/>
+        </w:rPr>
+      </w:pPr>
+      <w:bookmarkStart w:colFirst="0" w:colLast="0" w:name="_sexzuch9l7v5" w:id="3"/>
+      <w:bookmarkEnd w:id="3"/>
+      <w:r>
+        <w:rPr>
+          <w:rFonts w:ascii="Times" w:cs="Times" w:eastAsia="Times" w:hAnsi="Times"/>
+          <w:b w:val="1"/>
+          <w:bCs w:val="1"/>
+          <w:sz w:val="40"/>
+          <w:szCs w:val="40"/>
+          <w:rtl w:val="0"/>
+        </w:rPr>
+        <w:t xml:space="preserve">Features Merged to Main Branch</w:t>
       </w:r>
     </w:p>
     <w:tbl>
@@ -2615,9 +1614,9 @@
               <w:keepLines w:val="1"/>
               <w:numPr>
                 <w:ilvl w:val="0"/>
-                <w:numId w:val="21"/>
+                <w:numId w:val="52"/>
               </w:numPr>
-              <w:spacing w:after="0" w:afterAutospacing="0" w:before="240" w:line="240" w:lineRule="auto"/>
+              <w:spacing w:after="0" w:afterAutospacing="0" w:before="240" w:lineRule="auto"/>
               <w:ind w:left="720" w:hanging="360"/>
               <w:rPr>
                 <w:rFonts w:ascii="Times" w:cs="Times" w:eastAsia="Times" w:hAnsi="Times"/>
@@ -2632,7 +1631,293 @@
                 <w:szCs w:val="24"/>
                 <w:rtl w:val="0"/>
               </w:rPr>
-              <w:t xml:space="preserve">Add something like requests/ or sessions/ somewhere in vault repo &gt; Projects</w:t>
+              <w:t xml:space="preserve">When making new booking &gt; service type step:</w:t>
+            </w:r>
+          </w:p>
+          <w:p>
+            <w:pPr>
+              <w:keepNext w:val="1"/>
+              <w:keepLines w:val="1"/>
+              <w:numPr>
+                <w:ilvl w:val="1"/>
+                <w:numId w:val="52"/>
+              </w:numPr>
+              <w:spacing w:after="0" w:afterAutospacing="0" w:before="0" w:beforeAutospacing="0" w:lineRule="auto"/>
+              <w:ind w:left="1440" w:hanging="360"/>
+              <w:rPr>
+                <w:rFonts w:ascii="Times" w:cs="Times" w:eastAsia="Times" w:hAnsi="Times"/>
+                <w:sz w:val="24"/>
+                <w:szCs w:val="24"/>
+              </w:rPr>
+            </w:pPr>
+            <w:r>
+              <w:rPr>
+                <w:rFonts w:ascii="Times" w:cs="Times" w:eastAsia="Times" w:hAnsi="Times"/>
+                <w:sz w:val="24"/>
+                <w:szCs w:val="24"/>
+                <w:rtl w:val="0"/>
+              </w:rPr>
+              <w:t xml:space="preserve">Allow selection of multiple service types</w:t>
+            </w:r>
+          </w:p>
+          <w:p>
+            <w:pPr>
+              <w:keepNext w:val="1"/>
+              <w:keepLines w:val="1"/>
+              <w:numPr>
+                <w:ilvl w:val="1"/>
+                <w:numId w:val="52"/>
+              </w:numPr>
+              <w:spacing w:after="0" w:afterAutospacing="0" w:before="0" w:beforeAutospacing="0" w:lineRule="auto"/>
+              <w:ind w:left="1440" w:hanging="360"/>
+              <w:rPr>
+                <w:rFonts w:ascii="Times" w:cs="Times" w:eastAsia="Times" w:hAnsi="Times"/>
+                <w:sz w:val="24"/>
+                <w:szCs w:val="24"/>
+              </w:rPr>
+            </w:pPr>
+            <w:r>
+              <w:rPr>
+                <w:rFonts w:ascii="Times" w:cs="Times" w:eastAsia="Times" w:hAnsi="Times"/>
+                <w:sz w:val="24"/>
+                <w:szCs w:val="24"/>
+                <w:rtl w:val="0"/>
+              </w:rPr>
+              <w:t xml:space="preserve">This opens up multiple subbookings (each with their own services/packages, date/time, staff/cage)</w:t>
+            </w:r>
+          </w:p>
+          <w:p>
+            <w:pPr>
+              <w:keepNext w:val="1"/>
+              <w:keepLines w:val="1"/>
+              <w:numPr>
+                <w:ilvl w:val="1"/>
+                <w:numId w:val="52"/>
+              </w:numPr>
+              <w:spacing w:after="0" w:afterAutospacing="0" w:before="0" w:beforeAutospacing="0" w:lineRule="auto"/>
+              <w:ind w:left="1440" w:hanging="360"/>
+              <w:rPr>
+                <w:rFonts w:ascii="Times" w:cs="Times" w:eastAsia="Times" w:hAnsi="Times"/>
+                <w:sz w:val="24"/>
+                <w:szCs w:val="24"/>
+              </w:rPr>
+            </w:pPr>
+            <w:r>
+              <w:rPr>
+                <w:rFonts w:ascii="Times" w:cs="Times" w:eastAsia="Times" w:hAnsi="Times"/>
+                <w:sz w:val="24"/>
+                <w:szCs w:val="24"/>
+                <w:rtl w:val="0"/>
+              </w:rPr>
+              <w:t xml:space="preserve">But they will all share the same price</w:t>
+            </w:r>
+          </w:p>
+          <w:p>
+            <w:pPr>
+              <w:keepNext w:val="1"/>
+              <w:keepLines w:val="1"/>
+              <w:numPr>
+                <w:ilvl w:val="1"/>
+                <w:numId w:val="52"/>
+              </w:numPr>
+              <w:spacing w:after="0" w:afterAutospacing="0" w:before="0" w:beforeAutospacing="0" w:lineRule="auto"/>
+              <w:ind w:left="1440" w:hanging="360"/>
+              <w:rPr>
+                <w:rFonts w:ascii="Times" w:cs="Times" w:eastAsia="Times" w:hAnsi="Times"/>
+                <w:sz w:val="24"/>
+                <w:szCs w:val="24"/>
+              </w:rPr>
+            </w:pPr>
+            <w:r>
+              <w:rPr>
+                <w:rFonts w:ascii="Times" w:cs="Times" w:eastAsia="Times" w:hAnsi="Times"/>
+                <w:sz w:val="24"/>
+                <w:szCs w:val="24"/>
+                <w:rtl w:val="0"/>
+              </w:rPr>
+              <w:t xml:space="preserve">Update the booking process status bar thing (step 1, step 2, step 3…) to include a booking status (¼ bookings; depending on how many service types are selected)</w:t>
+            </w:r>
+          </w:p>
+          <w:p>
+            <w:pPr>
+              <w:keepNext w:val="1"/>
+              <w:keepLines w:val="1"/>
+              <w:numPr>
+                <w:ilvl w:val="1"/>
+                <w:numId w:val="52"/>
+              </w:numPr>
+              <w:spacing w:after="0" w:afterAutospacing="0" w:before="0" w:beforeAutospacing="0" w:lineRule="auto"/>
+              <w:ind w:left="1440" w:hanging="360"/>
+              <w:rPr>
+                <w:rFonts w:ascii="Times" w:cs="Times" w:eastAsia="Times" w:hAnsi="Times"/>
+                <w:sz w:val="24"/>
+                <w:szCs w:val="24"/>
+              </w:rPr>
+            </w:pPr>
+            <w:r>
+              <w:rPr>
+                <w:rFonts w:ascii="Times" w:cs="Times" w:eastAsia="Times" w:hAnsi="Times"/>
+                <w:sz w:val="24"/>
+                <w:szCs w:val="24"/>
+                <w:rtl w:val="0"/>
+              </w:rPr>
+              <w:t xml:space="preserve">Introduce some sort of order of priority of subbookings</w:t>
+            </w:r>
+          </w:p>
+          <w:p>
+            <w:pPr>
+              <w:keepNext w:val="1"/>
+              <w:keepLines w:val="1"/>
+              <w:numPr>
+                <w:ilvl w:val="1"/>
+                <w:numId w:val="52"/>
+              </w:numPr>
+              <w:spacing w:after="0" w:afterAutospacing="0" w:before="0" w:beforeAutospacing="0" w:lineRule="auto"/>
+              <w:ind w:left="1440" w:hanging="360"/>
+              <w:rPr>
+                <w:rFonts w:ascii="Times" w:cs="Times" w:eastAsia="Times" w:hAnsi="Times"/>
+                <w:sz w:val="24"/>
+                <w:szCs w:val="24"/>
+              </w:rPr>
+            </w:pPr>
+            <w:r>
+              <w:rPr>
+                <w:rFonts w:ascii="Times" w:cs="Times" w:eastAsia="Times" w:hAnsi="Times"/>
+                <w:sz w:val="24"/>
+                <w:szCs w:val="24"/>
+                <w:rtl w:val="0"/>
+              </w:rPr>
+              <w:t xml:space="preserve">The first subbooking gets to config the start date/time, the other subbookings will just follow its end time (e.g. start date time sep 10 - 8 AM, ends at 10 AM, next booking start time will be readonly 10 AM… next booking star time readonly…), UNLESS it reaches branch operating hours cutoff time (last service ends at 5 PM)</w:t>
+            </w:r>
+          </w:p>
+          <w:p>
+            <w:pPr>
+              <w:keepNext w:val="1"/>
+              <w:keepLines w:val="1"/>
+              <w:numPr>
+                <w:ilvl w:val="2"/>
+                <w:numId w:val="52"/>
+              </w:numPr>
+              <w:spacing w:after="0" w:afterAutospacing="0" w:before="0" w:beforeAutospacing="0" w:lineRule="auto"/>
+              <w:ind w:left="2160" w:hanging="360"/>
+              <w:rPr>
+                <w:rFonts w:ascii="Times" w:cs="Times" w:eastAsia="Times" w:hAnsi="Times"/>
+                <w:sz w:val="24"/>
+                <w:szCs w:val="24"/>
+              </w:rPr>
+            </w:pPr>
+            <w:r>
+              <w:rPr>
+                <w:rFonts w:ascii="Times" w:cs="Times" w:eastAsia="Times" w:hAnsi="Times"/>
+                <w:sz w:val="24"/>
+                <w:szCs w:val="24"/>
+                <w:rtl w:val="0"/>
+              </w:rPr>
+              <w:t xml:space="preserve">Perhaps make it so that the next service gets scheduled for the next day (with additional night stay fees) OR make it so that this follow end time feature is optional</w:t>
+            </w:r>
+          </w:p>
+          <w:p>
+            <w:pPr>
+              <w:keepNext w:val="1"/>
+              <w:keepLines w:val="1"/>
+              <w:numPr>
+                <w:ilvl w:val="2"/>
+                <w:numId w:val="52"/>
+              </w:numPr>
+              <w:spacing w:after="0" w:afterAutospacing="0" w:before="0" w:beforeAutospacing="0" w:lineRule="auto"/>
+              <w:ind w:left="2160" w:hanging="360"/>
+              <w:rPr>
+                <w:rFonts w:ascii="Times" w:cs="Times" w:eastAsia="Times" w:hAnsi="Times"/>
+                <w:sz w:val="24"/>
+                <w:szCs w:val="24"/>
+              </w:rPr>
+            </w:pPr>
+            <w:r>
+              <w:rPr>
+                <w:rFonts w:ascii="Times" w:cs="Times" w:eastAsia="Times" w:hAnsi="Times"/>
+                <w:sz w:val="24"/>
+                <w:szCs w:val="24"/>
+                <w:rtl w:val="0"/>
+              </w:rPr>
+              <w:t xml:space="preserve">When checked off, allow manual setting of start date time instead of following the previous service end time</w:t>
+            </w:r>
+          </w:p>
+          <w:p>
+            <w:pPr>
+              <w:keepNext w:val="1"/>
+              <w:keepLines w:val="1"/>
+              <w:numPr>
+                <w:ilvl w:val="1"/>
+                <w:numId w:val="52"/>
+              </w:numPr>
+              <w:spacing w:after="0" w:afterAutospacing="0" w:before="0" w:beforeAutospacing="0" w:lineRule="auto"/>
+              <w:ind w:left="1440" w:hanging="360"/>
+              <w:rPr>
+                <w:rFonts w:ascii="Times" w:cs="Times" w:eastAsia="Times" w:hAnsi="Times"/>
+                <w:sz w:val="24"/>
+                <w:szCs w:val="24"/>
+              </w:rPr>
+            </w:pPr>
+            <w:r>
+              <w:rPr>
+                <w:rFonts w:ascii="Times" w:cs="Times" w:eastAsia="Times" w:hAnsi="Times"/>
+                <w:sz w:val="24"/>
+                <w:szCs w:val="24"/>
+                <w:rtl w:val="0"/>
+              </w:rPr>
+              <w:t xml:space="preserve">Perhaps make this end time tail feature show a list of all the end times of all filed bookings, then allow selection of ONE only of those list items, which will set the start time of the current service</w:t>
+            </w:r>
+          </w:p>
+          <w:p>
+            <w:pPr>
+              <w:keepNext w:val="1"/>
+              <w:keepLines w:val="1"/>
+              <w:numPr>
+                <w:ilvl w:val="2"/>
+                <w:numId w:val="52"/>
+              </w:numPr>
+              <w:spacing w:after="0" w:afterAutospacing="0" w:before="0" w:beforeAutospacing="0" w:lineRule="auto"/>
+              <w:ind w:left="2160" w:hanging="360"/>
+              <w:rPr>
+                <w:rFonts w:ascii="Times" w:cs="Times" w:eastAsia="Times" w:hAnsi="Times"/>
+                <w:sz w:val="24"/>
+                <w:szCs w:val="24"/>
+              </w:rPr>
+            </w:pPr>
+            <w:r>
+              <w:rPr>
+                <w:rFonts w:ascii="Times" w:cs="Times" w:eastAsia="Times" w:hAnsi="Times"/>
+                <w:sz w:val="24"/>
+                <w:szCs w:val="24"/>
+                <w:rtl w:val="0"/>
+              </w:rPr>
+              <w:t xml:space="preserve">Filter out the end times if appending the current service will cause cut off overtime</w:t>
+            </w:r>
+          </w:p>
+          <w:p>
+            <w:pPr>
+              <w:keepNext w:val="1"/>
+              <w:keepLines w:val="1"/>
+              <w:numPr>
+                <w:ilvl w:val="1"/>
+                <w:numId w:val="52"/>
+              </w:numPr>
+              <w:spacing w:after="0" w:afterAutospacing="0" w:before="0" w:beforeAutospacing="0" w:lineRule="auto"/>
+              <w:ind w:left="1440" w:hanging="360"/>
+              <w:rPr>
+                <w:rFonts w:ascii="Times" w:cs="Times" w:eastAsia="Times" w:hAnsi="Times"/>
+                <w:sz w:val="24"/>
+                <w:szCs w:val="24"/>
+              </w:rPr>
+            </w:pPr>
+            <w:r>
+              <w:rPr>
+                <w:rFonts w:ascii="Times" w:cs="Times" w:eastAsia="Times" w:hAnsi="Times"/>
+                <w:sz w:val="24"/>
+                <w:szCs w:val="24"/>
+                <w:rtl w:val="0"/>
+              </w:rPr>
+              <w:t xml:space="preserve">Though still allow staff/cage selector, no need to make them readonly</w:t>
             </w:r>
           </w:p>
           <w:p>
@@ -2641,9 +1926,9 @@
               <w:keepLines w:val="1"/>
               <w:numPr>
                 <w:ilvl w:val="0"/>
-                <w:numId w:val="21"/>
+                <w:numId w:val="52"/>
               </w:numPr>
-              <w:spacing w:after="0" w:afterAutospacing="0" w:before="0" w:beforeAutospacing="0" w:line="240" w:lineRule="auto"/>
+              <w:spacing w:after="0" w:afterAutospacing="0" w:before="0" w:beforeAutospacing="0" w:lineRule="auto"/>
               <w:ind w:left="720" w:hanging="360"/>
               <w:rPr>
                 <w:rFonts w:ascii="Times" w:cs="Times" w:eastAsia="Times" w:hAnsi="Times"/>
@@ -2658,7 +1943,7 @@
                 <w:szCs w:val="24"/>
                 <w:rtl w:val="0"/>
               </w:rPr>
-              <w:t xml:space="preserve">It should be filled with folders of claude or other AI sessions, where each session has a file for:</w:t>
+              <w:t xml:space="preserve">Perhaps we can also introduce sub subbookings:</w:t>
             </w:r>
           </w:p>
           <w:p>
@@ -2667,9 +1952,9 @@
               <w:keepLines w:val="1"/>
               <w:numPr>
                 <w:ilvl w:val="1"/>
-                <w:numId w:val="21"/>
+                <w:numId w:val="52"/>
               </w:numPr>
-              <w:spacing w:after="0" w:afterAutospacing="0" w:before="0" w:beforeAutospacing="0" w:line="240" w:lineRule="auto"/>
+              <w:spacing w:after="0" w:afterAutospacing="0" w:before="0" w:beforeAutospacing="0" w:lineRule="auto"/>
               <w:ind w:left="1440" w:hanging="360"/>
               <w:rPr>
                 <w:rFonts w:ascii="Times" w:cs="Times" w:eastAsia="Times" w:hAnsi="Times"/>
@@ -2684,7 +1969,7 @@
                 <w:szCs w:val="24"/>
                 <w:rtl w:val="0"/>
               </w:rPr>
-              <w:t xml:space="preserve">The plan for the request, explained to a college student (not even entry level)</w:t>
+              <w:t xml:space="preserve">Allow selection of multiple pets</w:t>
             </w:r>
           </w:p>
           <w:p>
@@ -2693,9 +1978,9 @@
               <w:keepLines w:val="1"/>
               <w:numPr>
                 <w:ilvl w:val="1"/>
-                <w:numId w:val="21"/>
+                <w:numId w:val="52"/>
               </w:numPr>
-              <w:spacing w:after="0" w:afterAutospacing="0" w:before="0" w:beforeAutospacing="0" w:line="240" w:lineRule="auto"/>
+              <w:spacing w:after="0" w:afterAutospacing="0" w:before="0" w:beforeAutospacing="0" w:lineRule="auto"/>
               <w:ind w:left="1440" w:hanging="360"/>
               <w:rPr>
                 <w:rFonts w:ascii="Times" w:cs="Times" w:eastAsia="Times" w:hAnsi="Times"/>
@@ -2710,7 +1995,33 @@
                 <w:szCs w:val="24"/>
                 <w:rtl w:val="0"/>
               </w:rPr>
-              <w:t xml:space="preserve">The testing steps for the docs, clear and followable, literal step by step as if I don’t know how to navigate</w:t>
+              <w:t xml:space="preserve">Selecting a second pet creates a sub subbooking, and this pet can have its own sub bookings when selecting multiple service types</w:t>
+            </w:r>
+          </w:p>
+          <w:p>
+            <w:pPr>
+              <w:keepNext w:val="1"/>
+              <w:keepLines w:val="1"/>
+              <w:numPr>
+                <w:ilvl w:val="0"/>
+                <w:numId w:val="52"/>
+              </w:numPr>
+              <w:spacing w:after="0" w:afterAutospacing="0" w:before="0" w:beforeAutospacing="0" w:lineRule="auto"/>
+              <w:ind w:left="720" w:hanging="360"/>
+              <w:rPr>
+                <w:rFonts w:ascii="Times" w:cs="Times" w:eastAsia="Times" w:hAnsi="Times"/>
+                <w:sz w:val="24"/>
+                <w:szCs w:val="24"/>
+              </w:rPr>
+            </w:pPr>
+            <w:r>
+              <w:rPr>
+                <w:rFonts w:ascii="Times" w:cs="Times" w:eastAsia="Times" w:hAnsi="Times"/>
+                <w:sz w:val="24"/>
+                <w:szCs w:val="24"/>
+                <w:rtl w:val="0"/>
+              </w:rPr>
+              <w:t xml:space="preserve">OR TO MAKE THINGS EASIER, just add a step before payment confirmation </w:t>
             </w:r>
           </w:p>
           <w:p>
@@ -2719,9 +2030,9 @@
               <w:keepLines w:val="1"/>
               <w:numPr>
                 <w:ilvl w:val="1"/>
-                <w:numId w:val="21"/>
+                <w:numId w:val="52"/>
               </w:numPr>
-              <w:spacing w:after="0" w:afterAutospacing="0" w:before="0" w:beforeAutospacing="0" w:line="240" w:lineRule="auto"/>
+              <w:spacing w:after="0" w:afterAutospacing="0" w:before="0" w:beforeAutospacing="0" w:lineRule="auto"/>
               <w:ind w:left="1440" w:hanging="360"/>
               <w:rPr>
                 <w:rFonts w:ascii="Times" w:cs="Times" w:eastAsia="Times" w:hAnsi="Times"/>
@@ -2736,7 +2047,7 @@
                 <w:szCs w:val="24"/>
                 <w:rtl w:val="0"/>
               </w:rPr>
-              <w:t xml:space="preserve">Context files themselves or reference to them (if they’re placed in different directories)</w:t>
+              <w:t xml:space="preserve">Show list of bookings, make another booking and cancel booking buttons below</w:t>
             </w:r>
           </w:p>
           <w:p>
@@ -2744,25 +2055,51 @@
               <w:keepNext w:val="1"/>
               <w:keepLines w:val="1"/>
               <w:numPr>
-                <w:ilvl w:val="0"/>
-                <w:numId w:val="21"/>
+                <w:ilvl w:val="1"/>
+                <w:numId w:val="52"/>
               </w:numPr>
-              <w:spacing w:after="240" w:before="0" w:beforeAutospacing="0" w:line="240" w:lineRule="auto"/>
-              <w:ind w:left="720" w:hanging="360"/>
-              <w:rPr>
-                <w:rFonts w:ascii="Times" w:cs="Times" w:eastAsia="Times" w:hAnsi="Times"/>
-                <w:sz w:val="24"/>
-                <w:szCs w:val="24"/>
-              </w:rPr>
-            </w:pPr>
-            <w:r>
-              <w:rPr>
-                <w:rFonts w:ascii="Times" w:cs="Times" w:eastAsia="Times" w:hAnsi="Times"/>
-                <w:sz w:val="24"/>
-                <w:szCs w:val="24"/>
-                <w:rtl w:val="0"/>
-              </w:rPr>
-              <w:t xml:space="preserve">Create necessary skills, agents or hooks to replicate this</w:t>
+              <w:spacing w:after="0" w:afterAutospacing="0" w:before="0" w:beforeAutospacing="0" w:lineRule="auto"/>
+              <w:ind w:left="1440" w:hanging="360"/>
+              <w:rPr>
+                <w:rFonts w:ascii="Times" w:cs="Times" w:eastAsia="Times" w:hAnsi="Times"/>
+                <w:sz w:val="24"/>
+                <w:szCs w:val="24"/>
+              </w:rPr>
+            </w:pPr>
+            <w:r>
+              <w:rPr>
+                <w:rFonts w:ascii="Times" w:cs="Times" w:eastAsia="Times" w:hAnsi="Times"/>
+                <w:sz w:val="24"/>
+                <w:szCs w:val="24"/>
+                <w:rtl w:val="0"/>
+              </w:rPr>
+              <w:t xml:space="preserve">No need for that append latest booking to previous end time feature</w:t>
+            </w:r>
+          </w:p>
+          <w:p>
+            <w:pPr>
+              <w:keepNext w:val="1"/>
+              <w:keepLines w:val="1"/>
+              <w:numPr>
+                <w:ilvl w:val="1"/>
+                <w:numId w:val="52"/>
+              </w:numPr>
+              <w:spacing w:after="240" w:before="0" w:beforeAutospacing="0" w:lineRule="auto"/>
+              <w:ind w:left="1440" w:hanging="360"/>
+              <w:rPr>
+                <w:rFonts w:ascii="Times" w:cs="Times" w:eastAsia="Times" w:hAnsi="Times"/>
+                <w:sz w:val="24"/>
+                <w:szCs w:val="24"/>
+              </w:rPr>
+            </w:pPr>
+            <w:r>
+              <w:rPr>
+                <w:rFonts w:ascii="Times" w:cs="Times" w:eastAsia="Times" w:hAnsi="Times"/>
+                <w:sz w:val="24"/>
+                <w:szCs w:val="24"/>
+                <w:rtl w:val="0"/>
+              </w:rPr>
+              <w:t xml:space="preserve">This uses a much simpler model, and still allows multiple bookings to share payment, downpayment, promos or discounts</w:t>
             </w:r>
           </w:p>
         </w:tc>
@@ -2782,7 +2119,7 @@
             <w:sdt>
               <w:sdtPr>
                 <w:alias w:val="Assignee"/>
-                <w:id w:val="-1243895730"/>
+                <w:id w:val="-643795619"/>
                 <w:dropDownList w:lastValue="Matthew">
                   <w:listItem w:displayText="None" w:value="None"/>
                   <w:listItem w:displayText="Alarie" w:value="Alarie"/>
@@ -2825,6 +2162,979 @@
               <w:keepLines w:val="1"/>
               <w:numPr>
                 <w:ilvl w:val="0"/>
+                <w:numId w:val="87"/>
+              </w:numPr>
+              <w:spacing w:after="0" w:afterAutospacing="0" w:before="240" w:line="240" w:lineRule="auto"/>
+              <w:ind w:left="720" w:hanging="360"/>
+              <w:rPr>
+                <w:rFonts w:ascii="Times" w:cs="Times" w:eastAsia="Times" w:hAnsi="Times"/>
+                <w:sz w:val="24"/>
+                <w:szCs w:val="24"/>
+              </w:rPr>
+            </w:pPr>
+            <w:r>
+              <w:rPr>
+                <w:rFonts w:ascii="Times" w:cs="Times" w:eastAsia="Times" w:hAnsi="Times"/>
+                <w:sz w:val="24"/>
+                <w:szCs w:val="24"/>
+                <w:rtl w:val="0"/>
+              </w:rPr>
+              <w:t xml:space="preserve">Currently assessment is merged into bookings queue</w:t>
+            </w:r>
+          </w:p>
+          <w:p>
+            <w:pPr>
+              <w:keepNext w:val="1"/>
+              <w:keepLines w:val="1"/>
+              <w:numPr>
+                <w:ilvl w:val="0"/>
+                <w:numId w:val="87"/>
+              </w:numPr>
+              <w:spacing w:after="0" w:afterAutospacing="0" w:before="0" w:beforeAutospacing="0" w:line="240" w:lineRule="auto"/>
+              <w:ind w:left="720" w:hanging="360"/>
+              <w:rPr>
+                <w:rFonts w:ascii="Times" w:cs="Times" w:eastAsia="Times" w:hAnsi="Times"/>
+                <w:sz w:val="24"/>
+                <w:szCs w:val="24"/>
+              </w:rPr>
+            </w:pPr>
+            <w:r>
+              <w:rPr>
+                <w:rFonts w:ascii="Times" w:cs="Times" w:eastAsia="Times" w:hAnsi="Times"/>
+                <w:sz w:val="24"/>
+                <w:szCs w:val="24"/>
+                <w:rtl w:val="0"/>
+              </w:rPr>
+              <w:t xml:space="preserve">Add a new page for receptionist called something like Assessment Queue</w:t>
+            </w:r>
+          </w:p>
+          <w:p>
+            <w:pPr>
+              <w:keepNext w:val="1"/>
+              <w:keepLines w:val="1"/>
+              <w:numPr>
+                <w:ilvl w:val="1"/>
+                <w:numId w:val="87"/>
+              </w:numPr>
+              <w:spacing w:after="0" w:afterAutospacing="0" w:before="0" w:beforeAutospacing="0" w:line="240" w:lineRule="auto"/>
+              <w:ind w:left="1440" w:hanging="360"/>
+              <w:rPr>
+                <w:rFonts w:ascii="Times" w:cs="Times" w:eastAsia="Times" w:hAnsi="Times"/>
+                <w:sz w:val="24"/>
+                <w:szCs w:val="24"/>
+              </w:rPr>
+            </w:pPr>
+            <w:r>
+              <w:rPr>
+                <w:rFonts w:ascii="Times" w:cs="Times" w:eastAsia="Times" w:hAnsi="Times"/>
+                <w:sz w:val="24"/>
+                <w:szCs w:val="24"/>
+                <w:rtl w:val="0"/>
+              </w:rPr>
+              <w:t xml:space="preserve">Move the assessment functions there (e.g. start &gt; opens new modal &gt; allows receptionist to edit pet’s weight and coat values)</w:t>
+            </w:r>
+          </w:p>
+          <w:p>
+            <w:pPr>
+              <w:keepNext w:val="1"/>
+              <w:keepLines w:val="1"/>
+              <w:numPr>
+                <w:ilvl w:val="0"/>
+                <w:numId w:val="87"/>
+              </w:numPr>
+              <w:spacing w:after="240" w:before="0" w:beforeAutospacing="0" w:line="240" w:lineRule="auto"/>
+              <w:ind w:left="720" w:hanging="360"/>
+              <w:rPr>
+                <w:rFonts w:ascii="Times" w:cs="Times" w:eastAsia="Times" w:hAnsi="Times"/>
+                <w:sz w:val="24"/>
+                <w:szCs w:val="24"/>
+              </w:rPr>
+            </w:pPr>
+            <w:r>
+              <w:rPr>
+                <w:rFonts w:ascii="Times" w:cs="Times" w:eastAsia="Times" w:hAnsi="Times"/>
+                <w:sz w:val="24"/>
+                <w:szCs w:val="24"/>
+                <w:rtl w:val="0"/>
+              </w:rPr>
+              <w:t xml:space="preserve">Also rename the seed for Misc service type to &gt; Assessment</w:t>
+            </w:r>
+          </w:p>
+        </w:tc>
+        <w:tc>
+          <w:tcPr/>
+          <w:p>
+            <w:pPr>
+              <w:keepNext w:val="1"/>
+              <w:keepLines w:val="1"/>
+              <w:spacing w:line="240" w:lineRule="auto"/>
+              <w:rPr>
+                <w:rFonts w:ascii="Times" w:cs="Times" w:eastAsia="Times" w:hAnsi="Times"/>
+                <w:sz w:val="24"/>
+                <w:szCs w:val="24"/>
+              </w:rPr>
+            </w:pPr>
+            <w:sdt>
+              <w:sdtPr>
+                <w:alias w:val="Assignee"/>
+                <w:id w:val="-103118134"/>
+                <w:dropDownList w:lastValue="Matthew">
+                  <w:listItem w:displayText="None" w:value="None"/>
+                  <w:listItem w:displayText="Alarie" w:value="Alarie"/>
+                  <w:listItem w:displayText="James" w:value="James"/>
+                  <w:listItem w:displayText="Matthew" w:value="Matthew"/>
+                </w:dropDownList>
+              </w:sdtPr>
+              <w:sdtContent>
+                <w:r>
+                  <w:rPr>
+                    <w:rFonts w:ascii="Times" w:cs="Times" w:eastAsia="Times" w:hAnsi="Times"/>
+                    <w:color w:val="11734b"/>
+                    <w:sz w:val="24"/>
+                    <w:szCs w:val="24"/>
+                    <w:shd w:fill="d4edbc" w:val="clear"/>
+                  </w:rPr>
+                  <w:t xml:space="preserve">Matthew</w:t>
+                </w:r>
+              </w:sdtContent>
+            </w:sdt>
+            <w:r>
+              <w:rPr>
+                <w:rtl w:val="0"/>
+              </w:rPr>
+            </w:r>
+          </w:p>
+        </w:tc>
+      </w:tr>
+      <w:tr>
+        <w:trPr>
+          <w:cantSplit w:val="0"/>
+          <w:trHeight w:val="543" w:hRule="atLeast"/>
+          <w:tblHeader w:val="0"/>
+        </w:trPr>
+        <w:tc>
+          <w:tcPr/>
+          <w:p>
+            <w:pPr>
+              <w:keepNext w:val="1"/>
+              <w:keepLines w:val="1"/>
+              <w:numPr>
+                <w:ilvl w:val="0"/>
+                <w:numId w:val="26"/>
+              </w:numPr>
+              <w:spacing w:after="0" w:afterAutospacing="0" w:before="240" w:lineRule="auto"/>
+              <w:ind w:left="720" w:hanging="360"/>
+              <w:rPr>
+                <w:rFonts w:ascii="Times" w:cs="Times" w:eastAsia="Times" w:hAnsi="Times"/>
+                <w:sz w:val="24"/>
+                <w:szCs w:val="24"/>
+              </w:rPr>
+            </w:pPr>
+            <w:r>
+              <w:rPr>
+                <w:rFonts w:ascii="Times" w:cs="Times" w:eastAsia="Times" w:hAnsi="Times"/>
+                <w:sz w:val="24"/>
+                <w:szCs w:val="24"/>
+                <w:rtl w:val="0"/>
+              </w:rPr>
+              <w:t xml:space="preserve">Add icons to admin settings &gt; config navigation tiles</w:t>
+            </w:r>
+          </w:p>
+          <w:p>
+            <w:pPr>
+              <w:keepNext w:val="1"/>
+              <w:keepLines w:val="1"/>
+              <w:numPr>
+                <w:ilvl w:val="1"/>
+                <w:numId w:val="26"/>
+              </w:numPr>
+              <w:spacing w:after="240" w:before="0" w:beforeAutospacing="0" w:lineRule="auto"/>
+              <w:ind w:left="1440" w:hanging="360"/>
+              <w:rPr>
+                <w:rFonts w:ascii="Times" w:cs="Times" w:eastAsia="Times" w:hAnsi="Times"/>
+                <w:sz w:val="24"/>
+                <w:szCs w:val="24"/>
+              </w:rPr>
+            </w:pPr>
+            <w:r>
+              <w:rPr>
+                <w:rFonts w:ascii="Times" w:cs="Times" w:eastAsia="Times" w:hAnsi="Times"/>
+                <w:sz w:val="24"/>
+                <w:szCs w:val="24"/>
+              </w:rPr>
+              <w:drawing>
+                <wp:inline distB="114300" distT="114300" distL="114300" distR="114300">
+                  <wp:extent cx="3355311" cy="2120187"/>
+                  <wp:effectExtent b="0" l="0" r="0" t="0"/>
+                  <wp:docPr id="5" name="image17.png"/>
+                  <a:graphic>
+                    <a:graphicData uri="http://schemas.openxmlformats.org/drawingml/2006/picture">
+                      <pic:pic>
+                        <pic:nvPicPr>
+                          <pic:cNvPr id="0" name="image17.png"/>
+                          <pic:cNvPicPr preferRelativeResize="0"/>
+                        </pic:nvPicPr>
+                        <pic:blipFill>
+                          <a:blip r:embed="rId9"/>
+                          <a:srcRect b="0" l="0" r="0" t="0"/>
+                          <a:stretch>
+                            <a:fillRect/>
+                          </a:stretch>
+                        </pic:blipFill>
+                        <pic:spPr>
+                          <a:xfrm>
+                            <a:off x="0" y="0"/>
+                            <a:ext cx="3355311" cy="2120187"/>
+                          </a:xfrm>
+                          <a:prstGeom prst="rect"/>
+                          <a:ln/>
+                        </pic:spPr>
+                      </pic:pic>
+                    </a:graphicData>
+                  </a:graphic>
+                </wp:inline>
+              </w:drawing>
+            </w:r>
+            <w:r>
+              <w:rPr>
+                <w:rtl w:val="0"/>
+              </w:rPr>
+            </w:r>
+          </w:p>
+        </w:tc>
+        <w:tc>
+          <w:tcPr/>
+          <w:p>
+            <w:pPr>
+              <w:keepNext w:val="1"/>
+              <w:keepLines w:val="1"/>
+              <w:spacing w:line="240" w:lineRule="auto"/>
+              <w:rPr>
+                <w:rFonts w:ascii="Times" w:cs="Times" w:eastAsia="Times" w:hAnsi="Times"/>
+                <w:sz w:val="24"/>
+                <w:szCs w:val="24"/>
+              </w:rPr>
+            </w:pPr>
+            <w:sdt>
+              <w:sdtPr>
+                <w:alias w:val="Assignee"/>
+                <w:id w:val="-688613102"/>
+                <w:dropDownList w:lastValue="Matthew">
+                  <w:listItem w:displayText="None" w:value="None"/>
+                  <w:listItem w:displayText="Alarie" w:value="Alarie"/>
+                  <w:listItem w:displayText="James" w:value="James"/>
+                  <w:listItem w:displayText="Matthew" w:value="Matthew"/>
+                </w:dropDownList>
+              </w:sdtPr>
+              <w:sdtContent>
+                <w:r>
+                  <w:rPr>
+                    <w:rFonts w:ascii="Times" w:cs="Times" w:eastAsia="Times" w:hAnsi="Times"/>
+                    <w:color w:val="11734b"/>
+                    <w:sz w:val="24"/>
+                    <w:szCs w:val="24"/>
+                    <w:shd w:fill="d4edbc" w:val="clear"/>
+                  </w:rPr>
+                  <w:t xml:space="preserve">Matthew</w:t>
+                </w:r>
+              </w:sdtContent>
+            </w:sdt>
+            <w:r>
+              <w:rPr>
+                <w:rtl w:val="0"/>
+              </w:rPr>
+            </w:r>
+          </w:p>
+        </w:tc>
+      </w:tr>
+      <w:tr>
+        <w:trPr>
+          <w:cantSplit w:val="0"/>
+          <w:trHeight w:val="543" w:hRule="atLeast"/>
+          <w:tblHeader w:val="0"/>
+        </w:trPr>
+        <w:tc>
+          <w:tcPr/>
+          <w:p>
+            <w:pPr>
+              <w:keepNext w:val="1"/>
+              <w:keepLines w:val="1"/>
+              <w:numPr>
+                <w:ilvl w:val="0"/>
+                <w:numId w:val="45"/>
+              </w:numPr>
+              <w:spacing w:after="0" w:afterAutospacing="0" w:before="240" w:lineRule="auto"/>
+              <w:ind w:left="720" w:hanging="360"/>
+              <w:rPr>
+                <w:rFonts w:ascii="Times" w:cs="Times" w:eastAsia="Times" w:hAnsi="Times"/>
+                <w:sz w:val="24"/>
+                <w:szCs w:val="24"/>
+              </w:rPr>
+            </w:pPr>
+            <w:r>
+              <w:rPr>
+                <w:rFonts w:ascii="Times" w:cs="Times" w:eastAsia="Times" w:hAnsi="Times"/>
+                <w:sz w:val="24"/>
+                <w:szCs w:val="24"/>
+                <w:rtl w:val="0"/>
+              </w:rPr>
+              <w:t xml:space="preserve">Make settings modal fullscreen</w:t>
+            </w:r>
+          </w:p>
+          <w:p>
+            <w:pPr>
+              <w:keepNext w:val="1"/>
+              <w:keepLines w:val="1"/>
+              <w:numPr>
+                <w:ilvl w:val="1"/>
+                <w:numId w:val="45"/>
+              </w:numPr>
+              <w:spacing w:after="0" w:afterAutospacing="0" w:before="0" w:beforeAutospacing="0" w:lineRule="auto"/>
+              <w:ind w:left="1440" w:hanging="360"/>
+              <w:rPr>
+                <w:rFonts w:ascii="Times" w:cs="Times" w:eastAsia="Times" w:hAnsi="Times"/>
+                <w:sz w:val="24"/>
+                <w:szCs w:val="24"/>
+              </w:rPr>
+            </w:pPr>
+            <w:r>
+              <w:rPr>
+                <w:rFonts w:ascii="Times" w:cs="Times" w:eastAsia="Times" w:hAnsi="Times"/>
+                <w:sz w:val="24"/>
+                <w:szCs w:val="24"/>
+                <w:rtl w:val="0"/>
+              </w:rPr>
+              <w:t xml:space="preserve">Settings sidebar should be a second sidebar</w:t>
+            </w:r>
+          </w:p>
+          <w:p>
+            <w:pPr>
+              <w:keepNext w:val="1"/>
+              <w:keepLines w:val="1"/>
+              <w:numPr>
+                <w:ilvl w:val="1"/>
+                <w:numId w:val="45"/>
+              </w:numPr>
+              <w:spacing w:after="240" w:before="0" w:beforeAutospacing="0" w:lineRule="auto"/>
+              <w:ind w:left="1440" w:hanging="360"/>
+              <w:rPr>
+                <w:rFonts w:ascii="Times" w:cs="Times" w:eastAsia="Times" w:hAnsi="Times"/>
+                <w:sz w:val="24"/>
+                <w:szCs w:val="24"/>
+              </w:rPr>
+            </w:pPr>
+            <w:r>
+              <w:rPr>
+                <w:rFonts w:ascii="Times" w:cs="Times" w:eastAsia="Times" w:hAnsi="Times"/>
+                <w:sz w:val="24"/>
+                <w:szCs w:val="24"/>
+                <w:rtl w:val="0"/>
+              </w:rPr>
+              <w:t xml:space="preserve">Auto collapses the dashboard sidebar when settings opened</w:t>
+            </w:r>
+          </w:p>
+        </w:tc>
+        <w:tc>
+          <w:tcPr/>
+          <w:p>
+            <w:pPr>
+              <w:keepNext w:val="1"/>
+              <w:keepLines w:val="1"/>
+              <w:spacing w:line="240" w:lineRule="auto"/>
+              <w:rPr>
+                <w:rFonts w:ascii="Times" w:cs="Times" w:eastAsia="Times" w:hAnsi="Times"/>
+                <w:sz w:val="24"/>
+                <w:szCs w:val="24"/>
+              </w:rPr>
+            </w:pPr>
+            <w:sdt>
+              <w:sdtPr>
+                <w:alias w:val="Assignee"/>
+                <w:id w:val="336302225"/>
+                <w:dropDownList w:lastValue="Matthew">
+                  <w:listItem w:displayText="None" w:value="None"/>
+                  <w:listItem w:displayText="Alarie" w:value="Alarie"/>
+                  <w:listItem w:displayText="James" w:value="James"/>
+                  <w:listItem w:displayText="Matthew" w:value="Matthew"/>
+                </w:dropDownList>
+              </w:sdtPr>
+              <w:sdtContent>
+                <w:r>
+                  <w:rPr>
+                    <w:rFonts w:ascii="Times" w:cs="Times" w:eastAsia="Times" w:hAnsi="Times"/>
+                    <w:color w:val="11734b"/>
+                    <w:sz w:val="24"/>
+                    <w:szCs w:val="24"/>
+                    <w:shd w:fill="d4edbc" w:val="clear"/>
+                  </w:rPr>
+                  <w:t xml:space="preserve">Matthew</w:t>
+                </w:r>
+              </w:sdtContent>
+            </w:sdt>
+            <w:r>
+              <w:rPr>
+                <w:rtl w:val="0"/>
+              </w:rPr>
+            </w:r>
+          </w:p>
+        </w:tc>
+      </w:tr>
+      <w:tr>
+        <w:trPr>
+          <w:cantSplit w:val="0"/>
+          <w:trHeight w:val="543" w:hRule="atLeast"/>
+          <w:tblHeader w:val="0"/>
+        </w:trPr>
+        <w:tc>
+          <w:tcPr/>
+          <w:p>
+            <w:pPr>
+              <w:keepNext w:val="1"/>
+              <w:keepLines w:val="1"/>
+              <w:numPr>
+                <w:ilvl w:val="0"/>
+                <w:numId w:val="91"/>
+              </w:numPr>
+              <w:spacing w:after="0" w:afterAutospacing="0" w:line="240" w:lineRule="auto"/>
+              <w:ind w:left="720" w:hanging="360"/>
+              <w:rPr>
+                <w:rFonts w:ascii="Times" w:cs="Times" w:eastAsia="Times" w:hAnsi="Times"/>
+                <w:sz w:val="24"/>
+                <w:szCs w:val="24"/>
+              </w:rPr>
+            </w:pPr>
+            <w:r>
+              <w:rPr>
+                <w:rFonts w:ascii="Times" w:cs="Times" w:eastAsia="Times" w:hAnsi="Times"/>
+                <w:sz w:val="24"/>
+                <w:szCs w:val="24"/>
+                <w:rtl w:val="0"/>
+              </w:rPr>
+              <w:t xml:space="preserve">When creating new service type &gt; staff picker, it doesn’t specify what staff roles are available to choose from</w:t>
+            </w:r>
+          </w:p>
+          <w:p>
+            <w:pPr>
+              <w:keepNext w:val="1"/>
+              <w:keepLines w:val="1"/>
+              <w:numPr>
+                <w:ilvl w:val="1"/>
+                <w:numId w:val="91"/>
+              </w:numPr>
+              <w:spacing w:after="0" w:afterAutospacing="0" w:line="240" w:lineRule="auto"/>
+              <w:ind w:left="1440" w:hanging="360"/>
+              <w:rPr>
+                <w:rFonts w:ascii="Times" w:cs="Times" w:eastAsia="Times" w:hAnsi="Times"/>
+                <w:sz w:val="24"/>
+                <w:szCs w:val="24"/>
+              </w:rPr>
+            </w:pPr>
+            <w:r>
+              <w:rPr>
+                <w:rFonts w:ascii="Times" w:cs="Times" w:eastAsia="Times" w:hAnsi="Times"/>
+                <w:sz w:val="24"/>
+                <w:szCs w:val="24"/>
+                <w:rtl w:val="0"/>
+              </w:rPr>
+              <w:t xml:space="preserve">Extend it by adding options to choose staff roles (multi-select)</w:t>
+            </w:r>
+          </w:p>
+          <w:p>
+            <w:pPr>
+              <w:keepNext w:val="1"/>
+              <w:keepLines w:val="1"/>
+              <w:numPr>
+                <w:ilvl w:val="1"/>
+                <w:numId w:val="91"/>
+              </w:numPr>
+              <w:spacing w:after="0" w:afterAutospacing="0" w:line="240" w:lineRule="auto"/>
+              <w:ind w:left="1440" w:hanging="360"/>
+              <w:rPr>
+                <w:rFonts w:ascii="Times" w:cs="Times" w:eastAsia="Times" w:hAnsi="Times"/>
+                <w:sz w:val="24"/>
+                <w:szCs w:val="24"/>
+              </w:rPr>
+            </w:pPr>
+            <w:r>
+              <w:rPr>
+                <w:rFonts w:ascii="Times" w:cs="Times" w:eastAsia="Times" w:hAnsi="Times"/>
+                <w:sz w:val="24"/>
+                <w:szCs w:val="24"/>
+                <w:rtl w:val="0"/>
+              </w:rPr>
+              <w:t xml:space="preserve">Since grooming services &gt; groomer, vet services &gt; vets, etc.</w:t>
+            </w:r>
+          </w:p>
+          <w:p>
+            <w:pPr>
+              <w:keepNext w:val="1"/>
+              <w:keepLines w:val="1"/>
+              <w:numPr>
+                <w:ilvl w:val="1"/>
+                <w:numId w:val="91"/>
+              </w:numPr>
+              <w:spacing w:after="0" w:afterAutospacing="0" w:line="240" w:lineRule="auto"/>
+              <w:ind w:left="1440" w:hanging="360"/>
+              <w:rPr>
+                <w:rFonts w:ascii="Times" w:cs="Times" w:eastAsia="Times" w:hAnsi="Times"/>
+                <w:sz w:val="24"/>
+                <w:szCs w:val="24"/>
+              </w:rPr>
+            </w:pPr>
+            <w:r>
+              <w:rPr>
+                <w:rFonts w:ascii="Times" w:cs="Times" w:eastAsia="Times" w:hAnsi="Times"/>
+                <w:sz w:val="24"/>
+                <w:szCs w:val="24"/>
+                <w:rtl w:val="0"/>
+              </w:rPr>
+              <w:t xml:space="preserve">Do the same for existing service types and update seed scripts</w:t>
+            </w:r>
+          </w:p>
+          <w:p>
+            <w:pPr>
+              <w:keepNext w:val="1"/>
+              <w:keepLines w:val="1"/>
+              <w:numPr>
+                <w:ilvl w:val="1"/>
+                <w:numId w:val="91"/>
+              </w:numPr>
+              <w:spacing w:after="0" w:afterAutospacing="0" w:line="240" w:lineRule="auto"/>
+              <w:ind w:left="1440" w:hanging="360"/>
+              <w:rPr>
+                <w:rFonts w:ascii="Times" w:cs="Times" w:eastAsia="Times" w:hAnsi="Times"/>
+                <w:sz w:val="24"/>
+                <w:szCs w:val="24"/>
+              </w:rPr>
+            </w:pPr>
+            <w:r>
+              <w:rPr>
+                <w:rFonts w:ascii="Times" w:cs="Times" w:eastAsia="Times" w:hAnsi="Times"/>
+                <w:sz w:val="24"/>
+                <w:szCs w:val="24"/>
+                <w:rtl w:val="0"/>
+              </w:rPr>
+              <w:t xml:space="preserve">Also remove the key field, this should be randomly generated anyway, only leave out name</w:t>
+            </w:r>
+          </w:p>
+          <w:p>
+            <w:pPr>
+              <w:keepNext w:val="1"/>
+              <w:keepLines w:val="1"/>
+              <w:numPr>
+                <w:ilvl w:val="1"/>
+                <w:numId w:val="91"/>
+              </w:numPr>
+              <w:spacing w:after="0" w:afterAutospacing="0" w:line="240" w:lineRule="auto"/>
+              <w:ind w:left="1440" w:hanging="360"/>
+              <w:rPr>
+                <w:rFonts w:ascii="Times" w:cs="Times" w:eastAsia="Times" w:hAnsi="Times"/>
+                <w:sz w:val="24"/>
+                <w:szCs w:val="24"/>
+              </w:rPr>
+            </w:pPr>
+            <w:r>
+              <w:rPr>
+                <w:rFonts w:ascii="Times" w:cs="Times" w:eastAsia="Times" w:hAnsi="Times"/>
+                <w:sz w:val="24"/>
+                <w:szCs w:val="24"/>
+              </w:rPr>
+              <w:drawing>
+                <wp:inline distB="114300" distT="114300" distL="114300" distR="114300">
+                  <wp:extent cx="2676582" cy="1445703"/>
+                  <wp:effectExtent b="0" l="0" r="0" t="0"/>
+                  <wp:docPr id="9" name="image5.png"/>
+                  <a:graphic>
+                    <a:graphicData uri="http://schemas.openxmlformats.org/drawingml/2006/picture">
+                      <pic:pic>
+                        <pic:nvPicPr>
+                          <pic:cNvPr id="0" name="image5.png"/>
+                          <pic:cNvPicPr preferRelativeResize="0"/>
+                        </pic:nvPicPr>
+                        <pic:blipFill>
+                          <a:blip r:embed="rId10"/>
+                          <a:srcRect b="0" l="0" r="0" t="0"/>
+                          <a:stretch>
+                            <a:fillRect/>
+                          </a:stretch>
+                        </pic:blipFill>
+                        <pic:spPr>
+                          <a:xfrm>
+                            <a:off x="0" y="0"/>
+                            <a:ext cx="2676582" cy="1445703"/>
+                          </a:xfrm>
+                          <a:prstGeom prst="rect"/>
+                          <a:ln/>
+                        </pic:spPr>
+                      </pic:pic>
+                    </a:graphicData>
+                  </a:graphic>
+                </wp:inline>
+              </w:drawing>
+            </w:r>
+            <w:r>
+              <w:rPr>
+                <w:rtl w:val="0"/>
+              </w:rPr>
+            </w:r>
+          </w:p>
+          <w:p>
+            <w:pPr>
+              <w:keepNext w:val="1"/>
+              <w:keepLines w:val="1"/>
+              <w:numPr>
+                <w:ilvl w:val="1"/>
+                <w:numId w:val="91"/>
+              </w:numPr>
+              <w:spacing w:after="0" w:afterAutospacing="0" w:line="240" w:lineRule="auto"/>
+              <w:ind w:left="1440" w:hanging="360"/>
+              <w:rPr>
+                <w:rFonts w:ascii="Times" w:cs="Times" w:eastAsia="Times" w:hAnsi="Times"/>
+                <w:sz w:val="24"/>
+                <w:szCs w:val="24"/>
+              </w:rPr>
+            </w:pPr>
+            <w:r>
+              <w:rPr>
+                <w:rFonts w:ascii="Times" w:cs="Times" w:eastAsia="Times" w:hAnsi="Times"/>
+                <w:sz w:val="24"/>
+                <w:szCs w:val="24"/>
+                <w:rtl w:val="0"/>
+              </w:rPr>
+              <w:t xml:space="preserve">Just drop key field, it seems redundant, I don’t like it showing in the list either</w:t>
+            </w:r>
+          </w:p>
+          <w:p>
+            <w:pPr>
+              <w:keepNext w:val="1"/>
+              <w:keepLines w:val="1"/>
+              <w:numPr>
+                <w:ilvl w:val="1"/>
+                <w:numId w:val="91"/>
+              </w:numPr>
+              <w:spacing w:after="60" w:line="240" w:lineRule="auto"/>
+              <w:ind w:left="1440" w:hanging="360"/>
+              <w:rPr>
+                <w:rFonts w:ascii="Times" w:cs="Times" w:eastAsia="Times" w:hAnsi="Times"/>
+                <w:sz w:val="24"/>
+                <w:szCs w:val="24"/>
+              </w:rPr>
+            </w:pPr>
+            <w:r>
+              <w:rPr>
+                <w:rFonts w:ascii="Times" w:cs="Times" w:eastAsia="Times" w:hAnsi="Times"/>
+                <w:sz w:val="24"/>
+                <w:szCs w:val="24"/>
+              </w:rPr>
+              <w:drawing>
+                <wp:inline distB="114300" distT="114300" distL="114300" distR="114300">
+                  <wp:extent cx="3228375" cy="2408571"/>
+                  <wp:effectExtent b="0" l="0" r="0" t="0"/>
+                  <wp:docPr id="2" name="image15.png"/>
+                  <a:graphic>
+                    <a:graphicData uri="http://schemas.openxmlformats.org/drawingml/2006/picture">
+                      <pic:pic>
+                        <pic:nvPicPr>
+                          <pic:cNvPr id="0" name="image15.png"/>
+                          <pic:cNvPicPr preferRelativeResize="0"/>
+                        </pic:nvPicPr>
+                        <pic:blipFill>
+                          <a:blip r:embed="rId11"/>
+                          <a:srcRect b="0" l="0" r="0" t="0"/>
+                          <a:stretch>
+                            <a:fillRect/>
+                          </a:stretch>
+                        </pic:blipFill>
+                        <pic:spPr>
+                          <a:xfrm>
+                            <a:off x="0" y="0"/>
+                            <a:ext cx="3228375" cy="2408571"/>
+                          </a:xfrm>
+                          <a:prstGeom prst="rect"/>
+                          <a:ln/>
+                        </pic:spPr>
+                      </pic:pic>
+                    </a:graphicData>
+                  </a:graphic>
+                </wp:inline>
+              </w:drawing>
+            </w:r>
+            <w:r>
+              <w:rPr>
+                <w:rtl w:val="0"/>
+              </w:rPr>
+            </w:r>
+          </w:p>
+        </w:tc>
+        <w:tc>
+          <w:tcPr/>
+          <w:p>
+            <w:pPr>
+              <w:keepNext w:val="1"/>
+              <w:keepLines w:val="1"/>
+              <w:spacing w:line="240" w:lineRule="auto"/>
+              <w:rPr>
+                <w:rFonts w:ascii="Times" w:cs="Times" w:eastAsia="Times" w:hAnsi="Times"/>
+                <w:sz w:val="24"/>
+                <w:szCs w:val="24"/>
+              </w:rPr>
+            </w:pPr>
+            <w:sdt>
+              <w:sdtPr>
+                <w:alias w:val="Assignee"/>
+                <w:id w:val="-2107130747"/>
+                <w:dropDownList w:lastValue="Matthew">
+                  <w:listItem w:displayText="None" w:value="None"/>
+                  <w:listItem w:displayText="Alarie" w:value="Alarie"/>
+                  <w:listItem w:displayText="James" w:value="James"/>
+                  <w:listItem w:displayText="Matthew" w:value="Matthew"/>
+                </w:dropDownList>
+              </w:sdtPr>
+              <w:sdtContent>
+                <w:r>
+                  <w:rPr>
+                    <w:rFonts w:ascii="Times" w:cs="Times" w:eastAsia="Times" w:hAnsi="Times"/>
+                    <w:color w:val="11734b"/>
+                    <w:sz w:val="24"/>
+                    <w:szCs w:val="24"/>
+                    <w:shd w:fill="d4edbc" w:val="clear"/>
+                  </w:rPr>
+                  <w:t xml:space="preserve">Matthew</w:t>
+                </w:r>
+              </w:sdtContent>
+            </w:sdt>
+            <w:r>
+              <w:rPr>
+                <w:rtl w:val="0"/>
+              </w:rPr>
+            </w:r>
+          </w:p>
+        </w:tc>
+      </w:tr>
+      <w:tr>
+        <w:trPr>
+          <w:cantSplit w:val="0"/>
+          <w:trHeight w:val="543" w:hRule="atLeast"/>
+          <w:tblHeader w:val="0"/>
+        </w:trPr>
+        <w:tc>
+          <w:tcPr/>
+          <w:p>
+            <w:pPr>
+              <w:keepNext w:val="1"/>
+              <w:keepLines w:val="1"/>
+              <w:numPr>
+                <w:ilvl w:val="0"/>
+                <w:numId w:val="21"/>
+              </w:numPr>
+              <w:spacing w:after="0" w:afterAutospacing="0" w:before="240" w:line="240" w:lineRule="auto"/>
+              <w:ind w:left="720" w:hanging="360"/>
+              <w:rPr>
+                <w:rFonts w:ascii="Times" w:cs="Times" w:eastAsia="Times" w:hAnsi="Times"/>
+                <w:sz w:val="24"/>
+                <w:szCs w:val="24"/>
+              </w:rPr>
+            </w:pPr>
+            <w:r>
+              <w:rPr>
+                <w:rFonts w:ascii="Times" w:cs="Times" w:eastAsia="Times" w:hAnsi="Times"/>
+                <w:sz w:val="24"/>
+                <w:szCs w:val="24"/>
+                <w:rtl w:val="0"/>
+              </w:rPr>
+              <w:t xml:space="preserve">Add something like requests/ or sessions/ somewhere in vault repo &gt; Projects</w:t>
+            </w:r>
+          </w:p>
+          <w:p>
+            <w:pPr>
+              <w:keepNext w:val="1"/>
+              <w:keepLines w:val="1"/>
+              <w:numPr>
+                <w:ilvl w:val="0"/>
+                <w:numId w:val="21"/>
+              </w:numPr>
+              <w:spacing w:after="0" w:afterAutospacing="0" w:before="0" w:beforeAutospacing="0" w:line="240" w:lineRule="auto"/>
+              <w:ind w:left="720" w:hanging="360"/>
+              <w:rPr>
+                <w:rFonts w:ascii="Times" w:cs="Times" w:eastAsia="Times" w:hAnsi="Times"/>
+                <w:sz w:val="24"/>
+                <w:szCs w:val="24"/>
+              </w:rPr>
+            </w:pPr>
+            <w:r>
+              <w:rPr>
+                <w:rFonts w:ascii="Times" w:cs="Times" w:eastAsia="Times" w:hAnsi="Times"/>
+                <w:sz w:val="24"/>
+                <w:szCs w:val="24"/>
+                <w:rtl w:val="0"/>
+              </w:rPr>
+              <w:t xml:space="preserve">It should be filled with folders of claude or other AI sessions, where each session has a file for:</w:t>
+            </w:r>
+          </w:p>
+          <w:p>
+            <w:pPr>
+              <w:keepNext w:val="1"/>
+              <w:keepLines w:val="1"/>
+              <w:numPr>
+                <w:ilvl w:val="1"/>
+                <w:numId w:val="21"/>
+              </w:numPr>
+              <w:spacing w:after="0" w:afterAutospacing="0" w:before="0" w:beforeAutospacing="0" w:line="240" w:lineRule="auto"/>
+              <w:ind w:left="1440" w:hanging="360"/>
+              <w:rPr>
+                <w:rFonts w:ascii="Times" w:cs="Times" w:eastAsia="Times" w:hAnsi="Times"/>
+                <w:sz w:val="24"/>
+                <w:szCs w:val="24"/>
+              </w:rPr>
+            </w:pPr>
+            <w:r>
+              <w:rPr>
+                <w:rFonts w:ascii="Times" w:cs="Times" w:eastAsia="Times" w:hAnsi="Times"/>
+                <w:sz w:val="24"/>
+                <w:szCs w:val="24"/>
+                <w:rtl w:val="0"/>
+              </w:rPr>
+              <w:t xml:space="preserve">The plan for the request, explained to a college student (not even entry level)</w:t>
+            </w:r>
+          </w:p>
+          <w:p>
+            <w:pPr>
+              <w:keepNext w:val="1"/>
+              <w:keepLines w:val="1"/>
+              <w:numPr>
+                <w:ilvl w:val="1"/>
+                <w:numId w:val="21"/>
+              </w:numPr>
+              <w:spacing w:after="0" w:afterAutospacing="0" w:before="0" w:beforeAutospacing="0" w:line="240" w:lineRule="auto"/>
+              <w:ind w:left="1440" w:hanging="360"/>
+              <w:rPr>
+                <w:rFonts w:ascii="Times" w:cs="Times" w:eastAsia="Times" w:hAnsi="Times"/>
+                <w:sz w:val="24"/>
+                <w:szCs w:val="24"/>
+              </w:rPr>
+            </w:pPr>
+            <w:r>
+              <w:rPr>
+                <w:rFonts w:ascii="Times" w:cs="Times" w:eastAsia="Times" w:hAnsi="Times"/>
+                <w:sz w:val="24"/>
+                <w:szCs w:val="24"/>
+                <w:rtl w:val="0"/>
+              </w:rPr>
+              <w:t xml:space="preserve">The testing steps for the docs, clear and followable, literal step by step as if I don’t know how to navigate</w:t>
+            </w:r>
+          </w:p>
+          <w:p>
+            <w:pPr>
+              <w:keepNext w:val="1"/>
+              <w:keepLines w:val="1"/>
+              <w:numPr>
+                <w:ilvl w:val="1"/>
+                <w:numId w:val="21"/>
+              </w:numPr>
+              <w:spacing w:after="0" w:afterAutospacing="0" w:before="0" w:beforeAutospacing="0" w:line="240" w:lineRule="auto"/>
+              <w:ind w:left="1440" w:hanging="360"/>
+              <w:rPr>
+                <w:rFonts w:ascii="Times" w:cs="Times" w:eastAsia="Times" w:hAnsi="Times"/>
+                <w:sz w:val="24"/>
+                <w:szCs w:val="24"/>
+              </w:rPr>
+            </w:pPr>
+            <w:r>
+              <w:rPr>
+                <w:rFonts w:ascii="Times" w:cs="Times" w:eastAsia="Times" w:hAnsi="Times"/>
+                <w:sz w:val="24"/>
+                <w:szCs w:val="24"/>
+                <w:rtl w:val="0"/>
+              </w:rPr>
+              <w:t xml:space="preserve">Context files themselves or reference to them (if they’re placed in different directories)</w:t>
+            </w:r>
+          </w:p>
+          <w:p>
+            <w:pPr>
+              <w:keepNext w:val="1"/>
+              <w:keepLines w:val="1"/>
+              <w:numPr>
+                <w:ilvl w:val="0"/>
+                <w:numId w:val="21"/>
+              </w:numPr>
+              <w:spacing w:after="240" w:before="0" w:beforeAutospacing="0" w:line="240" w:lineRule="auto"/>
+              <w:ind w:left="720" w:hanging="360"/>
+              <w:rPr>
+                <w:rFonts w:ascii="Times" w:cs="Times" w:eastAsia="Times" w:hAnsi="Times"/>
+                <w:sz w:val="24"/>
+                <w:szCs w:val="24"/>
+              </w:rPr>
+            </w:pPr>
+            <w:r>
+              <w:rPr>
+                <w:rFonts w:ascii="Times" w:cs="Times" w:eastAsia="Times" w:hAnsi="Times"/>
+                <w:sz w:val="24"/>
+                <w:szCs w:val="24"/>
+                <w:rtl w:val="0"/>
+              </w:rPr>
+              <w:t xml:space="preserve">Create necessary skills, agents or hooks to replicate this</w:t>
+            </w:r>
+          </w:p>
+        </w:tc>
+        <w:tc>
+          <w:tcPr/>
+          <w:p>
+            <w:pPr>
+              <w:keepNext w:val="1"/>
+              <w:keepLines w:val="1"/>
+              <w:spacing w:line="240" w:lineRule="auto"/>
+              <w:rPr>
+                <w:rFonts w:ascii="Times" w:cs="Times" w:eastAsia="Times" w:hAnsi="Times"/>
+                <w:sz w:val="24"/>
+                <w:szCs w:val="24"/>
+              </w:rPr>
+            </w:pPr>
+            <w:sdt>
+              <w:sdtPr>
+                <w:alias w:val="Assignee"/>
+                <w:id w:val="389787420"/>
+                <w:dropDownList w:lastValue="Matthew">
+                  <w:listItem w:displayText="None" w:value="None"/>
+                  <w:listItem w:displayText="Alarie" w:value="Alarie"/>
+                  <w:listItem w:displayText="James" w:value="James"/>
+                  <w:listItem w:displayText="Matthew" w:value="Matthew"/>
+                </w:dropDownList>
+              </w:sdtPr>
+              <w:sdtContent>
+                <w:r>
+                  <w:rPr>
+                    <w:rFonts w:ascii="Times" w:cs="Times" w:eastAsia="Times" w:hAnsi="Times"/>
+                    <w:color w:val="11734b"/>
+                    <w:sz w:val="24"/>
+                    <w:szCs w:val="24"/>
+                    <w:shd w:fill="d4edbc" w:val="clear"/>
+                  </w:rPr>
+                  <w:t xml:space="preserve">Matthew</w:t>
+                </w:r>
+              </w:sdtContent>
+            </w:sdt>
+            <w:r>
+              <w:rPr>
+                <w:rtl w:val="0"/>
+              </w:rPr>
+            </w:r>
+          </w:p>
+        </w:tc>
+      </w:tr>
+      <w:tr>
+        <w:trPr>
+          <w:cantSplit w:val="0"/>
+          <w:trHeight w:val="543" w:hRule="atLeast"/>
+          <w:tblHeader w:val="0"/>
+        </w:trPr>
+        <w:tc>
+          <w:tcPr/>
+          <w:p>
+            <w:pPr>
+              <w:keepNext w:val="1"/>
+              <w:keepLines w:val="1"/>
+              <w:numPr>
+                <w:ilvl w:val="0"/>
                 <w:numId w:val="3"/>
               </w:numPr>
               <w:spacing w:after="0" w:afterAutospacing="0" w:before="240" w:line="240" w:lineRule="auto"/>
@@ -2992,7 +3302,7 @@
             <w:sdt>
               <w:sdtPr>
                 <w:alias w:val="Assignee"/>
-                <w:id w:val="1034087441"/>
+                <w:id w:val="-1464302427"/>
                 <w:dropDownList w:lastValue="Alarie">
                   <w:listItem w:displayText="None" w:value="None"/>
                   <w:listItem w:displayText="Alarie" w:value="Alarie"/>
@@ -3159,16 +3469,16 @@
                 <wp:inline distB="114300" distT="114300" distL="114300" distR="114300">
                   <wp:extent cx="2951586" cy="1507875"/>
                   <wp:effectExtent b="0" l="0" r="0" t="0"/>
-                  <wp:docPr id="6" name="image4.png"/>
+                  <wp:docPr id="8" name="image8.png"/>
                   <a:graphic>
                     <a:graphicData uri="http://schemas.openxmlformats.org/drawingml/2006/picture">
                       <pic:pic>
                         <pic:nvPicPr>
-                          <pic:cNvPr id="0" name="image4.png"/>
+                          <pic:cNvPr id="0" name="image8.png"/>
                           <pic:cNvPicPr preferRelativeResize="0"/>
                         </pic:nvPicPr>
                         <pic:blipFill>
-                          <a:blip r:embed="rId10"/>
+                          <a:blip r:embed="rId12"/>
                           <a:srcRect b="0" l="0" r="0" t="0"/>
                           <a:stretch>
                             <a:fillRect/>
@@ -3220,16 +3530,16 @@
                 <wp:inline distB="114300" distT="114300" distL="114300" distR="114300">
                   <wp:extent cx="3475403" cy="2394500"/>
                   <wp:effectExtent b="0" l="0" r="0" t="0"/>
-                  <wp:docPr id="4" name="image15.png"/>
+                  <wp:docPr id="12" name="image2.png"/>
                   <a:graphic>
                     <a:graphicData uri="http://schemas.openxmlformats.org/drawingml/2006/picture">
                       <pic:pic>
                         <pic:nvPicPr>
-                          <pic:cNvPr id="0" name="image15.png"/>
+                          <pic:cNvPr id="0" name="image2.png"/>
                           <pic:cNvPicPr preferRelativeResize="0"/>
                         </pic:nvPicPr>
                         <pic:blipFill>
-                          <a:blip r:embed="rId11"/>
+                          <a:blip r:embed="rId13"/>
                           <a:srcRect b="0" l="0" r="0" t="0"/>
                           <a:stretch>
                             <a:fillRect/>
@@ -3290,7 +3600,7 @@
             <w:sdt>
               <w:sdtPr>
                 <w:alias w:val="Assignee"/>
-                <w:id w:val="1850214247"/>
+                <w:id w:val="1299792017"/>
                 <w:dropDownList w:lastValue="Alarie">
                   <w:listItem w:displayText="None" w:value="None"/>
                   <w:listItem w:displayText="Alarie" w:value="Alarie"/>
@@ -3333,7 +3643,7 @@
               <w:keepLines w:val="1"/>
               <w:numPr>
                 <w:ilvl w:val="0"/>
-                <w:numId w:val="69"/>
+                <w:numId w:val="68"/>
               </w:numPr>
               <w:spacing w:after="0" w:afterAutospacing="0" w:line="240" w:lineRule="auto"/>
               <w:ind w:left="720" w:hanging="360"/>
@@ -3359,7 +3669,7 @@
               <w:keepLines w:val="1"/>
               <w:numPr>
                 <w:ilvl w:val="1"/>
-                <w:numId w:val="69"/>
+                <w:numId w:val="68"/>
               </w:numPr>
               <w:spacing w:after="0" w:afterAutospacing="0" w:line="240" w:lineRule="auto"/>
               <w:ind w:left="1440" w:hanging="360"/>
@@ -3385,7 +3695,7 @@
               <w:keepLines w:val="1"/>
               <w:numPr>
                 <w:ilvl w:val="1"/>
-                <w:numId w:val="69"/>
+                <w:numId w:val="68"/>
               </w:numPr>
               <w:spacing w:after="60" w:line="240" w:lineRule="auto"/>
               <w:ind w:left="1440" w:hanging="360"/>
@@ -3405,16 +3715,16 @@
                 <wp:inline distB="114300" distT="114300" distL="114300" distR="114300">
                   <wp:extent cx="3411649" cy="1858705"/>
                   <wp:effectExtent b="0" l="0" r="0" t="0"/>
-                  <wp:docPr id="13" name="image8.png"/>
+                  <wp:docPr id="11" name="image13.png"/>
                   <a:graphic>
                     <a:graphicData uri="http://schemas.openxmlformats.org/drawingml/2006/picture">
                       <pic:pic>
                         <pic:nvPicPr>
-                          <pic:cNvPr id="0" name="image8.png"/>
+                          <pic:cNvPr id="0" name="image13.png"/>
                           <pic:cNvPicPr preferRelativeResize="0"/>
                         </pic:nvPicPr>
                         <pic:blipFill>
-                          <a:blip r:embed="rId12"/>
+                          <a:blip r:embed="rId14"/>
                           <a:srcRect b="0" l="0" r="0" t="0"/>
                           <a:stretch>
                             <a:fillRect/>
@@ -3457,7 +3767,7 @@
             <w:sdt>
               <w:sdtPr>
                 <w:alias w:val="Assignee"/>
-                <w:id w:val="-1031561476"/>
+                <w:id w:val="-158385634"/>
                 <w:dropDownList w:lastValue="James">
                   <w:listItem w:displayText="None" w:value="None"/>
                   <w:listItem w:displayText="Alarie" w:value="Alarie"/>
@@ -3563,7 +3873,7 @@
             <w:sdt>
               <w:sdtPr>
                 <w:alias w:val="Assignee"/>
-                <w:id w:val="-1376929945"/>
+                <w:id w:val="1446860379"/>
                 <w:dropDownList w:lastValue="Alarie">
                   <w:listItem w:displayText="None" w:value="None"/>
                   <w:listItem w:displayText="Alarie" w:value="Alarie"/>
@@ -3642,7 +3952,7 @@
             <w:sdt>
               <w:sdtPr>
                 <w:alias w:val="Assignee"/>
-                <w:id w:val="-163600551"/>
+                <w:id w:val="-1580733529"/>
                 <w:dropDownList w:lastValue="Alarie">
                   <w:listItem w:displayText="None" w:value="None"/>
                   <w:listItem w:displayText="Alarie" w:value="Alarie"/>
@@ -3684,7 +3994,7 @@
               <w:keepLines w:val="1"/>
               <w:numPr>
                 <w:ilvl w:val="0"/>
-                <w:numId w:val="93"/>
+                <w:numId w:val="95"/>
               </w:numPr>
               <w:spacing w:after="60" w:line="240" w:lineRule="auto"/>
               <w:ind w:left="720" w:hanging="360"/>
@@ -3721,7 +4031,7 @@
             <w:sdt>
               <w:sdtPr>
                 <w:alias w:val="Assignee"/>
-                <w:id w:val="252841221"/>
+                <w:id w:val="-1624353702"/>
                 <w:dropDownList w:lastValue="Alarie">
                   <w:listItem w:displayText="None" w:value="None"/>
                   <w:listItem w:displayText="Alarie" w:value="Alarie"/>
@@ -3887,16 +4197,16 @@
                 <wp:inline distB="114300" distT="114300" distL="114300" distR="114300">
                   <wp:extent cx="2660984" cy="2592888"/>
                   <wp:effectExtent b="0" l="0" r="0" t="0"/>
-                  <wp:docPr id="9" name="image6.png"/>
+                  <wp:docPr id="15" name="image14.png"/>
                   <a:graphic>
                     <a:graphicData uri="http://schemas.openxmlformats.org/drawingml/2006/picture">
                       <pic:pic>
                         <pic:nvPicPr>
-                          <pic:cNvPr id="0" name="image6.png"/>
+                          <pic:cNvPr id="0" name="image14.png"/>
                           <pic:cNvPicPr preferRelativeResize="0"/>
                         </pic:nvPicPr>
                         <pic:blipFill>
-                          <a:blip r:embed="rId13"/>
+                          <a:blip r:embed="rId15"/>
                           <a:srcRect b="0" l="0" r="0" t="0"/>
                           <a:stretch>
                             <a:fillRect/>
@@ -4052,7 +4362,7 @@
             <w:sdt>
               <w:sdtPr>
                 <w:alias w:val="Assignee"/>
-                <w:id w:val="-518071226"/>
+                <w:id w:val="-125776584"/>
                 <w:dropDownList w:lastValue="Matthew">
                   <w:listItem w:displayText="None" w:value="None"/>
                   <w:listItem w:displayText="Alarie" w:value="Alarie"/>
@@ -4094,7 +4404,7 @@
               <w:keepLines w:val="1"/>
               <w:numPr>
                 <w:ilvl w:val="0"/>
-                <w:numId w:val="84"/>
+                <w:numId w:val="83"/>
               </w:numPr>
               <w:spacing w:after="0" w:afterAutospacing="0" w:before="240" w:line="240" w:lineRule="auto"/>
               <w:ind w:left="720" w:hanging="360"/>
@@ -4120,7 +4430,7 @@
               <w:keepLines w:val="1"/>
               <w:numPr>
                 <w:ilvl w:val="1"/>
-                <w:numId w:val="84"/>
+                <w:numId w:val="83"/>
               </w:numPr>
               <w:spacing w:after="0" w:afterAutospacing="0" w:before="0" w:beforeAutospacing="0" w:line="240" w:lineRule="auto"/>
               <w:ind w:left="1440" w:hanging="360"/>
@@ -4146,7 +4456,7 @@
               <w:keepLines w:val="1"/>
               <w:numPr>
                 <w:ilvl w:val="1"/>
-                <w:numId w:val="84"/>
+                <w:numId w:val="83"/>
               </w:numPr>
               <w:spacing w:after="0" w:afterAutospacing="0" w:before="0" w:beforeAutospacing="0" w:line="240" w:lineRule="auto"/>
               <w:ind w:left="1440" w:hanging="360"/>
@@ -4172,7 +4482,7 @@
               <w:keepLines w:val="1"/>
               <w:numPr>
                 <w:ilvl w:val="1"/>
-                <w:numId w:val="84"/>
+                <w:numId w:val="83"/>
               </w:numPr>
               <w:spacing w:after="0" w:afterAutospacing="0" w:before="0" w:beforeAutospacing="0" w:line="240" w:lineRule="auto"/>
               <w:ind w:left="1440" w:hanging="360"/>
@@ -4198,7 +4508,7 @@
               <w:keepLines w:val="1"/>
               <w:numPr>
                 <w:ilvl w:val="0"/>
-                <w:numId w:val="84"/>
+                <w:numId w:val="83"/>
               </w:numPr>
               <w:spacing w:after="0" w:afterAutospacing="0" w:before="0" w:beforeAutospacing="0" w:line="240" w:lineRule="auto"/>
               <w:ind w:left="720" w:hanging="360"/>
@@ -4224,7 +4534,7 @@
               <w:keepLines w:val="1"/>
               <w:numPr>
                 <w:ilvl w:val="1"/>
-                <w:numId w:val="84"/>
+                <w:numId w:val="83"/>
               </w:numPr>
               <w:spacing w:after="0" w:afterAutospacing="0" w:before="0" w:beforeAutospacing="0" w:line="240" w:lineRule="auto"/>
               <w:ind w:left="1440" w:hanging="360"/>
@@ -4250,7 +4560,7 @@
               <w:keepLines w:val="1"/>
               <w:numPr>
                 <w:ilvl w:val="1"/>
-                <w:numId w:val="84"/>
+                <w:numId w:val="83"/>
               </w:numPr>
               <w:spacing w:after="0" w:afterAutospacing="0" w:before="0" w:beforeAutospacing="0" w:line="240" w:lineRule="auto"/>
               <w:ind w:left="1440" w:hanging="360"/>
@@ -4276,7 +4586,7 @@
               <w:keepLines w:val="1"/>
               <w:numPr>
                 <w:ilvl w:val="1"/>
-                <w:numId w:val="84"/>
+                <w:numId w:val="83"/>
               </w:numPr>
               <w:spacing w:after="240" w:before="0" w:beforeAutospacing="0" w:line="240" w:lineRule="auto"/>
               <w:ind w:left="1440" w:hanging="360"/>
@@ -4313,7 +4623,7 @@
             <w:sdt>
               <w:sdtPr>
                 <w:alias w:val="Assignee"/>
-                <w:id w:val="709568079"/>
+                <w:id w:val="1676081301"/>
                 <w:dropDownList w:lastValue="Matthew">
                   <w:listItem w:displayText="None" w:value="None"/>
                   <w:listItem w:displayText="Alarie" w:value="Alarie"/>
@@ -4548,7 +4858,7 @@
             <w:sdt>
               <w:sdtPr>
                 <w:alias w:val="Assignee"/>
-                <w:id w:val="-1184540643"/>
+                <w:id w:val="922859396"/>
                 <w:dropDownList w:lastValue="Matthew">
                   <w:listItem w:displayText="None" w:value="None"/>
                   <w:listItem w:displayText="Alarie" w:value="Alarie"/>
@@ -4705,7 +5015,7 @@
             <w:sdt>
               <w:sdtPr>
                 <w:alias w:val="Assignee"/>
-                <w:id w:val="-232643094"/>
+                <w:id w:val="180540843"/>
                 <w:dropDownList w:lastValue="Matthew">
                   <w:listItem w:displayText="None" w:value="None"/>
                   <w:listItem w:displayText="Alarie" w:value="Alarie"/>
@@ -4914,7 +5224,7 @@
             <w:sdt>
               <w:sdtPr>
                 <w:alias w:val="Assignee"/>
-                <w:id w:val="-1682954553"/>
+                <w:id w:val="2075911378"/>
                 <w:dropDownList w:lastValue="Matthew">
                   <w:listItem w:displayText="None" w:value="None"/>
                   <w:listItem w:displayText="Alarie" w:value="Alarie"/>
@@ -4956,7 +5266,7 @@
               <w:keepLines w:val="1"/>
               <w:numPr>
                 <w:ilvl w:val="0"/>
-                <w:numId w:val="89"/>
+                <w:numId w:val="90"/>
               </w:numPr>
               <w:spacing w:after="0" w:afterAutospacing="0" w:before="240" w:line="240" w:lineRule="auto"/>
               <w:ind w:left="720" w:hanging="360"/>
@@ -4982,7 +5292,7 @@
               <w:keepLines w:val="1"/>
               <w:numPr>
                 <w:ilvl w:val="1"/>
-                <w:numId w:val="89"/>
+                <w:numId w:val="90"/>
               </w:numPr>
               <w:spacing w:after="0" w:afterAutospacing="0" w:before="0" w:beforeAutospacing="0" w:line="240" w:lineRule="auto"/>
               <w:ind w:left="1440" w:hanging="360"/>
@@ -5008,7 +5318,7 @@
               <w:keepLines w:val="1"/>
               <w:numPr>
                 <w:ilvl w:val="1"/>
-                <w:numId w:val="89"/>
+                <w:numId w:val="90"/>
               </w:numPr>
               <w:spacing w:after="0" w:afterAutospacing="0" w:before="0" w:beforeAutospacing="0" w:line="240" w:lineRule="auto"/>
               <w:ind w:left="1440" w:hanging="360"/>
@@ -5034,7 +5344,7 @@
               <w:keepLines w:val="1"/>
               <w:numPr>
                 <w:ilvl w:val="1"/>
-                <w:numId w:val="89"/>
+                <w:numId w:val="90"/>
               </w:numPr>
               <w:spacing w:after="240" w:before="0" w:beforeAutospacing="0" w:line="240" w:lineRule="auto"/>
               <w:ind w:left="1440" w:hanging="360"/>
@@ -5071,7 +5381,7 @@
             <w:sdt>
               <w:sdtPr>
                 <w:alias w:val="Assignee"/>
-                <w:id w:val="769146266"/>
+                <w:id w:val="83550913"/>
                 <w:dropDownList w:lastValue="Matthew">
                   <w:listItem w:displayText="None" w:value="None"/>
                   <w:listItem w:displayText="Alarie" w:value="Alarie"/>
@@ -5113,7 +5423,7 @@
               <w:keepLines w:val="1"/>
               <w:numPr>
                 <w:ilvl w:val="0"/>
-                <w:numId w:val="59"/>
+                <w:numId w:val="58"/>
               </w:numPr>
               <w:spacing w:after="0" w:afterAutospacing="0" w:line="240" w:lineRule="auto"/>
               <w:ind w:left="720" w:hanging="360"/>
@@ -5139,7 +5449,7 @@
               <w:keepLines w:val="1"/>
               <w:numPr>
                 <w:ilvl w:val="0"/>
-                <w:numId w:val="59"/>
+                <w:numId w:val="58"/>
               </w:numPr>
               <w:spacing w:after="0" w:afterAutospacing="0" w:line="240" w:lineRule="auto"/>
               <w:ind w:left="720" w:hanging="360"/>
@@ -5165,7 +5475,7 @@
               <w:keepLines w:val="1"/>
               <w:numPr>
                 <w:ilvl w:val="0"/>
-                <w:numId w:val="59"/>
+                <w:numId w:val="58"/>
               </w:numPr>
               <w:spacing w:after="0" w:afterAutospacing="0" w:line="240" w:lineRule="auto"/>
               <w:ind w:left="720" w:hanging="360"/>
@@ -5191,7 +5501,7 @@
               <w:keepLines w:val="1"/>
               <w:numPr>
                 <w:ilvl w:val="0"/>
-                <w:numId w:val="59"/>
+                <w:numId w:val="58"/>
               </w:numPr>
               <w:spacing w:after="0" w:afterAutospacing="0" w:line="240" w:lineRule="auto"/>
               <w:ind w:left="720" w:hanging="360"/>
@@ -5217,7 +5527,7 @@
               <w:keepLines w:val="1"/>
               <w:numPr>
                 <w:ilvl w:val="0"/>
-                <w:numId w:val="59"/>
+                <w:numId w:val="58"/>
               </w:numPr>
               <w:spacing w:after="0" w:afterAutospacing="0" w:line="240" w:lineRule="auto"/>
               <w:ind w:left="720" w:hanging="360"/>
@@ -5243,7 +5553,7 @@
               <w:keepLines w:val="1"/>
               <w:numPr>
                 <w:ilvl w:val="0"/>
-                <w:numId w:val="59"/>
+                <w:numId w:val="58"/>
               </w:numPr>
               <w:spacing w:after="60" w:line="240" w:lineRule="auto"/>
               <w:ind w:left="720" w:hanging="360"/>
@@ -5280,7 +5590,7 @@
             <w:sdt>
               <w:sdtPr>
                 <w:alias w:val="Assignee"/>
-                <w:id w:val="-1354865302"/>
+                <w:id w:val="-1188949666"/>
                 <w:dropDownList w:lastValue="Matthew">
                   <w:listItem w:displayText="None" w:value="None"/>
                   <w:listItem w:displayText="Alarie" w:value="Alarie"/>
@@ -5322,7 +5632,7 @@
               <w:keepLines w:val="1"/>
               <w:numPr>
                 <w:ilvl w:val="0"/>
-                <w:numId w:val="59"/>
+                <w:numId w:val="58"/>
               </w:numPr>
               <w:spacing w:after="0" w:afterAutospacing="0" w:line="240" w:lineRule="auto"/>
               <w:ind w:left="720" w:hanging="360"/>
@@ -5348,7 +5658,7 @@
               <w:keepLines w:val="1"/>
               <w:numPr>
                 <w:ilvl w:val="0"/>
-                <w:numId w:val="59"/>
+                <w:numId w:val="58"/>
               </w:numPr>
               <w:spacing w:after="0" w:afterAutospacing="0" w:line="240" w:lineRule="auto"/>
               <w:ind w:left="720" w:hanging="360"/>
@@ -5374,7 +5684,7 @@
               <w:keepLines w:val="1"/>
               <w:numPr>
                 <w:ilvl w:val="0"/>
-                <w:numId w:val="59"/>
+                <w:numId w:val="58"/>
               </w:numPr>
               <w:spacing w:after="0" w:afterAutospacing="0" w:line="240" w:lineRule="auto"/>
               <w:ind w:left="720" w:hanging="360"/>
@@ -5400,7 +5710,7 @@
               <w:keepLines w:val="1"/>
               <w:numPr>
                 <w:ilvl w:val="0"/>
-                <w:numId w:val="59"/>
+                <w:numId w:val="58"/>
               </w:numPr>
               <w:spacing w:after="0" w:afterAutospacing="0" w:line="240" w:lineRule="auto"/>
               <w:ind w:left="720" w:hanging="360"/>
@@ -5426,7 +5736,7 @@
               <w:keepLines w:val="1"/>
               <w:numPr>
                 <w:ilvl w:val="0"/>
-                <w:numId w:val="59"/>
+                <w:numId w:val="58"/>
               </w:numPr>
               <w:spacing w:after="0" w:afterAutospacing="0" w:line="240" w:lineRule="auto"/>
               <w:ind w:left="720" w:hanging="360"/>
@@ -5452,7 +5762,7 @@
               <w:keepLines w:val="1"/>
               <w:numPr>
                 <w:ilvl w:val="0"/>
-                <w:numId w:val="59"/>
+                <w:numId w:val="58"/>
               </w:numPr>
               <w:spacing w:after="0" w:afterAutospacing="0" w:line="240" w:lineRule="auto"/>
               <w:ind w:left="720" w:hanging="360"/>
@@ -5478,7 +5788,7 @@
               <w:keepLines w:val="1"/>
               <w:numPr>
                 <w:ilvl w:val="1"/>
-                <w:numId w:val="59"/>
+                <w:numId w:val="58"/>
               </w:numPr>
               <w:spacing w:after="0" w:afterAutospacing="0" w:line="240" w:lineRule="auto"/>
               <w:ind w:left="1440" w:hanging="360"/>
@@ -5504,7 +5814,7 @@
               <w:keepLines w:val="1"/>
               <w:numPr>
                 <w:ilvl w:val="1"/>
-                <w:numId w:val="59"/>
+                <w:numId w:val="58"/>
               </w:numPr>
               <w:spacing w:after="0" w:afterAutospacing="0" w:line="240" w:lineRule="auto"/>
               <w:ind w:left="1440" w:hanging="360"/>
@@ -5530,7 +5840,7 @@
               <w:keepLines w:val="1"/>
               <w:numPr>
                 <w:ilvl w:val="0"/>
-                <w:numId w:val="59"/>
+                <w:numId w:val="58"/>
               </w:numPr>
               <w:spacing w:after="60" w:line="240" w:lineRule="auto"/>
               <w:ind w:left="720" w:hanging="360"/>
@@ -5567,7 +5877,7 @@
             <w:sdt>
               <w:sdtPr>
                 <w:alias w:val="Assignee"/>
-                <w:id w:val="-2062403481"/>
+                <w:id w:val="619819047"/>
                 <w:dropDownList w:lastValue="Matthew">
                   <w:listItem w:displayText="None" w:value="None"/>
                   <w:listItem w:displayText="Alarie" w:value="Alarie"/>
@@ -5672,7 +5982,7 @@
             <w:sdt>
               <w:sdtPr>
                 <w:alias w:val="Assignee"/>
-                <w:id w:val="1061863732"/>
+                <w:id w:val="-436438204"/>
                 <w:dropDownList w:lastValue="Matthew">
                   <w:listItem w:displayText="None" w:value="None"/>
                   <w:listItem w:displayText="Alarie" w:value="Alarie"/>
@@ -5881,7 +6191,7 @@
             <w:sdt>
               <w:sdtPr>
                 <w:alias w:val="Assignee"/>
-                <w:id w:val="-1696715443"/>
+                <w:id w:val="1951674063"/>
                 <w:dropDownList w:lastValue="Matthew">
                   <w:listItem w:displayText="None" w:value="None"/>
                   <w:listItem w:displayText="Alarie" w:value="Alarie"/>
@@ -5965,7 +6275,7 @@
             <w:sdt>
               <w:sdtPr>
                 <w:alias w:val="Assignee"/>
-                <w:id w:val="1302400954"/>
+                <w:id w:val="-720736770"/>
                 <w:dropDownList w:lastValue="Matthew">
                   <w:listItem w:displayText="None" w:value="None"/>
                   <w:listItem w:displayText="Alarie" w:value="Alarie"/>
@@ -6007,7 +6317,7 @@
               <w:keepLines w:val="1"/>
               <w:numPr>
                 <w:ilvl w:val="0"/>
-                <w:numId w:val="87"/>
+                <w:numId w:val="88"/>
               </w:numPr>
               <w:spacing w:after="0" w:afterAutospacing="0" w:before="240" w:line="240" w:lineRule="auto"/>
               <w:ind w:left="720" w:hanging="360"/>
@@ -6033,7 +6343,7 @@
               <w:keepLines w:val="1"/>
               <w:numPr>
                 <w:ilvl w:val="1"/>
-                <w:numId w:val="87"/>
+                <w:numId w:val="88"/>
               </w:numPr>
               <w:spacing w:after="0" w:afterAutospacing="0" w:before="0" w:beforeAutospacing="0" w:line="240" w:lineRule="auto"/>
               <w:ind w:left="1440" w:hanging="360"/>
@@ -6059,7 +6369,7 @@
               <w:keepLines w:val="1"/>
               <w:numPr>
                 <w:ilvl w:val="1"/>
-                <w:numId w:val="87"/>
+                <w:numId w:val="88"/>
               </w:numPr>
               <w:spacing w:after="240" w:before="0" w:beforeAutospacing="0" w:line="240" w:lineRule="auto"/>
               <w:ind w:left="1440" w:hanging="360"/>
@@ -6096,7 +6406,7 @@
             <w:sdt>
               <w:sdtPr>
                 <w:alias w:val="Assignee"/>
-                <w:id w:val="-51395851"/>
+                <w:id w:val="2120103204"/>
                 <w:dropDownList w:lastValue="Matthew">
                   <w:listItem w:displayText="None" w:value="None"/>
                   <w:listItem w:displayText="Alarie" w:value="Alarie"/>
@@ -6209,8 +6519,8 @@
           <w:pgNumType w:start="1"/>
         </w:sectPr>
       </w:pPr>
-      <w:bookmarkStart w:colFirst="0" w:colLast="0" w:name="_5fa1msrtjgse" w:id="3"/>
-      <w:bookmarkEnd w:id="3"/>
+      <w:bookmarkStart w:colFirst="0" w:colLast="0" w:name="_3k5pv4idqxf1" w:id="4"/>
+      <w:bookmarkEnd w:id="4"/>
       <w:r>
         <w:rPr>
           <w:rFonts w:ascii="Arial" w:cs="Arial" w:eastAsia="Arial" w:hAnsi="Arial"/>
@@ -6291,8 +6601,8 @@
           <w:pgNumType w:start="1"/>
         </w:sectPr>
       </w:pPr>
-      <w:bookmarkStart w:colFirst="0" w:colLast="0" w:name="_d93vmyucdjoo" w:id="4"/>
-      <w:bookmarkEnd w:id="4"/>
+      <w:bookmarkStart w:colFirst="0" w:colLast="0" w:name="_k0c0wg9s9tpm" w:id="5"/>
+      <w:bookmarkEnd w:id="5"/>
       <w:r>
         <w:rPr>
           <w:rFonts w:ascii="Arial" w:cs="Arial" w:eastAsia="Arial" w:hAnsi="Arial"/>
@@ -6531,7 +6841,7 @@
             <w:sdt>
               <w:sdtPr>
                 <w:alias w:val="Configuration 1"/>
-                <w:id w:val="-498866604"/>
+                <w:id w:val="-28083884"/>
                 <w:dropDownList w:lastValue="Medium">
                   <w:listItem w:displayText="Cakewalk" w:value="Cakewalk"/>
                   <w:listItem w:displayText="Easy" w:value="Easy"/>
@@ -6715,7 +7025,7 @@
             <w:sdt>
               <w:sdtPr>
                 <w:alias w:val="Configuration 1"/>
-                <w:id w:val="-140444598"/>
+                <w:id w:val="-771085890"/>
                 <w:dropDownList w:lastValue="Medium">
                   <w:listItem w:displayText="Cakewalk" w:value="Cakewalk"/>
                   <w:listItem w:displayText="Easy" w:value="Easy"/>
@@ -7003,7 +7313,7 @@
             <w:sdt>
               <w:sdtPr>
                 <w:alias w:val="Configuration 1"/>
-                <w:id w:val="-473708853"/>
+                <w:id w:val="-813159757"/>
                 <w:dropDownList w:lastValue="Hard">
                   <w:listItem w:displayText="Cakewalk" w:value="Cakewalk"/>
                   <w:listItem w:displayText="Easy" w:value="Easy"/>
@@ -7161,7 +7471,7 @@
             <w:sdt>
               <w:sdtPr>
                 <w:alias w:val="Configuration 1"/>
-                <w:id w:val="421185734"/>
+                <w:id w:val="-474277053"/>
                 <w:dropDownList w:lastValue="Medium">
                   <w:listItem w:displayText="Cakewalk" w:value="Cakewalk"/>
                   <w:listItem w:displayText="Easy" w:value="Easy"/>
@@ -7303,16 +7613,16 @@
                 <wp:inline distB="114300" distT="114300" distL="114300" distR="114300">
                   <wp:extent cx="4465222" cy="4436599"/>
                   <wp:effectExtent b="0" l="0" r="0" t="0"/>
-                  <wp:docPr id="7" name="image7.png"/>
+                  <wp:docPr id="10" name="image3.png"/>
                   <a:graphic>
                     <a:graphicData uri="http://schemas.openxmlformats.org/drawingml/2006/picture">
                       <pic:pic>
                         <pic:nvPicPr>
-                          <pic:cNvPr id="0" name="image7.png"/>
+                          <pic:cNvPr id="0" name="image3.png"/>
                           <pic:cNvPicPr preferRelativeResize="0"/>
                         </pic:nvPicPr>
                         <pic:blipFill>
-                          <a:blip r:embed="rId14"/>
+                          <a:blip r:embed="rId16"/>
                           <a:srcRect b="0" l="0" r="0" t="0"/>
                           <a:stretch>
                             <a:fillRect/>
@@ -7354,7 +7664,7 @@
             <w:sdt>
               <w:sdtPr>
                 <w:alias w:val="Configuration 1"/>
-                <w:id w:val="1759926975"/>
+                <w:id w:val="-101622498"/>
                 <w:dropDownList w:lastValue="Medium">
                   <w:listItem w:displayText="Cakewalk" w:value="Cakewalk"/>
                   <w:listItem w:displayText="Easy" w:value="Easy"/>
@@ -7398,7 +7708,7 @@
               <w:keepLines w:val="1"/>
               <w:numPr>
                 <w:ilvl w:val="0"/>
-                <w:numId w:val="73"/>
+                <w:numId w:val="72"/>
               </w:numPr>
               <w:spacing w:after="0" w:afterAutospacing="0" w:before="240" w:lineRule="auto"/>
               <w:ind w:left="720" w:hanging="360"/>
@@ -7424,7 +7734,7 @@
               <w:keepLines w:val="1"/>
               <w:numPr>
                 <w:ilvl w:val="1"/>
-                <w:numId w:val="73"/>
+                <w:numId w:val="72"/>
               </w:numPr>
               <w:spacing w:after="0" w:afterAutospacing="0" w:before="0" w:beforeAutospacing="0" w:lineRule="auto"/>
               <w:ind w:left="1440" w:hanging="360"/>
@@ -7450,7 +7760,7 @@
               <w:keepLines w:val="1"/>
               <w:numPr>
                 <w:ilvl w:val="1"/>
-                <w:numId w:val="73"/>
+                <w:numId w:val="72"/>
               </w:numPr>
               <w:spacing w:after="240" w:before="0" w:beforeAutospacing="0" w:lineRule="auto"/>
               <w:ind w:left="1440" w:hanging="360"/>
@@ -7486,7 +7796,7 @@
             <w:sdt>
               <w:sdtPr>
                 <w:alias w:val="Configuration 1"/>
-                <w:id w:val="1938176961"/>
+                <w:id w:val="1102433770"/>
                 <w:dropDownList w:lastValue="Medium">
                   <w:listItem w:displayText="Cakewalk" w:value="Cakewalk"/>
                   <w:listItem w:displayText="Easy" w:value="Easy"/>
@@ -7530,7 +7840,7 @@
               <w:keepLines w:val="1"/>
               <w:numPr>
                 <w:ilvl w:val="0"/>
-                <w:numId w:val="13"/>
+                <w:numId w:val="14"/>
               </w:numPr>
               <w:spacing w:after="0" w:afterAutospacing="0" w:before="240" w:lineRule="auto"/>
               <w:ind w:left="720" w:hanging="360"/>
@@ -7556,7 +7866,7 @@
               <w:keepLines w:val="1"/>
               <w:numPr>
                 <w:ilvl w:val="1"/>
-                <w:numId w:val="13"/>
+                <w:numId w:val="14"/>
               </w:numPr>
               <w:spacing w:after="0" w:afterAutospacing="0" w:before="0" w:beforeAutospacing="0" w:lineRule="auto"/>
               <w:ind w:left="1440" w:hanging="360"/>
@@ -7582,7 +7892,7 @@
               <w:keepLines w:val="1"/>
               <w:numPr>
                 <w:ilvl w:val="1"/>
-                <w:numId w:val="13"/>
+                <w:numId w:val="14"/>
               </w:numPr>
               <w:spacing w:after="0" w:afterAutospacing="0" w:before="0" w:beforeAutospacing="0" w:lineRule="auto"/>
               <w:ind w:left="1440" w:hanging="360"/>
@@ -7608,7 +7918,7 @@
               <w:keepLines w:val="1"/>
               <w:numPr>
                 <w:ilvl w:val="1"/>
-                <w:numId w:val="13"/>
+                <w:numId w:val="14"/>
               </w:numPr>
               <w:spacing w:after="0" w:afterAutospacing="0" w:before="0" w:beforeAutospacing="0" w:lineRule="auto"/>
               <w:ind w:left="1440" w:hanging="360"/>
@@ -7634,7 +7944,7 @@
               <w:keepLines w:val="1"/>
               <w:numPr>
                 <w:ilvl w:val="1"/>
-                <w:numId w:val="13"/>
+                <w:numId w:val="14"/>
               </w:numPr>
               <w:spacing w:after="240" w:before="0" w:beforeAutospacing="0" w:lineRule="auto"/>
               <w:ind w:left="1440" w:hanging="360"/>
@@ -7670,7 +7980,7 @@
             <w:sdt>
               <w:sdtPr>
                 <w:alias w:val="Configuration 1"/>
-                <w:id w:val="-286070972"/>
+                <w:id w:val="563486274"/>
                 <w:dropDownList w:lastValue="Medium">
                   <w:listItem w:displayText="Cakewalk" w:value="Cakewalk"/>
                   <w:listItem w:displayText="Easy" w:value="Easy"/>
@@ -7714,7 +8024,7 @@
               <w:keepLines w:val="1"/>
               <w:numPr>
                 <w:ilvl w:val="0"/>
-                <w:numId w:val="68"/>
+                <w:numId w:val="67"/>
               </w:numPr>
               <w:spacing w:after="0" w:afterAutospacing="0" w:before="240" w:lineRule="auto"/>
               <w:ind w:left="720" w:hanging="360"/>
@@ -7733,7 +8043,7 @@
               </w:rPr>
               <w:t xml:space="preserve">On </w:t>
             </w:r>
-            <w:hyperlink r:id="rId15">
+            <w:hyperlink r:id="rId17">
               <w:r>
                 <w:rPr>
                   <w:rFonts w:ascii="Times" w:cs="Times" w:eastAsia="Times" w:hAnsi="Times"/>
@@ -7762,7 +8072,7 @@
               <w:keepLines w:val="1"/>
               <w:numPr>
                 <w:ilvl w:val="1"/>
-                <w:numId w:val="68"/>
+                <w:numId w:val="67"/>
               </w:numPr>
               <w:spacing w:after="0" w:afterAutospacing="0" w:before="0" w:beforeAutospacing="0" w:lineRule="auto"/>
               <w:ind w:left="1440" w:hanging="360"/>
@@ -7781,7 +8091,7 @@
               </w:rPr>
               <w:t xml:space="preserve">Clicking on check in on hotel queue should immediately check in the pet, does not open </w:t>
             </w:r>
-            <w:hyperlink r:id="rId16">
+            <w:hyperlink r:id="rId18">
               <w:r>
                 <w:rPr>
                   <w:rFonts w:ascii="Times" w:cs="Times" w:eastAsia="Times" w:hAnsi="Times"/>
@@ -7806,7 +8116,7 @@
               <w:keepLines w:val="1"/>
               <w:numPr>
                 <w:ilvl w:val="1"/>
-                <w:numId w:val="68"/>
+                <w:numId w:val="67"/>
               </w:numPr>
               <w:spacing w:after="0" w:afterAutospacing="0" w:before="0" w:beforeAutospacing="0" w:lineRule="auto"/>
               <w:ind w:left="1440" w:hanging="360"/>
@@ -7825,7 +8135,7 @@
               </w:rPr>
               <w:t xml:space="preserve">Move </w:t>
             </w:r>
-            <w:hyperlink r:id="rId17">
+            <w:hyperlink r:id="rId19">
               <w:r>
                 <w:rPr>
                   <w:rFonts w:ascii="Times" w:cs="Times" w:eastAsia="Times" w:hAnsi="Times"/>
@@ -7854,7 +8164,7 @@
               <w:keepLines w:val="1"/>
               <w:numPr>
                 <w:ilvl w:val="1"/>
-                <w:numId w:val="68"/>
+                <w:numId w:val="67"/>
               </w:numPr>
               <w:spacing w:after="0" w:afterAutospacing="0" w:before="0" w:beforeAutospacing="0" w:lineRule="auto"/>
               <w:ind w:left="1440" w:hanging="360"/>
@@ -7880,7 +8190,7 @@
               <w:keepLines w:val="1"/>
               <w:numPr>
                 <w:ilvl w:val="2"/>
-                <w:numId w:val="68"/>
+                <w:numId w:val="67"/>
               </w:numPr>
               <w:spacing w:after="240" w:before="0" w:beforeAutospacing="0" w:lineRule="auto"/>
               <w:ind w:left="2160" w:hanging="360"/>
@@ -7900,16 +8210,16 @@
                 <wp:inline distB="114300" distT="114300" distL="114300" distR="114300">
                   <wp:extent cx="3713979" cy="1994277"/>
                   <wp:effectExtent b="0" l="0" r="0" t="0"/>
-                  <wp:docPr id="11" name="image11.png"/>
+                  <wp:docPr id="14" name="image16.png"/>
                   <a:graphic>
                     <a:graphicData uri="http://schemas.openxmlformats.org/drawingml/2006/picture">
                       <pic:pic>
                         <pic:nvPicPr>
-                          <pic:cNvPr id="0" name="image11.png"/>
+                          <pic:cNvPr id="0" name="image16.png"/>
                           <pic:cNvPicPr preferRelativeResize="0"/>
                         </pic:nvPicPr>
                         <pic:blipFill>
-                          <a:blip r:embed="rId18"/>
+                          <a:blip r:embed="rId20"/>
                           <a:srcRect b="0" l="0" r="0" t="0"/>
                           <a:stretch>
                             <a:fillRect/>
@@ -7951,7 +8261,7 @@
             <w:sdt>
               <w:sdtPr>
                 <w:alias w:val="Configuration 1"/>
-                <w:id w:val="-1538265823"/>
+                <w:id w:val="-1757590214"/>
                 <w:dropDownList w:lastValue="Medium">
                   <w:listItem w:displayText="Cakewalk" w:value="Cakewalk"/>
                   <w:listItem w:displayText="Easy" w:value="Easy"/>
@@ -7995,7 +8305,7 @@
               <w:keepLines w:val="1"/>
               <w:numPr>
                 <w:ilvl w:val="0"/>
-                <w:numId w:val="68"/>
+                <w:numId w:val="67"/>
               </w:numPr>
               <w:spacing w:after="0" w:afterAutospacing="0" w:before="240" w:lineRule="auto"/>
               <w:ind w:left="720" w:hanging="360"/>
@@ -8014,7 +8324,7 @@
               </w:rPr>
               <w:t xml:space="preserve">On </w:t>
             </w:r>
-            <w:hyperlink r:id="rId19">
+            <w:hyperlink r:id="rId21">
               <w:r>
                 <w:rPr>
                   <w:rFonts w:ascii="Times" w:cs="Times" w:eastAsia="Times" w:hAnsi="Times"/>
@@ -8043,7 +8353,7 @@
               <w:keepLines w:val="1"/>
               <w:numPr>
                 <w:ilvl w:val="1"/>
-                <w:numId w:val="68"/>
+                <w:numId w:val="67"/>
               </w:numPr>
               <w:spacing w:after="0" w:afterAutospacing="0" w:before="0" w:beforeAutospacing="0" w:lineRule="auto"/>
               <w:ind w:left="1440" w:hanging="360"/>
@@ -8069,7 +8379,7 @@
               <w:keepLines w:val="1"/>
               <w:numPr>
                 <w:ilvl w:val="1"/>
-                <w:numId w:val="68"/>
+                <w:numId w:val="67"/>
               </w:numPr>
               <w:spacing w:after="0" w:afterAutospacing="0" w:before="0" w:beforeAutospacing="0" w:lineRule="auto"/>
               <w:ind w:left="1440" w:hanging="360"/>
@@ -8095,7 +8405,7 @@
               <w:keepLines w:val="1"/>
               <w:numPr>
                 <w:ilvl w:val="1"/>
-                <w:numId w:val="68"/>
+                <w:numId w:val="67"/>
               </w:numPr>
               <w:spacing w:after="0" w:afterAutospacing="0" w:before="0" w:beforeAutospacing="0" w:lineRule="auto"/>
               <w:ind w:left="1440" w:hanging="360"/>
@@ -8121,7 +8431,7 @@
               <w:keepLines w:val="1"/>
               <w:numPr>
                 <w:ilvl w:val="1"/>
-                <w:numId w:val="68"/>
+                <w:numId w:val="67"/>
               </w:numPr>
               <w:spacing w:after="0" w:afterAutospacing="0" w:before="0" w:beforeAutospacing="0" w:lineRule="auto"/>
               <w:ind w:left="1440" w:hanging="360"/>
@@ -8147,7 +8457,7 @@
               <w:keepLines w:val="1"/>
               <w:numPr>
                 <w:ilvl w:val="1"/>
-                <w:numId w:val="68"/>
+                <w:numId w:val="67"/>
               </w:numPr>
               <w:spacing w:after="0" w:afterAutospacing="0" w:before="0" w:beforeAutospacing="0" w:lineRule="auto"/>
               <w:ind w:left="1440" w:hanging="360"/>
@@ -8166,7 +8476,7 @@
               </w:rPr>
               <w:t xml:space="preserve">Clicking on a checked in pet opens a custom </w:t>
             </w:r>
-            <w:hyperlink r:id="rId20">
+            <w:hyperlink r:id="rId22">
               <w:r>
                 <w:rPr>
                   <w:rFonts w:ascii="Times" w:cs="Times" w:eastAsia="Times" w:hAnsi="Times"/>
@@ -8195,7 +8505,7 @@
               <w:keepLines w:val="1"/>
               <w:numPr>
                 <w:ilvl w:val="1"/>
-                <w:numId w:val="68"/>
+                <w:numId w:val="67"/>
               </w:numPr>
               <w:spacing w:after="0" w:afterAutospacing="0" w:before="0" w:beforeAutospacing="0" w:lineRule="auto"/>
               <w:ind w:left="1440" w:hanging="360"/>
@@ -8221,7 +8531,7 @@
               <w:keepLines w:val="1"/>
               <w:numPr>
                 <w:ilvl w:val="1"/>
-                <w:numId w:val="68"/>
+                <w:numId w:val="67"/>
               </w:numPr>
               <w:spacing w:after="240" w:before="0" w:beforeAutospacing="0" w:lineRule="auto"/>
               <w:ind w:left="1440" w:hanging="360"/>
@@ -8241,16 +8551,16 @@
                 <wp:inline distB="114300" distT="114300" distL="114300" distR="114300">
                   <wp:extent cx="4510753" cy="2431328"/>
                   <wp:effectExtent b="0" l="0" r="0" t="0"/>
-                  <wp:docPr id="3" name="image1.png"/>
+                  <wp:docPr id="4" name="image4.png"/>
                   <a:graphic>
                     <a:graphicData uri="http://schemas.openxmlformats.org/drawingml/2006/picture">
                       <pic:pic>
                         <pic:nvPicPr>
-                          <pic:cNvPr id="0" name="image1.png"/>
+                          <pic:cNvPr id="0" name="image4.png"/>
                           <pic:cNvPicPr preferRelativeResize="0"/>
                         </pic:nvPicPr>
                         <pic:blipFill>
-                          <a:blip r:embed="rId21"/>
+                          <a:blip r:embed="rId23"/>
                           <a:srcRect b="0" l="0" r="0" t="0"/>
                           <a:stretch>
                             <a:fillRect/>
@@ -8310,7 +8620,7 @@
             <w:sdt>
               <w:sdtPr>
                 <w:alias w:val="Configuration 1"/>
-                <w:id w:val="1102265471"/>
+                <w:id w:val="1874593884"/>
                 <w:dropDownList w:lastValue="Medium">
                   <w:listItem w:displayText="Cakewalk" w:value="Cakewalk"/>
                   <w:listItem w:displayText="Easy" w:value="Easy"/>
@@ -8354,7 +8664,7 @@
               <w:keepLines w:val="1"/>
               <w:numPr>
                 <w:ilvl w:val="0"/>
-                <w:numId w:val="68"/>
+                <w:numId w:val="67"/>
               </w:numPr>
               <w:spacing w:after="240" w:before="240" w:lineRule="auto"/>
               <w:ind w:left="720" w:hanging="360"/>
@@ -8390,7 +8700,7 @@
             <w:sdt>
               <w:sdtPr>
                 <w:alias w:val="Configuration 1"/>
-                <w:id w:val="-162203505"/>
+                <w:id w:val="-1685209309"/>
                 <w:dropDownList w:lastValue="Unknown">
                   <w:listItem w:displayText="Cakewalk" w:value="Cakewalk"/>
                   <w:listItem w:displayText="Easy" w:value="Easy"/>
@@ -8434,7 +8744,7 @@
               <w:keepLines w:val="1"/>
               <w:numPr>
                 <w:ilvl w:val="0"/>
-                <w:numId w:val="68"/>
+                <w:numId w:val="67"/>
               </w:numPr>
               <w:spacing w:after="240" w:before="240" w:lineRule="auto"/>
               <w:ind w:left="720" w:hanging="360"/>
@@ -8470,7 +8780,7 @@
             <w:sdt>
               <w:sdtPr>
                 <w:alias w:val="Configuration 1"/>
-                <w:id w:val="1871996542"/>
+                <w:id w:val="757117053"/>
                 <w:dropDownList w:lastValue="Unknown">
                   <w:listItem w:displayText="Cakewalk" w:value="Cakewalk"/>
                   <w:listItem w:displayText="Easy" w:value="Easy"/>
@@ -8554,8 +8864,8 @@
           <w:pgNumType w:start="1"/>
         </w:sectPr>
       </w:pPr>
-      <w:bookmarkStart w:colFirst="0" w:colLast="0" w:name="_k25xf369ko7d" w:id="5"/>
-      <w:bookmarkEnd w:id="5"/>
+      <w:bookmarkStart w:colFirst="0" w:colLast="0" w:name="_zheuum9muhxm" w:id="6"/>
+      <w:bookmarkEnd w:id="6"/>
       <w:r>
         <w:rPr>
           <w:rFonts w:ascii="Arial" w:cs="Arial" w:eastAsia="Arial" w:hAnsi="Arial"/>
@@ -9348,7 +9658,7 @@
       <w:pPr>
         <w:numPr>
           <w:ilvl w:val="0"/>
-          <w:numId w:val="14"/>
+          <w:numId w:val="15"/>
         </w:numPr>
         <w:spacing w:after="0" w:afterAutospacing="0" w:line="240" w:lineRule="auto"/>
         <w:ind w:left="720" w:hanging="360"/>
@@ -9362,68 +9672,6 @@
           <w:rtl w:val="0"/>
         </w:rPr>
         <w:t xml:space="preserve">Coordinate with the business owner (Sir Mike) to complete PayMongo's Business Verification / KYC requirements before continuing integration work.</w:t>
-      </w:r>
-    </w:p>
-    <w:p>
-      <w:pPr>
-        <w:numPr>
-          <w:ilvl w:val="0"/>
-          <w:numId w:val="14"/>
-        </w:numPr>
-        <w:spacing w:after="0" w:afterAutospacing="0" w:line="240" w:lineRule="auto"/>
-        <w:ind w:left="720" w:hanging="360"/>
-        <w:rPr>
-          <w:rFonts w:ascii="Calibri" w:cs="Calibri" w:eastAsia="Calibri" w:hAnsi="Calibri"/>
-        </w:rPr>
-      </w:pPr>
-      <w:r>
-        <w:rPr>
-          <w:rFonts w:ascii="Calibri" w:cs="Calibri" w:eastAsia="Calibri" w:hAnsi="Calibri"/>
-          <w:rtl w:val="0"/>
-        </w:rPr>
-        <w:t xml:space="preserve">Prepare and store the required verification documents (business permit, IDs, etc.) in the shared Google Drive per PayMongo's checklist.</w:t>
-      </w:r>
-    </w:p>
-    <w:p>
-      <w:pPr>
-        <w:numPr>
-          <w:ilvl w:val="0"/>
-          <w:numId w:val="14"/>
-        </w:numPr>
-        <w:spacing w:after="60" w:line="240" w:lineRule="auto"/>
-        <w:ind w:left="720" w:hanging="360"/>
-        <w:rPr>
-          <w:rFonts w:ascii="Calibri" w:cs="Calibri" w:eastAsia="Calibri" w:hAnsi="Calibri"/>
-        </w:rPr>
-      </w:pPr>
-      <w:r>
-        <w:rPr>
-          <w:rFonts w:ascii="Calibri" w:cs="Calibri" w:eastAsia="Calibri" w:hAnsi="Calibri"/>
-          <w:rtl w:val="0"/>
-        </w:rPr>
-        <w:t xml:space="preserve">Define a fallback plan/scope in case business verification is denied or delayed (e.g., cash-only or manual payment recording as an interim option).</w:t>
-      </w:r>
-    </w:p>
-    <w:p>
-      <w:pPr>
-        <w:spacing w:after="80" w:before="240" w:line="240" w:lineRule="auto"/>
-        <w:rPr>
-          <w:rFonts w:ascii="Calibri" w:cs="Calibri" w:eastAsia="Calibri" w:hAnsi="Calibri"/>
-        </w:rPr>
-      </w:pPr>
-      <w:r>
-        <w:rPr>
-          <w:rFonts w:ascii="Calibri" w:cs="Calibri" w:eastAsia="Calibri" w:hAnsi="Calibri"/>
-          <w:b w:val="1"/>
-          <w:bCs w:val="1"/>
-          <w:rtl w:val="0"/>
-        </w:rPr>
-        <w:t xml:space="preserve">On Facebook Login (Meta OAuth):</w:t>
-      </w:r>
-      <w:r>
-        <w:rPr>
-          <w:rtl w:val="0"/>
-        </w:rPr>
       </w:r>
     </w:p>
     <w:p>
@@ -9443,7 +9691,7 @@
           <w:rFonts w:ascii="Calibri" w:cs="Calibri" w:eastAsia="Calibri" w:hAnsi="Calibri"/>
           <w:rtl w:val="0"/>
         </w:rPr>
-        <w:t xml:space="preserve">Confirm with the business owner whether pursuing Meta Business Verification for Facebook Login is worth the added compliance overhead.</w:t>
+        <w:t xml:space="preserve">Prepare and store the required verification documents (business permit, IDs, etc.) in the shared Google Drive per PayMongo's checklist.</w:t>
       </w:r>
     </w:p>
     <w:p>
@@ -9463,6 +9711,68 @@
           <w:rFonts w:ascii="Calibri" w:cs="Calibri" w:eastAsia="Calibri" w:hAnsi="Calibri"/>
           <w:rtl w:val="0"/>
         </w:rPr>
+        <w:t xml:space="preserve">Define a fallback plan/scope in case business verification is denied or delayed (e.g., cash-only or manual payment recording as an interim option).</w:t>
+      </w:r>
+    </w:p>
+    <w:p>
+      <w:pPr>
+        <w:spacing w:after="80" w:before="240" w:line="240" w:lineRule="auto"/>
+        <w:rPr>
+          <w:rFonts w:ascii="Calibri" w:cs="Calibri" w:eastAsia="Calibri" w:hAnsi="Calibri"/>
+        </w:rPr>
+      </w:pPr>
+      <w:r>
+        <w:rPr>
+          <w:rFonts w:ascii="Calibri" w:cs="Calibri" w:eastAsia="Calibri" w:hAnsi="Calibri"/>
+          <w:b w:val="1"/>
+          <w:bCs w:val="1"/>
+          <w:rtl w:val="0"/>
+        </w:rPr>
+        <w:t xml:space="preserve">On Facebook Login (Meta OAuth):</w:t>
+      </w:r>
+      <w:r>
+        <w:rPr>
+          <w:rtl w:val="0"/>
+        </w:rPr>
+      </w:r>
+    </w:p>
+    <w:p>
+      <w:pPr>
+        <w:numPr>
+          <w:ilvl w:val="0"/>
+          <w:numId w:val="16"/>
+        </w:numPr>
+        <w:spacing w:after="0" w:afterAutospacing="0" w:line="240" w:lineRule="auto"/>
+        <w:ind w:left="720" w:hanging="360"/>
+        <w:rPr>
+          <w:rFonts w:ascii="Calibri" w:cs="Calibri" w:eastAsia="Calibri" w:hAnsi="Calibri"/>
+        </w:rPr>
+      </w:pPr>
+      <w:r>
+        <w:rPr>
+          <w:rFonts w:ascii="Calibri" w:cs="Calibri" w:eastAsia="Calibri" w:hAnsi="Calibri"/>
+          <w:rtl w:val="0"/>
+        </w:rPr>
+        <w:t xml:space="preserve">Confirm with the business owner whether pursuing Meta Business Verification for Facebook Login is worth the added compliance overhead.</w:t>
+      </w:r>
+    </w:p>
+    <w:p>
+      <w:pPr>
+        <w:numPr>
+          <w:ilvl w:val="0"/>
+          <w:numId w:val="16"/>
+        </w:numPr>
+        <w:spacing w:after="60" w:line="240" w:lineRule="auto"/>
+        <w:ind w:left="720" w:hanging="360"/>
+        <w:rPr>
+          <w:rFonts w:ascii="Calibri" w:cs="Calibri" w:eastAsia="Calibri" w:hAnsi="Calibri"/>
+        </w:rPr>
+      </w:pPr>
+      <w:r>
+        <w:rPr>
+          <w:rFonts w:ascii="Calibri" w:cs="Calibri" w:eastAsia="Calibri" w:hAnsi="Calibri"/>
+          <w:rtl w:val="0"/>
+        </w:rPr>
         <w:t xml:space="preserve">If deprioritized, update the proposal/scope documentation to reflect Google/Gmail OAuth as the primary third-party login method, with Facebook as optional/future work.</w:t>
       </w:r>
     </w:p>
@@ -9555,7 +9865,7 @@
       <w:pPr>
         <w:numPr>
           <w:ilvl w:val="0"/>
-          <w:numId w:val="44"/>
+          <w:numId w:val="43"/>
         </w:numPr>
         <w:spacing w:after="0" w:afterAutospacing="0" w:line="240" w:lineRule="auto"/>
         <w:ind w:left="720" w:hanging="360"/>
@@ -9576,7 +9886,7 @@
       <w:pPr>
         <w:numPr>
           <w:ilvl w:val="0"/>
-          <w:numId w:val="44"/>
+          <w:numId w:val="43"/>
         </w:numPr>
         <w:spacing w:after="60" w:line="240" w:lineRule="auto"/>
         <w:ind w:left="720" w:hanging="360"/>
@@ -9618,7 +9928,7 @@
       <w:pPr>
         <w:numPr>
           <w:ilvl w:val="0"/>
-          <w:numId w:val="75"/>
+          <w:numId w:val="74"/>
         </w:numPr>
         <w:spacing w:after="0" w:afterAutospacing="0" w:line="240" w:lineRule="auto"/>
         <w:ind w:left="720" w:hanging="360"/>
@@ -9639,7 +9949,7 @@
       <w:pPr>
         <w:numPr>
           <w:ilvl w:val="0"/>
-          <w:numId w:val="75"/>
+          <w:numId w:val="74"/>
         </w:numPr>
         <w:spacing w:after="60" w:line="240" w:lineRule="auto"/>
         <w:ind w:left="720" w:hanging="360"/>
@@ -10071,8 +10381,8 @@
           <w:pgNumType w:start="1"/>
         </w:sectPr>
       </w:pPr>
-      <w:bookmarkStart w:colFirst="0" w:colLast="0" w:name="_po9h8qgh8jr9" w:id="6"/>
-      <w:bookmarkEnd w:id="6"/>
+      <w:bookmarkStart w:colFirst="0" w:colLast="0" w:name="_lkjktg1ess2v" w:id="7"/>
+      <w:bookmarkEnd w:id="7"/>
       <w:r>
         <w:rPr>
           <w:rFonts w:ascii="Arial" w:cs="Arial" w:eastAsia="Arial" w:hAnsi="Arial"/>
@@ -10138,8 +10448,8 @@
           <w:szCs w:val="26"/>
         </w:rPr>
       </w:pPr>
-      <w:bookmarkStart w:colFirst="0" w:colLast="0" w:name="_g3r9ln8brqmy" w:id="7"/>
-      <w:bookmarkEnd w:id="7"/>
+      <w:bookmarkStart w:colFirst="0" w:colLast="0" w:name="_g3r9ln8brqmy" w:id="8"/>
+      <w:bookmarkEnd w:id="8"/>
       <w:r>
         <w:rPr>
           <w:b w:val="1"/>
@@ -10304,8 +10614,8 @@
           <w:szCs w:val="26"/>
         </w:rPr>
       </w:pPr>
-      <w:bookmarkStart w:colFirst="0" w:colLast="0" w:name="_ohiu008oqmot" w:id="8"/>
-      <w:bookmarkEnd w:id="8"/>
+      <w:bookmarkStart w:colFirst="0" w:colLast="0" w:name="_ohiu008oqmot" w:id="9"/>
+      <w:bookmarkEnd w:id="9"/>
       <w:r>
         <w:rPr>
           <w:b w:val="1"/>
@@ -10408,8 +10718,8 @@
           <w:szCs w:val="26"/>
         </w:rPr>
       </w:pPr>
-      <w:bookmarkStart w:colFirst="0" w:colLast="0" w:name="_xk8f9h2fjq2p" w:id="9"/>
-      <w:bookmarkEnd w:id="9"/>
+      <w:bookmarkStart w:colFirst="0" w:colLast="0" w:name="_xk8f9h2fjq2p" w:id="10"/>
+      <w:bookmarkEnd w:id="10"/>
       <w:r>
         <w:rPr>
           <w:b w:val="1"/>
@@ -10426,7 +10736,7 @@
       <w:pPr>
         <w:numPr>
           <w:ilvl w:val="0"/>
-          <w:numId w:val="77"/>
+          <w:numId w:val="76"/>
         </w:numPr>
         <w:spacing w:after="0" w:afterAutospacing="0" w:before="240" w:lineRule="auto"/>
         <w:ind w:left="720" w:hanging="360"/>
@@ -10442,7 +10752,7 @@
       <w:pPr>
         <w:numPr>
           <w:ilvl w:val="0"/>
-          <w:numId w:val="77"/>
+          <w:numId w:val="76"/>
         </w:numPr>
         <w:spacing w:after="0" w:afterAutospacing="0" w:before="0" w:beforeAutospacing="0" w:lineRule="auto"/>
         <w:ind w:left="720" w:hanging="360"/>
@@ -10472,7 +10782,7 @@
       <w:pPr>
         <w:numPr>
           <w:ilvl w:val="0"/>
-          <w:numId w:val="77"/>
+          <w:numId w:val="76"/>
         </w:numPr>
         <w:spacing w:after="0" w:afterAutospacing="0" w:before="0" w:beforeAutospacing="0" w:lineRule="auto"/>
         <w:ind w:left="720" w:hanging="360"/>
@@ -10488,7 +10798,7 @@
       <w:pPr>
         <w:numPr>
           <w:ilvl w:val="1"/>
-          <w:numId w:val="77"/>
+          <w:numId w:val="76"/>
         </w:numPr>
         <w:spacing w:after="0" w:afterAutospacing="0" w:before="0" w:beforeAutospacing="0" w:lineRule="auto"/>
         <w:ind w:left="1440" w:hanging="360"/>
@@ -10512,7 +10822,7 @@
       <w:pPr>
         <w:numPr>
           <w:ilvl w:val="1"/>
-          <w:numId w:val="77"/>
+          <w:numId w:val="76"/>
         </w:numPr>
         <w:spacing w:after="0" w:afterAutospacing="0" w:before="0" w:beforeAutospacing="0" w:lineRule="auto"/>
         <w:ind w:left="1440" w:hanging="360"/>
@@ -10536,7 +10846,7 @@
       <w:pPr>
         <w:numPr>
           <w:ilvl w:val="1"/>
-          <w:numId w:val="77"/>
+          <w:numId w:val="76"/>
         </w:numPr>
         <w:spacing w:after="0" w:afterAutospacing="0" w:before="0" w:beforeAutospacing="0" w:lineRule="auto"/>
         <w:ind w:left="1440" w:hanging="360"/>
@@ -10560,7 +10870,7 @@
       <w:pPr>
         <w:numPr>
           <w:ilvl w:val="0"/>
-          <w:numId w:val="77"/>
+          <w:numId w:val="76"/>
         </w:numPr>
         <w:spacing w:after="240" w:before="0" w:beforeAutospacing="0" w:lineRule="auto"/>
         <w:ind w:left="720" w:hanging="360"/>
@@ -10586,8 +10896,8 @@
           <w:szCs w:val="26"/>
         </w:rPr>
       </w:pPr>
-      <w:bookmarkStart w:colFirst="0" w:colLast="0" w:name="_3n0ko1dvks3v" w:id="10"/>
-      <w:bookmarkEnd w:id="10"/>
+      <w:bookmarkStart w:colFirst="0" w:colLast="0" w:name="_3n0ko1dvks3v" w:id="11"/>
+      <w:bookmarkEnd w:id="11"/>
       <w:r>
         <w:rPr>
           <w:b w:val="1"/>
@@ -10758,8 +11068,8 @@
           <w:szCs w:val="26"/>
         </w:rPr>
       </w:pPr>
-      <w:bookmarkStart w:colFirst="0" w:colLast="0" w:name="_a7p0zpduv46r" w:id="11"/>
-      <w:bookmarkEnd w:id="11"/>
+      <w:bookmarkStart w:colFirst="0" w:colLast="0" w:name="_a7p0zpduv46r" w:id="12"/>
+      <w:bookmarkEnd w:id="12"/>
       <w:r>
         <w:rPr>
           <w:b w:val="1"/>
@@ -10776,7 +11086,7 @@
       <w:pPr>
         <w:numPr>
           <w:ilvl w:val="0"/>
-          <w:numId w:val="28"/>
+          <w:numId w:val="29"/>
         </w:numPr>
         <w:spacing w:after="0" w:afterAutospacing="0" w:before="240" w:lineRule="auto"/>
         <w:ind w:left="720" w:hanging="360"/>
@@ -10806,7 +11116,7 @@
       <w:pPr>
         <w:numPr>
           <w:ilvl w:val="1"/>
-          <w:numId w:val="28"/>
+          <w:numId w:val="29"/>
         </w:numPr>
         <w:spacing w:after="0" w:afterAutospacing="0" w:before="0" w:beforeAutospacing="0" w:lineRule="auto"/>
         <w:ind w:left="1440" w:hanging="360"/>
@@ -10822,7 +11132,7 @@
       <w:pPr>
         <w:numPr>
           <w:ilvl w:val="1"/>
-          <w:numId w:val="28"/>
+          <w:numId w:val="29"/>
         </w:numPr>
         <w:spacing w:after="0" w:afterAutospacing="0" w:before="0" w:beforeAutospacing="0" w:lineRule="auto"/>
         <w:ind w:left="1440" w:hanging="360"/>
@@ -10838,7 +11148,7 @@
       <w:pPr>
         <w:numPr>
           <w:ilvl w:val="1"/>
-          <w:numId w:val="28"/>
+          <w:numId w:val="29"/>
         </w:numPr>
         <w:spacing w:after="0" w:afterAutospacing="0" w:before="0" w:beforeAutospacing="0" w:lineRule="auto"/>
         <w:ind w:left="1440" w:hanging="360"/>
@@ -10854,7 +11164,7 @@
       <w:pPr>
         <w:numPr>
           <w:ilvl w:val="0"/>
-          <w:numId w:val="28"/>
+          <w:numId w:val="29"/>
         </w:numPr>
         <w:spacing w:after="0" w:afterAutospacing="0" w:before="0" w:beforeAutospacing="0" w:lineRule="auto"/>
         <w:ind w:left="720" w:hanging="360"/>
@@ -10884,7 +11194,7 @@
       <w:pPr>
         <w:numPr>
           <w:ilvl w:val="0"/>
-          <w:numId w:val="28"/>
+          <w:numId w:val="29"/>
         </w:numPr>
         <w:spacing w:after="0" w:afterAutospacing="0" w:before="0" w:beforeAutospacing="0" w:lineRule="auto"/>
         <w:ind w:left="720" w:hanging="360"/>
@@ -10914,7 +11224,7 @@
       <w:pPr>
         <w:numPr>
           <w:ilvl w:val="0"/>
-          <w:numId w:val="28"/>
+          <w:numId w:val="29"/>
         </w:numPr>
         <w:spacing w:after="240" w:before="0" w:beforeAutospacing="0" w:lineRule="auto"/>
         <w:ind w:left="720" w:hanging="360"/>
@@ -10940,8 +11250,8 @@
           <w:szCs w:val="26"/>
         </w:rPr>
       </w:pPr>
-      <w:bookmarkStart w:colFirst="0" w:colLast="0" w:name="_ftx8tfenl803" w:id="12"/>
-      <w:bookmarkEnd w:id="12"/>
+      <w:bookmarkStart w:colFirst="0" w:colLast="0" w:name="_ftx8tfenl803" w:id="13"/>
+      <w:bookmarkEnd w:id="13"/>
       <w:r>
         <w:rPr>
           <w:b w:val="1"/>
@@ -10958,7 +11268,7 @@
       <w:pPr>
         <w:numPr>
           <w:ilvl w:val="0"/>
-          <w:numId w:val="60"/>
+          <w:numId w:val="59"/>
         </w:numPr>
         <w:spacing w:after="0" w:afterAutospacing="0" w:before="240" w:lineRule="auto"/>
         <w:ind w:left="720" w:hanging="360"/>
@@ -10988,7 +11298,7 @@
       <w:pPr>
         <w:numPr>
           <w:ilvl w:val="0"/>
-          <w:numId w:val="60"/>
+          <w:numId w:val="59"/>
         </w:numPr>
         <w:spacing w:after="0" w:afterAutospacing="0" w:before="0" w:beforeAutospacing="0" w:lineRule="auto"/>
         <w:ind w:left="720" w:hanging="360"/>
@@ -11018,7 +11328,7 @@
       <w:pPr>
         <w:numPr>
           <w:ilvl w:val="0"/>
-          <w:numId w:val="60"/>
+          <w:numId w:val="59"/>
         </w:numPr>
         <w:spacing w:after="0" w:afterAutospacing="0" w:before="0" w:beforeAutospacing="0" w:lineRule="auto"/>
         <w:ind w:left="720" w:hanging="360"/>
@@ -11034,7 +11344,7 @@
       <w:pPr>
         <w:numPr>
           <w:ilvl w:val="1"/>
-          <w:numId w:val="60"/>
+          <w:numId w:val="59"/>
         </w:numPr>
         <w:spacing w:after="0" w:afterAutospacing="0" w:before="0" w:beforeAutospacing="0" w:lineRule="auto"/>
         <w:ind w:left="1440" w:hanging="360"/>
@@ -11050,7 +11360,7 @@
       <w:pPr>
         <w:numPr>
           <w:ilvl w:val="1"/>
-          <w:numId w:val="60"/>
+          <w:numId w:val="59"/>
         </w:numPr>
         <w:spacing w:after="0" w:afterAutospacing="0" w:before="0" w:beforeAutospacing="0" w:lineRule="auto"/>
         <w:ind w:left="1440" w:hanging="360"/>
@@ -11066,7 +11376,7 @@
       <w:pPr>
         <w:numPr>
           <w:ilvl w:val="1"/>
-          <w:numId w:val="60"/>
+          <w:numId w:val="59"/>
         </w:numPr>
         <w:spacing w:after="0" w:afterAutospacing="0" w:before="0" w:beforeAutospacing="0" w:lineRule="auto"/>
         <w:ind w:left="1440" w:hanging="360"/>
@@ -11084,7 +11394,7 @@
       <w:pPr>
         <w:numPr>
           <w:ilvl w:val="0"/>
-          <w:numId w:val="60"/>
+          <w:numId w:val="59"/>
         </w:numPr>
         <w:spacing w:after="240" w:before="0" w:beforeAutospacing="0" w:lineRule="auto"/>
         <w:ind w:left="720" w:hanging="360"/>
@@ -11125,8 +11435,8 @@
           <w:szCs w:val="26"/>
         </w:rPr>
       </w:pPr>
-      <w:bookmarkStart w:colFirst="0" w:colLast="0" w:name="_yeshd84igy6a" w:id="13"/>
-      <w:bookmarkEnd w:id="13"/>
+      <w:bookmarkStart w:colFirst="0" w:colLast="0" w:name="_yeshd84igy6a" w:id="14"/>
+      <w:bookmarkEnd w:id="14"/>
       <w:r>
         <w:rPr>
           <w:b w:val="1"/>
@@ -11143,7 +11453,7 @@
       <w:pPr>
         <w:numPr>
           <w:ilvl w:val="0"/>
-          <w:numId w:val="56"/>
+          <w:numId w:val="55"/>
         </w:numPr>
         <w:spacing w:after="0" w:afterAutospacing="0" w:before="240" w:lineRule="auto"/>
         <w:ind w:left="720" w:hanging="360"/>
@@ -11173,7 +11483,7 @@
       <w:pPr>
         <w:numPr>
           <w:ilvl w:val="0"/>
-          <w:numId w:val="56"/>
+          <w:numId w:val="55"/>
         </w:numPr>
         <w:spacing w:after="0" w:afterAutospacing="0" w:before="0" w:beforeAutospacing="0" w:lineRule="auto"/>
         <w:ind w:left="720" w:hanging="360"/>
@@ -11203,7 +11513,7 @@
       <w:pPr>
         <w:numPr>
           <w:ilvl w:val="0"/>
-          <w:numId w:val="56"/>
+          <w:numId w:val="55"/>
         </w:numPr>
         <w:spacing w:after="240" w:before="0" w:beforeAutospacing="0" w:lineRule="auto"/>
         <w:ind w:left="720" w:hanging="360"/>
@@ -11229,8 +11539,8 @@
           <w:szCs w:val="26"/>
         </w:rPr>
       </w:pPr>
-      <w:bookmarkStart w:colFirst="0" w:colLast="0" w:name="_ui6r7wf47bmb" w:id="14"/>
-      <w:bookmarkEnd w:id="14"/>
+      <w:bookmarkStart w:colFirst="0" w:colLast="0" w:name="_ui6r7wf47bmb" w:id="15"/>
+      <w:bookmarkEnd w:id="15"/>
       <w:r>
         <w:rPr>
           <w:b w:val="1"/>
@@ -11259,7 +11569,7 @@
       <w:pPr>
         <w:numPr>
           <w:ilvl w:val="0"/>
-          <w:numId w:val="64"/>
+          <w:numId w:val="63"/>
         </w:numPr>
         <w:spacing w:after="0" w:afterAutospacing="0" w:before="240" w:lineRule="auto"/>
         <w:ind w:left="720" w:hanging="360"/>
@@ -11275,7 +11585,7 @@
       <w:pPr>
         <w:numPr>
           <w:ilvl w:val="0"/>
-          <w:numId w:val="64"/>
+          <w:numId w:val="63"/>
         </w:numPr>
         <w:spacing w:after="0" w:afterAutospacing="0" w:before="0" w:beforeAutospacing="0" w:lineRule="auto"/>
         <w:ind w:left="720" w:hanging="360"/>
@@ -11291,7 +11601,7 @@
       <w:pPr>
         <w:numPr>
           <w:ilvl w:val="0"/>
-          <w:numId w:val="64"/>
+          <w:numId w:val="63"/>
         </w:numPr>
         <w:spacing w:after="0" w:afterAutospacing="0" w:before="0" w:beforeAutospacing="0" w:lineRule="auto"/>
         <w:ind w:left="720" w:hanging="360"/>
@@ -11307,7 +11617,7 @@
       <w:pPr>
         <w:numPr>
           <w:ilvl w:val="0"/>
-          <w:numId w:val="64"/>
+          <w:numId w:val="63"/>
         </w:numPr>
         <w:spacing w:after="0" w:afterAutospacing="0" w:before="0" w:beforeAutospacing="0" w:lineRule="auto"/>
         <w:ind w:left="720" w:hanging="360"/>
@@ -11323,7 +11633,7 @@
       <w:pPr>
         <w:numPr>
           <w:ilvl w:val="0"/>
-          <w:numId w:val="64"/>
+          <w:numId w:val="63"/>
         </w:numPr>
         <w:spacing w:after="0" w:afterAutospacing="0" w:before="0" w:beforeAutospacing="0" w:lineRule="auto"/>
         <w:ind w:left="720" w:hanging="360"/>
@@ -11339,7 +11649,7 @@
       <w:pPr>
         <w:numPr>
           <w:ilvl w:val="0"/>
-          <w:numId w:val="64"/>
+          <w:numId w:val="63"/>
         </w:numPr>
         <w:spacing w:after="240" w:before="0" w:beforeAutospacing="0" w:lineRule="auto"/>
         <w:ind w:left="720" w:hanging="360"/>
@@ -11391,8 +11701,8 @@
           <w:szCs w:val="26"/>
         </w:rPr>
       </w:pPr>
-      <w:bookmarkStart w:colFirst="0" w:colLast="0" w:name="_iwa6yvngs9yr" w:id="15"/>
-      <w:bookmarkEnd w:id="15"/>
+      <w:bookmarkStart w:colFirst="0" w:colLast="0" w:name="_iwa6yvngs9yr" w:id="16"/>
+      <w:bookmarkEnd w:id="16"/>
       <w:r>
         <w:rPr>
           <w:b w:val="1"/>
@@ -11605,8 +11915,8 @@
           <w:szCs w:val="26"/>
         </w:rPr>
       </w:pPr>
-      <w:bookmarkStart w:colFirst="0" w:colLast="0" w:name="_uh99gs2vp2kv" w:id="16"/>
-      <w:bookmarkEnd w:id="16"/>
+      <w:bookmarkStart w:colFirst="0" w:colLast="0" w:name="_uh99gs2vp2kv" w:id="17"/>
+      <w:bookmarkEnd w:id="17"/>
       <w:r>
         <w:rPr>
           <w:b w:val="1"/>
@@ -11623,7 +11933,7 @@
       <w:pPr>
         <w:numPr>
           <w:ilvl w:val="0"/>
-          <w:numId w:val="92"/>
+          <w:numId w:val="94"/>
         </w:numPr>
         <w:spacing w:after="0" w:afterAutospacing="0" w:before="240" w:lineRule="auto"/>
         <w:ind w:left="720" w:hanging="360"/>
@@ -11653,7 +11963,7 @@
       <w:pPr>
         <w:numPr>
           <w:ilvl w:val="0"/>
-          <w:numId w:val="92"/>
+          <w:numId w:val="94"/>
         </w:numPr>
         <w:spacing w:after="0" w:afterAutospacing="0" w:before="0" w:beforeAutospacing="0" w:lineRule="auto"/>
         <w:ind w:left="720" w:hanging="360"/>
@@ -11669,7 +11979,7 @@
       <w:pPr>
         <w:numPr>
           <w:ilvl w:val="1"/>
-          <w:numId w:val="92"/>
+          <w:numId w:val="94"/>
         </w:numPr>
         <w:spacing w:after="0" w:afterAutospacing="0" w:before="0" w:beforeAutospacing="0" w:lineRule="auto"/>
         <w:ind w:left="1440" w:hanging="360"/>
@@ -11685,7 +11995,7 @@
       <w:pPr>
         <w:numPr>
           <w:ilvl w:val="1"/>
-          <w:numId w:val="92"/>
+          <w:numId w:val="94"/>
         </w:numPr>
         <w:spacing w:after="0" w:afterAutospacing="0" w:before="0" w:beforeAutospacing="0" w:lineRule="auto"/>
         <w:ind w:left="1440" w:hanging="360"/>
@@ -11701,7 +12011,7 @@
       <w:pPr>
         <w:numPr>
           <w:ilvl w:val="0"/>
-          <w:numId w:val="92"/>
+          <w:numId w:val="94"/>
         </w:numPr>
         <w:spacing w:after="240" w:before="0" w:beforeAutospacing="0" w:lineRule="auto"/>
         <w:ind w:left="720" w:hanging="360"/>
@@ -11727,8 +12037,8 @@
           <w:szCs w:val="26"/>
         </w:rPr>
       </w:pPr>
-      <w:bookmarkStart w:colFirst="0" w:colLast="0" w:name="_ki55nfya7vvf" w:id="17"/>
-      <w:bookmarkEnd w:id="17"/>
+      <w:bookmarkStart w:colFirst="0" w:colLast="0" w:name="_ki55nfya7vvf" w:id="18"/>
+      <w:bookmarkEnd w:id="18"/>
       <w:r>
         <w:rPr>
           <w:b w:val="1"/>
@@ -11847,8 +12157,8 @@
           <w:szCs w:val="26"/>
         </w:rPr>
       </w:pPr>
-      <w:bookmarkStart w:colFirst="0" w:colLast="0" w:name="_tf6mwrxwhwgi" w:id="18"/>
-      <w:bookmarkEnd w:id="18"/>
+      <w:bookmarkStart w:colFirst="0" w:colLast="0" w:name="_tf6mwrxwhwgi" w:id="19"/>
+      <w:bookmarkEnd w:id="19"/>
       <w:r>
         <w:rPr>
           <w:b w:val="1"/>
@@ -12009,8 +12319,8 @@
           <w:pgNumType w:start="1"/>
         </w:sectPr>
       </w:pPr>
-      <w:bookmarkStart w:colFirst="0" w:colLast="0" w:name="_4sbbwok518p3" w:id="19"/>
-      <w:bookmarkEnd w:id="19"/>
+      <w:bookmarkStart w:colFirst="0" w:colLast="0" w:name="_vxjfde9h9jn2" w:id="20"/>
+      <w:bookmarkEnd w:id="20"/>
       <w:r>
         <w:rPr>
           <w:rFonts w:ascii="Arial" w:cs="Arial" w:eastAsia="Arial" w:hAnsi="Arial"/>
@@ -13299,8 +13609,8 @@
           <w:szCs w:val="32"/>
         </w:rPr>
       </w:pPr>
-      <w:bookmarkStart w:colFirst="0" w:colLast="0" w:name="_8brpkv7wx911" w:id="20"/>
-      <w:bookmarkEnd w:id="20"/>
+      <w:bookmarkStart w:colFirst="0" w:colLast="0" w:name="_nl6t30qvl70l" w:id="21"/>
+      <w:bookmarkEnd w:id="21"/>
       <w:r>
         <w:rPr>
           <w:rFonts w:ascii="Calibri" w:cs="Calibri" w:eastAsia="Calibri" w:hAnsi="Calibri"/>
@@ -13501,7 +13811,7 @@
       <w:pPr>
         <w:numPr>
           <w:ilvl w:val="0"/>
-          <w:numId w:val="85"/>
+          <w:numId w:val="84"/>
         </w:numPr>
         <w:spacing w:after="0" w:afterAutospacing="0" w:line="240" w:lineRule="auto"/>
         <w:ind w:left="720" w:hanging="360"/>
@@ -13522,7 +13832,7 @@
       <w:pPr>
         <w:numPr>
           <w:ilvl w:val="0"/>
-          <w:numId w:val="85"/>
+          <w:numId w:val="84"/>
         </w:numPr>
         <w:spacing w:after="60" w:line="240" w:lineRule="auto"/>
         <w:ind w:left="720" w:hanging="360"/>
@@ -13565,7 +13875,7 @@
       <w:pPr>
         <w:numPr>
           <w:ilvl w:val="0"/>
-          <w:numId w:val="72"/>
+          <w:numId w:val="71"/>
         </w:numPr>
         <w:spacing w:after="60" w:line="240" w:lineRule="auto"/>
         <w:ind w:left="720" w:hanging="360"/>
@@ -13607,7 +13917,7 @@
       <w:pPr>
         <w:numPr>
           <w:ilvl w:val="0"/>
-          <w:numId w:val="62"/>
+          <w:numId w:val="61"/>
         </w:numPr>
         <w:spacing w:after="60" w:line="240" w:lineRule="auto"/>
         <w:ind w:left="720" w:hanging="360"/>
@@ -13650,7 +13960,7 @@
       <w:pPr>
         <w:numPr>
           <w:ilvl w:val="0"/>
-          <w:numId w:val="45"/>
+          <w:numId w:val="44"/>
         </w:numPr>
         <w:spacing w:after="60" w:line="240" w:lineRule="auto"/>
         <w:ind w:left="720" w:hanging="360"/>
@@ -13692,7 +14002,7 @@
       <w:pPr>
         <w:numPr>
           <w:ilvl w:val="0"/>
-          <w:numId w:val="27"/>
+          <w:numId w:val="28"/>
         </w:numPr>
         <w:spacing w:after="0" w:afterAutospacing="0" w:line="240" w:lineRule="auto"/>
         <w:ind w:left="720" w:hanging="360"/>
@@ -13712,7 +14022,7 @@
       <w:pPr>
         <w:numPr>
           <w:ilvl w:val="0"/>
-          <w:numId w:val="27"/>
+          <w:numId w:val="28"/>
         </w:numPr>
         <w:spacing w:after="60" w:line="240" w:lineRule="auto"/>
         <w:ind w:left="720" w:hanging="360"/>
@@ -13754,7 +14064,7 @@
       <w:pPr>
         <w:numPr>
           <w:ilvl w:val="0"/>
-          <w:numId w:val="58"/>
+          <w:numId w:val="57"/>
         </w:numPr>
         <w:spacing w:after="60" w:line="240" w:lineRule="auto"/>
         <w:ind w:left="720" w:hanging="360"/>
@@ -13796,7 +14106,7 @@
       <w:pPr>
         <w:numPr>
           <w:ilvl w:val="0"/>
-          <w:numId w:val="94"/>
+          <w:numId w:val="96"/>
         </w:numPr>
         <w:spacing w:after="0" w:afterAutospacing="0" w:line="240" w:lineRule="auto"/>
         <w:ind w:left="720" w:hanging="360"/>
@@ -13816,7 +14126,7 @@
       <w:pPr>
         <w:numPr>
           <w:ilvl w:val="0"/>
-          <w:numId w:val="94"/>
+          <w:numId w:val="96"/>
         </w:numPr>
         <w:spacing w:after="60" w:line="240" w:lineRule="auto"/>
         <w:ind w:left="720" w:hanging="360"/>
@@ -13900,7 +14210,7 @@
       <w:pPr>
         <w:numPr>
           <w:ilvl w:val="0"/>
-          <w:numId w:val="67"/>
+          <w:numId w:val="66"/>
         </w:numPr>
         <w:spacing w:after="60" w:line="240" w:lineRule="auto"/>
         <w:ind w:left="720" w:hanging="360"/>
@@ -14007,7 +14317,7 @@
       <w:pPr>
         <w:numPr>
           <w:ilvl w:val="0"/>
-          <w:numId w:val="78"/>
+          <w:numId w:val="77"/>
         </w:numPr>
         <w:spacing w:after="0" w:afterAutospacing="0" w:line="240" w:lineRule="auto"/>
         <w:ind w:left="720" w:hanging="360"/>
@@ -14028,7 +14338,7 @@
       <w:pPr>
         <w:numPr>
           <w:ilvl w:val="0"/>
-          <w:numId w:val="78"/>
+          <w:numId w:val="77"/>
         </w:numPr>
         <w:spacing w:after="60" w:line="240" w:lineRule="auto"/>
         <w:ind w:left="720" w:hanging="360"/>
@@ -14071,7 +14381,7 @@
       <w:pPr>
         <w:numPr>
           <w:ilvl w:val="0"/>
-          <w:numId w:val="83"/>
+          <w:numId w:val="82"/>
         </w:numPr>
         <w:spacing w:after="0" w:afterAutospacing="0" w:line="240" w:lineRule="auto"/>
         <w:ind w:left="720" w:hanging="360"/>
@@ -14092,7 +14402,7 @@
       <w:pPr>
         <w:numPr>
           <w:ilvl w:val="0"/>
-          <w:numId w:val="83"/>
+          <w:numId w:val="82"/>
         </w:numPr>
         <w:spacing w:after="60" w:line="240" w:lineRule="auto"/>
         <w:ind w:left="720" w:hanging="360"/>
@@ -14193,8 +14503,8 @@
           <w:pgNumType w:start="1"/>
         </w:sectPr>
       </w:pPr>
-      <w:bookmarkStart w:colFirst="0" w:colLast="0" w:name="_isjf99fi2iah" w:id="21"/>
-      <w:bookmarkEnd w:id="21"/>
+      <w:bookmarkStart w:colFirst="0" w:colLast="0" w:name="_e0e2duhec7yv" w:id="22"/>
+      <w:bookmarkEnd w:id="22"/>
       <w:r>
         <w:rPr>
           <w:rFonts w:ascii="Arial" w:cs="Arial" w:eastAsia="Arial" w:hAnsi="Arial"/>
@@ -14345,7 +14655,7 @@
               <w:keepLines w:val="1"/>
               <w:numPr>
                 <w:ilvl w:val="0"/>
-                <w:numId w:val="82"/>
+                <w:numId w:val="81"/>
               </w:numPr>
               <w:spacing w:after="0" w:afterAutospacing="0" w:before="240" w:lineRule="auto"/>
               <w:ind w:left="720" w:hanging="360"/>
@@ -14371,7 +14681,7 @@
               <w:keepLines w:val="1"/>
               <w:numPr>
                 <w:ilvl w:val="1"/>
-                <w:numId w:val="82"/>
+                <w:numId w:val="81"/>
               </w:numPr>
               <w:spacing w:after="0" w:afterAutospacing="0" w:before="0" w:beforeAutospacing="0" w:lineRule="auto"/>
               <w:ind w:left="1440" w:hanging="360"/>
@@ -14397,7 +14707,7 @@
               <w:keepLines w:val="1"/>
               <w:numPr>
                 <w:ilvl w:val="1"/>
-                <w:numId w:val="82"/>
+                <w:numId w:val="81"/>
               </w:numPr>
               <w:spacing w:after="240" w:before="0" w:beforeAutospacing="0" w:lineRule="auto"/>
               <w:ind w:left="1440" w:hanging="360"/>
@@ -14433,7 +14743,7 @@
             <w:sdt>
               <w:sdtPr>
                 <w:alias w:val="Configuration 1"/>
-                <w:id w:val="1044002445"/>
+                <w:id w:val="-738327521"/>
                 <w:dropDownList w:lastValue="Cakewalk">
                   <w:listItem w:displayText="Cakewalk" w:value="Cakewalk"/>
                   <w:listItem w:displayText="Easy" w:value="Easy"/>
@@ -14477,7 +14787,7 @@
               <w:keepLines w:val="1"/>
               <w:numPr>
                 <w:ilvl w:val="0"/>
-                <w:numId w:val="57"/>
+                <w:numId w:val="56"/>
               </w:numPr>
               <w:spacing w:after="0" w:afterAutospacing="0" w:before="240" w:lineRule="auto"/>
               <w:ind w:left="720" w:hanging="360"/>
@@ -14503,7 +14813,7 @@
               <w:keepLines w:val="1"/>
               <w:numPr>
                 <w:ilvl w:val="1"/>
-                <w:numId w:val="57"/>
+                <w:numId w:val="56"/>
               </w:numPr>
               <w:spacing w:after="0" w:afterAutospacing="0" w:before="0" w:beforeAutospacing="0" w:lineRule="auto"/>
               <w:ind w:left="1440" w:hanging="360"/>
@@ -14529,7 +14839,7 @@
               <w:keepLines w:val="1"/>
               <w:numPr>
                 <w:ilvl w:val="1"/>
-                <w:numId w:val="57"/>
+                <w:numId w:val="56"/>
               </w:numPr>
               <w:spacing w:after="240" w:before="0" w:beforeAutospacing="0" w:lineRule="auto"/>
               <w:ind w:left="1440" w:hanging="360"/>
@@ -14565,7 +14875,7 @@
             <w:sdt>
               <w:sdtPr>
                 <w:alias w:val="Configuration 1"/>
-                <w:id w:val="-1644441996"/>
+                <w:id w:val="627429432"/>
                 <w:dropDownList w:lastValue="Medium">
                   <w:listItem w:displayText="Cakewalk" w:value="Cakewalk"/>
                   <w:listItem w:displayText="Easy" w:value="Easy"/>
@@ -14609,7 +14919,7 @@
               <w:keepLines w:val="1"/>
               <w:numPr>
                 <w:ilvl w:val="0"/>
-                <w:numId w:val="71"/>
+                <w:numId w:val="70"/>
               </w:numPr>
               <w:spacing w:after="0" w:afterAutospacing="0" w:before="240" w:lineRule="auto"/>
               <w:ind w:left="720" w:hanging="360"/>
@@ -14635,7 +14945,7 @@
               <w:keepLines w:val="1"/>
               <w:numPr>
                 <w:ilvl w:val="1"/>
-                <w:numId w:val="71"/>
+                <w:numId w:val="70"/>
               </w:numPr>
               <w:spacing w:after="240" w:before="0" w:beforeAutospacing="0" w:lineRule="auto"/>
               <w:ind w:left="1440" w:hanging="360"/>
@@ -14671,7 +14981,7 @@
             <w:sdt>
               <w:sdtPr>
                 <w:alias w:val="Configuration 1"/>
-                <w:id w:val="799611627"/>
+                <w:id w:val="-1476283587"/>
                 <w:dropDownList w:lastValue="Medium">
                   <w:listItem w:displayText="Cakewalk" w:value="Cakewalk"/>
                   <w:listItem w:displayText="Easy" w:value="Easy"/>
@@ -14751,7 +15061,7 @@
             <w:sdt>
               <w:sdtPr>
                 <w:alias w:val="Configuration 1"/>
-                <w:id w:val="1968191299"/>
+                <w:id w:val="-1412921309"/>
                 <w:dropDownList w:lastValue="Medium">
                   <w:listItem w:displayText="Cakewalk" w:value="Cakewalk"/>
                   <w:listItem w:displayText="Easy" w:value="Easy"/>
@@ -14795,7 +15105,7 @@
               <w:keepLines w:val="1"/>
               <w:numPr>
                 <w:ilvl w:val="0"/>
-                <w:numId w:val="65"/>
+                <w:numId w:val="64"/>
               </w:numPr>
               <w:spacing w:after="0" w:afterAutospacing="0" w:before="240" w:lineRule="auto"/>
               <w:ind w:left="720" w:hanging="360"/>
@@ -14821,7 +15131,7 @@
               <w:keepLines w:val="1"/>
               <w:numPr>
                 <w:ilvl w:val="1"/>
-                <w:numId w:val="65"/>
+                <w:numId w:val="64"/>
               </w:numPr>
               <w:spacing w:after="0" w:afterAutospacing="0" w:before="0" w:beforeAutospacing="0" w:lineRule="auto"/>
               <w:ind w:left="1440" w:hanging="360"/>
@@ -14847,7 +15157,7 @@
               <w:keepLines w:val="1"/>
               <w:numPr>
                 <w:ilvl w:val="1"/>
-                <w:numId w:val="65"/>
+                <w:numId w:val="64"/>
               </w:numPr>
               <w:spacing w:after="0" w:afterAutospacing="0" w:before="0" w:beforeAutospacing="0" w:lineRule="auto"/>
               <w:ind w:left="1440" w:hanging="360"/>
@@ -14873,7 +15183,7 @@
               <w:keepLines w:val="1"/>
               <w:numPr>
                 <w:ilvl w:val="1"/>
-                <w:numId w:val="65"/>
+                <w:numId w:val="64"/>
               </w:numPr>
               <w:spacing w:after="240" w:before="0" w:beforeAutospacing="0" w:lineRule="auto"/>
               <w:ind w:left="1440" w:hanging="360"/>
@@ -14909,7 +15219,7 @@
             <w:sdt>
               <w:sdtPr>
                 <w:alias w:val="Configuration 1"/>
-                <w:id w:val="-308989325"/>
+                <w:id w:val="318644586"/>
                 <w:dropDownList w:lastValue="Easy">
                   <w:listItem w:displayText="Cakewalk" w:value="Cakewalk"/>
                   <w:listItem w:displayText="Easy" w:value="Easy"/>
@@ -14953,7 +15263,7 @@
               <w:keepLines w:val="1"/>
               <w:numPr>
                 <w:ilvl w:val="0"/>
-                <w:numId w:val="17"/>
+                <w:numId w:val="18"/>
               </w:numPr>
               <w:spacing w:after="0" w:afterAutospacing="0" w:before="240" w:lineRule="auto"/>
               <w:ind w:left="720" w:hanging="360"/>
@@ -14979,7 +15289,7 @@
               <w:keepLines w:val="1"/>
               <w:numPr>
                 <w:ilvl w:val="1"/>
-                <w:numId w:val="17"/>
+                <w:numId w:val="18"/>
               </w:numPr>
               <w:spacing w:after="0" w:afterAutospacing="0" w:before="0" w:beforeAutospacing="0" w:lineRule="auto"/>
               <w:ind w:left="1440" w:hanging="360"/>
@@ -15005,7 +15315,7 @@
               <w:keepLines w:val="1"/>
               <w:numPr>
                 <w:ilvl w:val="1"/>
-                <w:numId w:val="17"/>
+                <w:numId w:val="18"/>
               </w:numPr>
               <w:spacing w:after="240" w:before="0" w:beforeAutospacing="0" w:lineRule="auto"/>
               <w:ind w:left="1440" w:hanging="360"/>
@@ -15041,7 +15351,7 @@
             <w:sdt>
               <w:sdtPr>
                 <w:alias w:val="Configuration 1"/>
-                <w:id w:val="-1919980255"/>
+                <w:id w:val="-1087261323"/>
                 <w:dropDownList w:lastValue="Medium">
                   <w:listItem w:displayText="Cakewalk" w:value="Cakewalk"/>
                   <w:listItem w:displayText="Easy" w:value="Easy"/>
@@ -15355,7 +15665,7 @@
             <w:sdt>
               <w:sdtPr>
                 <w:alias w:val="Configuration 1"/>
-                <w:id w:val="-1330426580"/>
+                <w:id w:val="1024078393"/>
                 <w:dropDownList w:lastValue="Hard">
                   <w:listItem w:displayText="Cakewalk" w:value="Cakewalk"/>
                   <w:listItem w:displayText="Easy" w:value="Easy"/>
@@ -15399,7 +15709,7 @@
               <w:keepLines w:val="1"/>
               <w:numPr>
                 <w:ilvl w:val="0"/>
-                <w:numId w:val="63"/>
+                <w:numId w:val="62"/>
               </w:numPr>
               <w:spacing w:after="0" w:afterAutospacing="0" w:before="240" w:lineRule="auto"/>
               <w:ind w:left="720" w:hanging="360"/>
@@ -15425,7 +15735,7 @@
               <w:keepLines w:val="1"/>
               <w:numPr>
                 <w:ilvl w:val="1"/>
-                <w:numId w:val="63"/>
+                <w:numId w:val="62"/>
               </w:numPr>
               <w:spacing w:after="240" w:before="0" w:beforeAutospacing="0" w:lineRule="auto"/>
               <w:ind w:left="1440" w:hanging="360"/>
@@ -15461,7 +15771,7 @@
             <w:sdt>
               <w:sdtPr>
                 <w:alias w:val="Configuration 1"/>
-                <w:id w:val="-679451642"/>
+                <w:id w:val="1137829439"/>
                 <w:dropDownList w:lastValue="Unknown">
                   <w:listItem w:displayText="Cakewalk" w:value="Cakewalk"/>
                   <w:listItem w:displayText="Easy" w:value="Easy"/>
@@ -15505,7 +15815,7 @@
               <w:keepLines w:val="1"/>
               <w:numPr>
                 <w:ilvl w:val="0"/>
-                <w:numId w:val="86"/>
+                <w:numId w:val="85"/>
               </w:numPr>
               <w:spacing w:after="0" w:afterAutospacing="0" w:before="240" w:lineRule="auto"/>
               <w:ind w:left="720" w:hanging="360"/>
@@ -15531,7 +15841,7 @@
               <w:keepLines w:val="1"/>
               <w:numPr>
                 <w:ilvl w:val="1"/>
-                <w:numId w:val="86"/>
+                <w:numId w:val="85"/>
               </w:numPr>
               <w:spacing w:after="0" w:afterAutospacing="0" w:before="0" w:beforeAutospacing="0" w:lineRule="auto"/>
               <w:ind w:left="1440" w:hanging="360"/>
@@ -15557,7 +15867,7 @@
               <w:keepLines w:val="1"/>
               <w:numPr>
                 <w:ilvl w:val="1"/>
-                <w:numId w:val="86"/>
+                <w:numId w:val="85"/>
               </w:numPr>
               <w:spacing w:after="0" w:afterAutospacing="0" w:before="0" w:beforeAutospacing="0" w:lineRule="auto"/>
               <w:ind w:left="1440" w:hanging="360"/>
@@ -15583,7 +15893,7 @@
               <w:keepLines w:val="1"/>
               <w:numPr>
                 <w:ilvl w:val="1"/>
-                <w:numId w:val="86"/>
+                <w:numId w:val="85"/>
               </w:numPr>
               <w:spacing w:after="0" w:afterAutospacing="0" w:before="0" w:beforeAutospacing="0" w:lineRule="auto"/>
               <w:ind w:left="1440" w:hanging="360"/>
@@ -15609,7 +15919,7 @@
               <w:keepLines w:val="1"/>
               <w:numPr>
                 <w:ilvl w:val="1"/>
-                <w:numId w:val="86"/>
+                <w:numId w:val="85"/>
               </w:numPr>
               <w:spacing w:after="240" w:before="0" w:beforeAutospacing="0" w:lineRule="auto"/>
               <w:ind w:left="1440" w:hanging="360"/>
@@ -15629,16 +15939,16 @@
                 <wp:inline distB="114300" distT="114300" distL="114300" distR="114300">
                   <wp:extent cx="4533179" cy="3087501"/>
                   <wp:effectExtent b="0" l="0" r="0" t="0"/>
-                  <wp:docPr id="1" name="image10.png"/>
+                  <wp:docPr id="7" name="image11.png"/>
                   <a:graphic>
                     <a:graphicData uri="http://schemas.openxmlformats.org/drawingml/2006/picture">
                       <pic:pic>
                         <pic:nvPicPr>
-                          <pic:cNvPr id="0" name="image10.png"/>
+                          <pic:cNvPr id="0" name="image11.png"/>
                           <pic:cNvPicPr preferRelativeResize="0"/>
                         </pic:nvPicPr>
                         <pic:blipFill>
-                          <a:blip r:embed="rId22"/>
+                          <a:blip r:embed="rId24"/>
                           <a:srcRect b="0" l="0" r="0" t="0"/>
                           <a:stretch>
                             <a:fillRect/>
@@ -15680,7 +15990,7 @@
             <w:sdt>
               <w:sdtPr>
                 <w:alias w:val="Configuration 1"/>
-                <w:id w:val="-707640728"/>
+                <w:id w:val="1416752487"/>
                 <w:dropDownList w:lastValue="Medium">
                   <w:listItem w:displayText="Cakewalk" w:value="Cakewalk"/>
                   <w:listItem w:displayText="Easy" w:value="Easy"/>
@@ -15786,7 +16096,7 @@
             <w:sdt>
               <w:sdtPr>
                 <w:alias w:val="Configuration 1"/>
-                <w:id w:val="1611383835"/>
+                <w:id w:val="-1291542890"/>
                 <w:dropDownList w:lastValue="Easy">
                   <w:listItem w:displayText="Cakewalk" w:value="Cakewalk"/>
                   <w:listItem w:displayText="Easy" w:value="Easy"/>
@@ -15830,7 +16140,7 @@
               <w:keepLines w:val="1"/>
               <w:numPr>
                 <w:ilvl w:val="0"/>
-                <w:numId w:val="76"/>
+                <w:numId w:val="75"/>
               </w:numPr>
               <w:spacing w:after="0" w:afterAutospacing="0" w:before="240" w:lineRule="auto"/>
               <w:ind w:left="720" w:hanging="360"/>
@@ -15856,7 +16166,7 @@
               <w:keepLines w:val="1"/>
               <w:numPr>
                 <w:ilvl w:val="1"/>
-                <w:numId w:val="76"/>
+                <w:numId w:val="75"/>
               </w:numPr>
               <w:spacing w:after="240" w:before="0" w:beforeAutospacing="0" w:lineRule="auto"/>
               <w:ind w:left="1440" w:hanging="360"/>
@@ -15876,16 +16186,16 @@
                 <wp:inline distB="114300" distT="114300" distL="114300" distR="114300">
                   <wp:extent cx="3978645" cy="1256079"/>
                   <wp:effectExtent b="0" l="0" r="0" t="0"/>
-                  <wp:docPr id="5" name="image3.png"/>
+                  <wp:docPr id="16" name="image10.png"/>
                   <a:graphic>
                     <a:graphicData uri="http://schemas.openxmlformats.org/drawingml/2006/picture">
                       <pic:pic>
                         <pic:nvPicPr>
-                          <pic:cNvPr id="0" name="image3.png"/>
+                          <pic:cNvPr id="0" name="image10.png"/>
                           <pic:cNvPicPr preferRelativeResize="0"/>
                         </pic:nvPicPr>
                         <pic:blipFill>
-                          <a:blip r:embed="rId23"/>
+                          <a:blip r:embed="rId25"/>
                           <a:srcRect b="0" l="0" r="0" t="0"/>
                           <a:stretch>
                             <a:fillRect/>
@@ -15927,7 +16237,7 @@
             <w:sdt>
               <w:sdtPr>
                 <w:alias w:val="Configuration 1"/>
-                <w:id w:val="-1166263489"/>
+                <w:id w:val="643001300"/>
                 <w:dropDownList w:lastValue="Easy">
                   <w:listItem w:displayText="Cakewalk" w:value="Cakewalk"/>
                   <w:listItem w:displayText="Easy" w:value="Easy"/>
@@ -15971,7 +16281,7 @@
               <w:keepLines w:val="1"/>
               <w:numPr>
                 <w:ilvl w:val="0"/>
-                <w:numId w:val="79"/>
+                <w:numId w:val="78"/>
               </w:numPr>
               <w:spacing w:after="0" w:afterAutospacing="0" w:before="240" w:lineRule="auto"/>
               <w:ind w:left="720" w:hanging="360"/>
@@ -15997,7 +16307,7 @@
               <w:keepLines w:val="1"/>
               <w:numPr>
                 <w:ilvl w:val="1"/>
-                <w:numId w:val="79"/>
+                <w:numId w:val="78"/>
               </w:numPr>
               <w:spacing w:after="240" w:before="0" w:beforeAutospacing="0" w:lineRule="auto"/>
               <w:ind w:left="1440" w:hanging="360"/>
@@ -16033,7 +16343,7 @@
             <w:sdt>
               <w:sdtPr>
                 <w:alias w:val="Configuration 1"/>
-                <w:id w:val="940183120"/>
+                <w:id w:val="-1749818009"/>
                 <w:dropDownList w:lastValue="Easy">
                   <w:listItem w:displayText="Cakewalk" w:value="Cakewalk"/>
                   <w:listItem w:displayText="Easy" w:value="Easy"/>
@@ -16077,7 +16387,7 @@
               <w:keepLines w:val="1"/>
               <w:numPr>
                 <w:ilvl w:val="0"/>
-                <w:numId w:val="88"/>
+                <w:numId w:val="89"/>
               </w:numPr>
               <w:spacing w:after="0" w:afterAutospacing="0" w:before="240" w:lineRule="auto"/>
               <w:ind w:left="720" w:hanging="360"/>
@@ -16103,7 +16413,7 @@
               <w:keepLines w:val="1"/>
               <w:numPr>
                 <w:ilvl w:val="1"/>
-                <w:numId w:val="88"/>
+                <w:numId w:val="89"/>
               </w:numPr>
               <w:spacing w:after="0" w:afterAutospacing="0" w:before="0" w:beforeAutospacing="0" w:lineRule="auto"/>
               <w:ind w:left="1440" w:hanging="360"/>
@@ -16129,7 +16439,7 @@
               <w:keepLines w:val="1"/>
               <w:numPr>
                 <w:ilvl w:val="1"/>
-                <w:numId w:val="88"/>
+                <w:numId w:val="89"/>
               </w:numPr>
               <w:spacing w:after="240" w:before="0" w:beforeAutospacing="0" w:lineRule="auto"/>
               <w:ind w:left="1440" w:hanging="360"/>
@@ -16165,7 +16475,7 @@
             <w:sdt>
               <w:sdtPr>
                 <w:alias w:val="Configuration 1"/>
-                <w:id w:val="181872670"/>
+                <w:id w:val="-11322429"/>
                 <w:dropDownList w:lastValue="Medium">
                   <w:listItem w:displayText="Cakewalk" w:value="Cakewalk"/>
                   <w:listItem w:displayText="Easy" w:value="Easy"/>
@@ -16209,7 +16519,7 @@
               <w:keepLines w:val="1"/>
               <w:numPr>
                 <w:ilvl w:val="0"/>
-                <w:numId w:val="74"/>
+                <w:numId w:val="73"/>
               </w:numPr>
               <w:spacing w:after="0" w:afterAutospacing="0" w:before="240" w:lineRule="auto"/>
               <w:ind w:left="720" w:hanging="360"/>
@@ -16235,7 +16545,7 @@
               <w:keepLines w:val="1"/>
               <w:numPr>
                 <w:ilvl w:val="1"/>
-                <w:numId w:val="74"/>
+                <w:numId w:val="73"/>
               </w:numPr>
               <w:spacing w:after="0" w:afterAutospacing="0" w:before="0" w:beforeAutospacing="0" w:lineRule="auto"/>
               <w:ind w:left="1440" w:hanging="360"/>
@@ -16261,7 +16571,7 @@
               <w:keepLines w:val="1"/>
               <w:numPr>
                 <w:ilvl w:val="1"/>
-                <w:numId w:val="74"/>
+                <w:numId w:val="73"/>
               </w:numPr>
               <w:spacing w:after="0" w:afterAutospacing="0" w:before="0" w:beforeAutospacing="0" w:lineRule="auto"/>
               <w:ind w:left="1440" w:hanging="360"/>
@@ -16287,7 +16597,7 @@
               <w:keepLines w:val="1"/>
               <w:numPr>
                 <w:ilvl w:val="1"/>
-                <w:numId w:val="74"/>
+                <w:numId w:val="73"/>
               </w:numPr>
               <w:spacing w:after="240" w:before="0" w:beforeAutospacing="0" w:lineRule="auto"/>
               <w:ind w:left="1440" w:hanging="360"/>
@@ -16323,7 +16633,7 @@
             <w:sdt>
               <w:sdtPr>
                 <w:alias w:val="Configuration 1"/>
-                <w:id w:val="-813991080"/>
+                <w:id w:val="-1964376767"/>
                 <w:dropDownList w:lastValue="Hard">
                   <w:listItem w:displayText="Cakewalk" w:value="Cakewalk"/>
                   <w:listItem w:displayText="Easy" w:value="Easy"/>
@@ -16367,7 +16677,7 @@
               <w:keepLines w:val="1"/>
               <w:numPr>
                 <w:ilvl w:val="0"/>
-                <w:numId w:val="26"/>
+                <w:numId w:val="27"/>
               </w:numPr>
               <w:spacing w:after="0" w:afterAutospacing="0" w:before="240" w:line="240" w:lineRule="auto"/>
               <w:ind w:left="720" w:hanging="360"/>
@@ -16393,7 +16703,7 @@
               <w:keepLines w:val="1"/>
               <w:numPr>
                 <w:ilvl w:val="1"/>
-                <w:numId w:val="26"/>
+                <w:numId w:val="27"/>
               </w:numPr>
               <w:spacing w:after="0" w:afterAutospacing="0" w:before="0" w:beforeAutospacing="0" w:line="240" w:lineRule="auto"/>
               <w:ind w:left="1440" w:hanging="360"/>
@@ -16419,7 +16729,7 @@
               <w:keepLines w:val="1"/>
               <w:numPr>
                 <w:ilvl w:val="1"/>
-                <w:numId w:val="26"/>
+                <w:numId w:val="27"/>
               </w:numPr>
               <w:spacing w:after="240" w:before="0" w:beforeAutospacing="0" w:line="240" w:lineRule="auto"/>
               <w:ind w:left="1440" w:hanging="360"/>
@@ -16439,16 +16749,16 @@
                 <wp:inline distB="114300" distT="114300" distL="114300" distR="114300">
                   <wp:extent cx="4480460" cy="2416428"/>
                   <wp:effectExtent b="0" l="0" r="0" t="0"/>
-                  <wp:docPr id="2" name="image2.png"/>
+                  <wp:docPr id="17" name="image7.png"/>
                   <a:graphic>
                     <a:graphicData uri="http://schemas.openxmlformats.org/drawingml/2006/picture">
                       <pic:pic>
                         <pic:nvPicPr>
-                          <pic:cNvPr id="0" name="image2.png"/>
+                          <pic:cNvPr id="0" name="image7.png"/>
                           <pic:cNvPicPr preferRelativeResize="0"/>
                         </pic:nvPicPr>
                         <pic:blipFill>
-                          <a:blip r:embed="rId24"/>
+                          <a:blip r:embed="rId26"/>
                           <a:srcRect b="0" l="0" r="0" t="0"/>
                           <a:stretch>
                             <a:fillRect/>
@@ -16490,7 +16800,7 @@
             <w:sdt>
               <w:sdtPr>
                 <w:alias w:val="Configuration 1"/>
-                <w:id w:val="445361581"/>
+                <w:id w:val="-704183880"/>
                 <w:dropDownList w:lastValue="Easy">
                   <w:listItem w:displayText="Cakewalk" w:value="Cakewalk"/>
                   <w:listItem w:displayText="Easy" w:value="Easy"/>
@@ -16648,7 +16958,7 @@
             <w:sdt>
               <w:sdtPr>
                 <w:alias w:val="Configuration 1"/>
-                <w:id w:val="788011439"/>
+                <w:id w:val="1536709595"/>
                 <w:dropDownList w:lastValue="Easy">
                   <w:listItem w:displayText="Cakewalk" w:value="Cakewalk"/>
                   <w:listItem w:displayText="Easy" w:value="Easy"/>
@@ -16780,7 +17090,7 @@
             <w:sdt>
               <w:sdtPr>
                 <w:alias w:val="Configuration 1"/>
-                <w:id w:val="137112769"/>
+                <w:id w:val="894606419"/>
                 <w:dropDownList w:lastValue="Cakewalk">
                   <w:listItem w:displayText="Cakewalk" w:value="Cakewalk"/>
                   <w:listItem w:displayText="Easy" w:value="Easy"/>
@@ -16912,7 +17222,7 @@
             <w:sdt>
               <w:sdtPr>
                 <w:alias w:val="Configuration 1"/>
-                <w:id w:val="1060421760"/>
+                <w:id w:val="-1256889105"/>
                 <w:dropDownList w:lastValue="Easy">
                   <w:listItem w:displayText="Cakewalk" w:value="Cakewalk"/>
                   <w:listItem w:displayText="Easy" w:value="Easy"/>
@@ -16956,7 +17266,7 @@
               <w:keepLines w:val="1"/>
               <w:numPr>
                 <w:ilvl w:val="0"/>
-                <w:numId w:val="61"/>
+                <w:numId w:val="60"/>
               </w:numPr>
               <w:spacing w:after="0" w:afterAutospacing="0" w:before="240" w:line="240" w:lineRule="auto"/>
               <w:ind w:left="720" w:hanging="360"/>
@@ -16982,7 +17292,7 @@
               <w:keepLines w:val="1"/>
               <w:numPr>
                 <w:ilvl w:val="1"/>
-                <w:numId w:val="61"/>
+                <w:numId w:val="60"/>
               </w:numPr>
               <w:spacing w:after="0" w:afterAutospacing="0" w:before="0" w:beforeAutospacing="0" w:line="240" w:lineRule="auto"/>
               <w:ind w:left="1440" w:hanging="360"/>
@@ -17008,7 +17318,7 @@
               <w:keepLines w:val="1"/>
               <w:numPr>
                 <w:ilvl w:val="1"/>
-                <w:numId w:val="61"/>
+                <w:numId w:val="60"/>
               </w:numPr>
               <w:spacing w:after="240" w:before="0" w:beforeAutospacing="0" w:line="240" w:lineRule="auto"/>
               <w:ind w:left="1440" w:hanging="360"/>
@@ -17044,7 +17354,7 @@
             <w:sdt>
               <w:sdtPr>
                 <w:alias w:val="Configuration 1"/>
-                <w:id w:val="755093350"/>
+                <w:id w:val="1492331787"/>
                 <w:dropDownList w:lastValue="Cakewalk">
                   <w:listItem w:displayText="Cakewalk" w:value="Cakewalk"/>
                   <w:listItem w:displayText="Easy" w:value="Easy"/>
@@ -17088,7 +17398,7 @@
               <w:keepLines w:val="1"/>
               <w:numPr>
                 <w:ilvl w:val="0"/>
-                <w:numId w:val="70"/>
+                <w:numId w:val="69"/>
               </w:numPr>
               <w:spacing w:after="0" w:afterAutospacing="0" w:before="240" w:line="240" w:lineRule="auto"/>
               <w:ind w:left="720" w:hanging="360"/>
@@ -17114,7 +17424,7 @@
               <w:keepLines w:val="1"/>
               <w:numPr>
                 <w:ilvl w:val="1"/>
-                <w:numId w:val="70"/>
+                <w:numId w:val="69"/>
               </w:numPr>
               <w:spacing w:after="0" w:afterAutospacing="0" w:before="0" w:beforeAutospacing="0" w:line="240" w:lineRule="auto"/>
               <w:ind w:left="1440" w:hanging="360"/>
@@ -17140,7 +17450,7 @@
               <w:keepLines w:val="1"/>
               <w:numPr>
                 <w:ilvl w:val="1"/>
-                <w:numId w:val="70"/>
+                <w:numId w:val="69"/>
               </w:numPr>
               <w:spacing w:after="0" w:afterAutospacing="0" w:before="0" w:beforeAutospacing="0" w:line="240" w:lineRule="auto"/>
               <w:ind w:left="1440" w:hanging="360"/>
@@ -17166,7 +17476,7 @@
               <w:keepLines w:val="1"/>
               <w:numPr>
                 <w:ilvl w:val="1"/>
-                <w:numId w:val="70"/>
+                <w:numId w:val="69"/>
               </w:numPr>
               <w:spacing w:after="240" w:before="0" w:beforeAutospacing="0" w:line="240" w:lineRule="auto"/>
               <w:ind w:left="1440" w:hanging="360"/>
@@ -17202,7 +17512,7 @@
             <w:sdt>
               <w:sdtPr>
                 <w:alias w:val="Configuration 1"/>
-                <w:id w:val="-1978859926"/>
+                <w:id w:val="1471004755"/>
                 <w:dropDownList w:lastValue="Cakewalk">
                   <w:listItem w:displayText="Cakewalk" w:value="Cakewalk"/>
                   <w:listItem w:displayText="Easy" w:value="Easy"/>
@@ -17246,7 +17556,7 @@
               <w:keepLines w:val="1"/>
               <w:numPr>
                 <w:ilvl w:val="0"/>
-                <w:numId w:val="52"/>
+                <w:numId w:val="53"/>
               </w:numPr>
               <w:spacing w:after="0" w:afterAutospacing="0" w:before="240" w:line="240" w:lineRule="auto"/>
               <w:ind w:left="720" w:hanging="360"/>
@@ -17272,7 +17582,7 @@
               <w:keepLines w:val="1"/>
               <w:numPr>
                 <w:ilvl w:val="1"/>
-                <w:numId w:val="52"/>
+                <w:numId w:val="53"/>
               </w:numPr>
               <w:spacing w:after="0" w:afterAutospacing="0" w:before="0" w:beforeAutospacing="0" w:line="240" w:lineRule="auto"/>
               <w:ind w:left="1440" w:hanging="360"/>
@@ -17292,16 +17602,16 @@
                 <wp:inline distB="114300" distT="114300" distL="114300" distR="114300">
                   <wp:extent cx="3786188" cy="1765996"/>
                   <wp:effectExtent b="0" l="0" r="0" t="0"/>
-                  <wp:docPr id="10" name="image14.png"/>
+                  <wp:docPr id="1" name="image6.png"/>
                   <a:graphic>
                     <a:graphicData uri="http://schemas.openxmlformats.org/drawingml/2006/picture">
                       <pic:pic>
                         <pic:nvPicPr>
-                          <pic:cNvPr id="0" name="image14.png"/>
+                          <pic:cNvPr id="0" name="image6.png"/>
                           <pic:cNvPicPr preferRelativeResize="0"/>
                         </pic:nvPicPr>
                         <pic:blipFill>
-                          <a:blip r:embed="rId25"/>
+                          <a:blip r:embed="rId27"/>
                           <a:srcRect b="0" l="0" r="0" t="0"/>
                           <a:stretch>
                             <a:fillRect/>
@@ -17333,7 +17643,7 @@
               <w:keepLines w:val="1"/>
               <w:numPr>
                 <w:ilvl w:val="0"/>
-                <w:numId w:val="52"/>
+                <w:numId w:val="53"/>
               </w:numPr>
               <w:spacing w:after="240" w:before="0" w:beforeAutospacing="0" w:line="240" w:lineRule="auto"/>
               <w:ind w:left="720" w:hanging="360"/>
@@ -17369,7 +17679,7 @@
             <w:sdt>
               <w:sdtPr>
                 <w:alias w:val="Configuration 1"/>
-                <w:id w:val="1643149365"/>
+                <w:id w:val="-439373649"/>
                 <w:dropDownList w:lastValue="Easy">
                   <w:listItem w:displayText="Cakewalk" w:value="Cakewalk"/>
                   <w:listItem w:displayText="Easy" w:value="Easy"/>
@@ -17413,7 +17723,7 @@
               <w:keepLines w:val="1"/>
               <w:numPr>
                 <w:ilvl w:val="0"/>
-                <w:numId w:val="66"/>
+                <w:numId w:val="65"/>
               </w:numPr>
               <w:spacing w:after="0" w:afterAutospacing="0" w:before="240" w:lineRule="auto"/>
               <w:ind w:left="720" w:hanging="360"/>
@@ -17439,7 +17749,7 @@
               <w:keepLines w:val="1"/>
               <w:numPr>
                 <w:ilvl w:val="1"/>
-                <w:numId w:val="66"/>
+                <w:numId w:val="65"/>
               </w:numPr>
               <w:spacing w:after="0" w:afterAutospacing="0" w:before="0" w:beforeAutospacing="0" w:lineRule="auto"/>
               <w:ind w:left="1440" w:hanging="360"/>
@@ -17465,7 +17775,7 @@
               <w:keepLines w:val="1"/>
               <w:numPr>
                 <w:ilvl w:val="1"/>
-                <w:numId w:val="66"/>
+                <w:numId w:val="65"/>
               </w:numPr>
               <w:spacing w:after="0" w:afterAutospacing="0" w:before="0" w:beforeAutospacing="0" w:lineRule="auto"/>
               <w:ind w:left="1440" w:hanging="360"/>
@@ -17491,7 +17801,7 @@
               <w:keepLines w:val="1"/>
               <w:numPr>
                 <w:ilvl w:val="1"/>
-                <w:numId w:val="66"/>
+                <w:numId w:val="65"/>
               </w:numPr>
               <w:spacing w:after="0" w:afterAutospacing="0" w:before="0" w:beforeAutospacing="0" w:lineRule="auto"/>
               <w:ind w:left="1440" w:hanging="360"/>
@@ -17517,7 +17827,7 @@
               <w:keepLines w:val="1"/>
               <w:numPr>
                 <w:ilvl w:val="1"/>
-                <w:numId w:val="66"/>
+                <w:numId w:val="65"/>
               </w:numPr>
               <w:spacing w:after="0" w:afterAutospacing="0" w:before="0" w:beforeAutospacing="0" w:lineRule="auto"/>
               <w:ind w:left="1440" w:hanging="360"/>
@@ -17543,7 +17853,7 @@
               <w:keepLines w:val="1"/>
               <w:numPr>
                 <w:ilvl w:val="1"/>
-                <w:numId w:val="66"/>
+                <w:numId w:val="65"/>
               </w:numPr>
               <w:spacing w:after="240" w:before="0" w:beforeAutospacing="0" w:lineRule="auto"/>
               <w:ind w:left="1440" w:hanging="360"/>
@@ -17579,7 +17889,7 @@
             <w:sdt>
               <w:sdtPr>
                 <w:alias w:val="Configuration 1"/>
-                <w:id w:val="-725558399"/>
+                <w:id w:val="559547164"/>
                 <w:dropDownList w:lastValue="Hard">
                   <w:listItem w:displayText="Cakewalk" w:value="Cakewalk"/>
                   <w:listItem w:displayText="Easy" w:value="Easy"/>
@@ -17623,7 +17933,7 @@
               <w:keepLines w:val="1"/>
               <w:numPr>
                 <w:ilvl w:val="0"/>
-                <w:numId w:val="66"/>
+                <w:numId w:val="65"/>
               </w:numPr>
               <w:spacing w:after="240" w:before="240" w:lineRule="auto"/>
               <w:ind w:left="720" w:hanging="360"/>
@@ -17659,7 +17969,7 @@
             <w:sdt>
               <w:sdtPr>
                 <w:alias w:val="Configuration 1"/>
-                <w:id w:val="1221104510"/>
+                <w:id w:val="-497018147"/>
                 <w:dropDownList w:lastValue="Hard">
                   <w:listItem w:displayText="Cakewalk" w:value="Cakewalk"/>
                   <w:listItem w:displayText="Easy" w:value="Easy"/>
@@ -17703,7 +18013,7 @@
               <w:keepLines w:val="1"/>
               <w:numPr>
                 <w:ilvl w:val="0"/>
-                <w:numId w:val="66"/>
+                <w:numId w:val="65"/>
               </w:numPr>
               <w:spacing w:after="0" w:afterAutospacing="0" w:before="240" w:lineRule="auto"/>
               <w:ind w:left="720" w:hanging="360"/>
@@ -17729,7 +18039,7 @@
               <w:keepLines w:val="1"/>
               <w:numPr>
                 <w:ilvl w:val="1"/>
-                <w:numId w:val="66"/>
+                <w:numId w:val="65"/>
               </w:numPr>
               <w:spacing w:after="0" w:afterAutospacing="0" w:before="0" w:beforeAutospacing="0" w:lineRule="auto"/>
               <w:ind w:left="1440" w:hanging="360"/>
@@ -17755,7 +18065,7 @@
               <w:keepLines w:val="1"/>
               <w:numPr>
                 <w:ilvl w:val="1"/>
-                <w:numId w:val="66"/>
+                <w:numId w:val="65"/>
               </w:numPr>
               <w:spacing w:after="0" w:afterAutospacing="0" w:before="0" w:beforeAutospacing="0" w:lineRule="auto"/>
               <w:ind w:left="1440" w:hanging="360"/>
@@ -17781,7 +18091,7 @@
               <w:keepLines w:val="1"/>
               <w:numPr>
                 <w:ilvl w:val="1"/>
-                <w:numId w:val="66"/>
+                <w:numId w:val="65"/>
               </w:numPr>
               <w:spacing w:after="240" w:before="0" w:beforeAutospacing="0" w:lineRule="auto"/>
               <w:ind w:left="1440" w:hanging="360"/>
@@ -17817,7 +18127,7 @@
             <w:sdt>
               <w:sdtPr>
                 <w:alias w:val="Configuration 1"/>
-                <w:id w:val="607540187"/>
+                <w:id w:val="553210992"/>
                 <w:dropDownList w:lastValue="Medium">
                   <w:listItem w:displayText="Cakewalk" w:value="Cakewalk"/>
                   <w:listItem w:displayText="Easy" w:value="Easy"/>
@@ -17861,7 +18171,7 @@
               <w:keepLines w:val="1"/>
               <w:numPr>
                 <w:ilvl w:val="0"/>
-                <w:numId w:val="66"/>
+                <w:numId w:val="65"/>
               </w:numPr>
               <w:spacing w:after="0" w:afterAutospacing="0" w:before="240" w:lineRule="auto"/>
               <w:ind w:left="720" w:hanging="360"/>
@@ -17887,7 +18197,7 @@
               <w:keepLines w:val="1"/>
               <w:numPr>
                 <w:ilvl w:val="1"/>
-                <w:numId w:val="66"/>
+                <w:numId w:val="65"/>
               </w:numPr>
               <w:spacing w:after="0" w:afterAutospacing="0" w:before="0" w:beforeAutospacing="0" w:lineRule="auto"/>
               <w:ind w:left="1440" w:hanging="360"/>
@@ -17913,7 +18223,7 @@
               <w:keepLines w:val="1"/>
               <w:numPr>
                 <w:ilvl w:val="1"/>
-                <w:numId w:val="66"/>
+                <w:numId w:val="65"/>
               </w:numPr>
               <w:spacing w:after="0" w:afterAutospacing="0" w:before="0" w:beforeAutospacing="0" w:lineRule="auto"/>
               <w:ind w:left="1440" w:hanging="360"/>
@@ -17939,7 +18249,7 @@
               <w:keepLines w:val="1"/>
               <w:numPr>
                 <w:ilvl w:val="1"/>
-                <w:numId w:val="66"/>
+                <w:numId w:val="65"/>
               </w:numPr>
               <w:spacing w:after="240" w:before="0" w:beforeAutospacing="0" w:lineRule="auto"/>
               <w:ind w:left="1440" w:hanging="360"/>
@@ -17975,7 +18285,7 @@
             <w:sdt>
               <w:sdtPr>
                 <w:alias w:val="Configuration 1"/>
-                <w:id w:val="-1542586483"/>
+                <w:id w:val="1762664516"/>
                 <w:dropDownList w:lastValue="Easy">
                   <w:listItem w:displayText="Cakewalk" w:value="Cakewalk"/>
                   <w:listItem w:displayText="Easy" w:value="Easy"/>
@@ -18019,7 +18329,7 @@
               <w:keepLines w:val="1"/>
               <w:numPr>
                 <w:ilvl w:val="0"/>
-                <w:numId w:val="66"/>
+                <w:numId w:val="65"/>
               </w:numPr>
               <w:spacing w:after="0" w:afterAutospacing="0" w:before="240" w:lineRule="auto"/>
               <w:ind w:left="720" w:hanging="360"/>
@@ -18045,7 +18355,7 @@
               <w:keepLines w:val="1"/>
               <w:numPr>
                 <w:ilvl w:val="1"/>
-                <w:numId w:val="66"/>
+                <w:numId w:val="65"/>
               </w:numPr>
               <w:spacing w:after="0" w:afterAutospacing="0" w:before="0" w:beforeAutospacing="0" w:lineRule="auto"/>
               <w:ind w:left="1440" w:hanging="360"/>
@@ -18071,7 +18381,7 @@
               <w:keepLines w:val="1"/>
               <w:numPr>
                 <w:ilvl w:val="1"/>
-                <w:numId w:val="66"/>
+                <w:numId w:val="65"/>
               </w:numPr>
               <w:spacing w:after="0" w:afterAutospacing="0" w:before="0" w:beforeAutospacing="0" w:lineRule="auto"/>
               <w:ind w:left="1440" w:hanging="360"/>
@@ -18097,7 +18407,7 @@
               <w:keepLines w:val="1"/>
               <w:numPr>
                 <w:ilvl w:val="1"/>
-                <w:numId w:val="66"/>
+                <w:numId w:val="65"/>
               </w:numPr>
               <w:spacing w:after="240" w:before="0" w:beforeAutospacing="0" w:lineRule="auto"/>
               <w:ind w:left="1440" w:hanging="360"/>
@@ -18133,7 +18443,7 @@
             <w:sdt>
               <w:sdtPr>
                 <w:alias w:val="Configuration 1"/>
-                <w:id w:val="411828281"/>
+                <w:id w:val="-1574930257"/>
                 <w:dropDownList w:lastValue="Medium">
                   <w:listItem w:displayText="Cakewalk" w:value="Cakewalk"/>
                   <w:listItem w:displayText="Easy" w:value="Easy"/>
@@ -18177,7 +18487,7 @@
               <w:keepLines w:val="1"/>
               <w:numPr>
                 <w:ilvl w:val="0"/>
-                <w:numId w:val="66"/>
+                <w:numId w:val="65"/>
               </w:numPr>
               <w:spacing w:after="240" w:before="240" w:lineRule="auto"/>
               <w:ind w:left="720" w:hanging="360"/>
@@ -18213,7 +18523,7 @@
             <w:sdt>
               <w:sdtPr>
                 <w:alias w:val="Configuration 1"/>
-                <w:id w:val="1135839654"/>
+                <w:id w:val="-1216718154"/>
                 <w:dropDownList w:lastValue="Easy">
                   <w:listItem w:displayText="Cakewalk" w:value="Cakewalk"/>
                   <w:listItem w:displayText="Easy" w:value="Easy"/>
@@ -18257,7 +18567,7 @@
               <w:keepLines w:val="1"/>
               <w:numPr>
                 <w:ilvl w:val="0"/>
-                <w:numId w:val="66"/>
+                <w:numId w:val="65"/>
               </w:numPr>
               <w:spacing w:after="240" w:before="240" w:lineRule="auto"/>
               <w:ind w:left="720" w:hanging="360"/>
@@ -18293,7 +18603,7 @@
             <w:sdt>
               <w:sdtPr>
                 <w:alias w:val="Configuration 1"/>
-                <w:id w:val="-1937608904"/>
+                <w:id w:val="-1945943472"/>
                 <w:dropDownList w:lastValue="Cakewalk">
                   <w:listItem w:displayText="Cakewalk" w:value="Cakewalk"/>
                   <w:listItem w:displayText="Easy" w:value="Easy"/>
@@ -18337,7 +18647,7 @@
               <w:keepLines w:val="1"/>
               <w:numPr>
                 <w:ilvl w:val="0"/>
-                <w:numId w:val="66"/>
+                <w:numId w:val="65"/>
               </w:numPr>
               <w:spacing w:after="240" w:before="240" w:lineRule="auto"/>
               <w:ind w:left="720" w:hanging="360"/>
@@ -18373,7 +18683,7 @@
             <w:sdt>
               <w:sdtPr>
                 <w:alias w:val="Configuration 1"/>
-                <w:id w:val="-2029110412"/>
+                <w:id w:val="190243342"/>
                 <w:dropDownList w:lastValue="Unknown">
                   <w:listItem w:displayText="Cakewalk" w:value="Cakewalk"/>
                   <w:listItem w:displayText="Easy" w:value="Easy"/>
@@ -18415,7 +18725,7 @@
             <w:pPr>
               <w:numPr>
                 <w:ilvl w:val="0"/>
-                <w:numId w:val="66"/>
+                <w:numId w:val="65"/>
               </w:numPr>
               <w:spacing w:after="60" w:line="240" w:lineRule="auto"/>
               <w:ind w:left="720" w:hanging="360"/>
@@ -18451,7 +18761,7 @@
             <w:sdt>
               <w:sdtPr>
                 <w:alias w:val="Configuration 1"/>
-                <w:id w:val="-1845919856"/>
+                <w:id w:val="-1912192233"/>
                 <w:dropDownList w:lastValue="Medium">
                   <w:listItem w:displayText="Cakewalk" w:value="Cakewalk"/>
                   <w:listItem w:displayText="Easy" w:value="Easy"/>
@@ -18493,7 +18803,7 @@
             <w:pPr>
               <w:numPr>
                 <w:ilvl w:val="0"/>
-                <w:numId w:val="91"/>
+                <w:numId w:val="93"/>
               </w:numPr>
               <w:spacing w:after="60" w:line="240" w:lineRule="auto"/>
               <w:ind w:left="720" w:hanging="360"/>
@@ -18529,7 +18839,7 @@
             <w:sdt>
               <w:sdtPr>
                 <w:alias w:val="Configuration 1"/>
-                <w:id w:val="-1675725729"/>
+                <w:id w:val="-1867298572"/>
                 <w:dropDownList w:lastValue="Hard">
                   <w:listItem w:displayText="Cakewalk" w:value="Cakewalk"/>
                   <w:listItem w:displayText="Easy" w:value="Easy"/>
@@ -18573,7 +18883,7 @@
               <w:keepLines w:val="1"/>
               <w:numPr>
                 <w:ilvl w:val="0"/>
-                <w:numId w:val="16"/>
+                <w:numId w:val="17"/>
               </w:numPr>
               <w:spacing w:after="0" w:afterAutospacing="0" w:before="240" w:line="240" w:lineRule="auto"/>
               <w:ind w:left="720" w:hanging="360"/>
@@ -18599,7 +18909,7 @@
               <w:keepLines w:val="1"/>
               <w:numPr>
                 <w:ilvl w:val="1"/>
-                <w:numId w:val="16"/>
+                <w:numId w:val="17"/>
               </w:numPr>
               <w:spacing w:after="0" w:afterAutospacing="0" w:before="0" w:beforeAutospacing="0" w:line="240" w:lineRule="auto"/>
               <w:ind w:left="1440" w:hanging="360"/>
@@ -18625,7 +18935,7 @@
               <w:keepLines w:val="1"/>
               <w:numPr>
                 <w:ilvl w:val="0"/>
-                <w:numId w:val="16"/>
+                <w:numId w:val="17"/>
               </w:numPr>
               <w:spacing w:after="0" w:afterAutospacing="0" w:before="0" w:beforeAutospacing="0" w:line="240" w:lineRule="auto"/>
               <w:ind w:left="720" w:hanging="360"/>
@@ -18651,7 +18961,7 @@
               <w:keepLines w:val="1"/>
               <w:numPr>
                 <w:ilvl w:val="1"/>
-                <w:numId w:val="16"/>
+                <w:numId w:val="17"/>
               </w:numPr>
               <w:spacing w:after="240" w:before="0" w:beforeAutospacing="0" w:line="240" w:lineRule="auto"/>
               <w:ind w:left="1440" w:hanging="360"/>
@@ -18687,7 +18997,7 @@
             <w:sdt>
               <w:sdtPr>
                 <w:alias w:val="Configuration 1"/>
-                <w:id w:val="-24316232"/>
+                <w:id w:val="-884085209"/>
                 <w:dropDownList w:lastValue="Easy">
                   <w:listItem w:displayText="Cakewalk" w:value="Cakewalk"/>
                   <w:listItem w:displayText="Easy" w:value="Easy"/>
@@ -20193,7 +20503,7 @@
     <w:lvl w:ilvl="1">
       <w:start w:val="1"/>
       <w:numFmt w:val="bullet"/>
-      <w:lvlText w:val="●"/>
+      <w:lvlText w:val="○"/>
       <w:lvlJc w:val="left"/>
       <w:pPr>
         <w:ind w:left="1440" w:hanging="360"/>
@@ -20205,7 +20515,7 @@
     <w:lvl w:ilvl="2">
       <w:start w:val="1"/>
       <w:numFmt w:val="bullet"/>
-      <w:lvlText w:val="●"/>
+      <w:lvlText w:val="■"/>
       <w:lvlJc w:val="left"/>
       <w:pPr>
         <w:ind w:left="2160" w:hanging="360"/>
@@ -20229,7 +20539,7 @@
     <w:lvl w:ilvl="4">
       <w:start w:val="1"/>
       <w:numFmt w:val="bullet"/>
-      <w:lvlText w:val="●"/>
+      <w:lvlText w:val="○"/>
       <w:lvlJc w:val="left"/>
       <w:pPr>
         <w:ind w:left="3600" w:hanging="360"/>
@@ -20241,7 +20551,7 @@
     <w:lvl w:ilvl="5">
       <w:start w:val="1"/>
       <w:numFmt w:val="bullet"/>
-      <w:lvlText w:val="●"/>
+      <w:lvlText w:val="■"/>
       <w:lvlJc w:val="left"/>
       <w:pPr>
         <w:ind w:left="4320" w:hanging="360"/>
@@ -20265,7 +20575,7 @@
     <w:lvl w:ilvl="7">
       <w:start w:val="1"/>
       <w:numFmt w:val="bullet"/>
-      <w:lvlText w:val="●"/>
+      <w:lvlText w:val="○"/>
       <w:lvlJc w:val="left"/>
       <w:pPr>
         <w:ind w:left="5760" w:hanging="360"/>
@@ -20277,7 +20587,7 @@
     <w:lvl w:ilvl="8">
       <w:start w:val="1"/>
       <w:numFmt w:val="bullet"/>
-      <w:lvlText w:val="●"/>
+      <w:lvlText w:val="■"/>
       <w:lvlJc w:val="left"/>
       <w:pPr>
         <w:ind w:left="6480" w:hanging="360"/>
@@ -20413,7 +20723,7 @@
     <w:lvl w:ilvl="1">
       <w:start w:val="1"/>
       <w:numFmt w:val="bullet"/>
-      <w:lvlText w:val="○"/>
+      <w:lvlText w:val="●"/>
       <w:lvlJc w:val="left"/>
       <w:pPr>
         <w:ind w:left="1440" w:hanging="360"/>
@@ -20425,7 +20735,7 @@
     <w:lvl w:ilvl="2">
       <w:start w:val="1"/>
       <w:numFmt w:val="bullet"/>
-      <w:lvlText w:val="■"/>
+      <w:lvlText w:val="●"/>
       <w:lvlJc w:val="left"/>
       <w:pPr>
         <w:ind w:left="2160" w:hanging="360"/>
@@ -20449,7 +20759,7 @@
     <w:lvl w:ilvl="4">
       <w:start w:val="1"/>
       <w:numFmt w:val="bullet"/>
-      <w:lvlText w:val="○"/>
+      <w:lvlText w:val="●"/>
       <w:lvlJc w:val="left"/>
       <w:pPr>
         <w:ind w:left="3600" w:hanging="360"/>
@@ -20461,7 +20771,7 @@
     <w:lvl w:ilvl="5">
       <w:start w:val="1"/>
       <w:numFmt w:val="bullet"/>
-      <w:lvlText w:val="■"/>
+      <w:lvlText w:val="●"/>
       <w:lvlJc w:val="left"/>
       <w:pPr>
         <w:ind w:left="4320" w:hanging="360"/>
@@ -20485,7 +20795,7 @@
     <w:lvl w:ilvl="7">
       <w:start w:val="1"/>
       <w:numFmt w:val="bullet"/>
-      <w:lvlText w:val="○"/>
+      <w:lvlText w:val="●"/>
       <w:lvlJc w:val="left"/>
       <w:pPr>
         <w:ind w:left="5760" w:hanging="360"/>
@@ -20497,7 +20807,7 @@
     <w:lvl w:ilvl="8">
       <w:start w:val="1"/>
       <w:numFmt w:val="bullet"/>
-      <w:lvlText w:val="■"/>
+      <w:lvlText w:val="●"/>
       <w:lvlJc w:val="left"/>
       <w:pPr>
         <w:ind w:left="6480" w:hanging="360"/>
@@ -21623,7 +21933,7 @@
     <w:lvl w:ilvl="1">
       <w:start w:val="1"/>
       <w:numFmt w:val="bullet"/>
-      <w:lvlText w:val="●"/>
+      <w:lvlText w:val="○"/>
       <w:lvlJc w:val="left"/>
       <w:pPr>
         <w:ind w:left="1440" w:hanging="360"/>
@@ -21635,7 +21945,7 @@
     <w:lvl w:ilvl="2">
       <w:start w:val="1"/>
       <w:numFmt w:val="bullet"/>
-      <w:lvlText w:val="●"/>
+      <w:lvlText w:val="■"/>
       <w:lvlJc w:val="left"/>
       <w:pPr>
         <w:ind w:left="2160" w:hanging="360"/>
@@ -21659,7 +21969,7 @@
     <w:lvl w:ilvl="4">
       <w:start w:val="1"/>
       <w:numFmt w:val="bullet"/>
-      <w:lvlText w:val="●"/>
+      <w:lvlText w:val="○"/>
       <w:lvlJc w:val="left"/>
       <w:pPr>
         <w:ind w:left="3600" w:hanging="360"/>
@@ -21671,7 +21981,7 @@
     <w:lvl w:ilvl="5">
       <w:start w:val="1"/>
       <w:numFmt w:val="bullet"/>
-      <w:lvlText w:val="●"/>
+      <w:lvlText w:val="■"/>
       <w:lvlJc w:val="left"/>
       <w:pPr>
         <w:ind w:left="4320" w:hanging="360"/>
@@ -21695,7 +22005,7 @@
     <w:lvl w:ilvl="7">
       <w:start w:val="1"/>
       <w:numFmt w:val="bullet"/>
-      <w:lvlText w:val="●"/>
+      <w:lvlText w:val="○"/>
       <w:lvlJc w:val="left"/>
       <w:pPr>
         <w:ind w:left="5760" w:hanging="360"/>
@@ -21707,7 +22017,7 @@
     <w:lvl w:ilvl="8">
       <w:start w:val="1"/>
       <w:numFmt w:val="bullet"/>
-      <w:lvlText w:val="●"/>
+      <w:lvlText w:val="■"/>
       <w:lvlJc w:val="left"/>
       <w:pPr>
         <w:ind w:left="6480" w:hanging="360"/>
@@ -21733,7 +22043,7 @@
     <w:lvl w:ilvl="1">
       <w:start w:val="1"/>
       <w:numFmt w:val="bullet"/>
-      <w:lvlText w:val="○"/>
+      <w:lvlText w:val="●"/>
       <w:lvlJc w:val="left"/>
       <w:pPr>
         <w:ind w:left="1440" w:hanging="360"/>
@@ -21745,7 +22055,7 @@
     <w:lvl w:ilvl="2">
       <w:start w:val="1"/>
       <w:numFmt w:val="bullet"/>
-      <w:lvlText w:val="■"/>
+      <w:lvlText w:val="●"/>
       <w:lvlJc w:val="left"/>
       <w:pPr>
         <w:ind w:left="2160" w:hanging="360"/>
@@ -21769,7 +22079,7 @@
     <w:lvl w:ilvl="4">
       <w:start w:val="1"/>
       <w:numFmt w:val="bullet"/>
-      <w:lvlText w:val="○"/>
+      <w:lvlText w:val="●"/>
       <w:lvlJc w:val="left"/>
       <w:pPr>
         <w:ind w:left="3600" w:hanging="360"/>
@@ -21781,7 +22091,7 @@
     <w:lvl w:ilvl="5">
       <w:start w:val="1"/>
       <w:numFmt w:val="bullet"/>
-      <w:lvlText w:val="■"/>
+      <w:lvlText w:val="●"/>
       <w:lvlJc w:val="left"/>
       <w:pPr>
         <w:ind w:left="4320" w:hanging="360"/>
@@ -21805,7 +22115,7 @@
     <w:lvl w:ilvl="7">
       <w:start w:val="1"/>
       <w:numFmt w:val="bullet"/>
-      <w:lvlText w:val="○"/>
+      <w:lvlText w:val="●"/>
       <w:lvlJc w:val="left"/>
       <w:pPr>
         <w:ind w:left="5760" w:hanging="360"/>
@@ -21817,7 +22127,7 @@
     <w:lvl w:ilvl="8">
       <w:start w:val="1"/>
       <w:numFmt w:val="bullet"/>
-      <w:lvlText w:val="■"/>
+      <w:lvlText w:val="●"/>
       <w:lvlJc w:val="left"/>
       <w:pPr>
         <w:ind w:left="6480" w:hanging="360"/>
@@ -23383,7 +23693,7 @@
     <w:lvl w:ilvl="1">
       <w:start w:val="1"/>
       <w:numFmt w:val="bullet"/>
-      <w:lvlText w:val="○"/>
+      <w:lvlText w:val="●"/>
       <w:lvlJc w:val="left"/>
       <w:pPr>
         <w:ind w:left="1440" w:hanging="360"/>
@@ -23395,7 +23705,7 @@
     <w:lvl w:ilvl="2">
       <w:start w:val="1"/>
       <w:numFmt w:val="bullet"/>
-      <w:lvlText w:val="■"/>
+      <w:lvlText w:val="●"/>
       <w:lvlJc w:val="left"/>
       <w:pPr>
         <w:ind w:left="2160" w:hanging="360"/>
@@ -23419,7 +23729,7 @@
     <w:lvl w:ilvl="4">
       <w:start w:val="1"/>
       <w:numFmt w:val="bullet"/>
-      <w:lvlText w:val="○"/>
+      <w:lvlText w:val="●"/>
       <w:lvlJc w:val="left"/>
       <w:pPr>
         <w:ind w:left="3600" w:hanging="360"/>
@@ -23431,7 +23741,7 @@
     <w:lvl w:ilvl="5">
       <w:start w:val="1"/>
       <w:numFmt w:val="bullet"/>
-      <w:lvlText w:val="■"/>
+      <w:lvlText w:val="●"/>
       <w:lvlJc w:val="left"/>
       <w:pPr>
         <w:ind w:left="4320" w:hanging="360"/>
@@ -23455,7 +23765,7 @@
     <w:lvl w:ilvl="7">
       <w:start w:val="1"/>
       <w:numFmt w:val="bullet"/>
-      <w:lvlText w:val="○"/>
+      <w:lvlText w:val="●"/>
       <w:lvlJc w:val="left"/>
       <w:pPr>
         <w:ind w:left="5760" w:hanging="360"/>
@@ -23467,7 +23777,7 @@
     <w:lvl w:ilvl="8">
       <w:start w:val="1"/>
       <w:numFmt w:val="bullet"/>
-      <w:lvlText w:val="■"/>
+      <w:lvlText w:val="●"/>
       <w:lvlJc w:val="left"/>
       <w:pPr>
         <w:ind w:left="6480" w:hanging="360"/>
@@ -23603,7 +23913,7 @@
     <w:lvl w:ilvl="1">
       <w:start w:val="1"/>
       <w:numFmt w:val="bullet"/>
-      <w:lvlText w:val="●"/>
+      <w:lvlText w:val="○"/>
       <w:lvlJc w:val="left"/>
       <w:pPr>
         <w:ind w:left="1440" w:hanging="360"/>
@@ -23615,7 +23925,7 @@
     <w:lvl w:ilvl="2">
       <w:start w:val="1"/>
       <w:numFmt w:val="bullet"/>
-      <w:lvlText w:val="●"/>
+      <w:lvlText w:val="■"/>
       <w:lvlJc w:val="left"/>
       <w:pPr>
         <w:ind w:left="2160" w:hanging="360"/>
@@ -23639,7 +23949,7 @@
     <w:lvl w:ilvl="4">
       <w:start w:val="1"/>
       <w:numFmt w:val="bullet"/>
-      <w:lvlText w:val="●"/>
+      <w:lvlText w:val="○"/>
       <w:lvlJc w:val="left"/>
       <w:pPr>
         <w:ind w:left="3600" w:hanging="360"/>
@@ -23651,7 +23961,7 @@
     <w:lvl w:ilvl="5">
       <w:start w:val="1"/>
       <w:numFmt w:val="bullet"/>
-      <w:lvlText w:val="●"/>
+      <w:lvlText w:val="■"/>
       <w:lvlJc w:val="left"/>
       <w:pPr>
         <w:ind w:left="4320" w:hanging="360"/>
@@ -23675,7 +23985,7 @@
     <w:lvl w:ilvl="7">
       <w:start w:val="1"/>
       <w:numFmt w:val="bullet"/>
-      <w:lvlText w:val="●"/>
+      <w:lvlText w:val="○"/>
       <w:lvlJc w:val="left"/>
       <w:pPr>
         <w:ind w:left="5760" w:hanging="360"/>
@@ -23687,7 +23997,7 @@
     <w:lvl w:ilvl="8">
       <w:start w:val="1"/>
       <w:numFmt w:val="bullet"/>
-      <w:lvlText w:val="●"/>
+      <w:lvlText w:val="■"/>
       <w:lvlJc w:val="left"/>
       <w:pPr>
         <w:ind w:left="6480" w:hanging="360"/>
@@ -24923,7 +25233,7 @@
     <w:lvl w:ilvl="1">
       <w:start w:val="1"/>
       <w:numFmt w:val="bullet"/>
-      <w:lvlText w:val="○"/>
+      <w:lvlText w:val="●"/>
       <w:lvlJc w:val="left"/>
       <w:pPr>
         <w:ind w:left="1440" w:hanging="360"/>
@@ -24935,7 +25245,7 @@
     <w:lvl w:ilvl="2">
       <w:start w:val="1"/>
       <w:numFmt w:val="bullet"/>
-      <w:lvlText w:val="■"/>
+      <w:lvlText w:val="●"/>
       <w:lvlJc w:val="left"/>
       <w:pPr>
         <w:ind w:left="2160" w:hanging="360"/>
@@ -24959,7 +25269,7 @@
     <w:lvl w:ilvl="4">
       <w:start w:val="1"/>
       <w:numFmt w:val="bullet"/>
-      <w:lvlText w:val="○"/>
+      <w:lvlText w:val="●"/>
       <w:lvlJc w:val="left"/>
       <w:pPr>
         <w:ind w:left="3600" w:hanging="360"/>
@@ -24971,7 +25281,7 @@
     <w:lvl w:ilvl="5">
       <w:start w:val="1"/>
       <w:numFmt w:val="bullet"/>
-      <w:lvlText w:val="■"/>
+      <w:lvlText w:val="●"/>
       <w:lvlJc w:val="left"/>
       <w:pPr>
         <w:ind w:left="4320" w:hanging="360"/>
@@ -24995,7 +25305,7 @@
     <w:lvl w:ilvl="7">
       <w:start w:val="1"/>
       <w:numFmt w:val="bullet"/>
-      <w:lvlText w:val="○"/>
+      <w:lvlText w:val="●"/>
       <w:lvlJc w:val="left"/>
       <w:pPr>
         <w:ind w:left="5760" w:hanging="360"/>
@@ -25007,7 +25317,7 @@
     <w:lvl w:ilvl="8">
       <w:start w:val="1"/>
       <w:numFmt w:val="bullet"/>
-      <w:lvlText w:val="■"/>
+      <w:lvlText w:val="●"/>
       <w:lvlJc w:val="left"/>
       <w:pPr>
         <w:ind w:left="6480" w:hanging="360"/>
@@ -25033,7 +25343,7 @@
     <w:lvl w:ilvl="1">
       <w:start w:val="1"/>
       <w:numFmt w:val="bullet"/>
-      <w:lvlText w:val="●"/>
+      <w:lvlText w:val="○"/>
       <w:lvlJc w:val="left"/>
       <w:pPr>
         <w:ind w:left="1440" w:hanging="360"/>
@@ -25045,7 +25355,7 @@
     <w:lvl w:ilvl="2">
       <w:start w:val="1"/>
       <w:numFmt w:val="bullet"/>
-      <w:lvlText w:val="●"/>
+      <w:lvlText w:val="■"/>
       <w:lvlJc w:val="left"/>
       <w:pPr>
         <w:ind w:left="2160" w:hanging="360"/>
@@ -25069,7 +25379,7 @@
     <w:lvl w:ilvl="4">
       <w:start w:val="1"/>
       <w:numFmt w:val="bullet"/>
-      <w:lvlText w:val="●"/>
+      <w:lvlText w:val="○"/>
       <w:lvlJc w:val="left"/>
       <w:pPr>
         <w:ind w:left="3600" w:hanging="360"/>
@@ -25081,7 +25391,7 @@
     <w:lvl w:ilvl="5">
       <w:start w:val="1"/>
       <w:numFmt w:val="bullet"/>
-      <w:lvlText w:val="●"/>
+      <w:lvlText w:val="■"/>
       <w:lvlJc w:val="left"/>
       <w:pPr>
         <w:ind w:left="4320" w:hanging="360"/>
@@ -25105,7 +25415,7 @@
     <w:lvl w:ilvl="7">
       <w:start w:val="1"/>
       <w:numFmt w:val="bullet"/>
-      <w:lvlText w:val="●"/>
+      <w:lvlText w:val="○"/>
       <w:lvlJc w:val="left"/>
       <w:pPr>
         <w:ind w:left="5760" w:hanging="360"/>
@@ -25117,7 +25427,7 @@
     <w:lvl w:ilvl="8">
       <w:start w:val="1"/>
       <w:numFmt w:val="bullet"/>
-      <w:lvlText w:val="●"/>
+      <w:lvlText w:val="■"/>
       <w:lvlJc w:val="left"/>
       <w:pPr>
         <w:ind w:left="6480" w:hanging="360"/>
@@ -25363,7 +25673,7 @@
     <w:lvl w:ilvl="1">
       <w:start w:val="1"/>
       <w:numFmt w:val="bullet"/>
-      <w:lvlText w:val="○"/>
+      <w:lvlText w:val="●"/>
       <w:lvlJc w:val="left"/>
       <w:pPr>
         <w:ind w:left="1440" w:hanging="360"/>
@@ -25375,7 +25685,7 @@
     <w:lvl w:ilvl="2">
       <w:start w:val="1"/>
       <w:numFmt w:val="bullet"/>
-      <w:lvlText w:val="■"/>
+      <w:lvlText w:val="●"/>
       <w:lvlJc w:val="left"/>
       <w:pPr>
         <w:ind w:left="2160" w:hanging="360"/>
@@ -25399,7 +25709,7 @@
     <w:lvl w:ilvl="4">
       <w:start w:val="1"/>
       <w:numFmt w:val="bullet"/>
-      <w:lvlText w:val="○"/>
+      <w:lvlText w:val="●"/>
       <w:lvlJc w:val="left"/>
       <w:pPr>
         <w:ind w:left="3600" w:hanging="360"/>
@@ -25411,7 +25721,7 @@
     <w:lvl w:ilvl="5">
       <w:start w:val="1"/>
       <w:numFmt w:val="bullet"/>
-      <w:lvlText w:val="■"/>
+      <w:lvlText w:val="●"/>
       <w:lvlJc w:val="left"/>
       <w:pPr>
         <w:ind w:left="4320" w:hanging="360"/>
@@ -25435,7 +25745,7 @@
     <w:lvl w:ilvl="7">
       <w:start w:val="1"/>
       <w:numFmt w:val="bullet"/>
-      <w:lvlText w:val="○"/>
+      <w:lvlText w:val="●"/>
       <w:lvlJc w:val="left"/>
       <w:pPr>
         <w:ind w:left="5760" w:hanging="360"/>
@@ -25447,7 +25757,7 @@
     <w:lvl w:ilvl="8">
       <w:start w:val="1"/>
       <w:numFmt w:val="bullet"/>
-      <w:lvlText w:val="■"/>
+      <w:lvlText w:val="●"/>
       <w:lvlJc w:val="left"/>
       <w:pPr>
         <w:ind w:left="6480" w:hanging="360"/>
@@ -25473,7 +25783,7 @@
     <w:lvl w:ilvl="1">
       <w:start w:val="1"/>
       <w:numFmt w:val="bullet"/>
-      <w:lvlText w:val="●"/>
+      <w:lvlText w:val="○"/>
       <w:lvlJc w:val="left"/>
       <w:pPr>
         <w:ind w:left="1440" w:hanging="360"/>
@@ -25485,7 +25795,7 @@
     <w:lvl w:ilvl="2">
       <w:start w:val="1"/>
       <w:numFmt w:val="bullet"/>
-      <w:lvlText w:val="●"/>
+      <w:lvlText w:val="■"/>
       <w:lvlJc w:val="left"/>
       <w:pPr>
         <w:ind w:left="2160" w:hanging="360"/>
@@ -25509,7 +25819,7 @@
     <w:lvl w:ilvl="4">
       <w:start w:val="1"/>
       <w:numFmt w:val="bullet"/>
-      <w:lvlText w:val="●"/>
+      <w:lvlText w:val="○"/>
       <w:lvlJc w:val="left"/>
       <w:pPr>
         <w:ind w:left="3600" w:hanging="360"/>
@@ -25521,7 +25831,7 @@
     <w:lvl w:ilvl="5">
       <w:start w:val="1"/>
       <w:numFmt w:val="bullet"/>
-      <w:lvlText w:val="●"/>
+      <w:lvlText w:val="■"/>
       <w:lvlJc w:val="left"/>
       <w:pPr>
         <w:ind w:left="4320" w:hanging="360"/>
@@ -25545,7 +25855,7 @@
     <w:lvl w:ilvl="7">
       <w:start w:val="1"/>
       <w:numFmt w:val="bullet"/>
-      <w:lvlText w:val="●"/>
+      <w:lvlText w:val="○"/>
       <w:lvlJc w:val="left"/>
       <w:pPr>
         <w:ind w:left="5760" w:hanging="360"/>
@@ -25557,7 +25867,7 @@
     <w:lvl w:ilvl="8">
       <w:start w:val="1"/>
       <w:numFmt w:val="bullet"/>
-      <w:lvlText w:val="●"/>
+      <w:lvlText w:val="■"/>
       <w:lvlJc w:val="left"/>
       <w:pPr>
         <w:ind w:left="6480" w:hanging="360"/>
@@ -25913,7 +26223,7 @@
     <w:lvl w:ilvl="1">
       <w:start w:val="1"/>
       <w:numFmt w:val="bullet"/>
-      <w:lvlText w:val="○"/>
+      <w:lvlText w:val="●"/>
       <w:lvlJc w:val="left"/>
       <w:pPr>
         <w:ind w:left="1440" w:hanging="360"/>
@@ -25925,7 +26235,7 @@
     <w:lvl w:ilvl="2">
       <w:start w:val="1"/>
       <w:numFmt w:val="bullet"/>
-      <w:lvlText w:val="■"/>
+      <w:lvlText w:val="●"/>
       <w:lvlJc w:val="left"/>
       <w:pPr>
         <w:ind w:left="2160" w:hanging="360"/>
@@ -25949,7 +26259,7 @@
     <w:lvl w:ilvl="4">
       <w:start w:val="1"/>
       <w:numFmt w:val="bullet"/>
-      <w:lvlText w:val="○"/>
+      <w:lvlText w:val="●"/>
       <w:lvlJc w:val="left"/>
       <w:pPr>
         <w:ind w:left="3600" w:hanging="360"/>
@@ -25961,7 +26271,7 @@
     <w:lvl w:ilvl="5">
       <w:start w:val="1"/>
       <w:numFmt w:val="bullet"/>
-      <w:lvlText w:val="■"/>
+      <w:lvlText w:val="●"/>
       <w:lvlJc w:val="left"/>
       <w:pPr>
         <w:ind w:left="4320" w:hanging="360"/>
@@ -25985,7 +26295,7 @@
     <w:lvl w:ilvl="7">
       <w:start w:val="1"/>
       <w:numFmt w:val="bullet"/>
-      <w:lvlText w:val="○"/>
+      <w:lvlText w:val="●"/>
       <w:lvlJc w:val="left"/>
       <w:pPr>
         <w:ind w:left="5760" w:hanging="360"/>
@@ -25997,7 +26307,7 @@
     <w:lvl w:ilvl="8">
       <w:start w:val="1"/>
       <w:numFmt w:val="bullet"/>
-      <w:lvlText w:val="■"/>
+      <w:lvlText w:val="●"/>
       <w:lvlJc w:val="left"/>
       <w:pPr>
         <w:ind w:left="6480" w:hanging="360"/>
@@ -26023,7 +26333,7 @@
     <w:lvl w:ilvl="1">
       <w:start w:val="1"/>
       <w:numFmt w:val="bullet"/>
-      <w:lvlText w:val="●"/>
+      <w:lvlText w:val="○"/>
       <w:lvlJc w:val="left"/>
       <w:pPr>
         <w:ind w:left="1440" w:hanging="360"/>
@@ -26035,7 +26345,7 @@
     <w:lvl w:ilvl="2">
       <w:start w:val="1"/>
       <w:numFmt w:val="bullet"/>
-      <w:lvlText w:val="●"/>
+      <w:lvlText w:val="■"/>
       <w:lvlJc w:val="left"/>
       <w:pPr>
         <w:ind w:left="2160" w:hanging="360"/>
@@ -26059,7 +26369,7 @@
     <w:lvl w:ilvl="4">
       <w:start w:val="1"/>
       <w:numFmt w:val="bullet"/>
-      <w:lvlText w:val="●"/>
+      <w:lvlText w:val="○"/>
       <w:lvlJc w:val="left"/>
       <w:pPr>
         <w:ind w:left="3600" w:hanging="360"/>
@@ -26071,7 +26381,7 @@
     <w:lvl w:ilvl="5">
       <w:start w:val="1"/>
       <w:numFmt w:val="bullet"/>
-      <w:lvlText w:val="●"/>
+      <w:lvlText w:val="■"/>
       <w:lvlJc w:val="left"/>
       <w:pPr>
         <w:ind w:left="4320" w:hanging="360"/>
@@ -26095,7 +26405,7 @@
     <w:lvl w:ilvl="7">
       <w:start w:val="1"/>
       <w:numFmt w:val="bullet"/>
-      <w:lvlText w:val="●"/>
+      <w:lvlText w:val="○"/>
       <w:lvlJc w:val="left"/>
       <w:pPr>
         <w:ind w:left="5760" w:hanging="360"/>
@@ -26107,7 +26417,7 @@
     <w:lvl w:ilvl="8">
       <w:start w:val="1"/>
       <w:numFmt w:val="bullet"/>
-      <w:lvlText w:val="●"/>
+      <w:lvlText w:val="■"/>
       <w:lvlJc w:val="left"/>
       <w:pPr>
         <w:ind w:left="6480" w:hanging="360"/>
@@ -26463,7 +26773,7 @@
     <w:lvl w:ilvl="1">
       <w:start w:val="1"/>
       <w:numFmt w:val="bullet"/>
-      <w:lvlText w:val="○"/>
+      <w:lvlText w:val="●"/>
       <w:lvlJc w:val="left"/>
       <w:pPr>
         <w:ind w:left="1440" w:hanging="360"/>
@@ -26475,7 +26785,7 @@
     <w:lvl w:ilvl="2">
       <w:start w:val="1"/>
       <w:numFmt w:val="bullet"/>
-      <w:lvlText w:val="■"/>
+      <w:lvlText w:val="●"/>
       <w:lvlJc w:val="left"/>
       <w:pPr>
         <w:ind w:left="2160" w:hanging="360"/>
@@ -26499,7 +26809,7 @@
     <w:lvl w:ilvl="4">
       <w:start w:val="1"/>
       <w:numFmt w:val="bullet"/>
-      <w:lvlText w:val="○"/>
+      <w:lvlText w:val="●"/>
       <w:lvlJc w:val="left"/>
       <w:pPr>
         <w:ind w:left="3600" w:hanging="360"/>
@@ -26511,7 +26821,7 @@
     <w:lvl w:ilvl="5">
       <w:start w:val="1"/>
       <w:numFmt w:val="bullet"/>
-      <w:lvlText w:val="■"/>
+      <w:lvlText w:val="●"/>
       <w:lvlJc w:val="left"/>
       <w:pPr>
         <w:ind w:left="4320" w:hanging="360"/>
@@ -26535,7 +26845,7 @@
     <w:lvl w:ilvl="7">
       <w:start w:val="1"/>
       <w:numFmt w:val="bullet"/>
-      <w:lvlText w:val="○"/>
+      <w:lvlText w:val="●"/>
       <w:lvlJc w:val="left"/>
       <w:pPr>
         <w:ind w:left="5760" w:hanging="360"/>
@@ -26547,7 +26857,7 @@
     <w:lvl w:ilvl="8">
       <w:start w:val="1"/>
       <w:numFmt w:val="bullet"/>
-      <w:lvlText w:val="■"/>
+      <w:lvlText w:val="●"/>
       <w:lvlJc w:val="left"/>
       <w:pPr>
         <w:ind w:left="6480" w:hanging="360"/>
@@ -26573,7 +26883,7 @@
     <w:lvl w:ilvl="1">
       <w:start w:val="1"/>
       <w:numFmt w:val="bullet"/>
-      <w:lvlText w:val="●"/>
+      <w:lvlText w:val="○"/>
       <w:lvlJc w:val="left"/>
       <w:pPr>
         <w:ind w:left="1440" w:hanging="360"/>
@@ -26585,7 +26895,7 @@
     <w:lvl w:ilvl="2">
       <w:start w:val="1"/>
       <w:numFmt w:val="bullet"/>
-      <w:lvlText w:val="●"/>
+      <w:lvlText w:val="■"/>
       <w:lvlJc w:val="left"/>
       <w:pPr>
         <w:ind w:left="2160" w:hanging="360"/>
@@ -26609,7 +26919,7 @@
     <w:lvl w:ilvl="4">
       <w:start w:val="1"/>
       <w:numFmt w:val="bullet"/>
-      <w:lvlText w:val="●"/>
+      <w:lvlText w:val="○"/>
       <w:lvlJc w:val="left"/>
       <w:pPr>
         <w:ind w:left="3600" w:hanging="360"/>
@@ -26621,7 +26931,7 @@
     <w:lvl w:ilvl="5">
       <w:start w:val="1"/>
       <w:numFmt w:val="bullet"/>
-      <w:lvlText w:val="●"/>
+      <w:lvlText w:val="■"/>
       <w:lvlJc w:val="left"/>
       <w:pPr>
         <w:ind w:left="4320" w:hanging="360"/>
@@ -26645,7 +26955,7 @@
     <w:lvl w:ilvl="7">
       <w:start w:val="1"/>
       <w:numFmt w:val="bullet"/>
-      <w:lvlText w:val="●"/>
+      <w:lvlText w:val="○"/>
       <w:lvlJc w:val="left"/>
       <w:pPr>
         <w:ind w:left="5760" w:hanging="360"/>
@@ -26657,7 +26967,7 @@
     <w:lvl w:ilvl="8">
       <w:start w:val="1"/>
       <w:numFmt w:val="bullet"/>
-      <w:lvlText w:val="●"/>
+      <w:lvlText w:val="■"/>
       <w:lvlJc w:val="left"/>
       <w:pPr>
         <w:ind w:left="6480" w:hanging="360"/>
@@ -26793,7 +27103,7 @@
     <w:lvl w:ilvl="1">
       <w:start w:val="1"/>
       <w:numFmt w:val="bullet"/>
-      <w:lvlText w:val="○"/>
+      <w:lvlText w:val="●"/>
       <w:lvlJc w:val="left"/>
       <w:pPr>
         <w:ind w:left="1440" w:hanging="360"/>
@@ -26805,7 +27115,7 @@
     <w:lvl w:ilvl="2">
       <w:start w:val="1"/>
       <w:numFmt w:val="bullet"/>
-      <w:lvlText w:val="■"/>
+      <w:lvlText w:val="●"/>
       <w:lvlJc w:val="left"/>
       <w:pPr>
         <w:ind w:left="2160" w:hanging="360"/>
@@ -26829,7 +27139,7 @@
     <w:lvl w:ilvl="4">
       <w:start w:val="1"/>
       <w:numFmt w:val="bullet"/>
-      <w:lvlText w:val="○"/>
+      <w:lvlText w:val="●"/>
       <w:lvlJc w:val="left"/>
       <w:pPr>
         <w:ind w:left="3600" w:hanging="360"/>
@@ -26841,7 +27151,7 @@
     <w:lvl w:ilvl="5">
       <w:start w:val="1"/>
       <w:numFmt w:val="bullet"/>
-      <w:lvlText w:val="■"/>
+      <w:lvlText w:val="●"/>
       <w:lvlJc w:val="left"/>
       <w:pPr>
         <w:ind w:left="4320" w:hanging="360"/>
@@ -26865,7 +27175,7 @@
     <w:lvl w:ilvl="7">
       <w:start w:val="1"/>
       <w:numFmt w:val="bullet"/>
-      <w:lvlText w:val="○"/>
+      <w:lvlText w:val="●"/>
       <w:lvlJc w:val="left"/>
       <w:pPr>
         <w:ind w:left="5760" w:hanging="360"/>
@@ -26877,7 +27187,7 @@
     <w:lvl w:ilvl="8">
       <w:start w:val="1"/>
       <w:numFmt w:val="bullet"/>
-      <w:lvlText w:val="■"/>
+      <w:lvlText w:val="●"/>
       <w:lvlJc w:val="left"/>
       <w:pPr>
         <w:ind w:left="6480" w:hanging="360"/>
@@ -26903,7 +27213,7 @@
     <w:lvl w:ilvl="1">
       <w:start w:val="1"/>
       <w:numFmt w:val="bullet"/>
-      <w:lvlText w:val="●"/>
+      <w:lvlText w:val="○"/>
       <w:lvlJc w:val="left"/>
       <w:pPr>
         <w:ind w:left="1440" w:hanging="360"/>
@@ -26915,7 +27225,7 @@
     <w:lvl w:ilvl="2">
       <w:start w:val="1"/>
       <w:numFmt w:val="bullet"/>
-      <w:lvlText w:val="●"/>
+      <w:lvlText w:val="■"/>
       <w:lvlJc w:val="left"/>
       <w:pPr>
         <w:ind w:left="2160" w:hanging="360"/>
@@ -26939,7 +27249,7 @@
     <w:lvl w:ilvl="4">
       <w:start w:val="1"/>
       <w:numFmt w:val="bullet"/>
-      <w:lvlText w:val="●"/>
+      <w:lvlText w:val="○"/>
       <w:lvlJc w:val="left"/>
       <w:pPr>
         <w:ind w:left="3600" w:hanging="360"/>
@@ -26951,7 +27261,7 @@
     <w:lvl w:ilvl="5">
       <w:start w:val="1"/>
       <w:numFmt w:val="bullet"/>
-      <w:lvlText w:val="●"/>
+      <w:lvlText w:val="■"/>
       <w:lvlJc w:val="left"/>
       <w:pPr>
         <w:ind w:left="4320" w:hanging="360"/>
@@ -26975,7 +27285,7 @@
     <w:lvl w:ilvl="7">
       <w:start w:val="1"/>
       <w:numFmt w:val="bullet"/>
-      <w:lvlText w:val="●"/>
+      <w:lvlText w:val="○"/>
       <w:lvlJc w:val="left"/>
       <w:pPr>
         <w:ind w:left="5760" w:hanging="360"/>
@@ -26987,7 +27297,7 @@
     <w:lvl w:ilvl="8">
       <w:start w:val="1"/>
       <w:numFmt w:val="bullet"/>
-      <w:lvlText w:val="●"/>
+      <w:lvlText w:val="■"/>
       <w:lvlJc w:val="left"/>
       <w:pPr>
         <w:ind w:left="6480" w:hanging="360"/>
@@ -27123,7 +27433,7 @@
     <w:lvl w:ilvl="1">
       <w:start w:val="1"/>
       <w:numFmt w:val="bullet"/>
-      <w:lvlText w:val="○"/>
+      <w:lvlText w:val="●"/>
       <w:lvlJc w:val="left"/>
       <w:pPr>
         <w:ind w:left="1440" w:hanging="360"/>
@@ -27135,7 +27445,7 @@
     <w:lvl w:ilvl="2">
       <w:start w:val="1"/>
       <w:numFmt w:val="bullet"/>
-      <w:lvlText w:val="■"/>
+      <w:lvlText w:val="●"/>
       <w:lvlJc w:val="left"/>
       <w:pPr>
         <w:ind w:left="2160" w:hanging="360"/>
@@ -27159,7 +27469,7 @@
     <w:lvl w:ilvl="4">
       <w:start w:val="1"/>
       <w:numFmt w:val="bullet"/>
-      <w:lvlText w:val="○"/>
+      <w:lvlText w:val="●"/>
       <w:lvlJc w:val="left"/>
       <w:pPr>
         <w:ind w:left="3600" w:hanging="360"/>
@@ -27171,7 +27481,7 @@
     <w:lvl w:ilvl="5">
       <w:start w:val="1"/>
       <w:numFmt w:val="bullet"/>
-      <w:lvlText w:val="■"/>
+      <w:lvlText w:val="●"/>
       <w:lvlJc w:val="left"/>
       <w:pPr>
         <w:ind w:left="4320" w:hanging="360"/>
@@ -27195,7 +27505,7 @@
     <w:lvl w:ilvl="7">
       <w:start w:val="1"/>
       <w:numFmt w:val="bullet"/>
-      <w:lvlText w:val="○"/>
+      <w:lvlText w:val="●"/>
       <w:lvlJc w:val="left"/>
       <w:pPr>
         <w:ind w:left="5760" w:hanging="360"/>
@@ -27207,7 +27517,7 @@
     <w:lvl w:ilvl="8">
       <w:start w:val="1"/>
       <w:numFmt w:val="bullet"/>
-      <w:lvlText w:val="■"/>
+      <w:lvlText w:val="●"/>
       <w:lvlJc w:val="left"/>
       <w:pPr>
         <w:ind w:left="6480" w:hanging="360"/>
@@ -27233,7 +27543,7 @@
     <w:lvl w:ilvl="1">
       <w:start w:val="1"/>
       <w:numFmt w:val="bullet"/>
-      <w:lvlText w:val="●"/>
+      <w:lvlText w:val="○"/>
       <w:lvlJc w:val="left"/>
       <w:pPr>
         <w:ind w:left="1440" w:hanging="360"/>
@@ -27245,7 +27555,7 @@
     <w:lvl w:ilvl="2">
       <w:start w:val="1"/>
       <w:numFmt w:val="bullet"/>
-      <w:lvlText w:val="●"/>
+      <w:lvlText w:val="■"/>
       <w:lvlJc w:val="left"/>
       <w:pPr>
         <w:ind w:left="2160" w:hanging="360"/>
@@ -27269,7 +27579,7 @@
     <w:lvl w:ilvl="4">
       <w:start w:val="1"/>
       <w:numFmt w:val="bullet"/>
-      <w:lvlText w:val="●"/>
+      <w:lvlText w:val="○"/>
       <w:lvlJc w:val="left"/>
       <w:pPr>
         <w:ind w:left="3600" w:hanging="360"/>
@@ -27281,7 +27591,7 @@
     <w:lvl w:ilvl="5">
       <w:start w:val="1"/>
       <w:numFmt w:val="bullet"/>
-      <w:lvlText w:val="●"/>
+      <w:lvlText w:val="■"/>
       <w:lvlJc w:val="left"/>
       <w:pPr>
         <w:ind w:left="4320" w:hanging="360"/>
@@ -27305,7 +27615,7 @@
     <w:lvl w:ilvl="7">
       <w:start w:val="1"/>
       <w:numFmt w:val="bullet"/>
-      <w:lvlText w:val="●"/>
+      <w:lvlText w:val="○"/>
       <w:lvlJc w:val="left"/>
       <w:pPr>
         <w:ind w:left="5760" w:hanging="360"/>
@@ -27317,7 +27627,7 @@
     <w:lvl w:ilvl="8">
       <w:start w:val="1"/>
       <w:numFmt w:val="bullet"/>
-      <w:lvlText w:val="●"/>
+      <w:lvlText w:val="■"/>
       <w:lvlJc w:val="left"/>
       <w:pPr>
         <w:ind w:left="6480" w:hanging="360"/>
@@ -27673,7 +27983,7 @@
     <w:lvl w:ilvl="1">
       <w:start w:val="1"/>
       <w:numFmt w:val="bullet"/>
-      <w:lvlText w:val="○"/>
+      <w:lvlText w:val="●"/>
       <w:lvlJc w:val="left"/>
       <w:pPr>
         <w:ind w:left="1440" w:hanging="360"/>
@@ -27685,7 +27995,7 @@
     <w:lvl w:ilvl="2">
       <w:start w:val="1"/>
       <w:numFmt w:val="bullet"/>
-      <w:lvlText w:val="■"/>
+      <w:lvlText w:val="●"/>
       <w:lvlJc w:val="left"/>
       <w:pPr>
         <w:ind w:left="2160" w:hanging="360"/>
@@ -27709,7 +28019,7 @@
     <w:lvl w:ilvl="4">
       <w:start w:val="1"/>
       <w:numFmt w:val="bullet"/>
-      <w:lvlText w:val="○"/>
+      <w:lvlText w:val="●"/>
       <w:lvlJc w:val="left"/>
       <w:pPr>
         <w:ind w:left="3600" w:hanging="360"/>
@@ -27721,7 +28031,7 @@
     <w:lvl w:ilvl="5">
       <w:start w:val="1"/>
       <w:numFmt w:val="bullet"/>
-      <w:lvlText w:val="■"/>
+      <w:lvlText w:val="●"/>
       <w:lvlJc w:val="left"/>
       <w:pPr>
         <w:ind w:left="4320" w:hanging="360"/>
@@ -27745,7 +28055,7 @@
     <w:lvl w:ilvl="7">
       <w:start w:val="1"/>
       <w:numFmt w:val="bullet"/>
-      <w:lvlText w:val="○"/>
+      <w:lvlText w:val="●"/>
       <w:lvlJc w:val="left"/>
       <w:pPr>
         <w:ind w:left="5760" w:hanging="360"/>
@@ -27757,7 +28067,7 @@
     <w:lvl w:ilvl="8">
       <w:start w:val="1"/>
       <w:numFmt w:val="bullet"/>
-      <w:lvlText w:val="■"/>
+      <w:lvlText w:val="●"/>
       <w:lvlJc w:val="left"/>
       <w:pPr>
         <w:ind w:left="6480" w:hanging="360"/>
@@ -27783,7 +28093,7 @@
     <w:lvl w:ilvl="1">
       <w:start w:val="1"/>
       <w:numFmt w:val="bullet"/>
-      <w:lvlText w:val="●"/>
+      <w:lvlText w:val="○"/>
       <w:lvlJc w:val="left"/>
       <w:pPr>
         <w:ind w:left="1440" w:hanging="360"/>
@@ -27795,7 +28105,7 @@
     <w:lvl w:ilvl="2">
       <w:start w:val="1"/>
       <w:numFmt w:val="bullet"/>
-      <w:lvlText w:val="●"/>
+      <w:lvlText w:val="■"/>
       <w:lvlJc w:val="left"/>
       <w:pPr>
         <w:ind w:left="2160" w:hanging="360"/>
@@ -27819,7 +28129,7 @@
     <w:lvl w:ilvl="4">
       <w:start w:val="1"/>
       <w:numFmt w:val="bullet"/>
-      <w:lvlText w:val="●"/>
+      <w:lvlText w:val="○"/>
       <w:lvlJc w:val="left"/>
       <w:pPr>
         <w:ind w:left="3600" w:hanging="360"/>
@@ -27831,7 +28141,7 @@
     <w:lvl w:ilvl="5">
       <w:start w:val="1"/>
       <w:numFmt w:val="bullet"/>
-      <w:lvlText w:val="●"/>
+      <w:lvlText w:val="■"/>
       <w:lvlJc w:val="left"/>
       <w:pPr>
         <w:ind w:left="4320" w:hanging="360"/>
@@ -27855,7 +28165,7 @@
     <w:lvl w:ilvl="7">
       <w:start w:val="1"/>
       <w:numFmt w:val="bullet"/>
-      <w:lvlText w:val="●"/>
+      <w:lvlText w:val="○"/>
       <w:lvlJc w:val="left"/>
       <w:pPr>
         <w:ind w:left="5760" w:hanging="360"/>
@@ -27867,7 +28177,7 @@
     <w:lvl w:ilvl="8">
       <w:start w:val="1"/>
       <w:numFmt w:val="bullet"/>
-      <w:lvlText w:val="●"/>
+      <w:lvlText w:val="■"/>
       <w:lvlJc w:val="left"/>
       <w:pPr>
         <w:ind w:left="6480" w:hanging="360"/>
@@ -27893,7 +28203,7 @@
     <w:lvl w:ilvl="1">
       <w:start w:val="1"/>
       <w:numFmt w:val="bullet"/>
-      <w:lvlText w:val="○"/>
+      <w:lvlText w:val="●"/>
       <w:lvlJc w:val="left"/>
       <w:pPr>
         <w:ind w:left="1440" w:hanging="360"/>
@@ -27905,7 +28215,7 @@
     <w:lvl w:ilvl="2">
       <w:start w:val="1"/>
       <w:numFmt w:val="bullet"/>
-      <w:lvlText w:val="■"/>
+      <w:lvlText w:val="●"/>
       <w:lvlJc w:val="left"/>
       <w:pPr>
         <w:ind w:left="2160" w:hanging="360"/>
@@ -27929,7 +28239,7 @@
     <w:lvl w:ilvl="4">
       <w:start w:val="1"/>
       <w:numFmt w:val="bullet"/>
-      <w:lvlText w:val="○"/>
+      <w:lvlText w:val="●"/>
       <w:lvlJc w:val="left"/>
       <w:pPr>
         <w:ind w:left="3600" w:hanging="360"/>
@@ -27941,7 +28251,7 @@
     <w:lvl w:ilvl="5">
       <w:start w:val="1"/>
       <w:numFmt w:val="bullet"/>
-      <w:lvlText w:val="■"/>
+      <w:lvlText w:val="●"/>
       <w:lvlJc w:val="left"/>
       <w:pPr>
         <w:ind w:left="4320" w:hanging="360"/>
@@ -27965,7 +28275,7 @@
     <w:lvl w:ilvl="7">
       <w:start w:val="1"/>
       <w:numFmt w:val="bullet"/>
-      <w:lvlText w:val="○"/>
+      <w:lvlText w:val="●"/>
       <w:lvlJc w:val="left"/>
       <w:pPr>
         <w:ind w:left="5760" w:hanging="360"/>
@@ -27977,7 +28287,7 @@
     <w:lvl w:ilvl="8">
       <w:start w:val="1"/>
       <w:numFmt w:val="bullet"/>
-      <w:lvlText w:val="■"/>
+      <w:lvlText w:val="●"/>
       <w:lvlJc w:val="left"/>
       <w:pPr>
         <w:ind w:left="6480" w:hanging="360"/>
@@ -28003,7 +28313,7 @@
     <w:lvl w:ilvl="1">
       <w:start w:val="1"/>
       <w:numFmt w:val="bullet"/>
-      <w:lvlText w:val="●"/>
+      <w:lvlText w:val="○"/>
       <w:lvlJc w:val="left"/>
       <w:pPr>
         <w:ind w:left="1440" w:hanging="360"/>
@@ -28015,7 +28325,7 @@
     <w:lvl w:ilvl="2">
       <w:start w:val="1"/>
       <w:numFmt w:val="bullet"/>
-      <w:lvlText w:val="●"/>
+      <w:lvlText w:val="■"/>
       <w:lvlJc w:val="left"/>
       <w:pPr>
         <w:ind w:left="2160" w:hanging="360"/>
@@ -28039,7 +28349,7 @@
     <w:lvl w:ilvl="4">
       <w:start w:val="1"/>
       <w:numFmt w:val="bullet"/>
-      <w:lvlText w:val="●"/>
+      <w:lvlText w:val="○"/>
       <w:lvlJc w:val="left"/>
       <w:pPr>
         <w:ind w:left="3600" w:hanging="360"/>
@@ -28051,7 +28361,7 @@
     <w:lvl w:ilvl="5">
       <w:start w:val="1"/>
       <w:numFmt w:val="bullet"/>
-      <w:lvlText w:val="●"/>
+      <w:lvlText w:val="■"/>
       <w:lvlJc w:val="left"/>
       <w:pPr>
         <w:ind w:left="4320" w:hanging="360"/>
@@ -28075,7 +28385,7 @@
     <w:lvl w:ilvl="7">
       <w:start w:val="1"/>
       <w:numFmt w:val="bullet"/>
-      <w:lvlText w:val="●"/>
+      <w:lvlText w:val="○"/>
       <w:lvlJc w:val="left"/>
       <w:pPr>
         <w:ind w:left="5760" w:hanging="360"/>
@@ -28087,7 +28397,7 @@
     <w:lvl w:ilvl="8">
       <w:start w:val="1"/>
       <w:numFmt w:val="bullet"/>
-      <w:lvlText w:val="●"/>
+      <w:lvlText w:val="■"/>
       <w:lvlJc w:val="left"/>
       <w:pPr>
         <w:ind w:left="6480" w:hanging="360"/>
@@ -28978,6 +29288,226 @@
     </w:lvl>
   </w:abstractNum>
   <w:abstractNum w:abstractNumId="94">
+    <w:lvl w:ilvl="0">
+      <w:start w:val="1"/>
+      <w:numFmt w:val="bullet"/>
+      <w:lvlText w:val="●"/>
+      <w:lvlJc w:val="left"/>
+      <w:pPr>
+        <w:ind w:left="720" w:hanging="360"/>
+      </w:pPr>
+      <w:rPr>
+        <w:u w:val="none"/>
+      </w:rPr>
+    </w:lvl>
+    <w:lvl w:ilvl="1">
+      <w:start w:val="1"/>
+      <w:numFmt w:val="bullet"/>
+      <w:lvlText w:val="○"/>
+      <w:lvlJc w:val="left"/>
+      <w:pPr>
+        <w:ind w:left="1440" w:hanging="360"/>
+      </w:pPr>
+      <w:rPr>
+        <w:u w:val="none"/>
+      </w:rPr>
+    </w:lvl>
+    <w:lvl w:ilvl="2">
+      <w:start w:val="1"/>
+      <w:numFmt w:val="bullet"/>
+      <w:lvlText w:val="■"/>
+      <w:lvlJc w:val="left"/>
+      <w:pPr>
+        <w:ind w:left="2160" w:hanging="360"/>
+      </w:pPr>
+      <w:rPr>
+        <w:u w:val="none"/>
+      </w:rPr>
+    </w:lvl>
+    <w:lvl w:ilvl="3">
+      <w:start w:val="1"/>
+      <w:numFmt w:val="bullet"/>
+      <w:lvlText w:val="●"/>
+      <w:lvlJc w:val="left"/>
+      <w:pPr>
+        <w:ind w:left="2880" w:hanging="360"/>
+      </w:pPr>
+      <w:rPr>
+        <w:u w:val="none"/>
+      </w:rPr>
+    </w:lvl>
+    <w:lvl w:ilvl="4">
+      <w:start w:val="1"/>
+      <w:numFmt w:val="bullet"/>
+      <w:lvlText w:val="○"/>
+      <w:lvlJc w:val="left"/>
+      <w:pPr>
+        <w:ind w:left="3600" w:hanging="360"/>
+      </w:pPr>
+      <w:rPr>
+        <w:u w:val="none"/>
+      </w:rPr>
+    </w:lvl>
+    <w:lvl w:ilvl="5">
+      <w:start w:val="1"/>
+      <w:numFmt w:val="bullet"/>
+      <w:lvlText w:val="■"/>
+      <w:lvlJc w:val="left"/>
+      <w:pPr>
+        <w:ind w:left="4320" w:hanging="360"/>
+      </w:pPr>
+      <w:rPr>
+        <w:u w:val="none"/>
+      </w:rPr>
+    </w:lvl>
+    <w:lvl w:ilvl="6">
+      <w:start w:val="1"/>
+      <w:numFmt w:val="bullet"/>
+      <w:lvlText w:val="●"/>
+      <w:lvlJc w:val="left"/>
+      <w:pPr>
+        <w:ind w:left="5040" w:hanging="360"/>
+      </w:pPr>
+      <w:rPr>
+        <w:u w:val="none"/>
+      </w:rPr>
+    </w:lvl>
+    <w:lvl w:ilvl="7">
+      <w:start w:val="1"/>
+      <w:numFmt w:val="bullet"/>
+      <w:lvlText w:val="○"/>
+      <w:lvlJc w:val="left"/>
+      <w:pPr>
+        <w:ind w:left="5760" w:hanging="360"/>
+      </w:pPr>
+      <w:rPr>
+        <w:u w:val="none"/>
+      </w:rPr>
+    </w:lvl>
+    <w:lvl w:ilvl="8">
+      <w:start w:val="1"/>
+      <w:numFmt w:val="bullet"/>
+      <w:lvlText w:val="■"/>
+      <w:lvlJc w:val="left"/>
+      <w:pPr>
+        <w:ind w:left="6480" w:hanging="360"/>
+      </w:pPr>
+      <w:rPr>
+        <w:u w:val="none"/>
+      </w:rPr>
+    </w:lvl>
+  </w:abstractNum>
+  <w:abstractNum w:abstractNumId="95">
+    <w:lvl w:ilvl="0">
+      <w:start w:val="1"/>
+      <w:numFmt w:val="bullet"/>
+      <w:lvlText w:val="●"/>
+      <w:lvlJc w:val="left"/>
+      <w:pPr>
+        <w:ind w:left="720" w:hanging="360"/>
+      </w:pPr>
+      <w:rPr>
+        <w:u w:val="none"/>
+      </w:rPr>
+    </w:lvl>
+    <w:lvl w:ilvl="1">
+      <w:start w:val="1"/>
+      <w:numFmt w:val="bullet"/>
+      <w:lvlText w:val="○"/>
+      <w:lvlJc w:val="left"/>
+      <w:pPr>
+        <w:ind w:left="1440" w:hanging="360"/>
+      </w:pPr>
+      <w:rPr>
+        <w:u w:val="none"/>
+      </w:rPr>
+    </w:lvl>
+    <w:lvl w:ilvl="2">
+      <w:start w:val="1"/>
+      <w:numFmt w:val="bullet"/>
+      <w:lvlText w:val="■"/>
+      <w:lvlJc w:val="left"/>
+      <w:pPr>
+        <w:ind w:left="2160" w:hanging="360"/>
+      </w:pPr>
+      <w:rPr>
+        <w:u w:val="none"/>
+      </w:rPr>
+    </w:lvl>
+    <w:lvl w:ilvl="3">
+      <w:start w:val="1"/>
+      <w:numFmt w:val="bullet"/>
+      <w:lvlText w:val="●"/>
+      <w:lvlJc w:val="left"/>
+      <w:pPr>
+        <w:ind w:left="2880" w:hanging="360"/>
+      </w:pPr>
+      <w:rPr>
+        <w:u w:val="none"/>
+      </w:rPr>
+    </w:lvl>
+    <w:lvl w:ilvl="4">
+      <w:start w:val="1"/>
+      <w:numFmt w:val="bullet"/>
+      <w:lvlText w:val="○"/>
+      <w:lvlJc w:val="left"/>
+      <w:pPr>
+        <w:ind w:left="3600" w:hanging="360"/>
+      </w:pPr>
+      <w:rPr>
+        <w:u w:val="none"/>
+      </w:rPr>
+    </w:lvl>
+    <w:lvl w:ilvl="5">
+      <w:start w:val="1"/>
+      <w:numFmt w:val="bullet"/>
+      <w:lvlText w:val="■"/>
+      <w:lvlJc w:val="left"/>
+      <w:pPr>
+        <w:ind w:left="4320" w:hanging="360"/>
+      </w:pPr>
+      <w:rPr>
+        <w:u w:val="none"/>
+      </w:rPr>
+    </w:lvl>
+    <w:lvl w:ilvl="6">
+      <w:start w:val="1"/>
+      <w:numFmt w:val="bullet"/>
+      <w:lvlText w:val="●"/>
+      <w:lvlJc w:val="left"/>
+      <w:pPr>
+        <w:ind w:left="5040" w:hanging="360"/>
+      </w:pPr>
+      <w:rPr>
+        <w:u w:val="none"/>
+      </w:rPr>
+    </w:lvl>
+    <w:lvl w:ilvl="7">
+      <w:start w:val="1"/>
+      <w:numFmt w:val="bullet"/>
+      <w:lvlText w:val="○"/>
+      <w:lvlJc w:val="left"/>
+      <w:pPr>
+        <w:ind w:left="5760" w:hanging="360"/>
+      </w:pPr>
+      <w:rPr>
+        <w:u w:val="none"/>
+      </w:rPr>
+    </w:lvl>
+    <w:lvl w:ilvl="8">
+      <w:start w:val="1"/>
+      <w:numFmt w:val="bullet"/>
+      <w:lvlText w:val="■"/>
+      <w:lvlJc w:val="left"/>
+      <w:pPr>
+        <w:ind w:left="6480" w:hanging="360"/>
+      </w:pPr>
+      <w:rPr>
+        <w:u w:val="none"/>
+      </w:rPr>
+    </w:lvl>
+  </w:abstractNum>
+  <w:abstractNum w:abstractNumId="96">
     <w:lvl w:ilvl="0">
       <w:start w:val="1"/>
       <w:numFmt w:val="bullet"/>
@@ -29368,6 +29898,12 @@
   </w:num>
   <w:num w:numId="94">
     <w:abstractNumId w:val="94"/>
+  </w:num>
+  <w:num w:numId="95">
+    <w:abstractNumId w:val="95"/>
+  </w:num>
+  <w:num w:numId="96">
+    <w:abstractNumId w:val="96"/>
   </w:num>
 </w:numbering>
 </file>

--- a/Projects/golden-fur/shared/context/Architectural-Change-History.docx
+++ b/Projects/golden-fur/shared/context/Architectural-Change-History.docx
@@ -41,7 +41,7 @@
           <w:pgNumType w:start="1"/>
         </w:sectPr>
       </w:pPr>
-      <w:bookmarkStart w:colFirst="0" w:colLast="0" w:name="_1nmxwwthvmvd" w:id="0"/>
+      <w:bookmarkStart w:colFirst="0" w:colLast="0" w:name="_47a6hokil3u6" w:id="0"/>
       <w:bookmarkEnd w:id="0"/>
       <w:r>
         <w:rPr>
@@ -121,7 +121,7 @@
           <w:pgNumType w:start="1"/>
         </w:sectPr>
       </w:pPr>
-      <w:bookmarkStart w:colFirst="0" w:colLast="0" w:name="_b8zr6glver8w" w:id="1"/>
+      <w:bookmarkStart w:colFirst="0" w:colLast="0" w:name="_8hw3qkujl9gu" w:id="1"/>
       <w:bookmarkEnd w:id="1"/>
       <w:r>
         <w:rPr>
@@ -216,7 +216,7 @@
             <w:sdt>
               <w:sdtPr>
                 <w:alias w:val="Project status"/>
-                <w:id w:val="1645905187"/>
+                <w:id w:val="-1287402599"/>
                 <w:dropDownList w:lastValue="Not Started">
                   <w:listItem w:displayText="Not Started" w:value="Not Started"/>
                   <w:listItem w:displayText="Blocked" w:value="Blocked"/>
@@ -291,7 +291,7 @@
             <w:sdt>
               <w:sdtPr>
                 <w:alias w:val="Assignee"/>
-                <w:id w:val="798309295"/>
+                <w:id w:val="1431134177"/>
                 <w:dropDownList w:lastValue="James">
                   <w:listItem w:displayText="None" w:value="None"/>
                   <w:listItem w:displayText="Alarie" w:value="Alarie"/>
@@ -342,7 +342,7 @@
             <w:sdt>
               <w:sdtPr>
                 <w:alias w:val="Project status"/>
-                <w:id w:val="-1289520134"/>
+                <w:id w:val="1688845691"/>
                 <w:dropDownList w:lastValue="Not Started">
                   <w:listItem w:displayText="Not Started" w:value="Not Started"/>
                   <w:listItem w:displayText="Blocked" w:value="Blocked"/>
@@ -380,7 +380,7 @@
               <w:keepLines w:val="1"/>
               <w:numPr>
                 <w:ilvl w:val="0"/>
-                <w:numId w:val="79"/>
+                <w:numId w:val="78"/>
               </w:numPr>
               <w:spacing w:after="0" w:afterAutospacing="0" w:before="240" w:lineRule="auto"/>
               <w:ind w:left="720" w:hanging="360"/>
@@ -406,7 +406,7 @@
               <w:keepLines w:val="1"/>
               <w:numPr>
                 <w:ilvl w:val="1"/>
-                <w:numId w:val="79"/>
+                <w:numId w:val="78"/>
               </w:numPr>
               <w:spacing w:after="0" w:afterAutospacing="0" w:before="0" w:beforeAutospacing="0" w:lineRule="auto"/>
               <w:ind w:left="1440" w:hanging="360"/>
@@ -432,7 +432,7 @@
               <w:keepLines w:val="1"/>
               <w:numPr>
                 <w:ilvl w:val="1"/>
-                <w:numId w:val="79"/>
+                <w:numId w:val="78"/>
               </w:numPr>
               <w:spacing w:after="0" w:afterAutospacing="0" w:before="0" w:beforeAutospacing="0" w:lineRule="auto"/>
               <w:ind w:left="1440" w:hanging="360"/>
@@ -458,7 +458,7 @@
               <w:keepLines w:val="1"/>
               <w:numPr>
                 <w:ilvl w:val="1"/>
-                <w:numId w:val="79"/>
+                <w:numId w:val="78"/>
               </w:numPr>
               <w:spacing w:after="240" w:before="0" w:beforeAutospacing="0" w:lineRule="auto"/>
               <w:ind w:left="1440" w:hanging="360"/>
@@ -495,7 +495,7 @@
             <w:sdt>
               <w:sdtPr>
                 <w:alias w:val="Assignee"/>
-                <w:id w:val="-696614046"/>
+                <w:id w:val="-1300270756"/>
                 <w:dropDownList w:lastValue="Matthew">
                   <w:listItem w:displayText="None" w:value="None"/>
                   <w:listItem w:displayText="Alarie" w:value="Alarie"/>
@@ -546,7 +546,7 @@
             <w:sdt>
               <w:sdtPr>
                 <w:alias w:val="Project status"/>
-                <w:id w:val="1082501487"/>
+                <w:id w:val="-1095092543"/>
                 <w:dropDownList w:lastValue="Not Started">
                   <w:listItem w:displayText="Not Started" w:value="Not Started"/>
                   <w:listItem w:displayText="Blocked" w:value="Blocked"/>
@@ -584,7 +584,7 @@
               <w:keepLines w:val="1"/>
               <w:numPr>
                 <w:ilvl w:val="0"/>
-                <w:numId w:val="80"/>
+                <w:numId w:val="79"/>
               </w:numPr>
               <w:spacing w:after="0" w:afterAutospacing="0" w:before="240" w:line="240" w:lineRule="auto"/>
               <w:ind w:left="720" w:hanging="360"/>
@@ -610,7 +610,7 @@
               <w:keepLines w:val="1"/>
               <w:numPr>
                 <w:ilvl w:val="1"/>
-                <w:numId w:val="80"/>
+                <w:numId w:val="79"/>
               </w:numPr>
               <w:spacing w:after="0" w:afterAutospacing="0" w:before="0" w:beforeAutospacing="0" w:line="240" w:lineRule="auto"/>
               <w:ind w:left="1440" w:hanging="360"/>
@@ -636,7 +636,7 @@
               <w:keepLines w:val="1"/>
               <w:numPr>
                 <w:ilvl w:val="1"/>
-                <w:numId w:val="80"/>
+                <w:numId w:val="79"/>
               </w:numPr>
               <w:spacing w:after="240" w:before="0" w:beforeAutospacing="0" w:line="240" w:lineRule="auto"/>
               <w:ind w:left="1440" w:hanging="360"/>
@@ -656,12 +656,12 @@
                 <wp:inline distB="114300" distT="114300" distL="114300" distR="114300">
                   <wp:extent cx="2998773" cy="1416743"/>
                   <wp:effectExtent b="0" l="0" r="0" t="0"/>
-                  <wp:docPr id="6" name="image9.png"/>
+                  <wp:docPr id="7" name="image12.png"/>
                   <a:graphic>
                     <a:graphicData uri="http://schemas.openxmlformats.org/drawingml/2006/picture">
                       <pic:pic>
                         <pic:nvPicPr>
-                          <pic:cNvPr id="0" name="image9.png"/>
+                          <pic:cNvPr id="0" name="image12.png"/>
                           <pic:cNvPicPr preferRelativeResize="0"/>
                         </pic:nvPicPr>
                         <pic:blipFill>
@@ -708,7 +708,7 @@
             <w:sdt>
               <w:sdtPr>
                 <w:alias w:val="Assignee"/>
-                <w:id w:val="-562899123"/>
+                <w:id w:val="2032983559"/>
                 <w:dropDownList w:lastValue="James">
                   <w:listItem w:displayText="None" w:value="None"/>
                   <w:listItem w:displayText="Alarie" w:value="Alarie"/>
@@ -759,7 +759,7 @@
             <w:sdt>
               <w:sdtPr>
                 <w:alias w:val="Project status"/>
-                <w:id w:val="342498888"/>
+                <w:id w:val="1566244471"/>
                 <w:dropDownList w:lastValue="Not Started">
                   <w:listItem w:displayText="Not Started" w:value="Not Started"/>
                   <w:listItem w:displayText="Blocked" w:value="Blocked"/>
@@ -834,7 +834,7 @@
             <w:sdt>
               <w:sdtPr>
                 <w:alias w:val="Assignee"/>
-                <w:id w:val="-1629077040"/>
+                <w:id w:val="-186762144"/>
                 <w:dropDownList w:lastValue="James">
                   <w:listItem w:displayText="None" w:value="None"/>
                   <w:listItem w:displayText="Alarie" w:value="Alarie"/>
@@ -885,8 +885,8 @@
             <w:sdt>
               <w:sdtPr>
                 <w:alias w:val="Project status"/>
-                <w:id w:val="-973917131"/>
-                <w:dropDownList w:lastValue="Not Started">
+                <w:id w:val="1293074711"/>
+                <w:dropDownList w:lastValue="In Progress">
                   <w:listItem w:displayText="Not Started" w:value="Not Started"/>
                   <w:listItem w:displayText="Blocked" w:value="Blocked"/>
                   <w:listItem w:displayText="In Progress" w:value="In Progress"/>
@@ -899,12 +899,12 @@
                 <w:r>
                   <w:rPr>
                     <w:rFonts w:ascii="Times" w:cs="Times" w:eastAsia="Times" w:hAnsi="Times"/>
-                    <w:color w:val="3d3d3d"/>
+                    <w:color w:val="473821"/>
                     <w:sz w:val="24"/>
                     <w:szCs w:val="24"/>
-                    <w:shd w:fill="e6e6e6" w:val="clear"/>
+                    <w:shd w:fill="ffe5a0" w:val="clear"/>
                   </w:rPr>
-                  <w:t xml:space="preserve">Not Started</w:t>
+                  <w:t xml:space="preserve">In Progress</w:t>
                 </w:r>
               </w:sdtContent>
             </w:sdt>
@@ -1019,14 +1019,14 @@
               </w:rPr>
               <w:drawing>
                 <wp:inline distB="114300" distT="114300" distL="114300" distR="114300">
-                  <wp:extent cx="4700615" cy="2297576"/>
+                  <wp:extent cx="3592766" cy="1752746"/>
                   <wp:effectExtent b="0" l="0" r="0" t="0"/>
-                  <wp:docPr id="13" name="image12.png"/>
+                  <wp:docPr id="14" name="image14.png"/>
                   <a:graphic>
                     <a:graphicData uri="http://schemas.openxmlformats.org/drawingml/2006/picture">
                       <pic:pic>
                         <pic:nvPicPr>
-                          <pic:cNvPr id="0" name="image12.png"/>
+                          <pic:cNvPr id="0" name="image14.png"/>
                           <pic:cNvPicPr preferRelativeResize="0"/>
                         </pic:nvPicPr>
                         <pic:blipFill>
@@ -1039,7 +1039,7 @@
                         <pic:spPr>
                           <a:xfrm>
                             <a:off x="0" y="0"/>
-                            <a:ext cx="4700615" cy="2297576"/>
+                            <a:ext cx="3592766" cy="1752746"/>
                           </a:xfrm>
                           <a:prstGeom prst="rect"/>
                           <a:ln/>
@@ -1099,7 +1099,7 @@
             <w:sdt>
               <w:sdtPr>
                 <w:alias w:val="Assignee"/>
-                <w:id w:val="1875279714"/>
+                <w:id w:val="2145644319"/>
                 <w:dropDownList w:lastValue="Matthew">
                   <w:listItem w:displayText="None" w:value="None"/>
                   <w:listItem w:displayText="Alarie" w:value="Alarie"/>
@@ -1150,8 +1150,8 @@
             <w:sdt>
               <w:sdtPr>
                 <w:alias w:val="Project status"/>
-                <w:id w:val="-1870312053"/>
-                <w:dropDownList w:lastValue="Not Started">
+                <w:id w:val="-444781305"/>
+                <w:dropDownList w:lastValue="In Progress">
                   <w:listItem w:displayText="Not Started" w:value="Not Started"/>
                   <w:listItem w:displayText="Blocked" w:value="Blocked"/>
                   <w:listItem w:displayText="In Progress" w:value="In Progress"/>
@@ -1164,12 +1164,12 @@
                 <w:r>
                   <w:rPr>
                     <w:rFonts w:ascii="Times" w:cs="Times" w:eastAsia="Times" w:hAnsi="Times"/>
-                    <w:color w:val="3d3d3d"/>
+                    <w:color w:val="473821"/>
                     <w:sz w:val="24"/>
                     <w:szCs w:val="24"/>
-                    <w:shd w:fill="e6e6e6" w:val="clear"/>
+                    <w:shd w:fill="ffe5a0" w:val="clear"/>
                   </w:rPr>
-                  <w:t xml:space="preserve">Not Started</w:t>
+                  <w:t xml:space="preserve">In Progress</w:t>
                 </w:r>
               </w:sdtContent>
             </w:sdt>
@@ -1188,7 +1188,7 @@
               <w:keepLines w:val="1"/>
               <w:numPr>
                 <w:ilvl w:val="0"/>
-                <w:numId w:val="13"/>
+                <w:numId w:val="22"/>
               </w:numPr>
               <w:spacing w:after="0" w:afterAutospacing="0" w:before="240" w:lineRule="auto"/>
               <w:ind w:left="720" w:hanging="360"/>
@@ -1205,7 +1205,7 @@
                 <w:szCs w:val="24"/>
                 <w:rtl w:val="0"/>
               </w:rPr>
-              <w:t xml:space="preserve">Add new option to … in customer account &gt; bookings page:</w:t>
+              <w:t xml:space="preserve">Fix booking &gt; new booking &gt; hotel type service &gt; step 8 care instructions:</w:t>
             </w:r>
           </w:p>
           <w:p>
@@ -1214,7 +1214,7 @@
               <w:keepLines w:val="1"/>
               <w:numPr>
                 <w:ilvl w:val="1"/>
-                <w:numId w:val="13"/>
+                <w:numId w:val="22"/>
               </w:numPr>
               <w:spacing w:after="0" w:afterAutospacing="0" w:before="0" w:beforeAutospacing="0" w:lineRule="auto"/>
               <w:ind w:left="1440" w:hanging="360"/>
@@ -1231,7 +1231,7 @@
                 <w:szCs w:val="24"/>
                 <w:rtl w:val="0"/>
               </w:rPr>
-              <w:t xml:space="preserve">Add View Details option</w:t>
+              <w:t xml:space="preserve">When unchecking same instructions every night, and instructions in other nights are not configured, booking fails</w:t>
             </w:r>
           </w:p>
           <w:p>
@@ -1240,7 +1240,7 @@
               <w:keepLines w:val="1"/>
               <w:numPr>
                 <w:ilvl w:val="1"/>
-                <w:numId w:val="13"/>
+                <w:numId w:val="22"/>
               </w:numPr>
               <w:spacing w:after="0" w:afterAutospacing="0" w:before="0" w:beforeAutospacing="0" w:lineRule="auto"/>
               <w:ind w:left="1440" w:hanging="360"/>
@@ -1257,7 +1257,7 @@
                 <w:szCs w:val="24"/>
                 <w:rtl w:val="0"/>
               </w:rPr>
-              <w:t xml:space="preserve">Should be able to see all details (e.g. branch, pet, date time, assigned staff/cage, price, payments, etc.)</w:t>
+              <w:t xml:space="preserve">Should set the first night instructions the default for other nights (so no need to set)</w:t>
             </w:r>
           </w:p>
           <w:p>
@@ -1266,7 +1266,7 @@
               <w:keepLines w:val="1"/>
               <w:numPr>
                 <w:ilvl w:val="1"/>
-                <w:numId w:val="13"/>
+                <w:numId w:val="22"/>
               </w:numPr>
               <w:spacing w:after="0" w:afterAutospacing="0" w:before="0" w:beforeAutospacing="0" w:lineRule="auto"/>
               <w:ind w:left="1440" w:hanging="360"/>
@@ -1284,14 +1284,14 @@
               </w:rPr>
               <w:drawing>
                 <wp:inline distB="114300" distT="114300" distL="114300" distR="114300">
-                  <wp:extent cx="3805238" cy="1344437"/>
+                  <wp:extent cx="3738812" cy="3714896"/>
                   <wp:effectExtent b="0" l="0" r="0" t="0"/>
-                  <wp:docPr id="3" name="image1.png"/>
+                  <wp:docPr id="16" name="image8.png"/>
                   <a:graphic>
                     <a:graphicData uri="http://schemas.openxmlformats.org/drawingml/2006/picture">
                       <pic:pic>
                         <pic:nvPicPr>
-                          <pic:cNvPr id="0" name="image1.png"/>
+                          <pic:cNvPr id="0" name="image8.png"/>
                           <pic:cNvPicPr preferRelativeResize="0"/>
                         </pic:nvPicPr>
                         <pic:blipFill>
@@ -1304,7 +1304,7 @@
                         <pic:spPr>
                           <a:xfrm>
                             <a:off x="0" y="0"/>
-                            <a:ext cx="3805238" cy="1344437"/>
+                            <a:ext cx="3738812" cy="3714896"/>
                           </a:xfrm>
                           <a:prstGeom prst="rect"/>
                           <a:ln/>
@@ -1327,7 +1327,59 @@
               <w:keepLines w:val="1"/>
               <w:numPr>
                 <w:ilvl w:val="1"/>
-                <w:numId w:val="13"/>
+                <w:numId w:val="22"/>
+              </w:numPr>
+              <w:spacing w:after="0" w:afterAutospacing="0" w:before="0" w:beforeAutospacing="0" w:lineRule="auto"/>
+              <w:ind w:left="1440" w:hanging="360"/>
+              <w:rPr>
+                <w:rFonts w:ascii="Times" w:cs="Times" w:eastAsia="Times" w:hAnsi="Times"/>
+                <w:sz w:val="24"/>
+                <w:szCs w:val="24"/>
+              </w:rPr>
+            </w:pPr>
+            <w:r>
+              <w:rPr>
+                <w:rFonts w:ascii="Times" w:cs="Times" w:eastAsia="Times" w:hAnsi="Times"/>
+                <w:sz w:val="24"/>
+                <w:szCs w:val="24"/>
+                <w:rtl w:val="0"/>
+              </w:rPr>
+              <w:t xml:space="preserve">Changing instructions for a specific night will only overwrite the instructions for that night</w:t>
+            </w:r>
+          </w:p>
+          <w:p>
+            <w:pPr>
+              <w:keepNext w:val="1"/>
+              <w:keepLines w:val="1"/>
+              <w:numPr>
+                <w:ilvl w:val="1"/>
+                <w:numId w:val="22"/>
+              </w:numPr>
+              <w:spacing w:after="0" w:afterAutospacing="0" w:before="0" w:beforeAutospacing="0" w:lineRule="auto"/>
+              <w:ind w:left="1440" w:hanging="360"/>
+              <w:rPr>
+                <w:rFonts w:ascii="Times" w:cs="Times" w:eastAsia="Times" w:hAnsi="Times"/>
+                <w:sz w:val="24"/>
+                <w:szCs w:val="24"/>
+              </w:rPr>
+            </w:pPr>
+            <w:r>
+              <w:rPr>
+                <w:rFonts w:ascii="Times" w:cs="Times" w:eastAsia="Times" w:hAnsi="Times"/>
+                <w:sz w:val="24"/>
+                <w:szCs w:val="24"/>
+                <w:rtl w:val="0"/>
+              </w:rPr>
+              <w:t xml:space="preserve">Or perhaps add a new tab that says default instructions, which will be applied to all nights</w:t>
+            </w:r>
+          </w:p>
+          <w:p>
+            <w:pPr>
+              <w:keepNext w:val="1"/>
+              <w:keepLines w:val="1"/>
+              <w:numPr>
+                <w:ilvl w:val="1"/>
+                <w:numId w:val="22"/>
               </w:numPr>
               <w:spacing w:after="240" w:before="0" w:beforeAutospacing="0" w:lineRule="auto"/>
               <w:ind w:left="1440" w:hanging="360"/>
@@ -1344,7 +1396,7 @@
                 <w:szCs w:val="24"/>
                 <w:rtl w:val="0"/>
               </w:rPr>
-              <w:t xml:space="preserve">Currently only cancel is available (and reschedule if booking hasn’t been confirmed)</w:t>
+              <w:t xml:space="preserve">Then apply overwrite on nights that are edited</w:t>
             </w:r>
           </w:p>
         </w:tc>
@@ -1364,7 +1416,7 @@
             <w:sdt>
               <w:sdtPr>
                 <w:alias w:val="Assignee"/>
-                <w:id w:val="90443376"/>
+                <w:id w:val="-35423677"/>
                 <w:dropDownList w:lastValue="Matthew">
                   <w:listItem w:displayText="None" w:value="None"/>
                   <w:listItem w:displayText="Alarie" w:value="Alarie"/>
@@ -1393,6 +1445,458 @@
           </w:p>
         </w:tc>
       </w:tr>
+      <w:tr>
+        <w:trPr>
+          <w:cantSplit w:val="0"/>
+          <w:trHeight w:val="543" w:hRule="atLeast"/>
+          <w:tblHeader w:val="0"/>
+        </w:trPr>
+        <w:tc>
+          <w:tcPr/>
+          <w:p>
+            <w:pPr>
+              <w:keepNext w:val="1"/>
+              <w:keepLines w:val="1"/>
+              <w:spacing w:line="240" w:lineRule="auto"/>
+              <w:rPr>
+                <w:rFonts w:ascii="Times" w:cs="Times" w:eastAsia="Times" w:hAnsi="Times"/>
+                <w:sz w:val="24"/>
+                <w:szCs w:val="24"/>
+              </w:rPr>
+            </w:pPr>
+            <w:sdt>
+              <w:sdtPr>
+                <w:alias w:val="Project status"/>
+                <w:id w:val="1191719512"/>
+                <w:dropDownList w:lastValue="Merged">
+                  <w:listItem w:displayText="Not Started" w:value="Not Started"/>
+                  <w:listItem w:displayText="Blocked" w:value="Blocked"/>
+                  <w:listItem w:displayText="In Progress" w:value="In Progress"/>
+                  <w:listItem w:displayText="Completed" w:value="Completed"/>
+                  <w:listItem w:displayText="Reviewing" w:value="Reviewing"/>
+                  <w:listItem w:displayText="Merged" w:value="Merged"/>
+                </w:dropDownList>
+              </w:sdtPr>
+              <w:sdtContent>
+                <w:r>
+                  <w:rPr>
+                    <w:rFonts w:ascii="Times" w:cs="Times" w:eastAsia="Times" w:hAnsi="Times"/>
+                    <w:color w:val="5a3286"/>
+                    <w:sz w:val="24"/>
+                    <w:szCs w:val="24"/>
+                    <w:shd w:fill="e6cff2" w:val="clear"/>
+                  </w:rPr>
+                  <w:t xml:space="preserve">Merged</w:t>
+                </w:r>
+              </w:sdtContent>
+            </w:sdt>
+            <w:r>
+              <w:rPr>
+                <w:rtl w:val="0"/>
+              </w:rPr>
+            </w:r>
+          </w:p>
+        </w:tc>
+        <w:tc>
+          <w:tcPr/>
+          <w:p>
+            <w:pPr>
+              <w:keepNext w:val="1"/>
+              <w:keepLines w:val="1"/>
+              <w:numPr>
+                <w:ilvl w:val="0"/>
+                <w:numId w:val="13"/>
+              </w:numPr>
+              <w:spacing w:after="0" w:afterAutospacing="0" w:before="240" w:lineRule="auto"/>
+              <w:ind w:left="720" w:hanging="360"/>
+              <w:rPr>
+                <w:rFonts w:ascii="Times" w:cs="Times" w:eastAsia="Times" w:hAnsi="Times"/>
+                <w:sz w:val="24"/>
+                <w:szCs w:val="24"/>
+              </w:rPr>
+            </w:pPr>
+            <w:r>
+              <w:rPr>
+                <w:rFonts w:ascii="Times" w:cs="Times" w:eastAsia="Times" w:hAnsi="Times"/>
+                <w:sz w:val="24"/>
+                <w:szCs w:val="24"/>
+                <w:rtl w:val="0"/>
+              </w:rPr>
+              <w:t xml:space="preserve">Add new option to … in customer account &gt; bookings page:</w:t>
+            </w:r>
+          </w:p>
+          <w:p>
+            <w:pPr>
+              <w:keepNext w:val="1"/>
+              <w:keepLines w:val="1"/>
+              <w:numPr>
+                <w:ilvl w:val="1"/>
+                <w:numId w:val="13"/>
+              </w:numPr>
+              <w:spacing w:after="0" w:afterAutospacing="0" w:before="0" w:beforeAutospacing="0" w:lineRule="auto"/>
+              <w:ind w:left="1440" w:hanging="360"/>
+              <w:rPr>
+                <w:rFonts w:ascii="Times" w:cs="Times" w:eastAsia="Times" w:hAnsi="Times"/>
+                <w:sz w:val="24"/>
+                <w:szCs w:val="24"/>
+              </w:rPr>
+            </w:pPr>
+            <w:r>
+              <w:rPr>
+                <w:rFonts w:ascii="Times" w:cs="Times" w:eastAsia="Times" w:hAnsi="Times"/>
+                <w:sz w:val="24"/>
+                <w:szCs w:val="24"/>
+                <w:rtl w:val="0"/>
+              </w:rPr>
+              <w:t xml:space="preserve">Add View Details option</w:t>
+            </w:r>
+          </w:p>
+          <w:p>
+            <w:pPr>
+              <w:keepNext w:val="1"/>
+              <w:keepLines w:val="1"/>
+              <w:numPr>
+                <w:ilvl w:val="1"/>
+                <w:numId w:val="13"/>
+              </w:numPr>
+              <w:spacing w:after="0" w:afterAutospacing="0" w:before="0" w:beforeAutospacing="0" w:lineRule="auto"/>
+              <w:ind w:left="1440" w:hanging="360"/>
+              <w:rPr>
+                <w:rFonts w:ascii="Times" w:cs="Times" w:eastAsia="Times" w:hAnsi="Times"/>
+                <w:sz w:val="24"/>
+                <w:szCs w:val="24"/>
+              </w:rPr>
+            </w:pPr>
+            <w:r>
+              <w:rPr>
+                <w:rFonts w:ascii="Times" w:cs="Times" w:eastAsia="Times" w:hAnsi="Times"/>
+                <w:sz w:val="24"/>
+                <w:szCs w:val="24"/>
+                <w:rtl w:val="0"/>
+              </w:rPr>
+              <w:t xml:space="preserve">Should be able to see all details (e.g. branch, pet, date time, assigned staff/cage, price, payments, etc.)</w:t>
+            </w:r>
+          </w:p>
+          <w:p>
+            <w:pPr>
+              <w:keepNext w:val="1"/>
+              <w:keepLines w:val="1"/>
+              <w:numPr>
+                <w:ilvl w:val="1"/>
+                <w:numId w:val="13"/>
+              </w:numPr>
+              <w:spacing w:after="0" w:afterAutospacing="0" w:before="0" w:beforeAutospacing="0" w:lineRule="auto"/>
+              <w:ind w:left="1440" w:hanging="360"/>
+              <w:rPr>
+                <w:rFonts w:ascii="Times" w:cs="Times" w:eastAsia="Times" w:hAnsi="Times"/>
+                <w:sz w:val="24"/>
+                <w:szCs w:val="24"/>
+              </w:rPr>
+            </w:pPr>
+            <w:r>
+              <w:rPr>
+                <w:rFonts w:ascii="Times" w:cs="Times" w:eastAsia="Times" w:hAnsi="Times"/>
+                <w:sz w:val="24"/>
+                <w:szCs w:val="24"/>
+              </w:rPr>
+              <w:drawing>
+                <wp:inline distB="114300" distT="114300" distL="114300" distR="114300">
+                  <wp:extent cx="3805238" cy="1344437"/>
+                  <wp:effectExtent b="0" l="0" r="0" t="0"/>
+                  <wp:docPr id="11" name="image10.png"/>
+                  <a:graphic>
+                    <a:graphicData uri="http://schemas.openxmlformats.org/drawingml/2006/picture">
+                      <pic:pic>
+                        <pic:nvPicPr>
+                          <pic:cNvPr id="0" name="image10.png"/>
+                          <pic:cNvPicPr preferRelativeResize="0"/>
+                        </pic:nvPicPr>
+                        <pic:blipFill>
+                          <a:blip r:embed="rId9"/>
+                          <a:srcRect b="0" l="0" r="0" t="0"/>
+                          <a:stretch>
+                            <a:fillRect/>
+                          </a:stretch>
+                        </pic:blipFill>
+                        <pic:spPr>
+                          <a:xfrm>
+                            <a:off x="0" y="0"/>
+                            <a:ext cx="3805238" cy="1344437"/>
+                          </a:xfrm>
+                          <a:prstGeom prst="rect"/>
+                          <a:ln/>
+                        </pic:spPr>
+                      </pic:pic>
+                    </a:graphicData>
+                  </a:graphic>
+                </wp:inline>
+              </w:drawing>
+            </w:r>
+            <w:r>
+              <w:rPr>
+                <w:rtl w:val="0"/>
+              </w:rPr>
+            </w:r>
+          </w:p>
+          <w:p>
+            <w:pPr>
+              <w:keepNext w:val="1"/>
+              <w:keepLines w:val="1"/>
+              <w:numPr>
+                <w:ilvl w:val="1"/>
+                <w:numId w:val="13"/>
+              </w:numPr>
+              <w:spacing w:after="240" w:before="0" w:beforeAutospacing="0" w:lineRule="auto"/>
+              <w:ind w:left="1440" w:hanging="360"/>
+              <w:rPr>
+                <w:rFonts w:ascii="Times" w:cs="Times" w:eastAsia="Times" w:hAnsi="Times"/>
+                <w:sz w:val="24"/>
+                <w:szCs w:val="24"/>
+              </w:rPr>
+            </w:pPr>
+            <w:r>
+              <w:rPr>
+                <w:rFonts w:ascii="Times" w:cs="Times" w:eastAsia="Times" w:hAnsi="Times"/>
+                <w:sz w:val="24"/>
+                <w:szCs w:val="24"/>
+                <w:rtl w:val="0"/>
+              </w:rPr>
+              <w:t xml:space="preserve">Currently only cancel is available (and reschedule if booking hasn’t been confirmed)</w:t>
+            </w:r>
+          </w:p>
+        </w:tc>
+        <w:tc>
+          <w:tcPr/>
+          <w:p>
+            <w:pPr>
+              <w:keepNext w:val="1"/>
+              <w:keepLines w:val="1"/>
+              <w:spacing w:line="240" w:lineRule="auto"/>
+              <w:rPr>
+                <w:rFonts w:ascii="Times" w:cs="Times" w:eastAsia="Times" w:hAnsi="Times"/>
+                <w:sz w:val="24"/>
+                <w:szCs w:val="24"/>
+              </w:rPr>
+            </w:pPr>
+            <w:sdt>
+              <w:sdtPr>
+                <w:alias w:val="Assignee"/>
+                <w:id w:val="-1432022929"/>
+                <w:dropDownList w:lastValue="Matthew">
+                  <w:listItem w:displayText="None" w:value="None"/>
+                  <w:listItem w:displayText="Alarie" w:value="Alarie"/>
+                  <w:listItem w:displayText="James" w:value="James"/>
+                  <w:listItem w:displayText="Matthew" w:value="Matthew"/>
+                </w:dropDownList>
+              </w:sdtPr>
+              <w:sdtContent>
+                <w:r>
+                  <w:rPr>
+                    <w:rFonts w:ascii="Times" w:cs="Times" w:eastAsia="Times" w:hAnsi="Times"/>
+                    <w:color w:val="11734b"/>
+                    <w:sz w:val="24"/>
+                    <w:szCs w:val="24"/>
+                    <w:shd w:fill="d4edbc" w:val="clear"/>
+                  </w:rPr>
+                  <w:t xml:space="preserve">Matthew</w:t>
+                </w:r>
+              </w:sdtContent>
+            </w:sdt>
+            <w:r>
+              <w:rPr>
+                <w:rtl w:val="0"/>
+              </w:rPr>
+            </w:r>
+          </w:p>
+        </w:tc>
+      </w:tr>
+      <w:tr>
+        <w:trPr>
+          <w:cantSplit w:val="0"/>
+          <w:trHeight w:val="543" w:hRule="atLeast"/>
+          <w:tblHeader w:val="0"/>
+        </w:trPr>
+        <w:tc>
+          <w:tcPr/>
+          <w:p>
+            <w:pPr>
+              <w:keepNext w:val="1"/>
+              <w:keepLines w:val="1"/>
+              <w:spacing w:line="240" w:lineRule="auto"/>
+              <w:rPr>
+                <w:rFonts w:ascii="Times" w:cs="Times" w:eastAsia="Times" w:hAnsi="Times"/>
+                <w:sz w:val="24"/>
+                <w:szCs w:val="24"/>
+              </w:rPr>
+            </w:pPr>
+            <w:sdt>
+              <w:sdtPr>
+                <w:alias w:val="Project status"/>
+                <w:id w:val="-1521931985"/>
+                <w:dropDownList w:lastValue="Merged">
+                  <w:listItem w:displayText="Not Started" w:value="Not Started"/>
+                  <w:listItem w:displayText="Blocked" w:value="Blocked"/>
+                  <w:listItem w:displayText="In Progress" w:value="In Progress"/>
+                  <w:listItem w:displayText="Completed" w:value="Completed"/>
+                  <w:listItem w:displayText="Reviewing" w:value="Reviewing"/>
+                  <w:listItem w:displayText="Merged" w:value="Merged"/>
+                </w:dropDownList>
+              </w:sdtPr>
+              <w:sdtContent>
+                <w:r>
+                  <w:rPr>
+                    <w:rFonts w:ascii="Times" w:cs="Times" w:eastAsia="Times" w:hAnsi="Times"/>
+                    <w:color w:val="5a3286"/>
+                    <w:sz w:val="24"/>
+                    <w:szCs w:val="24"/>
+                    <w:shd w:fill="e6cff2" w:val="clear"/>
+                  </w:rPr>
+                  <w:t xml:space="preserve">Merged</w:t>
+                </w:r>
+              </w:sdtContent>
+            </w:sdt>
+            <w:r>
+              <w:rPr>
+                <w:rtl w:val="0"/>
+              </w:rPr>
+            </w:r>
+          </w:p>
+        </w:tc>
+        <w:tc>
+          <w:tcPr/>
+          <w:p>
+            <w:pPr>
+              <w:keepNext w:val="1"/>
+              <w:keepLines w:val="1"/>
+              <w:numPr>
+                <w:ilvl w:val="0"/>
+                <w:numId w:val="80"/>
+              </w:numPr>
+              <w:spacing w:after="0" w:afterAutospacing="0" w:before="240" w:lineRule="auto"/>
+              <w:ind w:left="720" w:hanging="360"/>
+              <w:rPr>
+                <w:rFonts w:ascii="Times" w:cs="Times" w:eastAsia="Times" w:hAnsi="Times"/>
+                <w:sz w:val="24"/>
+                <w:szCs w:val="24"/>
+              </w:rPr>
+            </w:pPr>
+            <w:r>
+              <w:rPr>
+                <w:rFonts w:ascii="Times" w:cs="Times" w:eastAsia="Times" w:hAnsi="Times"/>
+                <w:sz w:val="24"/>
+                <w:szCs w:val="24"/>
+                <w:rtl w:val="0"/>
+              </w:rPr>
+              <w:t xml:space="preserve">Fix unknown pet owner and unknown pet when viewing bookings as cashier</w:t>
+            </w:r>
+          </w:p>
+          <w:p>
+            <w:pPr>
+              <w:keepNext w:val="1"/>
+              <w:keepLines w:val="1"/>
+              <w:numPr>
+                <w:ilvl w:val="1"/>
+                <w:numId w:val="80"/>
+              </w:numPr>
+              <w:spacing w:after="240" w:before="0" w:beforeAutospacing="0" w:lineRule="auto"/>
+              <w:ind w:left="1440" w:hanging="360"/>
+              <w:rPr>
+                <w:rFonts w:ascii="Times" w:cs="Times" w:eastAsia="Times" w:hAnsi="Times"/>
+                <w:sz w:val="24"/>
+                <w:szCs w:val="24"/>
+              </w:rPr>
+            </w:pPr>
+            <w:r>
+              <w:rPr>
+                <w:rFonts w:ascii="Times" w:cs="Times" w:eastAsia="Times" w:hAnsi="Times"/>
+                <w:sz w:val="24"/>
+                <w:szCs w:val="24"/>
+              </w:rPr>
+              <w:drawing>
+                <wp:inline distB="114300" distT="114300" distL="114300" distR="114300">
+                  <wp:extent cx="3760413" cy="1187499"/>
+                  <wp:effectExtent b="0" l="0" r="0" t="0"/>
+                  <wp:docPr id="5" name="image5.png"/>
+                  <a:graphic>
+                    <a:graphicData uri="http://schemas.openxmlformats.org/drawingml/2006/picture">
+                      <pic:pic>
+                        <pic:nvPicPr>
+                          <pic:cNvPr id="0" name="image5.png"/>
+                          <pic:cNvPicPr preferRelativeResize="0"/>
+                        </pic:nvPicPr>
+                        <pic:blipFill>
+                          <a:blip r:embed="rId10"/>
+                          <a:srcRect b="0" l="0" r="0" t="0"/>
+                          <a:stretch>
+                            <a:fillRect/>
+                          </a:stretch>
+                        </pic:blipFill>
+                        <pic:spPr>
+                          <a:xfrm>
+                            <a:off x="0" y="0"/>
+                            <a:ext cx="3760413" cy="1187499"/>
+                          </a:xfrm>
+                          <a:prstGeom prst="rect"/>
+                          <a:ln/>
+                        </pic:spPr>
+                      </pic:pic>
+                    </a:graphicData>
+                  </a:graphic>
+                </wp:inline>
+              </w:drawing>
+            </w:r>
+            <w:r>
+              <w:rPr>
+                <w:rtl w:val="0"/>
+              </w:rPr>
+            </w:r>
+          </w:p>
+        </w:tc>
+        <w:tc>
+          <w:tcPr/>
+          <w:p>
+            <w:pPr>
+              <w:keepNext w:val="1"/>
+              <w:keepLines w:val="1"/>
+              <w:spacing w:line="240" w:lineRule="auto"/>
+              <w:rPr>
+                <w:rFonts w:ascii="Times" w:cs="Times" w:eastAsia="Times" w:hAnsi="Times"/>
+                <w:sz w:val="24"/>
+                <w:szCs w:val="24"/>
+              </w:rPr>
+            </w:pPr>
+            <w:sdt>
+              <w:sdtPr>
+                <w:alias w:val="Assignee"/>
+                <w:id w:val="-253588358"/>
+                <w:dropDownList w:lastValue="Matthew">
+                  <w:listItem w:displayText="None" w:value="None"/>
+                  <w:listItem w:displayText="Alarie" w:value="Alarie"/>
+                  <w:listItem w:displayText="James" w:value="James"/>
+                  <w:listItem w:displayText="Matthew" w:value="Matthew"/>
+                </w:dropDownList>
+              </w:sdtPr>
+              <w:sdtContent>
+                <w:r>
+                  <w:rPr>
+                    <w:rFonts w:ascii="Times" w:cs="Times" w:eastAsia="Times" w:hAnsi="Times"/>
+                    <w:color w:val="11734b"/>
+                    <w:sz w:val="24"/>
+                    <w:szCs w:val="24"/>
+                    <w:shd w:fill="d4edbc" w:val="clear"/>
+                  </w:rPr>
+                  <w:t xml:space="preserve">Matthew</w:t>
+                </w:r>
+              </w:sdtContent>
+            </w:sdt>
+            <w:r>
+              <w:rPr>
+                <w:rtl w:val="0"/>
+              </w:rPr>
+            </w:r>
+          </w:p>
+        </w:tc>
+      </w:tr>
     </w:tbl>
     <w:p>
       <w:pPr>
@@ -1447,7 +1951,7 @@
           <w:pgNumType w:start="1"/>
         </w:sectPr>
       </w:pPr>
-      <w:bookmarkStart w:colFirst="0" w:colLast="0" w:name="_1qvu9y2yhbg9" w:id="2"/>
+      <w:bookmarkStart w:colFirst="0" w:colLast="0" w:name="_kun5rp65rfpd" w:id="2"/>
       <w:bookmarkEnd w:id="2"/>
       <w:r>
         <w:rPr>
@@ -2119,7 +2623,7 @@
             <w:sdt>
               <w:sdtPr>
                 <w:alias w:val="Assignee"/>
-                <w:id w:val="-643795619"/>
+                <w:id w:val="-1001323271"/>
                 <w:dropDownList w:lastValue="Matthew">
                   <w:listItem w:displayText="None" w:value="None"/>
                   <w:listItem w:displayText="Alarie" w:value="Alarie"/>
@@ -2277,7 +2781,7 @@
             <w:sdt>
               <w:sdtPr>
                 <w:alias w:val="Assignee"/>
-                <w:id w:val="-103118134"/>
+                <w:id w:val="1341096784"/>
                 <w:dropDownList w:lastValue="Matthew">
                   <w:listItem w:displayText="None" w:value="None"/>
                   <w:listItem w:displayText="Alarie" w:value="Alarie"/>
@@ -2366,16 +2870,16 @@
                 <wp:inline distB="114300" distT="114300" distL="114300" distR="114300">
                   <wp:extent cx="3355311" cy="2120187"/>
                   <wp:effectExtent b="0" l="0" r="0" t="0"/>
-                  <wp:docPr id="5" name="image17.png"/>
+                  <wp:docPr id="17" name="image13.png"/>
                   <a:graphic>
                     <a:graphicData uri="http://schemas.openxmlformats.org/drawingml/2006/picture">
                       <pic:pic>
                         <pic:nvPicPr>
-                          <pic:cNvPr id="0" name="image17.png"/>
+                          <pic:cNvPr id="0" name="image13.png"/>
                           <pic:cNvPicPr preferRelativeResize="0"/>
                         </pic:nvPicPr>
                         <pic:blipFill>
-                          <a:blip r:embed="rId9"/>
+                          <a:blip r:embed="rId11"/>
                           <a:srcRect b="0" l="0" r="0" t="0"/>
                           <a:stretch>
                             <a:fillRect/>
@@ -2418,7 +2922,7 @@
             <w:sdt>
               <w:sdtPr>
                 <w:alias w:val="Assignee"/>
-                <w:id w:val="-688613102"/>
+                <w:id w:val="-1502016254"/>
                 <w:dropDownList w:lastValue="Matthew">
                   <w:listItem w:displayText="None" w:value="None"/>
                   <w:listItem w:displayText="Alarie" w:value="Alarie"/>
@@ -2550,7 +3054,7 @@
             <w:sdt>
               <w:sdtPr>
                 <w:alias w:val="Assignee"/>
-                <w:id w:val="336302225"/>
+                <w:id w:val="-889044653"/>
                 <w:dropDownList w:lastValue="Matthew">
                   <w:listItem w:displayText="None" w:value="None"/>
                   <w:listItem w:displayText="Alarie" w:value="Alarie"/>
@@ -2743,16 +3247,16 @@
                 <wp:inline distB="114300" distT="114300" distL="114300" distR="114300">
                   <wp:extent cx="2676582" cy="1445703"/>
                   <wp:effectExtent b="0" l="0" r="0" t="0"/>
-                  <wp:docPr id="9" name="image5.png"/>
+                  <wp:docPr id="10" name="image7.png"/>
                   <a:graphic>
                     <a:graphicData uri="http://schemas.openxmlformats.org/drawingml/2006/picture">
                       <pic:pic>
                         <pic:nvPicPr>
-                          <pic:cNvPr id="0" name="image5.png"/>
+                          <pic:cNvPr id="0" name="image7.png"/>
                           <pic:cNvPicPr preferRelativeResize="0"/>
                         </pic:nvPicPr>
                         <pic:blipFill>
-                          <a:blip r:embed="rId10"/>
+                          <a:blip r:embed="rId12"/>
                           <a:srcRect b="0" l="0" r="0" t="0"/>
                           <a:stretch>
                             <a:fillRect/>
@@ -2830,16 +3334,16 @@
                 <wp:inline distB="114300" distT="114300" distL="114300" distR="114300">
                   <wp:extent cx="3228375" cy="2408571"/>
                   <wp:effectExtent b="0" l="0" r="0" t="0"/>
-                  <wp:docPr id="2" name="image15.png"/>
+                  <wp:docPr id="13" name="image2.png"/>
                   <a:graphic>
                     <a:graphicData uri="http://schemas.openxmlformats.org/drawingml/2006/picture">
                       <pic:pic>
                         <pic:nvPicPr>
-                          <pic:cNvPr id="0" name="image15.png"/>
+                          <pic:cNvPr id="0" name="image2.png"/>
                           <pic:cNvPicPr preferRelativeResize="0"/>
                         </pic:nvPicPr>
                         <pic:blipFill>
-                          <a:blip r:embed="rId11"/>
+                          <a:blip r:embed="rId13"/>
                           <a:srcRect b="0" l="0" r="0" t="0"/>
                           <a:stretch>
                             <a:fillRect/>
@@ -2882,7 +3386,7 @@
             <w:sdt>
               <w:sdtPr>
                 <w:alias w:val="Assignee"/>
-                <w:id w:val="-2107130747"/>
+                <w:id w:val="-1570983188"/>
                 <w:dropDownList w:lastValue="Matthew">
                   <w:listItem w:displayText="None" w:value="None"/>
                   <w:listItem w:displayText="Alarie" w:value="Alarie"/>
@@ -3092,7 +3596,7 @@
             <w:sdt>
               <w:sdtPr>
                 <w:alias w:val="Assignee"/>
-                <w:id w:val="389787420"/>
+                <w:id w:val="1343482475"/>
                 <w:dropDownList w:lastValue="Matthew">
                   <w:listItem w:displayText="None" w:value="None"/>
                   <w:listItem w:displayText="Alarie" w:value="Alarie"/>
@@ -3302,7 +3806,7 @@
             <w:sdt>
               <w:sdtPr>
                 <w:alias w:val="Assignee"/>
-                <w:id w:val="-1464302427"/>
+                <w:id w:val="1251519122"/>
                 <w:dropDownList w:lastValue="Alarie">
                   <w:listItem w:displayText="None" w:value="None"/>
                   <w:listItem w:displayText="Alarie" w:value="Alarie"/>
@@ -3469,16 +3973,16 @@
                 <wp:inline distB="114300" distT="114300" distL="114300" distR="114300">
                   <wp:extent cx="2951586" cy="1507875"/>
                   <wp:effectExtent b="0" l="0" r="0" t="0"/>
-                  <wp:docPr id="8" name="image8.png"/>
+                  <wp:docPr id="15" name="image4.png"/>
                   <a:graphic>
                     <a:graphicData uri="http://schemas.openxmlformats.org/drawingml/2006/picture">
                       <pic:pic>
                         <pic:nvPicPr>
-                          <pic:cNvPr id="0" name="image8.png"/>
+                          <pic:cNvPr id="0" name="image4.png"/>
                           <pic:cNvPicPr preferRelativeResize="0"/>
                         </pic:nvPicPr>
                         <pic:blipFill>
-                          <a:blip r:embed="rId12"/>
+                          <a:blip r:embed="rId14"/>
                           <a:srcRect b="0" l="0" r="0" t="0"/>
                           <a:stretch>
                             <a:fillRect/>
@@ -3530,16 +4034,16 @@
                 <wp:inline distB="114300" distT="114300" distL="114300" distR="114300">
                   <wp:extent cx="3475403" cy="2394500"/>
                   <wp:effectExtent b="0" l="0" r="0" t="0"/>
-                  <wp:docPr id="12" name="image2.png"/>
+                  <wp:docPr id="8" name="image6.png"/>
                   <a:graphic>
                     <a:graphicData uri="http://schemas.openxmlformats.org/drawingml/2006/picture">
                       <pic:pic>
                         <pic:nvPicPr>
-                          <pic:cNvPr id="0" name="image2.png"/>
+                          <pic:cNvPr id="0" name="image6.png"/>
                           <pic:cNvPicPr preferRelativeResize="0"/>
                         </pic:nvPicPr>
                         <pic:blipFill>
-                          <a:blip r:embed="rId13"/>
+                          <a:blip r:embed="rId15"/>
                           <a:srcRect b="0" l="0" r="0" t="0"/>
                           <a:stretch>
                             <a:fillRect/>
@@ -3600,7 +4104,7 @@
             <w:sdt>
               <w:sdtPr>
                 <w:alias w:val="Assignee"/>
-                <w:id w:val="1299792017"/>
+                <w:id w:val="-379609606"/>
                 <w:dropDownList w:lastValue="Alarie">
                   <w:listItem w:displayText="None" w:value="None"/>
                   <w:listItem w:displayText="Alarie" w:value="Alarie"/>
@@ -3715,16 +4219,16 @@
                 <wp:inline distB="114300" distT="114300" distL="114300" distR="114300">
                   <wp:extent cx="3411649" cy="1858705"/>
                   <wp:effectExtent b="0" l="0" r="0" t="0"/>
-                  <wp:docPr id="11" name="image13.png"/>
+                  <wp:docPr id="12" name="image11.png"/>
                   <a:graphic>
                     <a:graphicData uri="http://schemas.openxmlformats.org/drawingml/2006/picture">
                       <pic:pic>
                         <pic:nvPicPr>
-                          <pic:cNvPr id="0" name="image13.png"/>
+                          <pic:cNvPr id="0" name="image11.png"/>
                           <pic:cNvPicPr preferRelativeResize="0"/>
                         </pic:nvPicPr>
                         <pic:blipFill>
-                          <a:blip r:embed="rId14"/>
+                          <a:blip r:embed="rId16"/>
                           <a:srcRect b="0" l="0" r="0" t="0"/>
                           <a:stretch>
                             <a:fillRect/>
@@ -3767,7 +4271,7 @@
             <w:sdt>
               <w:sdtPr>
                 <w:alias w:val="Assignee"/>
-                <w:id w:val="-158385634"/>
+                <w:id w:val="-1725690607"/>
                 <w:dropDownList w:lastValue="James">
                   <w:listItem w:displayText="None" w:value="None"/>
                   <w:listItem w:displayText="Alarie" w:value="Alarie"/>
@@ -3873,7 +4377,7 @@
             <w:sdt>
               <w:sdtPr>
                 <w:alias w:val="Assignee"/>
-                <w:id w:val="1446860379"/>
+                <w:id w:val="-531672205"/>
                 <w:dropDownList w:lastValue="Alarie">
                   <w:listItem w:displayText="None" w:value="None"/>
                   <w:listItem w:displayText="Alarie" w:value="Alarie"/>
@@ -3952,7 +4456,7 @@
             <w:sdt>
               <w:sdtPr>
                 <w:alias w:val="Assignee"/>
-                <w:id w:val="-1580733529"/>
+                <w:id w:val="-1972883330"/>
                 <w:dropDownList w:lastValue="Alarie">
                   <w:listItem w:displayText="None" w:value="None"/>
                   <w:listItem w:displayText="Alarie" w:value="Alarie"/>
@@ -4031,7 +4535,7 @@
             <w:sdt>
               <w:sdtPr>
                 <w:alias w:val="Assignee"/>
-                <w:id w:val="-1624353702"/>
+                <w:id w:val="1494365451"/>
                 <w:dropDownList w:lastValue="Alarie">
                   <w:listItem w:displayText="None" w:value="None"/>
                   <w:listItem w:displayText="Alarie" w:value="Alarie"/>
@@ -4197,16 +4701,16 @@
                 <wp:inline distB="114300" distT="114300" distL="114300" distR="114300">
                   <wp:extent cx="2660984" cy="2592888"/>
                   <wp:effectExtent b="0" l="0" r="0" t="0"/>
-                  <wp:docPr id="15" name="image14.png"/>
+                  <wp:docPr id="3" name="image16.png"/>
                   <a:graphic>
                     <a:graphicData uri="http://schemas.openxmlformats.org/drawingml/2006/picture">
                       <pic:pic>
                         <pic:nvPicPr>
-                          <pic:cNvPr id="0" name="image14.png"/>
+                          <pic:cNvPr id="0" name="image16.png"/>
                           <pic:cNvPicPr preferRelativeResize="0"/>
                         </pic:nvPicPr>
                         <pic:blipFill>
-                          <a:blip r:embed="rId15"/>
+                          <a:blip r:embed="rId17"/>
                           <a:srcRect b="0" l="0" r="0" t="0"/>
                           <a:stretch>
                             <a:fillRect/>
@@ -4362,7 +4866,7 @@
             <w:sdt>
               <w:sdtPr>
                 <w:alias w:val="Assignee"/>
-                <w:id w:val="-125776584"/>
+                <w:id w:val="-1998722989"/>
                 <w:dropDownList w:lastValue="Matthew">
                   <w:listItem w:displayText="None" w:value="None"/>
                   <w:listItem w:displayText="Alarie" w:value="Alarie"/>
@@ -4623,7 +5127,7 @@
             <w:sdt>
               <w:sdtPr>
                 <w:alias w:val="Assignee"/>
-                <w:id w:val="1676081301"/>
+                <w:id w:val="402944035"/>
                 <w:dropDownList w:lastValue="Matthew">
                   <w:listItem w:displayText="None" w:value="None"/>
                   <w:listItem w:displayText="Alarie" w:value="Alarie"/>
@@ -4858,7 +5362,7 @@
             <w:sdt>
               <w:sdtPr>
                 <w:alias w:val="Assignee"/>
-                <w:id w:val="922859396"/>
+                <w:id w:val="1932657975"/>
                 <w:dropDownList w:lastValue="Matthew">
                   <w:listItem w:displayText="None" w:value="None"/>
                   <w:listItem w:displayText="Alarie" w:value="Alarie"/>
@@ -5015,7 +5519,7 @@
             <w:sdt>
               <w:sdtPr>
                 <w:alias w:val="Assignee"/>
-                <w:id w:val="180540843"/>
+                <w:id w:val="-1230538300"/>
                 <w:dropDownList w:lastValue="Matthew">
                   <w:listItem w:displayText="None" w:value="None"/>
                   <w:listItem w:displayText="Alarie" w:value="Alarie"/>
@@ -5224,7 +5728,7 @@
             <w:sdt>
               <w:sdtPr>
                 <w:alias w:val="Assignee"/>
-                <w:id w:val="2075911378"/>
+                <w:id w:val="-914240834"/>
                 <w:dropDownList w:lastValue="Matthew">
                   <w:listItem w:displayText="None" w:value="None"/>
                   <w:listItem w:displayText="Alarie" w:value="Alarie"/>
@@ -5381,7 +5885,7 @@
             <w:sdt>
               <w:sdtPr>
                 <w:alias w:val="Assignee"/>
-                <w:id w:val="83550913"/>
+                <w:id w:val="-1432723581"/>
                 <w:dropDownList w:lastValue="Matthew">
                   <w:listItem w:displayText="None" w:value="None"/>
                   <w:listItem w:displayText="Alarie" w:value="Alarie"/>
@@ -5590,7 +6094,7 @@
             <w:sdt>
               <w:sdtPr>
                 <w:alias w:val="Assignee"/>
-                <w:id w:val="-1188949666"/>
+                <w:id w:val="-1568362594"/>
                 <w:dropDownList w:lastValue="Matthew">
                   <w:listItem w:displayText="None" w:value="None"/>
                   <w:listItem w:displayText="Alarie" w:value="Alarie"/>
@@ -5877,7 +6381,7 @@
             <w:sdt>
               <w:sdtPr>
                 <w:alias w:val="Assignee"/>
-                <w:id w:val="619819047"/>
+                <w:id w:val="1366898657"/>
                 <w:dropDownList w:lastValue="Matthew">
                   <w:listItem w:displayText="None" w:value="None"/>
                   <w:listItem w:displayText="Alarie" w:value="Alarie"/>
@@ -5982,7 +6486,7 @@
             <w:sdt>
               <w:sdtPr>
                 <w:alias w:val="Assignee"/>
-                <w:id w:val="-436438204"/>
+                <w:id w:val="1559525509"/>
                 <w:dropDownList w:lastValue="Matthew">
                   <w:listItem w:displayText="None" w:value="None"/>
                   <w:listItem w:displayText="Alarie" w:value="Alarie"/>
@@ -6191,7 +6695,7 @@
             <w:sdt>
               <w:sdtPr>
                 <w:alias w:val="Assignee"/>
-                <w:id w:val="1951674063"/>
+                <w:id w:val="-1860269190"/>
                 <w:dropDownList w:lastValue="Matthew">
                   <w:listItem w:displayText="None" w:value="None"/>
                   <w:listItem w:displayText="Alarie" w:value="Alarie"/>
@@ -6275,7 +6779,7 @@
             <w:sdt>
               <w:sdtPr>
                 <w:alias w:val="Assignee"/>
-                <w:id w:val="-720736770"/>
+                <w:id w:val="448491306"/>
                 <w:dropDownList w:lastValue="Matthew">
                   <w:listItem w:displayText="None" w:value="None"/>
                   <w:listItem w:displayText="Alarie" w:value="Alarie"/>
@@ -6406,7 +6910,7 @@
             <w:sdt>
               <w:sdtPr>
                 <w:alias w:val="Assignee"/>
-                <w:id w:val="2120103204"/>
+                <w:id w:val="750236959"/>
                 <w:dropDownList w:lastValue="Matthew">
                   <w:listItem w:displayText="None" w:value="None"/>
                   <w:listItem w:displayText="Alarie" w:value="Alarie"/>
@@ -6519,7 +7023,7 @@
           <w:pgNumType w:start="1"/>
         </w:sectPr>
       </w:pPr>
-      <w:bookmarkStart w:colFirst="0" w:colLast="0" w:name="_3k5pv4idqxf1" w:id="4"/>
+      <w:bookmarkStart w:colFirst="0" w:colLast="0" w:name="_virasran7eni" w:id="4"/>
       <w:bookmarkEnd w:id="4"/>
       <w:r>
         <w:rPr>
@@ -6601,7 +7105,7 @@
           <w:pgNumType w:start="1"/>
         </w:sectPr>
       </w:pPr>
-      <w:bookmarkStart w:colFirst="0" w:colLast="0" w:name="_k0c0wg9s9tpm" w:id="5"/>
+      <w:bookmarkStart w:colFirst="0" w:colLast="0" w:name="_pm12j4a78791" w:id="5"/>
       <w:bookmarkEnd w:id="5"/>
       <w:r>
         <w:rPr>
@@ -6841,7 +7345,7 @@
             <w:sdt>
               <w:sdtPr>
                 <w:alias w:val="Configuration 1"/>
-                <w:id w:val="-28083884"/>
+                <w:id w:val="2108113070"/>
                 <w:dropDownList w:lastValue="Medium">
                   <w:listItem w:displayText="Cakewalk" w:value="Cakewalk"/>
                   <w:listItem w:displayText="Easy" w:value="Easy"/>
@@ -7025,7 +7529,7 @@
             <w:sdt>
               <w:sdtPr>
                 <w:alias w:val="Configuration 1"/>
-                <w:id w:val="-771085890"/>
+                <w:id w:val="1334909729"/>
                 <w:dropDownList w:lastValue="Medium">
                   <w:listItem w:displayText="Cakewalk" w:value="Cakewalk"/>
                   <w:listItem w:displayText="Easy" w:value="Easy"/>
@@ -7313,7 +7817,7 @@
             <w:sdt>
               <w:sdtPr>
                 <w:alias w:val="Configuration 1"/>
-                <w:id w:val="-813159757"/>
+                <w:id w:val="-966288273"/>
                 <w:dropDownList w:lastValue="Hard">
                   <w:listItem w:displayText="Cakewalk" w:value="Cakewalk"/>
                   <w:listItem w:displayText="Easy" w:value="Easy"/>
@@ -7471,7 +7975,7 @@
             <w:sdt>
               <w:sdtPr>
                 <w:alias w:val="Configuration 1"/>
-                <w:id w:val="-474277053"/>
+                <w:id w:val="783371057"/>
                 <w:dropDownList w:lastValue="Medium">
                   <w:listItem w:displayText="Cakewalk" w:value="Cakewalk"/>
                   <w:listItem w:displayText="Easy" w:value="Easy"/>
@@ -7515,7 +8019,7 @@
               <w:keepLines w:val="1"/>
               <w:numPr>
                 <w:ilvl w:val="0"/>
-                <w:numId w:val="23"/>
+                <w:numId w:val="72"/>
               </w:numPr>
               <w:spacing w:after="0" w:afterAutospacing="0" w:before="240" w:lineRule="auto"/>
               <w:ind w:left="720" w:hanging="360"/>
@@ -7532,7 +8036,7 @@
                 <w:szCs w:val="24"/>
                 <w:rtl w:val="0"/>
               </w:rPr>
-              <w:t xml:space="preserve">Fix booking &gt; new booking &gt; hotel type service &gt; step 8 care instructions:</w:t>
+              <w:t xml:space="preserve">Fix confirmed hotel type bookings not being read by groomers</w:t>
             </w:r>
           </w:p>
           <w:p>
@@ -7541,7 +8045,7 @@
               <w:keepLines w:val="1"/>
               <w:numPr>
                 <w:ilvl w:val="1"/>
-                <w:numId w:val="23"/>
+                <w:numId w:val="72"/>
               </w:numPr>
               <w:spacing w:after="0" w:afterAutospacing="0" w:before="0" w:beforeAutospacing="0" w:lineRule="auto"/>
               <w:ind w:left="1440" w:hanging="360"/>
@@ -7558,7 +8062,7 @@
                 <w:szCs w:val="24"/>
                 <w:rtl w:val="0"/>
               </w:rPr>
-              <w:t xml:space="preserve">When unchecking same instructions every night, and instructions in other nights are not configured, booking fails</w:t>
+              <w:t xml:space="preserve">Since they’re default in progress, groomers are no longer able to check the pet in</w:t>
             </w:r>
           </w:p>
           <w:p>
@@ -7567,33 +8071,7 @@
               <w:keepLines w:val="1"/>
               <w:numPr>
                 <w:ilvl w:val="1"/>
-                <w:numId w:val="23"/>
-              </w:numPr>
-              <w:spacing w:after="0" w:afterAutospacing="0" w:before="0" w:beforeAutospacing="0" w:lineRule="auto"/>
-              <w:ind w:left="1440" w:hanging="360"/>
-              <w:rPr>
-                <w:rFonts w:ascii="Times" w:cs="Times" w:eastAsia="Times" w:hAnsi="Times"/>
-                <w:sz w:val="24"/>
-                <w:szCs w:val="24"/>
-              </w:rPr>
-            </w:pPr>
-            <w:r>
-              <w:rPr>
-                <w:rFonts w:ascii="Times" w:cs="Times" w:eastAsia="Times" w:hAnsi="Times"/>
-                <w:sz w:val="24"/>
-                <w:szCs w:val="24"/>
-                <w:rtl w:val="0"/>
-              </w:rPr>
-              <w:t xml:space="preserve">Should set the first night instructions the default for other nights (so no need to set)</w:t>
-            </w:r>
-          </w:p>
-          <w:p>
-            <w:pPr>
-              <w:keepNext w:val="1"/>
-              <w:keepLines w:val="1"/>
-              <w:numPr>
-                <w:ilvl w:val="1"/>
-                <w:numId w:val="23"/>
+                <w:numId w:val="72"/>
               </w:numPr>
               <w:spacing w:after="240" w:before="0" w:beforeAutospacing="0" w:lineRule="auto"/>
               <w:ind w:left="1440" w:hanging="360"/>
@@ -7608,44 +8086,9 @@
                 <w:rFonts w:ascii="Times" w:cs="Times" w:eastAsia="Times" w:hAnsi="Times"/>
                 <w:sz w:val="24"/>
                 <w:szCs w:val="24"/>
-              </w:rPr>
-              <w:drawing>
-                <wp:inline distB="114300" distT="114300" distL="114300" distR="114300">
-                  <wp:extent cx="4465222" cy="4436599"/>
-                  <wp:effectExtent b="0" l="0" r="0" t="0"/>
-                  <wp:docPr id="10" name="image3.png"/>
-                  <a:graphic>
-                    <a:graphicData uri="http://schemas.openxmlformats.org/drawingml/2006/picture">
-                      <pic:pic>
-                        <pic:nvPicPr>
-                          <pic:cNvPr id="0" name="image3.png"/>
-                          <pic:cNvPicPr preferRelativeResize="0"/>
-                        </pic:nvPicPr>
-                        <pic:blipFill>
-                          <a:blip r:embed="rId16"/>
-                          <a:srcRect b="0" l="0" r="0" t="0"/>
-                          <a:stretch>
-                            <a:fillRect/>
-                          </a:stretch>
-                        </pic:blipFill>
-                        <pic:spPr>
-                          <a:xfrm>
-                            <a:off x="0" y="0"/>
-                            <a:ext cx="4465222" cy="4436599"/>
-                          </a:xfrm>
-                          <a:prstGeom prst="rect"/>
-                          <a:ln/>
-                        </pic:spPr>
-                      </pic:pic>
-                    </a:graphicData>
-                  </a:graphic>
-                </wp:inline>
-              </w:drawing>
-            </w:r>
-            <w:r>
-              <w:rPr>
-                <w:rtl w:val="0"/>
-              </w:rPr>
+                <w:rtl w:val="0"/>
+              </w:rPr>
+              <w:t xml:space="preserve">Thus the instructions do not show up in Boarding Checklist</w:t>
             </w:r>
           </w:p>
         </w:tc>
@@ -7664,7 +8107,7 @@
             <w:sdt>
               <w:sdtPr>
                 <w:alias w:val="Configuration 1"/>
-                <w:id w:val="-101622498"/>
+                <w:id w:val="733317138"/>
                 <w:dropDownList w:lastValue="Medium">
                   <w:listItem w:displayText="Cakewalk" w:value="Cakewalk"/>
                   <w:listItem w:displayText="Easy" w:value="Easy"/>
@@ -7708,7 +8151,7 @@
               <w:keepLines w:val="1"/>
               <w:numPr>
                 <w:ilvl w:val="0"/>
-                <w:numId w:val="72"/>
+                <w:numId w:val="14"/>
               </w:numPr>
               <w:spacing w:after="0" w:afterAutospacing="0" w:before="240" w:lineRule="auto"/>
               <w:ind w:left="720" w:hanging="360"/>
@@ -7725,7 +8168,7 @@
                 <w:szCs w:val="24"/>
                 <w:rtl w:val="0"/>
               </w:rPr>
-              <w:t xml:space="preserve">Fix confirmed hotel type bookings not being read by groomers</w:t>
+              <w:t xml:space="preserve">Makes changes to credit conversion from cancellation after downpayment</w:t>
             </w:r>
           </w:p>
           <w:p>
@@ -7734,7 +8177,7 @@
               <w:keepLines w:val="1"/>
               <w:numPr>
                 <w:ilvl w:val="1"/>
-                <w:numId w:val="72"/>
+                <w:numId w:val="14"/>
               </w:numPr>
               <w:spacing w:after="0" w:afterAutospacing="0" w:before="0" w:beforeAutospacing="0" w:lineRule="auto"/>
               <w:ind w:left="1440" w:hanging="360"/>
@@ -7751,7 +8194,7 @@
                 <w:szCs w:val="24"/>
                 <w:rtl w:val="0"/>
               </w:rPr>
-              <w:t xml:space="preserve">Since they’re default in progress, groomers are no longer able to check the pet in</w:t>
+              <w:t xml:space="preserve">Make it so that staff can review whether to return downpayment as credits or not</w:t>
             </w:r>
           </w:p>
           <w:p>
@@ -7760,7 +8203,59 @@
               <w:keepLines w:val="1"/>
               <w:numPr>
                 <w:ilvl w:val="1"/>
-                <w:numId w:val="72"/>
+                <w:numId w:val="14"/>
+              </w:numPr>
+              <w:spacing w:after="0" w:afterAutospacing="0" w:before="0" w:beforeAutospacing="0" w:lineRule="auto"/>
+              <w:ind w:left="1440" w:hanging="360"/>
+              <w:rPr>
+                <w:rFonts w:ascii="Times" w:cs="Times" w:eastAsia="Times" w:hAnsi="Times"/>
+                <w:sz w:val="24"/>
+                <w:szCs w:val="24"/>
+              </w:rPr>
+            </w:pPr>
+            <w:r>
+              <w:rPr>
+                <w:rFonts w:ascii="Times" w:cs="Times" w:eastAsia="Times" w:hAnsi="Times"/>
+                <w:sz w:val="24"/>
+                <w:szCs w:val="24"/>
+                <w:rtl w:val="0"/>
+              </w:rPr>
+              <w:t xml:space="preserve">Need manual review of reason of cancellation</w:t>
+            </w:r>
+          </w:p>
+          <w:p>
+            <w:pPr>
+              <w:keepNext w:val="1"/>
+              <w:keepLines w:val="1"/>
+              <w:numPr>
+                <w:ilvl w:val="1"/>
+                <w:numId w:val="14"/>
+              </w:numPr>
+              <w:spacing w:after="0" w:afterAutospacing="0" w:before="0" w:beforeAutospacing="0" w:lineRule="auto"/>
+              <w:ind w:left="1440" w:hanging="360"/>
+              <w:rPr>
+                <w:rFonts w:ascii="Times" w:cs="Times" w:eastAsia="Times" w:hAnsi="Times"/>
+                <w:sz w:val="24"/>
+                <w:szCs w:val="24"/>
+              </w:rPr>
+            </w:pPr>
+            <w:r>
+              <w:rPr>
+                <w:rFonts w:ascii="Times" w:cs="Times" w:eastAsia="Times" w:hAnsi="Times"/>
+                <w:sz w:val="24"/>
+                <w:szCs w:val="24"/>
+                <w:rtl w:val="0"/>
+              </w:rPr>
+              <w:t xml:space="preserve">This is to see if reason is valid</w:t>
+            </w:r>
+          </w:p>
+          <w:p>
+            <w:pPr>
+              <w:keepNext w:val="1"/>
+              <w:keepLines w:val="1"/>
+              <w:numPr>
+                <w:ilvl w:val="1"/>
+                <w:numId w:val="14"/>
               </w:numPr>
               <w:spacing w:after="240" w:before="0" w:beforeAutospacing="0" w:lineRule="auto"/>
               <w:ind w:left="1440" w:hanging="360"/>
@@ -7777,7 +8272,7 @@
                 <w:szCs w:val="24"/>
                 <w:rtl w:val="0"/>
               </w:rPr>
-              <w:t xml:space="preserve">Thus the instructions do not show up in Boarding Checklist</w:t>
+              <w:t xml:space="preserve">Perhaps just add a setting toggle that allows credits on cancel to be either manual or automatic, set per branch</w:t>
             </w:r>
           </w:p>
         </w:tc>
@@ -7796,7 +8291,7 @@
             <w:sdt>
               <w:sdtPr>
                 <w:alias w:val="Configuration 1"/>
-                <w:id w:val="1102433770"/>
+                <w:id w:val="-318749427"/>
                 <w:dropDownList w:lastValue="Medium">
                   <w:listItem w:displayText="Cakewalk" w:value="Cakewalk"/>
                   <w:listItem w:displayText="Easy" w:value="Easy"/>
@@ -7840,7 +8335,7 @@
               <w:keepLines w:val="1"/>
               <w:numPr>
                 <w:ilvl w:val="0"/>
-                <w:numId w:val="14"/>
+                <w:numId w:val="67"/>
               </w:numPr>
               <w:spacing w:after="0" w:afterAutospacing="0" w:before="240" w:lineRule="auto"/>
               <w:ind w:left="720" w:hanging="360"/>
@@ -7857,7 +8352,29 @@
                 <w:szCs w:val="24"/>
                 <w:rtl w:val="0"/>
               </w:rPr>
-              <w:t xml:space="preserve">Makes changes to credit conversion from cancellation after downpayment</w:t>
+              <w:t xml:space="preserve">On </w:t>
+            </w:r>
+            <w:hyperlink r:id="rId18">
+              <w:r>
+                <w:rPr>
+                  <w:rFonts w:ascii="Times" w:cs="Times" w:eastAsia="Times" w:hAnsi="Times"/>
+                  <w:color w:val="1155cc"/>
+                  <w:sz w:val="24"/>
+                  <w:szCs w:val="24"/>
+                  <w:u w:val="single"/>
+                  <w:rtl w:val="0"/>
+                </w:rPr>
+                <w:t xml:space="preserve">http://localhost:5173/staff/hotel/queue</w:t>
+              </w:r>
+            </w:hyperlink>
+            <w:r>
+              <w:rPr>
+                <w:rFonts w:ascii="Times" w:cs="Times" w:eastAsia="Times" w:hAnsi="Times"/>
+                <w:sz w:val="24"/>
+                <w:szCs w:val="24"/>
+                <w:rtl w:val="0"/>
+              </w:rPr>
+              <w:t xml:space="preserve">:</w:t>
             </w:r>
           </w:p>
           <w:p>
@@ -7866,7 +8383,7 @@
               <w:keepLines w:val="1"/>
               <w:numPr>
                 <w:ilvl w:val="1"/>
-                <w:numId w:val="14"/>
+                <w:numId w:val="67"/>
               </w:numPr>
               <w:spacing w:after="0" w:afterAutospacing="0" w:before="0" w:beforeAutospacing="0" w:lineRule="auto"/>
               <w:ind w:left="1440" w:hanging="360"/>
@@ -7883,7 +8400,25 @@
                 <w:szCs w:val="24"/>
                 <w:rtl w:val="0"/>
               </w:rPr>
-              <w:t xml:space="preserve">Make it so that staff can review whether to return downpayment as credits or not</w:t>
+              <w:t xml:space="preserve">Clicking on check in on hotel queue should immediately check in the pet, does not open </w:t>
+            </w:r>
+            <w:hyperlink r:id="rId19">
+              <w:r>
+                <w:rPr>
+                  <w:rFonts w:ascii="Times" w:cs="Times" w:eastAsia="Times" w:hAnsi="Times"/>
+                  <w:color w:val="1155cc"/>
+                  <w:sz w:val="24"/>
+                  <w:szCs w:val="24"/>
+                  <w:u w:val="single"/>
+                  <w:rtl w:val="0"/>
+                </w:rPr>
+                <w:t xml:space="preserve">http://localhost:5173/staff/hotel/queue/check-in/e0aff74e-44e8-48a6-9007-008a7603a1a4</w:t>
+              </w:r>
+            </w:hyperlink>
+            <w:r>
+              <w:rPr>
+                <w:rtl w:val="0"/>
+              </w:rPr>
             </w:r>
           </w:p>
           <w:p>
@@ -7892,7 +8427,7 @@
               <w:keepLines w:val="1"/>
               <w:numPr>
                 <w:ilvl w:val="1"/>
-                <w:numId w:val="14"/>
+                <w:numId w:val="67"/>
               </w:numPr>
               <w:spacing w:after="0" w:afterAutospacing="0" w:before="0" w:beforeAutospacing="0" w:lineRule="auto"/>
               <w:ind w:left="1440" w:hanging="360"/>
@@ -7909,7 +8444,29 @@
                 <w:szCs w:val="24"/>
                 <w:rtl w:val="0"/>
               </w:rPr>
-              <w:t xml:space="preserve">Need manual review of reason of cancellation</w:t>
+              <w:t xml:space="preserve">Move </w:t>
+            </w:r>
+            <w:hyperlink r:id="rId20">
+              <w:r>
+                <w:rPr>
+                  <w:rFonts w:ascii="Times" w:cs="Times" w:eastAsia="Times" w:hAnsi="Times"/>
+                  <w:color w:val="1155cc"/>
+                  <w:sz w:val="24"/>
+                  <w:szCs w:val="24"/>
+                  <w:u w:val="single"/>
+                  <w:rtl w:val="0"/>
+                </w:rPr>
+                <w:t xml:space="preserve">http://localhost:5173/staff/hotel/queue/check-in/e0aff74e-44e8-48a6-9007-008a7603a1a4</w:t>
+              </w:r>
+            </w:hyperlink>
+            <w:r>
+              <w:rPr>
+                <w:rFonts w:ascii="Times" w:cs="Times" w:eastAsia="Times" w:hAnsi="Times"/>
+                <w:sz w:val="24"/>
+                <w:szCs w:val="24"/>
+                <w:rtl w:val="0"/>
+              </w:rPr>
+              <w:t xml:space="preserve"> to the … button &gt; View booking details with an edit option at the bottom</w:t>
             </w:r>
           </w:p>
           <w:p>
@@ -7918,7 +8475,7 @@
               <w:keepLines w:val="1"/>
               <w:numPr>
                 <w:ilvl w:val="1"/>
-                <w:numId w:val="14"/>
+                <w:numId w:val="67"/>
               </w:numPr>
               <w:spacing w:after="0" w:afterAutospacing="0" w:before="0" w:beforeAutospacing="0" w:lineRule="auto"/>
               <w:ind w:left="1440" w:hanging="360"/>
@@ -7935,7 +8492,7 @@
                 <w:szCs w:val="24"/>
                 <w:rtl w:val="0"/>
               </w:rPr>
-              <w:t xml:space="preserve">This is to see if reason is valid</w:t>
+              <w:t xml:space="preserve">Do not open this page with go to checkout and check in another pet options after checking it, just return to the queue and show a modal if success or fail</w:t>
             </w:r>
           </w:p>
           <w:p>
@@ -7943,25 +8500,60 @@
               <w:keepNext w:val="1"/>
               <w:keepLines w:val="1"/>
               <w:numPr>
-                <w:ilvl w:val="1"/>
-                <w:numId w:val="14"/>
+                <w:ilvl w:val="2"/>
+                <w:numId w:val="67"/>
               </w:numPr>
               <w:spacing w:after="240" w:before="0" w:beforeAutospacing="0" w:lineRule="auto"/>
-              <w:ind w:left="1440" w:hanging="360"/>
-              <w:rPr>
-                <w:rFonts w:ascii="Times" w:cs="Times" w:eastAsia="Times" w:hAnsi="Times"/>
-                <w:sz w:val="24"/>
-                <w:szCs w:val="24"/>
-              </w:rPr>
-            </w:pPr>
-            <w:r>
-              <w:rPr>
-                <w:rFonts w:ascii="Times" w:cs="Times" w:eastAsia="Times" w:hAnsi="Times"/>
-                <w:sz w:val="24"/>
-                <w:szCs w:val="24"/>
-                <w:rtl w:val="0"/>
-              </w:rPr>
-              <w:t xml:space="preserve">Perhaps just add a setting toggle that allows credits on cancel to be either manual or automatic, set per branch</w:t>
+              <w:ind w:left="2160" w:hanging="360"/>
+              <w:rPr>
+                <w:rFonts w:ascii="Times" w:cs="Times" w:eastAsia="Times" w:hAnsi="Times"/>
+                <w:sz w:val="24"/>
+                <w:szCs w:val="24"/>
+              </w:rPr>
+            </w:pPr>
+            <w:r>
+              <w:rPr>
+                <w:rFonts w:ascii="Times" w:cs="Times" w:eastAsia="Times" w:hAnsi="Times"/>
+                <w:sz w:val="24"/>
+                <w:szCs w:val="24"/>
+              </w:rPr>
+              <w:drawing>
+                <wp:inline distB="114300" distT="114300" distL="114300" distR="114300">
+                  <wp:extent cx="3713979" cy="1994277"/>
+                  <wp:effectExtent b="0" l="0" r="0" t="0"/>
+                  <wp:docPr id="9" name="image15.png"/>
+                  <a:graphic>
+                    <a:graphicData uri="http://schemas.openxmlformats.org/drawingml/2006/picture">
+                      <pic:pic>
+                        <pic:nvPicPr>
+                          <pic:cNvPr id="0" name="image15.png"/>
+                          <pic:cNvPicPr preferRelativeResize="0"/>
+                        </pic:nvPicPr>
+                        <pic:blipFill>
+                          <a:blip r:embed="rId21"/>
+                          <a:srcRect b="0" l="0" r="0" t="0"/>
+                          <a:stretch>
+                            <a:fillRect/>
+                          </a:stretch>
+                        </pic:blipFill>
+                        <pic:spPr>
+                          <a:xfrm>
+                            <a:off x="0" y="0"/>
+                            <a:ext cx="3713979" cy="1994277"/>
+                          </a:xfrm>
+                          <a:prstGeom prst="rect"/>
+                          <a:ln/>
+                        </pic:spPr>
+                      </pic:pic>
+                    </a:graphicData>
+                  </a:graphic>
+                </wp:inline>
+              </w:drawing>
+            </w:r>
+            <w:r>
+              <w:rPr>
+                <w:rtl w:val="0"/>
+              </w:rPr>
             </w:r>
           </w:p>
         </w:tc>
@@ -7980,7 +8572,7 @@
             <w:sdt>
               <w:sdtPr>
                 <w:alias w:val="Configuration 1"/>
-                <w:id w:val="563486274"/>
+                <w:id w:val="171933797"/>
                 <w:dropDownList w:lastValue="Medium">
                   <w:listItem w:displayText="Cakewalk" w:value="Cakewalk"/>
                   <w:listItem w:displayText="Easy" w:value="Easy"/>
@@ -8043,7 +8635,7 @@
               </w:rPr>
               <w:t xml:space="preserve">On </w:t>
             </w:r>
-            <w:hyperlink r:id="rId17">
+            <w:hyperlink r:id="rId22">
               <w:r>
                 <w:rPr>
                   <w:rFonts w:ascii="Times" w:cs="Times" w:eastAsia="Times" w:hAnsi="Times"/>
@@ -8053,7 +8645,7 @@
                   <w:u w:val="single"/>
                   <w:rtl w:val="0"/>
                 </w:rPr>
-                <w:t xml:space="preserve">http://localhost:5173/staff/hotel/queue</w:t>
+                <w:t xml:space="preserve">http://localhost:5173/staff/daycare/queue</w:t>
               </w:r>
             </w:hyperlink>
             <w:r>
@@ -8089,9 +8681,113 @@
                 <w:szCs w:val="24"/>
                 <w:rtl w:val="0"/>
               </w:rPr>
-              <w:t xml:space="preserve">Clicking on check in on hotel queue should immediately check in the pet, does not open </w:t>
-            </w:r>
-            <w:hyperlink r:id="rId18">
+              <w:t xml:space="preserve">Remove checkin checkout subpages</w:t>
+            </w:r>
+          </w:p>
+          <w:p>
+            <w:pPr>
+              <w:keepNext w:val="1"/>
+              <w:keepLines w:val="1"/>
+              <w:numPr>
+                <w:ilvl w:val="1"/>
+                <w:numId w:val="67"/>
+              </w:numPr>
+              <w:spacing w:after="0" w:afterAutospacing="0" w:before="0" w:beforeAutospacing="0" w:lineRule="auto"/>
+              <w:ind w:left="1440" w:hanging="360"/>
+              <w:rPr>
+                <w:rFonts w:ascii="Times" w:cs="Times" w:eastAsia="Times" w:hAnsi="Times"/>
+                <w:sz w:val="24"/>
+                <w:szCs w:val="24"/>
+              </w:rPr>
+            </w:pPr>
+            <w:r>
+              <w:rPr>
+                <w:rFonts w:ascii="Times" w:cs="Times" w:eastAsia="Times" w:hAnsi="Times"/>
+                <w:sz w:val="24"/>
+                <w:szCs w:val="24"/>
+                <w:rtl w:val="0"/>
+              </w:rPr>
+              <w:t xml:space="preserve">Just add a status field to hotel queue items (e.g. pending, checked in, checked out, or follow the standard pending, in progress, completed, cancelled, no show like bookings queue)</w:t>
+            </w:r>
+          </w:p>
+          <w:p>
+            <w:pPr>
+              <w:keepNext w:val="1"/>
+              <w:keepLines w:val="1"/>
+              <w:numPr>
+                <w:ilvl w:val="1"/>
+                <w:numId w:val="67"/>
+              </w:numPr>
+              <w:spacing w:after="0" w:afterAutospacing="0" w:before="0" w:beforeAutospacing="0" w:lineRule="auto"/>
+              <w:ind w:left="1440" w:hanging="360"/>
+              <w:rPr>
+                <w:rFonts w:ascii="Times" w:cs="Times" w:eastAsia="Times" w:hAnsi="Times"/>
+                <w:sz w:val="24"/>
+                <w:szCs w:val="24"/>
+              </w:rPr>
+            </w:pPr>
+            <w:r>
+              <w:rPr>
+                <w:rFonts w:ascii="Times" w:cs="Times" w:eastAsia="Times" w:hAnsi="Times"/>
+                <w:sz w:val="24"/>
+                <w:szCs w:val="24"/>
+                <w:rtl w:val="0"/>
+              </w:rPr>
+              <w:t xml:space="preserve">Remove checkin/checkout buttons on each list item</w:t>
+            </w:r>
+          </w:p>
+          <w:p>
+            <w:pPr>
+              <w:keepNext w:val="1"/>
+              <w:keepLines w:val="1"/>
+              <w:numPr>
+                <w:ilvl w:val="1"/>
+                <w:numId w:val="67"/>
+              </w:numPr>
+              <w:spacing w:after="0" w:afterAutospacing="0" w:before="0" w:beforeAutospacing="0" w:lineRule="auto"/>
+              <w:ind w:left="1440" w:hanging="360"/>
+              <w:rPr>
+                <w:rFonts w:ascii="Times" w:cs="Times" w:eastAsia="Times" w:hAnsi="Times"/>
+                <w:sz w:val="24"/>
+                <w:szCs w:val="24"/>
+              </w:rPr>
+            </w:pPr>
+            <w:r>
+              <w:rPr>
+                <w:rFonts w:ascii="Times" w:cs="Times" w:eastAsia="Times" w:hAnsi="Times"/>
+                <w:sz w:val="24"/>
+                <w:szCs w:val="24"/>
+                <w:rtl w:val="0"/>
+              </w:rPr>
+              <w:t xml:space="preserve">Make it so that clicking on a pending list item opens the … view details to finalize hotel booking details</w:t>
+            </w:r>
+          </w:p>
+          <w:p>
+            <w:pPr>
+              <w:keepNext w:val="1"/>
+              <w:keepLines w:val="1"/>
+              <w:numPr>
+                <w:ilvl w:val="1"/>
+                <w:numId w:val="67"/>
+              </w:numPr>
+              <w:spacing w:after="0" w:afterAutospacing="0" w:before="0" w:beforeAutospacing="0" w:lineRule="auto"/>
+              <w:ind w:left="1440" w:hanging="360"/>
+              <w:rPr>
+                <w:rFonts w:ascii="Times" w:cs="Times" w:eastAsia="Times" w:hAnsi="Times"/>
+                <w:sz w:val="24"/>
+                <w:szCs w:val="24"/>
+              </w:rPr>
+            </w:pPr>
+            <w:r>
+              <w:rPr>
+                <w:rFonts w:ascii="Times" w:cs="Times" w:eastAsia="Times" w:hAnsi="Times"/>
+                <w:sz w:val="24"/>
+                <w:szCs w:val="24"/>
+                <w:rtl w:val="0"/>
+              </w:rPr>
+              <w:t xml:space="preserve">Clicking on a checked in pet opens a custom </w:t>
+            </w:r>
+            <w:hyperlink r:id="rId23">
               <w:r>
                 <w:rPr>
                   <w:rFonts w:ascii="Times" w:cs="Times" w:eastAsia="Times" w:hAnsi="Times"/>
@@ -8101,13 +8797,17 @@
                   <w:u w:val="single"/>
                   <w:rtl w:val="0"/>
                 </w:rPr>
-                <w:t xml:space="preserve">http://localhost:5173/staff/hotel/queue/check-in/e0aff74e-44e8-48a6-9007-008a7603a1a4</w:t>
+                <w:t xml:space="preserve">http://localhost:5173/staff/hotel/care-log</w:t>
               </w:r>
             </w:hyperlink>
             <w:r>
               <w:rPr>
-                <w:rtl w:val="0"/>
-              </w:rPr>
+                <w:rFonts w:ascii="Times" w:cs="Times" w:eastAsia="Times" w:hAnsi="Times"/>
+                <w:sz w:val="24"/>
+                <w:szCs w:val="24"/>
+                <w:rtl w:val="0"/>
+              </w:rPr>
+              <w:t xml:space="preserve"> page that only has the tasks filtered only for that pet</w:t>
             </w:r>
           </w:p>
           <w:p>
@@ -8133,29 +8833,7 @@
                 <w:szCs w:val="24"/>
                 <w:rtl w:val="0"/>
               </w:rPr>
-              <w:t xml:space="preserve">Move </w:t>
-            </w:r>
-            <w:hyperlink r:id="rId19">
-              <w:r>
-                <w:rPr>
-                  <w:rFonts w:ascii="Times" w:cs="Times" w:eastAsia="Times" w:hAnsi="Times"/>
-                  <w:color w:val="1155cc"/>
-                  <w:sz w:val="24"/>
-                  <w:szCs w:val="24"/>
-                  <w:u w:val="single"/>
-                  <w:rtl w:val="0"/>
-                </w:rPr>
-                <w:t xml:space="preserve">http://localhost:5173/staff/hotel/queue/check-in/e0aff74e-44e8-48a6-9007-008a7603a1a4</w:t>
-              </w:r>
-            </w:hyperlink>
-            <w:r>
-              <w:rPr>
-                <w:rFonts w:ascii="Times" w:cs="Times" w:eastAsia="Times" w:hAnsi="Times"/>
-                <w:sz w:val="24"/>
-                <w:szCs w:val="24"/>
-                <w:rtl w:val="0"/>
-              </w:rPr>
-              <w:t xml:space="preserve"> to the … button &gt; View booking details with an edit option at the bottom</w:t>
+              <w:t xml:space="preserve">Clicking on checked out pet does nothing</w:t>
             </w:r>
           </w:p>
           <w:p>
@@ -8166,34 +8844,8 @@
                 <w:ilvl w:val="1"/>
                 <w:numId w:val="67"/>
               </w:numPr>
-              <w:spacing w:after="0" w:afterAutospacing="0" w:before="0" w:beforeAutospacing="0" w:lineRule="auto"/>
+              <w:spacing w:after="240" w:before="0" w:beforeAutospacing="0" w:lineRule="auto"/>
               <w:ind w:left="1440" w:hanging="360"/>
-              <w:rPr>
-                <w:rFonts w:ascii="Times" w:cs="Times" w:eastAsia="Times" w:hAnsi="Times"/>
-                <w:sz w:val="24"/>
-                <w:szCs w:val="24"/>
-              </w:rPr>
-            </w:pPr>
-            <w:r>
-              <w:rPr>
-                <w:rFonts w:ascii="Times" w:cs="Times" w:eastAsia="Times" w:hAnsi="Times"/>
-                <w:sz w:val="24"/>
-                <w:szCs w:val="24"/>
-                <w:rtl w:val="0"/>
-              </w:rPr>
-              <w:t xml:space="preserve">Do not open this page with go to checkout and check in another pet options after checking it, just return to the queue and show a modal if success or fail</w:t>
-            </w:r>
-          </w:p>
-          <w:p>
-            <w:pPr>
-              <w:keepNext w:val="1"/>
-              <w:keepLines w:val="1"/>
-              <w:numPr>
-                <w:ilvl w:val="2"/>
-                <w:numId w:val="67"/>
-              </w:numPr>
-              <w:spacing w:after="240" w:before="0" w:beforeAutospacing="0" w:lineRule="auto"/>
-              <w:ind w:left="2160" w:hanging="360"/>
               <w:rPr>
                 <w:rFonts w:ascii="Times" w:cs="Times" w:eastAsia="Times" w:hAnsi="Times"/>
                 <w:sz w:val="24"/>
@@ -8208,18 +8860,18 @@
               </w:rPr>
               <w:drawing>
                 <wp:inline distB="114300" distT="114300" distL="114300" distR="114300">
-                  <wp:extent cx="3713979" cy="1994277"/>
+                  <wp:extent cx="4510753" cy="2431328"/>
                   <wp:effectExtent b="0" l="0" r="0" t="0"/>
-                  <wp:docPr id="14" name="image16.png"/>
+                  <wp:docPr id="4" name="image1.png"/>
                   <a:graphic>
                     <a:graphicData uri="http://schemas.openxmlformats.org/drawingml/2006/picture">
                       <pic:pic>
                         <pic:nvPicPr>
-                          <pic:cNvPr id="0" name="image16.png"/>
+                          <pic:cNvPr id="0" name="image1.png"/>
                           <pic:cNvPicPr preferRelativeResize="0"/>
                         </pic:nvPicPr>
                         <pic:blipFill>
-                          <a:blip r:embed="rId20"/>
+                          <a:blip r:embed="rId24"/>
                           <a:srcRect b="0" l="0" r="0" t="0"/>
                           <a:stretch>
                             <a:fillRect/>
@@ -8228,7 +8880,7 @@
                         <pic:spPr>
                           <a:xfrm>
                             <a:off x="0" y="0"/>
-                            <a:ext cx="3713979" cy="1994277"/>
+                            <a:ext cx="4510753" cy="2431328"/>
                           </a:xfrm>
                           <a:prstGeom prst="rect"/>
                           <a:ln/>
@@ -8245,6 +8897,24 @@
               </w:rPr>
             </w:r>
           </w:p>
+          <w:p>
+            <w:pPr>
+              <w:keepNext w:val="1"/>
+              <w:keepLines w:val="1"/>
+              <w:spacing w:after="240" w:before="240" w:lineRule="auto"/>
+              <w:ind w:left="720" w:hanging="360"/>
+              <w:rPr>
+                <w:rFonts w:ascii="Times" w:cs="Times" w:eastAsia="Times" w:hAnsi="Times"/>
+                <w:sz w:val="24"/>
+                <w:szCs w:val="24"/>
+              </w:rPr>
+            </w:pPr>
+            <w:r>
+              <w:rPr>
+                <w:rtl w:val="0"/>
+              </w:rPr>
+            </w:r>
+          </w:p>
         </w:tc>
         <w:tc>
           <w:tcPr/>
@@ -8261,7 +8931,7 @@
             <w:sdt>
               <w:sdtPr>
                 <w:alias w:val="Configuration 1"/>
-                <w:id w:val="-1757590214"/>
+                <w:id w:val="-1475200707"/>
                 <w:dropDownList w:lastValue="Medium">
                   <w:listItem w:displayText="Cakewalk" w:value="Cakewalk"/>
                   <w:listItem w:displayText="Easy" w:value="Easy"/>
@@ -8307,289 +8977,6 @@
                 <w:ilvl w:val="0"/>
                 <w:numId w:val="67"/>
               </w:numPr>
-              <w:spacing w:after="0" w:afterAutospacing="0" w:before="240" w:lineRule="auto"/>
-              <w:ind w:left="720" w:hanging="360"/>
-              <w:rPr>
-                <w:rFonts w:ascii="Times" w:cs="Times" w:eastAsia="Times" w:hAnsi="Times"/>
-                <w:sz w:val="24"/>
-                <w:szCs w:val="24"/>
-              </w:rPr>
-            </w:pPr>
-            <w:r>
-              <w:rPr>
-                <w:rFonts w:ascii="Times" w:cs="Times" w:eastAsia="Times" w:hAnsi="Times"/>
-                <w:sz w:val="24"/>
-                <w:szCs w:val="24"/>
-                <w:rtl w:val="0"/>
-              </w:rPr>
-              <w:t xml:space="preserve">On </w:t>
-            </w:r>
-            <w:hyperlink r:id="rId21">
-              <w:r>
-                <w:rPr>
-                  <w:rFonts w:ascii="Times" w:cs="Times" w:eastAsia="Times" w:hAnsi="Times"/>
-                  <w:color w:val="1155cc"/>
-                  <w:sz w:val="24"/>
-                  <w:szCs w:val="24"/>
-                  <w:u w:val="single"/>
-                  <w:rtl w:val="0"/>
-                </w:rPr>
-                <w:t xml:space="preserve">http://localhost:5173/staff/daycare/queue</w:t>
-              </w:r>
-            </w:hyperlink>
-            <w:r>
-              <w:rPr>
-                <w:rFonts w:ascii="Times" w:cs="Times" w:eastAsia="Times" w:hAnsi="Times"/>
-                <w:sz w:val="24"/>
-                <w:szCs w:val="24"/>
-                <w:rtl w:val="0"/>
-              </w:rPr>
-              <w:t xml:space="preserve">:</w:t>
-            </w:r>
-          </w:p>
-          <w:p>
-            <w:pPr>
-              <w:keepNext w:val="1"/>
-              <w:keepLines w:val="1"/>
-              <w:numPr>
-                <w:ilvl w:val="1"/>
-                <w:numId w:val="67"/>
-              </w:numPr>
-              <w:spacing w:after="0" w:afterAutospacing="0" w:before="0" w:beforeAutospacing="0" w:lineRule="auto"/>
-              <w:ind w:left="1440" w:hanging="360"/>
-              <w:rPr>
-                <w:rFonts w:ascii="Times" w:cs="Times" w:eastAsia="Times" w:hAnsi="Times"/>
-                <w:sz w:val="24"/>
-                <w:szCs w:val="24"/>
-              </w:rPr>
-            </w:pPr>
-            <w:r>
-              <w:rPr>
-                <w:rFonts w:ascii="Times" w:cs="Times" w:eastAsia="Times" w:hAnsi="Times"/>
-                <w:sz w:val="24"/>
-                <w:szCs w:val="24"/>
-                <w:rtl w:val="0"/>
-              </w:rPr>
-              <w:t xml:space="preserve">Remove checkin checkout subpages</w:t>
-            </w:r>
-          </w:p>
-          <w:p>
-            <w:pPr>
-              <w:keepNext w:val="1"/>
-              <w:keepLines w:val="1"/>
-              <w:numPr>
-                <w:ilvl w:val="1"/>
-                <w:numId w:val="67"/>
-              </w:numPr>
-              <w:spacing w:after="0" w:afterAutospacing="0" w:before="0" w:beforeAutospacing="0" w:lineRule="auto"/>
-              <w:ind w:left="1440" w:hanging="360"/>
-              <w:rPr>
-                <w:rFonts w:ascii="Times" w:cs="Times" w:eastAsia="Times" w:hAnsi="Times"/>
-                <w:sz w:val="24"/>
-                <w:szCs w:val="24"/>
-              </w:rPr>
-            </w:pPr>
-            <w:r>
-              <w:rPr>
-                <w:rFonts w:ascii="Times" w:cs="Times" w:eastAsia="Times" w:hAnsi="Times"/>
-                <w:sz w:val="24"/>
-                <w:szCs w:val="24"/>
-                <w:rtl w:val="0"/>
-              </w:rPr>
-              <w:t xml:space="preserve">Just add a status field to hotel queue items (e.g. pending, checked in, checked out, or follow the standard pending, in progress, completed, cancelled, no show like bookings queue)</w:t>
-            </w:r>
-          </w:p>
-          <w:p>
-            <w:pPr>
-              <w:keepNext w:val="1"/>
-              <w:keepLines w:val="1"/>
-              <w:numPr>
-                <w:ilvl w:val="1"/>
-                <w:numId w:val="67"/>
-              </w:numPr>
-              <w:spacing w:after="0" w:afterAutospacing="0" w:before="0" w:beforeAutospacing="0" w:lineRule="auto"/>
-              <w:ind w:left="1440" w:hanging="360"/>
-              <w:rPr>
-                <w:rFonts w:ascii="Times" w:cs="Times" w:eastAsia="Times" w:hAnsi="Times"/>
-                <w:sz w:val="24"/>
-                <w:szCs w:val="24"/>
-              </w:rPr>
-            </w:pPr>
-            <w:r>
-              <w:rPr>
-                <w:rFonts w:ascii="Times" w:cs="Times" w:eastAsia="Times" w:hAnsi="Times"/>
-                <w:sz w:val="24"/>
-                <w:szCs w:val="24"/>
-                <w:rtl w:val="0"/>
-              </w:rPr>
-              <w:t xml:space="preserve">Remove checkin/checkout buttons on each list item</w:t>
-            </w:r>
-          </w:p>
-          <w:p>
-            <w:pPr>
-              <w:keepNext w:val="1"/>
-              <w:keepLines w:val="1"/>
-              <w:numPr>
-                <w:ilvl w:val="1"/>
-                <w:numId w:val="67"/>
-              </w:numPr>
-              <w:spacing w:after="0" w:afterAutospacing="0" w:before="0" w:beforeAutospacing="0" w:lineRule="auto"/>
-              <w:ind w:left="1440" w:hanging="360"/>
-              <w:rPr>
-                <w:rFonts w:ascii="Times" w:cs="Times" w:eastAsia="Times" w:hAnsi="Times"/>
-                <w:sz w:val="24"/>
-                <w:szCs w:val="24"/>
-              </w:rPr>
-            </w:pPr>
-            <w:r>
-              <w:rPr>
-                <w:rFonts w:ascii="Times" w:cs="Times" w:eastAsia="Times" w:hAnsi="Times"/>
-                <w:sz w:val="24"/>
-                <w:szCs w:val="24"/>
-                <w:rtl w:val="0"/>
-              </w:rPr>
-              <w:t xml:space="preserve">Make it so that clicking on a pending list item opens the … view details to finalize hotel booking details</w:t>
-            </w:r>
-          </w:p>
-          <w:p>
-            <w:pPr>
-              <w:keepNext w:val="1"/>
-              <w:keepLines w:val="1"/>
-              <w:numPr>
-                <w:ilvl w:val="1"/>
-                <w:numId w:val="67"/>
-              </w:numPr>
-              <w:spacing w:after="0" w:afterAutospacing="0" w:before="0" w:beforeAutospacing="0" w:lineRule="auto"/>
-              <w:ind w:left="1440" w:hanging="360"/>
-              <w:rPr>
-                <w:rFonts w:ascii="Times" w:cs="Times" w:eastAsia="Times" w:hAnsi="Times"/>
-                <w:sz w:val="24"/>
-                <w:szCs w:val="24"/>
-              </w:rPr>
-            </w:pPr>
-            <w:r>
-              <w:rPr>
-                <w:rFonts w:ascii="Times" w:cs="Times" w:eastAsia="Times" w:hAnsi="Times"/>
-                <w:sz w:val="24"/>
-                <w:szCs w:val="24"/>
-                <w:rtl w:val="0"/>
-              </w:rPr>
-              <w:t xml:space="preserve">Clicking on a checked in pet opens a custom </w:t>
-            </w:r>
-            <w:hyperlink r:id="rId22">
-              <w:r>
-                <w:rPr>
-                  <w:rFonts w:ascii="Times" w:cs="Times" w:eastAsia="Times" w:hAnsi="Times"/>
-                  <w:color w:val="1155cc"/>
-                  <w:sz w:val="24"/>
-                  <w:szCs w:val="24"/>
-                  <w:u w:val="single"/>
-                  <w:rtl w:val="0"/>
-                </w:rPr>
-                <w:t xml:space="preserve">http://localhost:5173/staff/hotel/care-log</w:t>
-              </w:r>
-            </w:hyperlink>
-            <w:r>
-              <w:rPr>
-                <w:rFonts w:ascii="Times" w:cs="Times" w:eastAsia="Times" w:hAnsi="Times"/>
-                <w:sz w:val="24"/>
-                <w:szCs w:val="24"/>
-                <w:rtl w:val="0"/>
-              </w:rPr>
-              <w:t xml:space="preserve"> page that only has the tasks filtered only for that pet</w:t>
-            </w:r>
-          </w:p>
-          <w:p>
-            <w:pPr>
-              <w:keepNext w:val="1"/>
-              <w:keepLines w:val="1"/>
-              <w:numPr>
-                <w:ilvl w:val="1"/>
-                <w:numId w:val="67"/>
-              </w:numPr>
-              <w:spacing w:after="0" w:afterAutospacing="0" w:before="0" w:beforeAutospacing="0" w:lineRule="auto"/>
-              <w:ind w:left="1440" w:hanging="360"/>
-              <w:rPr>
-                <w:rFonts w:ascii="Times" w:cs="Times" w:eastAsia="Times" w:hAnsi="Times"/>
-                <w:sz w:val="24"/>
-                <w:szCs w:val="24"/>
-              </w:rPr>
-            </w:pPr>
-            <w:r>
-              <w:rPr>
-                <w:rFonts w:ascii="Times" w:cs="Times" w:eastAsia="Times" w:hAnsi="Times"/>
-                <w:sz w:val="24"/>
-                <w:szCs w:val="24"/>
-                <w:rtl w:val="0"/>
-              </w:rPr>
-              <w:t xml:space="preserve">Clicking on checked out pet does nothing</w:t>
-            </w:r>
-          </w:p>
-          <w:p>
-            <w:pPr>
-              <w:keepNext w:val="1"/>
-              <w:keepLines w:val="1"/>
-              <w:numPr>
-                <w:ilvl w:val="1"/>
-                <w:numId w:val="67"/>
-              </w:numPr>
-              <w:spacing w:after="240" w:before="0" w:beforeAutospacing="0" w:lineRule="auto"/>
-              <w:ind w:left="1440" w:hanging="360"/>
-              <w:rPr>
-                <w:rFonts w:ascii="Times" w:cs="Times" w:eastAsia="Times" w:hAnsi="Times"/>
-                <w:sz w:val="24"/>
-                <w:szCs w:val="24"/>
-              </w:rPr>
-            </w:pPr>
-            <w:r>
-              <w:rPr>
-                <w:rFonts w:ascii="Times" w:cs="Times" w:eastAsia="Times" w:hAnsi="Times"/>
-                <w:sz w:val="24"/>
-                <w:szCs w:val="24"/>
-              </w:rPr>
-              <w:drawing>
-                <wp:inline distB="114300" distT="114300" distL="114300" distR="114300">
-                  <wp:extent cx="4510753" cy="2431328"/>
-                  <wp:effectExtent b="0" l="0" r="0" t="0"/>
-                  <wp:docPr id="4" name="image4.png"/>
-                  <a:graphic>
-                    <a:graphicData uri="http://schemas.openxmlformats.org/drawingml/2006/picture">
-                      <pic:pic>
-                        <pic:nvPicPr>
-                          <pic:cNvPr id="0" name="image4.png"/>
-                          <pic:cNvPicPr preferRelativeResize="0"/>
-                        </pic:nvPicPr>
-                        <pic:blipFill>
-                          <a:blip r:embed="rId23"/>
-                          <a:srcRect b="0" l="0" r="0" t="0"/>
-                          <a:stretch>
-                            <a:fillRect/>
-                          </a:stretch>
-                        </pic:blipFill>
-                        <pic:spPr>
-                          <a:xfrm>
-                            <a:off x="0" y="0"/>
-                            <a:ext cx="4510753" cy="2431328"/>
-                          </a:xfrm>
-                          <a:prstGeom prst="rect"/>
-                          <a:ln/>
-                        </pic:spPr>
-                      </pic:pic>
-                    </a:graphicData>
-                  </a:graphic>
-                </wp:inline>
-              </w:drawing>
-            </w:r>
-            <w:r>
-              <w:rPr>
-                <w:rtl w:val="0"/>
-              </w:rPr>
-            </w:r>
-          </w:p>
-          <w:p>
-            <w:pPr>
-              <w:keepNext w:val="1"/>
-              <w:keepLines w:val="1"/>
               <w:spacing w:after="240" w:before="240" w:lineRule="auto"/>
               <w:ind w:left="720" w:hanging="360"/>
               <w:rPr>
@@ -8600,8 +8987,12 @@
             </w:pPr>
             <w:r>
               <w:rPr>
-                <w:rtl w:val="0"/>
-              </w:rPr>
+                <w:rFonts w:ascii="Times" w:cs="Times" w:eastAsia="Times" w:hAnsi="Times"/>
+                <w:sz w:val="24"/>
+                <w:szCs w:val="24"/>
+                <w:rtl w:val="0"/>
+              </w:rPr>
+              <w:t xml:space="preserve">Determine what dependencies or number or files that will be touched when we overhaul booking queue status field to unconfirmed &gt; confirmed &gt; completed/cancelled/no-show</w:t>
             </w:r>
           </w:p>
         </w:tc>
@@ -8620,87 +9011,7 @@
             <w:sdt>
               <w:sdtPr>
                 <w:alias w:val="Configuration 1"/>
-                <w:id w:val="1874593884"/>
-                <w:dropDownList w:lastValue="Medium">
-                  <w:listItem w:displayText="Cakewalk" w:value="Cakewalk"/>
-                  <w:listItem w:displayText="Easy" w:value="Easy"/>
-                  <w:listItem w:displayText="Medium" w:value="Medium"/>
-                  <w:listItem w:displayText="Hard" w:value="Hard"/>
-                  <w:listItem w:displayText="Unknown" w:value="Unknown"/>
-                </w:dropDownList>
-              </w:sdtPr>
-              <w:sdtContent>
-                <w:r>
-                  <w:rPr>
-                    <w:rFonts w:ascii="Times" w:cs="Times" w:eastAsia="Times" w:hAnsi="Times"/>
-                    <w:color w:val="473821"/>
-                    <w:sz w:val="24"/>
-                    <w:szCs w:val="24"/>
-                    <w:shd w:fill="ffe5a0" w:val="clear"/>
-                  </w:rPr>
-                  <w:t xml:space="preserve">Medium</w:t>
-                </w:r>
-              </w:sdtContent>
-            </w:sdt>
-            <w:r>
-              <w:rPr>
-                <w:rtl w:val="0"/>
-              </w:rPr>
-            </w:r>
-          </w:p>
-        </w:tc>
-      </w:tr>
-      <w:tr>
-        <w:trPr>
-          <w:cantSplit w:val="0"/>
-          <w:trHeight w:val="543" w:hRule="atLeast"/>
-          <w:tblHeader w:val="0"/>
-        </w:trPr>
-        <w:tc>
-          <w:tcPr/>
-          <w:p>
-            <w:pPr>
-              <w:keepNext w:val="1"/>
-              <w:keepLines w:val="1"/>
-              <w:numPr>
-                <w:ilvl w:val="0"/>
-                <w:numId w:val="67"/>
-              </w:numPr>
-              <w:spacing w:after="240" w:before="240" w:lineRule="auto"/>
-              <w:ind w:left="720" w:hanging="360"/>
-              <w:rPr>
-                <w:rFonts w:ascii="Times" w:cs="Times" w:eastAsia="Times" w:hAnsi="Times"/>
-                <w:sz w:val="24"/>
-                <w:szCs w:val="24"/>
-              </w:rPr>
-            </w:pPr>
-            <w:r>
-              <w:rPr>
-                <w:rFonts w:ascii="Times" w:cs="Times" w:eastAsia="Times" w:hAnsi="Times"/>
-                <w:sz w:val="24"/>
-                <w:szCs w:val="24"/>
-                <w:rtl w:val="0"/>
-              </w:rPr>
-              <w:t xml:space="preserve">Determine what dependencies or number or files that will be touched when we overhaul booking queue status field to unconfirmed &gt; confirmed &gt; completed/cancelled/no-show</w:t>
-            </w:r>
-          </w:p>
-        </w:tc>
-        <w:tc>
-          <w:tcPr/>
-          <w:p>
-            <w:pPr>
-              <w:widowControl w:val="0"/>
-              <w:spacing w:line="240" w:lineRule="auto"/>
-              <w:rPr>
-                <w:rFonts w:ascii="Times" w:cs="Times" w:eastAsia="Times" w:hAnsi="Times"/>
-                <w:sz w:val="24"/>
-                <w:szCs w:val="24"/>
-              </w:rPr>
-            </w:pPr>
-            <w:sdt>
-              <w:sdtPr>
-                <w:alias w:val="Configuration 1"/>
-                <w:id w:val="-1685209309"/>
+                <w:id w:val="1980453924"/>
                 <w:dropDownList w:lastValue="Unknown">
                   <w:listItem w:displayText="Cakewalk" w:value="Cakewalk"/>
                   <w:listItem w:displayText="Easy" w:value="Easy"/>
@@ -8780,7 +9091,7 @@
             <w:sdt>
               <w:sdtPr>
                 <w:alias w:val="Configuration 1"/>
-                <w:id w:val="757117053"/>
+                <w:id w:val="-1707845510"/>
                 <w:dropDownList w:lastValue="Unknown">
                   <w:listItem w:displayText="Cakewalk" w:value="Cakewalk"/>
                   <w:listItem w:displayText="Easy" w:value="Easy"/>
@@ -8864,7 +9175,7 @@
           <w:pgNumType w:start="1"/>
         </w:sectPr>
       </w:pPr>
-      <w:bookmarkStart w:colFirst="0" w:colLast="0" w:name="_zheuum9muhxm" w:id="6"/>
+      <w:bookmarkStart w:colFirst="0" w:colLast="0" w:name="_6gqnragitzq7" w:id="6"/>
       <w:bookmarkEnd w:id="6"/>
       <w:r>
         <w:rPr>
@@ -10381,7 +10692,7 @@
           <w:pgNumType w:start="1"/>
         </w:sectPr>
       </w:pPr>
-      <w:bookmarkStart w:colFirst="0" w:colLast="0" w:name="_lkjktg1ess2v" w:id="7"/>
+      <w:bookmarkStart w:colFirst="0" w:colLast="0" w:name="_7o22spm9qpr" w:id="7"/>
       <w:bookmarkEnd w:id="7"/>
       <w:r>
         <w:rPr>
@@ -10632,7 +10943,7 @@
       <w:pPr>
         <w:numPr>
           <w:ilvl w:val="0"/>
-          <w:numId w:val="22"/>
+          <w:numId w:val="23"/>
         </w:numPr>
         <w:spacing w:after="0" w:afterAutospacing="0" w:before="240" w:lineRule="auto"/>
         <w:ind w:left="720" w:hanging="360"/>
@@ -10676,7 +10987,7 @@
       <w:pPr>
         <w:numPr>
           <w:ilvl w:val="0"/>
-          <w:numId w:val="22"/>
+          <w:numId w:val="23"/>
         </w:numPr>
         <w:spacing w:after="0" w:afterAutospacing="0" w:before="0" w:beforeAutospacing="0" w:lineRule="auto"/>
         <w:ind w:left="720" w:hanging="360"/>
@@ -10692,7 +11003,7 @@
       <w:pPr>
         <w:numPr>
           <w:ilvl w:val="0"/>
-          <w:numId w:val="22"/>
+          <w:numId w:val="23"/>
         </w:numPr>
         <w:spacing w:after="240" w:before="0" w:beforeAutospacing="0" w:lineRule="auto"/>
         <w:ind w:left="720" w:hanging="360"/>
@@ -10736,7 +11047,7 @@
       <w:pPr>
         <w:numPr>
           <w:ilvl w:val="0"/>
-          <w:numId w:val="76"/>
+          <w:numId w:val="75"/>
         </w:numPr>
         <w:spacing w:after="0" w:afterAutospacing="0" w:before="240" w:lineRule="auto"/>
         <w:ind w:left="720" w:hanging="360"/>
@@ -10752,7 +11063,7 @@
       <w:pPr>
         <w:numPr>
           <w:ilvl w:val="0"/>
-          <w:numId w:val="76"/>
+          <w:numId w:val="75"/>
         </w:numPr>
         <w:spacing w:after="0" w:afterAutospacing="0" w:before="0" w:beforeAutospacing="0" w:lineRule="auto"/>
         <w:ind w:left="720" w:hanging="360"/>
@@ -10782,7 +11093,7 @@
       <w:pPr>
         <w:numPr>
           <w:ilvl w:val="0"/>
-          <w:numId w:val="76"/>
+          <w:numId w:val="75"/>
         </w:numPr>
         <w:spacing w:after="0" w:afterAutospacing="0" w:before="0" w:beforeAutospacing="0" w:lineRule="auto"/>
         <w:ind w:left="720" w:hanging="360"/>
@@ -10798,7 +11109,7 @@
       <w:pPr>
         <w:numPr>
           <w:ilvl w:val="1"/>
-          <w:numId w:val="76"/>
+          <w:numId w:val="75"/>
         </w:numPr>
         <w:spacing w:after="0" w:afterAutospacing="0" w:before="0" w:beforeAutospacing="0" w:lineRule="auto"/>
         <w:ind w:left="1440" w:hanging="360"/>
@@ -10822,7 +11133,7 @@
       <w:pPr>
         <w:numPr>
           <w:ilvl w:val="1"/>
-          <w:numId w:val="76"/>
+          <w:numId w:val="75"/>
         </w:numPr>
         <w:spacing w:after="0" w:afterAutospacing="0" w:before="0" w:beforeAutospacing="0" w:lineRule="auto"/>
         <w:ind w:left="1440" w:hanging="360"/>
@@ -10846,7 +11157,7 @@
       <w:pPr>
         <w:numPr>
           <w:ilvl w:val="1"/>
-          <w:numId w:val="76"/>
+          <w:numId w:val="75"/>
         </w:numPr>
         <w:spacing w:after="0" w:afterAutospacing="0" w:before="0" w:beforeAutospacing="0" w:lineRule="auto"/>
         <w:ind w:left="1440" w:hanging="360"/>
@@ -10870,7 +11181,7 @@
       <w:pPr>
         <w:numPr>
           <w:ilvl w:val="0"/>
-          <w:numId w:val="76"/>
+          <w:numId w:val="75"/>
         </w:numPr>
         <w:spacing w:after="240" w:before="0" w:beforeAutospacing="0" w:lineRule="auto"/>
         <w:ind w:left="720" w:hanging="360"/>
@@ -12319,7 +12630,7 @@
           <w:pgNumType w:start="1"/>
         </w:sectPr>
       </w:pPr>
-      <w:bookmarkStart w:colFirst="0" w:colLast="0" w:name="_vxjfde9h9jn2" w:id="20"/>
+      <w:bookmarkStart w:colFirst="0" w:colLast="0" w:name="_cc6lriipooqp" w:id="20"/>
       <w:bookmarkEnd w:id="20"/>
       <w:r>
         <w:rPr>
@@ -13609,7 +13920,7 @@
           <w:szCs w:val="32"/>
         </w:rPr>
       </w:pPr>
-      <w:bookmarkStart w:colFirst="0" w:colLast="0" w:name="_nl6t30qvl70l" w:id="21"/>
+      <w:bookmarkStart w:colFirst="0" w:colLast="0" w:name="_d3etffhqjipl" w:id="21"/>
       <w:bookmarkEnd w:id="21"/>
       <w:r>
         <w:rPr>
@@ -14317,7 +14628,7 @@
       <w:pPr>
         <w:numPr>
           <w:ilvl w:val="0"/>
-          <w:numId w:val="77"/>
+          <w:numId w:val="76"/>
         </w:numPr>
         <w:spacing w:after="0" w:afterAutospacing="0" w:line="240" w:lineRule="auto"/>
         <w:ind w:left="720" w:hanging="360"/>
@@ -14338,7 +14649,7 @@
       <w:pPr>
         <w:numPr>
           <w:ilvl w:val="0"/>
-          <w:numId w:val="77"/>
+          <w:numId w:val="76"/>
         </w:numPr>
         <w:spacing w:after="60" w:line="240" w:lineRule="auto"/>
         <w:ind w:left="720" w:hanging="360"/>
@@ -14503,7 +14814,7 @@
           <w:pgNumType w:start="1"/>
         </w:sectPr>
       </w:pPr>
-      <w:bookmarkStart w:colFirst="0" w:colLast="0" w:name="_e0e2duhec7yv" w:id="22"/>
+      <w:bookmarkStart w:colFirst="0" w:colLast="0" w:name="_58rpdq6lhs5x" w:id="22"/>
       <w:bookmarkEnd w:id="22"/>
       <w:r>
         <w:rPr>
@@ -14743,7 +15054,7 @@
             <w:sdt>
               <w:sdtPr>
                 <w:alias w:val="Configuration 1"/>
-                <w:id w:val="-738327521"/>
+                <w:id w:val="-383004340"/>
                 <w:dropDownList w:lastValue="Cakewalk">
                   <w:listItem w:displayText="Cakewalk" w:value="Cakewalk"/>
                   <w:listItem w:displayText="Easy" w:value="Easy"/>
@@ -14875,7 +15186,7 @@
             <w:sdt>
               <w:sdtPr>
                 <w:alias w:val="Configuration 1"/>
-                <w:id w:val="627429432"/>
+                <w:id w:val="1183860009"/>
                 <w:dropDownList w:lastValue="Medium">
                   <w:listItem w:displayText="Cakewalk" w:value="Cakewalk"/>
                   <w:listItem w:displayText="Easy" w:value="Easy"/>
@@ -14981,7 +15292,7 @@
             <w:sdt>
               <w:sdtPr>
                 <w:alias w:val="Configuration 1"/>
-                <w:id w:val="-1476283587"/>
+                <w:id w:val="1832414106"/>
                 <w:dropDownList w:lastValue="Medium">
                   <w:listItem w:displayText="Cakewalk" w:value="Cakewalk"/>
                   <w:listItem w:displayText="Easy" w:value="Easy"/>
@@ -15061,7 +15372,7 @@
             <w:sdt>
               <w:sdtPr>
                 <w:alias w:val="Configuration 1"/>
-                <w:id w:val="-1412921309"/>
+                <w:id w:val="257311350"/>
                 <w:dropDownList w:lastValue="Medium">
                   <w:listItem w:displayText="Cakewalk" w:value="Cakewalk"/>
                   <w:listItem w:displayText="Easy" w:value="Easy"/>
@@ -15219,7 +15530,7 @@
             <w:sdt>
               <w:sdtPr>
                 <w:alias w:val="Configuration 1"/>
-                <w:id w:val="318644586"/>
+                <w:id w:val="1526857226"/>
                 <w:dropDownList w:lastValue="Easy">
                   <w:listItem w:displayText="Cakewalk" w:value="Cakewalk"/>
                   <w:listItem w:displayText="Easy" w:value="Easy"/>
@@ -15351,7 +15662,7 @@
             <w:sdt>
               <w:sdtPr>
                 <w:alias w:val="Configuration 1"/>
-                <w:id w:val="-1087261323"/>
+                <w:id w:val="-1088929967"/>
                 <w:dropDownList w:lastValue="Medium">
                   <w:listItem w:displayText="Cakewalk" w:value="Cakewalk"/>
                   <w:listItem w:displayText="Easy" w:value="Easy"/>
@@ -15665,7 +15976,7 @@
             <w:sdt>
               <w:sdtPr>
                 <w:alias w:val="Configuration 1"/>
-                <w:id w:val="1024078393"/>
+                <w:id w:val="691331413"/>
                 <w:dropDownList w:lastValue="Hard">
                   <w:listItem w:displayText="Cakewalk" w:value="Cakewalk"/>
                   <w:listItem w:displayText="Easy" w:value="Easy"/>
@@ -15771,7 +16082,7 @@
             <w:sdt>
               <w:sdtPr>
                 <w:alias w:val="Configuration 1"/>
-                <w:id w:val="1137829439"/>
+                <w:id w:val="-698832579"/>
                 <w:dropDownList w:lastValue="Unknown">
                   <w:listItem w:displayText="Cakewalk" w:value="Cakewalk"/>
                   <w:listItem w:displayText="Easy" w:value="Easy"/>
@@ -15939,16 +16250,16 @@
                 <wp:inline distB="114300" distT="114300" distL="114300" distR="114300">
                   <wp:extent cx="4533179" cy="3087501"/>
                   <wp:effectExtent b="0" l="0" r="0" t="0"/>
-                  <wp:docPr id="7" name="image11.png"/>
+                  <wp:docPr id="6" name="image17.png"/>
                   <a:graphic>
                     <a:graphicData uri="http://schemas.openxmlformats.org/drawingml/2006/picture">
                       <pic:pic>
                         <pic:nvPicPr>
-                          <pic:cNvPr id="0" name="image11.png"/>
+                          <pic:cNvPr id="0" name="image17.png"/>
                           <pic:cNvPicPr preferRelativeResize="0"/>
                         </pic:nvPicPr>
                         <pic:blipFill>
-                          <a:blip r:embed="rId24"/>
+                          <a:blip r:embed="rId25"/>
                           <a:srcRect b="0" l="0" r="0" t="0"/>
                           <a:stretch>
                             <a:fillRect/>
@@ -15990,7 +16301,7 @@
             <w:sdt>
               <w:sdtPr>
                 <w:alias w:val="Configuration 1"/>
-                <w:id w:val="1416752487"/>
+                <w:id w:val="-1529560594"/>
                 <w:dropDownList w:lastValue="Medium">
                   <w:listItem w:displayText="Cakewalk" w:value="Cakewalk"/>
                   <w:listItem w:displayText="Easy" w:value="Easy"/>
@@ -16096,7 +16407,7 @@
             <w:sdt>
               <w:sdtPr>
                 <w:alias w:val="Configuration 1"/>
-                <w:id w:val="-1291542890"/>
+                <w:id w:val="-1907366939"/>
                 <w:dropDownList w:lastValue="Easy">
                   <w:listItem w:displayText="Cakewalk" w:value="Cakewalk"/>
                   <w:listItem w:displayText="Easy" w:value="Easy"/>
@@ -16140,7 +16451,7 @@
               <w:keepLines w:val="1"/>
               <w:numPr>
                 <w:ilvl w:val="0"/>
-                <w:numId w:val="75"/>
+                <w:numId w:val="77"/>
               </w:numPr>
               <w:spacing w:after="0" w:afterAutospacing="0" w:before="240" w:lineRule="auto"/>
               <w:ind w:left="720" w:hanging="360"/>
@@ -16157,7 +16468,7 @@
                 <w:szCs w:val="24"/>
                 <w:rtl w:val="0"/>
               </w:rPr>
-              <w:t xml:space="preserve">Fix unknown pet owner and unknown pet when viewing bookings as cashier</w:t>
+              <w:t xml:space="preserve">Add new promo step in booking process</w:t>
             </w:r>
           </w:p>
           <w:p>
@@ -16166,7 +16477,7 @@
               <w:keepLines w:val="1"/>
               <w:numPr>
                 <w:ilvl w:val="1"/>
-                <w:numId w:val="75"/>
+                <w:numId w:val="77"/>
               </w:numPr>
               <w:spacing w:after="240" w:before="0" w:beforeAutospacing="0" w:lineRule="auto"/>
               <w:ind w:left="1440" w:hanging="360"/>
@@ -16181,44 +16492,9 @@
                 <w:rFonts w:ascii="Times" w:cs="Times" w:eastAsia="Times" w:hAnsi="Times"/>
                 <w:sz w:val="24"/>
                 <w:szCs w:val="24"/>
-              </w:rPr>
-              <w:drawing>
-                <wp:inline distB="114300" distT="114300" distL="114300" distR="114300">
-                  <wp:extent cx="3978645" cy="1256079"/>
-                  <wp:effectExtent b="0" l="0" r="0" t="0"/>
-                  <wp:docPr id="16" name="image10.png"/>
-                  <a:graphic>
-                    <a:graphicData uri="http://schemas.openxmlformats.org/drawingml/2006/picture">
-                      <pic:pic>
-                        <pic:nvPicPr>
-                          <pic:cNvPr id="0" name="image10.png"/>
-                          <pic:cNvPicPr preferRelativeResize="0"/>
-                        </pic:nvPicPr>
-                        <pic:blipFill>
-                          <a:blip r:embed="rId25"/>
-                          <a:srcRect b="0" l="0" r="0" t="0"/>
-                          <a:stretch>
-                            <a:fillRect/>
-                          </a:stretch>
-                        </pic:blipFill>
-                        <pic:spPr>
-                          <a:xfrm>
-                            <a:off x="0" y="0"/>
-                            <a:ext cx="3978645" cy="1256079"/>
-                          </a:xfrm>
-                          <a:prstGeom prst="rect"/>
-                          <a:ln/>
-                        </pic:spPr>
-                      </pic:pic>
-                    </a:graphicData>
-                  </a:graphic>
-                </wp:inline>
-              </w:drawing>
-            </w:r>
-            <w:r>
-              <w:rPr>
-                <w:rtl w:val="0"/>
-              </w:rPr>
+                <w:rtl w:val="0"/>
+              </w:rPr>
+              <w:t xml:space="preserve">Receptionist/customer can choose their promos their before payment review step</w:t>
             </w:r>
           </w:p>
         </w:tc>
@@ -16237,7 +16513,7 @@
             <w:sdt>
               <w:sdtPr>
                 <w:alias w:val="Configuration 1"/>
-                <w:id w:val="643001300"/>
+                <w:id w:val="371179094"/>
                 <w:dropDownList w:lastValue="Easy">
                   <w:listItem w:displayText="Cakewalk" w:value="Cakewalk"/>
                   <w:listItem w:displayText="Easy" w:value="Easy"/>
@@ -16281,112 +16557,6 @@
               <w:keepLines w:val="1"/>
               <w:numPr>
                 <w:ilvl w:val="0"/>
-                <w:numId w:val="78"/>
-              </w:numPr>
-              <w:spacing w:after="0" w:afterAutospacing="0" w:before="240" w:lineRule="auto"/>
-              <w:ind w:left="720" w:hanging="360"/>
-              <w:rPr>
-                <w:rFonts w:ascii="Times" w:cs="Times" w:eastAsia="Times" w:hAnsi="Times"/>
-                <w:sz w:val="24"/>
-                <w:szCs w:val="24"/>
-              </w:rPr>
-            </w:pPr>
-            <w:r>
-              <w:rPr>
-                <w:rFonts w:ascii="Times" w:cs="Times" w:eastAsia="Times" w:hAnsi="Times"/>
-                <w:sz w:val="24"/>
-                <w:szCs w:val="24"/>
-                <w:rtl w:val="0"/>
-              </w:rPr>
-              <w:t xml:space="preserve">Add new promo step in booking process</w:t>
-            </w:r>
-          </w:p>
-          <w:p>
-            <w:pPr>
-              <w:keepNext w:val="1"/>
-              <w:keepLines w:val="1"/>
-              <w:numPr>
-                <w:ilvl w:val="1"/>
-                <w:numId w:val="78"/>
-              </w:numPr>
-              <w:spacing w:after="240" w:before="0" w:beforeAutospacing="0" w:lineRule="auto"/>
-              <w:ind w:left="1440" w:hanging="360"/>
-              <w:rPr>
-                <w:rFonts w:ascii="Times" w:cs="Times" w:eastAsia="Times" w:hAnsi="Times"/>
-                <w:sz w:val="24"/>
-                <w:szCs w:val="24"/>
-              </w:rPr>
-            </w:pPr>
-            <w:r>
-              <w:rPr>
-                <w:rFonts w:ascii="Times" w:cs="Times" w:eastAsia="Times" w:hAnsi="Times"/>
-                <w:sz w:val="24"/>
-                <w:szCs w:val="24"/>
-                <w:rtl w:val="0"/>
-              </w:rPr>
-              <w:t xml:space="preserve">Receptionist/customer can choose their promos their before payment review step</w:t>
-            </w:r>
-          </w:p>
-        </w:tc>
-        <w:tc>
-          <w:tcPr/>
-          <w:p>
-            <w:pPr>
-              <w:widowControl w:val="0"/>
-              <w:spacing w:line="240" w:lineRule="auto"/>
-              <w:rPr>
-                <w:rFonts w:ascii="Times" w:cs="Times" w:eastAsia="Times" w:hAnsi="Times"/>
-                <w:sz w:val="24"/>
-                <w:szCs w:val="24"/>
-              </w:rPr>
-            </w:pPr>
-            <w:sdt>
-              <w:sdtPr>
-                <w:alias w:val="Configuration 1"/>
-                <w:id w:val="-1749818009"/>
-                <w:dropDownList w:lastValue="Easy">
-                  <w:listItem w:displayText="Cakewalk" w:value="Cakewalk"/>
-                  <w:listItem w:displayText="Easy" w:value="Easy"/>
-                  <w:listItem w:displayText="Medium" w:value="Medium"/>
-                  <w:listItem w:displayText="Hard" w:value="Hard"/>
-                  <w:listItem w:displayText="Unknown" w:value="Unknown"/>
-                </w:dropDownList>
-              </w:sdtPr>
-              <w:sdtContent>
-                <w:r>
-                  <w:rPr>
-                    <w:rFonts w:ascii="Times" w:cs="Times" w:eastAsia="Times" w:hAnsi="Times"/>
-                    <w:color w:val="11734b"/>
-                    <w:sz w:val="24"/>
-                    <w:szCs w:val="24"/>
-                    <w:shd w:fill="d4edbc" w:val="clear"/>
-                  </w:rPr>
-                  <w:t xml:space="preserve">Easy</w:t>
-                </w:r>
-              </w:sdtContent>
-            </w:sdt>
-            <w:r>
-              <w:rPr>
-                <w:rtl w:val="0"/>
-              </w:rPr>
-            </w:r>
-          </w:p>
-        </w:tc>
-      </w:tr>
-      <w:tr>
-        <w:trPr>
-          <w:cantSplit w:val="0"/>
-          <w:trHeight w:val="543" w:hRule="atLeast"/>
-          <w:tblHeader w:val="0"/>
-        </w:trPr>
-        <w:tc>
-          <w:tcPr/>
-          <w:p>
-            <w:pPr>
-              <w:keepNext w:val="1"/>
-              <w:keepLines w:val="1"/>
-              <w:numPr>
-                <w:ilvl w:val="0"/>
                 <w:numId w:val="89"/>
               </w:numPr>
               <w:spacing w:after="0" w:afterAutospacing="0" w:before="240" w:lineRule="auto"/>
@@ -16475,7 +16645,7 @@
             <w:sdt>
               <w:sdtPr>
                 <w:alias w:val="Configuration 1"/>
-                <w:id w:val="-11322429"/>
+                <w:id w:val="639008898"/>
                 <w:dropDownList w:lastValue="Medium">
                   <w:listItem w:displayText="Cakewalk" w:value="Cakewalk"/>
                   <w:listItem w:displayText="Easy" w:value="Easy"/>
@@ -16633,7 +16803,7 @@
             <w:sdt>
               <w:sdtPr>
                 <w:alias w:val="Configuration 1"/>
-                <w:id w:val="-1964376767"/>
+                <w:id w:val="1536122302"/>
                 <w:dropDownList w:lastValue="Hard">
                   <w:listItem w:displayText="Cakewalk" w:value="Cakewalk"/>
                   <w:listItem w:displayText="Easy" w:value="Easy"/>
@@ -16749,12 +16919,12 @@
                 <wp:inline distB="114300" distT="114300" distL="114300" distR="114300">
                   <wp:extent cx="4480460" cy="2416428"/>
                   <wp:effectExtent b="0" l="0" r="0" t="0"/>
-                  <wp:docPr id="17" name="image7.png"/>
+                  <wp:docPr id="1" name="image3.png"/>
                   <a:graphic>
                     <a:graphicData uri="http://schemas.openxmlformats.org/drawingml/2006/picture">
                       <pic:pic>
                         <pic:nvPicPr>
-                          <pic:cNvPr id="0" name="image7.png"/>
+                          <pic:cNvPr id="0" name="image3.png"/>
                           <pic:cNvPicPr preferRelativeResize="0"/>
                         </pic:nvPicPr>
                         <pic:blipFill>
@@ -16800,7 +16970,7 @@
             <w:sdt>
               <w:sdtPr>
                 <w:alias w:val="Configuration 1"/>
-                <w:id w:val="-704183880"/>
+                <w:id w:val="1477521895"/>
                 <w:dropDownList w:lastValue="Easy">
                   <w:listItem w:displayText="Cakewalk" w:value="Cakewalk"/>
                   <w:listItem w:displayText="Easy" w:value="Easy"/>
@@ -16958,7 +17128,7 @@
             <w:sdt>
               <w:sdtPr>
                 <w:alias w:val="Configuration 1"/>
-                <w:id w:val="1536709595"/>
+                <w:id w:val="1013433740"/>
                 <w:dropDownList w:lastValue="Easy">
                   <w:listItem w:displayText="Cakewalk" w:value="Cakewalk"/>
                   <w:listItem w:displayText="Easy" w:value="Easy"/>
@@ -17090,7 +17260,7 @@
             <w:sdt>
               <w:sdtPr>
                 <w:alias w:val="Configuration 1"/>
-                <w:id w:val="894606419"/>
+                <w:id w:val="1025081232"/>
                 <w:dropDownList w:lastValue="Cakewalk">
                   <w:listItem w:displayText="Cakewalk" w:value="Cakewalk"/>
                   <w:listItem w:displayText="Easy" w:value="Easy"/>
@@ -17222,7 +17392,7 @@
             <w:sdt>
               <w:sdtPr>
                 <w:alias w:val="Configuration 1"/>
-                <w:id w:val="-1256889105"/>
+                <w:id w:val="211664645"/>
                 <w:dropDownList w:lastValue="Easy">
                   <w:listItem w:displayText="Cakewalk" w:value="Cakewalk"/>
                   <w:listItem w:displayText="Easy" w:value="Easy"/>
@@ -17354,7 +17524,7 @@
             <w:sdt>
               <w:sdtPr>
                 <w:alias w:val="Configuration 1"/>
-                <w:id w:val="1492331787"/>
+                <w:id w:val="-1760797865"/>
                 <w:dropDownList w:lastValue="Cakewalk">
                   <w:listItem w:displayText="Cakewalk" w:value="Cakewalk"/>
                   <w:listItem w:displayText="Easy" w:value="Easy"/>
@@ -17512,7 +17682,7 @@
             <w:sdt>
               <w:sdtPr>
                 <w:alias w:val="Configuration 1"/>
-                <w:id w:val="1471004755"/>
+                <w:id w:val="-684281709"/>
                 <w:dropDownList w:lastValue="Cakewalk">
                   <w:listItem w:displayText="Cakewalk" w:value="Cakewalk"/>
                   <w:listItem w:displayText="Easy" w:value="Easy"/>
@@ -17602,12 +17772,12 @@
                 <wp:inline distB="114300" distT="114300" distL="114300" distR="114300">
                   <wp:extent cx="3786188" cy="1765996"/>
                   <wp:effectExtent b="0" l="0" r="0" t="0"/>
-                  <wp:docPr id="1" name="image6.png"/>
+                  <wp:docPr id="2" name="image9.png"/>
                   <a:graphic>
                     <a:graphicData uri="http://schemas.openxmlformats.org/drawingml/2006/picture">
                       <pic:pic>
                         <pic:nvPicPr>
-                          <pic:cNvPr id="0" name="image6.png"/>
+                          <pic:cNvPr id="0" name="image9.png"/>
                           <pic:cNvPicPr preferRelativeResize="0"/>
                         </pic:nvPicPr>
                         <pic:blipFill>
@@ -17679,7 +17849,7 @@
             <w:sdt>
               <w:sdtPr>
                 <w:alias w:val="Configuration 1"/>
-                <w:id w:val="-439373649"/>
+                <w:id w:val="494765856"/>
                 <w:dropDownList w:lastValue="Easy">
                   <w:listItem w:displayText="Cakewalk" w:value="Cakewalk"/>
                   <w:listItem w:displayText="Easy" w:value="Easy"/>
@@ -17889,7 +18059,7 @@
             <w:sdt>
               <w:sdtPr>
                 <w:alias w:val="Configuration 1"/>
-                <w:id w:val="559547164"/>
+                <w:id w:val="2023810627"/>
                 <w:dropDownList w:lastValue="Hard">
                   <w:listItem w:displayText="Cakewalk" w:value="Cakewalk"/>
                   <w:listItem w:displayText="Easy" w:value="Easy"/>
@@ -17969,7 +18139,7 @@
             <w:sdt>
               <w:sdtPr>
                 <w:alias w:val="Configuration 1"/>
-                <w:id w:val="-497018147"/>
+                <w:id w:val="2072745302"/>
                 <w:dropDownList w:lastValue="Hard">
                   <w:listItem w:displayText="Cakewalk" w:value="Cakewalk"/>
                   <w:listItem w:displayText="Easy" w:value="Easy"/>
@@ -18127,7 +18297,7 @@
             <w:sdt>
               <w:sdtPr>
                 <w:alias w:val="Configuration 1"/>
-                <w:id w:val="553210992"/>
+                <w:id w:val="-1586851023"/>
                 <w:dropDownList w:lastValue="Medium">
                   <w:listItem w:displayText="Cakewalk" w:value="Cakewalk"/>
                   <w:listItem w:displayText="Easy" w:value="Easy"/>
@@ -18285,7 +18455,7 @@
             <w:sdt>
               <w:sdtPr>
                 <w:alias w:val="Configuration 1"/>
-                <w:id w:val="1762664516"/>
+                <w:id w:val="-108420327"/>
                 <w:dropDownList w:lastValue="Easy">
                   <w:listItem w:displayText="Cakewalk" w:value="Cakewalk"/>
                   <w:listItem w:displayText="Easy" w:value="Easy"/>
@@ -18443,7 +18613,7 @@
             <w:sdt>
               <w:sdtPr>
                 <w:alias w:val="Configuration 1"/>
-                <w:id w:val="-1574930257"/>
+                <w:id w:val="1701654909"/>
                 <w:dropDownList w:lastValue="Medium">
                   <w:listItem w:displayText="Cakewalk" w:value="Cakewalk"/>
                   <w:listItem w:displayText="Easy" w:value="Easy"/>
@@ -18523,7 +18693,7 @@
             <w:sdt>
               <w:sdtPr>
                 <w:alias w:val="Configuration 1"/>
-                <w:id w:val="-1216718154"/>
+                <w:id w:val="285963314"/>
                 <w:dropDownList w:lastValue="Easy">
                   <w:listItem w:displayText="Cakewalk" w:value="Cakewalk"/>
                   <w:listItem w:displayText="Easy" w:value="Easy"/>
@@ -18603,7 +18773,7 @@
             <w:sdt>
               <w:sdtPr>
                 <w:alias w:val="Configuration 1"/>
-                <w:id w:val="-1945943472"/>
+                <w:id w:val="-1846235920"/>
                 <w:dropDownList w:lastValue="Cakewalk">
                   <w:listItem w:displayText="Cakewalk" w:value="Cakewalk"/>
                   <w:listItem w:displayText="Easy" w:value="Easy"/>
@@ -18683,7 +18853,7 @@
             <w:sdt>
               <w:sdtPr>
                 <w:alias w:val="Configuration 1"/>
-                <w:id w:val="190243342"/>
+                <w:id w:val="1482661051"/>
                 <w:dropDownList w:lastValue="Unknown">
                   <w:listItem w:displayText="Cakewalk" w:value="Cakewalk"/>
                   <w:listItem w:displayText="Easy" w:value="Easy"/>
@@ -18761,7 +18931,7 @@
             <w:sdt>
               <w:sdtPr>
                 <w:alias w:val="Configuration 1"/>
-                <w:id w:val="-1912192233"/>
+                <w:id w:val="-2071180589"/>
                 <w:dropDownList w:lastValue="Medium">
                   <w:listItem w:displayText="Cakewalk" w:value="Cakewalk"/>
                   <w:listItem w:displayText="Easy" w:value="Easy"/>
@@ -18839,7 +19009,7 @@
             <w:sdt>
               <w:sdtPr>
                 <w:alias w:val="Configuration 1"/>
-                <w:id w:val="-1867298572"/>
+                <w:id w:val="-390746144"/>
                 <w:dropDownList w:lastValue="Hard">
                   <w:listItem w:displayText="Cakewalk" w:value="Cakewalk"/>
                   <w:listItem w:displayText="Easy" w:value="Easy"/>
@@ -18997,7 +19167,7 @@
             <w:sdt>
               <w:sdtPr>
                 <w:alias w:val="Configuration 1"/>
-                <w:id w:val="-884085209"/>
+                <w:id w:val="-1667333702"/>
                 <w:dropDownList w:lastValue="Easy">
                   <w:listItem w:displayText="Cakewalk" w:value="Cakewalk"/>
                   <w:listItem w:displayText="Easy" w:value="Easy"/>
@@ -27323,7 +27493,7 @@
     <w:lvl w:ilvl="1">
       <w:start w:val="1"/>
       <w:numFmt w:val="bullet"/>
-      <w:lvlText w:val="○"/>
+      <w:lvlText w:val="●"/>
       <w:lvlJc w:val="left"/>
       <w:pPr>
         <w:ind w:left="1440" w:hanging="360"/>
@@ -27335,7 +27505,7 @@
     <w:lvl w:ilvl="2">
       <w:start w:val="1"/>
       <w:numFmt w:val="bullet"/>
-      <w:lvlText w:val="■"/>
+      <w:lvlText w:val="●"/>
       <w:lvlJc w:val="left"/>
       <w:pPr>
         <w:ind w:left="2160" w:hanging="360"/>
@@ -27359,7 +27529,7 @@
     <w:lvl w:ilvl="4">
       <w:start w:val="1"/>
       <w:numFmt w:val="bullet"/>
-      <w:lvlText w:val="○"/>
+      <w:lvlText w:val="●"/>
       <w:lvlJc w:val="left"/>
       <w:pPr>
         <w:ind w:left="3600" w:hanging="360"/>
@@ -27371,7 +27541,7 @@
     <w:lvl w:ilvl="5">
       <w:start w:val="1"/>
       <w:numFmt w:val="bullet"/>
-      <w:lvlText w:val="■"/>
+      <w:lvlText w:val="●"/>
       <w:lvlJc w:val="left"/>
       <w:pPr>
         <w:ind w:left="4320" w:hanging="360"/>
@@ -27395,7 +27565,7 @@
     <w:lvl w:ilvl="7">
       <w:start w:val="1"/>
       <w:numFmt w:val="bullet"/>
-      <w:lvlText w:val="○"/>
+      <w:lvlText w:val="●"/>
       <w:lvlJc w:val="left"/>
       <w:pPr>
         <w:ind w:left="5760" w:hanging="360"/>
@@ -27407,7 +27577,7 @@
     <w:lvl w:ilvl="8">
       <w:start w:val="1"/>
       <w:numFmt w:val="bullet"/>
-      <w:lvlText w:val="■"/>
+      <w:lvlText w:val="●"/>
       <w:lvlJc w:val="left"/>
       <w:pPr>
         <w:ind w:left="6480" w:hanging="360"/>
@@ -27433,7 +27603,7 @@
     <w:lvl w:ilvl="1">
       <w:start w:val="1"/>
       <w:numFmt w:val="bullet"/>
-      <w:lvlText w:val="●"/>
+      <w:lvlText w:val="○"/>
       <w:lvlJc w:val="left"/>
       <w:pPr>
         <w:ind w:left="1440" w:hanging="360"/>
@@ -27445,7 +27615,7 @@
     <w:lvl w:ilvl="2">
       <w:start w:val="1"/>
       <w:numFmt w:val="bullet"/>
-      <w:lvlText w:val="●"/>
+      <w:lvlText w:val="■"/>
       <w:lvlJc w:val="left"/>
       <w:pPr>
         <w:ind w:left="2160" w:hanging="360"/>
@@ -27469,7 +27639,7 @@
     <w:lvl w:ilvl="4">
       <w:start w:val="1"/>
       <w:numFmt w:val="bullet"/>
-      <w:lvlText w:val="●"/>
+      <w:lvlText w:val="○"/>
       <w:lvlJc w:val="left"/>
       <w:pPr>
         <w:ind w:left="3600" w:hanging="360"/>
@@ -27481,7 +27651,7 @@
     <w:lvl w:ilvl="5">
       <w:start w:val="1"/>
       <w:numFmt w:val="bullet"/>
-      <w:lvlText w:val="●"/>
+      <w:lvlText w:val="■"/>
       <w:lvlJc w:val="left"/>
       <w:pPr>
         <w:ind w:left="4320" w:hanging="360"/>
@@ -27505,7 +27675,7 @@
     <w:lvl w:ilvl="7">
       <w:start w:val="1"/>
       <w:numFmt w:val="bullet"/>
-      <w:lvlText w:val="●"/>
+      <w:lvlText w:val="○"/>
       <w:lvlJc w:val="left"/>
       <w:pPr>
         <w:ind w:left="5760" w:hanging="360"/>
@@ -27517,7 +27687,7 @@
     <w:lvl w:ilvl="8">
       <w:start w:val="1"/>
       <w:numFmt w:val="bullet"/>
-      <w:lvlText w:val="●"/>
+      <w:lvlText w:val="■"/>
       <w:lvlJc w:val="left"/>
       <w:pPr>
         <w:ind w:left="6480" w:hanging="360"/>

--- a/Projects/golden-fur/shared/context/Architectural-Change-History.docx
+++ b/Projects/golden-fur/shared/context/Architectural-Change-History.docx
@@ -41,7 +41,7 @@
           <w:pgNumType w:start="1"/>
         </w:sectPr>
       </w:pPr>
-      <w:bookmarkStart w:colFirst="0" w:colLast="0" w:name="_47a6hokil3u6" w:id="0"/>
+      <w:bookmarkStart w:colFirst="0" w:colLast="0" w:name="_qpj3rrp63qw6" w:id="0"/>
       <w:bookmarkEnd w:id="0"/>
       <w:r>
         <w:rPr>
@@ -121,7 +121,7 @@
           <w:pgNumType w:start="1"/>
         </w:sectPr>
       </w:pPr>
-      <w:bookmarkStart w:colFirst="0" w:colLast="0" w:name="_8hw3qkujl9gu" w:id="1"/>
+      <w:bookmarkStart w:colFirst="0" w:colLast="0" w:name="_7de1gjy0taq6" w:id="1"/>
       <w:bookmarkEnd w:id="1"/>
       <w:r>
         <w:rPr>
@@ -216,7 +216,7 @@
             <w:sdt>
               <w:sdtPr>
                 <w:alias w:val="Project status"/>
-                <w:id w:val="-1287402599"/>
+                <w:id w:val="-812193524"/>
                 <w:dropDownList w:lastValue="Not Started">
                   <w:listItem w:displayText="Not Started" w:value="Not Started"/>
                   <w:listItem w:displayText="Blocked" w:value="Blocked"/>
@@ -254,7 +254,7 @@
               <w:keepLines w:val="1"/>
               <w:numPr>
                 <w:ilvl w:val="0"/>
-                <w:numId w:val="92"/>
+                <w:numId w:val="94"/>
               </w:numPr>
               <w:spacing w:after="240" w:before="240" w:lineRule="auto"/>
               <w:ind w:left="720" w:hanging="360"/>
@@ -291,7 +291,7 @@
             <w:sdt>
               <w:sdtPr>
                 <w:alias w:val="Assignee"/>
-                <w:id w:val="1431134177"/>
+                <w:id w:val="-1582859486"/>
                 <w:dropDownList w:lastValue="James">
                   <w:listItem w:displayText="None" w:value="None"/>
                   <w:listItem w:displayText="Alarie" w:value="Alarie"/>
@@ -342,7 +342,7 @@
             <w:sdt>
               <w:sdtPr>
                 <w:alias w:val="Project status"/>
-                <w:id w:val="1688845691"/>
+                <w:id w:val="-1942476656"/>
                 <w:dropDownList w:lastValue="Not Started">
                   <w:listItem w:displayText="Not Started" w:value="Not Started"/>
                   <w:listItem w:displayText="Blocked" w:value="Blocked"/>
@@ -380,9 +380,9 @@
               <w:keepLines w:val="1"/>
               <w:numPr>
                 <w:ilvl w:val="0"/>
-                <w:numId w:val="78"/>
+                <w:numId w:val="81"/>
               </w:numPr>
-              <w:spacing w:after="0" w:afterAutospacing="0" w:before="240" w:lineRule="auto"/>
+              <w:spacing w:after="0" w:afterAutospacing="0" w:before="240" w:line="240" w:lineRule="auto"/>
               <w:ind w:left="720" w:hanging="360"/>
               <w:rPr>
                 <w:rFonts w:ascii="Times" w:cs="Times" w:eastAsia="Times" w:hAnsi="Times"/>
@@ -397,7 +397,7 @@
                 <w:szCs w:val="24"/>
                 <w:rtl w:val="0"/>
               </w:rPr>
-              <w:t xml:space="preserve">Change Resend to Brevo in code</w:t>
+              <w:t xml:space="preserve">At customer account &gt; My Transactions:</w:t>
             </w:r>
           </w:p>
           <w:p>
@@ -406,9 +406,9 @@
               <w:keepLines w:val="1"/>
               <w:numPr>
                 <w:ilvl w:val="1"/>
-                <w:numId w:val="78"/>
+                <w:numId w:val="81"/>
               </w:numPr>
-              <w:spacing w:after="0" w:afterAutospacing="0" w:before="0" w:beforeAutospacing="0" w:lineRule="auto"/>
+              <w:spacing w:after="0" w:afterAutospacing="0" w:before="0" w:beforeAutospacing="0" w:line="240" w:lineRule="auto"/>
               <w:ind w:left="1440" w:hanging="360"/>
               <w:rPr>
                 <w:rFonts w:ascii="Times" w:cs="Times" w:eastAsia="Times" w:hAnsi="Times"/>
@@ -423,7 +423,7 @@
                 <w:szCs w:val="24"/>
                 <w:rtl w:val="0"/>
               </w:rPr>
-              <w:t xml:space="preserve">Free email</w:t>
+              <w:t xml:space="preserve">Clicking on a row opens up the booking details for that transactions</w:t>
             </w:r>
           </w:p>
           <w:p>
@@ -432,9 +432,9 @@
               <w:keepLines w:val="1"/>
               <w:numPr>
                 <w:ilvl w:val="1"/>
-                <w:numId w:val="78"/>
+                <w:numId w:val="81"/>
               </w:numPr>
-              <w:spacing w:after="0" w:afterAutospacing="0" w:before="0" w:beforeAutospacing="0" w:lineRule="auto"/>
+              <w:spacing w:after="240" w:before="0" w:beforeAutospacing="0" w:line="240" w:lineRule="auto"/>
               <w:ind w:left="1440" w:hanging="360"/>
               <w:rPr>
                 <w:rFonts w:ascii="Times" w:cs="Times" w:eastAsia="Times" w:hAnsi="Times"/>
@@ -447,35 +447,44 @@
                 <w:rFonts w:ascii="Times" w:cs="Times" w:eastAsia="Times" w:hAnsi="Times"/>
                 <w:sz w:val="24"/>
                 <w:szCs w:val="24"/>
-                <w:rtl w:val="0"/>
-              </w:rPr>
-              <w:t xml:space="preserve">No need for domain</w:t>
-            </w:r>
-          </w:p>
-          <w:p>
-            <w:pPr>
-              <w:keepNext w:val="1"/>
-              <w:keepLines w:val="1"/>
-              <w:numPr>
-                <w:ilvl w:val="1"/>
-                <w:numId w:val="78"/>
-              </w:numPr>
-              <w:spacing w:after="240" w:before="0" w:beforeAutospacing="0" w:lineRule="auto"/>
-              <w:ind w:left="1440" w:hanging="360"/>
-              <w:rPr>
-                <w:rFonts w:ascii="Times" w:cs="Times" w:eastAsia="Times" w:hAnsi="Times"/>
-                <w:sz w:val="24"/>
-                <w:szCs w:val="24"/>
-              </w:rPr>
-            </w:pPr>
-            <w:r>
-              <w:rPr>
-                <w:rFonts w:ascii="Times" w:cs="Times" w:eastAsia="Times" w:hAnsi="Times"/>
-                <w:sz w:val="24"/>
-                <w:szCs w:val="24"/>
-                <w:rtl w:val="0"/>
-              </w:rPr>
-              <w:t xml:space="preserve">create document in claude on how to setup step by step</w:t>
+              </w:rPr>
+              <w:drawing>
+                <wp:inline distB="114300" distT="114300" distL="114300" distR="114300">
+                  <wp:extent cx="2998773" cy="1416743"/>
+                  <wp:effectExtent b="0" l="0" r="0" t="0"/>
+                  <wp:docPr id="7" name="image8.png"/>
+                  <a:graphic>
+                    <a:graphicData uri="http://schemas.openxmlformats.org/drawingml/2006/picture">
+                      <pic:pic>
+                        <pic:nvPicPr>
+                          <pic:cNvPr id="0" name="image8.png"/>
+                          <pic:cNvPicPr preferRelativeResize="0"/>
+                        </pic:nvPicPr>
+                        <pic:blipFill>
+                          <a:blip r:embed="rId6"/>
+                          <a:srcRect b="0" l="0" r="0" t="0"/>
+                          <a:stretch>
+                            <a:fillRect/>
+                          </a:stretch>
+                        </pic:blipFill>
+                        <pic:spPr>
+                          <a:xfrm>
+                            <a:off x="0" y="0"/>
+                            <a:ext cx="2998773" cy="1416743"/>
+                          </a:xfrm>
+                          <a:prstGeom prst="rect"/>
+                          <a:ln/>
+                        </pic:spPr>
+                      </pic:pic>
+                    </a:graphicData>
+                  </a:graphic>
+                </wp:inline>
+              </w:drawing>
+            </w:r>
+            <w:r>
+              <w:rPr>
+                <w:rtl w:val="0"/>
+              </w:rPr>
             </w:r>
           </w:p>
         </w:tc>
@@ -495,8 +504,8 @@
             <w:sdt>
               <w:sdtPr>
                 <w:alias w:val="Assignee"/>
-                <w:id w:val="-1300270756"/>
-                <w:dropDownList w:lastValue="Matthew">
+                <w:id w:val="1939737838"/>
+                <w:dropDownList w:lastValue="James">
                   <w:listItem w:displayText="None" w:value="None"/>
                   <w:listItem w:displayText="Alarie" w:value="Alarie"/>
                   <w:listItem w:displayText="James" w:value="James"/>
@@ -507,12 +516,12 @@
                 <w:r>
                   <w:rPr>
                     <w:rFonts w:ascii="Times" w:cs="Times" w:eastAsia="Times" w:hAnsi="Times"/>
-                    <w:color w:val="11734b"/>
+                    <w:color w:val="473821"/>
                     <w:sz w:val="24"/>
                     <w:szCs w:val="24"/>
-                    <w:shd w:fill="d4edbc" w:val="clear"/>
+                    <w:shd w:fill="ffe5a0" w:val="clear"/>
                   </w:rPr>
-                  <w:t xml:space="preserve">Matthew</w:t>
+                  <w:t xml:space="preserve">James</w:t>
                 </w:r>
               </w:sdtContent>
             </w:sdt>
@@ -546,7 +555,7 @@
             <w:sdt>
               <w:sdtPr>
                 <w:alias w:val="Project status"/>
-                <w:id w:val="-1095092543"/>
+                <w:id w:val="-132848497"/>
                 <w:dropDownList w:lastValue="Not Started">
                   <w:listItem w:displayText="Not Started" w:value="Not Started"/>
                   <w:listItem w:displayText="Blocked" w:value="Blocked"/>
@@ -584,9 +593,9 @@
               <w:keepLines w:val="1"/>
               <w:numPr>
                 <w:ilvl w:val="0"/>
-                <w:numId w:val="79"/>
+                <w:numId w:val="49"/>
               </w:numPr>
-              <w:spacing w:after="0" w:afterAutospacing="0" w:before="240" w:line="240" w:lineRule="auto"/>
+              <w:spacing w:after="60" w:line="240" w:lineRule="auto"/>
               <w:ind w:left="720" w:hanging="360"/>
               <w:rPr>
                 <w:rFonts w:ascii="Times" w:cs="Times" w:eastAsia="Times" w:hAnsi="Times"/>
@@ -601,94 +610,7 @@
                 <w:szCs w:val="24"/>
                 <w:rtl w:val="0"/>
               </w:rPr>
-              <w:t xml:space="preserve">At customer account &gt; My Transactions:</w:t>
-            </w:r>
-          </w:p>
-          <w:p>
-            <w:pPr>
-              <w:keepNext w:val="1"/>
-              <w:keepLines w:val="1"/>
-              <w:numPr>
-                <w:ilvl w:val="1"/>
-                <w:numId w:val="79"/>
-              </w:numPr>
-              <w:spacing w:after="0" w:afterAutospacing="0" w:before="0" w:beforeAutospacing="0" w:line="240" w:lineRule="auto"/>
-              <w:ind w:left="1440" w:hanging="360"/>
-              <w:rPr>
-                <w:rFonts w:ascii="Times" w:cs="Times" w:eastAsia="Times" w:hAnsi="Times"/>
-                <w:sz w:val="24"/>
-                <w:szCs w:val="24"/>
-              </w:rPr>
-            </w:pPr>
-            <w:r>
-              <w:rPr>
-                <w:rFonts w:ascii="Times" w:cs="Times" w:eastAsia="Times" w:hAnsi="Times"/>
-                <w:sz w:val="24"/>
-                <w:szCs w:val="24"/>
-                <w:rtl w:val="0"/>
-              </w:rPr>
-              <w:t xml:space="preserve">Clicking on a row opens up the booking details for that transactions</w:t>
-            </w:r>
-          </w:p>
-          <w:p>
-            <w:pPr>
-              <w:keepNext w:val="1"/>
-              <w:keepLines w:val="1"/>
-              <w:numPr>
-                <w:ilvl w:val="1"/>
-                <w:numId w:val="79"/>
-              </w:numPr>
-              <w:spacing w:after="240" w:before="0" w:beforeAutospacing="0" w:line="240" w:lineRule="auto"/>
-              <w:ind w:left="1440" w:hanging="360"/>
-              <w:rPr>
-                <w:rFonts w:ascii="Times" w:cs="Times" w:eastAsia="Times" w:hAnsi="Times"/>
-                <w:sz w:val="24"/>
-                <w:szCs w:val="24"/>
-              </w:rPr>
-            </w:pPr>
-            <w:r>
-              <w:rPr>
-                <w:rFonts w:ascii="Times" w:cs="Times" w:eastAsia="Times" w:hAnsi="Times"/>
-                <w:sz w:val="24"/>
-                <w:szCs w:val="24"/>
-              </w:rPr>
-              <w:drawing>
-                <wp:inline distB="114300" distT="114300" distL="114300" distR="114300">
-                  <wp:extent cx="2998773" cy="1416743"/>
-                  <wp:effectExtent b="0" l="0" r="0" t="0"/>
-                  <wp:docPr id="7" name="image12.png"/>
-                  <a:graphic>
-                    <a:graphicData uri="http://schemas.openxmlformats.org/drawingml/2006/picture">
-                      <pic:pic>
-                        <pic:nvPicPr>
-                          <pic:cNvPr id="0" name="image12.png"/>
-                          <pic:cNvPicPr preferRelativeResize="0"/>
-                        </pic:nvPicPr>
-                        <pic:blipFill>
-                          <a:blip r:embed="rId6"/>
-                          <a:srcRect b="0" l="0" r="0" t="0"/>
-                          <a:stretch>
-                            <a:fillRect/>
-                          </a:stretch>
-                        </pic:blipFill>
-                        <pic:spPr>
-                          <a:xfrm>
-                            <a:off x="0" y="0"/>
-                            <a:ext cx="2998773" cy="1416743"/>
-                          </a:xfrm>
-                          <a:prstGeom prst="rect"/>
-                          <a:ln/>
-                        </pic:spPr>
-                      </pic:pic>
-                    </a:graphicData>
-                  </a:graphic>
-                </wp:inline>
-              </w:drawing>
-            </w:r>
-            <w:r>
-              <w:rPr>
-                <w:rtl w:val="0"/>
-              </w:rPr>
+              <w:t xml:space="preserve">Disable date options earlier than the booking's current effective date in the reschedule date picker.</w:t>
             </w:r>
           </w:p>
         </w:tc>
@@ -708,7 +630,7 @@
             <w:sdt>
               <w:sdtPr>
                 <w:alias w:val="Assignee"/>
-                <w:id w:val="2032983559"/>
+                <w:id w:val="367866621"/>
                 <w:dropDownList w:lastValue="James">
                   <w:listItem w:displayText="None" w:value="None"/>
                   <w:listItem w:displayText="Alarie" w:value="Alarie"/>
@@ -759,133 +681,7 @@
             <w:sdt>
               <w:sdtPr>
                 <w:alias w:val="Project status"/>
-                <w:id w:val="1566244471"/>
-                <w:dropDownList w:lastValue="Not Started">
-                  <w:listItem w:displayText="Not Started" w:value="Not Started"/>
-                  <w:listItem w:displayText="Blocked" w:value="Blocked"/>
-                  <w:listItem w:displayText="In Progress" w:value="In Progress"/>
-                  <w:listItem w:displayText="Completed" w:value="Completed"/>
-                  <w:listItem w:displayText="Reviewing" w:value="Reviewing"/>
-                  <w:listItem w:displayText="Merged" w:value="Merged"/>
-                </w:dropDownList>
-              </w:sdtPr>
-              <w:sdtContent>
-                <w:r>
-                  <w:rPr>
-                    <w:rFonts w:ascii="Times" w:cs="Times" w:eastAsia="Times" w:hAnsi="Times"/>
-                    <w:color w:val="3d3d3d"/>
-                    <w:sz w:val="24"/>
-                    <w:szCs w:val="24"/>
-                    <w:shd w:fill="e6e6e6" w:val="clear"/>
-                  </w:rPr>
-                  <w:t xml:space="preserve">Not Started</w:t>
-                </w:r>
-              </w:sdtContent>
-            </w:sdt>
-            <w:r>
-              <w:rPr>
-                <w:rtl w:val="0"/>
-              </w:rPr>
-            </w:r>
-          </w:p>
-        </w:tc>
-        <w:tc>
-          <w:tcPr/>
-          <w:p>
-            <w:pPr>
-              <w:keepNext w:val="1"/>
-              <w:keepLines w:val="1"/>
-              <w:numPr>
-                <w:ilvl w:val="0"/>
-                <w:numId w:val="49"/>
-              </w:numPr>
-              <w:spacing w:after="60" w:line="240" w:lineRule="auto"/>
-              <w:ind w:left="720" w:hanging="360"/>
-              <w:rPr>
-                <w:rFonts w:ascii="Times" w:cs="Times" w:eastAsia="Times" w:hAnsi="Times"/>
-                <w:sz w:val="24"/>
-                <w:szCs w:val="24"/>
-              </w:rPr>
-            </w:pPr>
-            <w:r>
-              <w:rPr>
-                <w:rFonts w:ascii="Times" w:cs="Times" w:eastAsia="Times" w:hAnsi="Times"/>
-                <w:sz w:val="24"/>
-                <w:szCs w:val="24"/>
-                <w:rtl w:val="0"/>
-              </w:rPr>
-              <w:t xml:space="preserve">Disable date options earlier than the booking's current effective date in the reschedule date picker.</w:t>
-            </w:r>
-          </w:p>
-        </w:tc>
-        <w:tc>
-          <w:tcPr/>
-          <w:p>
-            <w:pPr>
-              <w:keepNext w:val="1"/>
-              <w:keepLines w:val="1"/>
-              <w:spacing w:line="240" w:lineRule="auto"/>
-              <w:rPr>
-                <w:rFonts w:ascii="Times" w:cs="Times" w:eastAsia="Times" w:hAnsi="Times"/>
-                <w:sz w:val="24"/>
-                <w:szCs w:val="24"/>
-              </w:rPr>
-            </w:pPr>
-            <w:sdt>
-              <w:sdtPr>
-                <w:alias w:val="Assignee"/>
-                <w:id w:val="-186762144"/>
-                <w:dropDownList w:lastValue="James">
-                  <w:listItem w:displayText="None" w:value="None"/>
-                  <w:listItem w:displayText="Alarie" w:value="Alarie"/>
-                  <w:listItem w:displayText="James" w:value="James"/>
-                  <w:listItem w:displayText="Matthew" w:value="Matthew"/>
-                </w:dropDownList>
-              </w:sdtPr>
-              <w:sdtContent>
-                <w:r>
-                  <w:rPr>
-                    <w:rFonts w:ascii="Times" w:cs="Times" w:eastAsia="Times" w:hAnsi="Times"/>
-                    <w:color w:val="473821"/>
-                    <w:sz w:val="24"/>
-                    <w:szCs w:val="24"/>
-                    <w:shd w:fill="ffe5a0" w:val="clear"/>
-                  </w:rPr>
-                  <w:t xml:space="preserve">James</w:t>
-                </w:r>
-              </w:sdtContent>
-            </w:sdt>
-            <w:r>
-              <w:rPr>
-                <w:rtl w:val="0"/>
-              </w:rPr>
-            </w:r>
-          </w:p>
-        </w:tc>
-      </w:tr>
-      <w:tr>
-        <w:trPr>
-          <w:cantSplit w:val="0"/>
-          <w:trHeight w:val="543" w:hRule="atLeast"/>
-          <w:tblHeader w:val="0"/>
-        </w:trPr>
-        <w:tc>
-          <w:tcPr/>
-          <w:p>
-            <w:pPr>
-              <w:keepNext w:val="1"/>
-              <w:keepLines w:val="1"/>
-              <w:spacing w:line="240" w:lineRule="auto"/>
-              <w:rPr>
-                <w:rFonts w:ascii="Times" w:cs="Times" w:eastAsia="Times" w:hAnsi="Times"/>
-                <w:sz w:val="24"/>
-                <w:szCs w:val="24"/>
-              </w:rPr>
-            </w:pPr>
-            <w:sdt>
-              <w:sdtPr>
-                <w:alias w:val="Project status"/>
-                <w:id w:val="1293074711"/>
+                <w:id w:val="-1473714219"/>
                 <w:dropDownList w:lastValue="In Progress">
                   <w:listItem w:displayText="Not Started" w:value="Not Started"/>
                   <w:listItem w:displayText="Blocked" w:value="Blocked"/>
@@ -923,7 +719,7 @@
               <w:keepLines w:val="1"/>
               <w:numPr>
                 <w:ilvl w:val="0"/>
-                <w:numId w:val="86"/>
+                <w:numId w:val="80"/>
               </w:numPr>
               <w:spacing w:after="0" w:afterAutospacing="0" w:before="240" w:lineRule="auto"/>
               <w:ind w:left="720" w:hanging="360"/>
@@ -940,7 +736,7 @@
                 <w:szCs w:val="24"/>
                 <w:rtl w:val="0"/>
               </w:rPr>
-              <w:t xml:space="preserve">Currently, the new bundled booking feature allows selection of the same staff (from staff picker) on the same date/time</w:t>
+              <w:t xml:space="preserve">Audit repo to change Resend to Brevo</w:t>
             </w:r>
           </w:p>
           <w:p>
@@ -949,7 +745,7 @@
               <w:keepLines w:val="1"/>
               <w:numPr>
                 <w:ilvl w:val="1"/>
-                <w:numId w:val="86"/>
+                <w:numId w:val="80"/>
               </w:numPr>
               <w:spacing w:after="0" w:afterAutospacing="0" w:before="0" w:beforeAutospacing="0" w:lineRule="auto"/>
               <w:ind w:left="1440" w:hanging="360"/>
@@ -966,7 +762,7 @@
                 <w:szCs w:val="24"/>
                 <w:rtl w:val="0"/>
               </w:rPr>
-              <w:t xml:space="preserve">Determine if staff assignment is 1 = 1 (e.g. 1 groomer = 1 pet only) or 1 = many (e.g. 1 groomer = 2 pets)</w:t>
+              <w:t xml:space="preserve">Optimize all email API features, perhaps there’s some bugs that drain the 300 email daily limit for Brevo</w:t>
             </w:r>
           </w:p>
           <w:p>
@@ -975,7 +771,159 @@
               <w:keepLines w:val="1"/>
               <w:numPr>
                 <w:ilvl w:val="1"/>
-                <w:numId w:val="86"/>
+                <w:numId w:val="80"/>
+              </w:numPr>
+              <w:spacing w:after="240" w:before="0" w:beforeAutospacing="0" w:lineRule="auto"/>
+              <w:ind w:left="1440" w:hanging="360"/>
+              <w:rPr>
+                <w:rFonts w:ascii="Times" w:cs="Times" w:eastAsia="Times" w:hAnsi="Times"/>
+                <w:sz w:val="24"/>
+                <w:szCs w:val="24"/>
+              </w:rPr>
+            </w:pPr>
+            <w:r>
+              <w:rPr>
+                <w:rFonts w:ascii="Times" w:cs="Times" w:eastAsia="Times" w:hAnsi="Times"/>
+                <w:sz w:val="24"/>
+                <w:szCs w:val="24"/>
+                <w:rtl w:val="0"/>
+              </w:rPr>
+              <w:t xml:space="preserve">Make sure to capture all email features and change it to Brevo</w:t>
+            </w:r>
+          </w:p>
+        </w:tc>
+        <w:tc>
+          <w:tcPr/>
+          <w:p>
+            <w:pPr>
+              <w:keepNext w:val="1"/>
+              <w:keepLines w:val="1"/>
+              <w:spacing w:line="240" w:lineRule="auto"/>
+              <w:rPr>
+                <w:rFonts w:ascii="Times" w:cs="Times" w:eastAsia="Times" w:hAnsi="Times"/>
+                <w:sz w:val="24"/>
+                <w:szCs w:val="24"/>
+              </w:rPr>
+            </w:pPr>
+            <w:sdt>
+              <w:sdtPr>
+                <w:alias w:val="Assignee"/>
+                <w:id w:val="848999053"/>
+                <w:dropDownList w:lastValue="Matthew">
+                  <w:listItem w:displayText="None" w:value="None"/>
+                  <w:listItem w:displayText="Alarie" w:value="Alarie"/>
+                  <w:listItem w:displayText="James" w:value="James"/>
+                  <w:listItem w:displayText="Matthew" w:value="Matthew"/>
+                </w:dropDownList>
+              </w:sdtPr>
+              <w:sdtContent>
+                <w:r>
+                  <w:rPr>
+                    <w:rFonts w:ascii="Times" w:cs="Times" w:eastAsia="Times" w:hAnsi="Times"/>
+                    <w:color w:val="11734b"/>
+                    <w:sz w:val="24"/>
+                    <w:szCs w:val="24"/>
+                    <w:shd w:fill="d4edbc" w:val="clear"/>
+                  </w:rPr>
+                  <w:t xml:space="preserve">Matthew</w:t>
+                </w:r>
+              </w:sdtContent>
+            </w:sdt>
+            <w:r>
+              <w:rPr>
+                <w:rtl w:val="0"/>
+              </w:rPr>
+            </w:r>
+          </w:p>
+        </w:tc>
+      </w:tr>
+      <w:tr>
+        <w:trPr>
+          <w:cantSplit w:val="0"/>
+          <w:trHeight w:val="543" w:hRule="atLeast"/>
+          <w:tblHeader w:val="0"/>
+        </w:trPr>
+        <w:tc>
+          <w:tcPr/>
+          <w:p>
+            <w:pPr>
+              <w:keepNext w:val="1"/>
+              <w:keepLines w:val="1"/>
+              <w:spacing w:line="240" w:lineRule="auto"/>
+              <w:rPr>
+                <w:rFonts w:ascii="Times" w:cs="Times" w:eastAsia="Times" w:hAnsi="Times"/>
+                <w:sz w:val="24"/>
+                <w:szCs w:val="24"/>
+              </w:rPr>
+            </w:pPr>
+            <w:sdt>
+              <w:sdtPr>
+                <w:alias w:val="Project status"/>
+                <w:id w:val="1438358205"/>
+                <w:dropDownList w:lastValue="Merged">
+                  <w:listItem w:displayText="Not Started" w:value="Not Started"/>
+                  <w:listItem w:displayText="Blocked" w:value="Blocked"/>
+                  <w:listItem w:displayText="In Progress" w:value="In Progress"/>
+                  <w:listItem w:displayText="Completed" w:value="Completed"/>
+                  <w:listItem w:displayText="Reviewing" w:value="Reviewing"/>
+                  <w:listItem w:displayText="Merged" w:value="Merged"/>
+                </w:dropDownList>
+              </w:sdtPr>
+              <w:sdtContent>
+                <w:r>
+                  <w:rPr>
+                    <w:rFonts w:ascii="Times" w:cs="Times" w:eastAsia="Times" w:hAnsi="Times"/>
+                    <w:color w:val="5a3286"/>
+                    <w:sz w:val="24"/>
+                    <w:szCs w:val="24"/>
+                    <w:shd w:fill="e6cff2" w:val="clear"/>
+                  </w:rPr>
+                  <w:t xml:space="preserve">Merged</w:t>
+                </w:r>
+              </w:sdtContent>
+            </w:sdt>
+            <w:r>
+              <w:rPr>
+                <w:rtl w:val="0"/>
+              </w:rPr>
+            </w:r>
+          </w:p>
+        </w:tc>
+        <w:tc>
+          <w:tcPr/>
+          <w:p>
+            <w:pPr>
+              <w:keepNext w:val="1"/>
+              <w:keepLines w:val="1"/>
+              <w:numPr>
+                <w:ilvl w:val="0"/>
+                <w:numId w:val="88"/>
+              </w:numPr>
+              <w:spacing w:after="0" w:afterAutospacing="0" w:before="240" w:lineRule="auto"/>
+              <w:ind w:left="720" w:hanging="360"/>
+              <w:rPr>
+                <w:rFonts w:ascii="Times" w:cs="Times" w:eastAsia="Times" w:hAnsi="Times"/>
+                <w:sz w:val="24"/>
+                <w:szCs w:val="24"/>
+              </w:rPr>
+            </w:pPr>
+            <w:r>
+              <w:rPr>
+                <w:rFonts w:ascii="Times" w:cs="Times" w:eastAsia="Times" w:hAnsi="Times"/>
+                <w:sz w:val="24"/>
+                <w:szCs w:val="24"/>
+                <w:rtl w:val="0"/>
+              </w:rPr>
+              <w:t xml:space="preserve">Currently, the new bundled booking feature allows selection of the same staff (from staff picker) on the same date/time</w:t>
+            </w:r>
+          </w:p>
+          <w:p>
+            <w:pPr>
+              <w:keepNext w:val="1"/>
+              <w:keepLines w:val="1"/>
+              <w:numPr>
+                <w:ilvl w:val="1"/>
+                <w:numId w:val="88"/>
               </w:numPr>
               <w:spacing w:after="0" w:afterAutospacing="0" w:before="0" w:beforeAutospacing="0" w:lineRule="auto"/>
               <w:ind w:left="1440" w:hanging="360"/>
@@ -992,7 +940,7 @@
                 <w:szCs w:val="24"/>
                 <w:rtl w:val="0"/>
               </w:rPr>
-              <w:t xml:space="preserve">Sample booking chose groomer 1 for both Luna and Cooper on same date 11 AM</w:t>
+              <w:t xml:space="preserve">Determine if staff assignment is 1 = 1 (e.g. 1 groomer = 1 pet only) or 1 = many (e.g. 1 groomer = 2 pets)</w:t>
             </w:r>
           </w:p>
           <w:p>
@@ -1001,7 +949,33 @@
               <w:keepLines w:val="1"/>
               <w:numPr>
                 <w:ilvl w:val="1"/>
-                <w:numId w:val="86"/>
+                <w:numId w:val="88"/>
+              </w:numPr>
+              <w:spacing w:after="0" w:afterAutospacing="0" w:before="0" w:beforeAutospacing="0" w:lineRule="auto"/>
+              <w:ind w:left="1440" w:hanging="360"/>
+              <w:rPr>
+                <w:rFonts w:ascii="Times" w:cs="Times" w:eastAsia="Times" w:hAnsi="Times"/>
+                <w:sz w:val="24"/>
+                <w:szCs w:val="24"/>
+              </w:rPr>
+            </w:pPr>
+            <w:r>
+              <w:rPr>
+                <w:rFonts w:ascii="Times" w:cs="Times" w:eastAsia="Times" w:hAnsi="Times"/>
+                <w:sz w:val="24"/>
+                <w:szCs w:val="24"/>
+                <w:rtl w:val="0"/>
+              </w:rPr>
+              <w:t xml:space="preserve">Sample booking chose groomer 1 for both Luna and Cooper on same date 11 AM</w:t>
+            </w:r>
+          </w:p>
+          <w:p>
+            <w:pPr>
+              <w:keepNext w:val="1"/>
+              <w:keepLines w:val="1"/>
+              <w:numPr>
+                <w:ilvl w:val="1"/>
+                <w:numId w:val="88"/>
               </w:numPr>
               <w:spacing w:after="0" w:afterAutospacing="0" w:before="0" w:beforeAutospacing="0" w:lineRule="auto"/>
               <w:ind w:left="1440" w:hanging="360"/>
@@ -1021,12 +995,12 @@
                 <wp:inline distB="114300" distT="114300" distL="114300" distR="114300">
                   <wp:extent cx="3592766" cy="1752746"/>
                   <wp:effectExtent b="0" l="0" r="0" t="0"/>
-                  <wp:docPr id="14" name="image14.png"/>
+                  <wp:docPr id="15" name="image15.png"/>
                   <a:graphic>
                     <a:graphicData uri="http://schemas.openxmlformats.org/drawingml/2006/picture">
                       <pic:pic>
                         <pic:nvPicPr>
-                          <pic:cNvPr id="0" name="image14.png"/>
+                          <pic:cNvPr id="0" name="image15.png"/>
                           <pic:cNvPicPr preferRelativeResize="0"/>
                         </pic:nvPicPr>
                         <pic:blipFill>
@@ -1062,7 +1036,7 @@
               <w:keepLines w:val="1"/>
               <w:numPr>
                 <w:ilvl w:val="1"/>
-                <w:numId w:val="86"/>
+                <w:numId w:val="88"/>
               </w:numPr>
               <w:spacing w:after="240" w:before="0" w:beforeAutospacing="0" w:lineRule="auto"/>
               <w:ind w:left="1440" w:hanging="360"/>
@@ -1099,7 +1073,7 @@
             <w:sdt>
               <w:sdtPr>
                 <w:alias w:val="Assignee"/>
-                <w:id w:val="2145644319"/>
+                <w:id w:val="-746373759"/>
                 <w:dropDownList w:lastValue="Matthew">
                   <w:listItem w:displayText="None" w:value="None"/>
                   <w:listItem w:displayText="Alarie" w:value="Alarie"/>
@@ -1150,8 +1124,8 @@
             <w:sdt>
               <w:sdtPr>
                 <w:alias w:val="Project status"/>
-                <w:id w:val="-444781305"/>
-                <w:dropDownList w:lastValue="In Progress">
+                <w:id w:val="-1398563844"/>
+                <w:dropDownList w:lastValue="Merged">
                   <w:listItem w:displayText="Not Started" w:value="Not Started"/>
                   <w:listItem w:displayText="Blocked" w:value="Blocked"/>
                   <w:listItem w:displayText="In Progress" w:value="In Progress"/>
@@ -1164,12 +1138,12 @@
                 <w:r>
                   <w:rPr>
                     <w:rFonts w:ascii="Times" w:cs="Times" w:eastAsia="Times" w:hAnsi="Times"/>
-                    <w:color w:val="473821"/>
+                    <w:color w:val="5a3286"/>
                     <w:sz w:val="24"/>
                     <w:szCs w:val="24"/>
-                    <w:shd w:fill="ffe5a0" w:val="clear"/>
+                    <w:shd w:fill="e6cff2" w:val="clear"/>
                   </w:rPr>
-                  <w:t xml:space="preserve">In Progress</w:t>
+                  <w:t xml:space="preserve">Merged</w:t>
                 </w:r>
               </w:sdtContent>
             </w:sdt>
@@ -1286,12 +1260,12 @@
                 <wp:inline distB="114300" distT="114300" distL="114300" distR="114300">
                   <wp:extent cx="3738812" cy="3714896"/>
                   <wp:effectExtent b="0" l="0" r="0" t="0"/>
-                  <wp:docPr id="16" name="image8.png"/>
+                  <wp:docPr id="10" name="image10.png"/>
                   <a:graphic>
                     <a:graphicData uri="http://schemas.openxmlformats.org/drawingml/2006/picture">
                       <pic:pic>
                         <pic:nvPicPr>
-                          <pic:cNvPr id="0" name="image8.png"/>
+                          <pic:cNvPr id="0" name="image10.png"/>
                           <pic:cNvPicPr preferRelativeResize="0"/>
                         </pic:nvPicPr>
                         <pic:blipFill>
@@ -1416,7 +1390,7 @@
             <w:sdt>
               <w:sdtPr>
                 <w:alias w:val="Assignee"/>
-                <w:id w:val="-35423677"/>
+                <w:id w:val="784685816"/>
                 <w:dropDownList w:lastValue="Matthew">
                   <w:listItem w:displayText="None" w:value="None"/>
                   <w:listItem w:displayText="Alarie" w:value="Alarie"/>
@@ -1467,7 +1441,7 @@
             <w:sdt>
               <w:sdtPr>
                 <w:alias w:val="Project status"/>
-                <w:id w:val="1191719512"/>
+                <w:id w:val="-513151375"/>
                 <w:dropDownList w:lastValue="Merged">
                   <w:listItem w:displayText="Not Started" w:value="Not Started"/>
                   <w:listItem w:displayText="Blocked" w:value="Blocked"/>
@@ -1603,12 +1577,12 @@
                 <wp:inline distB="114300" distT="114300" distL="114300" distR="114300">
                   <wp:extent cx="3805238" cy="1344437"/>
                   <wp:effectExtent b="0" l="0" r="0" t="0"/>
-                  <wp:docPr id="11" name="image10.png"/>
+                  <wp:docPr id="12" name="image14.png"/>
                   <a:graphic>
                     <a:graphicData uri="http://schemas.openxmlformats.org/drawingml/2006/picture">
                       <pic:pic>
                         <pic:nvPicPr>
-                          <pic:cNvPr id="0" name="image10.png"/>
+                          <pic:cNvPr id="0" name="image14.png"/>
                           <pic:cNvPicPr preferRelativeResize="0"/>
                         </pic:nvPicPr>
                         <pic:blipFill>
@@ -1681,7 +1655,7 @@
             <w:sdt>
               <w:sdtPr>
                 <w:alias w:val="Assignee"/>
-                <w:id w:val="-1432022929"/>
+                <w:id w:val="987606394"/>
                 <w:dropDownList w:lastValue="Matthew">
                   <w:listItem w:displayText="None" w:value="None"/>
                   <w:listItem w:displayText="Alarie" w:value="Alarie"/>
@@ -1732,7 +1706,7 @@
             <w:sdt>
               <w:sdtPr>
                 <w:alias w:val="Project status"/>
-                <w:id w:val="-1521931985"/>
+                <w:id w:val="990373767"/>
                 <w:dropDownList w:lastValue="Merged">
                   <w:listItem w:displayText="Not Started" w:value="Not Started"/>
                   <w:listItem w:displayText="Blocked" w:value="Blocked"/>
@@ -1770,7 +1744,7 @@
               <w:keepLines w:val="1"/>
               <w:numPr>
                 <w:ilvl w:val="0"/>
-                <w:numId w:val="80"/>
+                <w:numId w:val="82"/>
               </w:numPr>
               <w:spacing w:after="0" w:afterAutospacing="0" w:before="240" w:lineRule="auto"/>
               <w:ind w:left="720" w:hanging="360"/>
@@ -1796,7 +1770,7 @@
               <w:keepLines w:val="1"/>
               <w:numPr>
                 <w:ilvl w:val="1"/>
-                <w:numId w:val="80"/>
+                <w:numId w:val="82"/>
               </w:numPr>
               <w:spacing w:after="240" w:before="0" w:beforeAutospacing="0" w:lineRule="auto"/>
               <w:ind w:left="1440" w:hanging="360"/>
@@ -1816,12 +1790,12 @@
                 <wp:inline distB="114300" distT="114300" distL="114300" distR="114300">
                   <wp:extent cx="3760413" cy="1187499"/>
                   <wp:effectExtent b="0" l="0" r="0" t="0"/>
-                  <wp:docPr id="5" name="image5.png"/>
+                  <wp:docPr id="8" name="image7.png"/>
                   <a:graphic>
                     <a:graphicData uri="http://schemas.openxmlformats.org/drawingml/2006/picture">
                       <pic:pic>
                         <pic:nvPicPr>
-                          <pic:cNvPr id="0" name="image5.png"/>
+                          <pic:cNvPr id="0" name="image7.png"/>
                           <pic:cNvPicPr preferRelativeResize="0"/>
                         </pic:nvPicPr>
                         <pic:blipFill>
@@ -1868,7 +1842,7 @@
             <w:sdt>
               <w:sdtPr>
                 <w:alias w:val="Assignee"/>
-                <w:id w:val="-253588358"/>
+                <w:id w:val="-913060106"/>
                 <w:dropDownList w:lastValue="Matthew">
                   <w:listItem w:displayText="None" w:value="None"/>
                   <w:listItem w:displayText="Alarie" w:value="Alarie"/>
@@ -1951,7 +1925,7 @@
           <w:pgNumType w:start="1"/>
         </w:sectPr>
       </w:pPr>
-      <w:bookmarkStart w:colFirst="0" w:colLast="0" w:name="_kun5rp65rfpd" w:id="2"/>
+      <w:bookmarkStart w:colFirst="0" w:colLast="0" w:name="_jlu1zhdrhl1b" w:id="2"/>
       <w:bookmarkEnd w:id="2"/>
       <w:r>
         <w:rPr>
@@ -2623,7 +2597,7 @@
             <w:sdt>
               <w:sdtPr>
                 <w:alias w:val="Assignee"/>
-                <w:id w:val="-1001323271"/>
+                <w:id w:val="-668761815"/>
                 <w:dropDownList w:lastValue="Matthew">
                   <w:listItem w:displayText="None" w:value="None"/>
                   <w:listItem w:displayText="Alarie" w:value="Alarie"/>
@@ -2666,7 +2640,7 @@
               <w:keepLines w:val="1"/>
               <w:numPr>
                 <w:ilvl w:val="0"/>
-                <w:numId w:val="87"/>
+                <w:numId w:val="89"/>
               </w:numPr>
               <w:spacing w:after="0" w:afterAutospacing="0" w:before="240" w:line="240" w:lineRule="auto"/>
               <w:ind w:left="720" w:hanging="360"/>
@@ -2692,7 +2666,7 @@
               <w:keepLines w:val="1"/>
               <w:numPr>
                 <w:ilvl w:val="0"/>
-                <w:numId w:val="87"/>
+                <w:numId w:val="89"/>
               </w:numPr>
               <w:spacing w:after="0" w:afterAutospacing="0" w:before="0" w:beforeAutospacing="0" w:line="240" w:lineRule="auto"/>
               <w:ind w:left="720" w:hanging="360"/>
@@ -2718,7 +2692,7 @@
               <w:keepLines w:val="1"/>
               <w:numPr>
                 <w:ilvl w:val="1"/>
-                <w:numId w:val="87"/>
+                <w:numId w:val="89"/>
               </w:numPr>
               <w:spacing w:after="0" w:afterAutospacing="0" w:before="0" w:beforeAutospacing="0" w:line="240" w:lineRule="auto"/>
               <w:ind w:left="1440" w:hanging="360"/>
@@ -2744,7 +2718,7 @@
               <w:keepLines w:val="1"/>
               <w:numPr>
                 <w:ilvl w:val="0"/>
-                <w:numId w:val="87"/>
+                <w:numId w:val="89"/>
               </w:numPr>
               <w:spacing w:after="240" w:before="0" w:beforeAutospacing="0" w:line="240" w:lineRule="auto"/>
               <w:ind w:left="720" w:hanging="360"/>
@@ -2781,7 +2755,7 @@
             <w:sdt>
               <w:sdtPr>
                 <w:alias w:val="Assignee"/>
-                <w:id w:val="1341096784"/>
+                <w:id w:val="-1415329124"/>
                 <w:dropDownList w:lastValue="Matthew">
                   <w:listItem w:displayText="None" w:value="None"/>
                   <w:listItem w:displayText="Alarie" w:value="Alarie"/>
@@ -2870,7 +2844,7 @@
                 <wp:inline distB="114300" distT="114300" distL="114300" distR="114300">
                   <wp:extent cx="3355311" cy="2120187"/>
                   <wp:effectExtent b="0" l="0" r="0" t="0"/>
-                  <wp:docPr id="17" name="image13.png"/>
+                  <wp:docPr id="14" name="image13.png"/>
                   <a:graphic>
                     <a:graphicData uri="http://schemas.openxmlformats.org/drawingml/2006/picture">
                       <pic:pic>
@@ -2922,7 +2896,7 @@
             <w:sdt>
               <w:sdtPr>
                 <w:alias w:val="Assignee"/>
-                <w:id w:val="-1502016254"/>
+                <w:id w:val="858641602"/>
                 <w:dropDownList w:lastValue="Matthew">
                   <w:listItem w:displayText="None" w:value="None"/>
                   <w:listItem w:displayText="Alarie" w:value="Alarie"/>
@@ -3054,7 +3028,7 @@
             <w:sdt>
               <w:sdtPr>
                 <w:alias w:val="Assignee"/>
-                <w:id w:val="-889044653"/>
+                <w:id w:val="1232500210"/>
                 <w:dropDownList w:lastValue="Matthew">
                   <w:listItem w:displayText="None" w:value="None"/>
                   <w:listItem w:displayText="Alarie" w:value="Alarie"/>
@@ -3097,7 +3071,7 @@
               <w:keepLines w:val="1"/>
               <w:numPr>
                 <w:ilvl w:val="0"/>
-                <w:numId w:val="91"/>
+                <w:numId w:val="93"/>
               </w:numPr>
               <w:spacing w:after="0" w:afterAutospacing="0" w:line="240" w:lineRule="auto"/>
               <w:ind w:left="720" w:hanging="360"/>
@@ -3123,7 +3097,7 @@
               <w:keepLines w:val="1"/>
               <w:numPr>
                 <w:ilvl w:val="1"/>
-                <w:numId w:val="91"/>
+                <w:numId w:val="93"/>
               </w:numPr>
               <w:spacing w:after="0" w:afterAutospacing="0" w:line="240" w:lineRule="auto"/>
               <w:ind w:left="1440" w:hanging="360"/>
@@ -3149,7 +3123,7 @@
               <w:keepLines w:val="1"/>
               <w:numPr>
                 <w:ilvl w:val="1"/>
-                <w:numId w:val="91"/>
+                <w:numId w:val="93"/>
               </w:numPr>
               <w:spacing w:after="0" w:afterAutospacing="0" w:line="240" w:lineRule="auto"/>
               <w:ind w:left="1440" w:hanging="360"/>
@@ -3175,7 +3149,7 @@
               <w:keepLines w:val="1"/>
               <w:numPr>
                 <w:ilvl w:val="1"/>
-                <w:numId w:val="91"/>
+                <w:numId w:val="93"/>
               </w:numPr>
               <w:spacing w:after="0" w:afterAutospacing="0" w:line="240" w:lineRule="auto"/>
               <w:ind w:left="1440" w:hanging="360"/>
@@ -3201,7 +3175,7 @@
               <w:keepLines w:val="1"/>
               <w:numPr>
                 <w:ilvl w:val="1"/>
-                <w:numId w:val="91"/>
+                <w:numId w:val="93"/>
               </w:numPr>
               <w:spacing w:after="0" w:afterAutospacing="0" w:line="240" w:lineRule="auto"/>
               <w:ind w:left="1440" w:hanging="360"/>
@@ -3227,7 +3201,7 @@
               <w:keepLines w:val="1"/>
               <w:numPr>
                 <w:ilvl w:val="1"/>
-                <w:numId w:val="91"/>
+                <w:numId w:val="93"/>
               </w:numPr>
               <w:spacing w:after="0" w:afterAutospacing="0" w:line="240" w:lineRule="auto"/>
               <w:ind w:left="1440" w:hanging="360"/>
@@ -3247,12 +3221,12 @@
                 <wp:inline distB="114300" distT="114300" distL="114300" distR="114300">
                   <wp:extent cx="2676582" cy="1445703"/>
                   <wp:effectExtent b="0" l="0" r="0" t="0"/>
-                  <wp:docPr id="10" name="image7.png"/>
+                  <wp:docPr id="3" name="image3.png"/>
                   <a:graphic>
                     <a:graphicData uri="http://schemas.openxmlformats.org/drawingml/2006/picture">
                       <pic:pic>
                         <pic:nvPicPr>
-                          <pic:cNvPr id="0" name="image7.png"/>
+                          <pic:cNvPr id="0" name="image3.png"/>
                           <pic:cNvPicPr preferRelativeResize="0"/>
                         </pic:nvPicPr>
                         <pic:blipFill>
@@ -3288,7 +3262,7 @@
               <w:keepLines w:val="1"/>
               <w:numPr>
                 <w:ilvl w:val="1"/>
-                <w:numId w:val="91"/>
+                <w:numId w:val="93"/>
               </w:numPr>
               <w:spacing w:after="0" w:afterAutospacing="0" w:line="240" w:lineRule="auto"/>
               <w:ind w:left="1440" w:hanging="360"/>
@@ -3314,7 +3288,7 @@
               <w:keepLines w:val="1"/>
               <w:numPr>
                 <w:ilvl w:val="1"/>
-                <w:numId w:val="91"/>
+                <w:numId w:val="93"/>
               </w:numPr>
               <w:spacing w:after="60" w:line="240" w:lineRule="auto"/>
               <w:ind w:left="1440" w:hanging="360"/>
@@ -3334,12 +3308,12 @@
                 <wp:inline distB="114300" distT="114300" distL="114300" distR="114300">
                   <wp:extent cx="3228375" cy="2408571"/>
                   <wp:effectExtent b="0" l="0" r="0" t="0"/>
-                  <wp:docPr id="13" name="image2.png"/>
+                  <wp:docPr id="6" name="image5.png"/>
                   <a:graphic>
                     <a:graphicData uri="http://schemas.openxmlformats.org/drawingml/2006/picture">
                       <pic:pic>
                         <pic:nvPicPr>
-                          <pic:cNvPr id="0" name="image2.png"/>
+                          <pic:cNvPr id="0" name="image5.png"/>
                           <pic:cNvPicPr preferRelativeResize="0"/>
                         </pic:nvPicPr>
                         <pic:blipFill>
@@ -3386,7 +3360,7 @@
             <w:sdt>
               <w:sdtPr>
                 <w:alias w:val="Assignee"/>
-                <w:id w:val="-1570983188"/>
+                <w:id w:val="1509567866"/>
                 <w:dropDownList w:lastValue="Matthew">
                   <w:listItem w:displayText="None" w:value="None"/>
                   <w:listItem w:displayText="Alarie" w:value="Alarie"/>
@@ -3596,7 +3570,7 @@
             <w:sdt>
               <w:sdtPr>
                 <w:alias w:val="Assignee"/>
-                <w:id w:val="1343482475"/>
+                <w:id w:val="-73461917"/>
                 <w:dropDownList w:lastValue="Matthew">
                   <w:listItem w:displayText="None" w:value="None"/>
                   <w:listItem w:displayText="Alarie" w:value="Alarie"/>
@@ -3806,7 +3780,7 @@
             <w:sdt>
               <w:sdtPr>
                 <w:alias w:val="Assignee"/>
-                <w:id w:val="1251519122"/>
+                <w:id w:val="-1887308044"/>
                 <w:dropDownList w:lastValue="Alarie">
                   <w:listItem w:displayText="None" w:value="None"/>
                   <w:listItem w:displayText="Alarie" w:value="Alarie"/>
@@ -3973,12 +3947,12 @@
                 <wp:inline distB="114300" distT="114300" distL="114300" distR="114300">
                   <wp:extent cx="2951586" cy="1507875"/>
                   <wp:effectExtent b="0" l="0" r="0" t="0"/>
-                  <wp:docPr id="15" name="image4.png"/>
+                  <wp:docPr id="2" name="image2.png"/>
                   <a:graphic>
                     <a:graphicData uri="http://schemas.openxmlformats.org/drawingml/2006/picture">
                       <pic:pic>
                         <pic:nvPicPr>
-                          <pic:cNvPr id="0" name="image4.png"/>
+                          <pic:cNvPr id="0" name="image2.png"/>
                           <pic:cNvPicPr preferRelativeResize="0"/>
                         </pic:nvPicPr>
                         <pic:blipFill>
@@ -4034,12 +4008,12 @@
                 <wp:inline distB="114300" distT="114300" distL="114300" distR="114300">
                   <wp:extent cx="3475403" cy="2394500"/>
                   <wp:effectExtent b="0" l="0" r="0" t="0"/>
-                  <wp:docPr id="8" name="image6.png"/>
+                  <wp:docPr id="11" name="image11.png"/>
                   <a:graphic>
                     <a:graphicData uri="http://schemas.openxmlformats.org/drawingml/2006/picture">
                       <pic:pic>
                         <pic:nvPicPr>
-                          <pic:cNvPr id="0" name="image6.png"/>
+                          <pic:cNvPr id="0" name="image11.png"/>
                           <pic:cNvPicPr preferRelativeResize="0"/>
                         </pic:nvPicPr>
                         <pic:blipFill>
@@ -4104,7 +4078,7 @@
             <w:sdt>
               <w:sdtPr>
                 <w:alias w:val="Assignee"/>
-                <w:id w:val="-379609606"/>
+                <w:id w:val="1169843030"/>
                 <w:dropDownList w:lastValue="Alarie">
                   <w:listItem w:displayText="None" w:value="None"/>
                   <w:listItem w:displayText="Alarie" w:value="Alarie"/>
@@ -4147,7 +4121,7 @@
               <w:keepLines w:val="1"/>
               <w:numPr>
                 <w:ilvl w:val="0"/>
-                <w:numId w:val="68"/>
+                <w:numId w:val="69"/>
               </w:numPr>
               <w:spacing w:after="0" w:afterAutospacing="0" w:line="240" w:lineRule="auto"/>
               <w:ind w:left="720" w:hanging="360"/>
@@ -4173,7 +4147,7 @@
               <w:keepLines w:val="1"/>
               <w:numPr>
                 <w:ilvl w:val="1"/>
-                <w:numId w:val="68"/>
+                <w:numId w:val="69"/>
               </w:numPr>
               <w:spacing w:after="0" w:afterAutospacing="0" w:line="240" w:lineRule="auto"/>
               <w:ind w:left="1440" w:hanging="360"/>
@@ -4199,7 +4173,7 @@
               <w:keepLines w:val="1"/>
               <w:numPr>
                 <w:ilvl w:val="1"/>
-                <w:numId w:val="68"/>
+                <w:numId w:val="69"/>
               </w:numPr>
               <w:spacing w:after="60" w:line="240" w:lineRule="auto"/>
               <w:ind w:left="1440" w:hanging="360"/>
@@ -4219,12 +4193,12 @@
                 <wp:inline distB="114300" distT="114300" distL="114300" distR="114300">
                   <wp:extent cx="3411649" cy="1858705"/>
                   <wp:effectExtent b="0" l="0" r="0" t="0"/>
-                  <wp:docPr id="12" name="image11.png"/>
+                  <wp:docPr id="4" name="image6.png"/>
                   <a:graphic>
                     <a:graphicData uri="http://schemas.openxmlformats.org/drawingml/2006/picture">
                       <pic:pic>
                         <pic:nvPicPr>
-                          <pic:cNvPr id="0" name="image11.png"/>
+                          <pic:cNvPr id="0" name="image6.png"/>
                           <pic:cNvPicPr preferRelativeResize="0"/>
                         </pic:nvPicPr>
                         <pic:blipFill>
@@ -4271,7 +4245,7 @@
             <w:sdt>
               <w:sdtPr>
                 <w:alias w:val="Assignee"/>
-                <w:id w:val="-1725690607"/>
+                <w:id w:val="1877371805"/>
                 <w:dropDownList w:lastValue="James">
                   <w:listItem w:displayText="None" w:value="None"/>
                   <w:listItem w:displayText="Alarie" w:value="Alarie"/>
@@ -4377,7 +4351,7 @@
             <w:sdt>
               <w:sdtPr>
                 <w:alias w:val="Assignee"/>
-                <w:id w:val="-531672205"/>
+                <w:id w:val="1192313021"/>
                 <w:dropDownList w:lastValue="Alarie">
                   <w:listItem w:displayText="None" w:value="None"/>
                   <w:listItem w:displayText="Alarie" w:value="Alarie"/>
@@ -4456,7 +4430,7 @@
             <w:sdt>
               <w:sdtPr>
                 <w:alias w:val="Assignee"/>
-                <w:id w:val="-1972883330"/>
+                <w:id w:val="-1123126373"/>
                 <w:dropDownList w:lastValue="Alarie">
                   <w:listItem w:displayText="None" w:value="None"/>
                   <w:listItem w:displayText="Alarie" w:value="Alarie"/>
@@ -4498,7 +4472,7 @@
               <w:keepLines w:val="1"/>
               <w:numPr>
                 <w:ilvl w:val="0"/>
-                <w:numId w:val="95"/>
+                <w:numId w:val="97"/>
               </w:numPr>
               <w:spacing w:after="60" w:line="240" w:lineRule="auto"/>
               <w:ind w:left="720" w:hanging="360"/>
@@ -4535,7 +4509,7 @@
             <w:sdt>
               <w:sdtPr>
                 <w:alias w:val="Assignee"/>
-                <w:id w:val="1494365451"/>
+                <w:id w:val="-549823104"/>
                 <w:dropDownList w:lastValue="Alarie">
                   <w:listItem w:displayText="None" w:value="None"/>
                   <w:listItem w:displayText="Alarie" w:value="Alarie"/>
@@ -4701,12 +4675,12 @@
                 <wp:inline distB="114300" distT="114300" distL="114300" distR="114300">
                   <wp:extent cx="2660984" cy="2592888"/>
                   <wp:effectExtent b="0" l="0" r="0" t="0"/>
-                  <wp:docPr id="3" name="image16.png"/>
+                  <wp:docPr id="9" name="image9.png"/>
                   <a:graphic>
                     <a:graphicData uri="http://schemas.openxmlformats.org/drawingml/2006/picture">
                       <pic:pic>
                         <pic:nvPicPr>
-                          <pic:cNvPr id="0" name="image16.png"/>
+                          <pic:cNvPr id="0" name="image9.png"/>
                           <pic:cNvPicPr preferRelativeResize="0"/>
                         </pic:nvPicPr>
                         <pic:blipFill>
@@ -4866,7 +4840,7 @@
             <w:sdt>
               <w:sdtPr>
                 <w:alias w:val="Assignee"/>
-                <w:id w:val="-1998722989"/>
+                <w:id w:val="-1860087090"/>
                 <w:dropDownList w:lastValue="Matthew">
                   <w:listItem w:displayText="None" w:value="None"/>
                   <w:listItem w:displayText="Alarie" w:value="Alarie"/>
@@ -4908,7 +4882,7 @@
               <w:keepLines w:val="1"/>
               <w:numPr>
                 <w:ilvl w:val="0"/>
-                <w:numId w:val="83"/>
+                <w:numId w:val="85"/>
               </w:numPr>
               <w:spacing w:after="0" w:afterAutospacing="0" w:before="240" w:line="240" w:lineRule="auto"/>
               <w:ind w:left="720" w:hanging="360"/>
@@ -4934,7 +4908,7 @@
               <w:keepLines w:val="1"/>
               <w:numPr>
                 <w:ilvl w:val="1"/>
-                <w:numId w:val="83"/>
+                <w:numId w:val="85"/>
               </w:numPr>
               <w:spacing w:after="0" w:afterAutospacing="0" w:before="0" w:beforeAutospacing="0" w:line="240" w:lineRule="auto"/>
               <w:ind w:left="1440" w:hanging="360"/>
@@ -4960,7 +4934,7 @@
               <w:keepLines w:val="1"/>
               <w:numPr>
                 <w:ilvl w:val="1"/>
-                <w:numId w:val="83"/>
+                <w:numId w:val="85"/>
               </w:numPr>
               <w:spacing w:after="0" w:afterAutospacing="0" w:before="0" w:beforeAutospacing="0" w:line="240" w:lineRule="auto"/>
               <w:ind w:left="1440" w:hanging="360"/>
@@ -4986,7 +4960,7 @@
               <w:keepLines w:val="1"/>
               <w:numPr>
                 <w:ilvl w:val="1"/>
-                <w:numId w:val="83"/>
+                <w:numId w:val="85"/>
               </w:numPr>
               <w:spacing w:after="0" w:afterAutospacing="0" w:before="0" w:beforeAutospacing="0" w:line="240" w:lineRule="auto"/>
               <w:ind w:left="1440" w:hanging="360"/>
@@ -5012,7 +4986,7 @@
               <w:keepLines w:val="1"/>
               <w:numPr>
                 <w:ilvl w:val="0"/>
-                <w:numId w:val="83"/>
+                <w:numId w:val="85"/>
               </w:numPr>
               <w:spacing w:after="0" w:afterAutospacing="0" w:before="0" w:beforeAutospacing="0" w:line="240" w:lineRule="auto"/>
               <w:ind w:left="720" w:hanging="360"/>
@@ -5038,7 +5012,7 @@
               <w:keepLines w:val="1"/>
               <w:numPr>
                 <w:ilvl w:val="1"/>
-                <w:numId w:val="83"/>
+                <w:numId w:val="85"/>
               </w:numPr>
               <w:spacing w:after="0" w:afterAutospacing="0" w:before="0" w:beforeAutospacing="0" w:line="240" w:lineRule="auto"/>
               <w:ind w:left="1440" w:hanging="360"/>
@@ -5064,7 +5038,7 @@
               <w:keepLines w:val="1"/>
               <w:numPr>
                 <w:ilvl w:val="1"/>
-                <w:numId w:val="83"/>
+                <w:numId w:val="85"/>
               </w:numPr>
               <w:spacing w:after="0" w:afterAutospacing="0" w:before="0" w:beforeAutospacing="0" w:line="240" w:lineRule="auto"/>
               <w:ind w:left="1440" w:hanging="360"/>
@@ -5090,7 +5064,7 @@
               <w:keepLines w:val="1"/>
               <w:numPr>
                 <w:ilvl w:val="1"/>
-                <w:numId w:val="83"/>
+                <w:numId w:val="85"/>
               </w:numPr>
               <w:spacing w:after="240" w:before="0" w:beforeAutospacing="0" w:line="240" w:lineRule="auto"/>
               <w:ind w:left="1440" w:hanging="360"/>
@@ -5127,7 +5101,7 @@
             <w:sdt>
               <w:sdtPr>
                 <w:alias w:val="Assignee"/>
-                <w:id w:val="402944035"/>
+                <w:id w:val="295299911"/>
                 <w:dropDownList w:lastValue="Matthew">
                   <w:listItem w:displayText="None" w:value="None"/>
                   <w:listItem w:displayText="Alarie" w:value="Alarie"/>
@@ -5362,7 +5336,7 @@
             <w:sdt>
               <w:sdtPr>
                 <w:alias w:val="Assignee"/>
-                <w:id w:val="1932657975"/>
+                <w:id w:val="-1420607286"/>
                 <w:dropDownList w:lastValue="Matthew">
                   <w:listItem w:displayText="None" w:value="None"/>
                   <w:listItem w:displayText="Alarie" w:value="Alarie"/>
@@ -5519,7 +5493,7 @@
             <w:sdt>
               <w:sdtPr>
                 <w:alias w:val="Assignee"/>
-                <w:id w:val="-1230538300"/>
+                <w:id w:val="2029159236"/>
                 <w:dropDownList w:lastValue="Matthew">
                   <w:listItem w:displayText="None" w:value="None"/>
                   <w:listItem w:displayText="Alarie" w:value="Alarie"/>
@@ -5728,7 +5702,7 @@
             <w:sdt>
               <w:sdtPr>
                 <w:alias w:val="Assignee"/>
-                <w:id w:val="-914240834"/>
+                <w:id w:val="-1646345100"/>
                 <w:dropDownList w:lastValue="Matthew">
                   <w:listItem w:displayText="None" w:value="None"/>
                   <w:listItem w:displayText="Alarie" w:value="Alarie"/>
@@ -5770,7 +5744,7 @@
               <w:keepLines w:val="1"/>
               <w:numPr>
                 <w:ilvl w:val="0"/>
-                <w:numId w:val="90"/>
+                <w:numId w:val="92"/>
               </w:numPr>
               <w:spacing w:after="0" w:afterAutospacing="0" w:before="240" w:line="240" w:lineRule="auto"/>
               <w:ind w:left="720" w:hanging="360"/>
@@ -5796,7 +5770,7 @@
               <w:keepLines w:val="1"/>
               <w:numPr>
                 <w:ilvl w:val="1"/>
-                <w:numId w:val="90"/>
+                <w:numId w:val="92"/>
               </w:numPr>
               <w:spacing w:after="0" w:afterAutospacing="0" w:before="0" w:beforeAutospacing="0" w:line="240" w:lineRule="auto"/>
               <w:ind w:left="1440" w:hanging="360"/>
@@ -5822,7 +5796,7 @@
               <w:keepLines w:val="1"/>
               <w:numPr>
                 <w:ilvl w:val="1"/>
-                <w:numId w:val="90"/>
+                <w:numId w:val="92"/>
               </w:numPr>
               <w:spacing w:after="0" w:afterAutospacing="0" w:before="0" w:beforeAutospacing="0" w:line="240" w:lineRule="auto"/>
               <w:ind w:left="1440" w:hanging="360"/>
@@ -5848,7 +5822,7 @@
               <w:keepLines w:val="1"/>
               <w:numPr>
                 <w:ilvl w:val="1"/>
-                <w:numId w:val="90"/>
+                <w:numId w:val="92"/>
               </w:numPr>
               <w:spacing w:after="240" w:before="0" w:beforeAutospacing="0" w:line="240" w:lineRule="auto"/>
               <w:ind w:left="1440" w:hanging="360"/>
@@ -5885,7 +5859,7 @@
             <w:sdt>
               <w:sdtPr>
                 <w:alias w:val="Assignee"/>
-                <w:id w:val="-1432723581"/>
+                <w:id w:val="499163695"/>
                 <w:dropDownList w:lastValue="Matthew">
                   <w:listItem w:displayText="None" w:value="None"/>
                   <w:listItem w:displayText="Alarie" w:value="Alarie"/>
@@ -5927,7 +5901,7 @@
               <w:keepLines w:val="1"/>
               <w:numPr>
                 <w:ilvl w:val="0"/>
-                <w:numId w:val="58"/>
+                <w:numId w:val="59"/>
               </w:numPr>
               <w:spacing w:after="0" w:afterAutospacing="0" w:line="240" w:lineRule="auto"/>
               <w:ind w:left="720" w:hanging="360"/>
@@ -5953,7 +5927,7 @@
               <w:keepLines w:val="1"/>
               <w:numPr>
                 <w:ilvl w:val="0"/>
-                <w:numId w:val="58"/>
+                <w:numId w:val="59"/>
               </w:numPr>
               <w:spacing w:after="0" w:afterAutospacing="0" w:line="240" w:lineRule="auto"/>
               <w:ind w:left="720" w:hanging="360"/>
@@ -5979,7 +5953,7 @@
               <w:keepLines w:val="1"/>
               <w:numPr>
                 <w:ilvl w:val="0"/>
-                <w:numId w:val="58"/>
+                <w:numId w:val="59"/>
               </w:numPr>
               <w:spacing w:after="0" w:afterAutospacing="0" w:line="240" w:lineRule="auto"/>
               <w:ind w:left="720" w:hanging="360"/>
@@ -6005,7 +5979,7 @@
               <w:keepLines w:val="1"/>
               <w:numPr>
                 <w:ilvl w:val="0"/>
-                <w:numId w:val="58"/>
+                <w:numId w:val="59"/>
               </w:numPr>
               <w:spacing w:after="0" w:afterAutospacing="0" w:line="240" w:lineRule="auto"/>
               <w:ind w:left="720" w:hanging="360"/>
@@ -6031,7 +6005,7 @@
               <w:keepLines w:val="1"/>
               <w:numPr>
                 <w:ilvl w:val="0"/>
-                <w:numId w:val="58"/>
+                <w:numId w:val="59"/>
               </w:numPr>
               <w:spacing w:after="0" w:afterAutospacing="0" w:line="240" w:lineRule="auto"/>
               <w:ind w:left="720" w:hanging="360"/>
@@ -6057,7 +6031,7 @@
               <w:keepLines w:val="1"/>
               <w:numPr>
                 <w:ilvl w:val="0"/>
-                <w:numId w:val="58"/>
+                <w:numId w:val="59"/>
               </w:numPr>
               <w:spacing w:after="60" w:line="240" w:lineRule="auto"/>
               <w:ind w:left="720" w:hanging="360"/>
@@ -6094,7 +6068,7 @@
             <w:sdt>
               <w:sdtPr>
                 <w:alias w:val="Assignee"/>
-                <w:id w:val="-1568362594"/>
+                <w:id w:val="-1710754170"/>
                 <w:dropDownList w:lastValue="Matthew">
                   <w:listItem w:displayText="None" w:value="None"/>
                   <w:listItem w:displayText="Alarie" w:value="Alarie"/>
@@ -6136,7 +6110,7 @@
               <w:keepLines w:val="1"/>
               <w:numPr>
                 <w:ilvl w:val="0"/>
-                <w:numId w:val="58"/>
+                <w:numId w:val="59"/>
               </w:numPr>
               <w:spacing w:after="0" w:afterAutospacing="0" w:line="240" w:lineRule="auto"/>
               <w:ind w:left="720" w:hanging="360"/>
@@ -6162,7 +6136,7 @@
               <w:keepLines w:val="1"/>
               <w:numPr>
                 <w:ilvl w:val="0"/>
-                <w:numId w:val="58"/>
+                <w:numId w:val="59"/>
               </w:numPr>
               <w:spacing w:after="0" w:afterAutospacing="0" w:line="240" w:lineRule="auto"/>
               <w:ind w:left="720" w:hanging="360"/>
@@ -6188,7 +6162,7 @@
               <w:keepLines w:val="1"/>
               <w:numPr>
                 <w:ilvl w:val="0"/>
-                <w:numId w:val="58"/>
+                <w:numId w:val="59"/>
               </w:numPr>
               <w:spacing w:after="0" w:afterAutospacing="0" w:line="240" w:lineRule="auto"/>
               <w:ind w:left="720" w:hanging="360"/>
@@ -6214,7 +6188,7 @@
               <w:keepLines w:val="1"/>
               <w:numPr>
                 <w:ilvl w:val="0"/>
-                <w:numId w:val="58"/>
+                <w:numId w:val="59"/>
               </w:numPr>
               <w:spacing w:after="0" w:afterAutospacing="0" w:line="240" w:lineRule="auto"/>
               <w:ind w:left="720" w:hanging="360"/>
@@ -6240,7 +6214,7 @@
               <w:keepLines w:val="1"/>
               <w:numPr>
                 <w:ilvl w:val="0"/>
-                <w:numId w:val="58"/>
+                <w:numId w:val="59"/>
               </w:numPr>
               <w:spacing w:after="0" w:afterAutospacing="0" w:line="240" w:lineRule="auto"/>
               <w:ind w:left="720" w:hanging="360"/>
@@ -6266,7 +6240,7 @@
               <w:keepLines w:val="1"/>
               <w:numPr>
                 <w:ilvl w:val="0"/>
-                <w:numId w:val="58"/>
+                <w:numId w:val="59"/>
               </w:numPr>
               <w:spacing w:after="0" w:afterAutospacing="0" w:line="240" w:lineRule="auto"/>
               <w:ind w:left="720" w:hanging="360"/>
@@ -6292,7 +6266,7 @@
               <w:keepLines w:val="1"/>
               <w:numPr>
                 <w:ilvl w:val="1"/>
-                <w:numId w:val="58"/>
+                <w:numId w:val="59"/>
               </w:numPr>
               <w:spacing w:after="0" w:afterAutospacing="0" w:line="240" w:lineRule="auto"/>
               <w:ind w:left="1440" w:hanging="360"/>
@@ -6318,7 +6292,7 @@
               <w:keepLines w:val="1"/>
               <w:numPr>
                 <w:ilvl w:val="1"/>
-                <w:numId w:val="58"/>
+                <w:numId w:val="59"/>
               </w:numPr>
               <w:spacing w:after="0" w:afterAutospacing="0" w:line="240" w:lineRule="auto"/>
               <w:ind w:left="1440" w:hanging="360"/>
@@ -6344,7 +6318,7 @@
               <w:keepLines w:val="1"/>
               <w:numPr>
                 <w:ilvl w:val="0"/>
-                <w:numId w:val="58"/>
+                <w:numId w:val="59"/>
               </w:numPr>
               <w:spacing w:after="60" w:line="240" w:lineRule="auto"/>
               <w:ind w:left="720" w:hanging="360"/>
@@ -6381,7 +6355,7 @@
             <w:sdt>
               <w:sdtPr>
                 <w:alias w:val="Assignee"/>
-                <w:id w:val="1366898657"/>
+                <w:id w:val="-1424316469"/>
                 <w:dropDownList w:lastValue="Matthew">
                   <w:listItem w:displayText="None" w:value="None"/>
                   <w:listItem w:displayText="Alarie" w:value="Alarie"/>
@@ -6486,7 +6460,7 @@
             <w:sdt>
               <w:sdtPr>
                 <w:alias w:val="Assignee"/>
-                <w:id w:val="1559525509"/>
+                <w:id w:val="-1016291895"/>
                 <w:dropDownList w:lastValue="Matthew">
                   <w:listItem w:displayText="None" w:value="None"/>
                   <w:listItem w:displayText="Alarie" w:value="Alarie"/>
@@ -6695,7 +6669,7 @@
             <w:sdt>
               <w:sdtPr>
                 <w:alias w:val="Assignee"/>
-                <w:id w:val="-1860269190"/>
+                <w:id w:val="557713913"/>
                 <w:dropDownList w:lastValue="Matthew">
                   <w:listItem w:displayText="None" w:value="None"/>
                   <w:listItem w:displayText="Alarie" w:value="Alarie"/>
@@ -6779,7 +6753,7 @@
             <w:sdt>
               <w:sdtPr>
                 <w:alias w:val="Assignee"/>
-                <w:id w:val="448491306"/>
+                <w:id w:val="-1089727390"/>
                 <w:dropDownList w:lastValue="Matthew">
                   <w:listItem w:displayText="None" w:value="None"/>
                   <w:listItem w:displayText="Alarie" w:value="Alarie"/>
@@ -6821,7 +6795,7 @@
               <w:keepLines w:val="1"/>
               <w:numPr>
                 <w:ilvl w:val="0"/>
-                <w:numId w:val="88"/>
+                <w:numId w:val="90"/>
               </w:numPr>
               <w:spacing w:after="0" w:afterAutospacing="0" w:before="240" w:line="240" w:lineRule="auto"/>
               <w:ind w:left="720" w:hanging="360"/>
@@ -6847,7 +6821,7 @@
               <w:keepLines w:val="1"/>
               <w:numPr>
                 <w:ilvl w:val="1"/>
-                <w:numId w:val="88"/>
+                <w:numId w:val="90"/>
               </w:numPr>
               <w:spacing w:after="0" w:afterAutospacing="0" w:before="0" w:beforeAutospacing="0" w:line="240" w:lineRule="auto"/>
               <w:ind w:left="1440" w:hanging="360"/>
@@ -6873,7 +6847,7 @@
               <w:keepLines w:val="1"/>
               <w:numPr>
                 <w:ilvl w:val="1"/>
-                <w:numId w:val="88"/>
+                <w:numId w:val="90"/>
               </w:numPr>
               <w:spacing w:after="240" w:before="0" w:beforeAutospacing="0" w:line="240" w:lineRule="auto"/>
               <w:ind w:left="1440" w:hanging="360"/>
@@ -6910,7 +6884,7 @@
             <w:sdt>
               <w:sdtPr>
                 <w:alias w:val="Assignee"/>
-                <w:id w:val="750236959"/>
+                <w:id w:val="1820394960"/>
                 <w:dropDownList w:lastValue="Matthew">
                   <w:listItem w:displayText="None" w:value="None"/>
                   <w:listItem w:displayText="Alarie" w:value="Alarie"/>
@@ -7023,7 +6997,7 @@
           <w:pgNumType w:start="1"/>
         </w:sectPr>
       </w:pPr>
-      <w:bookmarkStart w:colFirst="0" w:colLast="0" w:name="_virasran7eni" w:id="4"/>
+      <w:bookmarkStart w:colFirst="0" w:colLast="0" w:name="_mr7texu15mzg" w:id="4"/>
       <w:bookmarkEnd w:id="4"/>
       <w:r>
         <w:rPr>
@@ -7105,7 +7079,7 @@
           <w:pgNumType w:start="1"/>
         </w:sectPr>
       </w:pPr>
-      <w:bookmarkStart w:colFirst="0" w:colLast="0" w:name="_pm12j4a78791" w:id="5"/>
+      <w:bookmarkStart w:colFirst="0" w:colLast="0" w:name="_j78d275z3nah" w:id="5"/>
       <w:bookmarkEnd w:id="5"/>
       <w:r>
         <w:rPr>
@@ -7345,7 +7319,7 @@
             <w:sdt>
               <w:sdtPr>
                 <w:alias w:val="Configuration 1"/>
-                <w:id w:val="2108113070"/>
+                <w:id w:val="571839544"/>
                 <w:dropDownList w:lastValue="Medium">
                   <w:listItem w:displayText="Cakewalk" w:value="Cakewalk"/>
                   <w:listItem w:displayText="Easy" w:value="Easy"/>
@@ -7529,7 +7503,7 @@
             <w:sdt>
               <w:sdtPr>
                 <w:alias w:val="Configuration 1"/>
-                <w:id w:val="1334909729"/>
+                <w:id w:val="93610356"/>
                 <w:dropDownList w:lastValue="Medium">
                   <w:listItem w:displayText="Cakewalk" w:value="Cakewalk"/>
                   <w:listItem w:displayText="Easy" w:value="Easy"/>
@@ -7817,7 +7791,7 @@
             <w:sdt>
               <w:sdtPr>
                 <w:alias w:val="Configuration 1"/>
-                <w:id w:val="-966288273"/>
+                <w:id w:val="-294404257"/>
                 <w:dropDownList w:lastValue="Hard">
                   <w:listItem w:displayText="Cakewalk" w:value="Cakewalk"/>
                   <w:listItem w:displayText="Easy" w:value="Easy"/>
@@ -7975,7 +7949,7 @@
             <w:sdt>
               <w:sdtPr>
                 <w:alias w:val="Configuration 1"/>
-                <w:id w:val="783371057"/>
+                <w:id w:val="-2070708998"/>
                 <w:dropDownList w:lastValue="Medium">
                   <w:listItem w:displayText="Cakewalk" w:value="Cakewalk"/>
                   <w:listItem w:displayText="Easy" w:value="Easy"/>
@@ -8019,7 +7993,7 @@
               <w:keepLines w:val="1"/>
               <w:numPr>
                 <w:ilvl w:val="0"/>
-                <w:numId w:val="72"/>
+                <w:numId w:val="73"/>
               </w:numPr>
               <w:spacing w:after="0" w:afterAutospacing="0" w:before="240" w:lineRule="auto"/>
               <w:ind w:left="720" w:hanging="360"/>
@@ -8045,7 +8019,7 @@
               <w:keepLines w:val="1"/>
               <w:numPr>
                 <w:ilvl w:val="1"/>
-                <w:numId w:val="72"/>
+                <w:numId w:val="73"/>
               </w:numPr>
               <w:spacing w:after="0" w:afterAutospacing="0" w:before="0" w:beforeAutospacing="0" w:lineRule="auto"/>
               <w:ind w:left="1440" w:hanging="360"/>
@@ -8071,7 +8045,7 @@
               <w:keepLines w:val="1"/>
               <w:numPr>
                 <w:ilvl w:val="1"/>
-                <w:numId w:val="72"/>
+                <w:numId w:val="73"/>
               </w:numPr>
               <w:spacing w:after="240" w:before="0" w:beforeAutospacing="0" w:lineRule="auto"/>
               <w:ind w:left="1440" w:hanging="360"/>
@@ -8107,7 +8081,7 @@
             <w:sdt>
               <w:sdtPr>
                 <w:alias w:val="Configuration 1"/>
-                <w:id w:val="733317138"/>
+                <w:id w:val="-1678577220"/>
                 <w:dropDownList w:lastValue="Medium">
                   <w:listItem w:displayText="Cakewalk" w:value="Cakewalk"/>
                   <w:listItem w:displayText="Easy" w:value="Easy"/>
@@ -8291,7 +8265,7 @@
             <w:sdt>
               <w:sdtPr>
                 <w:alias w:val="Configuration 1"/>
-                <w:id w:val="-318749427"/>
+                <w:id w:val="-373754328"/>
                 <w:dropDownList w:lastValue="Medium">
                   <w:listItem w:displayText="Cakewalk" w:value="Cakewalk"/>
                   <w:listItem w:displayText="Easy" w:value="Easy"/>
@@ -8335,7 +8309,7 @@
               <w:keepLines w:val="1"/>
               <w:numPr>
                 <w:ilvl w:val="0"/>
-                <w:numId w:val="67"/>
+                <w:numId w:val="68"/>
               </w:numPr>
               <w:spacing w:after="0" w:afterAutospacing="0" w:before="240" w:lineRule="auto"/>
               <w:ind w:left="720" w:hanging="360"/>
@@ -8383,7 +8357,7 @@
               <w:keepLines w:val="1"/>
               <w:numPr>
                 <w:ilvl w:val="1"/>
-                <w:numId w:val="67"/>
+                <w:numId w:val="68"/>
               </w:numPr>
               <w:spacing w:after="0" w:afterAutospacing="0" w:before="0" w:beforeAutospacing="0" w:lineRule="auto"/>
               <w:ind w:left="1440" w:hanging="360"/>
@@ -8427,7 +8401,7 @@
               <w:keepLines w:val="1"/>
               <w:numPr>
                 <w:ilvl w:val="1"/>
-                <w:numId w:val="67"/>
+                <w:numId w:val="68"/>
               </w:numPr>
               <w:spacing w:after="0" w:afterAutospacing="0" w:before="0" w:beforeAutospacing="0" w:lineRule="auto"/>
               <w:ind w:left="1440" w:hanging="360"/>
@@ -8475,7 +8449,7 @@
               <w:keepLines w:val="1"/>
               <w:numPr>
                 <w:ilvl w:val="1"/>
-                <w:numId w:val="67"/>
+                <w:numId w:val="68"/>
               </w:numPr>
               <w:spacing w:after="0" w:afterAutospacing="0" w:before="0" w:beforeAutospacing="0" w:lineRule="auto"/>
               <w:ind w:left="1440" w:hanging="360"/>
@@ -8501,7 +8475,7 @@
               <w:keepLines w:val="1"/>
               <w:numPr>
                 <w:ilvl w:val="2"/>
-                <w:numId w:val="67"/>
+                <w:numId w:val="68"/>
               </w:numPr>
               <w:spacing w:after="240" w:before="0" w:beforeAutospacing="0" w:lineRule="auto"/>
               <w:ind w:left="2160" w:hanging="360"/>
@@ -8521,12 +8495,12 @@
                 <wp:inline distB="114300" distT="114300" distL="114300" distR="114300">
                   <wp:extent cx="3713979" cy="1994277"/>
                   <wp:effectExtent b="0" l="0" r="0" t="0"/>
-                  <wp:docPr id="9" name="image15.png"/>
+                  <wp:docPr id="18" name="image17.png"/>
                   <a:graphic>
                     <a:graphicData uri="http://schemas.openxmlformats.org/drawingml/2006/picture">
                       <pic:pic>
                         <pic:nvPicPr>
-                          <pic:cNvPr id="0" name="image15.png"/>
+                          <pic:cNvPr id="0" name="image17.png"/>
                           <pic:cNvPicPr preferRelativeResize="0"/>
                         </pic:nvPicPr>
                         <pic:blipFill>
@@ -8572,7 +8546,7 @@
             <w:sdt>
               <w:sdtPr>
                 <w:alias w:val="Configuration 1"/>
-                <w:id w:val="171933797"/>
+                <w:id w:val="-1186883605"/>
                 <w:dropDownList w:lastValue="Medium">
                   <w:listItem w:displayText="Cakewalk" w:value="Cakewalk"/>
                   <w:listItem w:displayText="Easy" w:value="Easy"/>
@@ -8616,7 +8590,7 @@
               <w:keepLines w:val="1"/>
               <w:numPr>
                 <w:ilvl w:val="0"/>
-                <w:numId w:val="67"/>
+                <w:numId w:val="68"/>
               </w:numPr>
               <w:spacing w:after="0" w:afterAutospacing="0" w:before="240" w:lineRule="auto"/>
               <w:ind w:left="720" w:hanging="360"/>
@@ -8664,7 +8638,7 @@
               <w:keepLines w:val="1"/>
               <w:numPr>
                 <w:ilvl w:val="1"/>
-                <w:numId w:val="67"/>
+                <w:numId w:val="68"/>
               </w:numPr>
               <w:spacing w:after="0" w:afterAutospacing="0" w:before="0" w:beforeAutospacing="0" w:lineRule="auto"/>
               <w:ind w:left="1440" w:hanging="360"/>
@@ -8690,7 +8664,7 @@
               <w:keepLines w:val="1"/>
               <w:numPr>
                 <w:ilvl w:val="1"/>
-                <w:numId w:val="67"/>
+                <w:numId w:val="68"/>
               </w:numPr>
               <w:spacing w:after="0" w:afterAutospacing="0" w:before="0" w:beforeAutospacing="0" w:lineRule="auto"/>
               <w:ind w:left="1440" w:hanging="360"/>
@@ -8716,7 +8690,7 @@
               <w:keepLines w:val="1"/>
               <w:numPr>
                 <w:ilvl w:val="1"/>
-                <w:numId w:val="67"/>
+                <w:numId w:val="68"/>
               </w:numPr>
               <w:spacing w:after="0" w:afterAutospacing="0" w:before="0" w:beforeAutospacing="0" w:lineRule="auto"/>
               <w:ind w:left="1440" w:hanging="360"/>
@@ -8742,7 +8716,7 @@
               <w:keepLines w:val="1"/>
               <w:numPr>
                 <w:ilvl w:val="1"/>
-                <w:numId w:val="67"/>
+                <w:numId w:val="68"/>
               </w:numPr>
               <w:spacing w:after="0" w:afterAutospacing="0" w:before="0" w:beforeAutospacing="0" w:lineRule="auto"/>
               <w:ind w:left="1440" w:hanging="360"/>
@@ -8768,7 +8742,7 @@
               <w:keepLines w:val="1"/>
               <w:numPr>
                 <w:ilvl w:val="1"/>
-                <w:numId w:val="67"/>
+                <w:numId w:val="68"/>
               </w:numPr>
               <w:spacing w:after="0" w:afterAutospacing="0" w:before="0" w:beforeAutospacing="0" w:lineRule="auto"/>
               <w:ind w:left="1440" w:hanging="360"/>
@@ -8816,7 +8790,7 @@
               <w:keepLines w:val="1"/>
               <w:numPr>
                 <w:ilvl w:val="1"/>
-                <w:numId w:val="67"/>
+                <w:numId w:val="68"/>
               </w:numPr>
               <w:spacing w:after="0" w:afterAutospacing="0" w:before="0" w:beforeAutospacing="0" w:lineRule="auto"/>
               <w:ind w:left="1440" w:hanging="360"/>
@@ -8842,7 +8816,7 @@
               <w:keepLines w:val="1"/>
               <w:numPr>
                 <w:ilvl w:val="1"/>
-                <w:numId w:val="67"/>
+                <w:numId w:val="68"/>
               </w:numPr>
               <w:spacing w:after="240" w:before="0" w:beforeAutospacing="0" w:lineRule="auto"/>
               <w:ind w:left="1440" w:hanging="360"/>
@@ -8862,12 +8836,12 @@
                 <wp:inline distB="114300" distT="114300" distL="114300" distR="114300">
                   <wp:extent cx="4510753" cy="2431328"/>
                   <wp:effectExtent b="0" l="0" r="0" t="0"/>
-                  <wp:docPr id="4" name="image1.png"/>
+                  <wp:docPr id="16" name="image16.png"/>
                   <a:graphic>
                     <a:graphicData uri="http://schemas.openxmlformats.org/drawingml/2006/picture">
                       <pic:pic>
                         <pic:nvPicPr>
-                          <pic:cNvPr id="0" name="image1.png"/>
+                          <pic:cNvPr id="0" name="image16.png"/>
                           <pic:cNvPicPr preferRelativeResize="0"/>
                         </pic:nvPicPr>
                         <pic:blipFill>
@@ -8931,7 +8905,7 @@
             <w:sdt>
               <w:sdtPr>
                 <w:alias w:val="Configuration 1"/>
-                <w:id w:val="-1475200707"/>
+                <w:id w:val="860758277"/>
                 <w:dropDownList w:lastValue="Medium">
                   <w:listItem w:displayText="Cakewalk" w:value="Cakewalk"/>
                   <w:listItem w:displayText="Easy" w:value="Easy"/>
@@ -8961,166 +8935,6 @@
           </w:p>
         </w:tc>
       </w:tr>
-      <w:tr>
-        <w:trPr>
-          <w:cantSplit w:val="0"/>
-          <w:trHeight w:val="543" w:hRule="atLeast"/>
-          <w:tblHeader w:val="0"/>
-        </w:trPr>
-        <w:tc>
-          <w:tcPr/>
-          <w:p>
-            <w:pPr>
-              <w:keepNext w:val="1"/>
-              <w:keepLines w:val="1"/>
-              <w:numPr>
-                <w:ilvl w:val="0"/>
-                <w:numId w:val="67"/>
-              </w:numPr>
-              <w:spacing w:after="240" w:before="240" w:lineRule="auto"/>
-              <w:ind w:left="720" w:hanging="360"/>
-              <w:rPr>
-                <w:rFonts w:ascii="Times" w:cs="Times" w:eastAsia="Times" w:hAnsi="Times"/>
-                <w:sz w:val="24"/>
-                <w:szCs w:val="24"/>
-              </w:rPr>
-            </w:pPr>
-            <w:r>
-              <w:rPr>
-                <w:rFonts w:ascii="Times" w:cs="Times" w:eastAsia="Times" w:hAnsi="Times"/>
-                <w:sz w:val="24"/>
-                <w:szCs w:val="24"/>
-                <w:rtl w:val="0"/>
-              </w:rPr>
-              <w:t xml:space="preserve">Determine what dependencies or number or files that will be touched when we overhaul booking queue status field to unconfirmed &gt; confirmed &gt; completed/cancelled/no-show</w:t>
-            </w:r>
-          </w:p>
-        </w:tc>
-        <w:tc>
-          <w:tcPr/>
-          <w:p>
-            <w:pPr>
-              <w:widowControl w:val="0"/>
-              <w:spacing w:line="240" w:lineRule="auto"/>
-              <w:rPr>
-                <w:rFonts w:ascii="Times" w:cs="Times" w:eastAsia="Times" w:hAnsi="Times"/>
-                <w:sz w:val="24"/>
-                <w:szCs w:val="24"/>
-              </w:rPr>
-            </w:pPr>
-            <w:sdt>
-              <w:sdtPr>
-                <w:alias w:val="Configuration 1"/>
-                <w:id w:val="1980453924"/>
-                <w:dropDownList w:lastValue="Unknown">
-                  <w:listItem w:displayText="Cakewalk" w:value="Cakewalk"/>
-                  <w:listItem w:displayText="Easy" w:value="Easy"/>
-                  <w:listItem w:displayText="Medium" w:value="Medium"/>
-                  <w:listItem w:displayText="Hard" w:value="Hard"/>
-                  <w:listItem w:displayText="Unknown" w:value="Unknown"/>
-                </w:dropDownList>
-              </w:sdtPr>
-              <w:sdtContent>
-                <w:r>
-                  <w:rPr>
-                    <w:rFonts w:ascii="Times" w:cs="Times" w:eastAsia="Times" w:hAnsi="Times"/>
-                    <w:color w:val="5a3286"/>
-                    <w:sz w:val="24"/>
-                    <w:szCs w:val="24"/>
-                    <w:shd w:fill="e6cff2" w:val="clear"/>
-                  </w:rPr>
-                  <w:t xml:space="preserve">Unknown</w:t>
-                </w:r>
-              </w:sdtContent>
-            </w:sdt>
-            <w:r>
-              <w:rPr>
-                <w:rtl w:val="0"/>
-              </w:rPr>
-            </w:r>
-          </w:p>
-        </w:tc>
-      </w:tr>
-      <w:tr>
-        <w:trPr>
-          <w:cantSplit w:val="0"/>
-          <w:trHeight w:val="543" w:hRule="atLeast"/>
-          <w:tblHeader w:val="0"/>
-        </w:trPr>
-        <w:tc>
-          <w:tcPr/>
-          <w:p>
-            <w:pPr>
-              <w:keepNext w:val="1"/>
-              <w:keepLines w:val="1"/>
-              <w:numPr>
-                <w:ilvl w:val="0"/>
-                <w:numId w:val="67"/>
-              </w:numPr>
-              <w:spacing w:after="240" w:before="240" w:lineRule="auto"/>
-              <w:ind w:left="720" w:hanging="360"/>
-              <w:rPr>
-                <w:rFonts w:ascii="Times" w:cs="Times" w:eastAsia="Times" w:hAnsi="Times"/>
-                <w:sz w:val="24"/>
-                <w:szCs w:val="24"/>
-              </w:rPr>
-            </w:pPr>
-            <w:r>
-              <w:rPr>
-                <w:rFonts w:ascii="Times" w:cs="Times" w:eastAsia="Times" w:hAnsi="Times"/>
-                <w:sz w:val="24"/>
-                <w:szCs w:val="24"/>
-                <w:rtl w:val="0"/>
-              </w:rPr>
-              <w:t xml:space="preserve">Confirm whether each payments queue row is linked to a transactions table, that is either downpayment, remaining balance payment or full payment</w:t>
-            </w:r>
-          </w:p>
-        </w:tc>
-        <w:tc>
-          <w:tcPr/>
-          <w:p>
-            <w:pPr>
-              <w:widowControl w:val="0"/>
-              <w:spacing w:line="240" w:lineRule="auto"/>
-              <w:rPr>
-                <w:rFonts w:ascii="Times" w:cs="Times" w:eastAsia="Times" w:hAnsi="Times"/>
-                <w:sz w:val="24"/>
-                <w:szCs w:val="24"/>
-              </w:rPr>
-            </w:pPr>
-            <w:sdt>
-              <w:sdtPr>
-                <w:alias w:val="Configuration 1"/>
-                <w:id w:val="-1707845510"/>
-                <w:dropDownList w:lastValue="Unknown">
-                  <w:listItem w:displayText="Cakewalk" w:value="Cakewalk"/>
-                  <w:listItem w:displayText="Easy" w:value="Easy"/>
-                  <w:listItem w:displayText="Medium" w:value="Medium"/>
-                  <w:listItem w:displayText="Hard" w:value="Hard"/>
-                  <w:listItem w:displayText="Unknown" w:value="Unknown"/>
-                </w:dropDownList>
-              </w:sdtPr>
-              <w:sdtContent>
-                <w:r>
-                  <w:rPr>
-                    <w:rFonts w:ascii="Times" w:cs="Times" w:eastAsia="Times" w:hAnsi="Times"/>
-                    <w:color w:val="5a3286"/>
-                    <w:sz w:val="24"/>
-                    <w:szCs w:val="24"/>
-                    <w:shd w:fill="e6cff2" w:val="clear"/>
-                  </w:rPr>
-                  <w:t xml:space="preserve">Unknown</w:t>
-                </w:r>
-              </w:sdtContent>
-            </w:sdt>
-            <w:r>
-              <w:rPr>
-                <w:rtl w:val="0"/>
-              </w:rPr>
-            </w:r>
-          </w:p>
-        </w:tc>
-      </w:tr>
     </w:tbl>
     <w:p>
       <w:pPr>
@@ -9175,7 +8989,7 @@
           <w:pgNumType w:start="1"/>
         </w:sectPr>
       </w:pPr>
-      <w:bookmarkStart w:colFirst="0" w:colLast="0" w:name="_6gqnragitzq7" w:id="6"/>
+      <w:bookmarkStart w:colFirst="0" w:colLast="0" w:name="_i194712llorz" w:id="6"/>
       <w:bookmarkEnd w:id="6"/>
       <w:r>
         <w:rPr>
@@ -10239,7 +10053,7 @@
       <w:pPr>
         <w:numPr>
           <w:ilvl w:val="0"/>
-          <w:numId w:val="74"/>
+          <w:numId w:val="75"/>
         </w:numPr>
         <w:spacing w:after="0" w:afterAutospacing="0" w:line="240" w:lineRule="auto"/>
         <w:ind w:left="720" w:hanging="360"/>
@@ -10260,7 +10074,7 @@
       <w:pPr>
         <w:numPr>
           <w:ilvl w:val="0"/>
-          <w:numId w:val="74"/>
+          <w:numId w:val="75"/>
         </w:numPr>
         <w:spacing w:after="60" w:line="240" w:lineRule="auto"/>
         <w:ind w:left="720" w:hanging="360"/>
@@ -10692,7 +10506,7 @@
           <w:pgNumType w:start="1"/>
         </w:sectPr>
       </w:pPr>
-      <w:bookmarkStart w:colFirst="0" w:colLast="0" w:name="_7o22spm9qpr" w:id="7"/>
+      <w:bookmarkStart w:colFirst="0" w:colLast="0" w:name="_xmioh4fqcxow" w:id="7"/>
       <w:bookmarkEnd w:id="7"/>
       <w:r>
         <w:rPr>
@@ -11047,7 +10861,7 @@
       <w:pPr>
         <w:numPr>
           <w:ilvl w:val="0"/>
-          <w:numId w:val="75"/>
+          <w:numId w:val="77"/>
         </w:numPr>
         <w:spacing w:after="0" w:afterAutospacing="0" w:before="240" w:lineRule="auto"/>
         <w:ind w:left="720" w:hanging="360"/>
@@ -11063,7 +10877,7 @@
       <w:pPr>
         <w:numPr>
           <w:ilvl w:val="0"/>
-          <w:numId w:val="75"/>
+          <w:numId w:val="77"/>
         </w:numPr>
         <w:spacing w:after="0" w:afterAutospacing="0" w:before="0" w:beforeAutospacing="0" w:lineRule="auto"/>
         <w:ind w:left="720" w:hanging="360"/>
@@ -11093,7 +10907,7 @@
       <w:pPr>
         <w:numPr>
           <w:ilvl w:val="0"/>
-          <w:numId w:val="75"/>
+          <w:numId w:val="77"/>
         </w:numPr>
         <w:spacing w:after="0" w:afterAutospacing="0" w:before="0" w:beforeAutospacing="0" w:lineRule="auto"/>
         <w:ind w:left="720" w:hanging="360"/>
@@ -11109,7 +10923,7 @@
       <w:pPr>
         <w:numPr>
           <w:ilvl w:val="1"/>
-          <w:numId w:val="75"/>
+          <w:numId w:val="77"/>
         </w:numPr>
         <w:spacing w:after="0" w:afterAutospacing="0" w:before="0" w:beforeAutospacing="0" w:lineRule="auto"/>
         <w:ind w:left="1440" w:hanging="360"/>
@@ -11133,7 +10947,7 @@
       <w:pPr>
         <w:numPr>
           <w:ilvl w:val="1"/>
-          <w:numId w:val="75"/>
+          <w:numId w:val="77"/>
         </w:numPr>
         <w:spacing w:after="0" w:afterAutospacing="0" w:before="0" w:beforeAutospacing="0" w:lineRule="auto"/>
         <w:ind w:left="1440" w:hanging="360"/>
@@ -11157,7 +10971,7 @@
       <w:pPr>
         <w:numPr>
           <w:ilvl w:val="1"/>
-          <w:numId w:val="75"/>
+          <w:numId w:val="77"/>
         </w:numPr>
         <w:spacing w:after="0" w:afterAutospacing="0" w:before="0" w:beforeAutospacing="0" w:lineRule="auto"/>
         <w:ind w:left="1440" w:hanging="360"/>
@@ -11181,7 +10995,7 @@
       <w:pPr>
         <w:numPr>
           <w:ilvl w:val="0"/>
-          <w:numId w:val="75"/>
+          <w:numId w:val="77"/>
         </w:numPr>
         <w:spacing w:after="240" w:before="0" w:beforeAutospacing="0" w:lineRule="auto"/>
         <w:ind w:left="720" w:hanging="360"/>
@@ -11579,7 +11393,7 @@
       <w:pPr>
         <w:numPr>
           <w:ilvl w:val="0"/>
-          <w:numId w:val="59"/>
+          <w:numId w:val="60"/>
         </w:numPr>
         <w:spacing w:after="0" w:afterAutospacing="0" w:before="240" w:lineRule="auto"/>
         <w:ind w:left="720" w:hanging="360"/>
@@ -11609,7 +11423,7 @@
       <w:pPr>
         <w:numPr>
           <w:ilvl w:val="0"/>
-          <w:numId w:val="59"/>
+          <w:numId w:val="60"/>
         </w:numPr>
         <w:spacing w:after="0" w:afterAutospacing="0" w:before="0" w:beforeAutospacing="0" w:lineRule="auto"/>
         <w:ind w:left="720" w:hanging="360"/>
@@ -11639,7 +11453,7 @@
       <w:pPr>
         <w:numPr>
           <w:ilvl w:val="0"/>
-          <w:numId w:val="59"/>
+          <w:numId w:val="60"/>
         </w:numPr>
         <w:spacing w:after="0" w:afterAutospacing="0" w:before="0" w:beforeAutospacing="0" w:lineRule="auto"/>
         <w:ind w:left="720" w:hanging="360"/>
@@ -11655,7 +11469,7 @@
       <w:pPr>
         <w:numPr>
           <w:ilvl w:val="1"/>
-          <w:numId w:val="59"/>
+          <w:numId w:val="60"/>
         </w:numPr>
         <w:spacing w:after="0" w:afterAutospacing="0" w:before="0" w:beforeAutospacing="0" w:lineRule="auto"/>
         <w:ind w:left="1440" w:hanging="360"/>
@@ -11671,7 +11485,7 @@
       <w:pPr>
         <w:numPr>
           <w:ilvl w:val="1"/>
-          <w:numId w:val="59"/>
+          <w:numId w:val="60"/>
         </w:numPr>
         <w:spacing w:after="0" w:afterAutospacing="0" w:before="0" w:beforeAutospacing="0" w:lineRule="auto"/>
         <w:ind w:left="1440" w:hanging="360"/>
@@ -11687,7 +11501,7 @@
       <w:pPr>
         <w:numPr>
           <w:ilvl w:val="1"/>
-          <w:numId w:val="59"/>
+          <w:numId w:val="60"/>
         </w:numPr>
         <w:spacing w:after="0" w:afterAutospacing="0" w:before="0" w:beforeAutospacing="0" w:lineRule="auto"/>
         <w:ind w:left="1440" w:hanging="360"/>
@@ -11705,7 +11519,7 @@
       <w:pPr>
         <w:numPr>
           <w:ilvl w:val="0"/>
-          <w:numId w:val="59"/>
+          <w:numId w:val="60"/>
         </w:numPr>
         <w:spacing w:after="240" w:before="0" w:beforeAutospacing="0" w:lineRule="auto"/>
         <w:ind w:left="720" w:hanging="360"/>
@@ -11880,7 +11694,7 @@
       <w:pPr>
         <w:numPr>
           <w:ilvl w:val="0"/>
-          <w:numId w:val="63"/>
+          <w:numId w:val="64"/>
         </w:numPr>
         <w:spacing w:after="0" w:afterAutospacing="0" w:before="240" w:lineRule="auto"/>
         <w:ind w:left="720" w:hanging="360"/>
@@ -11896,7 +11710,7 @@
       <w:pPr>
         <w:numPr>
           <w:ilvl w:val="0"/>
-          <w:numId w:val="63"/>
+          <w:numId w:val="64"/>
         </w:numPr>
         <w:spacing w:after="0" w:afterAutospacing="0" w:before="0" w:beforeAutospacing="0" w:lineRule="auto"/>
         <w:ind w:left="720" w:hanging="360"/>
@@ -11912,7 +11726,7 @@
       <w:pPr>
         <w:numPr>
           <w:ilvl w:val="0"/>
-          <w:numId w:val="63"/>
+          <w:numId w:val="64"/>
         </w:numPr>
         <w:spacing w:after="0" w:afterAutospacing="0" w:before="0" w:beforeAutospacing="0" w:lineRule="auto"/>
         <w:ind w:left="720" w:hanging="360"/>
@@ -11928,7 +11742,7 @@
       <w:pPr>
         <w:numPr>
           <w:ilvl w:val="0"/>
-          <w:numId w:val="63"/>
+          <w:numId w:val="64"/>
         </w:numPr>
         <w:spacing w:after="0" w:afterAutospacing="0" w:before="0" w:beforeAutospacing="0" w:lineRule="auto"/>
         <w:ind w:left="720" w:hanging="360"/>
@@ -11944,7 +11758,7 @@
       <w:pPr>
         <w:numPr>
           <w:ilvl w:val="0"/>
-          <w:numId w:val="63"/>
+          <w:numId w:val="64"/>
         </w:numPr>
         <w:spacing w:after="0" w:afterAutospacing="0" w:before="0" w:beforeAutospacing="0" w:lineRule="auto"/>
         <w:ind w:left="720" w:hanging="360"/>
@@ -11960,7 +11774,7 @@
       <w:pPr>
         <w:numPr>
           <w:ilvl w:val="0"/>
-          <w:numId w:val="63"/>
+          <w:numId w:val="64"/>
         </w:numPr>
         <w:spacing w:after="240" w:before="0" w:beforeAutospacing="0" w:lineRule="auto"/>
         <w:ind w:left="720" w:hanging="360"/>
@@ -12244,7 +12058,7 @@
       <w:pPr>
         <w:numPr>
           <w:ilvl w:val="0"/>
-          <w:numId w:val="94"/>
+          <w:numId w:val="96"/>
         </w:numPr>
         <w:spacing w:after="0" w:afterAutospacing="0" w:before="240" w:lineRule="auto"/>
         <w:ind w:left="720" w:hanging="360"/>
@@ -12274,7 +12088,7 @@
       <w:pPr>
         <w:numPr>
           <w:ilvl w:val="0"/>
-          <w:numId w:val="94"/>
+          <w:numId w:val="96"/>
         </w:numPr>
         <w:spacing w:after="0" w:afterAutospacing="0" w:before="0" w:beforeAutospacing="0" w:lineRule="auto"/>
         <w:ind w:left="720" w:hanging="360"/>
@@ -12290,7 +12104,7 @@
       <w:pPr>
         <w:numPr>
           <w:ilvl w:val="1"/>
-          <w:numId w:val="94"/>
+          <w:numId w:val="96"/>
         </w:numPr>
         <w:spacing w:after="0" w:afterAutospacing="0" w:before="0" w:beforeAutospacing="0" w:lineRule="auto"/>
         <w:ind w:left="1440" w:hanging="360"/>
@@ -12306,7 +12120,7 @@
       <w:pPr>
         <w:numPr>
           <w:ilvl w:val="1"/>
-          <w:numId w:val="94"/>
+          <w:numId w:val="96"/>
         </w:numPr>
         <w:spacing w:after="0" w:afterAutospacing="0" w:before="0" w:beforeAutospacing="0" w:lineRule="auto"/>
         <w:ind w:left="1440" w:hanging="360"/>
@@ -12322,7 +12136,7 @@
       <w:pPr>
         <w:numPr>
           <w:ilvl w:val="0"/>
-          <w:numId w:val="94"/>
+          <w:numId w:val="96"/>
         </w:numPr>
         <w:spacing w:after="240" w:before="0" w:beforeAutospacing="0" w:lineRule="auto"/>
         <w:ind w:left="720" w:hanging="360"/>
@@ -12630,7 +12444,7 @@
           <w:pgNumType w:start="1"/>
         </w:sectPr>
       </w:pPr>
-      <w:bookmarkStart w:colFirst="0" w:colLast="0" w:name="_cc6lriipooqp" w:id="20"/>
+      <w:bookmarkStart w:colFirst="0" w:colLast="0" w:name="_ihrbup47jwla" w:id="20"/>
       <w:bookmarkEnd w:id="20"/>
       <w:r>
         <w:rPr>
@@ -13920,7 +13734,7 @@
           <w:szCs w:val="32"/>
         </w:rPr>
       </w:pPr>
-      <w:bookmarkStart w:colFirst="0" w:colLast="0" w:name="_d3etffhqjipl" w:id="21"/>
+      <w:bookmarkStart w:colFirst="0" w:colLast="0" w:name="_q9k22aawgchg" w:id="21"/>
       <w:bookmarkEnd w:id="21"/>
       <w:r>
         <w:rPr>
@@ -14122,7 +13936,7 @@
       <w:pPr>
         <w:numPr>
           <w:ilvl w:val="0"/>
-          <w:numId w:val="84"/>
+          <w:numId w:val="86"/>
         </w:numPr>
         <w:spacing w:after="0" w:afterAutospacing="0" w:line="240" w:lineRule="auto"/>
         <w:ind w:left="720" w:hanging="360"/>
@@ -14143,7 +13957,7 @@
       <w:pPr>
         <w:numPr>
           <w:ilvl w:val="0"/>
-          <w:numId w:val="84"/>
+          <w:numId w:val="86"/>
         </w:numPr>
         <w:spacing w:after="60" w:line="240" w:lineRule="auto"/>
         <w:ind w:left="720" w:hanging="360"/>
@@ -14186,7 +14000,7 @@
       <w:pPr>
         <w:numPr>
           <w:ilvl w:val="0"/>
-          <w:numId w:val="71"/>
+          <w:numId w:val="72"/>
         </w:numPr>
         <w:spacing w:after="60" w:line="240" w:lineRule="auto"/>
         <w:ind w:left="720" w:hanging="360"/>
@@ -14228,7 +14042,7 @@
       <w:pPr>
         <w:numPr>
           <w:ilvl w:val="0"/>
-          <w:numId w:val="61"/>
+          <w:numId w:val="62"/>
         </w:numPr>
         <w:spacing w:after="60" w:line="240" w:lineRule="auto"/>
         <w:ind w:left="720" w:hanging="360"/>
@@ -14375,7 +14189,7 @@
       <w:pPr>
         <w:numPr>
           <w:ilvl w:val="0"/>
-          <w:numId w:val="57"/>
+          <w:numId w:val="58"/>
         </w:numPr>
         <w:spacing w:after="60" w:line="240" w:lineRule="auto"/>
         <w:ind w:left="720" w:hanging="360"/>
@@ -14417,7 +14231,7 @@
       <w:pPr>
         <w:numPr>
           <w:ilvl w:val="0"/>
-          <w:numId w:val="96"/>
+          <w:numId w:val="98"/>
         </w:numPr>
         <w:spacing w:after="0" w:afterAutospacing="0" w:line="240" w:lineRule="auto"/>
         <w:ind w:left="720" w:hanging="360"/>
@@ -14437,7 +14251,7 @@
       <w:pPr>
         <w:numPr>
           <w:ilvl w:val="0"/>
-          <w:numId w:val="96"/>
+          <w:numId w:val="98"/>
         </w:numPr>
         <w:spacing w:after="60" w:line="240" w:lineRule="auto"/>
         <w:ind w:left="720" w:hanging="360"/>
@@ -14521,7 +14335,7 @@
       <w:pPr>
         <w:numPr>
           <w:ilvl w:val="0"/>
-          <w:numId w:val="66"/>
+          <w:numId w:val="67"/>
         </w:numPr>
         <w:spacing w:after="60" w:line="240" w:lineRule="auto"/>
         <w:ind w:left="720" w:hanging="360"/>
@@ -14628,7 +14442,7 @@
       <w:pPr>
         <w:numPr>
           <w:ilvl w:val="0"/>
-          <w:numId w:val="76"/>
+          <w:numId w:val="78"/>
         </w:numPr>
         <w:spacing w:after="0" w:afterAutospacing="0" w:line="240" w:lineRule="auto"/>
         <w:ind w:left="720" w:hanging="360"/>
@@ -14649,7 +14463,7 @@
       <w:pPr>
         <w:numPr>
           <w:ilvl w:val="0"/>
-          <w:numId w:val="76"/>
+          <w:numId w:val="78"/>
         </w:numPr>
         <w:spacing w:after="60" w:line="240" w:lineRule="auto"/>
         <w:ind w:left="720" w:hanging="360"/>
@@ -14692,7 +14506,7 @@
       <w:pPr>
         <w:numPr>
           <w:ilvl w:val="0"/>
-          <w:numId w:val="82"/>
+          <w:numId w:val="84"/>
         </w:numPr>
         <w:spacing w:after="0" w:afterAutospacing="0" w:line="240" w:lineRule="auto"/>
         <w:ind w:left="720" w:hanging="360"/>
@@ -14713,7 +14527,7 @@
       <w:pPr>
         <w:numPr>
           <w:ilvl w:val="0"/>
-          <w:numId w:val="82"/>
+          <w:numId w:val="84"/>
         </w:numPr>
         <w:spacing w:after="60" w:line="240" w:lineRule="auto"/>
         <w:ind w:left="720" w:hanging="360"/>
@@ -14814,7 +14628,7 @@
           <w:pgNumType w:start="1"/>
         </w:sectPr>
       </w:pPr>
-      <w:bookmarkStart w:colFirst="0" w:colLast="0" w:name="_58rpdq6lhs5x" w:id="22"/>
+      <w:bookmarkStart w:colFirst="0" w:colLast="0" w:name="_7lsv8cxrdx8" w:id="22"/>
       <w:bookmarkEnd w:id="22"/>
       <w:r>
         <w:rPr>
@@ -14966,7 +14780,7 @@
               <w:keepLines w:val="1"/>
               <w:numPr>
                 <w:ilvl w:val="0"/>
-                <w:numId w:val="81"/>
+                <w:numId w:val="57"/>
               </w:numPr>
               <w:spacing w:after="0" w:afterAutospacing="0" w:before="240" w:lineRule="auto"/>
               <w:ind w:left="720" w:hanging="360"/>
@@ -14983,7 +14797,7 @@
                 <w:szCs w:val="24"/>
                 <w:rtl w:val="0"/>
               </w:rPr>
-              <w:t xml:space="preserve">Fix landing page always set to dark theme</w:t>
+              <w:t xml:space="preserve">Determine what is causing hotel type services to start at 1 PM, even though other services can start as early as 8 AM</w:t>
             </w:r>
           </w:p>
           <w:p>
@@ -14992,7 +14806,7 @@
               <w:keepLines w:val="1"/>
               <w:numPr>
                 <w:ilvl w:val="1"/>
-                <w:numId w:val="81"/>
+                <w:numId w:val="57"/>
               </w:numPr>
               <w:spacing w:after="0" w:afterAutospacing="0" w:before="0" w:beforeAutospacing="0" w:lineRule="auto"/>
               <w:ind w:left="1440" w:hanging="360"/>
@@ -15007,9 +14821,70 @@
                 <w:rFonts w:ascii="Times" w:cs="Times" w:eastAsia="Times" w:hAnsi="Times"/>
                 <w:sz w:val="24"/>
                 <w:szCs w:val="24"/>
-                <w:rtl w:val="0"/>
-              </w:rPr>
-              <w:t xml:space="preserve">Make it so that it adapts the theme of the system automatically, if light, light</w:t>
+              </w:rPr>
+              <w:drawing>
+                <wp:inline distB="114300" distT="114300" distL="114300" distR="114300">
+                  <wp:extent cx="4312133" cy="3372309"/>
+                  <wp:effectExtent b="0" l="0" r="0" t="0"/>
+                  <wp:docPr id="17" name="image18.png"/>
+                  <a:graphic>
+                    <a:graphicData uri="http://schemas.openxmlformats.org/drawingml/2006/picture">
+                      <pic:pic>
+                        <pic:nvPicPr>
+                          <pic:cNvPr id="0" name="image18.png"/>
+                          <pic:cNvPicPr preferRelativeResize="0"/>
+                        </pic:nvPicPr>
+                        <pic:blipFill>
+                          <a:blip r:embed="rId25"/>
+                          <a:srcRect b="0" l="0" r="0" t="0"/>
+                          <a:stretch>
+                            <a:fillRect/>
+                          </a:stretch>
+                        </pic:blipFill>
+                        <pic:spPr>
+                          <a:xfrm>
+                            <a:off x="0" y="0"/>
+                            <a:ext cx="4312133" cy="3372309"/>
+                          </a:xfrm>
+                          <a:prstGeom prst="rect"/>
+                          <a:ln/>
+                        </pic:spPr>
+                      </pic:pic>
+                    </a:graphicData>
+                  </a:graphic>
+                </wp:inline>
+              </w:drawing>
+            </w:r>
+            <w:r>
+              <w:rPr>
+                <w:rtl w:val="0"/>
+              </w:rPr>
+            </w:r>
+          </w:p>
+          <w:p>
+            <w:pPr>
+              <w:keepNext w:val="1"/>
+              <w:keepLines w:val="1"/>
+              <w:numPr>
+                <w:ilvl w:val="0"/>
+                <w:numId w:val="57"/>
+              </w:numPr>
+              <w:spacing w:after="0" w:afterAutospacing="0" w:before="0" w:beforeAutospacing="0" w:lineRule="auto"/>
+              <w:ind w:left="720" w:hanging="360"/>
+              <w:rPr>
+                <w:rFonts w:ascii="Times" w:cs="Times" w:eastAsia="Times" w:hAnsi="Times"/>
+                <w:sz w:val="24"/>
+                <w:szCs w:val="24"/>
+              </w:rPr>
+            </w:pPr>
+            <w:r>
+              <w:rPr>
+                <w:rFonts w:ascii="Times" w:cs="Times" w:eastAsia="Times" w:hAnsi="Times"/>
+                <w:sz w:val="24"/>
+                <w:szCs w:val="24"/>
+                <w:rtl w:val="0"/>
+              </w:rPr>
+              <w:t xml:space="preserve">Image context:</w:t>
             </w:r>
           </w:p>
           <w:p>
@@ -15018,7 +14893,59 @@
               <w:keepLines w:val="1"/>
               <w:numPr>
                 <w:ilvl w:val="1"/>
-                <w:numId w:val="81"/>
+                <w:numId w:val="57"/>
+              </w:numPr>
+              <w:spacing w:after="0" w:afterAutospacing="0" w:before="0" w:beforeAutospacing="0" w:lineRule="auto"/>
+              <w:ind w:left="1440" w:hanging="360"/>
+              <w:rPr>
+                <w:rFonts w:ascii="Times" w:cs="Times" w:eastAsia="Times" w:hAnsi="Times"/>
+                <w:sz w:val="24"/>
+                <w:szCs w:val="24"/>
+              </w:rPr>
+            </w:pPr>
+            <w:r>
+              <w:rPr>
+                <w:rFonts w:ascii="Times" w:cs="Times" w:eastAsia="Times" w:hAnsi="Times"/>
+                <w:sz w:val="24"/>
+                <w:szCs w:val="24"/>
+                <w:rtl w:val="0"/>
+              </w:rPr>
+              <w:t xml:space="preserve">It is a bundled booking</w:t>
+            </w:r>
+          </w:p>
+          <w:p>
+            <w:pPr>
+              <w:keepNext w:val="1"/>
+              <w:keepLines w:val="1"/>
+              <w:numPr>
+                <w:ilvl w:val="1"/>
+                <w:numId w:val="57"/>
+              </w:numPr>
+              <w:spacing w:after="0" w:afterAutospacing="0" w:before="0" w:beforeAutospacing="0" w:lineRule="auto"/>
+              <w:ind w:left="1440" w:hanging="360"/>
+              <w:rPr>
+                <w:rFonts w:ascii="Times" w:cs="Times" w:eastAsia="Times" w:hAnsi="Times"/>
+                <w:sz w:val="24"/>
+                <w:szCs w:val="24"/>
+              </w:rPr>
+            </w:pPr>
+            <w:r>
+              <w:rPr>
+                <w:rFonts w:ascii="Times" w:cs="Times" w:eastAsia="Times" w:hAnsi="Times"/>
+                <w:sz w:val="24"/>
+                <w:szCs w:val="24"/>
+                <w:rtl w:val="0"/>
+              </w:rPr>
+              <w:t xml:space="preserve">Initial booking at hotel type scheduled for 1 PM (couldn’t choose anything earlier)</w:t>
+            </w:r>
+          </w:p>
+          <w:p>
+            <w:pPr>
+              <w:keepNext w:val="1"/>
+              <w:keepLines w:val="1"/>
+              <w:numPr>
+                <w:ilvl w:val="1"/>
+                <w:numId w:val="57"/>
               </w:numPr>
               <w:spacing w:after="240" w:before="0" w:beforeAutospacing="0" w:lineRule="auto"/>
               <w:ind w:left="1440" w:hanging="360"/>
@@ -15035,7 +14962,7 @@
                 <w:szCs w:val="24"/>
                 <w:rtl w:val="0"/>
               </w:rPr>
-              <w:t xml:space="preserve">Add a basic light/dark theme switch at landing page navbar</w:t>
+              <w:t xml:space="preserve">This is the 2nd booking, can choose 9 AM</w:t>
             </w:r>
           </w:p>
         </w:tc>
@@ -15054,7 +14981,375 @@
             <w:sdt>
               <w:sdtPr>
                 <w:alias w:val="Configuration 1"/>
-                <w:id w:val="-383004340"/>
+                <w:id w:val="-1154658326"/>
+                <w:dropDownList w:lastValue="Unknown">
+                  <w:listItem w:displayText="Cakewalk" w:value="Cakewalk"/>
+                  <w:listItem w:displayText="Easy" w:value="Easy"/>
+                  <w:listItem w:displayText="Medium" w:value="Medium"/>
+                  <w:listItem w:displayText="Hard" w:value="Hard"/>
+                  <w:listItem w:displayText="Unknown" w:value="Unknown"/>
+                </w:dropDownList>
+              </w:sdtPr>
+              <w:sdtContent>
+                <w:r>
+                  <w:rPr>
+                    <w:rFonts w:ascii="Times" w:cs="Times" w:eastAsia="Times" w:hAnsi="Times"/>
+                    <w:color w:val="5a3286"/>
+                    <w:sz w:val="24"/>
+                    <w:szCs w:val="24"/>
+                    <w:shd w:fill="e6cff2" w:val="clear"/>
+                  </w:rPr>
+                  <w:t xml:space="preserve">Unknown</w:t>
+                </w:r>
+              </w:sdtContent>
+            </w:sdt>
+            <w:r>
+              <w:rPr>
+                <w:rtl w:val="0"/>
+              </w:rPr>
+            </w:r>
+          </w:p>
+        </w:tc>
+      </w:tr>
+      <w:tr>
+        <w:trPr>
+          <w:cantSplit w:val="0"/>
+          <w:trHeight w:val="543" w:hRule="atLeast"/>
+          <w:tblHeader w:val="0"/>
+        </w:trPr>
+        <w:tc>
+          <w:tcPr/>
+          <w:p>
+            <w:pPr>
+              <w:keepNext w:val="1"/>
+              <w:keepLines w:val="1"/>
+              <w:numPr>
+                <w:ilvl w:val="0"/>
+                <w:numId w:val="76"/>
+              </w:numPr>
+              <w:spacing w:after="0" w:afterAutospacing="0" w:before="240" w:lineRule="auto"/>
+              <w:ind w:left="720" w:hanging="360"/>
+              <w:rPr>
+                <w:rFonts w:ascii="Times" w:cs="Times" w:eastAsia="Times" w:hAnsi="Times"/>
+                <w:sz w:val="24"/>
+                <w:szCs w:val="24"/>
+              </w:rPr>
+            </w:pPr>
+            <w:r>
+              <w:rPr>
+                <w:rFonts w:ascii="Times" w:cs="Times" w:eastAsia="Times" w:hAnsi="Times"/>
+                <w:sz w:val="24"/>
+                <w:szCs w:val="24"/>
+                <w:rtl w:val="0"/>
+              </w:rPr>
+              <w:t xml:space="preserve">On new booking &gt; hotel type service &gt; feeding and med instructions:</w:t>
+            </w:r>
+          </w:p>
+          <w:p>
+            <w:pPr>
+              <w:keepNext w:val="1"/>
+              <w:keepLines w:val="1"/>
+              <w:numPr>
+                <w:ilvl w:val="1"/>
+                <w:numId w:val="76"/>
+              </w:numPr>
+              <w:spacing w:after="0" w:afterAutospacing="0" w:before="0" w:beforeAutospacing="0" w:lineRule="auto"/>
+              <w:ind w:left="1440" w:hanging="360"/>
+              <w:rPr>
+                <w:rFonts w:ascii="Times" w:cs="Times" w:eastAsia="Times" w:hAnsi="Times"/>
+                <w:sz w:val="24"/>
+                <w:szCs w:val="24"/>
+              </w:rPr>
+            </w:pPr>
+            <w:r>
+              <w:rPr>
+                <w:rFonts w:ascii="Times" w:cs="Times" w:eastAsia="Times" w:hAnsi="Times"/>
+                <w:sz w:val="24"/>
+                <w:szCs w:val="24"/>
+                <w:rtl w:val="0"/>
+              </w:rPr>
+              <w:t xml:space="preserve">Make it more specific</w:t>
+            </w:r>
+          </w:p>
+          <w:p>
+            <w:pPr>
+              <w:keepNext w:val="1"/>
+              <w:keepLines w:val="1"/>
+              <w:numPr>
+                <w:ilvl w:val="1"/>
+                <w:numId w:val="76"/>
+              </w:numPr>
+              <w:spacing w:after="0" w:afterAutospacing="0" w:before="0" w:beforeAutospacing="0" w:lineRule="auto"/>
+              <w:ind w:left="1440" w:hanging="360"/>
+              <w:rPr>
+                <w:rFonts w:ascii="Times" w:cs="Times" w:eastAsia="Times" w:hAnsi="Times"/>
+                <w:sz w:val="24"/>
+                <w:szCs w:val="24"/>
+              </w:rPr>
+            </w:pPr>
+            <w:r>
+              <w:rPr>
+                <w:rFonts w:ascii="Times" w:cs="Times" w:eastAsia="Times" w:hAnsi="Times"/>
+                <w:sz w:val="24"/>
+                <w:szCs w:val="24"/>
+                <w:rtl w:val="0"/>
+              </w:rPr>
+              <w:t xml:space="preserve">Add units of measurements</w:t>
+            </w:r>
+          </w:p>
+          <w:p>
+            <w:pPr>
+              <w:keepNext w:val="1"/>
+              <w:keepLines w:val="1"/>
+              <w:numPr>
+                <w:ilvl w:val="0"/>
+                <w:numId w:val="76"/>
+              </w:numPr>
+              <w:spacing w:after="0" w:afterAutospacing="0" w:before="0" w:beforeAutospacing="0" w:lineRule="auto"/>
+              <w:ind w:left="720" w:hanging="360"/>
+              <w:rPr>
+                <w:rFonts w:ascii="Times" w:cs="Times" w:eastAsia="Times" w:hAnsi="Times"/>
+                <w:sz w:val="24"/>
+                <w:szCs w:val="24"/>
+              </w:rPr>
+            </w:pPr>
+            <w:r>
+              <w:rPr>
+                <w:rFonts w:ascii="Times" w:cs="Times" w:eastAsia="Times" w:hAnsi="Times"/>
+                <w:sz w:val="24"/>
+                <w:szCs w:val="24"/>
+                <w:rtl w:val="0"/>
+              </w:rPr>
+              <w:t xml:space="preserve">Perhaps directly to the items, not during instructions</w:t>
+            </w:r>
+          </w:p>
+          <w:p>
+            <w:pPr>
+              <w:keepNext w:val="1"/>
+              <w:keepLines w:val="1"/>
+              <w:numPr>
+                <w:ilvl w:val="1"/>
+                <w:numId w:val="76"/>
+              </w:numPr>
+              <w:spacing w:after="0" w:afterAutospacing="0" w:before="0" w:beforeAutospacing="0" w:lineRule="auto"/>
+              <w:ind w:left="1440" w:hanging="360"/>
+              <w:rPr>
+                <w:rFonts w:ascii="Times" w:cs="Times" w:eastAsia="Times" w:hAnsi="Times"/>
+                <w:sz w:val="24"/>
+                <w:szCs w:val="24"/>
+              </w:rPr>
+            </w:pPr>
+            <w:r>
+              <w:rPr>
+                <w:rFonts w:ascii="Times" w:cs="Times" w:eastAsia="Times" w:hAnsi="Times"/>
+                <w:sz w:val="24"/>
+                <w:szCs w:val="24"/>
+                <w:rtl w:val="0"/>
+              </w:rPr>
+              <w:t xml:space="preserve">Like when adding a new feeding/med item as a customer, allow them to specify its unit of measurement</w:t>
+            </w:r>
+          </w:p>
+          <w:p>
+            <w:pPr>
+              <w:keepNext w:val="1"/>
+              <w:keepLines w:val="1"/>
+              <w:numPr>
+                <w:ilvl w:val="1"/>
+                <w:numId w:val="76"/>
+              </w:numPr>
+              <w:spacing w:after="0" w:afterAutospacing="0" w:before="0" w:beforeAutospacing="0" w:lineRule="auto"/>
+              <w:ind w:left="1440" w:hanging="360"/>
+              <w:rPr>
+                <w:rFonts w:ascii="Times" w:cs="Times" w:eastAsia="Times" w:hAnsi="Times"/>
+                <w:sz w:val="24"/>
+                <w:szCs w:val="24"/>
+              </w:rPr>
+            </w:pPr>
+            <w:r>
+              <w:rPr>
+                <w:rFonts w:ascii="Times" w:cs="Times" w:eastAsia="Times" w:hAnsi="Times"/>
+                <w:sz w:val="24"/>
+                <w:szCs w:val="24"/>
+                <w:rtl w:val="0"/>
+              </w:rPr>
+              <w:t xml:space="preserve">Like those you see in diet apps</w:t>
+            </w:r>
+          </w:p>
+          <w:p>
+            <w:pPr>
+              <w:keepNext w:val="1"/>
+              <w:keepLines w:val="1"/>
+              <w:numPr>
+                <w:ilvl w:val="1"/>
+                <w:numId w:val="76"/>
+              </w:numPr>
+              <w:spacing w:after="240" w:before="0" w:beforeAutospacing="0" w:lineRule="auto"/>
+              <w:ind w:left="1440" w:hanging="360"/>
+              <w:rPr>
+                <w:rFonts w:ascii="Times" w:cs="Times" w:eastAsia="Times" w:hAnsi="Times"/>
+                <w:sz w:val="24"/>
+                <w:szCs w:val="24"/>
+              </w:rPr>
+            </w:pPr>
+            <w:r>
+              <w:rPr>
+                <w:rFonts w:ascii="Times" w:cs="Times" w:eastAsia="Times" w:hAnsi="Times"/>
+                <w:sz w:val="24"/>
+                <w:szCs w:val="24"/>
+                <w:rtl w:val="0"/>
+              </w:rPr>
+              <w:t xml:space="preserve">Perhaps allow them to attach images to it too</w:t>
+            </w:r>
+          </w:p>
+        </w:tc>
+        <w:tc>
+          <w:tcPr/>
+          <w:p>
+            <w:pPr>
+              <w:widowControl w:val="0"/>
+              <w:spacing w:line="240" w:lineRule="auto"/>
+              <w:rPr>
+                <w:rFonts w:ascii="Times" w:cs="Times" w:eastAsia="Times" w:hAnsi="Times"/>
+                <w:sz w:val="24"/>
+                <w:szCs w:val="24"/>
+              </w:rPr>
+            </w:pPr>
+            <w:sdt>
+              <w:sdtPr>
+                <w:alias w:val="Configuration 1"/>
+                <w:id w:val="-1146974649"/>
+                <w:dropDownList w:lastValue="Medium">
+                  <w:listItem w:displayText="Cakewalk" w:value="Cakewalk"/>
+                  <w:listItem w:displayText="Easy" w:value="Easy"/>
+                  <w:listItem w:displayText="Medium" w:value="Medium"/>
+                  <w:listItem w:displayText="Hard" w:value="Hard"/>
+                  <w:listItem w:displayText="Unknown" w:value="Unknown"/>
+                </w:dropDownList>
+              </w:sdtPr>
+              <w:sdtContent>
+                <w:r>
+                  <w:rPr>
+                    <w:rFonts w:ascii="Times" w:cs="Times" w:eastAsia="Times" w:hAnsi="Times"/>
+                    <w:color w:val="473821"/>
+                    <w:sz w:val="24"/>
+                    <w:szCs w:val="24"/>
+                    <w:shd w:fill="ffe5a0" w:val="clear"/>
+                  </w:rPr>
+                  <w:t xml:space="preserve">Medium</w:t>
+                </w:r>
+              </w:sdtContent>
+            </w:sdt>
+            <w:r>
+              <w:rPr>
+                <w:rtl w:val="0"/>
+              </w:rPr>
+            </w:r>
+          </w:p>
+        </w:tc>
+      </w:tr>
+      <w:tr>
+        <w:trPr>
+          <w:cantSplit w:val="0"/>
+          <w:trHeight w:val="543" w:hRule="atLeast"/>
+          <w:tblHeader w:val="0"/>
+        </w:trPr>
+        <w:tc>
+          <w:tcPr/>
+          <w:p>
+            <w:pPr>
+              <w:keepNext w:val="1"/>
+              <w:keepLines w:val="1"/>
+              <w:numPr>
+                <w:ilvl w:val="0"/>
+                <w:numId w:val="83"/>
+              </w:numPr>
+              <w:spacing w:after="0" w:afterAutospacing="0" w:before="240" w:lineRule="auto"/>
+              <w:ind w:left="720" w:hanging="360"/>
+              <w:rPr>
+                <w:rFonts w:ascii="Times" w:cs="Times" w:eastAsia="Times" w:hAnsi="Times"/>
+                <w:sz w:val="24"/>
+                <w:szCs w:val="24"/>
+              </w:rPr>
+            </w:pPr>
+            <w:r>
+              <w:rPr>
+                <w:rFonts w:ascii="Times" w:cs="Times" w:eastAsia="Times" w:hAnsi="Times"/>
+                <w:sz w:val="24"/>
+                <w:szCs w:val="24"/>
+                <w:rtl w:val="0"/>
+              </w:rPr>
+              <w:t xml:space="preserve">Fix landing page always set to dark theme</w:t>
+            </w:r>
+          </w:p>
+          <w:p>
+            <w:pPr>
+              <w:keepNext w:val="1"/>
+              <w:keepLines w:val="1"/>
+              <w:numPr>
+                <w:ilvl w:val="1"/>
+                <w:numId w:val="83"/>
+              </w:numPr>
+              <w:spacing w:after="0" w:afterAutospacing="0" w:before="0" w:beforeAutospacing="0" w:lineRule="auto"/>
+              <w:ind w:left="1440" w:hanging="360"/>
+              <w:rPr>
+                <w:rFonts w:ascii="Times" w:cs="Times" w:eastAsia="Times" w:hAnsi="Times"/>
+                <w:sz w:val="24"/>
+                <w:szCs w:val="24"/>
+              </w:rPr>
+            </w:pPr>
+            <w:r>
+              <w:rPr>
+                <w:rFonts w:ascii="Times" w:cs="Times" w:eastAsia="Times" w:hAnsi="Times"/>
+                <w:sz w:val="24"/>
+                <w:szCs w:val="24"/>
+                <w:rtl w:val="0"/>
+              </w:rPr>
+              <w:t xml:space="preserve">Make it so that it adapts the theme of the system automatically, if light, light</w:t>
+            </w:r>
+          </w:p>
+          <w:p>
+            <w:pPr>
+              <w:keepNext w:val="1"/>
+              <w:keepLines w:val="1"/>
+              <w:numPr>
+                <w:ilvl w:val="1"/>
+                <w:numId w:val="83"/>
+              </w:numPr>
+              <w:spacing w:after="240" w:before="0" w:beforeAutospacing="0" w:lineRule="auto"/>
+              <w:ind w:left="1440" w:hanging="360"/>
+              <w:rPr>
+                <w:rFonts w:ascii="Times" w:cs="Times" w:eastAsia="Times" w:hAnsi="Times"/>
+                <w:sz w:val="24"/>
+                <w:szCs w:val="24"/>
+              </w:rPr>
+            </w:pPr>
+            <w:r>
+              <w:rPr>
+                <w:rFonts w:ascii="Times" w:cs="Times" w:eastAsia="Times" w:hAnsi="Times"/>
+                <w:sz w:val="24"/>
+                <w:szCs w:val="24"/>
+                <w:rtl w:val="0"/>
+              </w:rPr>
+              <w:t xml:space="preserve">Add a basic light/dark theme switch at landing page navbar</w:t>
+            </w:r>
+          </w:p>
+        </w:tc>
+        <w:tc>
+          <w:tcPr/>
+          <w:p>
+            <w:pPr>
+              <w:widowControl w:val="0"/>
+              <w:spacing w:line="240" w:lineRule="auto"/>
+              <w:rPr>
+                <w:rFonts w:ascii="Times" w:cs="Times" w:eastAsia="Times" w:hAnsi="Times"/>
+                <w:sz w:val="24"/>
+                <w:szCs w:val="24"/>
+              </w:rPr>
+            </w:pPr>
+            <w:sdt>
+              <w:sdtPr>
+                <w:alias w:val="Configuration 1"/>
+                <w:id w:val="-898161373"/>
                 <w:dropDownList w:lastValue="Cakewalk">
                   <w:listItem w:displayText="Cakewalk" w:value="Cakewalk"/>
                   <w:listItem w:displayText="Easy" w:value="Easy"/>
@@ -15186,7 +15481,7 @@
             <w:sdt>
               <w:sdtPr>
                 <w:alias w:val="Configuration 1"/>
-                <w:id w:val="1183860009"/>
+                <w:id w:val="-1460449364"/>
                 <w:dropDownList w:lastValue="Medium">
                   <w:listItem w:displayText="Cakewalk" w:value="Cakewalk"/>
                   <w:listItem w:displayText="Easy" w:value="Easy"/>
@@ -15230,7 +15525,7 @@
               <w:keepLines w:val="1"/>
               <w:numPr>
                 <w:ilvl w:val="0"/>
-                <w:numId w:val="70"/>
+                <w:numId w:val="71"/>
               </w:numPr>
               <w:spacing w:after="0" w:afterAutospacing="0" w:before="240" w:lineRule="auto"/>
               <w:ind w:left="720" w:hanging="360"/>
@@ -15256,7 +15551,7 @@
               <w:keepLines w:val="1"/>
               <w:numPr>
                 <w:ilvl w:val="1"/>
-                <w:numId w:val="70"/>
+                <w:numId w:val="71"/>
               </w:numPr>
               <w:spacing w:after="240" w:before="0" w:beforeAutospacing="0" w:lineRule="auto"/>
               <w:ind w:left="1440" w:hanging="360"/>
@@ -15292,7 +15587,7 @@
             <w:sdt>
               <w:sdtPr>
                 <w:alias w:val="Configuration 1"/>
-                <w:id w:val="1832414106"/>
+                <w:id w:val="-2081961214"/>
                 <w:dropDownList w:lastValue="Medium">
                   <w:listItem w:displayText="Cakewalk" w:value="Cakewalk"/>
                   <w:listItem w:displayText="Easy" w:value="Easy"/>
@@ -15372,7 +15667,7 @@
             <w:sdt>
               <w:sdtPr>
                 <w:alias w:val="Configuration 1"/>
-                <w:id w:val="257311350"/>
+                <w:id w:val="-1408231676"/>
                 <w:dropDownList w:lastValue="Medium">
                   <w:listItem w:displayText="Cakewalk" w:value="Cakewalk"/>
                   <w:listItem w:displayText="Easy" w:value="Easy"/>
@@ -15416,7 +15711,7 @@
               <w:keepLines w:val="1"/>
               <w:numPr>
                 <w:ilvl w:val="0"/>
-                <w:numId w:val="64"/>
+                <w:numId w:val="65"/>
               </w:numPr>
               <w:spacing w:after="0" w:afterAutospacing="0" w:before="240" w:lineRule="auto"/>
               <w:ind w:left="720" w:hanging="360"/>
@@ -15442,7 +15737,7 @@
               <w:keepLines w:val="1"/>
               <w:numPr>
                 <w:ilvl w:val="1"/>
-                <w:numId w:val="64"/>
+                <w:numId w:val="65"/>
               </w:numPr>
               <w:spacing w:after="0" w:afterAutospacing="0" w:before="0" w:beforeAutospacing="0" w:lineRule="auto"/>
               <w:ind w:left="1440" w:hanging="360"/>
@@ -15468,7 +15763,7 @@
               <w:keepLines w:val="1"/>
               <w:numPr>
                 <w:ilvl w:val="1"/>
-                <w:numId w:val="64"/>
+                <w:numId w:val="65"/>
               </w:numPr>
               <w:spacing w:after="0" w:afterAutospacing="0" w:before="0" w:beforeAutospacing="0" w:lineRule="auto"/>
               <w:ind w:left="1440" w:hanging="360"/>
@@ -15494,7 +15789,7 @@
               <w:keepLines w:val="1"/>
               <w:numPr>
                 <w:ilvl w:val="1"/>
-                <w:numId w:val="64"/>
+                <w:numId w:val="65"/>
               </w:numPr>
               <w:spacing w:after="240" w:before="0" w:beforeAutospacing="0" w:lineRule="auto"/>
               <w:ind w:left="1440" w:hanging="360"/>
@@ -15530,7 +15825,7 @@
             <w:sdt>
               <w:sdtPr>
                 <w:alias w:val="Configuration 1"/>
-                <w:id w:val="1526857226"/>
+                <w:id w:val="882633180"/>
                 <w:dropDownList w:lastValue="Easy">
                   <w:listItem w:displayText="Cakewalk" w:value="Cakewalk"/>
                   <w:listItem w:displayText="Easy" w:value="Easy"/>
@@ -15662,7 +15957,7 @@
             <w:sdt>
               <w:sdtPr>
                 <w:alias w:val="Configuration 1"/>
-                <w:id w:val="-1088929967"/>
+                <w:id w:val="926295194"/>
                 <w:dropDownList w:lastValue="Medium">
                   <w:listItem w:displayText="Cakewalk" w:value="Cakewalk"/>
                   <w:listItem w:displayText="Easy" w:value="Easy"/>
@@ -15976,7 +16271,7 @@
             <w:sdt>
               <w:sdtPr>
                 <w:alias w:val="Configuration 1"/>
-                <w:id w:val="691331413"/>
+                <w:id w:val="-1457997127"/>
                 <w:dropDownList w:lastValue="Hard">
                   <w:listItem w:displayText="Cakewalk" w:value="Cakewalk"/>
                   <w:listItem w:displayText="Easy" w:value="Easy"/>
@@ -16020,7 +16315,7 @@
               <w:keepLines w:val="1"/>
               <w:numPr>
                 <w:ilvl w:val="0"/>
-                <w:numId w:val="62"/>
+                <w:numId w:val="63"/>
               </w:numPr>
               <w:spacing w:after="0" w:afterAutospacing="0" w:before="240" w:lineRule="auto"/>
               <w:ind w:left="720" w:hanging="360"/>
@@ -16046,7 +16341,7 @@
               <w:keepLines w:val="1"/>
               <w:numPr>
                 <w:ilvl w:val="1"/>
-                <w:numId w:val="62"/>
+                <w:numId w:val="63"/>
               </w:numPr>
               <w:spacing w:after="240" w:before="0" w:beforeAutospacing="0" w:lineRule="auto"/>
               <w:ind w:left="1440" w:hanging="360"/>
@@ -16082,7 +16377,7 @@
             <w:sdt>
               <w:sdtPr>
                 <w:alias w:val="Configuration 1"/>
-                <w:id w:val="-698832579"/>
+                <w:id w:val="1701472235"/>
                 <w:dropDownList w:lastValue="Unknown">
                   <w:listItem w:displayText="Cakewalk" w:value="Cakewalk"/>
                   <w:listItem w:displayText="Easy" w:value="Easy"/>
@@ -16126,7 +16421,7 @@
               <w:keepLines w:val="1"/>
               <w:numPr>
                 <w:ilvl w:val="0"/>
-                <w:numId w:val="85"/>
+                <w:numId w:val="87"/>
               </w:numPr>
               <w:spacing w:after="0" w:afterAutospacing="0" w:before="240" w:lineRule="auto"/>
               <w:ind w:left="720" w:hanging="360"/>
@@ -16152,7 +16447,7 @@
               <w:keepLines w:val="1"/>
               <w:numPr>
                 <w:ilvl w:val="1"/>
-                <w:numId w:val="85"/>
+                <w:numId w:val="87"/>
               </w:numPr>
               <w:spacing w:after="0" w:afterAutospacing="0" w:before="0" w:beforeAutospacing="0" w:lineRule="auto"/>
               <w:ind w:left="1440" w:hanging="360"/>
@@ -16178,7 +16473,7 @@
               <w:keepLines w:val="1"/>
               <w:numPr>
                 <w:ilvl w:val="1"/>
-                <w:numId w:val="85"/>
+                <w:numId w:val="87"/>
               </w:numPr>
               <w:spacing w:after="0" w:afterAutospacing="0" w:before="0" w:beforeAutospacing="0" w:lineRule="auto"/>
               <w:ind w:left="1440" w:hanging="360"/>
@@ -16204,7 +16499,7 @@
               <w:keepLines w:val="1"/>
               <w:numPr>
                 <w:ilvl w:val="1"/>
-                <w:numId w:val="85"/>
+                <w:numId w:val="87"/>
               </w:numPr>
               <w:spacing w:after="0" w:afterAutospacing="0" w:before="0" w:beforeAutospacing="0" w:lineRule="auto"/>
               <w:ind w:left="1440" w:hanging="360"/>
@@ -16230,7 +16525,7 @@
               <w:keepLines w:val="1"/>
               <w:numPr>
                 <w:ilvl w:val="1"/>
-                <w:numId w:val="85"/>
+                <w:numId w:val="87"/>
               </w:numPr>
               <w:spacing w:after="240" w:before="0" w:beforeAutospacing="0" w:lineRule="auto"/>
               <w:ind w:left="1440" w:hanging="360"/>
@@ -16250,16 +16545,16 @@
                 <wp:inline distB="114300" distT="114300" distL="114300" distR="114300">
                   <wp:extent cx="4533179" cy="3087501"/>
                   <wp:effectExtent b="0" l="0" r="0" t="0"/>
-                  <wp:docPr id="6" name="image17.png"/>
+                  <wp:docPr id="1" name="image1.png"/>
                   <a:graphic>
                     <a:graphicData uri="http://schemas.openxmlformats.org/drawingml/2006/picture">
                       <pic:pic>
                         <pic:nvPicPr>
-                          <pic:cNvPr id="0" name="image17.png"/>
+                          <pic:cNvPr id="0" name="image1.png"/>
                           <pic:cNvPicPr preferRelativeResize="0"/>
                         </pic:nvPicPr>
                         <pic:blipFill>
-                          <a:blip r:embed="rId25"/>
+                          <a:blip r:embed="rId26"/>
                           <a:srcRect b="0" l="0" r="0" t="0"/>
                           <a:stretch>
                             <a:fillRect/>
@@ -16301,7 +16596,7 @@
             <w:sdt>
               <w:sdtPr>
                 <w:alias w:val="Configuration 1"/>
-                <w:id w:val="-1529560594"/>
+                <w:id w:val="-1260118415"/>
                 <w:dropDownList w:lastValue="Medium">
                   <w:listItem w:displayText="Cakewalk" w:value="Cakewalk"/>
                   <w:listItem w:displayText="Easy" w:value="Easy"/>
@@ -16407,7 +16702,7 @@
             <w:sdt>
               <w:sdtPr>
                 <w:alias w:val="Configuration 1"/>
-                <w:id w:val="-1907366939"/>
+                <w:id w:val="242937523"/>
                 <w:dropDownList w:lastValue="Easy">
                   <w:listItem w:displayText="Cakewalk" w:value="Cakewalk"/>
                   <w:listItem w:displayText="Easy" w:value="Easy"/>
@@ -16451,7 +16746,7 @@
               <w:keepLines w:val="1"/>
               <w:numPr>
                 <w:ilvl w:val="0"/>
-                <w:numId w:val="77"/>
+                <w:numId w:val="79"/>
               </w:numPr>
               <w:spacing w:after="0" w:afterAutospacing="0" w:before="240" w:lineRule="auto"/>
               <w:ind w:left="720" w:hanging="360"/>
@@ -16477,7 +16772,7 @@
               <w:keepLines w:val="1"/>
               <w:numPr>
                 <w:ilvl w:val="1"/>
-                <w:numId w:val="77"/>
+                <w:numId w:val="79"/>
               </w:numPr>
               <w:spacing w:after="240" w:before="0" w:beforeAutospacing="0" w:lineRule="auto"/>
               <w:ind w:left="1440" w:hanging="360"/>
@@ -16513,7 +16808,7 @@
             <w:sdt>
               <w:sdtPr>
                 <w:alias w:val="Configuration 1"/>
-                <w:id w:val="371179094"/>
+                <w:id w:val="882140056"/>
                 <w:dropDownList w:lastValue="Easy">
                   <w:listItem w:displayText="Cakewalk" w:value="Cakewalk"/>
                   <w:listItem w:displayText="Easy" w:value="Easy"/>
@@ -16557,7 +16852,7 @@
               <w:keepLines w:val="1"/>
               <w:numPr>
                 <w:ilvl w:val="0"/>
-                <w:numId w:val="89"/>
+                <w:numId w:val="91"/>
               </w:numPr>
               <w:spacing w:after="0" w:afterAutospacing="0" w:before="240" w:lineRule="auto"/>
               <w:ind w:left="720" w:hanging="360"/>
@@ -16583,7 +16878,7 @@
               <w:keepLines w:val="1"/>
               <w:numPr>
                 <w:ilvl w:val="1"/>
-                <w:numId w:val="89"/>
+                <w:numId w:val="91"/>
               </w:numPr>
               <w:spacing w:after="0" w:afterAutospacing="0" w:before="0" w:beforeAutospacing="0" w:lineRule="auto"/>
               <w:ind w:left="1440" w:hanging="360"/>
@@ -16609,7 +16904,7 @@
               <w:keepLines w:val="1"/>
               <w:numPr>
                 <w:ilvl w:val="1"/>
-                <w:numId w:val="89"/>
+                <w:numId w:val="91"/>
               </w:numPr>
               <w:spacing w:after="240" w:before="0" w:beforeAutospacing="0" w:lineRule="auto"/>
               <w:ind w:left="1440" w:hanging="360"/>
@@ -16645,7 +16940,7 @@
             <w:sdt>
               <w:sdtPr>
                 <w:alias w:val="Configuration 1"/>
-                <w:id w:val="639008898"/>
+                <w:id w:val="-334546395"/>
                 <w:dropDownList w:lastValue="Medium">
                   <w:listItem w:displayText="Cakewalk" w:value="Cakewalk"/>
                   <w:listItem w:displayText="Easy" w:value="Easy"/>
@@ -16689,7 +16984,7 @@
               <w:keepLines w:val="1"/>
               <w:numPr>
                 <w:ilvl w:val="0"/>
-                <w:numId w:val="73"/>
+                <w:numId w:val="74"/>
               </w:numPr>
               <w:spacing w:after="0" w:afterAutospacing="0" w:before="240" w:lineRule="auto"/>
               <w:ind w:left="720" w:hanging="360"/>
@@ -16715,7 +17010,7 @@
               <w:keepLines w:val="1"/>
               <w:numPr>
                 <w:ilvl w:val="1"/>
-                <w:numId w:val="73"/>
+                <w:numId w:val="74"/>
               </w:numPr>
               <w:spacing w:after="0" w:afterAutospacing="0" w:before="0" w:beforeAutospacing="0" w:lineRule="auto"/>
               <w:ind w:left="1440" w:hanging="360"/>
@@ -16741,7 +17036,7 @@
               <w:keepLines w:val="1"/>
               <w:numPr>
                 <w:ilvl w:val="1"/>
-                <w:numId w:val="73"/>
+                <w:numId w:val="74"/>
               </w:numPr>
               <w:spacing w:after="0" w:afterAutospacing="0" w:before="0" w:beforeAutospacing="0" w:lineRule="auto"/>
               <w:ind w:left="1440" w:hanging="360"/>
@@ -16767,7 +17062,7 @@
               <w:keepLines w:val="1"/>
               <w:numPr>
                 <w:ilvl w:val="1"/>
-                <w:numId w:val="73"/>
+                <w:numId w:val="74"/>
               </w:numPr>
               <w:spacing w:after="240" w:before="0" w:beforeAutospacing="0" w:lineRule="auto"/>
               <w:ind w:left="1440" w:hanging="360"/>
@@ -16803,7 +17098,7 @@
             <w:sdt>
               <w:sdtPr>
                 <w:alias w:val="Configuration 1"/>
-                <w:id w:val="1536122302"/>
+                <w:id w:val="-1412972349"/>
                 <w:dropDownList w:lastValue="Hard">
                   <w:listItem w:displayText="Cakewalk" w:value="Cakewalk"/>
                   <w:listItem w:displayText="Easy" w:value="Easy"/>
@@ -16919,16 +17214,16 @@
                 <wp:inline distB="114300" distT="114300" distL="114300" distR="114300">
                   <wp:extent cx="4480460" cy="2416428"/>
                   <wp:effectExtent b="0" l="0" r="0" t="0"/>
-                  <wp:docPr id="1" name="image3.png"/>
+                  <wp:docPr id="5" name="image4.png"/>
                   <a:graphic>
                     <a:graphicData uri="http://schemas.openxmlformats.org/drawingml/2006/picture">
                       <pic:pic>
                         <pic:nvPicPr>
-                          <pic:cNvPr id="0" name="image3.png"/>
+                          <pic:cNvPr id="0" name="image4.png"/>
                           <pic:cNvPicPr preferRelativeResize="0"/>
                         </pic:nvPicPr>
                         <pic:blipFill>
-                          <a:blip r:embed="rId26"/>
+                          <a:blip r:embed="rId27"/>
                           <a:srcRect b="0" l="0" r="0" t="0"/>
                           <a:stretch>
                             <a:fillRect/>
@@ -16970,7 +17265,7 @@
             <w:sdt>
               <w:sdtPr>
                 <w:alias w:val="Configuration 1"/>
-                <w:id w:val="1477521895"/>
+                <w:id w:val="1823093137"/>
                 <w:dropDownList w:lastValue="Easy">
                   <w:listItem w:displayText="Cakewalk" w:value="Cakewalk"/>
                   <w:listItem w:displayText="Easy" w:value="Easy"/>
@@ -17128,7 +17423,7 @@
             <w:sdt>
               <w:sdtPr>
                 <w:alias w:val="Configuration 1"/>
-                <w:id w:val="1013433740"/>
+                <w:id w:val="-708064799"/>
                 <w:dropDownList w:lastValue="Easy">
                   <w:listItem w:displayText="Cakewalk" w:value="Cakewalk"/>
                   <w:listItem w:displayText="Easy" w:value="Easy"/>
@@ -17260,7 +17555,7 @@
             <w:sdt>
               <w:sdtPr>
                 <w:alias w:val="Configuration 1"/>
-                <w:id w:val="1025081232"/>
+                <w:id w:val="154512475"/>
                 <w:dropDownList w:lastValue="Cakewalk">
                   <w:listItem w:displayText="Cakewalk" w:value="Cakewalk"/>
                   <w:listItem w:displayText="Easy" w:value="Easy"/>
@@ -17392,7 +17687,7 @@
             <w:sdt>
               <w:sdtPr>
                 <w:alias w:val="Configuration 1"/>
-                <w:id w:val="211664645"/>
+                <w:id w:val="114808713"/>
                 <w:dropDownList w:lastValue="Easy">
                   <w:listItem w:displayText="Cakewalk" w:value="Cakewalk"/>
                   <w:listItem w:displayText="Easy" w:value="Easy"/>
@@ -17436,7 +17731,7 @@
               <w:keepLines w:val="1"/>
               <w:numPr>
                 <w:ilvl w:val="0"/>
-                <w:numId w:val="60"/>
+                <w:numId w:val="61"/>
               </w:numPr>
               <w:spacing w:after="0" w:afterAutospacing="0" w:before="240" w:line="240" w:lineRule="auto"/>
               <w:ind w:left="720" w:hanging="360"/>
@@ -17462,7 +17757,7 @@
               <w:keepLines w:val="1"/>
               <w:numPr>
                 <w:ilvl w:val="1"/>
-                <w:numId w:val="60"/>
+                <w:numId w:val="61"/>
               </w:numPr>
               <w:spacing w:after="0" w:afterAutospacing="0" w:before="0" w:beforeAutospacing="0" w:line="240" w:lineRule="auto"/>
               <w:ind w:left="1440" w:hanging="360"/>
@@ -17488,7 +17783,7 @@
               <w:keepLines w:val="1"/>
               <w:numPr>
                 <w:ilvl w:val="1"/>
-                <w:numId w:val="60"/>
+                <w:numId w:val="61"/>
               </w:numPr>
               <w:spacing w:after="240" w:before="0" w:beforeAutospacing="0" w:line="240" w:lineRule="auto"/>
               <w:ind w:left="1440" w:hanging="360"/>
@@ -17524,7 +17819,7 @@
             <w:sdt>
               <w:sdtPr>
                 <w:alias w:val="Configuration 1"/>
-                <w:id w:val="-1760797865"/>
+                <w:id w:val="508940090"/>
                 <w:dropDownList w:lastValue="Cakewalk">
                   <w:listItem w:displayText="Cakewalk" w:value="Cakewalk"/>
                   <w:listItem w:displayText="Easy" w:value="Easy"/>
@@ -17568,7 +17863,7 @@
               <w:keepLines w:val="1"/>
               <w:numPr>
                 <w:ilvl w:val="0"/>
-                <w:numId w:val="69"/>
+                <w:numId w:val="70"/>
               </w:numPr>
               <w:spacing w:after="0" w:afterAutospacing="0" w:before="240" w:line="240" w:lineRule="auto"/>
               <w:ind w:left="720" w:hanging="360"/>
@@ -17594,7 +17889,7 @@
               <w:keepLines w:val="1"/>
               <w:numPr>
                 <w:ilvl w:val="1"/>
-                <w:numId w:val="69"/>
+                <w:numId w:val="70"/>
               </w:numPr>
               <w:spacing w:after="0" w:afterAutospacing="0" w:before="0" w:beforeAutospacing="0" w:line="240" w:lineRule="auto"/>
               <w:ind w:left="1440" w:hanging="360"/>
@@ -17620,7 +17915,7 @@
               <w:keepLines w:val="1"/>
               <w:numPr>
                 <w:ilvl w:val="1"/>
-                <w:numId w:val="69"/>
+                <w:numId w:val="70"/>
               </w:numPr>
               <w:spacing w:after="0" w:afterAutospacing="0" w:before="0" w:beforeAutospacing="0" w:line="240" w:lineRule="auto"/>
               <w:ind w:left="1440" w:hanging="360"/>
@@ -17646,7 +17941,7 @@
               <w:keepLines w:val="1"/>
               <w:numPr>
                 <w:ilvl w:val="1"/>
-                <w:numId w:val="69"/>
+                <w:numId w:val="70"/>
               </w:numPr>
               <w:spacing w:after="240" w:before="0" w:beforeAutospacing="0" w:line="240" w:lineRule="auto"/>
               <w:ind w:left="1440" w:hanging="360"/>
@@ -17682,7 +17977,7 @@
             <w:sdt>
               <w:sdtPr>
                 <w:alias w:val="Configuration 1"/>
-                <w:id w:val="-684281709"/>
+                <w:id w:val="550798276"/>
                 <w:dropDownList w:lastValue="Cakewalk">
                   <w:listItem w:displayText="Cakewalk" w:value="Cakewalk"/>
                   <w:listItem w:displayText="Easy" w:value="Easy"/>
@@ -17772,16 +18067,16 @@
                 <wp:inline distB="114300" distT="114300" distL="114300" distR="114300">
                   <wp:extent cx="3786188" cy="1765996"/>
                   <wp:effectExtent b="0" l="0" r="0" t="0"/>
-                  <wp:docPr id="2" name="image9.png"/>
+                  <wp:docPr id="13" name="image12.png"/>
                   <a:graphic>
                     <a:graphicData uri="http://schemas.openxmlformats.org/drawingml/2006/picture">
                       <pic:pic>
                         <pic:nvPicPr>
-                          <pic:cNvPr id="0" name="image9.png"/>
+                          <pic:cNvPr id="0" name="image12.png"/>
                           <pic:cNvPicPr preferRelativeResize="0"/>
                         </pic:nvPicPr>
                         <pic:blipFill>
-                          <a:blip r:embed="rId27"/>
+                          <a:blip r:embed="rId28"/>
                           <a:srcRect b="0" l="0" r="0" t="0"/>
                           <a:stretch>
                             <a:fillRect/>
@@ -17849,7 +18144,7 @@
             <w:sdt>
               <w:sdtPr>
                 <w:alias w:val="Configuration 1"/>
-                <w:id w:val="494765856"/>
+                <w:id w:val="615462268"/>
                 <w:dropDownList w:lastValue="Easy">
                   <w:listItem w:displayText="Cakewalk" w:value="Cakewalk"/>
                   <w:listItem w:displayText="Easy" w:value="Easy"/>
@@ -17893,7 +18188,7 @@
               <w:keepLines w:val="1"/>
               <w:numPr>
                 <w:ilvl w:val="0"/>
-                <w:numId w:val="65"/>
+                <w:numId w:val="66"/>
               </w:numPr>
               <w:spacing w:after="0" w:afterAutospacing="0" w:before="240" w:lineRule="auto"/>
               <w:ind w:left="720" w:hanging="360"/>
@@ -17919,7 +18214,7 @@
               <w:keepLines w:val="1"/>
               <w:numPr>
                 <w:ilvl w:val="1"/>
-                <w:numId w:val="65"/>
+                <w:numId w:val="66"/>
               </w:numPr>
               <w:spacing w:after="0" w:afterAutospacing="0" w:before="0" w:beforeAutospacing="0" w:lineRule="auto"/>
               <w:ind w:left="1440" w:hanging="360"/>
@@ -17945,7 +18240,7 @@
               <w:keepLines w:val="1"/>
               <w:numPr>
                 <w:ilvl w:val="1"/>
-                <w:numId w:val="65"/>
+                <w:numId w:val="66"/>
               </w:numPr>
               <w:spacing w:after="0" w:afterAutospacing="0" w:before="0" w:beforeAutospacing="0" w:lineRule="auto"/>
               <w:ind w:left="1440" w:hanging="360"/>
@@ -17971,7 +18266,7 @@
               <w:keepLines w:val="1"/>
               <w:numPr>
                 <w:ilvl w:val="1"/>
-                <w:numId w:val="65"/>
+                <w:numId w:val="66"/>
               </w:numPr>
               <w:spacing w:after="0" w:afterAutospacing="0" w:before="0" w:beforeAutospacing="0" w:lineRule="auto"/>
               <w:ind w:left="1440" w:hanging="360"/>
@@ -17997,7 +18292,7 @@
               <w:keepLines w:val="1"/>
               <w:numPr>
                 <w:ilvl w:val="1"/>
-                <w:numId w:val="65"/>
+                <w:numId w:val="66"/>
               </w:numPr>
               <w:spacing w:after="0" w:afterAutospacing="0" w:before="0" w:beforeAutospacing="0" w:lineRule="auto"/>
               <w:ind w:left="1440" w:hanging="360"/>
@@ -18023,7 +18318,7 @@
               <w:keepLines w:val="1"/>
               <w:numPr>
                 <w:ilvl w:val="1"/>
-                <w:numId w:val="65"/>
+                <w:numId w:val="66"/>
               </w:numPr>
               <w:spacing w:after="240" w:before="0" w:beforeAutospacing="0" w:lineRule="auto"/>
               <w:ind w:left="1440" w:hanging="360"/>
@@ -18059,7 +18354,7 @@
             <w:sdt>
               <w:sdtPr>
                 <w:alias w:val="Configuration 1"/>
-                <w:id w:val="2023810627"/>
+                <w:id w:val="-1260832851"/>
                 <w:dropDownList w:lastValue="Hard">
                   <w:listItem w:displayText="Cakewalk" w:value="Cakewalk"/>
                   <w:listItem w:displayText="Easy" w:value="Easy"/>
@@ -18103,7 +18398,7 @@
               <w:keepLines w:val="1"/>
               <w:numPr>
                 <w:ilvl w:val="0"/>
-                <w:numId w:val="65"/>
+                <w:numId w:val="66"/>
               </w:numPr>
               <w:spacing w:after="240" w:before="240" w:lineRule="auto"/>
               <w:ind w:left="720" w:hanging="360"/>
@@ -18139,7 +18434,7 @@
             <w:sdt>
               <w:sdtPr>
                 <w:alias w:val="Configuration 1"/>
-                <w:id w:val="2072745302"/>
+                <w:id w:val="-1695278089"/>
                 <w:dropDownList w:lastValue="Hard">
                   <w:listItem w:displayText="Cakewalk" w:value="Cakewalk"/>
                   <w:listItem w:displayText="Easy" w:value="Easy"/>
@@ -18183,7 +18478,7 @@
               <w:keepLines w:val="1"/>
               <w:numPr>
                 <w:ilvl w:val="0"/>
-                <w:numId w:val="65"/>
+                <w:numId w:val="66"/>
               </w:numPr>
               <w:spacing w:after="0" w:afterAutospacing="0" w:before="240" w:lineRule="auto"/>
               <w:ind w:left="720" w:hanging="360"/>
@@ -18209,7 +18504,7 @@
               <w:keepLines w:val="1"/>
               <w:numPr>
                 <w:ilvl w:val="1"/>
-                <w:numId w:val="65"/>
+                <w:numId w:val="66"/>
               </w:numPr>
               <w:spacing w:after="0" w:afterAutospacing="0" w:before="0" w:beforeAutospacing="0" w:lineRule="auto"/>
               <w:ind w:left="1440" w:hanging="360"/>
@@ -18235,7 +18530,7 @@
               <w:keepLines w:val="1"/>
               <w:numPr>
                 <w:ilvl w:val="1"/>
-                <w:numId w:val="65"/>
+                <w:numId w:val="66"/>
               </w:numPr>
               <w:spacing w:after="0" w:afterAutospacing="0" w:before="0" w:beforeAutospacing="0" w:lineRule="auto"/>
               <w:ind w:left="1440" w:hanging="360"/>
@@ -18261,7 +18556,7 @@
               <w:keepLines w:val="1"/>
               <w:numPr>
                 <w:ilvl w:val="1"/>
-                <w:numId w:val="65"/>
+                <w:numId w:val="66"/>
               </w:numPr>
               <w:spacing w:after="240" w:before="0" w:beforeAutospacing="0" w:lineRule="auto"/>
               <w:ind w:left="1440" w:hanging="360"/>
@@ -18297,7 +18592,7 @@
             <w:sdt>
               <w:sdtPr>
                 <w:alias w:val="Configuration 1"/>
-                <w:id w:val="-1586851023"/>
+                <w:id w:val="984395910"/>
                 <w:dropDownList w:lastValue="Medium">
                   <w:listItem w:displayText="Cakewalk" w:value="Cakewalk"/>
                   <w:listItem w:displayText="Easy" w:value="Easy"/>
@@ -18341,7 +18636,7 @@
               <w:keepLines w:val="1"/>
               <w:numPr>
                 <w:ilvl w:val="0"/>
-                <w:numId w:val="65"/>
+                <w:numId w:val="66"/>
               </w:numPr>
               <w:spacing w:after="0" w:afterAutospacing="0" w:before="240" w:lineRule="auto"/>
               <w:ind w:left="720" w:hanging="360"/>
@@ -18367,7 +18662,7 @@
               <w:keepLines w:val="1"/>
               <w:numPr>
                 <w:ilvl w:val="1"/>
-                <w:numId w:val="65"/>
+                <w:numId w:val="66"/>
               </w:numPr>
               <w:spacing w:after="0" w:afterAutospacing="0" w:before="0" w:beforeAutospacing="0" w:lineRule="auto"/>
               <w:ind w:left="1440" w:hanging="360"/>
@@ -18393,7 +18688,7 @@
               <w:keepLines w:val="1"/>
               <w:numPr>
                 <w:ilvl w:val="1"/>
-                <w:numId w:val="65"/>
+                <w:numId w:val="66"/>
               </w:numPr>
               <w:spacing w:after="0" w:afterAutospacing="0" w:before="0" w:beforeAutospacing="0" w:lineRule="auto"/>
               <w:ind w:left="1440" w:hanging="360"/>
@@ -18419,7 +18714,7 @@
               <w:keepLines w:val="1"/>
               <w:numPr>
                 <w:ilvl w:val="1"/>
-                <w:numId w:val="65"/>
+                <w:numId w:val="66"/>
               </w:numPr>
               <w:spacing w:after="240" w:before="0" w:beforeAutospacing="0" w:lineRule="auto"/>
               <w:ind w:left="1440" w:hanging="360"/>
@@ -18455,7 +18750,7 @@
             <w:sdt>
               <w:sdtPr>
                 <w:alias w:val="Configuration 1"/>
-                <w:id w:val="-108420327"/>
+                <w:id w:val="1804547822"/>
                 <w:dropDownList w:lastValue="Easy">
                   <w:listItem w:displayText="Cakewalk" w:value="Cakewalk"/>
                   <w:listItem w:displayText="Easy" w:value="Easy"/>
@@ -18499,7 +18794,7 @@
               <w:keepLines w:val="1"/>
               <w:numPr>
                 <w:ilvl w:val="0"/>
-                <w:numId w:val="65"/>
+                <w:numId w:val="66"/>
               </w:numPr>
               <w:spacing w:after="0" w:afterAutospacing="0" w:before="240" w:lineRule="auto"/>
               <w:ind w:left="720" w:hanging="360"/>
@@ -18525,7 +18820,7 @@
               <w:keepLines w:val="1"/>
               <w:numPr>
                 <w:ilvl w:val="1"/>
-                <w:numId w:val="65"/>
+                <w:numId w:val="66"/>
               </w:numPr>
               <w:spacing w:after="0" w:afterAutospacing="0" w:before="0" w:beforeAutospacing="0" w:lineRule="auto"/>
               <w:ind w:left="1440" w:hanging="360"/>
@@ -18551,7 +18846,7 @@
               <w:keepLines w:val="1"/>
               <w:numPr>
                 <w:ilvl w:val="1"/>
-                <w:numId w:val="65"/>
+                <w:numId w:val="66"/>
               </w:numPr>
               <w:spacing w:after="0" w:afterAutospacing="0" w:before="0" w:beforeAutospacing="0" w:lineRule="auto"/>
               <w:ind w:left="1440" w:hanging="360"/>
@@ -18577,7 +18872,7 @@
               <w:keepLines w:val="1"/>
               <w:numPr>
                 <w:ilvl w:val="1"/>
-                <w:numId w:val="65"/>
+                <w:numId w:val="66"/>
               </w:numPr>
               <w:spacing w:after="240" w:before="0" w:beforeAutospacing="0" w:lineRule="auto"/>
               <w:ind w:left="1440" w:hanging="360"/>
@@ -18613,7 +18908,7 @@
             <w:sdt>
               <w:sdtPr>
                 <w:alias w:val="Configuration 1"/>
-                <w:id w:val="1701654909"/>
+                <w:id w:val="544027191"/>
                 <w:dropDownList w:lastValue="Medium">
                   <w:listItem w:displayText="Cakewalk" w:value="Cakewalk"/>
                   <w:listItem w:displayText="Easy" w:value="Easy"/>
@@ -18657,7 +18952,7 @@
               <w:keepLines w:val="1"/>
               <w:numPr>
                 <w:ilvl w:val="0"/>
-                <w:numId w:val="65"/>
+                <w:numId w:val="66"/>
               </w:numPr>
               <w:spacing w:after="240" w:before="240" w:lineRule="auto"/>
               <w:ind w:left="720" w:hanging="360"/>
@@ -18693,7 +18988,7 @@
             <w:sdt>
               <w:sdtPr>
                 <w:alias w:val="Configuration 1"/>
-                <w:id w:val="285963314"/>
+                <w:id w:val="-112900824"/>
                 <w:dropDownList w:lastValue="Easy">
                   <w:listItem w:displayText="Cakewalk" w:value="Cakewalk"/>
                   <w:listItem w:displayText="Easy" w:value="Easy"/>
@@ -18737,7 +19032,7 @@
               <w:keepLines w:val="1"/>
               <w:numPr>
                 <w:ilvl w:val="0"/>
-                <w:numId w:val="65"/>
+                <w:numId w:val="66"/>
               </w:numPr>
               <w:spacing w:after="240" w:before="240" w:lineRule="auto"/>
               <w:ind w:left="720" w:hanging="360"/>
@@ -18773,7 +19068,7 @@
             <w:sdt>
               <w:sdtPr>
                 <w:alias w:val="Configuration 1"/>
-                <w:id w:val="-1846235920"/>
+                <w:id w:val="-271138581"/>
                 <w:dropDownList w:lastValue="Cakewalk">
                   <w:listItem w:displayText="Cakewalk" w:value="Cakewalk"/>
                   <w:listItem w:displayText="Easy" w:value="Easy"/>
@@ -18817,7 +19112,7 @@
               <w:keepLines w:val="1"/>
               <w:numPr>
                 <w:ilvl w:val="0"/>
-                <w:numId w:val="65"/>
+                <w:numId w:val="66"/>
               </w:numPr>
               <w:spacing w:after="240" w:before="240" w:lineRule="auto"/>
               <w:ind w:left="720" w:hanging="360"/>
@@ -18853,7 +19148,7 @@
             <w:sdt>
               <w:sdtPr>
                 <w:alias w:val="Configuration 1"/>
-                <w:id w:val="1482661051"/>
+                <w:id w:val="652075034"/>
                 <w:dropDownList w:lastValue="Unknown">
                   <w:listItem w:displayText="Cakewalk" w:value="Cakewalk"/>
                   <w:listItem w:displayText="Easy" w:value="Easy"/>
@@ -18895,7 +19190,7 @@
             <w:pPr>
               <w:numPr>
                 <w:ilvl w:val="0"/>
-                <w:numId w:val="65"/>
+                <w:numId w:val="66"/>
               </w:numPr>
               <w:spacing w:after="60" w:line="240" w:lineRule="auto"/>
               <w:ind w:left="720" w:hanging="360"/>
@@ -18931,7 +19226,7 @@
             <w:sdt>
               <w:sdtPr>
                 <w:alias w:val="Configuration 1"/>
-                <w:id w:val="-2071180589"/>
+                <w:id w:val="-1575447872"/>
                 <w:dropDownList w:lastValue="Medium">
                   <w:listItem w:displayText="Cakewalk" w:value="Cakewalk"/>
                   <w:listItem w:displayText="Easy" w:value="Easy"/>
@@ -18973,7 +19268,7 @@
             <w:pPr>
               <w:numPr>
                 <w:ilvl w:val="0"/>
-                <w:numId w:val="93"/>
+                <w:numId w:val="95"/>
               </w:numPr>
               <w:spacing w:after="60" w:line="240" w:lineRule="auto"/>
               <w:ind w:left="720" w:hanging="360"/>
@@ -19009,7 +19304,7 @@
             <w:sdt>
               <w:sdtPr>
                 <w:alias w:val="Configuration 1"/>
-                <w:id w:val="-390746144"/>
+                <w:id w:val="265258309"/>
                 <w:dropDownList w:lastValue="Hard">
                   <w:listItem w:displayText="Cakewalk" w:value="Cakewalk"/>
                   <w:listItem w:displayText="Easy" w:value="Easy"/>
@@ -19167,7 +19462,7 @@
             <w:sdt>
               <w:sdtPr>
                 <w:alias w:val="Configuration 1"/>
-                <w:id w:val="-1667333702"/>
+                <w:id w:val="-200559794"/>
                 <w:dropDownList w:lastValue="Easy">
                   <w:listItem w:displayText="Cakewalk" w:value="Cakewalk"/>
                   <w:listItem w:displayText="Easy" w:value="Easy"/>
@@ -25403,7 +25698,7 @@
     <w:lvl w:ilvl="1">
       <w:start w:val="1"/>
       <w:numFmt w:val="bullet"/>
-      <w:lvlText w:val="●"/>
+      <w:lvlText w:val="○"/>
       <w:lvlJc w:val="left"/>
       <w:pPr>
         <w:ind w:left="1440" w:hanging="360"/>
@@ -25415,7 +25710,7 @@
     <w:lvl w:ilvl="2">
       <w:start w:val="1"/>
       <w:numFmt w:val="bullet"/>
-      <w:lvlText w:val="●"/>
+      <w:lvlText w:val="■"/>
       <w:lvlJc w:val="left"/>
       <w:pPr>
         <w:ind w:left="2160" w:hanging="360"/>
@@ -25439,7 +25734,7 @@
     <w:lvl w:ilvl="4">
       <w:start w:val="1"/>
       <w:numFmt w:val="bullet"/>
-      <w:lvlText w:val="●"/>
+      <w:lvlText w:val="○"/>
       <w:lvlJc w:val="left"/>
       <w:pPr>
         <w:ind w:left="3600" w:hanging="360"/>
@@ -25451,7 +25746,7 @@
     <w:lvl w:ilvl="5">
       <w:start w:val="1"/>
       <w:numFmt w:val="bullet"/>
-      <w:lvlText w:val="●"/>
+      <w:lvlText w:val="■"/>
       <w:lvlJc w:val="left"/>
       <w:pPr>
         <w:ind w:left="4320" w:hanging="360"/>
@@ -25475,7 +25770,7 @@
     <w:lvl w:ilvl="7">
       <w:start w:val="1"/>
       <w:numFmt w:val="bullet"/>
-      <w:lvlText w:val="●"/>
+      <w:lvlText w:val="○"/>
       <w:lvlJc w:val="left"/>
       <w:pPr>
         <w:ind w:left="5760" w:hanging="360"/>
@@ -25487,7 +25782,7 @@
     <w:lvl w:ilvl="8">
       <w:start w:val="1"/>
       <w:numFmt w:val="bullet"/>
-      <w:lvlText w:val="●"/>
+      <w:lvlText w:val="■"/>
       <w:lvlJc w:val="left"/>
       <w:pPr>
         <w:ind w:left="6480" w:hanging="360"/>
@@ -25513,7 +25808,7 @@
     <w:lvl w:ilvl="1">
       <w:start w:val="1"/>
       <w:numFmt w:val="bullet"/>
-      <w:lvlText w:val="○"/>
+      <w:lvlText w:val="●"/>
       <w:lvlJc w:val="left"/>
       <w:pPr>
         <w:ind w:left="1440" w:hanging="360"/>
@@ -25525,7 +25820,7 @@
     <w:lvl w:ilvl="2">
       <w:start w:val="1"/>
       <w:numFmt w:val="bullet"/>
-      <w:lvlText w:val="■"/>
+      <w:lvlText w:val="●"/>
       <w:lvlJc w:val="left"/>
       <w:pPr>
         <w:ind w:left="2160" w:hanging="360"/>
@@ -25549,7 +25844,7 @@
     <w:lvl w:ilvl="4">
       <w:start w:val="1"/>
       <w:numFmt w:val="bullet"/>
-      <w:lvlText w:val="○"/>
+      <w:lvlText w:val="●"/>
       <w:lvlJc w:val="left"/>
       <w:pPr>
         <w:ind w:left="3600" w:hanging="360"/>
@@ -25561,7 +25856,7 @@
     <w:lvl w:ilvl="5">
       <w:start w:val="1"/>
       <w:numFmt w:val="bullet"/>
-      <w:lvlText w:val="■"/>
+      <w:lvlText w:val="●"/>
       <w:lvlJc w:val="left"/>
       <w:pPr>
         <w:ind w:left="4320" w:hanging="360"/>
@@ -25585,7 +25880,7 @@
     <w:lvl w:ilvl="7">
       <w:start w:val="1"/>
       <w:numFmt w:val="bullet"/>
-      <w:lvlText w:val="○"/>
+      <w:lvlText w:val="●"/>
       <w:lvlJc w:val="left"/>
       <w:pPr>
         <w:ind w:left="5760" w:hanging="360"/>
@@ -25597,7 +25892,7 @@
     <w:lvl w:ilvl="8">
       <w:start w:val="1"/>
       <w:numFmt w:val="bullet"/>
-      <w:lvlText w:val="■"/>
+      <w:lvlText w:val="●"/>
       <w:lvlJc w:val="left"/>
       <w:pPr>
         <w:ind w:left="6480" w:hanging="360"/>
@@ -25843,7 +26138,7 @@
     <w:lvl w:ilvl="1">
       <w:start w:val="1"/>
       <w:numFmt w:val="bullet"/>
-      <w:lvlText w:val="●"/>
+      <w:lvlText w:val="○"/>
       <w:lvlJc w:val="left"/>
       <w:pPr>
         <w:ind w:left="1440" w:hanging="360"/>
@@ -25855,7 +26150,7 @@
     <w:lvl w:ilvl="2">
       <w:start w:val="1"/>
       <w:numFmt w:val="bullet"/>
-      <w:lvlText w:val="●"/>
+      <w:lvlText w:val="■"/>
       <w:lvlJc w:val="left"/>
       <w:pPr>
         <w:ind w:left="2160" w:hanging="360"/>
@@ -25879,7 +26174,7 @@
     <w:lvl w:ilvl="4">
       <w:start w:val="1"/>
       <w:numFmt w:val="bullet"/>
-      <w:lvlText w:val="●"/>
+      <w:lvlText w:val="○"/>
       <w:lvlJc w:val="left"/>
       <w:pPr>
         <w:ind w:left="3600" w:hanging="360"/>
@@ -25891,7 +26186,7 @@
     <w:lvl w:ilvl="5">
       <w:start w:val="1"/>
       <w:numFmt w:val="bullet"/>
-      <w:lvlText w:val="●"/>
+      <w:lvlText w:val="■"/>
       <w:lvlJc w:val="left"/>
       <w:pPr>
         <w:ind w:left="4320" w:hanging="360"/>
@@ -25915,7 +26210,7 @@
     <w:lvl w:ilvl="7">
       <w:start w:val="1"/>
       <w:numFmt w:val="bullet"/>
-      <w:lvlText w:val="●"/>
+      <w:lvlText w:val="○"/>
       <w:lvlJc w:val="left"/>
       <w:pPr>
         <w:ind w:left="5760" w:hanging="360"/>
@@ -25927,7 +26222,7 @@
     <w:lvl w:ilvl="8">
       <w:start w:val="1"/>
       <w:numFmt w:val="bullet"/>
-      <w:lvlText w:val="●"/>
+      <w:lvlText w:val="■"/>
       <w:lvlJc w:val="left"/>
       <w:pPr>
         <w:ind w:left="6480" w:hanging="360"/>
@@ -25953,7 +26248,7 @@
     <w:lvl w:ilvl="1">
       <w:start w:val="1"/>
       <w:numFmt w:val="bullet"/>
-      <w:lvlText w:val="○"/>
+      <w:lvlText w:val="●"/>
       <w:lvlJc w:val="left"/>
       <w:pPr>
         <w:ind w:left="1440" w:hanging="360"/>
@@ -25965,7 +26260,7 @@
     <w:lvl w:ilvl="2">
       <w:start w:val="1"/>
       <w:numFmt w:val="bullet"/>
-      <w:lvlText w:val="■"/>
+      <w:lvlText w:val="●"/>
       <w:lvlJc w:val="left"/>
       <w:pPr>
         <w:ind w:left="2160" w:hanging="360"/>
@@ -25989,7 +26284,7 @@
     <w:lvl w:ilvl="4">
       <w:start w:val="1"/>
       <w:numFmt w:val="bullet"/>
-      <w:lvlText w:val="○"/>
+      <w:lvlText w:val="●"/>
       <w:lvlJc w:val="left"/>
       <w:pPr>
         <w:ind w:left="3600" w:hanging="360"/>
@@ -26001,7 +26296,7 @@
     <w:lvl w:ilvl="5">
       <w:start w:val="1"/>
       <w:numFmt w:val="bullet"/>
-      <w:lvlText w:val="■"/>
+      <w:lvlText w:val="●"/>
       <w:lvlJc w:val="left"/>
       <w:pPr>
         <w:ind w:left="4320" w:hanging="360"/>
@@ -26025,7 +26320,7 @@
     <w:lvl w:ilvl="7">
       <w:start w:val="1"/>
       <w:numFmt w:val="bullet"/>
-      <w:lvlText w:val="○"/>
+      <w:lvlText w:val="●"/>
       <w:lvlJc w:val="left"/>
       <w:pPr>
         <w:ind w:left="5760" w:hanging="360"/>
@@ -26037,7 +26332,7 @@
     <w:lvl w:ilvl="8">
       <w:start w:val="1"/>
       <w:numFmt w:val="bullet"/>
-      <w:lvlText w:val="■"/>
+      <w:lvlText w:val="●"/>
       <w:lvlJc w:val="left"/>
       <w:pPr>
         <w:ind w:left="6480" w:hanging="360"/>
@@ -26393,7 +26688,7 @@
     <w:lvl w:ilvl="1">
       <w:start w:val="1"/>
       <w:numFmt w:val="bullet"/>
-      <w:lvlText w:val="●"/>
+      <w:lvlText w:val="○"/>
       <w:lvlJc w:val="left"/>
       <w:pPr>
         <w:ind w:left="1440" w:hanging="360"/>
@@ -26405,7 +26700,7 @@
     <w:lvl w:ilvl="2">
       <w:start w:val="1"/>
       <w:numFmt w:val="bullet"/>
-      <w:lvlText w:val="●"/>
+      <w:lvlText w:val="■"/>
       <w:lvlJc w:val="left"/>
       <w:pPr>
         <w:ind w:left="2160" w:hanging="360"/>
@@ -26429,7 +26724,7 @@
     <w:lvl w:ilvl="4">
       <w:start w:val="1"/>
       <w:numFmt w:val="bullet"/>
-      <w:lvlText w:val="●"/>
+      <w:lvlText w:val="○"/>
       <w:lvlJc w:val="left"/>
       <w:pPr>
         <w:ind w:left="3600" w:hanging="360"/>
@@ -26441,7 +26736,7 @@
     <w:lvl w:ilvl="5">
       <w:start w:val="1"/>
       <w:numFmt w:val="bullet"/>
-      <w:lvlText w:val="●"/>
+      <w:lvlText w:val="■"/>
       <w:lvlJc w:val="left"/>
       <w:pPr>
         <w:ind w:left="4320" w:hanging="360"/>
@@ -26465,7 +26760,7 @@
     <w:lvl w:ilvl="7">
       <w:start w:val="1"/>
       <w:numFmt w:val="bullet"/>
-      <w:lvlText w:val="●"/>
+      <w:lvlText w:val="○"/>
       <w:lvlJc w:val="left"/>
       <w:pPr>
         <w:ind w:left="5760" w:hanging="360"/>
@@ -26477,7 +26772,7 @@
     <w:lvl w:ilvl="8">
       <w:start w:val="1"/>
       <w:numFmt w:val="bullet"/>
-      <w:lvlText w:val="●"/>
+      <w:lvlText w:val="■"/>
       <w:lvlJc w:val="left"/>
       <w:pPr>
         <w:ind w:left="6480" w:hanging="360"/>
@@ -26503,7 +26798,7 @@
     <w:lvl w:ilvl="1">
       <w:start w:val="1"/>
       <w:numFmt w:val="bullet"/>
-      <w:lvlText w:val="○"/>
+      <w:lvlText w:val="●"/>
       <w:lvlJc w:val="left"/>
       <w:pPr>
         <w:ind w:left="1440" w:hanging="360"/>
@@ -26515,7 +26810,7 @@
     <w:lvl w:ilvl="2">
       <w:start w:val="1"/>
       <w:numFmt w:val="bullet"/>
-      <w:lvlText w:val="■"/>
+      <w:lvlText w:val="●"/>
       <w:lvlJc w:val="left"/>
       <w:pPr>
         <w:ind w:left="2160" w:hanging="360"/>
@@ -26539,7 +26834,7 @@
     <w:lvl w:ilvl="4">
       <w:start w:val="1"/>
       <w:numFmt w:val="bullet"/>
-      <w:lvlText w:val="○"/>
+      <w:lvlText w:val="●"/>
       <w:lvlJc w:val="left"/>
       <w:pPr>
         <w:ind w:left="3600" w:hanging="360"/>
@@ -26551,7 +26846,7 @@
     <w:lvl w:ilvl="5">
       <w:start w:val="1"/>
       <w:numFmt w:val="bullet"/>
-      <w:lvlText w:val="■"/>
+      <w:lvlText w:val="●"/>
       <w:lvlJc w:val="left"/>
       <w:pPr>
         <w:ind w:left="4320" w:hanging="360"/>
@@ -26575,7 +26870,7 @@
     <w:lvl w:ilvl="7">
       <w:start w:val="1"/>
       <w:numFmt w:val="bullet"/>
-      <w:lvlText w:val="○"/>
+      <w:lvlText w:val="●"/>
       <w:lvlJc w:val="left"/>
       <w:pPr>
         <w:ind w:left="5760" w:hanging="360"/>
@@ -26587,7 +26882,7 @@
     <w:lvl w:ilvl="8">
       <w:start w:val="1"/>
       <w:numFmt w:val="bullet"/>
-      <w:lvlText w:val="■"/>
+      <w:lvlText w:val="●"/>
       <w:lvlJc w:val="left"/>
       <w:pPr>
         <w:ind w:left="6480" w:hanging="360"/>
@@ -26943,7 +27238,7 @@
     <w:lvl w:ilvl="1">
       <w:start w:val="1"/>
       <w:numFmt w:val="bullet"/>
-      <w:lvlText w:val="●"/>
+      <w:lvlText w:val="○"/>
       <w:lvlJc w:val="left"/>
       <w:pPr>
         <w:ind w:left="1440" w:hanging="360"/>
@@ -26955,7 +27250,7 @@
     <w:lvl w:ilvl="2">
       <w:start w:val="1"/>
       <w:numFmt w:val="bullet"/>
-      <w:lvlText w:val="●"/>
+      <w:lvlText w:val="■"/>
       <w:lvlJc w:val="left"/>
       <w:pPr>
         <w:ind w:left="2160" w:hanging="360"/>
@@ -26979,7 +27274,7 @@
     <w:lvl w:ilvl="4">
       <w:start w:val="1"/>
       <w:numFmt w:val="bullet"/>
-      <w:lvlText w:val="●"/>
+      <w:lvlText w:val="○"/>
       <w:lvlJc w:val="left"/>
       <w:pPr>
         <w:ind w:left="3600" w:hanging="360"/>
@@ -26991,7 +27286,7 @@
     <w:lvl w:ilvl="5">
       <w:start w:val="1"/>
       <w:numFmt w:val="bullet"/>
-      <w:lvlText w:val="●"/>
+      <w:lvlText w:val="■"/>
       <w:lvlJc w:val="left"/>
       <w:pPr>
         <w:ind w:left="4320" w:hanging="360"/>
@@ -27015,7 +27310,7 @@
     <w:lvl w:ilvl="7">
       <w:start w:val="1"/>
       <w:numFmt w:val="bullet"/>
-      <w:lvlText w:val="●"/>
+      <w:lvlText w:val="○"/>
       <w:lvlJc w:val="left"/>
       <w:pPr>
         <w:ind w:left="5760" w:hanging="360"/>
@@ -27027,7 +27322,7 @@
     <w:lvl w:ilvl="8">
       <w:start w:val="1"/>
       <w:numFmt w:val="bullet"/>
-      <w:lvlText w:val="●"/>
+      <w:lvlText w:val="■"/>
       <w:lvlJc w:val="left"/>
       <w:pPr>
         <w:ind w:left="6480" w:hanging="360"/>
@@ -27053,7 +27348,7 @@
     <w:lvl w:ilvl="1">
       <w:start w:val="1"/>
       <w:numFmt w:val="bullet"/>
-      <w:lvlText w:val="○"/>
+      <w:lvlText w:val="●"/>
       <w:lvlJc w:val="left"/>
       <w:pPr>
         <w:ind w:left="1440" w:hanging="360"/>
@@ -27065,7 +27360,7 @@
     <w:lvl w:ilvl="2">
       <w:start w:val="1"/>
       <w:numFmt w:val="bullet"/>
-      <w:lvlText w:val="■"/>
+      <w:lvlText w:val="●"/>
       <w:lvlJc w:val="left"/>
       <w:pPr>
         <w:ind w:left="2160" w:hanging="360"/>
@@ -27089,7 +27384,7 @@
     <w:lvl w:ilvl="4">
       <w:start w:val="1"/>
       <w:numFmt w:val="bullet"/>
-      <w:lvlText w:val="○"/>
+      <w:lvlText w:val="●"/>
       <w:lvlJc w:val="left"/>
       <w:pPr>
         <w:ind w:left="3600" w:hanging="360"/>
@@ -27101,7 +27396,7 @@
     <w:lvl w:ilvl="5">
       <w:start w:val="1"/>
       <w:numFmt w:val="bullet"/>
-      <w:lvlText w:val="■"/>
+      <w:lvlText w:val="●"/>
       <w:lvlJc w:val="left"/>
       <w:pPr>
         <w:ind w:left="4320" w:hanging="360"/>
@@ -27125,7 +27420,7 @@
     <w:lvl w:ilvl="7">
       <w:start w:val="1"/>
       <w:numFmt w:val="bullet"/>
-      <w:lvlText w:val="○"/>
+      <w:lvlText w:val="●"/>
       <w:lvlJc w:val="left"/>
       <w:pPr>
         <w:ind w:left="5760" w:hanging="360"/>
@@ -27137,7 +27432,7 @@
     <w:lvl w:ilvl="8">
       <w:start w:val="1"/>
       <w:numFmt w:val="bullet"/>
-      <w:lvlText w:val="■"/>
+      <w:lvlText w:val="●"/>
       <w:lvlJc w:val="left"/>
       <w:pPr>
         <w:ind w:left="6480" w:hanging="360"/>
@@ -27273,7 +27568,7 @@
     <w:lvl w:ilvl="1">
       <w:start w:val="1"/>
       <w:numFmt w:val="bullet"/>
-      <w:lvlText w:val="●"/>
+      <w:lvlText w:val="○"/>
       <w:lvlJc w:val="left"/>
       <w:pPr>
         <w:ind w:left="1440" w:hanging="360"/>
@@ -27285,7 +27580,7 @@
     <w:lvl w:ilvl="2">
       <w:start w:val="1"/>
       <w:numFmt w:val="bullet"/>
-      <w:lvlText w:val="●"/>
+      <w:lvlText w:val="■"/>
       <w:lvlJc w:val="left"/>
       <w:pPr>
         <w:ind w:left="2160" w:hanging="360"/>
@@ -27309,7 +27604,7 @@
     <w:lvl w:ilvl="4">
       <w:start w:val="1"/>
       <w:numFmt w:val="bullet"/>
-      <w:lvlText w:val="●"/>
+      <w:lvlText w:val="○"/>
       <w:lvlJc w:val="left"/>
       <w:pPr>
         <w:ind w:left="3600" w:hanging="360"/>
@@ -27321,7 +27616,7 @@
     <w:lvl w:ilvl="5">
       <w:start w:val="1"/>
       <w:numFmt w:val="bullet"/>
-      <w:lvlText w:val="●"/>
+      <w:lvlText w:val="■"/>
       <w:lvlJc w:val="left"/>
       <w:pPr>
         <w:ind w:left="4320" w:hanging="360"/>
@@ -27345,7 +27640,7 @@
     <w:lvl w:ilvl="7">
       <w:start w:val="1"/>
       <w:numFmt w:val="bullet"/>
-      <w:lvlText w:val="●"/>
+      <w:lvlText w:val="○"/>
       <w:lvlJc w:val="left"/>
       <w:pPr>
         <w:ind w:left="5760" w:hanging="360"/>
@@ -27357,7 +27652,7 @@
     <w:lvl w:ilvl="8">
       <w:start w:val="1"/>
       <w:numFmt w:val="bullet"/>
-      <w:lvlText w:val="●"/>
+      <w:lvlText w:val="■"/>
       <w:lvlJc w:val="left"/>
       <w:pPr>
         <w:ind w:left="6480" w:hanging="360"/>
@@ -27383,7 +27678,7 @@
     <w:lvl w:ilvl="1">
       <w:start w:val="1"/>
       <w:numFmt w:val="bullet"/>
-      <w:lvlText w:val="○"/>
+      <w:lvlText w:val="●"/>
       <w:lvlJc w:val="left"/>
       <w:pPr>
         <w:ind w:left="1440" w:hanging="360"/>
@@ -27395,7 +27690,7 @@
     <w:lvl w:ilvl="2">
       <w:start w:val="1"/>
       <w:numFmt w:val="bullet"/>
-      <w:lvlText w:val="■"/>
+      <w:lvlText w:val="●"/>
       <w:lvlJc w:val="left"/>
       <w:pPr>
         <w:ind w:left="2160" w:hanging="360"/>
@@ -27419,7 +27714,7 @@
     <w:lvl w:ilvl="4">
       <w:start w:val="1"/>
       <w:numFmt w:val="bullet"/>
-      <w:lvlText w:val="○"/>
+      <w:lvlText w:val="●"/>
       <w:lvlJc w:val="left"/>
       <w:pPr>
         <w:ind w:left="3600" w:hanging="360"/>
@@ -27431,7 +27726,7 @@
     <w:lvl w:ilvl="5">
       <w:start w:val="1"/>
       <w:numFmt w:val="bullet"/>
-      <w:lvlText w:val="■"/>
+      <w:lvlText w:val="●"/>
       <w:lvlJc w:val="left"/>
       <w:pPr>
         <w:ind w:left="4320" w:hanging="360"/>
@@ -27455,7 +27750,7 @@
     <w:lvl w:ilvl="7">
       <w:start w:val="1"/>
       <w:numFmt w:val="bullet"/>
-      <w:lvlText w:val="○"/>
+      <w:lvlText w:val="●"/>
       <w:lvlJc w:val="left"/>
       <w:pPr>
         <w:ind w:left="5760" w:hanging="360"/>
@@ -27467,7 +27762,7 @@
     <w:lvl w:ilvl="8">
       <w:start w:val="1"/>
       <w:numFmt w:val="bullet"/>
-      <w:lvlText w:val="■"/>
+      <w:lvlText w:val="●"/>
       <w:lvlJc w:val="left"/>
       <w:pPr>
         <w:ind w:left="6480" w:hanging="360"/>
@@ -27493,7 +27788,7 @@
     <w:lvl w:ilvl="1">
       <w:start w:val="1"/>
       <w:numFmt w:val="bullet"/>
-      <w:lvlText w:val="●"/>
+      <w:lvlText w:val="○"/>
       <w:lvlJc w:val="left"/>
       <w:pPr>
         <w:ind w:left="1440" w:hanging="360"/>
@@ -27505,7 +27800,7 @@
     <w:lvl w:ilvl="2">
       <w:start w:val="1"/>
       <w:numFmt w:val="bullet"/>
-      <w:lvlText w:val="●"/>
+      <w:lvlText w:val="■"/>
       <w:lvlJc w:val="left"/>
       <w:pPr>
         <w:ind w:left="2160" w:hanging="360"/>
@@ -27529,7 +27824,7 @@
     <w:lvl w:ilvl="4">
       <w:start w:val="1"/>
       <w:numFmt w:val="bullet"/>
-      <w:lvlText w:val="●"/>
+      <w:lvlText w:val="○"/>
       <w:lvlJc w:val="left"/>
       <w:pPr>
         <w:ind w:left="3600" w:hanging="360"/>
@@ -27541,7 +27836,7 @@
     <w:lvl w:ilvl="5">
       <w:start w:val="1"/>
       <w:numFmt w:val="bullet"/>
-      <w:lvlText w:val="●"/>
+      <w:lvlText w:val="■"/>
       <w:lvlJc w:val="left"/>
       <w:pPr>
         <w:ind w:left="4320" w:hanging="360"/>
@@ -27565,7 +27860,7 @@
     <w:lvl w:ilvl="7">
       <w:start w:val="1"/>
       <w:numFmt w:val="bullet"/>
-      <w:lvlText w:val="●"/>
+      <w:lvlText w:val="○"/>
       <w:lvlJc w:val="left"/>
       <w:pPr>
         <w:ind w:left="5760" w:hanging="360"/>
@@ -27577,7 +27872,7 @@
     <w:lvl w:ilvl="8">
       <w:start w:val="1"/>
       <w:numFmt w:val="bullet"/>
-      <w:lvlText w:val="●"/>
+      <w:lvlText w:val="■"/>
       <w:lvlJc w:val="left"/>
       <w:pPr>
         <w:ind w:left="6480" w:hanging="360"/>
@@ -27713,7 +28008,7 @@
     <w:lvl w:ilvl="1">
       <w:start w:val="1"/>
       <w:numFmt w:val="bullet"/>
-      <w:lvlText w:val="○"/>
+      <w:lvlText w:val="●"/>
       <w:lvlJc w:val="left"/>
       <w:pPr>
         <w:ind w:left="1440" w:hanging="360"/>
@@ -27725,7 +28020,7 @@
     <w:lvl w:ilvl="2">
       <w:start w:val="1"/>
       <w:numFmt w:val="bullet"/>
-      <w:lvlText w:val="■"/>
+      <w:lvlText w:val="●"/>
       <w:lvlJc w:val="left"/>
       <w:pPr>
         <w:ind w:left="2160" w:hanging="360"/>
@@ -27749,7 +28044,7 @@
     <w:lvl w:ilvl="4">
       <w:start w:val="1"/>
       <w:numFmt w:val="bullet"/>
-      <w:lvlText w:val="○"/>
+      <w:lvlText w:val="●"/>
       <w:lvlJc w:val="left"/>
       <w:pPr>
         <w:ind w:left="3600" w:hanging="360"/>
@@ -27761,7 +28056,7 @@
     <w:lvl w:ilvl="5">
       <w:start w:val="1"/>
       <w:numFmt w:val="bullet"/>
-      <w:lvlText w:val="■"/>
+      <w:lvlText w:val="●"/>
       <w:lvlJc w:val="left"/>
       <w:pPr>
         <w:ind w:left="4320" w:hanging="360"/>
@@ -27785,7 +28080,7 @@
     <w:lvl w:ilvl="7">
       <w:start w:val="1"/>
       <w:numFmt w:val="bullet"/>
-      <w:lvlText w:val="○"/>
+      <w:lvlText w:val="●"/>
       <w:lvlJc w:val="left"/>
       <w:pPr>
         <w:ind w:left="5760" w:hanging="360"/>
@@ -27797,7 +28092,7 @@
     <w:lvl w:ilvl="8">
       <w:start w:val="1"/>
       <w:numFmt w:val="bullet"/>
-      <w:lvlText w:val="■"/>
+      <w:lvlText w:val="●"/>
       <w:lvlJc w:val="left"/>
       <w:pPr>
         <w:ind w:left="6480" w:hanging="360"/>
@@ -28153,7 +28448,7 @@
     <w:lvl w:ilvl="1">
       <w:start w:val="1"/>
       <w:numFmt w:val="bullet"/>
-      <w:lvlText w:val="●"/>
+      <w:lvlText w:val="○"/>
       <w:lvlJc w:val="left"/>
       <w:pPr>
         <w:ind w:left="1440" w:hanging="360"/>
@@ -28165,7 +28460,7 @@
     <w:lvl w:ilvl="2">
       <w:start w:val="1"/>
       <w:numFmt w:val="bullet"/>
-      <w:lvlText w:val="●"/>
+      <w:lvlText w:val="■"/>
       <w:lvlJc w:val="left"/>
       <w:pPr>
         <w:ind w:left="2160" w:hanging="360"/>
@@ -28189,7 +28484,7 @@
     <w:lvl w:ilvl="4">
       <w:start w:val="1"/>
       <w:numFmt w:val="bullet"/>
-      <w:lvlText w:val="●"/>
+      <w:lvlText w:val="○"/>
       <w:lvlJc w:val="left"/>
       <w:pPr>
         <w:ind w:left="3600" w:hanging="360"/>
@@ -28201,7 +28496,7 @@
     <w:lvl w:ilvl="5">
       <w:start w:val="1"/>
       <w:numFmt w:val="bullet"/>
-      <w:lvlText w:val="●"/>
+      <w:lvlText w:val="■"/>
       <w:lvlJc w:val="left"/>
       <w:pPr>
         <w:ind w:left="4320" w:hanging="360"/>
@@ -28225,7 +28520,7 @@
     <w:lvl w:ilvl="7">
       <w:start w:val="1"/>
       <w:numFmt w:val="bullet"/>
-      <w:lvlText w:val="●"/>
+      <w:lvlText w:val="○"/>
       <w:lvlJc w:val="left"/>
       <w:pPr>
         <w:ind w:left="5760" w:hanging="360"/>
@@ -28237,7 +28532,7 @@
     <w:lvl w:ilvl="8">
       <w:start w:val="1"/>
       <w:numFmt w:val="bullet"/>
-      <w:lvlText w:val="●"/>
+      <w:lvlText w:val="■"/>
       <w:lvlJc w:val="left"/>
       <w:pPr>
         <w:ind w:left="6480" w:hanging="360"/>
@@ -28593,7 +28888,7 @@
     <w:lvl w:ilvl="1">
       <w:start w:val="1"/>
       <w:numFmt w:val="bullet"/>
-      <w:lvlText w:val="○"/>
+      <w:lvlText w:val="●"/>
       <w:lvlJc w:val="left"/>
       <w:pPr>
         <w:ind w:left="1440" w:hanging="360"/>
@@ -28605,7 +28900,7 @@
     <w:lvl w:ilvl="2">
       <w:start w:val="1"/>
       <w:numFmt w:val="bullet"/>
-      <w:lvlText w:val="■"/>
+      <w:lvlText w:val="●"/>
       <w:lvlJc w:val="left"/>
       <w:pPr>
         <w:ind w:left="2160" w:hanging="360"/>
@@ -28629,7 +28924,7 @@
     <w:lvl w:ilvl="4">
       <w:start w:val="1"/>
       <w:numFmt w:val="bullet"/>
-      <w:lvlText w:val="○"/>
+      <w:lvlText w:val="●"/>
       <w:lvlJc w:val="left"/>
       <w:pPr>
         <w:ind w:left="3600" w:hanging="360"/>
@@ -28641,7 +28936,7 @@
     <w:lvl w:ilvl="5">
       <w:start w:val="1"/>
       <w:numFmt w:val="bullet"/>
-      <w:lvlText w:val="■"/>
+      <w:lvlText w:val="●"/>
       <w:lvlJc w:val="left"/>
       <w:pPr>
         <w:ind w:left="4320" w:hanging="360"/>
@@ -28665,7 +28960,7 @@
     <w:lvl w:ilvl="7">
       <w:start w:val="1"/>
       <w:numFmt w:val="bullet"/>
-      <w:lvlText w:val="○"/>
+      <w:lvlText w:val="●"/>
       <w:lvlJc w:val="left"/>
       <w:pPr>
         <w:ind w:left="5760" w:hanging="360"/>
@@ -28677,7 +28972,7 @@
     <w:lvl w:ilvl="8">
       <w:start w:val="1"/>
       <w:numFmt w:val="bullet"/>
-      <w:lvlText w:val="■"/>
+      <w:lvlText w:val="●"/>
       <w:lvlJc w:val="left"/>
       <w:pPr>
         <w:ind w:left="6480" w:hanging="360"/>
@@ -29678,6 +29973,226 @@
     </w:lvl>
   </w:abstractNum>
   <w:abstractNum w:abstractNumId="96">
+    <w:lvl w:ilvl="0">
+      <w:start w:val="1"/>
+      <w:numFmt w:val="bullet"/>
+      <w:lvlText w:val="●"/>
+      <w:lvlJc w:val="left"/>
+      <w:pPr>
+        <w:ind w:left="720" w:hanging="360"/>
+      </w:pPr>
+      <w:rPr>
+        <w:u w:val="none"/>
+      </w:rPr>
+    </w:lvl>
+    <w:lvl w:ilvl="1">
+      <w:start w:val="1"/>
+      <w:numFmt w:val="bullet"/>
+      <w:lvlText w:val="○"/>
+      <w:lvlJc w:val="left"/>
+      <w:pPr>
+        <w:ind w:left="1440" w:hanging="360"/>
+      </w:pPr>
+      <w:rPr>
+        <w:u w:val="none"/>
+      </w:rPr>
+    </w:lvl>
+    <w:lvl w:ilvl="2">
+      <w:start w:val="1"/>
+      <w:numFmt w:val="bullet"/>
+      <w:lvlText w:val="■"/>
+      <w:lvlJc w:val="left"/>
+      <w:pPr>
+        <w:ind w:left="2160" w:hanging="360"/>
+      </w:pPr>
+      <w:rPr>
+        <w:u w:val="none"/>
+      </w:rPr>
+    </w:lvl>
+    <w:lvl w:ilvl="3">
+      <w:start w:val="1"/>
+      <w:numFmt w:val="bullet"/>
+      <w:lvlText w:val="●"/>
+      <w:lvlJc w:val="left"/>
+      <w:pPr>
+        <w:ind w:left="2880" w:hanging="360"/>
+      </w:pPr>
+      <w:rPr>
+        <w:u w:val="none"/>
+      </w:rPr>
+    </w:lvl>
+    <w:lvl w:ilvl="4">
+      <w:start w:val="1"/>
+      <w:numFmt w:val="bullet"/>
+      <w:lvlText w:val="○"/>
+      <w:lvlJc w:val="left"/>
+      <w:pPr>
+        <w:ind w:left="3600" w:hanging="360"/>
+      </w:pPr>
+      <w:rPr>
+        <w:u w:val="none"/>
+      </w:rPr>
+    </w:lvl>
+    <w:lvl w:ilvl="5">
+      <w:start w:val="1"/>
+      <w:numFmt w:val="bullet"/>
+      <w:lvlText w:val="■"/>
+      <w:lvlJc w:val="left"/>
+      <w:pPr>
+        <w:ind w:left="4320" w:hanging="360"/>
+      </w:pPr>
+      <w:rPr>
+        <w:u w:val="none"/>
+      </w:rPr>
+    </w:lvl>
+    <w:lvl w:ilvl="6">
+      <w:start w:val="1"/>
+      <w:numFmt w:val="bullet"/>
+      <w:lvlText w:val="●"/>
+      <w:lvlJc w:val="left"/>
+      <w:pPr>
+        <w:ind w:left="5040" w:hanging="360"/>
+      </w:pPr>
+      <w:rPr>
+        <w:u w:val="none"/>
+      </w:rPr>
+    </w:lvl>
+    <w:lvl w:ilvl="7">
+      <w:start w:val="1"/>
+      <w:numFmt w:val="bullet"/>
+      <w:lvlText w:val="○"/>
+      <w:lvlJc w:val="left"/>
+      <w:pPr>
+        <w:ind w:left="5760" w:hanging="360"/>
+      </w:pPr>
+      <w:rPr>
+        <w:u w:val="none"/>
+      </w:rPr>
+    </w:lvl>
+    <w:lvl w:ilvl="8">
+      <w:start w:val="1"/>
+      <w:numFmt w:val="bullet"/>
+      <w:lvlText w:val="■"/>
+      <w:lvlJc w:val="left"/>
+      <w:pPr>
+        <w:ind w:left="6480" w:hanging="360"/>
+      </w:pPr>
+      <w:rPr>
+        <w:u w:val="none"/>
+      </w:rPr>
+    </w:lvl>
+  </w:abstractNum>
+  <w:abstractNum w:abstractNumId="97">
+    <w:lvl w:ilvl="0">
+      <w:start w:val="1"/>
+      <w:numFmt w:val="bullet"/>
+      <w:lvlText w:val="●"/>
+      <w:lvlJc w:val="left"/>
+      <w:pPr>
+        <w:ind w:left="720" w:hanging="360"/>
+      </w:pPr>
+      <w:rPr>
+        <w:u w:val="none"/>
+      </w:rPr>
+    </w:lvl>
+    <w:lvl w:ilvl="1">
+      <w:start w:val="1"/>
+      <w:numFmt w:val="bullet"/>
+      <w:lvlText w:val="○"/>
+      <w:lvlJc w:val="left"/>
+      <w:pPr>
+        <w:ind w:left="1440" w:hanging="360"/>
+      </w:pPr>
+      <w:rPr>
+        <w:u w:val="none"/>
+      </w:rPr>
+    </w:lvl>
+    <w:lvl w:ilvl="2">
+      <w:start w:val="1"/>
+      <w:numFmt w:val="bullet"/>
+      <w:lvlText w:val="■"/>
+      <w:lvlJc w:val="left"/>
+      <w:pPr>
+        <w:ind w:left="2160" w:hanging="360"/>
+      </w:pPr>
+      <w:rPr>
+        <w:u w:val="none"/>
+      </w:rPr>
+    </w:lvl>
+    <w:lvl w:ilvl="3">
+      <w:start w:val="1"/>
+      <w:numFmt w:val="bullet"/>
+      <w:lvlText w:val="●"/>
+      <w:lvlJc w:val="left"/>
+      <w:pPr>
+        <w:ind w:left="2880" w:hanging="360"/>
+      </w:pPr>
+      <w:rPr>
+        <w:u w:val="none"/>
+      </w:rPr>
+    </w:lvl>
+    <w:lvl w:ilvl="4">
+      <w:start w:val="1"/>
+      <w:numFmt w:val="bullet"/>
+      <w:lvlText w:val="○"/>
+      <w:lvlJc w:val="left"/>
+      <w:pPr>
+        <w:ind w:left="3600" w:hanging="360"/>
+      </w:pPr>
+      <w:rPr>
+        <w:u w:val="none"/>
+      </w:rPr>
+    </w:lvl>
+    <w:lvl w:ilvl="5">
+      <w:start w:val="1"/>
+      <w:numFmt w:val="bullet"/>
+      <w:lvlText w:val="■"/>
+      <w:lvlJc w:val="left"/>
+      <w:pPr>
+        <w:ind w:left="4320" w:hanging="360"/>
+      </w:pPr>
+      <w:rPr>
+        <w:u w:val="none"/>
+      </w:rPr>
+    </w:lvl>
+    <w:lvl w:ilvl="6">
+      <w:start w:val="1"/>
+      <w:numFmt w:val="bullet"/>
+      <w:lvlText w:val="●"/>
+      <w:lvlJc w:val="left"/>
+      <w:pPr>
+        <w:ind w:left="5040" w:hanging="360"/>
+      </w:pPr>
+      <w:rPr>
+        <w:u w:val="none"/>
+      </w:rPr>
+    </w:lvl>
+    <w:lvl w:ilvl="7">
+      <w:start w:val="1"/>
+      <w:numFmt w:val="bullet"/>
+      <w:lvlText w:val="○"/>
+      <w:lvlJc w:val="left"/>
+      <w:pPr>
+        <w:ind w:left="5760" w:hanging="360"/>
+      </w:pPr>
+      <w:rPr>
+        <w:u w:val="none"/>
+      </w:rPr>
+    </w:lvl>
+    <w:lvl w:ilvl="8">
+      <w:start w:val="1"/>
+      <w:numFmt w:val="bullet"/>
+      <w:lvlText w:val="■"/>
+      <w:lvlJc w:val="left"/>
+      <w:pPr>
+        <w:ind w:left="6480" w:hanging="360"/>
+      </w:pPr>
+      <w:rPr>
+        <w:u w:val="none"/>
+      </w:rPr>
+    </w:lvl>
+  </w:abstractNum>
+  <w:abstractNum w:abstractNumId="98">
     <w:lvl w:ilvl="0">
       <w:start w:val="1"/>
       <w:numFmt w:val="bullet"/>
@@ -30074,6 +30589,12 @@
   </w:num>
   <w:num w:numId="96">
     <w:abstractNumId w:val="96"/>
+  </w:num>
+  <w:num w:numId="97">
+    <w:abstractNumId w:val="97"/>
+  </w:num>
+  <w:num w:numId="98">
+    <w:abstractNumId w:val="98"/>
   </w:num>
 </w:numbering>
 </file>

--- a/Projects/golden-fur/shared/context/Architectural-Change-History.docx
+++ b/Projects/golden-fur/shared/context/Architectural-Change-History.docx
@@ -41,7 +41,7 @@
           <w:pgNumType w:start="1"/>
         </w:sectPr>
       </w:pPr>
-      <w:bookmarkStart w:colFirst="0" w:colLast="0" w:name="_z5tsby85jgg4" w:id="0"/>
+      <w:bookmarkStart w:colFirst="0" w:colLast="0" w:name="_5bdvg3gru4t0" w:id="0"/>
       <w:bookmarkEnd w:id="0"/>
       <w:r>
         <w:rPr>
@@ -121,7 +121,7 @@
           <w:pgNumType w:start="1"/>
         </w:sectPr>
       </w:pPr>
-      <w:bookmarkStart w:colFirst="0" w:colLast="0" w:name="_pcup02sw51op" w:id="1"/>
+      <w:bookmarkStart w:colFirst="0" w:colLast="0" w:name="_p3hoolc5tt7y" w:id="1"/>
       <w:bookmarkEnd w:id="1"/>
       <w:r>
         <w:rPr>
@@ -216,7 +216,7 @@
             <w:sdt>
               <w:sdtPr>
                 <w:alias w:val="Project status"/>
-                <w:id w:val="-1782817859"/>
+                <w:id w:val="174206673"/>
                 <w:dropDownList w:lastValue="Merged">
                   <w:listItem w:displayText="Not Started" w:value="Not Started"/>
                   <w:listItem w:displayText="Blocked" w:value="Blocked"/>
@@ -254,7 +254,7 @@
               <w:keepLines w:val="1"/>
               <w:numPr>
                 <w:ilvl w:val="0"/>
-                <w:numId w:val="93"/>
+                <w:numId w:val="94"/>
               </w:numPr>
               <w:spacing w:after="240" w:before="240" w:lineRule="auto"/>
               <w:ind w:left="720" w:hanging="360"/>
@@ -291,7 +291,7 @@
             <w:sdt>
               <w:sdtPr>
                 <w:alias w:val="Assignee"/>
-                <w:id w:val="-1159061316"/>
+                <w:id w:val="1132689569"/>
                 <w:dropDownList w:lastValue="James">
                   <w:listItem w:displayText="None" w:value="None"/>
                   <w:listItem w:displayText="Alarie" w:value="Alarie"/>
@@ -342,7 +342,7 @@
             <w:sdt>
               <w:sdtPr>
                 <w:alias w:val="Project status"/>
-                <w:id w:val="-763279356"/>
+                <w:id w:val="-50169137"/>
                 <w:dropDownList w:lastValue="Not Started">
                   <w:listItem w:displayText="Not Started" w:value="Not Started"/>
                   <w:listItem w:displayText="Blocked" w:value="Blocked"/>
@@ -380,7 +380,7 @@
               <w:keepLines w:val="1"/>
               <w:numPr>
                 <w:ilvl w:val="0"/>
-                <w:numId w:val="108"/>
+                <w:numId w:val="111"/>
               </w:numPr>
               <w:spacing w:after="240" w:before="240" w:lineRule="auto"/>
               <w:ind w:left="720" w:hanging="360"/>
@@ -417,7 +417,7 @@
             <w:sdt>
               <w:sdtPr>
                 <w:alias w:val="Assignee"/>
-                <w:id w:val="2059895488"/>
+                <w:id w:val="-1351598832"/>
                 <w:dropDownList w:lastValue="James">
                   <w:listItem w:displayText="None" w:value="None"/>
                   <w:listItem w:displayText="Alarie" w:value="Alarie"/>
@@ -468,7 +468,7 @@
             <w:sdt>
               <w:sdtPr>
                 <w:alias w:val="Project status"/>
-                <w:id w:val="1799038470"/>
+                <w:id w:val="-1863437948"/>
                 <w:dropDownList w:lastValue="Merged">
                   <w:listItem w:displayText="Not Started" w:value="Not Started"/>
                   <w:listItem w:displayText="Blocked" w:value="Blocked"/>
@@ -506,7 +506,7 @@
               <w:keepLines w:val="1"/>
               <w:numPr>
                 <w:ilvl w:val="0"/>
-                <w:numId w:val="91"/>
+                <w:numId w:val="92"/>
               </w:numPr>
               <w:spacing w:after="0" w:afterAutospacing="0" w:before="240" w:line="240" w:lineRule="auto"/>
               <w:ind w:left="720" w:hanging="360"/>
@@ -532,7 +532,7 @@
               <w:keepLines w:val="1"/>
               <w:numPr>
                 <w:ilvl w:val="1"/>
-                <w:numId w:val="91"/>
+                <w:numId w:val="92"/>
               </w:numPr>
               <w:spacing w:after="0" w:afterAutospacing="0" w:before="0" w:beforeAutospacing="0" w:line="240" w:lineRule="auto"/>
               <w:ind w:left="1440" w:hanging="360"/>
@@ -558,7 +558,7 @@
               <w:keepLines w:val="1"/>
               <w:numPr>
                 <w:ilvl w:val="1"/>
-                <w:numId w:val="91"/>
+                <w:numId w:val="92"/>
               </w:numPr>
               <w:spacing w:after="240" w:before="0" w:beforeAutospacing="0" w:line="240" w:lineRule="auto"/>
               <w:ind w:left="1440" w:hanging="360"/>
@@ -578,12 +578,12 @@
                 <wp:inline distB="114300" distT="114300" distL="114300" distR="114300">
                   <wp:extent cx="2998773" cy="1416743"/>
                   <wp:effectExtent b="0" l="0" r="0" t="0"/>
-                  <wp:docPr id="10" name="image16.png"/>
+                  <wp:docPr id="12" name="image23.png"/>
                   <a:graphic>
                     <a:graphicData uri="http://schemas.openxmlformats.org/drawingml/2006/picture">
                       <pic:pic>
                         <pic:nvPicPr>
-                          <pic:cNvPr id="0" name="image16.png"/>
+                          <pic:cNvPr id="0" name="image23.png"/>
                           <pic:cNvPicPr preferRelativeResize="0"/>
                         </pic:nvPicPr>
                         <pic:blipFill>
@@ -630,7 +630,7 @@
             <w:sdt>
               <w:sdtPr>
                 <w:alias w:val="Assignee"/>
-                <w:id w:val="-547524312"/>
+                <w:id w:val="-1828902244"/>
                 <w:dropDownList w:lastValue="James">
                   <w:listItem w:displayText="None" w:value="None"/>
                   <w:listItem w:displayText="Alarie" w:value="Alarie"/>
@@ -681,7 +681,7 @@
             <w:sdt>
               <w:sdtPr>
                 <w:alias w:val="Project status"/>
-                <w:id w:val="-674205469"/>
+                <w:id w:val="-676429789"/>
                 <w:dropDownList w:lastValue="Not Started">
                   <w:listItem w:displayText="Not Started" w:value="Not Started"/>
                   <w:listItem w:displayText="Blocked" w:value="Blocked"/>
@@ -808,7 +808,7 @@
             <w:sdt>
               <w:sdtPr>
                 <w:alias w:val="Assignee"/>
-                <w:id w:val="164397204"/>
+                <w:id w:val="-1294068222"/>
                 <w:dropDownList w:lastValue="James">
                   <w:listItem w:displayText="None" w:value="None"/>
                   <w:listItem w:displayText="Alarie" w:value="Alarie"/>
@@ -859,7 +859,7 @@
             <w:sdt>
               <w:sdtPr>
                 <w:alias w:val="Project status"/>
-                <w:id w:val="436193070"/>
+                <w:id w:val="-169138390"/>
                 <w:dropDownList w:lastValue="In Progress">
                   <w:listItem w:displayText="Not Started" w:value="Not Started"/>
                   <w:listItem w:displayText="Blocked" w:value="Blocked"/>
@@ -897,7 +897,7 @@
               <w:keepLines w:val="1"/>
               <w:numPr>
                 <w:ilvl w:val="0"/>
-                <w:numId w:val="101"/>
+                <w:numId w:val="19"/>
               </w:numPr>
               <w:spacing w:after="0" w:afterAutospacing="0" w:before="240" w:lineRule="auto"/>
               <w:ind w:left="720" w:hanging="360"/>
@@ -914,7 +914,7 @@
                 <w:szCs w:val="24"/>
                 <w:rtl w:val="0"/>
               </w:rPr>
-              <w:t xml:space="preserve">Add admin config to pet types</w:t>
+              <w:t xml:space="preserve">Customers should not be able to choose cages during booking process, only receptionist</w:t>
             </w:r>
           </w:p>
           <w:p>
@@ -923,7 +923,7 @@
               <w:keepLines w:val="1"/>
               <w:numPr>
                 <w:ilvl w:val="1"/>
-                <w:numId w:val="101"/>
+                <w:numId w:val="19"/>
               </w:numPr>
               <w:spacing w:after="0" w:afterAutospacing="0" w:before="0" w:beforeAutospacing="0" w:lineRule="auto"/>
               <w:ind w:left="1440" w:hanging="360"/>
@@ -940,7 +940,33 @@
                 <w:szCs w:val="24"/>
                 <w:rtl w:val="0"/>
               </w:rPr>
-              <w:t xml:space="preserve">CRUD for pet types</w:t>
+              <w:t xml:space="preserve">Make it readonly for customers</w:t>
+            </w:r>
+          </w:p>
+          <w:p>
+            <w:pPr>
+              <w:keepNext w:val="1"/>
+              <w:keepLines w:val="1"/>
+              <w:numPr>
+                <w:ilvl w:val="0"/>
+                <w:numId w:val="19"/>
+              </w:numPr>
+              <w:spacing w:after="0" w:afterAutospacing="0" w:before="0" w:beforeAutospacing="0" w:lineRule="auto"/>
+              <w:ind w:left="720" w:hanging="360"/>
+              <w:rPr>
+                <w:rFonts w:ascii="Times" w:cs="Times" w:eastAsia="Times" w:hAnsi="Times"/>
+                <w:sz w:val="24"/>
+                <w:szCs w:val="24"/>
+              </w:rPr>
+            </w:pPr>
+            <w:r>
+              <w:rPr>
+                <w:rFonts w:ascii="Times" w:cs="Times" w:eastAsia="Times" w:hAnsi="Times"/>
+                <w:sz w:val="24"/>
+                <w:szCs w:val="24"/>
+                <w:rtl w:val="0"/>
+              </w:rPr>
+              <w:t xml:space="preserve">As a customer, I want to see what cage is assigned to my pet based on his size and pet type, I don’t care how many other cages are there, I only want to know if there’s a cage for my pet and perhaps the ID of that cage</w:t>
             </w:r>
           </w:p>
           <w:p>
@@ -949,9 +975,9 @@
               <w:keepLines w:val="1"/>
               <w:numPr>
                 <w:ilvl w:val="1"/>
-                <w:numId w:val="101"/>
-              </w:numPr>
-              <w:spacing w:after="0" w:afterAutospacing="0" w:before="0" w:beforeAutospacing="0" w:lineRule="auto"/>
+                <w:numId w:val="19"/>
+              </w:numPr>
+              <w:spacing w:after="240" w:before="0" w:beforeAutospacing="0" w:lineRule="auto"/>
               <w:ind w:left="1440" w:hanging="360"/>
               <w:rPr>
                 <w:rFonts w:ascii="Times" w:cs="Times" w:eastAsia="Times" w:hAnsi="Times"/>
@@ -966,59 +992,7 @@
                 <w:szCs w:val="24"/>
                 <w:rtl w:val="0"/>
               </w:rPr>
-              <w:t xml:space="preserve">Make it so that they can set X fixed price to pet types, this will override service and package prices</w:t>
-            </w:r>
-          </w:p>
-          <w:p>
-            <w:pPr>
-              <w:keepNext w:val="1"/>
-              <w:keepLines w:val="1"/>
-              <w:numPr>
-                <w:ilvl w:val="1"/>
-                <w:numId w:val="101"/>
-              </w:numPr>
-              <w:spacing w:after="0" w:afterAutospacing="0" w:before="0" w:beforeAutospacing="0" w:lineRule="auto"/>
-              <w:ind w:left="1440" w:hanging="360"/>
-              <w:rPr>
-                <w:rFonts w:ascii="Times" w:cs="Times" w:eastAsia="Times" w:hAnsi="Times"/>
-                <w:sz w:val="24"/>
-                <w:szCs w:val="24"/>
-              </w:rPr>
-            </w:pPr>
-            <w:r>
-              <w:rPr>
-                <w:rFonts w:ascii="Times" w:cs="Times" w:eastAsia="Times" w:hAnsi="Times"/>
-                <w:sz w:val="24"/>
-                <w:szCs w:val="24"/>
-                <w:rtl w:val="0"/>
-              </w:rPr>
-              <w:t xml:space="preserve">By default, set cat type to 800 php for both services and packages (seed this)</w:t>
-            </w:r>
-          </w:p>
-          <w:p>
-            <w:pPr>
-              <w:keepNext w:val="1"/>
-              <w:keepLines w:val="1"/>
-              <w:numPr>
-                <w:ilvl w:val="0"/>
-                <w:numId w:val="101"/>
-              </w:numPr>
-              <w:spacing w:after="240" w:before="0" w:beforeAutospacing="0" w:lineRule="auto"/>
-              <w:ind w:left="720" w:hanging="360"/>
-              <w:rPr>
-                <w:rFonts w:ascii="Times" w:cs="Times" w:eastAsia="Times" w:hAnsi="Times"/>
-                <w:sz w:val="24"/>
-                <w:szCs w:val="24"/>
-              </w:rPr>
-            </w:pPr>
-            <w:r>
-              <w:rPr>
-                <w:rFonts w:ascii="Times" w:cs="Times" w:eastAsia="Times" w:hAnsi="Times"/>
-                <w:sz w:val="24"/>
-                <w:szCs w:val="24"/>
-                <w:rtl w:val="0"/>
-              </w:rPr>
-              <w:t xml:space="preserve">As an admin/superadmin, I want ALL SERVICES AND PACKAGES for cat type pets to be fixed price at 800</w:t>
+              <w:t xml:space="preserve">If there’s no available cage, I want it to be indicated immediately</w:t>
             </w:r>
           </w:p>
         </w:tc>
@@ -1038,7 +1012,7 @@
             <w:sdt>
               <w:sdtPr>
                 <w:alias w:val="Assignee"/>
-                <w:id w:val="-1598822242"/>
+                <w:id w:val="-362262435"/>
                 <w:dropDownList w:lastValue="Matthew">
                   <w:listItem w:displayText="None" w:value="None"/>
                   <w:listItem w:displayText="Alarie" w:value="Alarie"/>
@@ -1089,7 +1063,211 @@
             <w:sdt>
               <w:sdtPr>
                 <w:alias w:val="Project status"/>
-                <w:id w:val="-295763156"/>
+                <w:id w:val="-502484514"/>
+                <w:dropDownList w:lastValue="In Progress">
+                  <w:listItem w:displayText="Not Started" w:value="Not Started"/>
+                  <w:listItem w:displayText="Blocked" w:value="Blocked"/>
+                  <w:listItem w:displayText="In Progress" w:value="In Progress"/>
+                  <w:listItem w:displayText="Completed" w:value="Completed"/>
+                  <w:listItem w:displayText="Reviewing" w:value="Reviewing"/>
+                  <w:listItem w:displayText="Merged" w:value="Merged"/>
+                </w:dropDownList>
+              </w:sdtPr>
+              <w:sdtContent>
+                <w:r>
+                  <w:rPr>
+                    <w:rFonts w:ascii="Times" w:cs="Times" w:eastAsia="Times" w:hAnsi="Times"/>
+                    <w:color w:val="473821"/>
+                    <w:sz w:val="24"/>
+                    <w:szCs w:val="24"/>
+                    <w:shd w:fill="ffe5a0" w:val="clear"/>
+                  </w:rPr>
+                  <w:t xml:space="preserve">In Progress</w:t>
+                </w:r>
+              </w:sdtContent>
+            </w:sdt>
+            <w:r>
+              <w:rPr>
+                <w:rtl w:val="0"/>
+              </w:rPr>
+            </w:r>
+          </w:p>
+        </w:tc>
+        <w:tc>
+          <w:tcPr/>
+          <w:p>
+            <w:pPr>
+              <w:keepNext w:val="1"/>
+              <w:keepLines w:val="1"/>
+              <w:numPr>
+                <w:ilvl w:val="0"/>
+                <w:numId w:val="108"/>
+              </w:numPr>
+              <w:spacing w:after="0" w:afterAutospacing="0" w:before="240" w:lineRule="auto"/>
+              <w:ind w:left="720" w:hanging="360"/>
+              <w:rPr>
+                <w:rFonts w:ascii="Times" w:cs="Times" w:eastAsia="Times" w:hAnsi="Times"/>
+                <w:sz w:val="24"/>
+                <w:szCs w:val="24"/>
+              </w:rPr>
+            </w:pPr>
+            <w:r>
+              <w:rPr>
+                <w:rFonts w:ascii="Times" w:cs="Times" w:eastAsia="Times" w:hAnsi="Times"/>
+                <w:sz w:val="24"/>
+                <w:szCs w:val="24"/>
+                <w:rtl w:val="0"/>
+              </w:rPr>
+              <w:t xml:space="preserve">Specify if cages are for cats or dogs</w:t>
+            </w:r>
+          </w:p>
+          <w:p>
+            <w:pPr>
+              <w:keepNext w:val="1"/>
+              <w:keepLines w:val="1"/>
+              <w:numPr>
+                <w:ilvl w:val="1"/>
+                <w:numId w:val="108"/>
+              </w:numPr>
+              <w:spacing w:after="0" w:afterAutospacing="0" w:before="0" w:beforeAutospacing="0" w:lineRule="auto"/>
+              <w:ind w:left="1440" w:hanging="360"/>
+              <w:rPr>
+                <w:rFonts w:ascii="Times" w:cs="Times" w:eastAsia="Times" w:hAnsi="Times"/>
+                <w:sz w:val="24"/>
+                <w:szCs w:val="24"/>
+              </w:rPr>
+            </w:pPr>
+            <w:r>
+              <w:rPr>
+                <w:rFonts w:ascii="Times" w:cs="Times" w:eastAsia="Times" w:hAnsi="Times"/>
+                <w:sz w:val="24"/>
+                <w:szCs w:val="24"/>
+                <w:rtl w:val="0"/>
+              </w:rPr>
+              <w:t xml:space="preserve">Should also affect which cages are shown on booking process depending if pet is dog or cat</w:t>
+            </w:r>
+          </w:p>
+          <w:p>
+            <w:pPr>
+              <w:keepNext w:val="1"/>
+              <w:keepLines w:val="1"/>
+              <w:numPr>
+                <w:ilvl w:val="1"/>
+                <w:numId w:val="108"/>
+              </w:numPr>
+              <w:spacing w:after="0" w:afterAutospacing="0" w:before="0" w:beforeAutospacing="0" w:lineRule="auto"/>
+              <w:ind w:left="1440" w:hanging="360"/>
+              <w:rPr>
+                <w:rFonts w:ascii="Times" w:cs="Times" w:eastAsia="Times" w:hAnsi="Times"/>
+                <w:sz w:val="24"/>
+                <w:szCs w:val="24"/>
+              </w:rPr>
+            </w:pPr>
+            <w:r>
+              <w:rPr>
+                <w:rFonts w:ascii="Times" w:cs="Times" w:eastAsia="Times" w:hAnsi="Times"/>
+                <w:sz w:val="24"/>
+                <w:szCs w:val="24"/>
+                <w:rtl w:val="0"/>
+              </w:rPr>
+              <w:t xml:space="preserve">As an admin, I want to be able to specify what pet type a specific cage is for</w:t>
+            </w:r>
+          </w:p>
+          <w:p>
+            <w:pPr>
+              <w:keepNext w:val="1"/>
+              <w:keepLines w:val="1"/>
+              <w:numPr>
+                <w:ilvl w:val="1"/>
+                <w:numId w:val="108"/>
+              </w:numPr>
+              <w:spacing w:after="240" w:before="0" w:beforeAutospacing="0" w:lineRule="auto"/>
+              <w:ind w:left="1440" w:hanging="360"/>
+              <w:rPr>
+                <w:rFonts w:ascii="Times" w:cs="Times" w:eastAsia="Times" w:hAnsi="Times"/>
+                <w:sz w:val="24"/>
+                <w:szCs w:val="24"/>
+              </w:rPr>
+            </w:pPr>
+            <w:r>
+              <w:rPr>
+                <w:rFonts w:ascii="Times" w:cs="Times" w:eastAsia="Times" w:hAnsi="Times"/>
+                <w:sz w:val="24"/>
+                <w:szCs w:val="24"/>
+                <w:rtl w:val="0"/>
+              </w:rPr>
+              <w:t xml:space="preserve">As a developer, I want these seeded into the remote database</w:t>
+            </w:r>
+          </w:p>
+        </w:tc>
+        <w:tc>
+          <w:tcPr/>
+          <w:p>
+            <w:pPr>
+              <w:keepNext w:val="1"/>
+              <w:keepLines w:val="1"/>
+              <w:spacing w:line="240" w:lineRule="auto"/>
+              <w:rPr>
+                <w:rFonts w:ascii="Times" w:cs="Times" w:eastAsia="Times" w:hAnsi="Times"/>
+                <w:sz w:val="24"/>
+                <w:szCs w:val="24"/>
+              </w:rPr>
+            </w:pPr>
+            <w:sdt>
+              <w:sdtPr>
+                <w:alias w:val="Assignee"/>
+                <w:id w:val="59032568"/>
+                <w:dropDownList w:lastValue="Matthew">
+                  <w:listItem w:displayText="None" w:value="None"/>
+                  <w:listItem w:displayText="Alarie" w:value="Alarie"/>
+                  <w:listItem w:displayText="James" w:value="James"/>
+                  <w:listItem w:displayText="Matthew" w:value="Matthew"/>
+                </w:dropDownList>
+              </w:sdtPr>
+              <w:sdtContent>
+                <w:r>
+                  <w:rPr>
+                    <w:rFonts w:ascii="Times" w:cs="Times" w:eastAsia="Times" w:hAnsi="Times"/>
+                    <w:color w:val="11734b"/>
+                    <w:sz w:val="24"/>
+                    <w:szCs w:val="24"/>
+                    <w:shd w:fill="d4edbc" w:val="clear"/>
+                  </w:rPr>
+                  <w:t xml:space="preserve">Matthew</w:t>
+                </w:r>
+              </w:sdtContent>
+            </w:sdt>
+            <w:r>
+              <w:rPr>
+                <w:rtl w:val="0"/>
+              </w:rPr>
+            </w:r>
+          </w:p>
+        </w:tc>
+      </w:tr>
+      <w:tr>
+        <w:trPr>
+          <w:cantSplit w:val="0"/>
+          <w:trHeight w:val="543" w:hRule="atLeast"/>
+          <w:tblHeader w:val="0"/>
+        </w:trPr>
+        <w:tc>
+          <w:tcPr/>
+          <w:p>
+            <w:pPr>
+              <w:keepNext w:val="1"/>
+              <w:keepLines w:val="1"/>
+              <w:spacing w:line="240" w:lineRule="auto"/>
+              <w:rPr>
+                <w:rFonts w:ascii="Times" w:cs="Times" w:eastAsia="Times" w:hAnsi="Times"/>
+                <w:sz w:val="24"/>
+                <w:szCs w:val="24"/>
+              </w:rPr>
+            </w:pPr>
+            <w:sdt>
+              <w:sdtPr>
+                <w:alias w:val="Project status"/>
+                <w:id w:val="1037822984"/>
                 <w:dropDownList w:lastValue="Merged">
                   <w:listItem w:displayText="Not Started" w:value="Not Started"/>
                   <w:listItem w:displayText="Blocked" w:value="Blocked"/>
@@ -1127,7 +1305,237 @@
               <w:keepLines w:val="1"/>
               <w:numPr>
                 <w:ilvl w:val="0"/>
-                <w:numId w:val="106"/>
+                <w:numId w:val="103"/>
+              </w:numPr>
+              <w:spacing w:after="0" w:afterAutospacing="0" w:before="240" w:lineRule="auto"/>
+              <w:ind w:left="720" w:hanging="360"/>
+              <w:rPr>
+                <w:rFonts w:ascii="Times" w:cs="Times" w:eastAsia="Times" w:hAnsi="Times"/>
+                <w:sz w:val="24"/>
+                <w:szCs w:val="24"/>
+              </w:rPr>
+            </w:pPr>
+            <w:r>
+              <w:rPr>
+                <w:rFonts w:ascii="Times" w:cs="Times" w:eastAsia="Times" w:hAnsi="Times"/>
+                <w:sz w:val="24"/>
+                <w:szCs w:val="24"/>
+                <w:rtl w:val="0"/>
+              </w:rPr>
+              <w:t xml:space="preserve">Add admin config to pet types</w:t>
+            </w:r>
+          </w:p>
+          <w:p>
+            <w:pPr>
+              <w:keepNext w:val="1"/>
+              <w:keepLines w:val="1"/>
+              <w:numPr>
+                <w:ilvl w:val="1"/>
+                <w:numId w:val="103"/>
+              </w:numPr>
+              <w:spacing w:after="0" w:afterAutospacing="0" w:before="0" w:beforeAutospacing="0" w:lineRule="auto"/>
+              <w:ind w:left="1440" w:hanging="360"/>
+              <w:rPr>
+                <w:rFonts w:ascii="Times" w:cs="Times" w:eastAsia="Times" w:hAnsi="Times"/>
+                <w:sz w:val="24"/>
+                <w:szCs w:val="24"/>
+              </w:rPr>
+            </w:pPr>
+            <w:r>
+              <w:rPr>
+                <w:rFonts w:ascii="Times" w:cs="Times" w:eastAsia="Times" w:hAnsi="Times"/>
+                <w:sz w:val="24"/>
+                <w:szCs w:val="24"/>
+                <w:rtl w:val="0"/>
+              </w:rPr>
+              <w:t xml:space="preserve">CRUD for pet types</w:t>
+            </w:r>
+          </w:p>
+          <w:p>
+            <w:pPr>
+              <w:keepNext w:val="1"/>
+              <w:keepLines w:val="1"/>
+              <w:numPr>
+                <w:ilvl w:val="1"/>
+                <w:numId w:val="103"/>
+              </w:numPr>
+              <w:spacing w:after="0" w:afterAutospacing="0" w:before="0" w:beforeAutospacing="0" w:lineRule="auto"/>
+              <w:ind w:left="1440" w:hanging="360"/>
+              <w:rPr>
+                <w:rFonts w:ascii="Times" w:cs="Times" w:eastAsia="Times" w:hAnsi="Times"/>
+                <w:sz w:val="24"/>
+                <w:szCs w:val="24"/>
+              </w:rPr>
+            </w:pPr>
+            <w:r>
+              <w:rPr>
+                <w:rFonts w:ascii="Times" w:cs="Times" w:eastAsia="Times" w:hAnsi="Times"/>
+                <w:sz w:val="24"/>
+                <w:szCs w:val="24"/>
+                <w:rtl w:val="0"/>
+              </w:rPr>
+              <w:t xml:space="preserve">Make it so that they can set X fixed price to pet types, this will override service and package prices</w:t>
+            </w:r>
+          </w:p>
+          <w:p>
+            <w:pPr>
+              <w:keepNext w:val="1"/>
+              <w:keepLines w:val="1"/>
+              <w:numPr>
+                <w:ilvl w:val="1"/>
+                <w:numId w:val="103"/>
+              </w:numPr>
+              <w:spacing w:after="0" w:afterAutospacing="0" w:before="0" w:beforeAutospacing="0" w:lineRule="auto"/>
+              <w:ind w:left="1440" w:hanging="360"/>
+              <w:rPr>
+                <w:rFonts w:ascii="Times" w:cs="Times" w:eastAsia="Times" w:hAnsi="Times"/>
+                <w:sz w:val="24"/>
+                <w:szCs w:val="24"/>
+              </w:rPr>
+            </w:pPr>
+            <w:r>
+              <w:rPr>
+                <w:rFonts w:ascii="Times" w:cs="Times" w:eastAsia="Times" w:hAnsi="Times"/>
+                <w:sz w:val="24"/>
+                <w:szCs w:val="24"/>
+                <w:rtl w:val="0"/>
+              </w:rPr>
+              <w:t xml:space="preserve">By default, set cat type to 800 php for both services and packages (seed this)</w:t>
+            </w:r>
+          </w:p>
+          <w:p>
+            <w:pPr>
+              <w:keepNext w:val="1"/>
+              <w:keepLines w:val="1"/>
+              <w:numPr>
+                <w:ilvl w:val="0"/>
+                <w:numId w:val="103"/>
+              </w:numPr>
+              <w:spacing w:after="240" w:before="0" w:beforeAutospacing="0" w:lineRule="auto"/>
+              <w:ind w:left="720" w:hanging="360"/>
+              <w:rPr>
+                <w:rFonts w:ascii="Times" w:cs="Times" w:eastAsia="Times" w:hAnsi="Times"/>
+                <w:sz w:val="24"/>
+                <w:szCs w:val="24"/>
+              </w:rPr>
+            </w:pPr>
+            <w:r>
+              <w:rPr>
+                <w:rFonts w:ascii="Times" w:cs="Times" w:eastAsia="Times" w:hAnsi="Times"/>
+                <w:sz w:val="24"/>
+                <w:szCs w:val="24"/>
+                <w:rtl w:val="0"/>
+              </w:rPr>
+              <w:t xml:space="preserve">As an admin/superadmin, I want ALL SERVICES AND PACKAGES for cat type pets to be fixed price at 800</w:t>
+            </w:r>
+          </w:p>
+        </w:tc>
+        <w:tc>
+          <w:tcPr/>
+          <w:p>
+            <w:pPr>
+              <w:keepNext w:val="1"/>
+              <w:keepLines w:val="1"/>
+              <w:spacing w:line="240" w:lineRule="auto"/>
+              <w:rPr>
+                <w:rFonts w:ascii="Times" w:cs="Times" w:eastAsia="Times" w:hAnsi="Times"/>
+                <w:sz w:val="24"/>
+                <w:szCs w:val="24"/>
+              </w:rPr>
+            </w:pPr>
+            <w:sdt>
+              <w:sdtPr>
+                <w:alias w:val="Assignee"/>
+                <w:id w:val="614139108"/>
+                <w:dropDownList w:lastValue="Matthew">
+                  <w:listItem w:displayText="None" w:value="None"/>
+                  <w:listItem w:displayText="Alarie" w:value="Alarie"/>
+                  <w:listItem w:displayText="James" w:value="James"/>
+                  <w:listItem w:displayText="Matthew" w:value="Matthew"/>
+                </w:dropDownList>
+              </w:sdtPr>
+              <w:sdtContent>
+                <w:r>
+                  <w:rPr>
+                    <w:rFonts w:ascii="Times" w:cs="Times" w:eastAsia="Times" w:hAnsi="Times"/>
+                    <w:color w:val="11734b"/>
+                    <w:sz w:val="24"/>
+                    <w:szCs w:val="24"/>
+                    <w:shd w:fill="d4edbc" w:val="clear"/>
+                  </w:rPr>
+                  <w:t xml:space="preserve">Matthew</w:t>
+                </w:r>
+              </w:sdtContent>
+            </w:sdt>
+            <w:r>
+              <w:rPr>
+                <w:rtl w:val="0"/>
+              </w:rPr>
+            </w:r>
+          </w:p>
+        </w:tc>
+      </w:tr>
+      <w:tr>
+        <w:trPr>
+          <w:cantSplit w:val="0"/>
+          <w:trHeight w:val="543" w:hRule="atLeast"/>
+          <w:tblHeader w:val="0"/>
+        </w:trPr>
+        <w:tc>
+          <w:tcPr/>
+          <w:p>
+            <w:pPr>
+              <w:keepNext w:val="1"/>
+              <w:keepLines w:val="1"/>
+              <w:spacing w:line="240" w:lineRule="auto"/>
+              <w:rPr>
+                <w:rFonts w:ascii="Times" w:cs="Times" w:eastAsia="Times" w:hAnsi="Times"/>
+                <w:sz w:val="24"/>
+                <w:szCs w:val="24"/>
+              </w:rPr>
+            </w:pPr>
+            <w:sdt>
+              <w:sdtPr>
+                <w:alias w:val="Project status"/>
+                <w:id w:val="950138180"/>
+                <w:dropDownList w:lastValue="Merged">
+                  <w:listItem w:displayText="Not Started" w:value="Not Started"/>
+                  <w:listItem w:displayText="Blocked" w:value="Blocked"/>
+                  <w:listItem w:displayText="In Progress" w:value="In Progress"/>
+                  <w:listItem w:displayText="Completed" w:value="Completed"/>
+                  <w:listItem w:displayText="Reviewing" w:value="Reviewing"/>
+                  <w:listItem w:displayText="Merged" w:value="Merged"/>
+                </w:dropDownList>
+              </w:sdtPr>
+              <w:sdtContent>
+                <w:r>
+                  <w:rPr>
+                    <w:rFonts w:ascii="Times" w:cs="Times" w:eastAsia="Times" w:hAnsi="Times"/>
+                    <w:color w:val="5a3286"/>
+                    <w:sz w:val="24"/>
+                    <w:szCs w:val="24"/>
+                    <w:shd w:fill="e6cff2" w:val="clear"/>
+                  </w:rPr>
+                  <w:t xml:space="preserve">Merged</w:t>
+                </w:r>
+              </w:sdtContent>
+            </w:sdt>
+            <w:r>
+              <w:rPr>
+                <w:rtl w:val="0"/>
+              </w:rPr>
+            </w:r>
+          </w:p>
+        </w:tc>
+        <w:tc>
+          <w:tcPr/>
+          <w:p>
+            <w:pPr>
+              <w:keepNext w:val="1"/>
+              <w:keepLines w:val="1"/>
+              <w:numPr>
+                <w:ilvl w:val="0"/>
+                <w:numId w:val="109"/>
               </w:numPr>
               <w:spacing w:after="0" w:afterAutospacing="0" w:before="240" w:line="240" w:lineRule="auto"/>
               <w:ind w:left="720" w:hanging="360"/>
@@ -1153,7 +1561,7 @@
               <w:keepLines w:val="1"/>
               <w:numPr>
                 <w:ilvl w:val="0"/>
-                <w:numId w:val="106"/>
+                <w:numId w:val="109"/>
               </w:numPr>
               <w:spacing w:after="0" w:afterAutospacing="0" w:before="0" w:beforeAutospacing="0" w:line="240" w:lineRule="auto"/>
               <w:ind w:left="720" w:hanging="360"/>
@@ -1179,7 +1587,7 @@
               <w:keepLines w:val="1"/>
               <w:numPr>
                 <w:ilvl w:val="0"/>
-                <w:numId w:val="106"/>
+                <w:numId w:val="109"/>
               </w:numPr>
               <w:spacing w:after="0" w:afterAutospacing="0" w:before="0" w:beforeAutospacing="0" w:line="240" w:lineRule="auto"/>
               <w:ind w:left="720" w:hanging="360"/>
@@ -1205,7 +1613,7 @@
               <w:keepLines w:val="1"/>
               <w:numPr>
                 <w:ilvl w:val="0"/>
-                <w:numId w:val="106"/>
+                <w:numId w:val="109"/>
               </w:numPr>
               <w:spacing w:after="0" w:afterAutospacing="0" w:before="0" w:beforeAutospacing="0" w:line="240" w:lineRule="auto"/>
               <w:ind w:left="720" w:hanging="360"/>
@@ -1225,12 +1633,12 @@
                 <wp:inline distB="114300" distT="114300" distL="114300" distR="114300">
                   <wp:extent cx="4101667" cy="3712268"/>
                   <wp:effectExtent b="0" l="0" r="0" t="0"/>
-                  <wp:docPr id="3" name="image2.png"/>
+                  <wp:docPr id="18" name="image6.png"/>
                   <a:graphic>
                     <a:graphicData uri="http://schemas.openxmlformats.org/drawingml/2006/picture">
                       <pic:pic>
                         <pic:nvPicPr>
-                          <pic:cNvPr id="0" name="image2.png"/>
+                          <pic:cNvPr id="0" name="image6.png"/>
                           <pic:cNvPicPr preferRelativeResize="0"/>
                         </pic:nvPicPr>
                         <pic:blipFill>
@@ -1266,7 +1674,7 @@
               <w:keepLines w:val="1"/>
               <w:numPr>
                 <w:ilvl w:val="0"/>
-                <w:numId w:val="106"/>
+                <w:numId w:val="109"/>
               </w:numPr>
               <w:spacing w:after="0" w:afterAutospacing="0" w:before="0" w:beforeAutospacing="0" w:line="240" w:lineRule="auto"/>
               <w:ind w:left="720" w:hanging="360"/>
@@ -1292,7 +1700,7 @@
               <w:keepLines w:val="1"/>
               <w:numPr>
                 <w:ilvl w:val="0"/>
-                <w:numId w:val="106"/>
+                <w:numId w:val="109"/>
               </w:numPr>
               <w:spacing w:after="0" w:afterAutospacing="0" w:before="0" w:beforeAutospacing="0" w:line="240" w:lineRule="auto"/>
               <w:ind w:left="720" w:hanging="360"/>
@@ -1318,7 +1726,7 @@
               <w:keepLines w:val="1"/>
               <w:numPr>
                 <w:ilvl w:val="1"/>
-                <w:numId w:val="106"/>
+                <w:numId w:val="109"/>
               </w:numPr>
               <w:spacing w:after="0" w:afterAutospacing="0" w:before="0" w:beforeAutospacing="0" w:line="240" w:lineRule="auto"/>
               <w:ind w:left="1440" w:hanging="360"/>
@@ -1344,7 +1752,7 @@
               <w:keepLines w:val="1"/>
               <w:numPr>
                 <w:ilvl w:val="1"/>
-                <w:numId w:val="106"/>
+                <w:numId w:val="109"/>
               </w:numPr>
               <w:spacing w:after="240" w:before="0" w:beforeAutospacing="0" w:line="240" w:lineRule="auto"/>
               <w:ind w:left="1440" w:hanging="360"/>
@@ -1381,7 +1789,7 @@
             <w:sdt>
               <w:sdtPr>
                 <w:alias w:val="Assignee"/>
-                <w:id w:val="-1634203818"/>
+                <w:id w:val="221163292"/>
                 <w:dropDownList w:lastValue="Matthew">
                   <w:listItem w:displayText="None" w:value="None"/>
                   <w:listItem w:displayText="Alarie" w:value="Alarie"/>
@@ -1432,7 +1840,7 @@
             <w:sdt>
               <w:sdtPr>
                 <w:alias w:val="Project status"/>
-                <w:id w:val="1910983122"/>
+                <w:id w:val="-1875602406"/>
                 <w:dropDownList w:lastValue="Merged">
                   <w:listItem w:displayText="Not Started" w:value="Not Started"/>
                   <w:listItem w:displayText="Blocked" w:value="Blocked"/>
@@ -1637,7 +2045,7 @@
             <w:sdt>
               <w:sdtPr>
                 <w:alias w:val="Assignee"/>
-                <w:id w:val="2120614161"/>
+                <w:id w:val="-770665332"/>
                 <w:dropDownList w:lastValue="Matthew">
                   <w:listItem w:displayText="None" w:value="None"/>
                   <w:listItem w:displayText="Alarie" w:value="Alarie"/>
@@ -1688,7 +2096,7 @@
             <w:sdt>
               <w:sdtPr>
                 <w:alias w:val="Project status"/>
-                <w:id w:val="733442336"/>
+                <w:id w:val="-1994756006"/>
                 <w:dropDownList w:lastValue="Merged">
                   <w:listItem w:displayText="Not Started" w:value="Not Started"/>
                   <w:listItem w:displayText="Blocked" w:value="Blocked"/>
@@ -1997,7 +2405,7 @@
             <w:sdt>
               <w:sdtPr>
                 <w:alias w:val="Assignee"/>
-                <w:id w:val="-1127543873"/>
+                <w:id w:val="1892047323"/>
                 <w:dropDownList w:lastValue="Matthew">
                   <w:listItem w:displayText="None" w:value="None"/>
                   <w:listItem w:displayText="Alarie" w:value="Alarie"/>
@@ -2048,7 +2456,7 @@
             <w:sdt>
               <w:sdtPr>
                 <w:alias w:val="Project status"/>
-                <w:id w:val="1626222016"/>
+                <w:id w:val="-77514359"/>
                 <w:dropDownList w:lastValue="Merged">
                   <w:listItem w:displayText="Not Started" w:value="Not Started"/>
                   <w:listItem w:displayText="Blocked" w:value="Blocked"/>
@@ -2086,7 +2494,7 @@
               <w:keepLines w:val="1"/>
               <w:numPr>
                 <w:ilvl w:val="0"/>
-                <w:numId w:val="86"/>
+                <w:numId w:val="85"/>
               </w:numPr>
               <w:spacing w:after="0" w:afterAutospacing="0" w:before="240" w:lineRule="auto"/>
               <w:ind w:left="720" w:hanging="360"/>
@@ -2112,7 +2520,7 @@
               <w:keepLines w:val="1"/>
               <w:numPr>
                 <w:ilvl w:val="1"/>
-                <w:numId w:val="86"/>
+                <w:numId w:val="85"/>
               </w:numPr>
               <w:spacing w:after="0" w:afterAutospacing="0" w:before="0" w:beforeAutospacing="0" w:lineRule="auto"/>
               <w:ind w:left="1440" w:hanging="360"/>
@@ -2138,7 +2546,7 @@
               <w:keepLines w:val="1"/>
               <w:numPr>
                 <w:ilvl w:val="1"/>
-                <w:numId w:val="86"/>
+                <w:numId w:val="85"/>
               </w:numPr>
               <w:spacing w:after="0" w:afterAutospacing="0" w:before="0" w:beforeAutospacing="0" w:lineRule="auto"/>
               <w:ind w:left="1440" w:hanging="360"/>
@@ -2164,7 +2572,7 @@
               <w:keepLines w:val="1"/>
               <w:numPr>
                 <w:ilvl w:val="1"/>
-                <w:numId w:val="86"/>
+                <w:numId w:val="85"/>
               </w:numPr>
               <w:spacing w:after="0" w:afterAutospacing="0" w:before="0" w:beforeAutospacing="0" w:lineRule="auto"/>
               <w:ind w:left="1440" w:hanging="360"/>
@@ -2190,7 +2598,7 @@
               <w:keepLines w:val="1"/>
               <w:numPr>
                 <w:ilvl w:val="1"/>
-                <w:numId w:val="86"/>
+                <w:numId w:val="85"/>
               </w:numPr>
               <w:spacing w:after="0" w:afterAutospacing="0" w:before="0" w:beforeAutospacing="0" w:lineRule="auto"/>
               <w:ind w:left="1440" w:hanging="360"/>
@@ -2216,7 +2624,7 @@
               <w:keepLines w:val="1"/>
               <w:numPr>
                 <w:ilvl w:val="1"/>
-                <w:numId w:val="86"/>
+                <w:numId w:val="85"/>
               </w:numPr>
               <w:spacing w:after="240" w:before="0" w:beforeAutospacing="0" w:lineRule="auto"/>
               <w:ind w:left="1440" w:hanging="360"/>
@@ -2258,12 +2666,12 @@
                 <wp:inline distB="114300" distT="114300" distL="114300" distR="114300">
                   <wp:extent cx="4048813" cy="2430882"/>
                   <wp:effectExtent b="0" l="0" r="0" t="0"/>
-                  <wp:docPr id="21" name="image8.png"/>
+                  <wp:docPr id="4" name="image5.png"/>
                   <a:graphic>
                     <a:graphicData uri="http://schemas.openxmlformats.org/drawingml/2006/picture">
                       <pic:pic>
                         <pic:nvPicPr>
-                          <pic:cNvPr id="0" name="image8.png"/>
+                          <pic:cNvPr id="0" name="image5.png"/>
                           <pic:cNvPicPr preferRelativeResize="0"/>
                         </pic:nvPicPr>
                         <pic:blipFill>
@@ -2310,7 +2718,7 @@
             <w:sdt>
               <w:sdtPr>
                 <w:alias w:val="Assignee"/>
-                <w:id w:val="896945753"/>
+                <w:id w:val="646165224"/>
                 <w:dropDownList w:lastValue="Matthew">
                   <w:listItem w:displayText="None" w:value="None"/>
                   <w:listItem w:displayText="Alarie" w:value="Alarie"/>
@@ -2361,7 +2769,7 @@
             <w:sdt>
               <w:sdtPr>
                 <w:alias w:val="Project status"/>
-                <w:id w:val="-2113846527"/>
+                <w:id w:val="1599114662"/>
                 <w:dropDownList w:lastValue="Merged">
                   <w:listItem w:displayText="Not Started" w:value="Not Started"/>
                   <w:listItem w:displayText="Blocked" w:value="Blocked"/>
@@ -2399,7 +2807,7 @@
               <w:keepLines w:val="1"/>
               <w:numPr>
                 <w:ilvl w:val="0"/>
-                <w:numId w:val="75"/>
+                <w:numId w:val="74"/>
               </w:numPr>
               <w:spacing w:after="0" w:afterAutospacing="0" w:before="240" w:lineRule="auto"/>
               <w:ind w:left="720" w:hanging="360"/>
@@ -2425,7 +2833,7 @@
               <w:keepLines w:val="1"/>
               <w:numPr>
                 <w:ilvl w:val="1"/>
-                <w:numId w:val="75"/>
+                <w:numId w:val="74"/>
               </w:numPr>
               <w:spacing w:after="0" w:afterAutospacing="0" w:before="0" w:beforeAutospacing="0" w:lineRule="auto"/>
               <w:ind w:left="1440" w:hanging="360"/>
@@ -2451,7 +2859,7 @@
               <w:keepLines w:val="1"/>
               <w:numPr>
                 <w:ilvl w:val="1"/>
-                <w:numId w:val="75"/>
+                <w:numId w:val="74"/>
               </w:numPr>
               <w:spacing w:after="240" w:before="0" w:beforeAutospacing="0" w:lineRule="auto"/>
               <w:ind w:left="1440" w:hanging="360"/>
@@ -2488,7 +2896,7 @@
             <w:sdt>
               <w:sdtPr>
                 <w:alias w:val="Assignee"/>
-                <w:id w:val="695012738"/>
+                <w:id w:val="57645788"/>
                 <w:dropDownList w:lastValue="Matthew">
                   <w:listItem w:displayText="None" w:value="None"/>
                   <w:listItem w:displayText="Alarie" w:value="Alarie"/>
@@ -2539,7 +2947,7 @@
             <w:sdt>
               <w:sdtPr>
                 <w:alias w:val="Project status"/>
-                <w:id w:val="1090362340"/>
+                <w:id w:val="-1557790782"/>
                 <w:dropDownList w:lastValue="Merged">
                   <w:listItem w:displayText="Not Started" w:value="Not Started"/>
                   <w:listItem w:displayText="Blocked" w:value="Blocked"/>
@@ -2748,12 +3156,12 @@
                 <wp:inline distB="114300" distT="114300" distL="114300" distR="114300">
                   <wp:extent cx="4738688" cy="2259592"/>
                   <wp:effectExtent b="0" l="0" r="0" t="0"/>
-                  <wp:docPr id="26" name="image28.png"/>
+                  <wp:docPr id="20" name="image14.png"/>
                   <a:graphic>
                     <a:graphicData uri="http://schemas.openxmlformats.org/drawingml/2006/picture">
                       <pic:pic>
                         <pic:nvPicPr>
-                          <pic:cNvPr id="0" name="image28.png"/>
+                          <pic:cNvPr id="0" name="image14.png"/>
                           <pic:cNvPicPr preferRelativeResize="0"/>
                         </pic:nvPicPr>
                         <pic:blipFill>
@@ -2800,7 +3208,7 @@
             <w:sdt>
               <w:sdtPr>
                 <w:alias w:val="Assignee"/>
-                <w:id w:val="1847003195"/>
+                <w:id w:val="293546336"/>
                 <w:dropDownList w:lastValue="Matthew">
                   <w:listItem w:displayText="None" w:value="None"/>
                   <w:listItem w:displayText="Alarie" w:value="Alarie"/>
@@ -2851,7 +3259,7 @@
             <w:sdt>
               <w:sdtPr>
                 <w:alias w:val="Project status"/>
-                <w:id w:val="-743053107"/>
+                <w:id w:val="891437239"/>
                 <w:dropDownList w:lastValue="Merged">
                   <w:listItem w:displayText="Not Started" w:value="Not Started"/>
                   <w:listItem w:displayText="Blocked" w:value="Blocked"/>
@@ -2889,7 +3297,7 @@
               <w:keepLines w:val="1"/>
               <w:numPr>
                 <w:ilvl w:val="0"/>
-                <w:numId w:val="82"/>
+                <w:numId w:val="81"/>
               </w:numPr>
               <w:spacing w:after="0" w:afterAutospacing="0" w:before="240" w:lineRule="auto"/>
               <w:ind w:left="720" w:hanging="360"/>
@@ -2915,7 +3323,7 @@
               <w:keepLines w:val="1"/>
               <w:numPr>
                 <w:ilvl w:val="1"/>
-                <w:numId w:val="82"/>
+                <w:numId w:val="81"/>
               </w:numPr>
               <w:spacing w:after="0" w:afterAutospacing="0" w:before="0" w:beforeAutospacing="0" w:lineRule="auto"/>
               <w:ind w:left="1440" w:hanging="360"/>
@@ -2941,7 +3349,7 @@
               <w:keepLines w:val="1"/>
               <w:numPr>
                 <w:ilvl w:val="1"/>
-                <w:numId w:val="82"/>
+                <w:numId w:val="81"/>
               </w:numPr>
               <w:spacing w:after="0" w:afterAutospacing="0" w:before="0" w:beforeAutospacing="0" w:lineRule="auto"/>
               <w:ind w:left="1440" w:hanging="360"/>
@@ -2967,7 +3375,7 @@
               <w:keepLines w:val="1"/>
               <w:numPr>
                 <w:ilvl w:val="1"/>
-                <w:numId w:val="82"/>
+                <w:numId w:val="81"/>
               </w:numPr>
               <w:spacing w:after="0" w:afterAutospacing="0" w:before="0" w:beforeAutospacing="0" w:lineRule="auto"/>
               <w:ind w:left="1440" w:hanging="360"/>
@@ -2993,7 +3401,7 @@
               <w:keepLines w:val="1"/>
               <w:numPr>
                 <w:ilvl w:val="1"/>
-                <w:numId w:val="82"/>
+                <w:numId w:val="81"/>
               </w:numPr>
               <w:spacing w:after="240" w:before="0" w:beforeAutospacing="0" w:lineRule="auto"/>
               <w:ind w:left="1440" w:hanging="360"/>
@@ -3030,7 +3438,7 @@
             <w:sdt>
               <w:sdtPr>
                 <w:alias w:val="Assignee"/>
-                <w:id w:val="602245493"/>
+                <w:id w:val="-2039242837"/>
                 <w:dropDownList w:lastValue="Alarie">
                   <w:listItem w:displayText="None" w:value="None"/>
                   <w:listItem w:displayText="Alarie" w:value="Alarie"/>
@@ -3081,7 +3489,7 @@
             <w:sdt>
               <w:sdtPr>
                 <w:alias w:val="Project status"/>
-                <w:id w:val="1728631320"/>
+                <w:id w:val="669415015"/>
                 <w:dropDownList w:lastValue="Merged">
                   <w:listItem w:displayText="Not Started" w:value="Not Started"/>
                   <w:listItem w:displayText="Blocked" w:value="Blocked"/>
@@ -3119,7 +3527,7 @@
               <w:keepLines w:val="1"/>
               <w:numPr>
                 <w:ilvl w:val="0"/>
-                <w:numId w:val="84"/>
+                <w:numId w:val="83"/>
               </w:numPr>
               <w:spacing w:after="0" w:afterAutospacing="0" w:before="240" w:lineRule="auto"/>
               <w:ind w:left="720" w:hanging="360"/>
@@ -3167,7 +3575,7 @@
               <w:keepLines w:val="1"/>
               <w:numPr>
                 <w:ilvl w:val="1"/>
-                <w:numId w:val="84"/>
+                <w:numId w:val="83"/>
               </w:numPr>
               <w:spacing w:after="0" w:afterAutospacing="0" w:before="0" w:beforeAutospacing="0" w:lineRule="auto"/>
               <w:ind w:left="1440" w:hanging="360"/>
@@ -3211,7 +3619,7 @@
               <w:keepLines w:val="1"/>
               <w:numPr>
                 <w:ilvl w:val="1"/>
-                <w:numId w:val="84"/>
+                <w:numId w:val="83"/>
               </w:numPr>
               <w:spacing w:after="0" w:afterAutospacing="0" w:before="0" w:beforeAutospacing="0" w:lineRule="auto"/>
               <w:ind w:left="1440" w:hanging="360"/>
@@ -3259,7 +3667,7 @@
               <w:keepLines w:val="1"/>
               <w:numPr>
                 <w:ilvl w:val="1"/>
-                <w:numId w:val="84"/>
+                <w:numId w:val="83"/>
               </w:numPr>
               <w:spacing w:after="0" w:afterAutospacing="0" w:before="0" w:beforeAutospacing="0" w:lineRule="auto"/>
               <w:ind w:left="1440" w:hanging="360"/>
@@ -3285,7 +3693,7 @@
               <w:keepLines w:val="1"/>
               <w:numPr>
                 <w:ilvl w:val="2"/>
-                <w:numId w:val="84"/>
+                <w:numId w:val="83"/>
               </w:numPr>
               <w:spacing w:after="240" w:before="0" w:beforeAutospacing="0" w:lineRule="auto"/>
               <w:ind w:left="2160" w:hanging="360"/>
@@ -3305,12 +3713,12 @@
                 <wp:inline distB="114300" distT="114300" distL="114300" distR="114300">
                   <wp:extent cx="3713979" cy="1994277"/>
                   <wp:effectExtent b="0" l="0" r="0" t="0"/>
-                  <wp:docPr id="13" name="image17.png"/>
+                  <wp:docPr id="13" name="image16.png"/>
                   <a:graphic>
                     <a:graphicData uri="http://schemas.openxmlformats.org/drawingml/2006/picture">
                       <pic:pic>
                         <pic:nvPicPr>
-                          <pic:cNvPr id="0" name="image17.png"/>
+                          <pic:cNvPr id="0" name="image16.png"/>
                           <pic:cNvPicPr preferRelativeResize="0"/>
                         </pic:nvPicPr>
                         <pic:blipFill>
@@ -3357,7 +3765,7 @@
             <w:sdt>
               <w:sdtPr>
                 <w:alias w:val="Assignee"/>
-                <w:id w:val="1116361502"/>
+                <w:id w:val="-1489756028"/>
                 <w:dropDownList w:lastValue="Alarie">
                   <w:listItem w:displayText="None" w:value="None"/>
                   <w:listItem w:displayText="Alarie" w:value="Alarie"/>
@@ -3408,7 +3816,7 @@
             <w:sdt>
               <w:sdtPr>
                 <w:alias w:val="Project status"/>
-                <w:id w:val="193841840"/>
+                <w:id w:val="-683332435"/>
                 <w:dropDownList w:lastValue="Merged">
                   <w:listItem w:displayText="Not Started" w:value="Not Started"/>
                   <w:listItem w:displayText="Blocked" w:value="Blocked"/>
@@ -3492,12 +3900,12 @@
                 <wp:inline distB="114300" distT="114300" distL="114300" distR="114300">
                   <wp:extent cx="4304944" cy="1379790"/>
                   <wp:effectExtent b="0" l="0" r="0" t="0"/>
-                  <wp:docPr id="9" name="image11.png"/>
+                  <wp:docPr id="16" name="image8.png"/>
                   <a:graphic>
                     <a:graphicData uri="http://schemas.openxmlformats.org/drawingml/2006/picture">
                       <pic:pic>
                         <pic:nvPicPr>
-                          <pic:cNvPr id="0" name="image11.png"/>
+                          <pic:cNvPr id="0" name="image8.png"/>
                           <pic:cNvPicPr preferRelativeResize="0"/>
                         </pic:nvPicPr>
                         <pic:blipFill>
@@ -3544,7 +3952,7 @@
             <w:sdt>
               <w:sdtPr>
                 <w:alias w:val="Assignee"/>
-                <w:id w:val="1889657245"/>
+                <w:id w:val="-960129529"/>
                 <w:dropDownList w:lastValue="Alarie">
                   <w:listItem w:displayText="None" w:value="None"/>
                   <w:listItem w:displayText="Alarie" w:value="Alarie"/>
@@ -3595,7 +4003,7 @@
             <w:sdt>
               <w:sdtPr>
                 <w:alias w:val="Project status"/>
-                <w:id w:val="-2065773454"/>
+                <w:id w:val="-2000097691"/>
                 <w:dropDownList w:lastValue="Merged">
                   <w:listItem w:displayText="Not Started" w:value="Not Started"/>
                   <w:listItem w:displayText="Blocked" w:value="Blocked"/>
@@ -3633,7 +4041,7 @@
               <w:keepLines w:val="1"/>
               <w:numPr>
                 <w:ilvl w:val="0"/>
-                <w:numId w:val="85"/>
+                <w:numId w:val="84"/>
               </w:numPr>
               <w:spacing w:after="0" w:afterAutospacing="0" w:before="240" w:line="240" w:lineRule="auto"/>
               <w:ind w:left="720" w:hanging="360"/>
@@ -3659,7 +4067,7 @@
               <w:keepLines w:val="1"/>
               <w:numPr>
                 <w:ilvl w:val="0"/>
-                <w:numId w:val="85"/>
+                <w:numId w:val="84"/>
               </w:numPr>
               <w:spacing w:after="240" w:before="0" w:beforeAutospacing="0" w:line="240" w:lineRule="auto"/>
               <w:ind w:left="720" w:hanging="360"/>
@@ -3679,12 +4087,12 @@
                 <wp:inline distB="114300" distT="114300" distL="114300" distR="114300">
                   <wp:extent cx="4819254" cy="1953960"/>
                   <wp:effectExtent b="0" l="0" r="0" t="0"/>
-                  <wp:docPr id="15" name="image10.png"/>
+                  <wp:docPr id="28" name="image25.png"/>
                   <a:graphic>
                     <a:graphicData uri="http://schemas.openxmlformats.org/drawingml/2006/picture">
                       <pic:pic>
                         <pic:nvPicPr>
-                          <pic:cNvPr id="0" name="image10.png"/>
+                          <pic:cNvPr id="0" name="image25.png"/>
                           <pic:cNvPicPr preferRelativeResize="0"/>
                         </pic:nvPicPr>
                         <pic:blipFill>
@@ -3731,7 +4139,7 @@
             <w:sdt>
               <w:sdtPr>
                 <w:alias w:val="Assignee"/>
-                <w:id w:val="1837765896"/>
+                <w:id w:val="1275178020"/>
                 <w:dropDownList w:lastValue="Alarie">
                   <w:listItem w:displayText="None" w:value="None"/>
                   <w:listItem w:displayText="Alarie" w:value="Alarie"/>
@@ -3782,7 +4190,7 @@
             <w:sdt>
               <w:sdtPr>
                 <w:alias w:val="Project status"/>
-                <w:id w:val="302439143"/>
+                <w:id w:val="-1236523324"/>
                 <w:dropDownList w:lastValue="Merged">
                   <w:listItem w:displayText="Not Started" w:value="Not Started"/>
                   <w:listItem w:displayText="Blocked" w:value="Blocked"/>
@@ -3837,7 +4245,7 @@
               <w:keepLines w:val="1"/>
               <w:numPr>
                 <w:ilvl w:val="0"/>
-                <w:numId w:val="89"/>
+                <w:numId w:val="90"/>
               </w:numPr>
               <w:spacing w:after="240" w:before="240" w:line="240" w:lineRule="auto"/>
               <w:ind w:left="720" w:hanging="360"/>
@@ -3878,12 +4286,12 @@
                 <wp:inline distB="114300" distT="114300" distL="114300" distR="114300">
                   <wp:extent cx="4838700" cy="1181100"/>
                   <wp:effectExtent b="0" l="0" r="0" t="0"/>
-                  <wp:docPr id="4" name="image7.png"/>
+                  <wp:docPr id="27" name="image24.png"/>
                   <a:graphic>
                     <a:graphicData uri="http://schemas.openxmlformats.org/drawingml/2006/picture">
                       <pic:pic>
                         <pic:nvPicPr>
-                          <pic:cNvPr id="0" name="image7.png"/>
+                          <pic:cNvPr id="0" name="image24.png"/>
                           <pic:cNvPicPr preferRelativeResize="0"/>
                         </pic:nvPicPr>
                         <pic:blipFill>
@@ -3930,7 +4338,7 @@
             <w:sdt>
               <w:sdtPr>
                 <w:alias w:val="Assignee"/>
-                <w:id w:val="-597367651"/>
+                <w:id w:val="-1551123465"/>
                 <w:dropDownList w:lastValue="Alarie">
                   <w:listItem w:displayText="None" w:value="None"/>
                   <w:listItem w:displayText="Alarie" w:value="Alarie"/>
@@ -3981,7 +4389,7 @@
             <w:sdt>
               <w:sdtPr>
                 <w:alias w:val="Project status"/>
-                <w:id w:val="2081452149"/>
+                <w:id w:val="1808150469"/>
                 <w:dropDownList w:lastValue="Merged">
                   <w:listItem w:displayText="Not Started" w:value="Not Started"/>
                   <w:listItem w:displayText="Blocked" w:value="Blocked"/>
@@ -4019,7 +4427,7 @@
               <w:keepLines w:val="1"/>
               <w:numPr>
                 <w:ilvl w:val="0"/>
-                <w:numId w:val="104"/>
+                <w:numId w:val="106"/>
               </w:numPr>
               <w:spacing w:after="0" w:afterAutospacing="0" w:before="240" w:line="240" w:lineRule="auto"/>
               <w:ind w:left="720" w:hanging="360"/>
@@ -4045,7 +4453,7 @@
               <w:keepLines w:val="1"/>
               <w:numPr>
                 <w:ilvl w:val="1"/>
-                <w:numId w:val="104"/>
+                <w:numId w:val="106"/>
               </w:numPr>
               <w:spacing w:after="0" w:afterAutospacing="0" w:before="0" w:beforeAutospacing="0" w:line="240" w:lineRule="auto"/>
               <w:ind w:left="1440" w:hanging="360"/>
@@ -4071,7 +4479,7 @@
               <w:keepLines w:val="1"/>
               <w:numPr>
                 <w:ilvl w:val="1"/>
-                <w:numId w:val="104"/>
+                <w:numId w:val="106"/>
               </w:numPr>
               <w:spacing w:after="0" w:afterAutospacing="0" w:before="0" w:beforeAutospacing="0" w:line="240" w:lineRule="auto"/>
               <w:ind w:left="1440" w:hanging="360"/>
@@ -4097,7 +4505,7 @@
               <w:keepLines w:val="1"/>
               <w:numPr>
                 <w:ilvl w:val="1"/>
-                <w:numId w:val="104"/>
+                <w:numId w:val="106"/>
               </w:numPr>
               <w:spacing w:after="0" w:afterAutospacing="0" w:before="0" w:beforeAutospacing="0" w:line="240" w:lineRule="auto"/>
               <w:ind w:left="1440" w:hanging="360"/>
@@ -4117,12 +4525,12 @@
                 <wp:inline distB="114300" distT="114300" distL="114300" distR="114300">
                   <wp:extent cx="3376613" cy="3024882"/>
                   <wp:effectExtent b="0" l="0" r="0" t="0"/>
-                  <wp:docPr id="23" name="image27.png"/>
+                  <wp:docPr id="1" name="image12.png"/>
                   <a:graphic>
                     <a:graphicData uri="http://schemas.openxmlformats.org/drawingml/2006/picture">
                       <pic:pic>
                         <pic:nvPicPr>
-                          <pic:cNvPr id="0" name="image27.png"/>
+                          <pic:cNvPr id="0" name="image12.png"/>
                           <pic:cNvPicPr preferRelativeResize="0"/>
                         </pic:nvPicPr>
                         <pic:blipFill>
@@ -4158,7 +4566,7 @@
               <w:keepLines w:val="1"/>
               <w:numPr>
                 <w:ilvl w:val="1"/>
-                <w:numId w:val="104"/>
+                <w:numId w:val="106"/>
               </w:numPr>
               <w:spacing w:after="0" w:afterAutospacing="0" w:before="0" w:beforeAutospacing="0" w:line="240" w:lineRule="auto"/>
               <w:ind w:left="1440" w:hanging="360"/>
@@ -4184,7 +4592,7 @@
               <w:keepLines w:val="1"/>
               <w:numPr>
                 <w:ilvl w:val="0"/>
-                <w:numId w:val="104"/>
+                <w:numId w:val="106"/>
               </w:numPr>
               <w:spacing w:after="0" w:afterAutospacing="0" w:before="0" w:beforeAutospacing="0" w:line="240" w:lineRule="auto"/>
               <w:ind w:left="720" w:hanging="360"/>
@@ -4210,7 +4618,7 @@
               <w:keepLines w:val="1"/>
               <w:numPr>
                 <w:ilvl w:val="1"/>
-                <w:numId w:val="104"/>
+                <w:numId w:val="106"/>
               </w:numPr>
               <w:spacing w:after="0" w:afterAutospacing="0" w:before="0" w:beforeAutospacing="0" w:line="240" w:lineRule="auto"/>
               <w:ind w:left="1440" w:hanging="360"/>
@@ -4236,7 +4644,7 @@
               <w:keepLines w:val="1"/>
               <w:numPr>
                 <w:ilvl w:val="1"/>
-                <w:numId w:val="104"/>
+                <w:numId w:val="106"/>
               </w:numPr>
               <w:spacing w:after="240" w:before="0" w:beforeAutospacing="0" w:line="240" w:lineRule="auto"/>
               <w:ind w:left="1440" w:hanging="360"/>
@@ -4256,12 +4664,12 @@
                 <wp:inline distB="114300" distT="114300" distL="114300" distR="114300">
                   <wp:extent cx="3224213" cy="2759461"/>
                   <wp:effectExtent b="0" l="0" r="0" t="0"/>
-                  <wp:docPr id="28" name="image25.png"/>
+                  <wp:docPr id="21" name="image21.png"/>
                   <a:graphic>
                     <a:graphicData uri="http://schemas.openxmlformats.org/drawingml/2006/picture">
                       <pic:pic>
                         <pic:nvPicPr>
-                          <pic:cNvPr id="0" name="image25.png"/>
+                          <pic:cNvPr id="0" name="image21.png"/>
                           <pic:cNvPicPr preferRelativeResize="0"/>
                         </pic:nvPicPr>
                         <pic:blipFill>
@@ -4308,7 +4716,7 @@
             <w:sdt>
               <w:sdtPr>
                 <w:alias w:val="Assignee"/>
-                <w:id w:val="-2088073705"/>
+                <w:id w:val="733297759"/>
                 <w:dropDownList w:lastValue="Alarie">
                   <w:listItem w:displayText="None" w:value="None"/>
                   <w:listItem w:displayText="Alarie" w:value="Alarie"/>
@@ -4359,7 +4767,7 @@
             <w:sdt>
               <w:sdtPr>
                 <w:alias w:val="Project status"/>
-                <w:id w:val="-150286366"/>
+                <w:id w:val="-446934567"/>
                 <w:dropDownList w:lastValue="Merged">
                   <w:listItem w:displayText="Not Started" w:value="Not Started"/>
                   <w:listItem w:displayText="Blocked" w:value="Blocked"/>
@@ -4443,12 +4851,12 @@
                 <wp:inline distB="114300" distT="114300" distL="114300" distR="114300">
                   <wp:extent cx="2443163" cy="2182724"/>
                   <wp:effectExtent b="0" l="0" r="0" t="0"/>
-                  <wp:docPr id="25" name="image22.png"/>
+                  <wp:docPr id="7" name="image11.png"/>
                   <a:graphic>
                     <a:graphicData uri="http://schemas.openxmlformats.org/drawingml/2006/picture">
                       <pic:pic>
                         <pic:nvPicPr>
-                          <pic:cNvPr id="0" name="image22.png"/>
+                          <pic:cNvPr id="0" name="image11.png"/>
                           <pic:cNvPicPr preferRelativeResize="0"/>
                         </pic:nvPicPr>
                         <pic:blipFill>
@@ -4651,7 +5059,7 @@
             <w:sdt>
               <w:sdtPr>
                 <w:alias w:val="Assignee"/>
-                <w:id w:val="1404458679"/>
+                <w:id w:val="867683192"/>
                 <w:dropDownList w:lastValue="Alarie">
                   <w:listItem w:displayText="None" w:value="None"/>
                   <w:listItem w:displayText="Alarie" w:value="Alarie"/>
@@ -4702,7 +5110,7 @@
             <w:sdt>
               <w:sdtPr>
                 <w:alias w:val="Project status"/>
-                <w:id w:val="433988807"/>
+                <w:id w:val="-2091192566"/>
                 <w:dropDownList w:lastValue="Merged">
                   <w:listItem w:displayText="Not Started" w:value="Not Started"/>
                   <w:listItem w:displayText="Blocked" w:value="Blocked"/>
@@ -4853,12 +5261,12 @@
                 <wp:inline distB="114300" distT="114300" distL="114300" distR="114300">
                   <wp:extent cx="4838700" cy="3022600"/>
                   <wp:effectExtent b="0" l="0" r="0" t="0"/>
-                  <wp:docPr id="27" name="image26.png"/>
+                  <wp:docPr id="23" name="image27.png"/>
                   <a:graphic>
                     <a:graphicData uri="http://schemas.openxmlformats.org/drawingml/2006/picture">
                       <pic:pic>
                         <pic:nvPicPr>
-                          <pic:cNvPr id="0" name="image26.png"/>
+                          <pic:cNvPr id="0" name="image27.png"/>
                           <pic:cNvPicPr preferRelativeResize="0"/>
                         </pic:nvPicPr>
                         <pic:blipFill>
@@ -4905,7 +5313,7 @@
             <w:sdt>
               <w:sdtPr>
                 <w:alias w:val="Assignee"/>
-                <w:id w:val="-1190764528"/>
+                <w:id w:val="1157101732"/>
                 <w:dropDownList w:lastValue="Alarie">
                   <w:listItem w:displayText="None" w:value="None"/>
                   <w:listItem w:displayText="Alarie" w:value="Alarie"/>
@@ -4956,7 +5364,7 @@
             <w:sdt>
               <w:sdtPr>
                 <w:alias w:val="Project status"/>
-                <w:id w:val="-2064033323"/>
+                <w:id w:val="-505011710"/>
                 <w:dropDownList w:lastValue="Merged">
                   <w:listItem w:displayText="Not Started" w:value="Not Started"/>
                   <w:listItem w:displayText="Blocked" w:value="Blocked"/>
@@ -5109,7 +5517,7 @@
             <w:sdt>
               <w:sdtPr>
                 <w:alias w:val="Assignee"/>
-                <w:id w:val="-1227121738"/>
+                <w:id w:val="1331777344"/>
                 <w:dropDownList w:lastValue="Alarie">
                   <w:listItem w:displayText="None" w:value="None"/>
                   <w:listItem w:displayText="Alarie" w:value="Alarie"/>
@@ -5160,7 +5568,7 @@
             <w:sdt>
               <w:sdtPr>
                 <w:alias w:val="Project status"/>
-                <w:id w:val="1075294899"/>
+                <w:id w:val="1008925822"/>
                 <w:dropDownList w:lastValue="Merged">
                   <w:listItem w:displayText="Not Started" w:value="Not Started"/>
                   <w:listItem w:displayText="Blocked" w:value="Blocked"/>
@@ -5198,7 +5606,7 @@
               <w:keepLines w:val="1"/>
               <w:numPr>
                 <w:ilvl w:val="0"/>
-                <w:numId w:val="76"/>
+                <w:numId w:val="75"/>
               </w:numPr>
               <w:spacing w:after="0" w:afterAutospacing="0" w:before="240" w:lineRule="auto"/>
               <w:ind w:left="720" w:hanging="360"/>
@@ -5224,7 +5632,7 @@
               <w:keepLines w:val="1"/>
               <w:numPr>
                 <w:ilvl w:val="1"/>
-                <w:numId w:val="76"/>
+                <w:numId w:val="75"/>
               </w:numPr>
               <w:spacing w:after="0" w:afterAutospacing="0" w:before="0" w:beforeAutospacing="0" w:lineRule="auto"/>
               <w:ind w:left="1440" w:hanging="360"/>
@@ -5250,7 +5658,7 @@
               <w:keepLines w:val="1"/>
               <w:numPr>
                 <w:ilvl w:val="1"/>
-                <w:numId w:val="76"/>
+                <w:numId w:val="75"/>
               </w:numPr>
               <w:spacing w:after="0" w:afterAutospacing="0" w:before="0" w:beforeAutospacing="0" w:lineRule="auto"/>
               <w:ind w:left="1440" w:hanging="360"/>
@@ -5276,7 +5684,7 @@
               <w:keepLines w:val="1"/>
               <w:numPr>
                 <w:ilvl w:val="1"/>
-                <w:numId w:val="76"/>
+                <w:numId w:val="75"/>
               </w:numPr>
               <w:spacing w:after="240" w:before="0" w:beforeAutospacing="0" w:lineRule="auto"/>
               <w:ind w:left="1440" w:hanging="360"/>
@@ -5313,7 +5721,7 @@
             <w:sdt>
               <w:sdtPr>
                 <w:alias w:val="Assignee"/>
-                <w:id w:val="550595948"/>
+                <w:id w:val="-268356077"/>
                 <w:dropDownList w:lastValue="Alarie">
                   <w:listItem w:displayText="None" w:value="None"/>
                   <w:listItem w:displayText="Alarie" w:value="Alarie"/>
@@ -5364,7 +5772,7 @@
             <w:sdt>
               <w:sdtPr>
                 <w:alias w:val="Project status"/>
-                <w:id w:val="-1130094038"/>
+                <w:id w:val="-222097181"/>
                 <w:dropDownList w:lastValue="Merged">
                   <w:listItem w:displayText="Not Started" w:value="Not Started"/>
                   <w:listItem w:displayText="Blocked" w:value="Blocked"/>
@@ -5491,7 +5899,7 @@
             <w:sdt>
               <w:sdtPr>
                 <w:alias w:val="Assignee"/>
-                <w:id w:val="-1981343709"/>
+                <w:id w:val="-759666653"/>
                 <w:dropDownList w:lastValue="Alarie">
                   <w:listItem w:displayText="None" w:value="None"/>
                   <w:listItem w:displayText="Alarie" w:value="Alarie"/>
@@ -5542,7 +5950,7 @@
             <w:sdt>
               <w:sdtPr>
                 <w:alias w:val="Project status"/>
-                <w:id w:val="-374370910"/>
+                <w:id w:val="659304011"/>
                 <w:dropDownList w:lastValue="Merged">
                   <w:listItem w:displayText="Not Started" w:value="Not Started"/>
                   <w:listItem w:displayText="Blocked" w:value="Blocked"/>
@@ -5721,7 +6129,7 @@
             <w:sdt>
               <w:sdtPr>
                 <w:alias w:val="Assignee"/>
-                <w:id w:val="-1445461459"/>
+                <w:id w:val="1393464265"/>
                 <w:dropDownList w:lastValue="Alarie">
                   <w:listItem w:displayText="None" w:value="None"/>
                   <w:listItem w:displayText="Alarie" w:value="Alarie"/>
@@ -5772,7 +6180,7 @@
             <w:sdt>
               <w:sdtPr>
                 <w:alias w:val="Project status"/>
-                <w:id w:val="1848927678"/>
+                <w:id w:val="84097263"/>
                 <w:dropDownList w:lastValue="Merged">
                   <w:listItem w:displayText="Not Started" w:value="Not Started"/>
                   <w:listItem w:displayText="Blocked" w:value="Blocked"/>
@@ -5810,7 +6218,7 @@
               <w:keepLines w:val="1"/>
               <w:numPr>
                 <w:ilvl w:val="0"/>
-                <w:numId w:val="90"/>
+                <w:numId w:val="91"/>
               </w:numPr>
               <w:spacing w:after="0" w:afterAutospacing="0" w:before="240" w:lineRule="auto"/>
               <w:ind w:left="720" w:hanging="360"/>
@@ -5836,7 +6244,7 @@
               <w:keepLines w:val="1"/>
               <w:numPr>
                 <w:ilvl w:val="1"/>
-                <w:numId w:val="90"/>
+                <w:numId w:val="91"/>
               </w:numPr>
               <w:spacing w:after="0" w:afterAutospacing="0" w:before="0" w:beforeAutospacing="0" w:lineRule="auto"/>
               <w:ind w:left="1440" w:hanging="360"/>
@@ -5862,7 +6270,7 @@
               <w:keepLines w:val="1"/>
               <w:numPr>
                 <w:ilvl w:val="1"/>
-                <w:numId w:val="90"/>
+                <w:numId w:val="91"/>
               </w:numPr>
               <w:spacing w:after="240" w:before="0" w:beforeAutospacing="0" w:lineRule="auto"/>
               <w:ind w:left="1440" w:hanging="360"/>
@@ -5899,7 +6307,7 @@
             <w:sdt>
               <w:sdtPr>
                 <w:alias w:val="Assignee"/>
-                <w:id w:val="2041577648"/>
+                <w:id w:val="-2043646780"/>
                 <w:dropDownList w:lastValue="Matthew">
                   <w:listItem w:displayText="None" w:value="None"/>
                   <w:listItem w:displayText="Alarie" w:value="Alarie"/>
@@ -5950,7 +6358,7 @@
             <w:sdt>
               <w:sdtPr>
                 <w:alias w:val="Project status"/>
-                <w:id w:val="-915331079"/>
+                <w:id w:val="-1497617824"/>
                 <w:dropDownList w:lastValue="Merged">
                   <w:listItem w:displayText="Not Started" w:value="Not Started"/>
                   <w:listItem w:displayText="Blocked" w:value="Blocked"/>
@@ -5988,7 +6396,7 @@
               <w:keepLines w:val="1"/>
               <w:numPr>
                 <w:ilvl w:val="0"/>
-                <w:numId w:val="99"/>
+                <w:numId w:val="101"/>
               </w:numPr>
               <w:spacing w:after="0" w:afterAutospacing="0" w:before="240" w:lineRule="auto"/>
               <w:ind w:left="720" w:hanging="360"/>
@@ -6014,7 +6422,7 @@
               <w:keepLines w:val="1"/>
               <w:numPr>
                 <w:ilvl w:val="1"/>
-                <w:numId w:val="99"/>
+                <w:numId w:val="101"/>
               </w:numPr>
               <w:spacing w:after="0" w:afterAutospacing="0" w:before="0" w:beforeAutospacing="0" w:lineRule="auto"/>
               <w:ind w:left="1440" w:hanging="360"/>
@@ -6040,7 +6448,7 @@
               <w:keepLines w:val="1"/>
               <w:numPr>
                 <w:ilvl w:val="1"/>
-                <w:numId w:val="99"/>
+                <w:numId w:val="101"/>
               </w:numPr>
               <w:spacing w:after="0" w:afterAutospacing="0" w:before="0" w:beforeAutospacing="0" w:lineRule="auto"/>
               <w:ind w:left="1440" w:hanging="360"/>
@@ -6066,7 +6474,7 @@
               <w:keepLines w:val="1"/>
               <w:numPr>
                 <w:ilvl w:val="1"/>
-                <w:numId w:val="99"/>
+                <w:numId w:val="101"/>
               </w:numPr>
               <w:spacing w:after="0" w:afterAutospacing="0" w:before="0" w:beforeAutospacing="0" w:lineRule="auto"/>
               <w:ind w:left="1440" w:hanging="360"/>
@@ -6086,12 +6494,12 @@
                 <wp:inline distB="114300" distT="114300" distL="114300" distR="114300">
                   <wp:extent cx="3592766" cy="1752746"/>
                   <wp:effectExtent b="0" l="0" r="0" t="0"/>
-                  <wp:docPr id="5" name="image20.png"/>
+                  <wp:docPr id="17" name="image15.png"/>
                   <a:graphic>
                     <a:graphicData uri="http://schemas.openxmlformats.org/drawingml/2006/picture">
                       <pic:pic>
                         <pic:nvPicPr>
-                          <pic:cNvPr id="0" name="image20.png"/>
+                          <pic:cNvPr id="0" name="image15.png"/>
                           <pic:cNvPicPr preferRelativeResize="0"/>
                         </pic:nvPicPr>
                         <pic:blipFill>
@@ -6127,7 +6535,7 @@
               <w:keepLines w:val="1"/>
               <w:numPr>
                 <w:ilvl w:val="1"/>
-                <w:numId w:val="99"/>
+                <w:numId w:val="101"/>
               </w:numPr>
               <w:spacing w:after="240" w:before="0" w:beforeAutospacing="0" w:lineRule="auto"/>
               <w:ind w:left="1440" w:hanging="360"/>
@@ -6164,7 +6572,7 @@
             <w:sdt>
               <w:sdtPr>
                 <w:alias w:val="Assignee"/>
-                <w:id w:val="-57639641"/>
+                <w:id w:val="-38748728"/>
                 <w:dropDownList w:lastValue="Matthew">
                   <w:listItem w:displayText="None" w:value="None"/>
                   <w:listItem w:displayText="Alarie" w:value="Alarie"/>
@@ -6215,7 +6623,7 @@
             <w:sdt>
               <w:sdtPr>
                 <w:alias w:val="Project status"/>
-                <w:id w:val="-199838328"/>
+                <w:id w:val="617445099"/>
                 <w:dropDownList w:lastValue="Merged">
                   <w:listItem w:displayText="Not Started" w:value="Not Started"/>
                   <w:listItem w:displayText="Blocked" w:value="Blocked"/>
@@ -6351,12 +6759,12 @@
                 <wp:inline distB="114300" distT="114300" distL="114300" distR="114300">
                   <wp:extent cx="3738812" cy="3714896"/>
                   <wp:effectExtent b="0" l="0" r="0" t="0"/>
-                  <wp:docPr id="16" name="image12.png"/>
+                  <wp:docPr id="2" name="image17.png"/>
                   <a:graphic>
                     <a:graphicData uri="http://schemas.openxmlformats.org/drawingml/2006/picture">
                       <pic:pic>
                         <pic:nvPicPr>
-                          <pic:cNvPr id="0" name="image12.png"/>
+                          <pic:cNvPr id="0" name="image17.png"/>
                           <pic:cNvPicPr preferRelativeResize="0"/>
                         </pic:nvPicPr>
                         <pic:blipFill>
@@ -6481,7 +6889,7 @@
             <w:sdt>
               <w:sdtPr>
                 <w:alias w:val="Assignee"/>
-                <w:id w:val="-217509008"/>
+                <w:id w:val="1645637572"/>
                 <w:dropDownList w:lastValue="Matthew">
                   <w:listItem w:displayText="None" w:value="None"/>
                   <w:listItem w:displayText="Alarie" w:value="Alarie"/>
@@ -6532,7 +6940,7 @@
             <w:sdt>
               <w:sdtPr>
                 <w:alias w:val="Project status"/>
-                <w:id w:val="-27763713"/>
+                <w:id w:val="1031527867"/>
                 <w:dropDownList w:lastValue="Merged">
                   <w:listItem w:displayText="Not Started" w:value="Not Started"/>
                   <w:listItem w:displayText="Blocked" w:value="Blocked"/>
@@ -6668,12 +7076,12 @@
                 <wp:inline distB="114300" distT="114300" distL="114300" distR="114300">
                   <wp:extent cx="3805238" cy="1344437"/>
                   <wp:effectExtent b="0" l="0" r="0" t="0"/>
-                  <wp:docPr id="17" name="image18.png"/>
+                  <wp:docPr id="11" name="image19.png"/>
                   <a:graphic>
                     <a:graphicData uri="http://schemas.openxmlformats.org/drawingml/2006/picture">
                       <pic:pic>
                         <pic:nvPicPr>
-                          <pic:cNvPr id="0" name="image18.png"/>
+                          <pic:cNvPr id="0" name="image19.png"/>
                           <pic:cNvPicPr preferRelativeResize="0"/>
                         </pic:nvPicPr>
                         <pic:blipFill>
@@ -6746,7 +7154,7 @@
             <w:sdt>
               <w:sdtPr>
                 <w:alias w:val="Assignee"/>
-                <w:id w:val="59974776"/>
+                <w:id w:val="-1246602867"/>
                 <w:dropDownList w:lastValue="Matthew">
                   <w:listItem w:displayText="None" w:value="None"/>
                   <w:listItem w:displayText="Alarie" w:value="Alarie"/>
@@ -6797,7 +7205,7 @@
             <w:sdt>
               <w:sdtPr>
                 <w:alias w:val="Project status"/>
-                <w:id w:val="1754863194"/>
+                <w:id w:val="-543469140"/>
                 <w:dropDownList w:lastValue="Merged">
                   <w:listItem w:displayText="Not Started" w:value="Not Started"/>
                   <w:listItem w:displayText="Blocked" w:value="Blocked"/>
@@ -6835,7 +7243,7 @@
               <w:keepLines w:val="1"/>
               <w:numPr>
                 <w:ilvl w:val="0"/>
-                <w:numId w:val="92"/>
+                <w:numId w:val="93"/>
               </w:numPr>
               <w:spacing w:after="0" w:afterAutospacing="0" w:before="240" w:lineRule="auto"/>
               <w:ind w:left="720" w:hanging="360"/>
@@ -6861,7 +7269,7 @@
               <w:keepLines w:val="1"/>
               <w:numPr>
                 <w:ilvl w:val="1"/>
-                <w:numId w:val="92"/>
+                <w:numId w:val="93"/>
               </w:numPr>
               <w:spacing w:after="240" w:before="0" w:beforeAutospacing="0" w:lineRule="auto"/>
               <w:ind w:left="1440" w:hanging="360"/>
@@ -6881,12 +7289,12 @@
                 <wp:inline distB="114300" distT="114300" distL="114300" distR="114300">
                   <wp:extent cx="3760413" cy="1187499"/>
                   <wp:effectExtent b="0" l="0" r="0" t="0"/>
-                  <wp:docPr id="18" name="image6.png"/>
+                  <wp:docPr id="19" name="image2.png"/>
                   <a:graphic>
                     <a:graphicData uri="http://schemas.openxmlformats.org/drawingml/2006/picture">
                       <pic:pic>
                         <pic:nvPicPr>
-                          <pic:cNvPr id="0" name="image6.png"/>
+                          <pic:cNvPr id="0" name="image2.png"/>
                           <pic:cNvPicPr preferRelativeResize="0"/>
                         </pic:nvPicPr>
                         <pic:blipFill>
@@ -6933,7 +7341,7 @@
             <w:sdt>
               <w:sdtPr>
                 <w:alias w:val="Assignee"/>
-                <w:id w:val="139637441"/>
+                <w:id w:val="-1201219459"/>
                 <w:dropDownList w:lastValue="Matthew">
                   <w:listItem w:displayText="None" w:value="None"/>
                   <w:listItem w:displayText="Alarie" w:value="Alarie"/>
@@ -7016,7 +7424,7 @@
           <w:pgNumType w:start="1"/>
         </w:sectPr>
       </w:pPr>
-      <w:bookmarkStart w:colFirst="0" w:colLast="0" w:name="_3kqp28fi2etn" w:id="2"/>
+      <w:bookmarkStart w:colFirst="0" w:colLast="0" w:name="_52boijk2wus5" w:id="2"/>
       <w:bookmarkEnd w:id="2"/>
       <w:r>
         <w:rPr>
@@ -7688,7 +8096,7 @@
             <w:sdt>
               <w:sdtPr>
                 <w:alias w:val="Assignee"/>
-                <w:id w:val="-2138674274"/>
+                <w:id w:val="1541097331"/>
                 <w:dropDownList w:lastValue="Matthew">
                   <w:listItem w:displayText="None" w:value="None"/>
                   <w:listItem w:displayText="Alarie" w:value="Alarie"/>
@@ -7731,7 +8139,7 @@
               <w:keepLines w:val="1"/>
               <w:numPr>
                 <w:ilvl w:val="0"/>
-                <w:numId w:val="100"/>
+                <w:numId w:val="102"/>
               </w:numPr>
               <w:spacing w:after="0" w:afterAutospacing="0" w:before="240" w:line="240" w:lineRule="auto"/>
               <w:ind w:left="720" w:hanging="360"/>
@@ -7757,7 +8165,7 @@
               <w:keepLines w:val="1"/>
               <w:numPr>
                 <w:ilvl w:val="0"/>
-                <w:numId w:val="100"/>
+                <w:numId w:val="102"/>
               </w:numPr>
               <w:spacing w:after="0" w:afterAutospacing="0" w:before="0" w:beforeAutospacing="0" w:line="240" w:lineRule="auto"/>
               <w:ind w:left="720" w:hanging="360"/>
@@ -7783,7 +8191,7 @@
               <w:keepLines w:val="1"/>
               <w:numPr>
                 <w:ilvl w:val="1"/>
-                <w:numId w:val="100"/>
+                <w:numId w:val="102"/>
               </w:numPr>
               <w:spacing w:after="0" w:afterAutospacing="0" w:before="0" w:beforeAutospacing="0" w:line="240" w:lineRule="auto"/>
               <w:ind w:left="1440" w:hanging="360"/>
@@ -7809,7 +8217,7 @@
               <w:keepLines w:val="1"/>
               <w:numPr>
                 <w:ilvl w:val="0"/>
-                <w:numId w:val="100"/>
+                <w:numId w:val="102"/>
               </w:numPr>
               <w:spacing w:after="240" w:before="0" w:beforeAutospacing="0" w:line="240" w:lineRule="auto"/>
               <w:ind w:left="720" w:hanging="360"/>
@@ -7846,7 +8254,7 @@
             <w:sdt>
               <w:sdtPr>
                 <w:alias w:val="Assignee"/>
-                <w:id w:val="-2047772358"/>
+                <w:id w:val="266028712"/>
                 <w:dropDownList w:lastValue="Matthew">
                   <w:listItem w:displayText="None" w:value="None"/>
                   <w:listItem w:displayText="Alarie" w:value="Alarie"/>
@@ -7935,12 +8343,12 @@
                 <wp:inline distB="114300" distT="114300" distL="114300" distR="114300">
                   <wp:extent cx="3355311" cy="2120187"/>
                   <wp:effectExtent b="0" l="0" r="0" t="0"/>
-                  <wp:docPr id="11" name="image15.png"/>
+                  <wp:docPr id="25" name="image28.png"/>
                   <a:graphic>
                     <a:graphicData uri="http://schemas.openxmlformats.org/drawingml/2006/picture">
                       <pic:pic>
                         <pic:nvPicPr>
-                          <pic:cNvPr id="0" name="image15.png"/>
+                          <pic:cNvPr id="0" name="image28.png"/>
                           <pic:cNvPicPr preferRelativeResize="0"/>
                         </pic:nvPicPr>
                         <pic:blipFill>
@@ -7987,7 +8395,7 @@
             <w:sdt>
               <w:sdtPr>
                 <w:alias w:val="Assignee"/>
-                <w:id w:val="1362827156"/>
+                <w:id w:val="718637750"/>
                 <w:dropDownList w:lastValue="Matthew">
                   <w:listItem w:displayText="None" w:value="None"/>
                   <w:listItem w:displayText="Alarie" w:value="Alarie"/>
@@ -8119,7 +8527,7 @@
             <w:sdt>
               <w:sdtPr>
                 <w:alias w:val="Assignee"/>
-                <w:id w:val="-1507093975"/>
+                <w:id w:val="-1765159151"/>
                 <w:dropDownList w:lastValue="Matthew">
                   <w:listItem w:displayText="None" w:value="None"/>
                   <w:listItem w:displayText="Alarie" w:value="Alarie"/>
@@ -8162,7 +8570,7 @@
               <w:keepLines w:val="1"/>
               <w:numPr>
                 <w:ilvl w:val="0"/>
-                <w:numId w:val="107"/>
+                <w:numId w:val="110"/>
               </w:numPr>
               <w:spacing w:after="0" w:afterAutospacing="0" w:line="240" w:lineRule="auto"/>
               <w:ind w:left="720" w:hanging="360"/>
@@ -8188,7 +8596,7 @@
               <w:keepLines w:val="1"/>
               <w:numPr>
                 <w:ilvl w:val="1"/>
-                <w:numId w:val="107"/>
+                <w:numId w:val="110"/>
               </w:numPr>
               <w:spacing w:after="0" w:afterAutospacing="0" w:line="240" w:lineRule="auto"/>
               <w:ind w:left="1440" w:hanging="360"/>
@@ -8214,7 +8622,7 @@
               <w:keepLines w:val="1"/>
               <w:numPr>
                 <w:ilvl w:val="1"/>
-                <w:numId w:val="107"/>
+                <w:numId w:val="110"/>
               </w:numPr>
               <w:spacing w:after="0" w:afterAutospacing="0" w:line="240" w:lineRule="auto"/>
               <w:ind w:left="1440" w:hanging="360"/>
@@ -8240,7 +8648,7 @@
               <w:keepLines w:val="1"/>
               <w:numPr>
                 <w:ilvl w:val="1"/>
-                <w:numId w:val="107"/>
+                <w:numId w:val="110"/>
               </w:numPr>
               <w:spacing w:after="0" w:afterAutospacing="0" w:line="240" w:lineRule="auto"/>
               <w:ind w:left="1440" w:hanging="360"/>
@@ -8266,7 +8674,7 @@
               <w:keepLines w:val="1"/>
               <w:numPr>
                 <w:ilvl w:val="1"/>
-                <w:numId w:val="107"/>
+                <w:numId w:val="110"/>
               </w:numPr>
               <w:spacing w:after="0" w:afterAutospacing="0" w:line="240" w:lineRule="auto"/>
               <w:ind w:left="1440" w:hanging="360"/>
@@ -8292,7 +8700,7 @@
               <w:keepLines w:val="1"/>
               <w:numPr>
                 <w:ilvl w:val="1"/>
-                <w:numId w:val="107"/>
+                <w:numId w:val="110"/>
               </w:numPr>
               <w:spacing w:after="0" w:afterAutospacing="0" w:line="240" w:lineRule="auto"/>
               <w:ind w:left="1440" w:hanging="360"/>
@@ -8312,7 +8720,7 @@
                 <wp:inline distB="114300" distT="114300" distL="114300" distR="114300">
                   <wp:extent cx="2676582" cy="1445703"/>
                   <wp:effectExtent b="0" l="0" r="0" t="0"/>
-                  <wp:docPr id="6" name="image13.png"/>
+                  <wp:docPr id="3" name="image13.png"/>
                   <a:graphic>
                     <a:graphicData uri="http://schemas.openxmlformats.org/drawingml/2006/picture">
                       <pic:pic>
@@ -8353,7 +8761,7 @@
               <w:keepLines w:val="1"/>
               <w:numPr>
                 <w:ilvl w:val="1"/>
-                <w:numId w:val="107"/>
+                <w:numId w:val="110"/>
               </w:numPr>
               <w:spacing w:after="0" w:afterAutospacing="0" w:line="240" w:lineRule="auto"/>
               <w:ind w:left="1440" w:hanging="360"/>
@@ -8379,7 +8787,7 @@
               <w:keepLines w:val="1"/>
               <w:numPr>
                 <w:ilvl w:val="1"/>
-                <w:numId w:val="107"/>
+                <w:numId w:val="110"/>
               </w:numPr>
               <w:spacing w:after="60" w:line="240" w:lineRule="auto"/>
               <w:ind w:left="1440" w:hanging="360"/>
@@ -8399,12 +8807,12 @@
                 <wp:inline distB="114300" distT="114300" distL="114300" distR="114300">
                   <wp:extent cx="3228375" cy="2408571"/>
                   <wp:effectExtent b="0" l="0" r="0" t="0"/>
-                  <wp:docPr id="2" name="image1.png"/>
+                  <wp:docPr id="15" name="image18.png"/>
                   <a:graphic>
                     <a:graphicData uri="http://schemas.openxmlformats.org/drawingml/2006/picture">
                       <pic:pic>
                         <pic:nvPicPr>
-                          <pic:cNvPr id="0" name="image1.png"/>
+                          <pic:cNvPr id="0" name="image18.png"/>
                           <pic:cNvPicPr preferRelativeResize="0"/>
                         </pic:nvPicPr>
                         <pic:blipFill>
@@ -8451,7 +8859,7 @@
             <w:sdt>
               <w:sdtPr>
                 <w:alias w:val="Assignee"/>
-                <w:id w:val="854830545"/>
+                <w:id w:val="-1594584104"/>
                 <w:dropDownList w:lastValue="Matthew">
                   <w:listItem w:displayText="None" w:value="None"/>
                   <w:listItem w:displayText="Alarie" w:value="Alarie"/>
@@ -8494,7 +8902,7 @@
               <w:keepLines w:val="1"/>
               <w:numPr>
                 <w:ilvl w:val="0"/>
-                <w:numId w:val="21"/>
+                <w:numId w:val="22"/>
               </w:numPr>
               <w:spacing w:after="0" w:afterAutospacing="0" w:before="240" w:line="240" w:lineRule="auto"/>
               <w:ind w:left="720" w:hanging="360"/>
@@ -8520,7 +8928,7 @@
               <w:keepLines w:val="1"/>
               <w:numPr>
                 <w:ilvl w:val="0"/>
-                <w:numId w:val="21"/>
+                <w:numId w:val="22"/>
               </w:numPr>
               <w:spacing w:after="0" w:afterAutospacing="0" w:before="0" w:beforeAutospacing="0" w:line="240" w:lineRule="auto"/>
               <w:ind w:left="720" w:hanging="360"/>
@@ -8546,7 +8954,7 @@
               <w:keepLines w:val="1"/>
               <w:numPr>
                 <w:ilvl w:val="1"/>
-                <w:numId w:val="21"/>
+                <w:numId w:val="22"/>
               </w:numPr>
               <w:spacing w:after="0" w:afterAutospacing="0" w:before="0" w:beforeAutospacing="0" w:line="240" w:lineRule="auto"/>
               <w:ind w:left="1440" w:hanging="360"/>
@@ -8572,7 +8980,7 @@
               <w:keepLines w:val="1"/>
               <w:numPr>
                 <w:ilvl w:val="1"/>
-                <w:numId w:val="21"/>
+                <w:numId w:val="22"/>
               </w:numPr>
               <w:spacing w:after="0" w:afterAutospacing="0" w:before="0" w:beforeAutospacing="0" w:line="240" w:lineRule="auto"/>
               <w:ind w:left="1440" w:hanging="360"/>
@@ -8598,7 +9006,7 @@
               <w:keepLines w:val="1"/>
               <w:numPr>
                 <w:ilvl w:val="1"/>
-                <w:numId w:val="21"/>
+                <w:numId w:val="22"/>
               </w:numPr>
               <w:spacing w:after="0" w:afterAutospacing="0" w:before="0" w:beforeAutospacing="0" w:line="240" w:lineRule="auto"/>
               <w:ind w:left="1440" w:hanging="360"/>
@@ -8624,7 +9032,7 @@
               <w:keepLines w:val="1"/>
               <w:numPr>
                 <w:ilvl w:val="0"/>
-                <w:numId w:val="21"/>
+                <w:numId w:val="22"/>
               </w:numPr>
               <w:spacing w:after="240" w:before="0" w:beforeAutospacing="0" w:line="240" w:lineRule="auto"/>
               <w:ind w:left="720" w:hanging="360"/>
@@ -8661,7 +9069,7 @@
             <w:sdt>
               <w:sdtPr>
                 <w:alias w:val="Assignee"/>
-                <w:id w:val="-1539374939"/>
+                <w:id w:val="792008413"/>
                 <w:dropDownList w:lastValue="Matthew">
                   <w:listItem w:displayText="None" w:value="None"/>
                   <w:listItem w:displayText="Alarie" w:value="Alarie"/>
@@ -9027,7 +9435,7 @@
             <w:sdt>
               <w:sdtPr>
                 <w:alias w:val="Assignee"/>
-                <w:id w:val="1198803820"/>
+                <w:id w:val="399496300"/>
                 <w:dropDownList w:lastValue="Alarie">
                   <w:listItem w:displayText="None" w:value="None"/>
                   <w:listItem w:displayText="Alarie" w:value="Alarie"/>
@@ -9194,12 +9602,12 @@
                 <wp:inline distB="114300" distT="114300" distL="114300" distR="114300">
                   <wp:extent cx="2951586" cy="1507875"/>
                   <wp:effectExtent b="0" l="0" r="0" t="0"/>
-                  <wp:docPr id="1" name="image4.png"/>
+                  <wp:docPr id="8" name="image9.png"/>
                   <a:graphic>
                     <a:graphicData uri="http://schemas.openxmlformats.org/drawingml/2006/picture">
                       <pic:pic>
                         <pic:nvPicPr>
-                          <pic:cNvPr id="0" name="image4.png"/>
+                          <pic:cNvPr id="0" name="image9.png"/>
                           <pic:cNvPicPr preferRelativeResize="0"/>
                         </pic:nvPicPr>
                         <pic:blipFill>
@@ -9255,12 +9663,12 @@
                 <wp:inline distB="114300" distT="114300" distL="114300" distR="114300">
                   <wp:extent cx="3475403" cy="2394500"/>
                   <wp:effectExtent b="0" l="0" r="0" t="0"/>
-                  <wp:docPr id="22" name="image19.png"/>
+                  <wp:docPr id="10" name="image10.png"/>
                   <a:graphic>
                     <a:graphicData uri="http://schemas.openxmlformats.org/drawingml/2006/picture">
                       <pic:pic>
                         <pic:nvPicPr>
-                          <pic:cNvPr id="0" name="image19.png"/>
+                          <pic:cNvPr id="0" name="image10.png"/>
                           <pic:cNvPicPr preferRelativeResize="0"/>
                         </pic:nvPicPr>
                         <pic:blipFill>
@@ -9325,7 +9733,7 @@
             <w:sdt>
               <w:sdtPr>
                 <w:alias w:val="Assignee"/>
-                <w:id w:val="557291375"/>
+                <w:id w:val="-1965619610"/>
                 <w:dropDownList w:lastValue="Alarie">
                   <w:listItem w:displayText="None" w:value="None"/>
                   <w:listItem w:displayText="Alarie" w:value="Alarie"/>
@@ -9368,7 +9776,7 @@
               <w:keepLines w:val="1"/>
               <w:numPr>
                 <w:ilvl w:val="0"/>
-                <w:numId w:val="74"/>
+                <w:numId w:val="73"/>
               </w:numPr>
               <w:spacing w:after="0" w:afterAutospacing="0" w:line="240" w:lineRule="auto"/>
               <w:ind w:left="720" w:hanging="360"/>
@@ -9394,7 +9802,7 @@
               <w:keepLines w:val="1"/>
               <w:numPr>
                 <w:ilvl w:val="1"/>
-                <w:numId w:val="74"/>
+                <w:numId w:val="73"/>
               </w:numPr>
               <w:spacing w:after="0" w:afterAutospacing="0" w:line="240" w:lineRule="auto"/>
               <w:ind w:left="1440" w:hanging="360"/>
@@ -9420,7 +9828,7 @@
               <w:keepLines w:val="1"/>
               <w:numPr>
                 <w:ilvl w:val="1"/>
-                <w:numId w:val="74"/>
+                <w:numId w:val="73"/>
               </w:numPr>
               <w:spacing w:after="60" w:line="240" w:lineRule="auto"/>
               <w:ind w:left="1440" w:hanging="360"/>
@@ -9440,12 +9848,12 @@
                 <wp:inline distB="114300" distT="114300" distL="114300" distR="114300">
                   <wp:extent cx="3411649" cy="1858705"/>
                   <wp:effectExtent b="0" l="0" r="0" t="0"/>
-                  <wp:docPr id="24" name="image24.png"/>
+                  <wp:docPr id="24" name="image22.png"/>
                   <a:graphic>
                     <a:graphicData uri="http://schemas.openxmlformats.org/drawingml/2006/picture">
                       <pic:pic>
                         <pic:nvPicPr>
-                          <pic:cNvPr id="0" name="image24.png"/>
+                          <pic:cNvPr id="0" name="image22.png"/>
                           <pic:cNvPicPr preferRelativeResize="0"/>
                         </pic:nvPicPr>
                         <pic:blipFill>
@@ -9492,7 +9900,7 @@
             <w:sdt>
               <w:sdtPr>
                 <w:alias w:val="Assignee"/>
-                <w:id w:val="1906650207"/>
+                <w:id w:val="788551837"/>
                 <w:dropDownList w:lastValue="James">
                   <w:listItem w:displayText="None" w:value="None"/>
                   <w:listItem w:displayText="Alarie" w:value="Alarie"/>
@@ -9598,7 +10006,7 @@
             <w:sdt>
               <w:sdtPr>
                 <w:alias w:val="Assignee"/>
-                <w:id w:val="1479631476"/>
+                <w:id w:val="-1706087328"/>
                 <w:dropDownList w:lastValue="Alarie">
                   <w:listItem w:displayText="None" w:value="None"/>
                   <w:listItem w:displayText="Alarie" w:value="Alarie"/>
@@ -9677,7 +10085,7 @@
             <w:sdt>
               <w:sdtPr>
                 <w:alias w:val="Assignee"/>
-                <w:id w:val="1935299037"/>
+                <w:id w:val="1867213743"/>
                 <w:dropDownList w:lastValue="Alarie">
                   <w:listItem w:displayText="None" w:value="None"/>
                   <w:listItem w:displayText="Alarie" w:value="Alarie"/>
@@ -9719,7 +10127,7 @@
               <w:keepLines w:val="1"/>
               <w:numPr>
                 <w:ilvl w:val="0"/>
-                <w:numId w:val="111"/>
+                <w:numId w:val="114"/>
               </w:numPr>
               <w:spacing w:after="60" w:line="240" w:lineRule="auto"/>
               <w:ind w:left="720" w:hanging="360"/>
@@ -9756,7 +10164,7 @@
             <w:sdt>
               <w:sdtPr>
                 <w:alias w:val="Assignee"/>
-                <w:id w:val="21629475"/>
+                <w:id w:val="-1153027281"/>
                 <w:dropDownList w:lastValue="Alarie">
                   <w:listItem w:displayText="None" w:value="None"/>
                   <w:listItem w:displayText="Alarie" w:value="Alarie"/>
@@ -9922,12 +10330,12 @@
                 <wp:inline distB="114300" distT="114300" distL="114300" distR="114300">
                   <wp:extent cx="2660984" cy="2592888"/>
                   <wp:effectExtent b="0" l="0" r="0" t="0"/>
-                  <wp:docPr id="20" name="image21.png"/>
+                  <wp:docPr id="26" name="image26.png"/>
                   <a:graphic>
                     <a:graphicData uri="http://schemas.openxmlformats.org/drawingml/2006/picture">
                       <pic:pic>
                         <pic:nvPicPr>
-                          <pic:cNvPr id="0" name="image21.png"/>
+                          <pic:cNvPr id="0" name="image26.png"/>
                           <pic:cNvPicPr preferRelativeResize="0"/>
                         </pic:nvPicPr>
                         <pic:blipFill>
@@ -10087,7 +10495,7 @@
             <w:sdt>
               <w:sdtPr>
                 <w:alias w:val="Assignee"/>
-                <w:id w:val="-499056625"/>
+                <w:id w:val="-125228841"/>
                 <w:dropDownList w:lastValue="Matthew">
                   <w:listItem w:displayText="None" w:value="None"/>
                   <w:listItem w:displayText="Alarie" w:value="Alarie"/>
@@ -10129,7 +10537,7 @@
               <w:keepLines w:val="1"/>
               <w:numPr>
                 <w:ilvl w:val="0"/>
-                <w:numId w:val="96"/>
+                <w:numId w:val="98"/>
               </w:numPr>
               <w:spacing w:after="0" w:afterAutospacing="0" w:before="240" w:line="240" w:lineRule="auto"/>
               <w:ind w:left="720" w:hanging="360"/>
@@ -10155,7 +10563,7 @@
               <w:keepLines w:val="1"/>
               <w:numPr>
                 <w:ilvl w:val="1"/>
-                <w:numId w:val="96"/>
+                <w:numId w:val="98"/>
               </w:numPr>
               <w:spacing w:after="0" w:afterAutospacing="0" w:before="0" w:beforeAutospacing="0" w:line="240" w:lineRule="auto"/>
               <w:ind w:left="1440" w:hanging="360"/>
@@ -10181,7 +10589,7 @@
               <w:keepLines w:val="1"/>
               <w:numPr>
                 <w:ilvl w:val="1"/>
-                <w:numId w:val="96"/>
+                <w:numId w:val="98"/>
               </w:numPr>
               <w:spacing w:after="0" w:afterAutospacing="0" w:before="0" w:beforeAutospacing="0" w:line="240" w:lineRule="auto"/>
               <w:ind w:left="1440" w:hanging="360"/>
@@ -10207,7 +10615,7 @@
               <w:keepLines w:val="1"/>
               <w:numPr>
                 <w:ilvl w:val="1"/>
-                <w:numId w:val="96"/>
+                <w:numId w:val="98"/>
               </w:numPr>
               <w:spacing w:after="0" w:afterAutospacing="0" w:before="0" w:beforeAutospacing="0" w:line="240" w:lineRule="auto"/>
               <w:ind w:left="1440" w:hanging="360"/>
@@ -10233,7 +10641,7 @@
               <w:keepLines w:val="1"/>
               <w:numPr>
                 <w:ilvl w:val="0"/>
-                <w:numId w:val="96"/>
+                <w:numId w:val="98"/>
               </w:numPr>
               <w:spacing w:after="0" w:afterAutospacing="0" w:before="0" w:beforeAutospacing="0" w:line="240" w:lineRule="auto"/>
               <w:ind w:left="720" w:hanging="360"/>
@@ -10259,7 +10667,7 @@
               <w:keepLines w:val="1"/>
               <w:numPr>
                 <w:ilvl w:val="1"/>
-                <w:numId w:val="96"/>
+                <w:numId w:val="98"/>
               </w:numPr>
               <w:spacing w:after="0" w:afterAutospacing="0" w:before="0" w:beforeAutospacing="0" w:line="240" w:lineRule="auto"/>
               <w:ind w:left="1440" w:hanging="360"/>
@@ -10285,7 +10693,7 @@
               <w:keepLines w:val="1"/>
               <w:numPr>
                 <w:ilvl w:val="1"/>
-                <w:numId w:val="96"/>
+                <w:numId w:val="98"/>
               </w:numPr>
               <w:spacing w:after="0" w:afterAutospacing="0" w:before="0" w:beforeAutospacing="0" w:line="240" w:lineRule="auto"/>
               <w:ind w:left="1440" w:hanging="360"/>
@@ -10311,7 +10719,7 @@
               <w:keepLines w:val="1"/>
               <w:numPr>
                 <w:ilvl w:val="1"/>
-                <w:numId w:val="96"/>
+                <w:numId w:val="98"/>
               </w:numPr>
               <w:spacing w:after="240" w:before="0" w:beforeAutospacing="0" w:line="240" w:lineRule="auto"/>
               <w:ind w:left="1440" w:hanging="360"/>
@@ -10348,7 +10756,7 @@
             <w:sdt>
               <w:sdtPr>
                 <w:alias w:val="Assignee"/>
-                <w:id w:val="-1969307349"/>
+                <w:id w:val="-580184805"/>
                 <w:dropDownList w:lastValue="Matthew">
                   <w:listItem w:displayText="None" w:value="None"/>
                   <w:listItem w:displayText="Alarie" w:value="Alarie"/>
@@ -10583,7 +10991,7 @@
             <w:sdt>
               <w:sdtPr>
                 <w:alias w:val="Assignee"/>
-                <w:id w:val="716590452"/>
+                <w:id w:val="-231873520"/>
                 <w:dropDownList w:lastValue="Matthew">
                   <w:listItem w:displayText="None" w:value="None"/>
                   <w:listItem w:displayText="Alarie" w:value="Alarie"/>
@@ -10740,7 +11148,7 @@
             <w:sdt>
               <w:sdtPr>
                 <w:alias w:val="Assignee"/>
-                <w:id w:val="783306541"/>
+                <w:id w:val="2016889393"/>
                 <w:dropDownList w:lastValue="Matthew">
                   <w:listItem w:displayText="None" w:value="None"/>
                   <w:listItem w:displayText="Alarie" w:value="Alarie"/>
@@ -10949,7 +11357,7 @@
             <w:sdt>
               <w:sdtPr>
                 <w:alias w:val="Assignee"/>
-                <w:id w:val="1268745800"/>
+                <w:id w:val="-584796312"/>
                 <w:dropDownList w:lastValue="Matthew">
                   <w:listItem w:displayText="None" w:value="None"/>
                   <w:listItem w:displayText="Alarie" w:value="Alarie"/>
@@ -10991,7 +11399,7 @@
               <w:keepLines w:val="1"/>
               <w:numPr>
                 <w:ilvl w:val="0"/>
-                <w:numId w:val="105"/>
+                <w:numId w:val="107"/>
               </w:numPr>
               <w:spacing w:after="0" w:afterAutospacing="0" w:before="240" w:line="240" w:lineRule="auto"/>
               <w:ind w:left="720" w:hanging="360"/>
@@ -11017,7 +11425,7 @@
               <w:keepLines w:val="1"/>
               <w:numPr>
                 <w:ilvl w:val="1"/>
-                <w:numId w:val="105"/>
+                <w:numId w:val="107"/>
               </w:numPr>
               <w:spacing w:after="0" w:afterAutospacing="0" w:before="0" w:beforeAutospacing="0" w:line="240" w:lineRule="auto"/>
               <w:ind w:left="1440" w:hanging="360"/>
@@ -11043,7 +11451,7 @@
               <w:keepLines w:val="1"/>
               <w:numPr>
                 <w:ilvl w:val="1"/>
-                <w:numId w:val="105"/>
+                <w:numId w:val="107"/>
               </w:numPr>
               <w:spacing w:after="0" w:afterAutospacing="0" w:before="0" w:beforeAutospacing="0" w:line="240" w:lineRule="auto"/>
               <w:ind w:left="1440" w:hanging="360"/>
@@ -11069,7 +11477,7 @@
               <w:keepLines w:val="1"/>
               <w:numPr>
                 <w:ilvl w:val="1"/>
-                <w:numId w:val="105"/>
+                <w:numId w:val="107"/>
               </w:numPr>
               <w:spacing w:after="240" w:before="0" w:beforeAutospacing="0" w:line="240" w:lineRule="auto"/>
               <w:ind w:left="1440" w:hanging="360"/>
@@ -11106,7 +11514,7 @@
             <w:sdt>
               <w:sdtPr>
                 <w:alias w:val="Assignee"/>
-                <w:id w:val="685381281"/>
+                <w:id w:val="1649183266"/>
                 <w:dropDownList w:lastValue="Matthew">
                   <w:listItem w:displayText="None" w:value="None"/>
                   <w:listItem w:displayText="Alarie" w:value="Alarie"/>
@@ -11315,7 +11723,7 @@
             <w:sdt>
               <w:sdtPr>
                 <w:alias w:val="Assignee"/>
-                <w:id w:val="1273552411"/>
+                <w:id w:val="-794230003"/>
                 <w:dropDownList w:lastValue="Matthew">
                   <w:listItem w:displayText="None" w:value="None"/>
                   <w:listItem w:displayText="Alarie" w:value="Alarie"/>
@@ -11602,7 +12010,7 @@
             <w:sdt>
               <w:sdtPr>
                 <w:alias w:val="Assignee"/>
-                <w:id w:val="1092236745"/>
+                <w:id w:val="-73346858"/>
                 <w:dropDownList w:lastValue="Matthew">
                   <w:listItem w:displayText="None" w:value="None"/>
                   <w:listItem w:displayText="Alarie" w:value="Alarie"/>
@@ -11707,7 +12115,7 @@
             <w:sdt>
               <w:sdtPr>
                 <w:alias w:val="Assignee"/>
-                <w:id w:val="2122520526"/>
+                <w:id w:val="-504598170"/>
                 <w:dropDownList w:lastValue="Matthew">
                   <w:listItem w:displayText="None" w:value="None"/>
                   <w:listItem w:displayText="Alarie" w:value="Alarie"/>
@@ -11916,7 +12324,7 @@
             <w:sdt>
               <w:sdtPr>
                 <w:alias w:val="Assignee"/>
-                <w:id w:val="-321755761"/>
+                <w:id w:val="937248673"/>
                 <w:dropDownList w:lastValue="Matthew">
                   <w:listItem w:displayText="None" w:value="None"/>
                   <w:listItem w:displayText="Alarie" w:value="Alarie"/>
@@ -12000,7 +12408,7 @@
             <w:sdt>
               <w:sdtPr>
                 <w:alias w:val="Assignee"/>
-                <w:id w:val="2076318573"/>
+                <w:id w:val="1763478373"/>
                 <w:dropDownList w:lastValue="Matthew">
                   <w:listItem w:displayText="None" w:value="None"/>
                   <w:listItem w:displayText="Alarie" w:value="Alarie"/>
@@ -12042,7 +12450,7 @@
               <w:keepLines w:val="1"/>
               <w:numPr>
                 <w:ilvl w:val="0"/>
-                <w:numId w:val="102"/>
+                <w:numId w:val="104"/>
               </w:numPr>
               <w:spacing w:after="0" w:afterAutospacing="0" w:before="240" w:line="240" w:lineRule="auto"/>
               <w:ind w:left="720" w:hanging="360"/>
@@ -12068,7 +12476,7 @@
               <w:keepLines w:val="1"/>
               <w:numPr>
                 <w:ilvl w:val="1"/>
-                <w:numId w:val="102"/>
+                <w:numId w:val="104"/>
               </w:numPr>
               <w:spacing w:after="0" w:afterAutospacing="0" w:before="0" w:beforeAutospacing="0" w:line="240" w:lineRule="auto"/>
               <w:ind w:left="1440" w:hanging="360"/>
@@ -12094,7 +12502,7 @@
               <w:keepLines w:val="1"/>
               <w:numPr>
                 <w:ilvl w:val="1"/>
-                <w:numId w:val="102"/>
+                <w:numId w:val="104"/>
               </w:numPr>
               <w:spacing w:after="240" w:before="0" w:beforeAutospacing="0" w:line="240" w:lineRule="auto"/>
               <w:ind w:left="1440" w:hanging="360"/>
@@ -12131,7 +12539,7 @@
             <w:sdt>
               <w:sdtPr>
                 <w:alias w:val="Assignee"/>
-                <w:id w:val="18674424"/>
+                <w:id w:val="1485140658"/>
                 <w:dropDownList w:lastValue="Matthew">
                   <w:listItem w:displayText="None" w:value="None"/>
                   <w:listItem w:displayText="Alarie" w:value="Alarie"/>
@@ -12244,7 +12652,7 @@
           <w:pgNumType w:start="1"/>
         </w:sectPr>
       </w:pPr>
-      <w:bookmarkStart w:colFirst="0" w:colLast="0" w:name="_xx1jhkyo1uli" w:id="4"/>
+      <w:bookmarkStart w:colFirst="0" w:colLast="0" w:name="_6yu9h7rqhxgz" w:id="4"/>
       <w:bookmarkEnd w:id="4"/>
       <w:r>
         <w:rPr>
@@ -12326,7 +12734,7 @@
           <w:pgNumType w:start="1"/>
         </w:sectPr>
       </w:pPr>
-      <w:bookmarkStart w:colFirst="0" w:colLast="0" w:name="_k6eas549y6js" w:id="5"/>
+      <w:bookmarkStart w:colFirst="0" w:colLast="0" w:name="_phmgplesme0r" w:id="5"/>
       <w:bookmarkEnd w:id="5"/>
       <w:r>
         <w:rPr>
@@ -12478,7 +12886,7 @@
               <w:keepLines w:val="1"/>
               <w:numPr>
                 <w:ilvl w:val="0"/>
-                <w:numId w:val="73"/>
+                <w:numId w:val="72"/>
               </w:numPr>
               <w:spacing w:after="0" w:afterAutospacing="0" w:before="240" w:lineRule="auto"/>
               <w:ind w:left="720" w:hanging="360"/>
@@ -12526,7 +12934,7 @@
               <w:keepLines w:val="1"/>
               <w:numPr>
                 <w:ilvl w:val="1"/>
-                <w:numId w:val="73"/>
+                <w:numId w:val="72"/>
               </w:numPr>
               <w:spacing w:after="0" w:afterAutospacing="0" w:before="0" w:beforeAutospacing="0" w:lineRule="auto"/>
               <w:ind w:left="1440" w:hanging="360"/>
@@ -12552,7 +12960,7 @@
               <w:keepLines w:val="1"/>
               <w:numPr>
                 <w:ilvl w:val="1"/>
-                <w:numId w:val="73"/>
+                <w:numId w:val="72"/>
               </w:numPr>
               <w:spacing w:after="0" w:afterAutospacing="0" w:before="0" w:beforeAutospacing="0" w:lineRule="auto"/>
               <w:ind w:left="1440" w:hanging="360"/>
@@ -12578,7 +12986,7 @@
               <w:keepLines w:val="1"/>
               <w:numPr>
                 <w:ilvl w:val="1"/>
-                <w:numId w:val="73"/>
+                <w:numId w:val="72"/>
               </w:numPr>
               <w:spacing w:after="0" w:afterAutospacing="0" w:before="0" w:beforeAutospacing="0" w:lineRule="auto"/>
               <w:ind w:left="1440" w:hanging="360"/>
@@ -12604,7 +13012,7 @@
               <w:keepLines w:val="1"/>
               <w:numPr>
                 <w:ilvl w:val="1"/>
-                <w:numId w:val="73"/>
+                <w:numId w:val="72"/>
               </w:numPr>
               <w:spacing w:after="0" w:afterAutospacing="0" w:before="0" w:beforeAutospacing="0" w:lineRule="auto"/>
               <w:ind w:left="1440" w:hanging="360"/>
@@ -12630,7 +13038,7 @@
               <w:keepLines w:val="1"/>
               <w:numPr>
                 <w:ilvl w:val="1"/>
-                <w:numId w:val="73"/>
+                <w:numId w:val="72"/>
               </w:numPr>
               <w:spacing w:after="0" w:afterAutospacing="0" w:before="0" w:beforeAutospacing="0" w:lineRule="auto"/>
               <w:ind w:left="1440" w:hanging="360"/>
@@ -12678,7 +13086,7 @@
               <w:keepLines w:val="1"/>
               <w:numPr>
                 <w:ilvl w:val="1"/>
-                <w:numId w:val="73"/>
+                <w:numId w:val="72"/>
               </w:numPr>
               <w:spacing w:after="0" w:afterAutospacing="0" w:before="0" w:beforeAutospacing="0" w:lineRule="auto"/>
               <w:ind w:left="1440" w:hanging="360"/>
@@ -12704,7 +13112,7 @@
               <w:keepLines w:val="1"/>
               <w:numPr>
                 <w:ilvl w:val="1"/>
-                <w:numId w:val="73"/>
+                <w:numId w:val="72"/>
               </w:numPr>
               <w:spacing w:after="240" w:before="0" w:beforeAutospacing="0" w:lineRule="auto"/>
               <w:ind w:left="1440" w:hanging="360"/>
@@ -12724,12 +13132,12 @@
                 <wp:inline distB="114300" distT="114300" distL="114300" distR="114300">
                   <wp:extent cx="4510753" cy="2431328"/>
                   <wp:effectExtent b="0" l="0" r="0" t="0"/>
-                  <wp:docPr id="19" name="image5.png"/>
+                  <wp:docPr id="14" name="image1.png"/>
                   <a:graphic>
                     <a:graphicData uri="http://schemas.openxmlformats.org/drawingml/2006/picture">
                       <pic:pic>
                         <pic:nvPicPr>
-                          <pic:cNvPr id="0" name="image5.png"/>
+                          <pic:cNvPr id="0" name="image1.png"/>
                           <pic:cNvPicPr preferRelativeResize="0"/>
                         </pic:nvPicPr>
                         <pic:blipFill>
@@ -12793,7 +13201,7 @@
             <w:sdt>
               <w:sdtPr>
                 <w:alias w:val="Configuration 1"/>
-                <w:id w:val="-697912199"/>
+                <w:id w:val="1274113553"/>
                 <w:dropDownList w:lastValue="Unknown">
                   <w:listItem w:displayText="Cakewalk" w:value="Cakewalk"/>
                   <w:listItem w:displayText="Easy" w:value="Easy"/>
@@ -12837,7 +13245,7 @@
               <w:keepLines w:val="1"/>
               <w:numPr>
                 <w:ilvl w:val="0"/>
-                <w:numId w:val="22"/>
+                <w:numId w:val="63"/>
               </w:numPr>
               <w:spacing w:after="0" w:afterAutospacing="0" w:before="240" w:lineRule="auto"/>
               <w:ind w:left="720" w:hanging="360"/>
@@ -12854,7 +13262,7 @@
                 <w:szCs w:val="24"/>
                 <w:rtl w:val="0"/>
               </w:rPr>
-              <w:t xml:space="preserve">Specify if cages are for cats or for dogs</w:t>
+              <w:t xml:space="preserve">On new booking &gt; hotel type service &gt; feeding and med instructions:</w:t>
             </w:r>
           </w:p>
           <w:p>
@@ -12863,7 +13271,137 @@
               <w:keepLines w:val="1"/>
               <w:numPr>
                 <w:ilvl w:val="1"/>
-                <w:numId w:val="22"/>
+                <w:numId w:val="63"/>
+              </w:numPr>
+              <w:spacing w:after="0" w:afterAutospacing="0" w:before="0" w:beforeAutospacing="0" w:lineRule="auto"/>
+              <w:ind w:left="1440" w:hanging="360"/>
+              <w:rPr>
+                <w:rFonts w:ascii="Times" w:cs="Times" w:eastAsia="Times" w:hAnsi="Times"/>
+                <w:sz w:val="24"/>
+                <w:szCs w:val="24"/>
+              </w:rPr>
+            </w:pPr>
+            <w:r>
+              <w:rPr>
+                <w:rFonts w:ascii="Times" w:cs="Times" w:eastAsia="Times" w:hAnsi="Times"/>
+                <w:sz w:val="24"/>
+                <w:szCs w:val="24"/>
+                <w:rtl w:val="0"/>
+              </w:rPr>
+              <w:t xml:space="preserve">Make it more specific</w:t>
+            </w:r>
+          </w:p>
+          <w:p>
+            <w:pPr>
+              <w:keepNext w:val="1"/>
+              <w:keepLines w:val="1"/>
+              <w:numPr>
+                <w:ilvl w:val="1"/>
+                <w:numId w:val="63"/>
+              </w:numPr>
+              <w:spacing w:after="0" w:afterAutospacing="0" w:before="0" w:beforeAutospacing="0" w:lineRule="auto"/>
+              <w:ind w:left="1440" w:hanging="360"/>
+              <w:rPr>
+                <w:rFonts w:ascii="Times" w:cs="Times" w:eastAsia="Times" w:hAnsi="Times"/>
+                <w:sz w:val="24"/>
+                <w:szCs w:val="24"/>
+              </w:rPr>
+            </w:pPr>
+            <w:r>
+              <w:rPr>
+                <w:rFonts w:ascii="Times" w:cs="Times" w:eastAsia="Times" w:hAnsi="Times"/>
+                <w:sz w:val="24"/>
+                <w:szCs w:val="24"/>
+                <w:rtl w:val="0"/>
+              </w:rPr>
+              <w:t xml:space="preserve">Add units of measurements</w:t>
+            </w:r>
+          </w:p>
+          <w:p>
+            <w:pPr>
+              <w:keepNext w:val="1"/>
+              <w:keepLines w:val="1"/>
+              <w:numPr>
+                <w:ilvl w:val="0"/>
+                <w:numId w:val="63"/>
+              </w:numPr>
+              <w:spacing w:after="0" w:afterAutospacing="0" w:before="0" w:beforeAutospacing="0" w:lineRule="auto"/>
+              <w:ind w:left="720" w:hanging="360"/>
+              <w:rPr>
+                <w:rFonts w:ascii="Times" w:cs="Times" w:eastAsia="Times" w:hAnsi="Times"/>
+                <w:sz w:val="24"/>
+                <w:szCs w:val="24"/>
+              </w:rPr>
+            </w:pPr>
+            <w:r>
+              <w:rPr>
+                <w:rFonts w:ascii="Times" w:cs="Times" w:eastAsia="Times" w:hAnsi="Times"/>
+                <w:sz w:val="24"/>
+                <w:szCs w:val="24"/>
+                <w:rtl w:val="0"/>
+              </w:rPr>
+              <w:t xml:space="preserve">Perhaps directly to the items, not during instructions</w:t>
+            </w:r>
+          </w:p>
+          <w:p>
+            <w:pPr>
+              <w:keepNext w:val="1"/>
+              <w:keepLines w:val="1"/>
+              <w:numPr>
+                <w:ilvl w:val="1"/>
+                <w:numId w:val="63"/>
+              </w:numPr>
+              <w:spacing w:after="0" w:afterAutospacing="0" w:before="0" w:beforeAutospacing="0" w:lineRule="auto"/>
+              <w:ind w:left="1440" w:hanging="360"/>
+              <w:rPr>
+                <w:rFonts w:ascii="Times" w:cs="Times" w:eastAsia="Times" w:hAnsi="Times"/>
+                <w:sz w:val="24"/>
+                <w:szCs w:val="24"/>
+              </w:rPr>
+            </w:pPr>
+            <w:r>
+              <w:rPr>
+                <w:rFonts w:ascii="Times" w:cs="Times" w:eastAsia="Times" w:hAnsi="Times"/>
+                <w:sz w:val="24"/>
+                <w:szCs w:val="24"/>
+                <w:rtl w:val="0"/>
+              </w:rPr>
+              <w:t xml:space="preserve">Like when adding a new feeding/med item as a customer, allow them to specify its unit of measurement</w:t>
+            </w:r>
+          </w:p>
+          <w:p>
+            <w:pPr>
+              <w:keepNext w:val="1"/>
+              <w:keepLines w:val="1"/>
+              <w:numPr>
+                <w:ilvl w:val="1"/>
+                <w:numId w:val="63"/>
+              </w:numPr>
+              <w:spacing w:after="0" w:afterAutospacing="0" w:before="0" w:beforeAutospacing="0" w:lineRule="auto"/>
+              <w:ind w:left="1440" w:hanging="360"/>
+              <w:rPr>
+                <w:rFonts w:ascii="Times" w:cs="Times" w:eastAsia="Times" w:hAnsi="Times"/>
+                <w:sz w:val="24"/>
+                <w:szCs w:val="24"/>
+              </w:rPr>
+            </w:pPr>
+            <w:r>
+              <w:rPr>
+                <w:rFonts w:ascii="Times" w:cs="Times" w:eastAsia="Times" w:hAnsi="Times"/>
+                <w:sz w:val="24"/>
+                <w:szCs w:val="24"/>
+                <w:rtl w:val="0"/>
+              </w:rPr>
+              <w:t xml:space="preserve">Like those you see in diet apps</w:t>
+            </w:r>
+          </w:p>
+          <w:p>
+            <w:pPr>
+              <w:keepNext w:val="1"/>
+              <w:keepLines w:val="1"/>
+              <w:numPr>
+                <w:ilvl w:val="1"/>
+                <w:numId w:val="63"/>
               </w:numPr>
               <w:spacing w:after="240" w:before="0" w:beforeAutospacing="0" w:lineRule="auto"/>
               <w:ind w:left="1440" w:hanging="360"/>
@@ -12880,7 +13418,7 @@
                 <w:szCs w:val="24"/>
                 <w:rtl w:val="0"/>
               </w:rPr>
-              <w:t xml:space="preserve">Should also affect which cages are shown on booking process depending if pet is dog or cat</w:t>
+              <w:t xml:space="preserve">Perhaps allow them to attach images to it too</w:t>
             </w:r>
           </w:p>
         </w:tc>
@@ -12899,375 +13437,7 @@
             <w:sdt>
               <w:sdtPr>
                 <w:alias w:val="Configuration 1"/>
-                <w:id w:val="719462226"/>
-                <w:dropDownList w:lastValue="Easy">
-                  <w:listItem w:displayText="Cakewalk" w:value="Cakewalk"/>
-                  <w:listItem w:displayText="Easy" w:value="Easy"/>
-                  <w:listItem w:displayText="Medium" w:value="Medium"/>
-                  <w:listItem w:displayText="Hard" w:value="Hard"/>
-                  <w:listItem w:displayText="Unknown" w:value="Unknown"/>
-                </w:dropDownList>
-              </w:sdtPr>
-              <w:sdtContent>
-                <w:r>
-                  <w:rPr>
-                    <w:rFonts w:ascii="Times" w:cs="Times" w:eastAsia="Times" w:hAnsi="Times"/>
-                    <w:color w:val="11734b"/>
-                    <w:sz w:val="24"/>
-                    <w:szCs w:val="24"/>
-                    <w:shd w:fill="d4edbc" w:val="clear"/>
-                  </w:rPr>
-                  <w:t xml:space="preserve">Easy</w:t>
-                </w:r>
-              </w:sdtContent>
-            </w:sdt>
-            <w:r>
-              <w:rPr>
-                <w:rtl w:val="0"/>
-              </w:rPr>
-            </w:r>
-          </w:p>
-        </w:tc>
-      </w:tr>
-      <w:tr>
-        <w:trPr>
-          <w:cantSplit w:val="0"/>
-          <w:trHeight w:val="543" w:hRule="atLeast"/>
-          <w:tblHeader w:val="0"/>
-        </w:trPr>
-        <w:tc>
-          <w:tcPr/>
-          <w:p>
-            <w:pPr>
-              <w:keepNext w:val="1"/>
-              <w:keepLines w:val="1"/>
-              <w:numPr>
-                <w:ilvl w:val="0"/>
-                <w:numId w:val="70"/>
-              </w:numPr>
-              <w:spacing w:after="0" w:afterAutospacing="0" w:before="240" w:lineRule="auto"/>
-              <w:ind w:left="720" w:hanging="360"/>
-              <w:rPr>
-                <w:rFonts w:ascii="Times" w:cs="Times" w:eastAsia="Times" w:hAnsi="Times"/>
-                <w:sz w:val="24"/>
-                <w:szCs w:val="24"/>
-              </w:rPr>
-            </w:pPr>
-            <w:r>
-              <w:rPr>
-                <w:rFonts w:ascii="Times" w:cs="Times" w:eastAsia="Times" w:hAnsi="Times"/>
-                <w:sz w:val="24"/>
-                <w:szCs w:val="24"/>
-                <w:rtl w:val="0"/>
-              </w:rPr>
-              <w:t xml:space="preserve">Customers should not be able to choose cages during booking process, only receptionist</w:t>
-            </w:r>
-          </w:p>
-          <w:p>
-            <w:pPr>
-              <w:keepNext w:val="1"/>
-              <w:keepLines w:val="1"/>
-              <w:numPr>
-                <w:ilvl w:val="1"/>
-                <w:numId w:val="70"/>
-              </w:numPr>
-              <w:spacing w:after="0" w:afterAutospacing="0" w:before="0" w:beforeAutospacing="0" w:lineRule="auto"/>
-              <w:ind w:left="1440" w:hanging="360"/>
-              <w:rPr>
-                <w:rFonts w:ascii="Times" w:cs="Times" w:eastAsia="Times" w:hAnsi="Times"/>
-                <w:sz w:val="24"/>
-                <w:szCs w:val="24"/>
-              </w:rPr>
-            </w:pPr>
-            <w:r>
-              <w:rPr>
-                <w:rFonts w:ascii="Times" w:cs="Times" w:eastAsia="Times" w:hAnsi="Times"/>
-                <w:sz w:val="24"/>
-                <w:szCs w:val="24"/>
-                <w:rtl w:val="0"/>
-              </w:rPr>
-              <w:t xml:space="preserve">Make it readonly for customers</w:t>
-            </w:r>
-          </w:p>
-          <w:p>
-            <w:pPr>
-              <w:keepNext w:val="1"/>
-              <w:keepLines w:val="1"/>
-              <w:numPr>
-                <w:ilvl w:val="0"/>
-                <w:numId w:val="70"/>
-              </w:numPr>
-              <w:spacing w:after="240" w:before="0" w:beforeAutospacing="0" w:lineRule="auto"/>
-              <w:ind w:left="720" w:hanging="360"/>
-              <w:rPr>
-                <w:rFonts w:ascii="Times" w:cs="Times" w:eastAsia="Times" w:hAnsi="Times"/>
-                <w:sz w:val="24"/>
-                <w:szCs w:val="24"/>
-              </w:rPr>
-            </w:pPr>
-            <w:r>
-              <w:rPr>
-                <w:rFonts w:ascii="Times" w:cs="Times" w:eastAsia="Times" w:hAnsi="Times"/>
-                <w:sz w:val="24"/>
-                <w:szCs w:val="24"/>
-                <w:rtl w:val="0"/>
-              </w:rPr>
-              <w:t xml:space="preserve">As a customer, I want to see what cage is assigned to my pet based on his size</w:t>
-            </w:r>
-          </w:p>
-        </w:tc>
-        <w:tc>
-          <w:tcPr/>
-          <w:p>
-            <w:pPr>
-              <w:widowControl w:val="0"/>
-              <w:spacing w:line="240" w:lineRule="auto"/>
-              <w:rPr>
-                <w:rFonts w:ascii="Times" w:cs="Times" w:eastAsia="Times" w:hAnsi="Times"/>
-                <w:sz w:val="24"/>
-                <w:szCs w:val="24"/>
-              </w:rPr>
-            </w:pPr>
-            <w:sdt>
-              <w:sdtPr>
-                <w:alias w:val="Configuration 1"/>
-                <w:id w:val="-403555678"/>
-                <w:dropDownList w:lastValue="Easy">
-                  <w:listItem w:displayText="Cakewalk" w:value="Cakewalk"/>
-                  <w:listItem w:displayText="Easy" w:value="Easy"/>
-                  <w:listItem w:displayText="Medium" w:value="Medium"/>
-                  <w:listItem w:displayText="Hard" w:value="Hard"/>
-                  <w:listItem w:displayText="Unknown" w:value="Unknown"/>
-                </w:dropDownList>
-              </w:sdtPr>
-              <w:sdtContent>
-                <w:r>
-                  <w:rPr>
-                    <w:rFonts w:ascii="Times" w:cs="Times" w:eastAsia="Times" w:hAnsi="Times"/>
-                    <w:color w:val="11734b"/>
-                    <w:sz w:val="24"/>
-                    <w:szCs w:val="24"/>
-                    <w:shd w:fill="d4edbc" w:val="clear"/>
-                  </w:rPr>
-                  <w:t xml:space="preserve">Easy</w:t>
-                </w:r>
-              </w:sdtContent>
-            </w:sdt>
-            <w:r>
-              <w:rPr>
-                <w:rtl w:val="0"/>
-              </w:rPr>
-            </w:r>
-          </w:p>
-        </w:tc>
-      </w:tr>
-      <w:tr>
-        <w:trPr>
-          <w:cantSplit w:val="0"/>
-          <w:trHeight w:val="543" w:hRule="atLeast"/>
-          <w:tblHeader w:val="0"/>
-        </w:trPr>
-        <w:tc>
-          <w:tcPr/>
-          <w:p>
-            <w:pPr>
-              <w:keepNext w:val="1"/>
-              <w:keepLines w:val="1"/>
-              <w:numPr>
-                <w:ilvl w:val="0"/>
-                <w:numId w:val="63"/>
-              </w:numPr>
-              <w:spacing w:after="0" w:afterAutospacing="0" w:before="240" w:lineRule="auto"/>
-              <w:ind w:left="720" w:hanging="360"/>
-              <w:rPr>
-                <w:rFonts w:ascii="Times" w:cs="Times" w:eastAsia="Times" w:hAnsi="Times"/>
-                <w:sz w:val="24"/>
-                <w:szCs w:val="24"/>
-              </w:rPr>
-            </w:pPr>
-            <w:r>
-              <w:rPr>
-                <w:rFonts w:ascii="Times" w:cs="Times" w:eastAsia="Times" w:hAnsi="Times"/>
-                <w:sz w:val="24"/>
-                <w:szCs w:val="24"/>
-                <w:rtl w:val="0"/>
-              </w:rPr>
-              <w:t xml:space="preserve">On new booking &gt; hotel type service &gt; feeding and med instructions:</w:t>
-            </w:r>
-          </w:p>
-          <w:p>
-            <w:pPr>
-              <w:keepNext w:val="1"/>
-              <w:keepLines w:val="1"/>
-              <w:numPr>
-                <w:ilvl w:val="1"/>
-                <w:numId w:val="63"/>
-              </w:numPr>
-              <w:spacing w:after="0" w:afterAutospacing="0" w:before="0" w:beforeAutospacing="0" w:lineRule="auto"/>
-              <w:ind w:left="1440" w:hanging="360"/>
-              <w:rPr>
-                <w:rFonts w:ascii="Times" w:cs="Times" w:eastAsia="Times" w:hAnsi="Times"/>
-                <w:sz w:val="24"/>
-                <w:szCs w:val="24"/>
-              </w:rPr>
-            </w:pPr>
-            <w:r>
-              <w:rPr>
-                <w:rFonts w:ascii="Times" w:cs="Times" w:eastAsia="Times" w:hAnsi="Times"/>
-                <w:sz w:val="24"/>
-                <w:szCs w:val="24"/>
-                <w:rtl w:val="0"/>
-              </w:rPr>
-              <w:t xml:space="preserve">Make it more specific</w:t>
-            </w:r>
-          </w:p>
-          <w:p>
-            <w:pPr>
-              <w:keepNext w:val="1"/>
-              <w:keepLines w:val="1"/>
-              <w:numPr>
-                <w:ilvl w:val="1"/>
-                <w:numId w:val="63"/>
-              </w:numPr>
-              <w:spacing w:after="0" w:afterAutospacing="0" w:before="0" w:beforeAutospacing="0" w:lineRule="auto"/>
-              <w:ind w:left="1440" w:hanging="360"/>
-              <w:rPr>
-                <w:rFonts w:ascii="Times" w:cs="Times" w:eastAsia="Times" w:hAnsi="Times"/>
-                <w:sz w:val="24"/>
-                <w:szCs w:val="24"/>
-              </w:rPr>
-            </w:pPr>
-            <w:r>
-              <w:rPr>
-                <w:rFonts w:ascii="Times" w:cs="Times" w:eastAsia="Times" w:hAnsi="Times"/>
-                <w:sz w:val="24"/>
-                <w:szCs w:val="24"/>
-                <w:rtl w:val="0"/>
-              </w:rPr>
-              <w:t xml:space="preserve">Add units of measurements</w:t>
-            </w:r>
-          </w:p>
-          <w:p>
-            <w:pPr>
-              <w:keepNext w:val="1"/>
-              <w:keepLines w:val="1"/>
-              <w:numPr>
-                <w:ilvl w:val="0"/>
-                <w:numId w:val="63"/>
-              </w:numPr>
-              <w:spacing w:after="0" w:afterAutospacing="0" w:before="0" w:beforeAutospacing="0" w:lineRule="auto"/>
-              <w:ind w:left="720" w:hanging="360"/>
-              <w:rPr>
-                <w:rFonts w:ascii="Times" w:cs="Times" w:eastAsia="Times" w:hAnsi="Times"/>
-                <w:sz w:val="24"/>
-                <w:szCs w:val="24"/>
-              </w:rPr>
-            </w:pPr>
-            <w:r>
-              <w:rPr>
-                <w:rFonts w:ascii="Times" w:cs="Times" w:eastAsia="Times" w:hAnsi="Times"/>
-                <w:sz w:val="24"/>
-                <w:szCs w:val="24"/>
-                <w:rtl w:val="0"/>
-              </w:rPr>
-              <w:t xml:space="preserve">Perhaps directly to the items, not during instructions</w:t>
-            </w:r>
-          </w:p>
-          <w:p>
-            <w:pPr>
-              <w:keepNext w:val="1"/>
-              <w:keepLines w:val="1"/>
-              <w:numPr>
-                <w:ilvl w:val="1"/>
-                <w:numId w:val="63"/>
-              </w:numPr>
-              <w:spacing w:after="0" w:afterAutospacing="0" w:before="0" w:beforeAutospacing="0" w:lineRule="auto"/>
-              <w:ind w:left="1440" w:hanging="360"/>
-              <w:rPr>
-                <w:rFonts w:ascii="Times" w:cs="Times" w:eastAsia="Times" w:hAnsi="Times"/>
-                <w:sz w:val="24"/>
-                <w:szCs w:val="24"/>
-              </w:rPr>
-            </w:pPr>
-            <w:r>
-              <w:rPr>
-                <w:rFonts w:ascii="Times" w:cs="Times" w:eastAsia="Times" w:hAnsi="Times"/>
-                <w:sz w:val="24"/>
-                <w:szCs w:val="24"/>
-                <w:rtl w:val="0"/>
-              </w:rPr>
-              <w:t xml:space="preserve">Like when adding a new feeding/med item as a customer, allow them to specify its unit of measurement</w:t>
-            </w:r>
-          </w:p>
-          <w:p>
-            <w:pPr>
-              <w:keepNext w:val="1"/>
-              <w:keepLines w:val="1"/>
-              <w:numPr>
-                <w:ilvl w:val="1"/>
-                <w:numId w:val="63"/>
-              </w:numPr>
-              <w:spacing w:after="0" w:afterAutospacing="0" w:before="0" w:beforeAutospacing="0" w:lineRule="auto"/>
-              <w:ind w:left="1440" w:hanging="360"/>
-              <w:rPr>
-                <w:rFonts w:ascii="Times" w:cs="Times" w:eastAsia="Times" w:hAnsi="Times"/>
-                <w:sz w:val="24"/>
-                <w:szCs w:val="24"/>
-              </w:rPr>
-            </w:pPr>
-            <w:r>
-              <w:rPr>
-                <w:rFonts w:ascii="Times" w:cs="Times" w:eastAsia="Times" w:hAnsi="Times"/>
-                <w:sz w:val="24"/>
-                <w:szCs w:val="24"/>
-                <w:rtl w:val="0"/>
-              </w:rPr>
-              <w:t xml:space="preserve">Like those you see in diet apps</w:t>
-            </w:r>
-          </w:p>
-          <w:p>
-            <w:pPr>
-              <w:keepNext w:val="1"/>
-              <w:keepLines w:val="1"/>
-              <w:numPr>
-                <w:ilvl w:val="1"/>
-                <w:numId w:val="63"/>
-              </w:numPr>
-              <w:spacing w:after="240" w:before="0" w:beforeAutospacing="0" w:lineRule="auto"/>
-              <w:ind w:left="1440" w:hanging="360"/>
-              <w:rPr>
-                <w:rFonts w:ascii="Times" w:cs="Times" w:eastAsia="Times" w:hAnsi="Times"/>
-                <w:sz w:val="24"/>
-                <w:szCs w:val="24"/>
-              </w:rPr>
-            </w:pPr>
-            <w:r>
-              <w:rPr>
-                <w:rFonts w:ascii="Times" w:cs="Times" w:eastAsia="Times" w:hAnsi="Times"/>
-                <w:sz w:val="24"/>
-                <w:szCs w:val="24"/>
-                <w:rtl w:val="0"/>
-              </w:rPr>
-              <w:t xml:space="preserve">Perhaps allow them to attach images to it too</w:t>
-            </w:r>
-          </w:p>
-        </w:tc>
-        <w:tc>
-          <w:tcPr/>
-          <w:p>
-            <w:pPr>
-              <w:widowControl w:val="0"/>
-              <w:spacing w:line="240" w:lineRule="auto"/>
-              <w:rPr>
-                <w:rFonts w:ascii="Times" w:cs="Times" w:eastAsia="Times" w:hAnsi="Times"/>
-                <w:sz w:val="24"/>
-                <w:szCs w:val="24"/>
-              </w:rPr>
-            </w:pPr>
-            <w:sdt>
-              <w:sdtPr>
-                <w:alias w:val="Configuration 1"/>
-                <w:id w:val="313015758"/>
+                <w:id w:val="1491935897"/>
                 <w:dropDownList w:lastValue="Medium">
                   <w:listItem w:displayText="Cakewalk" w:value="Cakewalk"/>
                   <w:listItem w:displayText="Easy" w:value="Easy"/>
@@ -13311,7 +13481,7 @@
               <w:keepLines w:val="1"/>
               <w:numPr>
                 <w:ilvl w:val="0"/>
-                <w:numId w:val="109"/>
+                <w:numId w:val="112"/>
               </w:numPr>
               <w:spacing w:after="0" w:afterAutospacing="0" w:before="240" w:line="240" w:lineRule="auto"/>
               <w:ind w:left="720" w:hanging="360"/>
@@ -13337,7 +13507,7 @@
               <w:keepLines w:val="1"/>
               <w:numPr>
                 <w:ilvl w:val="1"/>
-                <w:numId w:val="109"/>
+                <w:numId w:val="112"/>
               </w:numPr>
               <w:spacing w:after="0" w:afterAutospacing="0" w:before="0" w:beforeAutospacing="0" w:line="240" w:lineRule="auto"/>
               <w:ind w:left="1440" w:hanging="360"/>
@@ -13363,7 +13533,7 @@
               <w:keepLines w:val="1"/>
               <w:numPr>
                 <w:ilvl w:val="1"/>
-                <w:numId w:val="109"/>
+                <w:numId w:val="112"/>
               </w:numPr>
               <w:spacing w:after="0" w:afterAutospacing="0" w:before="0" w:beforeAutospacing="0" w:line="240" w:lineRule="auto"/>
               <w:ind w:left="1440" w:hanging="360"/>
@@ -13383,7 +13553,7 @@
                 <wp:inline distB="114300" distT="114300" distL="114300" distR="114300">
                   <wp:extent cx="4480460" cy="2416428"/>
                   <wp:effectExtent b="0" l="0" r="0" t="0"/>
-                  <wp:docPr id="7" name="image3.png"/>
+                  <wp:docPr id="6" name="image3.png"/>
                   <a:graphic>
                     <a:graphicData uri="http://schemas.openxmlformats.org/drawingml/2006/picture">
                       <pic:pic>
@@ -13424,7 +13594,7 @@
               <w:keepLines w:val="1"/>
               <w:numPr>
                 <w:ilvl w:val="1"/>
-                <w:numId w:val="109"/>
+                <w:numId w:val="112"/>
               </w:numPr>
               <w:spacing w:after="0" w:afterAutospacing="0" w:before="0" w:beforeAutospacing="0" w:line="240" w:lineRule="auto"/>
               <w:ind w:left="1440" w:hanging="360"/>
@@ -13450,7 +13620,7 @@
               <w:keepLines w:val="1"/>
               <w:numPr>
                 <w:ilvl w:val="0"/>
-                <w:numId w:val="109"/>
+                <w:numId w:val="112"/>
               </w:numPr>
               <w:spacing w:after="0" w:afterAutospacing="0" w:before="0" w:beforeAutospacing="0" w:line="240" w:lineRule="auto"/>
               <w:ind w:left="720" w:hanging="360"/>
@@ -13476,7 +13646,7 @@
               <w:keepLines w:val="1"/>
               <w:numPr>
                 <w:ilvl w:val="0"/>
-                <w:numId w:val="109"/>
+                <w:numId w:val="112"/>
               </w:numPr>
               <w:spacing w:after="0" w:afterAutospacing="0" w:before="0" w:beforeAutospacing="0" w:line="240" w:lineRule="auto"/>
               <w:ind w:left="720" w:hanging="360"/>
@@ -13502,7 +13672,7 @@
               <w:keepLines w:val="1"/>
               <w:numPr>
                 <w:ilvl w:val="0"/>
-                <w:numId w:val="109"/>
+                <w:numId w:val="112"/>
               </w:numPr>
               <w:spacing w:after="240" w:before="0" w:beforeAutospacing="0" w:line="240" w:lineRule="auto"/>
               <w:ind w:left="720" w:hanging="360"/>
@@ -13538,7 +13708,7 @@
             <w:sdt>
               <w:sdtPr>
                 <w:alias w:val="Configuration 1"/>
-                <w:id w:val="1310388784"/>
+                <w:id w:val="184114306"/>
                 <w:dropDownList w:lastValue="Unknown">
                   <w:listItem w:displayText="Cakewalk" w:value="Cakewalk"/>
                   <w:listItem w:displayText="Easy" w:value="Easy"/>
@@ -13670,7 +13840,7 @@
             <w:sdt>
               <w:sdtPr>
                 <w:alias w:val="Configuration 1"/>
-                <w:id w:val="-550169360"/>
+                <w:id w:val="1244991926"/>
                 <w:dropDownList w:lastValue="Medium">
                   <w:listItem w:displayText="Cakewalk" w:value="Cakewalk"/>
                   <w:listItem w:displayText="Easy" w:value="Easy"/>
@@ -14140,7 +14310,7 @@
             <w:sdt>
               <w:sdtPr>
                 <w:alias w:val="Configuration 1"/>
-                <w:id w:val="-1975541159"/>
+                <w:id w:val="-2063347876"/>
                 <w:dropDownList w:lastValue="Hard">
                   <w:listItem w:displayText="Cakewalk" w:value="Cakewalk"/>
                   <w:listItem w:displayText="Easy" w:value="Easy"/>
@@ -14298,7 +14468,7 @@
             <w:sdt>
               <w:sdtPr>
                 <w:alias w:val="Configuration 1"/>
-                <w:id w:val="-131486476"/>
+                <w:id w:val="195595936"/>
                 <w:dropDownList w:lastValue="Easy">
                   <w:listItem w:displayText="Cakewalk" w:value="Cakewalk"/>
                   <w:listItem w:displayText="Easy" w:value="Easy"/>
@@ -14342,7 +14512,7 @@
               <w:keepLines w:val="1"/>
               <w:numPr>
                 <w:ilvl w:val="0"/>
-                <w:numId w:val="81"/>
+                <w:numId w:val="80"/>
               </w:numPr>
               <w:spacing w:after="0" w:afterAutospacing="0" w:before="240" w:lineRule="auto"/>
               <w:ind w:left="720" w:hanging="360"/>
@@ -14359,7 +14529,7 @@
                 <w:szCs w:val="24"/>
                 <w:rtl w:val="0"/>
               </w:rPr>
-              <w:t xml:space="preserve">Add an auto configure monthly schedule feature</w:t>
+              <w:t xml:space="preserve">As a supervisor/admin, I want an auto configure monthly schedule feature</w:t>
             </w:r>
           </w:p>
           <w:p>
@@ -14368,7 +14538,7 @@
               <w:keepLines w:val="1"/>
               <w:numPr>
                 <w:ilvl w:val="1"/>
-                <w:numId w:val="81"/>
+                <w:numId w:val="80"/>
               </w:numPr>
               <w:spacing w:after="0" w:afterAutospacing="0" w:before="0" w:beforeAutospacing="0" w:lineRule="auto"/>
               <w:ind w:left="1440" w:hanging="360"/>
@@ -14394,7 +14564,7 @@
               <w:keepLines w:val="1"/>
               <w:numPr>
                 <w:ilvl w:val="1"/>
-                <w:numId w:val="81"/>
+                <w:numId w:val="80"/>
               </w:numPr>
               <w:spacing w:after="0" w:afterAutospacing="0" w:before="0" w:beforeAutospacing="0" w:lineRule="auto"/>
               <w:ind w:left="1440" w:hanging="360"/>
@@ -14420,7 +14590,59 @@
               <w:keepLines w:val="1"/>
               <w:numPr>
                 <w:ilvl w:val="1"/>
-                <w:numId w:val="81"/>
+                <w:numId w:val="80"/>
+              </w:numPr>
+              <w:spacing w:after="0" w:afterAutospacing="0" w:before="0" w:beforeAutospacing="0" w:lineRule="auto"/>
+              <w:ind w:left="1440" w:hanging="360"/>
+              <w:rPr>
+                <w:rFonts w:ascii="Times" w:cs="Times" w:eastAsia="Times" w:hAnsi="Times"/>
+                <w:sz w:val="24"/>
+                <w:szCs w:val="24"/>
+              </w:rPr>
+            </w:pPr>
+            <w:r>
+              <w:rPr>
+                <w:rFonts w:ascii="Times" w:cs="Times" w:eastAsia="Times" w:hAnsi="Times"/>
+                <w:sz w:val="24"/>
+                <w:szCs w:val="24"/>
+                <w:rtl w:val="0"/>
+              </w:rPr>
+              <w:t xml:space="preserve">Should affect staff availability (when choosing staff in booking queue &gt; staff picker step</w:t>
+            </w:r>
+          </w:p>
+          <w:p>
+            <w:pPr>
+              <w:keepNext w:val="1"/>
+              <w:keepLines w:val="1"/>
+              <w:numPr>
+                <w:ilvl w:val="1"/>
+                <w:numId w:val="80"/>
+              </w:numPr>
+              <w:spacing w:after="0" w:afterAutospacing="0" w:before="0" w:beforeAutospacing="0" w:lineRule="auto"/>
+              <w:ind w:left="1440" w:hanging="360"/>
+              <w:rPr>
+                <w:rFonts w:ascii="Times" w:cs="Times" w:eastAsia="Times" w:hAnsi="Times"/>
+                <w:sz w:val="24"/>
+                <w:szCs w:val="24"/>
+              </w:rPr>
+            </w:pPr>
+            <w:r>
+              <w:rPr>
+                <w:rFonts w:ascii="Times" w:cs="Times" w:eastAsia="Times" w:hAnsi="Times"/>
+                <w:sz w:val="24"/>
+                <w:szCs w:val="24"/>
+                <w:rtl w:val="0"/>
+              </w:rPr>
+              <w:t xml:space="preserve">I want it to be in a form of a Auto Build button &gt; opens up popup modal with confirmation message &gt; loading spinner &gt; preview modal, can make adjustments, exiting removes progress, confirmation button at bottom</w:t>
+            </w:r>
+          </w:p>
+          <w:p>
+            <w:pPr>
+              <w:keepNext w:val="1"/>
+              <w:keepLines w:val="1"/>
+              <w:numPr>
+                <w:ilvl w:val="1"/>
+                <w:numId w:val="80"/>
               </w:numPr>
               <w:spacing w:after="240" w:before="0" w:beforeAutospacing="0" w:lineRule="auto"/>
               <w:ind w:left="1440" w:hanging="360"/>
@@ -14437,7 +14659,7 @@
                 <w:szCs w:val="24"/>
                 <w:rtl w:val="0"/>
               </w:rPr>
-              <w:t xml:space="preserve">Should affect staff availability (when choosing staff in booking queue &gt; staff picker step</w:t>
+              <w:t xml:space="preserve">Also include a clear monthly schedule button &gt; shows a warning confirmation message</w:t>
             </w:r>
           </w:p>
         </w:tc>
@@ -14456,7 +14678,7 @@
             <w:sdt>
               <w:sdtPr>
                 <w:alias w:val="Configuration 1"/>
-                <w:id w:val="-990537460"/>
+                <w:id w:val="439659807"/>
                 <w:dropDownList w:lastValue="Hard">
                   <w:listItem w:displayText="Cakewalk" w:value="Cakewalk"/>
                   <w:listItem w:displayText="Easy" w:value="Easy"/>
@@ -14502,7 +14724,7 @@
                 <w:ilvl w:val="0"/>
                 <w:numId w:val="55"/>
               </w:numPr>
-              <w:spacing w:after="240" w:before="240" w:lineRule="auto"/>
+              <w:spacing w:after="0" w:afterAutospacing="0" w:before="240" w:lineRule="auto"/>
               <w:ind w:left="720" w:hanging="360"/>
               <w:rPr>
                 <w:rFonts w:ascii="Times" w:cs="Times" w:eastAsia="Times" w:hAnsi="Times"/>
@@ -14518,6 +14740,58 @@
                 <w:rtl w:val="0"/>
               </w:rPr>
               <w:t xml:space="preserve">Add a way for staff to see their rest days, etc. assigned by supervisors and admins in monthly schedule</w:t>
+            </w:r>
+          </w:p>
+          <w:p>
+            <w:pPr>
+              <w:keepNext w:val="1"/>
+              <w:keepLines w:val="1"/>
+              <w:numPr>
+                <w:ilvl w:val="0"/>
+                <w:numId w:val="55"/>
+              </w:numPr>
+              <w:spacing w:after="0" w:afterAutospacing="0" w:before="0" w:beforeAutospacing="0" w:lineRule="auto"/>
+              <w:ind w:left="720" w:hanging="360"/>
+              <w:rPr>
+                <w:rFonts w:ascii="Times" w:cs="Times" w:eastAsia="Times" w:hAnsi="Times"/>
+                <w:sz w:val="24"/>
+                <w:szCs w:val="24"/>
+              </w:rPr>
+            </w:pPr>
+            <w:r>
+              <w:rPr>
+                <w:rFonts w:ascii="Times" w:cs="Times" w:eastAsia="Times" w:hAnsi="Times"/>
+                <w:sz w:val="24"/>
+                <w:szCs w:val="24"/>
+                <w:rtl w:val="0"/>
+              </w:rPr>
+              <w:t xml:space="preserve">As a staff member, I want to be able to see my schedule for the month</w:t>
+            </w:r>
+          </w:p>
+          <w:p>
+            <w:pPr>
+              <w:keepNext w:val="1"/>
+              <w:keepLines w:val="1"/>
+              <w:numPr>
+                <w:ilvl w:val="1"/>
+                <w:numId w:val="55"/>
+              </w:numPr>
+              <w:spacing w:after="240" w:before="0" w:beforeAutospacing="0" w:lineRule="auto"/>
+              <w:ind w:left="1440" w:hanging="360"/>
+              <w:rPr>
+                <w:rFonts w:ascii="Times" w:cs="Times" w:eastAsia="Times" w:hAnsi="Times"/>
+                <w:sz w:val="24"/>
+                <w:szCs w:val="24"/>
+              </w:rPr>
+            </w:pPr>
+            <w:r>
+              <w:rPr>
+                <w:rFonts w:ascii="Times" w:cs="Times" w:eastAsia="Times" w:hAnsi="Times"/>
+                <w:sz w:val="24"/>
+                <w:szCs w:val="24"/>
+                <w:rtl w:val="0"/>
+              </w:rPr>
+              <w:t xml:space="preserve">I want to be able to navigate to it via the sidebar</w:t>
             </w:r>
           </w:p>
         </w:tc>
@@ -14536,7 +14810,7 @@
             <w:sdt>
               <w:sdtPr>
                 <w:alias w:val="Configuration 1"/>
-                <w:id w:val="-1387182441"/>
+                <w:id w:val="-2090898651"/>
                 <w:dropDownList w:lastValue="Easy">
                   <w:listItem w:displayText="Cakewalk" w:value="Cakewalk"/>
                   <w:listItem w:displayText="Easy" w:value="Easy"/>
@@ -14578,7 +14852,7 @@
             <w:pPr>
               <w:numPr>
                 <w:ilvl w:val="0"/>
-                <w:numId w:val="78"/>
+                <w:numId w:val="77"/>
               </w:numPr>
               <w:spacing w:after="60" w:line="240" w:lineRule="auto"/>
               <w:ind w:left="720" w:hanging="360"/>
@@ -14614,7 +14888,7 @@
             <w:sdt>
               <w:sdtPr>
                 <w:alias w:val="Configuration 1"/>
-                <w:id w:val="1467409542"/>
+                <w:id w:val="1725903198"/>
                 <w:dropDownList w:lastValue="Hard">
                   <w:listItem w:displayText="Cakewalk" w:value="Cakewalk"/>
                   <w:listItem w:displayText="Easy" w:value="Easy"/>
@@ -14644,6 +14918,162 @@
           </w:p>
         </w:tc>
       </w:tr>
+      <w:tr>
+        <w:trPr>
+          <w:cantSplit w:val="0"/>
+          <w:trHeight w:val="543" w:hRule="atLeast"/>
+          <w:tblHeader w:val="0"/>
+        </w:trPr>
+        <w:tc>
+          <w:tcPr/>
+          <w:p>
+            <w:pPr>
+              <w:numPr>
+                <w:ilvl w:val="0"/>
+                <w:numId w:val="95"/>
+              </w:numPr>
+              <w:spacing w:after="60" w:line="240" w:lineRule="auto"/>
+              <w:ind w:left="720" w:hanging="360"/>
+              <w:rPr>
+                <w:rFonts w:ascii="Times" w:cs="Times" w:eastAsia="Times" w:hAnsi="Times"/>
+                <w:sz w:val="24"/>
+                <w:szCs w:val="24"/>
+              </w:rPr>
+            </w:pPr>
+            <w:r>
+              <w:rPr>
+                <w:rFonts w:ascii="Times" w:cs="Times" w:eastAsia="Times" w:hAnsi="Times"/>
+                <w:sz w:val="24"/>
+                <w:szCs w:val="24"/>
+                <w:rtl w:val="0"/>
+              </w:rPr>
+              <w:t xml:space="preserve">As any user, I want any record from any table I delete to be stored in an archive, where I can then query (search, filter, sort, etc.) in the future if I ever need to restore it</w:t>
+            </w:r>
+          </w:p>
+        </w:tc>
+        <w:tc>
+          <w:tcPr/>
+          <w:p>
+            <w:pPr>
+              <w:widowControl w:val="0"/>
+              <w:spacing w:line="240" w:lineRule="auto"/>
+              <w:rPr>
+                <w:rFonts w:ascii="Times" w:cs="Times" w:eastAsia="Times" w:hAnsi="Times"/>
+                <w:sz w:val="24"/>
+                <w:szCs w:val="24"/>
+              </w:rPr>
+            </w:pPr>
+            <w:sdt>
+              <w:sdtPr>
+                <w:alias w:val="Configuration 1"/>
+                <w:id w:val="-196443674"/>
+                <w:dropDownList w:lastValue="Hard">
+                  <w:listItem w:displayText="Cakewalk" w:value="Cakewalk"/>
+                  <w:listItem w:displayText="Easy" w:value="Easy"/>
+                  <w:listItem w:displayText="Medium" w:value="Medium"/>
+                  <w:listItem w:displayText="Hard" w:value="Hard"/>
+                  <w:listItem w:displayText="Unknown" w:value="Unknown"/>
+                </w:dropDownList>
+              </w:sdtPr>
+              <w:sdtContent>
+                <w:r>
+                  <w:rPr>
+                    <w:rFonts w:ascii="Times" w:cs="Times" w:eastAsia="Times" w:hAnsi="Times"/>
+                    <w:color w:val="b10202"/>
+                    <w:sz w:val="24"/>
+                    <w:szCs w:val="24"/>
+                    <w:shd w:fill="ffcfc9" w:val="clear"/>
+                  </w:rPr>
+                  <w:t xml:space="preserve">Hard</w:t>
+                </w:r>
+              </w:sdtContent>
+            </w:sdt>
+            <w:r>
+              <w:rPr>
+                <w:rtl w:val="0"/>
+              </w:rPr>
+            </w:r>
+          </w:p>
+        </w:tc>
+      </w:tr>
+      <w:tr>
+        <w:trPr>
+          <w:cantSplit w:val="0"/>
+          <w:trHeight w:val="543" w:hRule="atLeast"/>
+          <w:tblHeader w:val="0"/>
+        </w:trPr>
+        <w:tc>
+          <w:tcPr/>
+          <w:p>
+            <w:pPr>
+              <w:numPr>
+                <w:ilvl w:val="0"/>
+                <w:numId w:val="86"/>
+              </w:numPr>
+              <w:spacing w:after="60" w:line="240" w:lineRule="auto"/>
+              <w:ind w:left="720" w:hanging="360"/>
+              <w:rPr>
+                <w:rFonts w:ascii="Times" w:cs="Times" w:eastAsia="Times" w:hAnsi="Times"/>
+                <w:sz w:val="24"/>
+                <w:szCs w:val="24"/>
+              </w:rPr>
+            </w:pPr>
+            <w:r>
+              <w:rPr>
+                <w:rFonts w:ascii="Times" w:cs="Times" w:eastAsia="Times" w:hAnsi="Times"/>
+                <w:sz w:val="24"/>
+                <w:szCs w:val="24"/>
+                <w:rtl w:val="0"/>
+              </w:rPr>
+              <w:t xml:space="preserve">Look up how to implement a domain in the system</w:t>
+            </w:r>
+          </w:p>
+        </w:tc>
+        <w:tc>
+          <w:tcPr/>
+          <w:p>
+            <w:pPr>
+              <w:widowControl w:val="0"/>
+              <w:spacing w:line="240" w:lineRule="auto"/>
+              <w:rPr>
+                <w:rFonts w:ascii="Times" w:cs="Times" w:eastAsia="Times" w:hAnsi="Times"/>
+                <w:sz w:val="24"/>
+                <w:szCs w:val="24"/>
+              </w:rPr>
+            </w:pPr>
+            <w:sdt>
+              <w:sdtPr>
+                <w:alias w:val="Configuration 1"/>
+                <w:id w:val="1312952268"/>
+                <w:dropDownList w:lastValue="Unknown">
+                  <w:listItem w:displayText="Cakewalk" w:value="Cakewalk"/>
+                  <w:listItem w:displayText="Easy" w:value="Easy"/>
+                  <w:listItem w:displayText="Medium" w:value="Medium"/>
+                  <w:listItem w:displayText="Hard" w:value="Hard"/>
+                  <w:listItem w:displayText="Unknown" w:value="Unknown"/>
+                </w:dropDownList>
+              </w:sdtPr>
+              <w:sdtContent>
+                <w:r>
+                  <w:rPr>
+                    <w:rFonts w:ascii="Times" w:cs="Times" w:eastAsia="Times" w:hAnsi="Times"/>
+                    <w:color w:val="5a3286"/>
+                    <w:sz w:val="24"/>
+                    <w:szCs w:val="24"/>
+                    <w:shd w:fill="e6cff2" w:val="clear"/>
+                  </w:rPr>
+                  <w:t xml:space="preserve">Unknown</w:t>
+                </w:r>
+              </w:sdtContent>
+            </w:sdt>
+            <w:r>
+              <w:rPr>
+                <w:rtl w:val="0"/>
+              </w:rPr>
+            </w:r>
+          </w:p>
+        </w:tc>
+      </w:tr>
     </w:tbl>
     <w:p>
       <w:pPr>
@@ -14698,7 +15128,7 @@
           <w:pgNumType w:start="1"/>
         </w:sectPr>
       </w:pPr>
-      <w:bookmarkStart w:colFirst="0" w:colLast="0" w:name="_wy1ocir1aplt" w:id="6"/>
+      <w:bookmarkStart w:colFirst="0" w:colLast="0" w:name="_s3f9g5j9uc1" w:id="6"/>
       <w:bookmarkEnd w:id="6"/>
       <w:r>
         <w:rPr>
@@ -15762,7 +16192,7 @@
       <w:pPr>
         <w:numPr>
           <w:ilvl w:val="0"/>
-          <w:numId w:val="83"/>
+          <w:numId w:val="82"/>
         </w:numPr>
         <w:spacing w:after="0" w:afterAutospacing="0" w:line="240" w:lineRule="auto"/>
         <w:ind w:left="720" w:hanging="360"/>
@@ -15783,7 +16213,7 @@
       <w:pPr>
         <w:numPr>
           <w:ilvl w:val="0"/>
-          <w:numId w:val="83"/>
+          <w:numId w:val="82"/>
         </w:numPr>
         <w:spacing w:after="60" w:line="240" w:lineRule="auto"/>
         <w:ind w:left="720" w:hanging="360"/>
@@ -15970,7 +16400,7 @@
       <w:pPr>
         <w:numPr>
           <w:ilvl w:val="0"/>
-          <w:numId w:val="19"/>
+          <w:numId w:val="20"/>
         </w:numPr>
         <w:spacing w:after="0" w:afterAutospacing="0" w:line="240" w:lineRule="auto"/>
         <w:ind w:left="720" w:hanging="360"/>
@@ -15990,7 +16420,7 @@
       <w:pPr>
         <w:numPr>
           <w:ilvl w:val="0"/>
-          <w:numId w:val="19"/>
+          <w:numId w:val="20"/>
         </w:numPr>
         <w:spacing w:after="0" w:afterAutospacing="0" w:line="240" w:lineRule="auto"/>
         <w:ind w:left="720" w:hanging="360"/>
@@ -16010,7 +16440,7 @@
       <w:pPr>
         <w:numPr>
           <w:ilvl w:val="0"/>
-          <w:numId w:val="19"/>
+          <w:numId w:val="20"/>
         </w:numPr>
         <w:spacing w:after="60" w:line="240" w:lineRule="auto"/>
         <w:ind w:left="720" w:hanging="360"/>
@@ -16215,7 +16645,7 @@
           <w:pgNumType w:start="1"/>
         </w:sectPr>
       </w:pPr>
-      <w:bookmarkStart w:colFirst="0" w:colLast="0" w:name="_bo6w4yqzxsnb" w:id="7"/>
+      <w:bookmarkStart w:colFirst="0" w:colLast="0" w:name="_27tbkgbdaixh" w:id="7"/>
       <w:bookmarkEnd w:id="7"/>
       <w:r>
         <w:rPr>
@@ -16570,7 +17000,7 @@
       <w:pPr>
         <w:numPr>
           <w:ilvl w:val="0"/>
-          <w:numId w:val="87"/>
+          <w:numId w:val="88"/>
         </w:numPr>
         <w:spacing w:after="0" w:afterAutospacing="0" w:before="240" w:lineRule="auto"/>
         <w:ind w:left="720" w:hanging="360"/>
@@ -16586,7 +17016,7 @@
       <w:pPr>
         <w:numPr>
           <w:ilvl w:val="0"/>
-          <w:numId w:val="87"/>
+          <w:numId w:val="88"/>
         </w:numPr>
         <w:spacing w:after="0" w:afterAutospacing="0" w:before="0" w:beforeAutospacing="0" w:lineRule="auto"/>
         <w:ind w:left="720" w:hanging="360"/>
@@ -16616,7 +17046,7 @@
       <w:pPr>
         <w:numPr>
           <w:ilvl w:val="0"/>
-          <w:numId w:val="87"/>
+          <w:numId w:val="88"/>
         </w:numPr>
         <w:spacing w:after="0" w:afterAutospacing="0" w:before="0" w:beforeAutospacing="0" w:lineRule="auto"/>
         <w:ind w:left="720" w:hanging="360"/>
@@ -16632,7 +17062,7 @@
       <w:pPr>
         <w:numPr>
           <w:ilvl w:val="1"/>
-          <w:numId w:val="87"/>
+          <w:numId w:val="88"/>
         </w:numPr>
         <w:spacing w:after="0" w:afterAutospacing="0" w:before="0" w:beforeAutospacing="0" w:lineRule="auto"/>
         <w:ind w:left="1440" w:hanging="360"/>
@@ -16656,7 +17086,7 @@
       <w:pPr>
         <w:numPr>
           <w:ilvl w:val="1"/>
-          <w:numId w:val="87"/>
+          <w:numId w:val="88"/>
         </w:numPr>
         <w:spacing w:after="0" w:afterAutospacing="0" w:before="0" w:beforeAutospacing="0" w:lineRule="auto"/>
         <w:ind w:left="1440" w:hanging="360"/>
@@ -16680,7 +17110,7 @@
       <w:pPr>
         <w:numPr>
           <w:ilvl w:val="1"/>
-          <w:numId w:val="87"/>
+          <w:numId w:val="88"/>
         </w:numPr>
         <w:spacing w:after="0" w:afterAutospacing="0" w:before="0" w:beforeAutospacing="0" w:lineRule="auto"/>
         <w:ind w:left="1440" w:hanging="360"/>
@@ -16704,7 +17134,7 @@
       <w:pPr>
         <w:numPr>
           <w:ilvl w:val="0"/>
-          <w:numId w:val="87"/>
+          <w:numId w:val="88"/>
         </w:numPr>
         <w:spacing w:after="240" w:before="0" w:beforeAutospacing="0" w:lineRule="auto"/>
         <w:ind w:left="720" w:hanging="360"/>
@@ -17553,7 +17983,7 @@
       <w:pPr>
         <w:numPr>
           <w:ilvl w:val="0"/>
-          <w:numId w:val="20"/>
+          <w:numId w:val="21"/>
         </w:numPr>
         <w:spacing w:after="0" w:afterAutospacing="0" w:before="240" w:lineRule="auto"/>
         <w:ind w:left="720" w:hanging="360"/>
@@ -17583,7 +18013,7 @@
       <w:pPr>
         <w:numPr>
           <w:ilvl w:val="0"/>
-          <w:numId w:val="20"/>
+          <w:numId w:val="21"/>
         </w:numPr>
         <w:spacing w:after="0" w:afterAutospacing="0" w:before="0" w:beforeAutospacing="0" w:lineRule="auto"/>
         <w:ind w:left="720" w:hanging="360"/>
@@ -17599,7 +18029,7 @@
       <w:pPr>
         <w:numPr>
           <w:ilvl w:val="1"/>
-          <w:numId w:val="20"/>
+          <w:numId w:val="21"/>
         </w:numPr>
         <w:spacing w:after="0" w:afterAutospacing="0" w:before="0" w:beforeAutospacing="0" w:lineRule="auto"/>
         <w:ind w:left="1440" w:hanging="360"/>
@@ -17615,7 +18045,7 @@
       <w:pPr>
         <w:numPr>
           <w:ilvl w:val="1"/>
-          <w:numId w:val="20"/>
+          <w:numId w:val="21"/>
         </w:numPr>
         <w:spacing w:after="0" w:afterAutospacing="0" w:before="0" w:beforeAutospacing="0" w:lineRule="auto"/>
         <w:ind w:left="1440" w:hanging="360"/>
@@ -17631,7 +18061,7 @@
       <w:pPr>
         <w:numPr>
           <w:ilvl w:val="1"/>
-          <w:numId w:val="20"/>
+          <w:numId w:val="21"/>
         </w:numPr>
         <w:spacing w:after="0" w:afterAutospacing="0" w:before="0" w:beforeAutospacing="0" w:lineRule="auto"/>
         <w:ind w:left="1440" w:hanging="360"/>
@@ -17647,7 +18077,7 @@
       <w:pPr>
         <w:numPr>
           <w:ilvl w:val="0"/>
-          <w:numId w:val="20"/>
+          <w:numId w:val="21"/>
         </w:numPr>
         <w:spacing w:after="0" w:afterAutospacing="0" w:before="0" w:beforeAutospacing="0" w:lineRule="auto"/>
         <w:ind w:left="720" w:hanging="360"/>
@@ -17677,7 +18107,7 @@
       <w:pPr>
         <w:numPr>
           <w:ilvl w:val="0"/>
-          <w:numId w:val="20"/>
+          <w:numId w:val="21"/>
         </w:numPr>
         <w:spacing w:after="0" w:afterAutospacing="0" w:before="0" w:beforeAutospacing="0" w:lineRule="auto"/>
         <w:ind w:left="720" w:hanging="360"/>
@@ -17707,7 +18137,7 @@
       <w:pPr>
         <w:numPr>
           <w:ilvl w:val="0"/>
-          <w:numId w:val="20"/>
+          <w:numId w:val="21"/>
         </w:numPr>
         <w:spacing w:after="0" w:afterAutospacing="0" w:before="0" w:beforeAutospacing="0" w:lineRule="auto"/>
         <w:ind w:left="720" w:hanging="360"/>
@@ -17723,7 +18153,7 @@
       <w:pPr>
         <w:numPr>
           <w:ilvl w:val="0"/>
-          <w:numId w:val="20"/>
+          <w:numId w:val="21"/>
         </w:numPr>
         <w:spacing w:after="240" w:before="0" w:beforeAutospacing="0" w:lineRule="auto"/>
         <w:ind w:left="720" w:hanging="360"/>
@@ -17767,7 +18197,7 @@
       <w:pPr>
         <w:numPr>
           <w:ilvl w:val="0"/>
-          <w:numId w:val="110"/>
+          <w:numId w:val="113"/>
         </w:numPr>
         <w:spacing w:after="0" w:afterAutospacing="0" w:before="240" w:lineRule="auto"/>
         <w:ind w:left="720" w:hanging="360"/>
@@ -17797,7 +18227,7 @@
       <w:pPr>
         <w:numPr>
           <w:ilvl w:val="0"/>
-          <w:numId w:val="110"/>
+          <w:numId w:val="113"/>
         </w:numPr>
         <w:spacing w:after="0" w:afterAutospacing="0" w:before="0" w:beforeAutospacing="0" w:lineRule="auto"/>
         <w:ind w:left="720" w:hanging="360"/>
@@ -17813,7 +18243,7 @@
       <w:pPr>
         <w:numPr>
           <w:ilvl w:val="1"/>
-          <w:numId w:val="110"/>
+          <w:numId w:val="113"/>
         </w:numPr>
         <w:spacing w:after="0" w:afterAutospacing="0" w:before="0" w:beforeAutospacing="0" w:lineRule="auto"/>
         <w:ind w:left="1440" w:hanging="360"/>
@@ -17829,7 +18259,7 @@
       <w:pPr>
         <w:numPr>
           <w:ilvl w:val="1"/>
-          <w:numId w:val="110"/>
+          <w:numId w:val="113"/>
         </w:numPr>
         <w:spacing w:after="0" w:afterAutospacing="0" w:before="0" w:beforeAutospacing="0" w:lineRule="auto"/>
         <w:ind w:left="1440" w:hanging="360"/>
@@ -17845,7 +18275,7 @@
       <w:pPr>
         <w:numPr>
           <w:ilvl w:val="0"/>
-          <w:numId w:val="110"/>
+          <w:numId w:val="113"/>
         </w:numPr>
         <w:spacing w:after="240" w:before="0" w:beforeAutospacing="0" w:lineRule="auto"/>
         <w:ind w:left="720" w:hanging="360"/>
@@ -18153,7 +18583,7 @@
           <w:pgNumType w:start="1"/>
         </w:sectPr>
       </w:pPr>
-      <w:bookmarkStart w:colFirst="0" w:colLast="0" w:name="_r1bq45249dpd" w:id="20"/>
+      <w:bookmarkStart w:colFirst="0" w:colLast="0" w:name="_2480ia4caixm" w:id="20"/>
       <w:bookmarkEnd w:id="20"/>
       <w:r>
         <w:rPr>
@@ -19443,7 +19873,7 @@
           <w:szCs w:val="32"/>
         </w:rPr>
       </w:pPr>
-      <w:bookmarkStart w:colFirst="0" w:colLast="0" w:name="_eelfoxoroyzc" w:id="21"/>
+      <w:bookmarkStart w:colFirst="0" w:colLast="0" w:name="_nztg0id1ekpe" w:id="21"/>
       <w:bookmarkEnd w:id="21"/>
       <w:r>
         <w:rPr>
@@ -19645,7 +20075,7 @@
       <w:pPr>
         <w:numPr>
           <w:ilvl w:val="0"/>
-          <w:numId w:val="97"/>
+          <w:numId w:val="99"/>
         </w:numPr>
         <w:spacing w:after="0" w:afterAutospacing="0" w:line="240" w:lineRule="auto"/>
         <w:ind w:left="720" w:hanging="360"/>
@@ -19666,7 +20096,7 @@
       <w:pPr>
         <w:numPr>
           <w:ilvl w:val="0"/>
-          <w:numId w:val="97"/>
+          <w:numId w:val="99"/>
         </w:numPr>
         <w:spacing w:after="60" w:line="240" w:lineRule="auto"/>
         <w:ind w:left="720" w:hanging="360"/>
@@ -19709,7 +20139,7 @@
       <w:pPr>
         <w:numPr>
           <w:ilvl w:val="0"/>
-          <w:numId w:val="80"/>
+          <w:numId w:val="79"/>
         </w:numPr>
         <w:spacing w:after="60" w:line="240" w:lineRule="auto"/>
         <w:ind w:left="720" w:hanging="360"/>
@@ -19940,7 +20370,7 @@
       <w:pPr>
         <w:numPr>
           <w:ilvl w:val="0"/>
-          <w:numId w:val="112"/>
+          <w:numId w:val="115"/>
         </w:numPr>
         <w:spacing w:after="0" w:afterAutospacing="0" w:line="240" w:lineRule="auto"/>
         <w:ind w:left="720" w:hanging="360"/>
@@ -19960,7 +20390,7 @@
       <w:pPr>
         <w:numPr>
           <w:ilvl w:val="0"/>
-          <w:numId w:val="112"/>
+          <w:numId w:val="115"/>
         </w:numPr>
         <w:spacing w:after="60" w:line="240" w:lineRule="auto"/>
         <w:ind w:left="720" w:hanging="360"/>
@@ -20044,7 +20474,7 @@
       <w:pPr>
         <w:numPr>
           <w:ilvl w:val="0"/>
-          <w:numId w:val="72"/>
+          <w:numId w:val="71"/>
         </w:numPr>
         <w:spacing w:after="60" w:line="240" w:lineRule="auto"/>
         <w:ind w:left="720" w:hanging="360"/>
@@ -20151,7 +20581,7 @@
       <w:pPr>
         <w:numPr>
           <w:ilvl w:val="0"/>
-          <w:numId w:val="88"/>
+          <w:numId w:val="89"/>
         </w:numPr>
         <w:spacing w:after="0" w:afterAutospacing="0" w:line="240" w:lineRule="auto"/>
         <w:ind w:left="720" w:hanging="360"/>
@@ -20172,7 +20602,7 @@
       <w:pPr>
         <w:numPr>
           <w:ilvl w:val="0"/>
-          <w:numId w:val="88"/>
+          <w:numId w:val="89"/>
         </w:numPr>
         <w:spacing w:after="60" w:line="240" w:lineRule="auto"/>
         <w:ind w:left="720" w:hanging="360"/>
@@ -20215,7 +20645,7 @@
       <w:pPr>
         <w:numPr>
           <w:ilvl w:val="0"/>
-          <w:numId w:val="95"/>
+          <w:numId w:val="97"/>
         </w:numPr>
         <w:spacing w:after="0" w:afterAutospacing="0" w:line="240" w:lineRule="auto"/>
         <w:ind w:left="720" w:hanging="360"/>
@@ -20236,7 +20666,7 @@
       <w:pPr>
         <w:numPr>
           <w:ilvl w:val="0"/>
-          <w:numId w:val="95"/>
+          <w:numId w:val="97"/>
         </w:numPr>
         <w:spacing w:after="60" w:line="240" w:lineRule="auto"/>
         <w:ind w:left="720" w:hanging="360"/>
@@ -20337,7 +20767,7 @@
           <w:pgNumType w:start="1"/>
         </w:sectPr>
       </w:pPr>
-      <w:bookmarkStart w:colFirst="0" w:colLast="0" w:name="_20vmjvnykriu" w:id="22"/>
+      <w:bookmarkStart w:colFirst="0" w:colLast="0" w:name="_cxxyt4jarbm3" w:id="22"/>
       <w:bookmarkEnd w:id="22"/>
       <w:r>
         <w:rPr>
@@ -20489,6 +20919,112 @@
               <w:keepLines w:val="1"/>
               <w:numPr>
                 <w:ilvl w:val="0"/>
+                <w:numId w:val="87"/>
+              </w:numPr>
+              <w:spacing w:after="0" w:afterAutospacing="0" w:before="240" w:lineRule="auto"/>
+              <w:ind w:left="720" w:hanging="360"/>
+              <w:rPr>
+                <w:rFonts w:ascii="Times" w:cs="Times" w:eastAsia="Times" w:hAnsi="Times"/>
+                <w:sz w:val="24"/>
+                <w:szCs w:val="24"/>
+              </w:rPr>
+            </w:pPr>
+            <w:r>
+              <w:rPr>
+                <w:rFonts w:ascii="Times" w:cs="Times" w:eastAsia="Times" w:hAnsi="Times"/>
+                <w:sz w:val="24"/>
+                <w:szCs w:val="24"/>
+                <w:rtl w:val="0"/>
+              </w:rPr>
+              <w:t xml:space="preserve">As a customer, I want my booking progress to be saved when I come back to previous steps</w:t>
+            </w:r>
+          </w:p>
+          <w:p>
+            <w:pPr>
+              <w:keepNext w:val="1"/>
+              <w:keepLines w:val="1"/>
+              <w:numPr>
+                <w:ilvl w:val="1"/>
+                <w:numId w:val="87"/>
+              </w:numPr>
+              <w:spacing w:after="240" w:before="0" w:beforeAutospacing="0" w:lineRule="auto"/>
+              <w:ind w:left="1440" w:hanging="360"/>
+              <w:rPr>
+                <w:rFonts w:ascii="Times" w:cs="Times" w:eastAsia="Times" w:hAnsi="Times"/>
+                <w:sz w:val="24"/>
+                <w:szCs w:val="24"/>
+              </w:rPr>
+            </w:pPr>
+            <w:r>
+              <w:rPr>
+                <w:rFonts w:ascii="Times" w:cs="Times" w:eastAsia="Times" w:hAnsi="Times"/>
+                <w:sz w:val="24"/>
+                <w:szCs w:val="24"/>
+                <w:rtl w:val="0"/>
+              </w:rPr>
+              <w:t xml:space="preserve">Currently, going back to the pet step deselects my selected pet, services, etc. and other stages that follow it</w:t>
+            </w:r>
+          </w:p>
+        </w:tc>
+        <w:tc>
+          <w:tcPr/>
+          <w:p>
+            <w:pPr>
+              <w:widowControl w:val="0"/>
+              <w:spacing w:line="240" w:lineRule="auto"/>
+              <w:rPr>
+                <w:rFonts w:ascii="Times" w:cs="Times" w:eastAsia="Times" w:hAnsi="Times"/>
+                <w:sz w:val="24"/>
+                <w:szCs w:val="24"/>
+              </w:rPr>
+            </w:pPr>
+            <w:sdt>
+              <w:sdtPr>
+                <w:alias w:val="Configuration 1"/>
+                <w:id w:val="1058666064"/>
+                <w:dropDownList w:lastValue="Easy">
+                  <w:listItem w:displayText="Cakewalk" w:value="Cakewalk"/>
+                  <w:listItem w:displayText="Easy" w:value="Easy"/>
+                  <w:listItem w:displayText="Medium" w:value="Medium"/>
+                  <w:listItem w:displayText="Hard" w:value="Hard"/>
+                  <w:listItem w:displayText="Unknown" w:value="Unknown"/>
+                </w:dropDownList>
+              </w:sdtPr>
+              <w:sdtContent>
+                <w:r>
+                  <w:rPr>
+                    <w:rFonts w:ascii="Times" w:cs="Times" w:eastAsia="Times" w:hAnsi="Times"/>
+                    <w:color w:val="11734b"/>
+                    <w:sz w:val="24"/>
+                    <w:szCs w:val="24"/>
+                    <w:shd w:fill="d4edbc" w:val="clear"/>
+                  </w:rPr>
+                  <w:t xml:space="preserve">Easy</w:t>
+                </w:r>
+              </w:sdtContent>
+            </w:sdt>
+            <w:r>
+              <w:rPr>
+                <w:rtl w:val="0"/>
+              </w:rPr>
+            </w:r>
+          </w:p>
+        </w:tc>
+      </w:tr>
+      <w:tr>
+        <w:trPr>
+          <w:cantSplit w:val="0"/>
+          <w:trHeight w:val="543" w:hRule="atLeast"/>
+          <w:tblHeader w:val="0"/>
+        </w:trPr>
+        <w:tc>
+          <w:tcPr/>
+          <w:p>
+            <w:pPr>
+              <w:keepNext w:val="1"/>
+              <w:keepLines w:val="1"/>
+              <w:numPr>
+                <w:ilvl w:val="0"/>
                 <w:numId w:val="40"/>
               </w:numPr>
               <w:spacing w:after="0" w:afterAutospacing="0" w:before="240" w:lineRule="auto"/>
@@ -20561,12 +21097,12 @@
                 <wp:inline distB="114300" distT="114300" distL="114300" distR="114300">
                   <wp:extent cx="5188809" cy="4847878"/>
                   <wp:effectExtent b="0" l="0" r="0" t="0"/>
-                  <wp:docPr id="8" name="image9.png"/>
+                  <wp:docPr id="5" name="image4.png"/>
                   <a:graphic>
                     <a:graphicData uri="http://schemas.openxmlformats.org/drawingml/2006/picture">
                       <pic:pic>
                         <pic:nvPicPr>
-                          <pic:cNvPr id="0" name="image9.png"/>
+                          <pic:cNvPr id="0" name="image4.png"/>
                           <pic:cNvPicPr preferRelativeResize="0"/>
                         </pic:nvPicPr>
                         <pic:blipFill>
@@ -20638,7 +21174,7 @@
             <w:sdt>
               <w:sdtPr>
                 <w:alias w:val="Configuration 1"/>
-                <w:id w:val="-520859102"/>
+                <w:id w:val="-825847773"/>
                 <w:dropDownList w:lastValue="Easy">
                   <w:listItem w:displayText="Cakewalk" w:value="Cakewalk"/>
                   <w:listItem w:displayText="Easy" w:value="Easy"/>
@@ -20728,12 +21264,12 @@
                 <wp:inline distB="114300" distT="114300" distL="114300" distR="114300">
                   <wp:extent cx="4312133" cy="3372309"/>
                   <wp:effectExtent b="0" l="0" r="0" t="0"/>
-                  <wp:docPr id="12" name="image14.png"/>
+                  <wp:docPr id="9" name="image7.png"/>
                   <a:graphic>
                     <a:graphicData uri="http://schemas.openxmlformats.org/drawingml/2006/picture">
                       <pic:pic>
                         <pic:nvPicPr>
-                          <pic:cNvPr id="0" name="image14.png"/>
+                          <pic:cNvPr id="0" name="image7.png"/>
                           <pic:cNvPicPr preferRelativeResize="0"/>
                         </pic:nvPicPr>
                         <pic:blipFill>
@@ -20883,7 +21419,7 @@
             <w:sdt>
               <w:sdtPr>
                 <w:alias w:val="Configuration 1"/>
-                <w:id w:val="-1694546146"/>
+                <w:id w:val="1843140169"/>
                 <w:dropDownList w:lastValue="Unknown">
                   <w:listItem w:displayText="Cakewalk" w:value="Cakewalk"/>
                   <w:listItem w:displayText="Easy" w:value="Easy"/>
@@ -20927,7 +21463,7 @@
               <w:keepLines w:val="1"/>
               <w:numPr>
                 <w:ilvl w:val="0"/>
-                <w:numId w:val="94"/>
+                <w:numId w:val="96"/>
               </w:numPr>
               <w:spacing w:after="0" w:afterAutospacing="0" w:before="240" w:lineRule="auto"/>
               <w:ind w:left="720" w:hanging="360"/>
@@ -20953,7 +21489,7 @@
               <w:keepLines w:val="1"/>
               <w:numPr>
                 <w:ilvl w:val="1"/>
-                <w:numId w:val="94"/>
+                <w:numId w:val="96"/>
               </w:numPr>
               <w:spacing w:after="0" w:afterAutospacing="0" w:before="0" w:beforeAutospacing="0" w:lineRule="auto"/>
               <w:ind w:left="1440" w:hanging="360"/>
@@ -20979,7 +21515,7 @@
               <w:keepLines w:val="1"/>
               <w:numPr>
                 <w:ilvl w:val="1"/>
-                <w:numId w:val="94"/>
+                <w:numId w:val="96"/>
               </w:numPr>
               <w:spacing w:after="240" w:before="0" w:beforeAutospacing="0" w:lineRule="auto"/>
               <w:ind w:left="1440" w:hanging="360"/>
@@ -21015,7 +21551,7 @@
             <w:sdt>
               <w:sdtPr>
                 <w:alias w:val="Configuration 1"/>
-                <w:id w:val="1367401790"/>
+                <w:id w:val="814843130"/>
                 <w:dropDownList w:lastValue="Cakewalk">
                   <w:listItem w:displayText="Cakewalk" w:value="Cakewalk"/>
                   <w:listItem w:displayText="Easy" w:value="Easy"/>
@@ -21147,7 +21683,7 @@
             <w:sdt>
               <w:sdtPr>
                 <w:alias w:val="Configuration 1"/>
-                <w:id w:val="1599321496"/>
+                <w:id w:val="683754744"/>
                 <w:dropDownList w:lastValue="Medium">
                   <w:listItem w:displayText="Cakewalk" w:value="Cakewalk"/>
                   <w:listItem w:displayText="Easy" w:value="Easy"/>
@@ -21191,7 +21727,7 @@
               <w:keepLines w:val="1"/>
               <w:numPr>
                 <w:ilvl w:val="0"/>
-                <w:numId w:val="79"/>
+                <w:numId w:val="78"/>
               </w:numPr>
               <w:spacing w:after="0" w:afterAutospacing="0" w:before="240" w:lineRule="auto"/>
               <w:ind w:left="720" w:hanging="360"/>
@@ -21217,7 +21753,7 @@
               <w:keepLines w:val="1"/>
               <w:numPr>
                 <w:ilvl w:val="1"/>
-                <w:numId w:val="79"/>
+                <w:numId w:val="78"/>
               </w:numPr>
               <w:spacing w:after="240" w:before="0" w:beforeAutospacing="0" w:lineRule="auto"/>
               <w:ind w:left="1440" w:hanging="360"/>
@@ -21253,7 +21789,7 @@
             <w:sdt>
               <w:sdtPr>
                 <w:alias w:val="Configuration 1"/>
-                <w:id w:val="-500783905"/>
+                <w:id w:val="753585031"/>
                 <w:dropDownList w:lastValue="Medium">
                   <w:listItem w:displayText="Cakewalk" w:value="Cakewalk"/>
                   <w:listItem w:displayText="Easy" w:value="Easy"/>
@@ -21411,7 +21947,7 @@
             <w:sdt>
               <w:sdtPr>
                 <w:alias w:val="Configuration 1"/>
-                <w:id w:val="-78915027"/>
+                <w:id w:val="-1070059906"/>
                 <w:dropDownList w:lastValue="Easy">
                   <w:listItem w:displayText="Cakewalk" w:value="Cakewalk"/>
                   <w:listItem w:displayText="Easy" w:value="Easy"/>
@@ -21543,7 +22079,7 @@
             <w:sdt>
               <w:sdtPr>
                 <w:alias w:val="Configuration 1"/>
-                <w:id w:val="496386628"/>
+                <w:id w:val="1234964049"/>
                 <w:dropDownList w:lastValue="Medium">
                   <w:listItem w:displayText="Cakewalk" w:value="Cakewalk"/>
                   <w:listItem w:displayText="Easy" w:value="Easy"/>
@@ -21857,7 +22393,7 @@
             <w:sdt>
               <w:sdtPr>
                 <w:alias w:val="Configuration 1"/>
-                <w:id w:val="-462765899"/>
+                <w:id w:val="-203925342"/>
                 <w:dropDownList w:lastValue="Hard">
                   <w:listItem w:displayText="Cakewalk" w:value="Cakewalk"/>
                   <w:listItem w:displayText="Easy" w:value="Easy"/>
@@ -21963,7 +22499,7 @@
             <w:sdt>
               <w:sdtPr>
                 <w:alias w:val="Configuration 1"/>
-                <w:id w:val="-1525232162"/>
+                <w:id w:val="-1241324880"/>
                 <w:dropDownList w:lastValue="Unknown">
                   <w:listItem w:displayText="Cakewalk" w:value="Cakewalk"/>
                   <w:listItem w:displayText="Easy" w:value="Easy"/>
@@ -22011,7 +22547,7 @@
               <w:keepLines w:val="1"/>
               <w:numPr>
                 <w:ilvl w:val="0"/>
-                <w:numId w:val="98"/>
+                <w:numId w:val="100"/>
               </w:numPr>
               <w:spacing w:after="0" w:afterAutospacing="0" w:before="240" w:lineRule="auto"/>
               <w:ind w:left="720" w:hanging="360"/>
@@ -22037,7 +22573,7 @@
               <w:keepLines w:val="1"/>
               <w:numPr>
                 <w:ilvl w:val="1"/>
-                <w:numId w:val="98"/>
+                <w:numId w:val="100"/>
               </w:numPr>
               <w:spacing w:after="0" w:afterAutospacing="0" w:before="0" w:beforeAutospacing="0" w:lineRule="auto"/>
               <w:ind w:left="1440" w:hanging="360"/>
@@ -22063,7 +22599,7 @@
               <w:keepLines w:val="1"/>
               <w:numPr>
                 <w:ilvl w:val="1"/>
-                <w:numId w:val="98"/>
+                <w:numId w:val="100"/>
               </w:numPr>
               <w:spacing w:after="0" w:afterAutospacing="0" w:before="0" w:beforeAutospacing="0" w:lineRule="auto"/>
               <w:ind w:left="1440" w:hanging="360"/>
@@ -22089,7 +22625,7 @@
               <w:keepLines w:val="1"/>
               <w:numPr>
                 <w:ilvl w:val="1"/>
-                <w:numId w:val="98"/>
+                <w:numId w:val="100"/>
               </w:numPr>
               <w:spacing w:after="0" w:afterAutospacing="0" w:before="0" w:beforeAutospacing="0" w:lineRule="auto"/>
               <w:ind w:left="1440" w:hanging="360"/>
@@ -22115,7 +22651,7 @@
               <w:keepLines w:val="1"/>
               <w:numPr>
                 <w:ilvl w:val="1"/>
-                <w:numId w:val="98"/>
+                <w:numId w:val="100"/>
               </w:numPr>
               <w:spacing w:after="240" w:before="0" w:beforeAutospacing="0" w:lineRule="auto"/>
               <w:ind w:left="1440" w:hanging="360"/>
@@ -22135,12 +22671,12 @@
                 <wp:inline distB="114300" distT="114300" distL="114300" distR="114300">
                   <wp:extent cx="4533179" cy="3087501"/>
                   <wp:effectExtent b="0" l="0" r="0" t="0"/>
-                  <wp:docPr id="14" name="image23.png"/>
+                  <wp:docPr id="22" name="image20.png"/>
                   <a:graphic>
                     <a:graphicData uri="http://schemas.openxmlformats.org/drawingml/2006/picture">
                       <pic:pic>
                         <pic:nvPicPr>
-                          <pic:cNvPr id="0" name="image23.png"/>
+                          <pic:cNvPr id="0" name="image20.png"/>
                           <pic:cNvPicPr preferRelativeResize="0"/>
                         </pic:nvPicPr>
                         <pic:blipFill>
@@ -22186,7 +22722,7 @@
             <w:sdt>
               <w:sdtPr>
                 <w:alias w:val="Configuration 1"/>
-                <w:id w:val="-1280073595"/>
+                <w:id w:val="-1266605810"/>
                 <w:dropDownList w:lastValue="Medium">
                   <w:listItem w:displayText="Cakewalk" w:value="Cakewalk"/>
                   <w:listItem w:displayText="Easy" w:value="Easy"/>
@@ -22230,7 +22766,7 @@
               <w:keepLines w:val="1"/>
               <w:numPr>
                 <w:ilvl w:val="0"/>
-                <w:numId w:val="103"/>
+                <w:numId w:val="105"/>
               </w:numPr>
               <w:spacing w:after="0" w:afterAutospacing="0" w:before="240" w:lineRule="auto"/>
               <w:ind w:left="720" w:hanging="360"/>
@@ -22256,7 +22792,7 @@
               <w:keepLines w:val="1"/>
               <w:numPr>
                 <w:ilvl w:val="1"/>
-                <w:numId w:val="103"/>
+                <w:numId w:val="105"/>
               </w:numPr>
               <w:spacing w:after="0" w:afterAutospacing="0" w:before="0" w:beforeAutospacing="0" w:lineRule="auto"/>
               <w:ind w:left="1440" w:hanging="360"/>
@@ -22282,7 +22818,7 @@
               <w:keepLines w:val="1"/>
               <w:numPr>
                 <w:ilvl w:val="1"/>
-                <w:numId w:val="103"/>
+                <w:numId w:val="105"/>
               </w:numPr>
               <w:spacing w:after="240" w:before="0" w:beforeAutospacing="0" w:lineRule="auto"/>
               <w:ind w:left="1440" w:hanging="360"/>
@@ -22318,7 +22854,7 @@
             <w:sdt>
               <w:sdtPr>
                 <w:alias w:val="Configuration 1"/>
-                <w:id w:val="-1473129583"/>
+                <w:id w:val="151632486"/>
                 <w:dropDownList w:lastValue="Medium">
                   <w:listItem w:displayText="Cakewalk" w:value="Cakewalk"/>
                   <w:listItem w:displayText="Easy" w:value="Easy"/>
@@ -22450,7 +22986,7 @@
             <w:sdt>
               <w:sdtPr>
                 <w:alias w:val="Configuration 1"/>
-                <w:id w:val="231229623"/>
+                <w:id w:val="-1794576811"/>
                 <w:dropDownList w:lastValue="Cakewalk">
                   <w:listItem w:displayText="Cakewalk" w:value="Cakewalk"/>
                   <w:listItem w:displayText="Easy" w:value="Easy"/>
@@ -22494,7 +23030,7 @@
               <w:keepLines w:val="1"/>
               <w:numPr>
                 <w:ilvl w:val="0"/>
-                <w:numId w:val="77"/>
+                <w:numId w:val="76"/>
               </w:numPr>
               <w:spacing w:after="0" w:afterAutospacing="0" w:before="240" w:line="240" w:lineRule="auto"/>
               <w:ind w:left="720" w:hanging="360"/>
@@ -22520,7 +23056,7 @@
               <w:keepLines w:val="1"/>
               <w:numPr>
                 <w:ilvl w:val="1"/>
-                <w:numId w:val="77"/>
+                <w:numId w:val="76"/>
               </w:numPr>
               <w:spacing w:after="0" w:afterAutospacing="0" w:before="0" w:beforeAutospacing="0" w:line="240" w:lineRule="auto"/>
               <w:ind w:left="1440" w:hanging="360"/>
@@ -22546,7 +23082,7 @@
               <w:keepLines w:val="1"/>
               <w:numPr>
                 <w:ilvl w:val="1"/>
-                <w:numId w:val="77"/>
+                <w:numId w:val="76"/>
               </w:numPr>
               <w:spacing w:after="0" w:afterAutospacing="0" w:before="0" w:beforeAutospacing="0" w:line="240" w:lineRule="auto"/>
               <w:ind w:left="1440" w:hanging="360"/>
@@ -22572,7 +23108,7 @@
               <w:keepLines w:val="1"/>
               <w:numPr>
                 <w:ilvl w:val="1"/>
-                <w:numId w:val="77"/>
+                <w:numId w:val="76"/>
               </w:numPr>
               <w:spacing w:after="240" w:before="0" w:beforeAutospacing="0" w:line="240" w:lineRule="auto"/>
               <w:ind w:left="1440" w:hanging="360"/>
@@ -22608,7 +23144,7 @@
             <w:sdt>
               <w:sdtPr>
                 <w:alias w:val="Configuration 1"/>
-                <w:id w:val="-1465930736"/>
+                <w:id w:val="653144424"/>
                 <w:dropDownList w:lastValue="Cakewalk">
                   <w:listItem w:displayText="Cakewalk" w:value="Cakewalk"/>
                   <w:listItem w:displayText="Easy" w:value="Easy"/>
@@ -22652,7 +23188,7 @@
               <w:keepLines w:val="1"/>
               <w:numPr>
                 <w:ilvl w:val="0"/>
-                <w:numId w:val="71"/>
+                <w:numId w:val="70"/>
               </w:numPr>
               <w:spacing w:after="0" w:afterAutospacing="0" w:before="240" w:lineRule="auto"/>
               <w:ind w:left="720" w:hanging="360"/>
@@ -22680,7 +23216,7 @@
               <w:keepLines w:val="1"/>
               <w:numPr>
                 <w:ilvl w:val="1"/>
-                <w:numId w:val="71"/>
+                <w:numId w:val="70"/>
               </w:numPr>
               <w:spacing w:after="0" w:afterAutospacing="0" w:before="0" w:beforeAutospacing="0" w:lineRule="auto"/>
               <w:ind w:left="1440" w:hanging="360"/>
@@ -22708,7 +23244,7 @@
               <w:keepLines w:val="1"/>
               <w:numPr>
                 <w:ilvl w:val="1"/>
-                <w:numId w:val="71"/>
+                <w:numId w:val="70"/>
               </w:numPr>
               <w:spacing w:after="0" w:afterAutospacing="0" w:before="0" w:beforeAutospacing="0" w:lineRule="auto"/>
               <w:ind w:left="1440" w:hanging="360"/>
@@ -22736,7 +23272,7 @@
               <w:keepLines w:val="1"/>
               <w:numPr>
                 <w:ilvl w:val="1"/>
-                <w:numId w:val="71"/>
+                <w:numId w:val="70"/>
               </w:numPr>
               <w:spacing w:after="0" w:afterAutospacing="0" w:before="0" w:beforeAutospacing="0" w:lineRule="auto"/>
               <w:ind w:left="1440" w:hanging="360"/>
@@ -22764,7 +23300,7 @@
               <w:keepLines w:val="1"/>
               <w:numPr>
                 <w:ilvl w:val="1"/>
-                <w:numId w:val="71"/>
+                <w:numId w:val="70"/>
               </w:numPr>
               <w:spacing w:after="0" w:afterAutospacing="0" w:before="0" w:beforeAutospacing="0" w:lineRule="auto"/>
               <w:ind w:left="1440" w:hanging="360"/>
@@ -22792,7 +23328,7 @@
               <w:keepLines w:val="1"/>
               <w:numPr>
                 <w:ilvl w:val="1"/>
-                <w:numId w:val="71"/>
+                <w:numId w:val="70"/>
               </w:numPr>
               <w:spacing w:after="240" w:before="0" w:beforeAutospacing="0" w:lineRule="auto"/>
               <w:ind w:left="1440" w:hanging="360"/>
@@ -22830,7 +23366,7 @@
             <w:sdt>
               <w:sdtPr>
                 <w:alias w:val="Configuration 1"/>
-                <w:id w:val="363979337"/>
+                <w:id w:val="-400948333"/>
                 <w:dropDownList w:lastValue="Hard">
                   <w:listItem w:displayText="Cakewalk" w:value="Cakewalk"/>
                   <w:listItem w:displayText="Easy" w:value="Easy"/>
@@ -22874,7 +23410,7 @@
               <w:keepLines w:val="1"/>
               <w:numPr>
                 <w:ilvl w:val="0"/>
-                <w:numId w:val="71"/>
+                <w:numId w:val="70"/>
               </w:numPr>
               <w:spacing w:after="240" w:before="240" w:lineRule="auto"/>
               <w:ind w:left="720" w:hanging="360"/>
@@ -22910,7 +23446,7 @@
             <w:sdt>
               <w:sdtPr>
                 <w:alias w:val="Configuration 1"/>
-                <w:id w:val="-1163029669"/>
+                <w:id w:val="-1467981386"/>
                 <w:dropDownList w:lastValue="Hard">
                   <w:listItem w:displayText="Cakewalk" w:value="Cakewalk"/>
                   <w:listItem w:displayText="Easy" w:value="Easy"/>
@@ -22954,7 +23490,7 @@
               <w:keepLines w:val="1"/>
               <w:numPr>
                 <w:ilvl w:val="0"/>
-                <w:numId w:val="71"/>
+                <w:numId w:val="70"/>
               </w:numPr>
               <w:spacing w:after="0" w:afterAutospacing="0" w:before="240" w:lineRule="auto"/>
               <w:ind w:left="720" w:hanging="360"/>
@@ -22980,7 +23516,7 @@
               <w:keepLines w:val="1"/>
               <w:numPr>
                 <w:ilvl w:val="1"/>
-                <w:numId w:val="71"/>
+                <w:numId w:val="70"/>
               </w:numPr>
               <w:spacing w:after="0" w:afterAutospacing="0" w:before="0" w:beforeAutospacing="0" w:lineRule="auto"/>
               <w:ind w:left="1440" w:hanging="360"/>
@@ -23006,7 +23542,7 @@
               <w:keepLines w:val="1"/>
               <w:numPr>
                 <w:ilvl w:val="1"/>
-                <w:numId w:val="71"/>
+                <w:numId w:val="70"/>
               </w:numPr>
               <w:spacing w:after="0" w:afterAutospacing="0" w:before="0" w:beforeAutospacing="0" w:lineRule="auto"/>
               <w:ind w:left="1440" w:hanging="360"/>
@@ -23032,7 +23568,7 @@
               <w:keepLines w:val="1"/>
               <w:numPr>
                 <w:ilvl w:val="1"/>
-                <w:numId w:val="71"/>
+                <w:numId w:val="70"/>
               </w:numPr>
               <w:spacing w:after="240" w:before="0" w:beforeAutospacing="0" w:lineRule="auto"/>
               <w:ind w:left="1440" w:hanging="360"/>
@@ -23068,7 +23604,7 @@
             <w:sdt>
               <w:sdtPr>
                 <w:alias w:val="Configuration 1"/>
-                <w:id w:val="220885992"/>
+                <w:id w:val="-514583761"/>
                 <w:dropDownList w:lastValue="Hard">
                   <w:listItem w:displayText="Cakewalk" w:value="Cakewalk"/>
                   <w:listItem w:displayText="Easy" w:value="Easy"/>
@@ -23112,7 +23648,7 @@
               <w:keepLines w:val="1"/>
               <w:numPr>
                 <w:ilvl w:val="0"/>
-                <w:numId w:val="71"/>
+                <w:numId w:val="70"/>
               </w:numPr>
               <w:spacing w:after="0" w:afterAutospacing="0" w:before="240" w:lineRule="auto"/>
               <w:ind w:left="720" w:hanging="360"/>
@@ -23138,7 +23674,7 @@
               <w:keepLines w:val="1"/>
               <w:numPr>
                 <w:ilvl w:val="1"/>
-                <w:numId w:val="71"/>
+                <w:numId w:val="70"/>
               </w:numPr>
               <w:spacing w:after="0" w:afterAutospacing="0" w:before="0" w:beforeAutospacing="0" w:lineRule="auto"/>
               <w:ind w:left="1440" w:hanging="360"/>
@@ -23164,7 +23700,7 @@
               <w:keepLines w:val="1"/>
               <w:numPr>
                 <w:ilvl w:val="1"/>
-                <w:numId w:val="71"/>
+                <w:numId w:val="70"/>
               </w:numPr>
               <w:spacing w:after="0" w:afterAutospacing="0" w:before="0" w:beforeAutospacing="0" w:lineRule="auto"/>
               <w:ind w:left="1440" w:hanging="360"/>
@@ -23190,7 +23726,7 @@
               <w:keepLines w:val="1"/>
               <w:numPr>
                 <w:ilvl w:val="1"/>
-                <w:numId w:val="71"/>
+                <w:numId w:val="70"/>
               </w:numPr>
               <w:spacing w:after="240" w:before="0" w:beforeAutospacing="0" w:lineRule="auto"/>
               <w:ind w:left="1440" w:hanging="360"/>
@@ -23226,7 +23762,7 @@
             <w:sdt>
               <w:sdtPr>
                 <w:alias w:val="Configuration 1"/>
-                <w:id w:val="2140029209"/>
+                <w:id w:val="-1347542993"/>
                 <w:dropDownList w:lastValue="Easy">
                   <w:listItem w:displayText="Cakewalk" w:value="Cakewalk"/>
                   <w:listItem w:displayText="Easy" w:value="Easy"/>
@@ -23270,7 +23806,7 @@
               <w:keepLines w:val="1"/>
               <w:numPr>
                 <w:ilvl w:val="0"/>
-                <w:numId w:val="71"/>
+                <w:numId w:val="70"/>
               </w:numPr>
               <w:spacing w:after="240" w:before="240" w:lineRule="auto"/>
               <w:ind w:left="720" w:hanging="360"/>
@@ -23306,7 +23842,7 @@
             <w:sdt>
               <w:sdtPr>
                 <w:alias w:val="Configuration 1"/>
-                <w:id w:val="645602452"/>
+                <w:id w:val="754353122"/>
                 <w:dropDownList w:lastValue="Cakewalk">
                   <w:listItem w:displayText="Cakewalk" w:value="Cakewalk"/>
                   <w:listItem w:displayText="Easy" w:value="Easy"/>
@@ -25362,7 +25898,7 @@
     <w:lvl w:ilvl="1">
       <w:start w:val="1"/>
       <w:numFmt w:val="bullet"/>
-      <w:lvlText w:val="●"/>
+      <w:lvlText w:val="○"/>
       <w:lvlJc w:val="left"/>
       <w:pPr>
         <w:ind w:left="1440" w:hanging="360"/>
@@ -25374,7 +25910,7 @@
     <w:lvl w:ilvl="2">
       <w:start w:val="1"/>
       <w:numFmt w:val="bullet"/>
-      <w:lvlText w:val="●"/>
+      <w:lvlText w:val="■"/>
       <w:lvlJc w:val="left"/>
       <w:pPr>
         <w:ind w:left="2160" w:hanging="360"/>
@@ -25398,7 +25934,7 @@
     <w:lvl w:ilvl="4">
       <w:start w:val="1"/>
       <w:numFmt w:val="bullet"/>
-      <w:lvlText w:val="●"/>
+      <w:lvlText w:val="○"/>
       <w:lvlJc w:val="left"/>
       <w:pPr>
         <w:ind w:left="3600" w:hanging="360"/>
@@ -25410,7 +25946,7 @@
     <w:lvl w:ilvl="5">
       <w:start w:val="1"/>
       <w:numFmt w:val="bullet"/>
-      <w:lvlText w:val="●"/>
+      <w:lvlText w:val="■"/>
       <w:lvlJc w:val="left"/>
       <w:pPr>
         <w:ind w:left="4320" w:hanging="360"/>
@@ -25434,7 +25970,7 @@
     <w:lvl w:ilvl="7">
       <w:start w:val="1"/>
       <w:numFmt w:val="bullet"/>
-      <w:lvlText w:val="●"/>
+      <w:lvlText w:val="○"/>
       <w:lvlJc w:val="left"/>
       <w:pPr>
         <w:ind w:left="5760" w:hanging="360"/>
@@ -25446,7 +25982,7 @@
     <w:lvl w:ilvl="8">
       <w:start w:val="1"/>
       <w:numFmt w:val="bullet"/>
-      <w:lvlText w:val="●"/>
+      <w:lvlText w:val="■"/>
       <w:lvlJc w:val="left"/>
       <w:pPr>
         <w:ind w:left="6480" w:hanging="360"/>
@@ -25472,7 +26008,7 @@
     <w:lvl w:ilvl="1">
       <w:start w:val="1"/>
       <w:numFmt w:val="bullet"/>
-      <w:lvlText w:val="○"/>
+      <w:lvlText w:val="●"/>
       <w:lvlJc w:val="left"/>
       <w:pPr>
         <w:ind w:left="1440" w:hanging="360"/>
@@ -25484,7 +26020,7 @@
     <w:lvl w:ilvl="2">
       <w:start w:val="1"/>
       <w:numFmt w:val="bullet"/>
-      <w:lvlText w:val="■"/>
+      <w:lvlText w:val="●"/>
       <w:lvlJc w:val="left"/>
       <w:pPr>
         <w:ind w:left="2160" w:hanging="360"/>
@@ -25508,7 +26044,7 @@
     <w:lvl w:ilvl="4">
       <w:start w:val="1"/>
       <w:numFmt w:val="bullet"/>
-      <w:lvlText w:val="○"/>
+      <w:lvlText w:val="●"/>
       <w:lvlJc w:val="left"/>
       <w:pPr>
         <w:ind w:left="3600" w:hanging="360"/>
@@ -25520,7 +26056,7 @@
     <w:lvl w:ilvl="5">
       <w:start w:val="1"/>
       <w:numFmt w:val="bullet"/>
-      <w:lvlText w:val="■"/>
+      <w:lvlText w:val="●"/>
       <w:lvlJc w:val="left"/>
       <w:pPr>
         <w:ind w:left="4320" w:hanging="360"/>
@@ -25544,7 +26080,7 @@
     <w:lvl w:ilvl="7">
       <w:start w:val="1"/>
       <w:numFmt w:val="bullet"/>
-      <w:lvlText w:val="○"/>
+      <w:lvlText w:val="●"/>
       <w:lvlJc w:val="left"/>
       <w:pPr>
         <w:ind w:left="5760" w:hanging="360"/>
@@ -25556,7 +26092,7 @@
     <w:lvl w:ilvl="8">
       <w:start w:val="1"/>
       <w:numFmt w:val="bullet"/>
-      <w:lvlText w:val="■"/>
+      <w:lvlText w:val="●"/>
       <w:lvlJc w:val="left"/>
       <w:pPr>
         <w:ind w:left="6480" w:hanging="360"/>
@@ -31082,7 +31618,7 @@
     <w:lvl w:ilvl="1">
       <w:start w:val="1"/>
       <w:numFmt w:val="bullet"/>
-      <w:lvlText w:val="○"/>
+      <w:lvlText w:val="●"/>
       <w:lvlJc w:val="left"/>
       <w:pPr>
         <w:ind w:left="1440" w:hanging="360"/>
@@ -31094,7 +31630,7 @@
     <w:lvl w:ilvl="2">
       <w:start w:val="1"/>
       <w:numFmt w:val="bullet"/>
-      <w:lvlText w:val="■"/>
+      <w:lvlText w:val="●"/>
       <w:lvlJc w:val="left"/>
       <w:pPr>
         <w:ind w:left="2160" w:hanging="360"/>
@@ -31118,7 +31654,7 @@
     <w:lvl w:ilvl="4">
       <w:start w:val="1"/>
       <w:numFmt w:val="bullet"/>
-      <w:lvlText w:val="○"/>
+      <w:lvlText w:val="●"/>
       <w:lvlJc w:val="left"/>
       <w:pPr>
         <w:ind w:left="3600" w:hanging="360"/>
@@ -31130,7 +31666,7 @@
     <w:lvl w:ilvl="5">
       <w:start w:val="1"/>
       <w:numFmt w:val="bullet"/>
-      <w:lvlText w:val="■"/>
+      <w:lvlText w:val="●"/>
       <w:lvlJc w:val="left"/>
       <w:pPr>
         <w:ind w:left="4320" w:hanging="360"/>
@@ -31154,7 +31690,7 @@
     <w:lvl w:ilvl="7">
       <w:start w:val="1"/>
       <w:numFmt w:val="bullet"/>
-      <w:lvlText w:val="○"/>
+      <w:lvlText w:val="●"/>
       <w:lvlJc w:val="left"/>
       <w:pPr>
         <w:ind w:left="5760" w:hanging="360"/>
@@ -31166,7 +31702,7 @@
     <w:lvl w:ilvl="8">
       <w:start w:val="1"/>
       <w:numFmt w:val="bullet"/>
-      <w:lvlText w:val="■"/>
+      <w:lvlText w:val="●"/>
       <w:lvlJc w:val="left"/>
       <w:pPr>
         <w:ind w:left="6480" w:hanging="360"/>
@@ -31192,7 +31728,7 @@
     <w:lvl w:ilvl="1">
       <w:start w:val="1"/>
       <w:numFmt w:val="bullet"/>
-      <w:lvlText w:val="●"/>
+      <w:lvlText w:val="○"/>
       <w:lvlJc w:val="left"/>
       <w:pPr>
         <w:ind w:left="1440" w:hanging="360"/>
@@ -31204,7 +31740,7 @@
     <w:lvl w:ilvl="2">
       <w:start w:val="1"/>
       <w:numFmt w:val="bullet"/>
-      <w:lvlText w:val="●"/>
+      <w:lvlText w:val="■"/>
       <w:lvlJc w:val="left"/>
       <w:pPr>
         <w:ind w:left="2160" w:hanging="360"/>
@@ -31228,7 +31764,7 @@
     <w:lvl w:ilvl="4">
       <w:start w:val="1"/>
       <w:numFmt w:val="bullet"/>
-      <w:lvlText w:val="●"/>
+      <w:lvlText w:val="○"/>
       <w:lvlJc w:val="left"/>
       <w:pPr>
         <w:ind w:left="3600" w:hanging="360"/>
@@ -31240,7 +31776,7 @@
     <w:lvl w:ilvl="5">
       <w:start w:val="1"/>
       <w:numFmt w:val="bullet"/>
-      <w:lvlText w:val="●"/>
+      <w:lvlText w:val="■"/>
       <w:lvlJc w:val="left"/>
       <w:pPr>
         <w:ind w:left="4320" w:hanging="360"/>
@@ -31264,7 +31800,7 @@
     <w:lvl w:ilvl="7">
       <w:start w:val="1"/>
       <w:numFmt w:val="bullet"/>
-      <w:lvlText w:val="●"/>
+      <w:lvlText w:val="○"/>
       <w:lvlJc w:val="left"/>
       <w:pPr>
         <w:ind w:left="5760" w:hanging="360"/>
@@ -31276,7 +31812,7 @@
     <w:lvl w:ilvl="8">
       <w:start w:val="1"/>
       <w:numFmt w:val="bullet"/>
-      <w:lvlText w:val="●"/>
+      <w:lvlText w:val="■"/>
       <w:lvlJc w:val="left"/>
       <w:pPr>
         <w:ind w:left="6480" w:hanging="360"/>
@@ -31962,7 +32498,7 @@
     <w:lvl w:ilvl="1">
       <w:start w:val="1"/>
       <w:numFmt w:val="bullet"/>
-      <w:lvlText w:val="○"/>
+      <w:lvlText w:val="●"/>
       <w:lvlJc w:val="left"/>
       <w:pPr>
         <w:ind w:left="1440" w:hanging="360"/>
@@ -31974,7 +32510,7 @@
     <w:lvl w:ilvl="2">
       <w:start w:val="1"/>
       <w:numFmt w:val="bullet"/>
-      <w:lvlText w:val="■"/>
+      <w:lvlText w:val="●"/>
       <w:lvlJc w:val="left"/>
       <w:pPr>
         <w:ind w:left="2160" w:hanging="360"/>
@@ -31998,7 +32534,7 @@
     <w:lvl w:ilvl="4">
       <w:start w:val="1"/>
       <w:numFmt w:val="bullet"/>
-      <w:lvlText w:val="○"/>
+      <w:lvlText w:val="●"/>
       <w:lvlJc w:val="left"/>
       <w:pPr>
         <w:ind w:left="3600" w:hanging="360"/>
@@ -32010,7 +32546,7 @@
     <w:lvl w:ilvl="5">
       <w:start w:val="1"/>
       <w:numFmt w:val="bullet"/>
-      <w:lvlText w:val="■"/>
+      <w:lvlText w:val="●"/>
       <w:lvlJc w:val="left"/>
       <w:pPr>
         <w:ind w:left="4320" w:hanging="360"/>
@@ -32034,7 +32570,7 @@
     <w:lvl w:ilvl="7">
       <w:start w:val="1"/>
       <w:numFmt w:val="bullet"/>
-      <w:lvlText w:val="○"/>
+      <w:lvlText w:val="●"/>
       <w:lvlJc w:val="left"/>
       <w:pPr>
         <w:ind w:left="5760" w:hanging="360"/>
@@ -32046,7 +32582,7 @@
     <w:lvl w:ilvl="8">
       <w:start w:val="1"/>
       <w:numFmt w:val="bullet"/>
-      <w:lvlText w:val="■"/>
+      <w:lvlText w:val="●"/>
       <w:lvlJc w:val="left"/>
       <w:pPr>
         <w:ind w:left="6480" w:hanging="360"/>
@@ -32072,7 +32608,7 @@
     <w:lvl w:ilvl="1">
       <w:start w:val="1"/>
       <w:numFmt w:val="bullet"/>
-      <w:lvlText w:val="●"/>
+      <w:lvlText w:val="○"/>
       <w:lvlJc w:val="left"/>
       <w:pPr>
         <w:ind w:left="1440" w:hanging="360"/>
@@ -32084,7 +32620,7 @@
     <w:lvl w:ilvl="2">
       <w:start w:val="1"/>
       <w:numFmt w:val="bullet"/>
-      <w:lvlText w:val="●"/>
+      <w:lvlText w:val="■"/>
       <w:lvlJc w:val="left"/>
       <w:pPr>
         <w:ind w:left="2160" w:hanging="360"/>
@@ -32108,7 +32644,7 @@
     <w:lvl w:ilvl="4">
       <w:start w:val="1"/>
       <w:numFmt w:val="bullet"/>
-      <w:lvlText w:val="●"/>
+      <w:lvlText w:val="○"/>
       <w:lvlJc w:val="left"/>
       <w:pPr>
         <w:ind w:left="3600" w:hanging="360"/>
@@ -32120,7 +32656,7 @@
     <w:lvl w:ilvl="5">
       <w:start w:val="1"/>
       <w:numFmt w:val="bullet"/>
-      <w:lvlText w:val="●"/>
+      <w:lvlText w:val="■"/>
       <w:lvlJc w:val="left"/>
       <w:pPr>
         <w:ind w:left="4320" w:hanging="360"/>
@@ -32144,7 +32680,7 @@
     <w:lvl w:ilvl="7">
       <w:start w:val="1"/>
       <w:numFmt w:val="bullet"/>
-      <w:lvlText w:val="●"/>
+      <w:lvlText w:val="○"/>
       <w:lvlJc w:val="left"/>
       <w:pPr>
         <w:ind w:left="5760" w:hanging="360"/>
@@ -32156,7 +32692,7 @@
     <w:lvl w:ilvl="8">
       <w:start w:val="1"/>
       <w:numFmt w:val="bullet"/>
-      <w:lvlText w:val="●"/>
+      <w:lvlText w:val="■"/>
       <w:lvlJc w:val="left"/>
       <w:pPr>
         <w:ind w:left="6480" w:hanging="360"/>
@@ -32292,7 +32828,7 @@
     <w:lvl w:ilvl="1">
       <w:start w:val="1"/>
       <w:numFmt w:val="bullet"/>
-      <w:lvlText w:val="○"/>
+      <w:lvlText w:val="●"/>
       <w:lvlJc w:val="left"/>
       <w:pPr>
         <w:ind w:left="1440" w:hanging="360"/>
@@ -32304,7 +32840,7 @@
     <w:lvl w:ilvl="2">
       <w:start w:val="1"/>
       <w:numFmt w:val="bullet"/>
-      <w:lvlText w:val="■"/>
+      <w:lvlText w:val="●"/>
       <w:lvlJc w:val="left"/>
       <w:pPr>
         <w:ind w:left="2160" w:hanging="360"/>
@@ -32328,7 +32864,7 @@
     <w:lvl w:ilvl="4">
       <w:start w:val="1"/>
       <w:numFmt w:val="bullet"/>
-      <w:lvlText w:val="○"/>
+      <w:lvlText w:val="●"/>
       <w:lvlJc w:val="left"/>
       <w:pPr>
         <w:ind w:left="3600" w:hanging="360"/>
@@ -32340,7 +32876,7 @@
     <w:lvl w:ilvl="5">
       <w:start w:val="1"/>
       <w:numFmt w:val="bullet"/>
-      <w:lvlText w:val="■"/>
+      <w:lvlText w:val="●"/>
       <w:lvlJc w:val="left"/>
       <w:pPr>
         <w:ind w:left="4320" w:hanging="360"/>
@@ -32364,7 +32900,7 @@
     <w:lvl w:ilvl="7">
       <w:start w:val="1"/>
       <w:numFmt w:val="bullet"/>
-      <w:lvlText w:val="○"/>
+      <w:lvlText w:val="●"/>
       <w:lvlJc w:val="left"/>
       <w:pPr>
         <w:ind w:left="5760" w:hanging="360"/>
@@ -32376,7 +32912,7 @@
     <w:lvl w:ilvl="8">
       <w:start w:val="1"/>
       <w:numFmt w:val="bullet"/>
-      <w:lvlText w:val="■"/>
+      <w:lvlText w:val="●"/>
       <w:lvlJc w:val="left"/>
       <w:pPr>
         <w:ind w:left="6480" w:hanging="360"/>
@@ -32402,7 +32938,7 @@
     <w:lvl w:ilvl="1">
       <w:start w:val="1"/>
       <w:numFmt w:val="bullet"/>
-      <w:lvlText w:val="●"/>
+      <w:lvlText w:val="○"/>
       <w:lvlJc w:val="left"/>
       <w:pPr>
         <w:ind w:left="1440" w:hanging="360"/>
@@ -32414,7 +32950,7 @@
     <w:lvl w:ilvl="2">
       <w:start w:val="1"/>
       <w:numFmt w:val="bullet"/>
-      <w:lvlText w:val="●"/>
+      <w:lvlText w:val="■"/>
       <w:lvlJc w:val="left"/>
       <w:pPr>
         <w:ind w:left="2160" w:hanging="360"/>
@@ -32438,7 +32974,7 @@
     <w:lvl w:ilvl="4">
       <w:start w:val="1"/>
       <w:numFmt w:val="bullet"/>
-      <w:lvlText w:val="●"/>
+      <w:lvlText w:val="○"/>
       <w:lvlJc w:val="left"/>
       <w:pPr>
         <w:ind w:left="3600" w:hanging="360"/>
@@ -32450,7 +32986,7 @@
     <w:lvl w:ilvl="5">
       <w:start w:val="1"/>
       <w:numFmt w:val="bullet"/>
-      <w:lvlText w:val="●"/>
+      <w:lvlText w:val="■"/>
       <w:lvlJc w:val="left"/>
       <w:pPr>
         <w:ind w:left="4320" w:hanging="360"/>
@@ -32474,7 +33010,7 @@
     <w:lvl w:ilvl="7">
       <w:start w:val="1"/>
       <w:numFmt w:val="bullet"/>
-      <w:lvlText w:val="●"/>
+      <w:lvlText w:val="○"/>
       <w:lvlJc w:val="left"/>
       <w:pPr>
         <w:ind w:left="5760" w:hanging="360"/>
@@ -32486,7 +33022,7 @@
     <w:lvl w:ilvl="8">
       <w:start w:val="1"/>
       <w:numFmt w:val="bullet"/>
-      <w:lvlText w:val="●"/>
+      <w:lvlText w:val="■"/>
       <w:lvlJc w:val="left"/>
       <w:pPr>
         <w:ind w:left="6480" w:hanging="360"/>
@@ -32952,7 +33488,7 @@
     <w:lvl w:ilvl="1">
       <w:start w:val="1"/>
       <w:numFmt w:val="bullet"/>
-      <w:lvlText w:val="●"/>
+      <w:lvlText w:val="○"/>
       <w:lvlJc w:val="left"/>
       <w:pPr>
         <w:ind w:left="1440" w:hanging="360"/>
@@ -32964,7 +33500,7 @@
     <w:lvl w:ilvl="2">
       <w:start w:val="1"/>
       <w:numFmt w:val="bullet"/>
-      <w:lvlText w:val="●"/>
+      <w:lvlText w:val="■"/>
       <w:lvlJc w:val="left"/>
       <w:pPr>
         <w:ind w:left="2160" w:hanging="360"/>
@@ -32988,7 +33524,7 @@
     <w:lvl w:ilvl="4">
       <w:start w:val="1"/>
       <w:numFmt w:val="bullet"/>
-      <w:lvlText w:val="●"/>
+      <w:lvlText w:val="○"/>
       <w:lvlJc w:val="left"/>
       <w:pPr>
         <w:ind w:left="3600" w:hanging="360"/>
@@ -33000,7 +33536,7 @@
     <w:lvl w:ilvl="5">
       <w:start w:val="1"/>
       <w:numFmt w:val="bullet"/>
-      <w:lvlText w:val="●"/>
+      <w:lvlText w:val="■"/>
       <w:lvlJc w:val="left"/>
       <w:pPr>
         <w:ind w:left="4320" w:hanging="360"/>
@@ -33024,7 +33560,7 @@
     <w:lvl w:ilvl="7">
       <w:start w:val="1"/>
       <w:numFmt w:val="bullet"/>
-      <w:lvlText w:val="●"/>
+      <w:lvlText w:val="○"/>
       <w:lvlJc w:val="left"/>
       <w:pPr>
         <w:ind w:left="5760" w:hanging="360"/>
@@ -33036,7 +33572,7 @@
     <w:lvl w:ilvl="8">
       <w:start w:val="1"/>
       <w:numFmt w:val="bullet"/>
-      <w:lvlText w:val="●"/>
+      <w:lvlText w:val="■"/>
       <w:lvlJc w:val="left"/>
       <w:pPr>
         <w:ind w:left="6480" w:hanging="360"/>
@@ -33062,7 +33598,7 @@
     <w:lvl w:ilvl="1">
       <w:start w:val="1"/>
       <w:numFmt w:val="bullet"/>
-      <w:lvlText w:val="○"/>
+      <w:lvlText w:val="●"/>
       <w:lvlJc w:val="left"/>
       <w:pPr>
         <w:ind w:left="1440" w:hanging="360"/>
@@ -33074,7 +33610,7 @@
     <w:lvl w:ilvl="2">
       <w:start w:val="1"/>
       <w:numFmt w:val="bullet"/>
-      <w:lvlText w:val="■"/>
+      <w:lvlText w:val="●"/>
       <w:lvlJc w:val="left"/>
       <w:pPr>
         <w:ind w:left="2160" w:hanging="360"/>
@@ -33098,7 +33634,7 @@
     <w:lvl w:ilvl="4">
       <w:start w:val="1"/>
       <w:numFmt w:val="bullet"/>
-      <w:lvlText w:val="○"/>
+      <w:lvlText w:val="●"/>
       <w:lvlJc w:val="left"/>
       <w:pPr>
         <w:ind w:left="3600" w:hanging="360"/>
@@ -33110,7 +33646,7 @@
     <w:lvl w:ilvl="5">
       <w:start w:val="1"/>
       <w:numFmt w:val="bullet"/>
-      <w:lvlText w:val="■"/>
+      <w:lvlText w:val="●"/>
       <w:lvlJc w:val="left"/>
       <w:pPr>
         <w:ind w:left="4320" w:hanging="360"/>
@@ -33134,7 +33670,7 @@
     <w:lvl w:ilvl="7">
       <w:start w:val="1"/>
       <w:numFmt w:val="bullet"/>
-      <w:lvlText w:val="○"/>
+      <w:lvlText w:val="●"/>
       <w:lvlJc w:val="left"/>
       <w:pPr>
         <w:ind w:left="5760" w:hanging="360"/>
@@ -33146,7 +33682,7 @@
     <w:lvl w:ilvl="8">
       <w:start w:val="1"/>
       <w:numFmt w:val="bullet"/>
-      <w:lvlText w:val="■"/>
+      <w:lvlText w:val="●"/>
       <w:lvlJc w:val="left"/>
       <w:pPr>
         <w:ind w:left="6480" w:hanging="360"/>
@@ -33722,7 +34258,7 @@
     <w:lvl w:ilvl="1">
       <w:start w:val="1"/>
       <w:numFmt w:val="bullet"/>
-      <w:lvlText w:val="●"/>
+      <w:lvlText w:val="○"/>
       <w:lvlJc w:val="left"/>
       <w:pPr>
         <w:ind w:left="1440" w:hanging="360"/>
@@ -33734,7 +34270,7 @@
     <w:lvl w:ilvl="2">
       <w:start w:val="1"/>
       <w:numFmt w:val="bullet"/>
-      <w:lvlText w:val="●"/>
+      <w:lvlText w:val="■"/>
       <w:lvlJc w:val="left"/>
       <w:pPr>
         <w:ind w:left="2160" w:hanging="360"/>
@@ -33758,7 +34294,7 @@
     <w:lvl w:ilvl="4">
       <w:start w:val="1"/>
       <w:numFmt w:val="bullet"/>
-      <w:lvlText w:val="●"/>
+      <w:lvlText w:val="○"/>
       <w:lvlJc w:val="left"/>
       <w:pPr>
         <w:ind w:left="3600" w:hanging="360"/>
@@ -33770,7 +34306,7 @@
     <w:lvl w:ilvl="5">
       <w:start w:val="1"/>
       <w:numFmt w:val="bullet"/>
-      <w:lvlText w:val="●"/>
+      <w:lvlText w:val="■"/>
       <w:lvlJc w:val="left"/>
       <w:pPr>
         <w:ind w:left="4320" w:hanging="360"/>
@@ -33794,7 +34330,7 @@
     <w:lvl w:ilvl="7">
       <w:start w:val="1"/>
       <w:numFmt w:val="bullet"/>
-      <w:lvlText w:val="●"/>
+      <w:lvlText w:val="○"/>
       <w:lvlJc w:val="left"/>
       <w:pPr>
         <w:ind w:left="5760" w:hanging="360"/>
@@ -33806,7 +34342,7 @@
     <w:lvl w:ilvl="8">
       <w:start w:val="1"/>
       <w:numFmt w:val="bullet"/>
-      <w:lvlText w:val="●"/>
+      <w:lvlText w:val="■"/>
       <w:lvlJc w:val="left"/>
       <w:pPr>
         <w:ind w:left="6480" w:hanging="360"/>
@@ -34162,7 +34698,7 @@
     <w:lvl w:ilvl="1">
       <w:start w:val="1"/>
       <w:numFmt w:val="bullet"/>
-      <w:lvlText w:val="○"/>
+      <w:lvlText w:val="●"/>
       <w:lvlJc w:val="left"/>
       <w:pPr>
         <w:ind w:left="1440" w:hanging="360"/>
@@ -34174,7 +34710,7 @@
     <w:lvl w:ilvl="2">
       <w:start w:val="1"/>
       <w:numFmt w:val="bullet"/>
-      <w:lvlText w:val="■"/>
+      <w:lvlText w:val="●"/>
       <w:lvlJc w:val="left"/>
       <w:pPr>
         <w:ind w:left="2160" w:hanging="360"/>
@@ -34198,7 +34734,7 @@
     <w:lvl w:ilvl="4">
       <w:start w:val="1"/>
       <w:numFmt w:val="bullet"/>
-      <w:lvlText w:val="○"/>
+      <w:lvlText w:val="●"/>
       <w:lvlJc w:val="left"/>
       <w:pPr>
         <w:ind w:left="3600" w:hanging="360"/>
@@ -34210,7 +34746,7 @@
     <w:lvl w:ilvl="5">
       <w:start w:val="1"/>
       <w:numFmt w:val="bullet"/>
-      <w:lvlText w:val="■"/>
+      <w:lvlText w:val="●"/>
       <w:lvlJc w:val="left"/>
       <w:pPr>
         <w:ind w:left="4320" w:hanging="360"/>
@@ -34234,7 +34770,7 @@
     <w:lvl w:ilvl="7">
       <w:start w:val="1"/>
       <w:numFmt w:val="bullet"/>
-      <w:lvlText w:val="○"/>
+      <w:lvlText w:val="●"/>
       <w:lvlJc w:val="left"/>
       <w:pPr>
         <w:ind w:left="5760" w:hanging="360"/>
@@ -34246,7 +34782,7 @@
     <w:lvl w:ilvl="8">
       <w:start w:val="1"/>
       <w:numFmt w:val="bullet"/>
-      <w:lvlText w:val="■"/>
+      <w:lvlText w:val="●"/>
       <w:lvlJc w:val="left"/>
       <w:pPr>
         <w:ind w:left="6480" w:hanging="360"/>
@@ -35577,6 +36113,336 @@
     </w:lvl>
   </w:abstractNum>
   <w:abstractNum w:abstractNumId="112">
+    <w:lvl w:ilvl="0">
+      <w:start w:val="1"/>
+      <w:numFmt w:val="bullet"/>
+      <w:lvlText w:val="●"/>
+      <w:lvlJc w:val="left"/>
+      <w:pPr>
+        <w:ind w:left="720" w:hanging="360"/>
+      </w:pPr>
+      <w:rPr>
+        <w:u w:val="none"/>
+      </w:rPr>
+    </w:lvl>
+    <w:lvl w:ilvl="1">
+      <w:start w:val="1"/>
+      <w:numFmt w:val="bullet"/>
+      <w:lvlText w:val="○"/>
+      <w:lvlJc w:val="left"/>
+      <w:pPr>
+        <w:ind w:left="1440" w:hanging="360"/>
+      </w:pPr>
+      <w:rPr>
+        <w:u w:val="none"/>
+      </w:rPr>
+    </w:lvl>
+    <w:lvl w:ilvl="2">
+      <w:start w:val="1"/>
+      <w:numFmt w:val="bullet"/>
+      <w:lvlText w:val="■"/>
+      <w:lvlJc w:val="left"/>
+      <w:pPr>
+        <w:ind w:left="2160" w:hanging="360"/>
+      </w:pPr>
+      <w:rPr>
+        <w:u w:val="none"/>
+      </w:rPr>
+    </w:lvl>
+    <w:lvl w:ilvl="3">
+      <w:start w:val="1"/>
+      <w:numFmt w:val="bullet"/>
+      <w:lvlText w:val="●"/>
+      <w:lvlJc w:val="left"/>
+      <w:pPr>
+        <w:ind w:left="2880" w:hanging="360"/>
+      </w:pPr>
+      <w:rPr>
+        <w:u w:val="none"/>
+      </w:rPr>
+    </w:lvl>
+    <w:lvl w:ilvl="4">
+      <w:start w:val="1"/>
+      <w:numFmt w:val="bullet"/>
+      <w:lvlText w:val="○"/>
+      <w:lvlJc w:val="left"/>
+      <w:pPr>
+        <w:ind w:left="3600" w:hanging="360"/>
+      </w:pPr>
+      <w:rPr>
+        <w:u w:val="none"/>
+      </w:rPr>
+    </w:lvl>
+    <w:lvl w:ilvl="5">
+      <w:start w:val="1"/>
+      <w:numFmt w:val="bullet"/>
+      <w:lvlText w:val="■"/>
+      <w:lvlJc w:val="left"/>
+      <w:pPr>
+        <w:ind w:left="4320" w:hanging="360"/>
+      </w:pPr>
+      <w:rPr>
+        <w:u w:val="none"/>
+      </w:rPr>
+    </w:lvl>
+    <w:lvl w:ilvl="6">
+      <w:start w:val="1"/>
+      <w:numFmt w:val="bullet"/>
+      <w:lvlText w:val="●"/>
+      <w:lvlJc w:val="left"/>
+      <w:pPr>
+        <w:ind w:left="5040" w:hanging="360"/>
+      </w:pPr>
+      <w:rPr>
+        <w:u w:val="none"/>
+      </w:rPr>
+    </w:lvl>
+    <w:lvl w:ilvl="7">
+      <w:start w:val="1"/>
+      <w:numFmt w:val="bullet"/>
+      <w:lvlText w:val="○"/>
+      <w:lvlJc w:val="left"/>
+      <w:pPr>
+        <w:ind w:left="5760" w:hanging="360"/>
+      </w:pPr>
+      <w:rPr>
+        <w:u w:val="none"/>
+      </w:rPr>
+    </w:lvl>
+    <w:lvl w:ilvl="8">
+      <w:start w:val="1"/>
+      <w:numFmt w:val="bullet"/>
+      <w:lvlText w:val="■"/>
+      <w:lvlJc w:val="left"/>
+      <w:pPr>
+        <w:ind w:left="6480" w:hanging="360"/>
+      </w:pPr>
+      <w:rPr>
+        <w:u w:val="none"/>
+      </w:rPr>
+    </w:lvl>
+  </w:abstractNum>
+  <w:abstractNum w:abstractNumId="113">
+    <w:lvl w:ilvl="0">
+      <w:start w:val="1"/>
+      <w:numFmt w:val="bullet"/>
+      <w:lvlText w:val="●"/>
+      <w:lvlJc w:val="left"/>
+      <w:pPr>
+        <w:ind w:left="720" w:hanging="360"/>
+      </w:pPr>
+      <w:rPr>
+        <w:u w:val="none"/>
+      </w:rPr>
+    </w:lvl>
+    <w:lvl w:ilvl="1">
+      <w:start w:val="1"/>
+      <w:numFmt w:val="bullet"/>
+      <w:lvlText w:val="○"/>
+      <w:lvlJc w:val="left"/>
+      <w:pPr>
+        <w:ind w:left="1440" w:hanging="360"/>
+      </w:pPr>
+      <w:rPr>
+        <w:u w:val="none"/>
+      </w:rPr>
+    </w:lvl>
+    <w:lvl w:ilvl="2">
+      <w:start w:val="1"/>
+      <w:numFmt w:val="bullet"/>
+      <w:lvlText w:val="■"/>
+      <w:lvlJc w:val="left"/>
+      <w:pPr>
+        <w:ind w:left="2160" w:hanging="360"/>
+      </w:pPr>
+      <w:rPr>
+        <w:u w:val="none"/>
+      </w:rPr>
+    </w:lvl>
+    <w:lvl w:ilvl="3">
+      <w:start w:val="1"/>
+      <w:numFmt w:val="bullet"/>
+      <w:lvlText w:val="●"/>
+      <w:lvlJc w:val="left"/>
+      <w:pPr>
+        <w:ind w:left="2880" w:hanging="360"/>
+      </w:pPr>
+      <w:rPr>
+        <w:u w:val="none"/>
+      </w:rPr>
+    </w:lvl>
+    <w:lvl w:ilvl="4">
+      <w:start w:val="1"/>
+      <w:numFmt w:val="bullet"/>
+      <w:lvlText w:val="○"/>
+      <w:lvlJc w:val="left"/>
+      <w:pPr>
+        <w:ind w:left="3600" w:hanging="360"/>
+      </w:pPr>
+      <w:rPr>
+        <w:u w:val="none"/>
+      </w:rPr>
+    </w:lvl>
+    <w:lvl w:ilvl="5">
+      <w:start w:val="1"/>
+      <w:numFmt w:val="bullet"/>
+      <w:lvlText w:val="■"/>
+      <w:lvlJc w:val="left"/>
+      <w:pPr>
+        <w:ind w:left="4320" w:hanging="360"/>
+      </w:pPr>
+      <w:rPr>
+        <w:u w:val="none"/>
+      </w:rPr>
+    </w:lvl>
+    <w:lvl w:ilvl="6">
+      <w:start w:val="1"/>
+      <w:numFmt w:val="bullet"/>
+      <w:lvlText w:val="●"/>
+      <w:lvlJc w:val="left"/>
+      <w:pPr>
+        <w:ind w:left="5040" w:hanging="360"/>
+      </w:pPr>
+      <w:rPr>
+        <w:u w:val="none"/>
+      </w:rPr>
+    </w:lvl>
+    <w:lvl w:ilvl="7">
+      <w:start w:val="1"/>
+      <w:numFmt w:val="bullet"/>
+      <w:lvlText w:val="○"/>
+      <w:lvlJc w:val="left"/>
+      <w:pPr>
+        <w:ind w:left="5760" w:hanging="360"/>
+      </w:pPr>
+      <w:rPr>
+        <w:u w:val="none"/>
+      </w:rPr>
+    </w:lvl>
+    <w:lvl w:ilvl="8">
+      <w:start w:val="1"/>
+      <w:numFmt w:val="bullet"/>
+      <w:lvlText w:val="■"/>
+      <w:lvlJc w:val="left"/>
+      <w:pPr>
+        <w:ind w:left="6480" w:hanging="360"/>
+      </w:pPr>
+      <w:rPr>
+        <w:u w:val="none"/>
+      </w:rPr>
+    </w:lvl>
+  </w:abstractNum>
+  <w:abstractNum w:abstractNumId="114">
+    <w:lvl w:ilvl="0">
+      <w:start w:val="1"/>
+      <w:numFmt w:val="bullet"/>
+      <w:lvlText w:val="●"/>
+      <w:lvlJc w:val="left"/>
+      <w:pPr>
+        <w:ind w:left="720" w:hanging="360"/>
+      </w:pPr>
+      <w:rPr>
+        <w:u w:val="none"/>
+      </w:rPr>
+    </w:lvl>
+    <w:lvl w:ilvl="1">
+      <w:start w:val="1"/>
+      <w:numFmt w:val="bullet"/>
+      <w:lvlText w:val="○"/>
+      <w:lvlJc w:val="left"/>
+      <w:pPr>
+        <w:ind w:left="1440" w:hanging="360"/>
+      </w:pPr>
+      <w:rPr>
+        <w:u w:val="none"/>
+      </w:rPr>
+    </w:lvl>
+    <w:lvl w:ilvl="2">
+      <w:start w:val="1"/>
+      <w:numFmt w:val="bullet"/>
+      <w:lvlText w:val="■"/>
+      <w:lvlJc w:val="left"/>
+      <w:pPr>
+        <w:ind w:left="2160" w:hanging="360"/>
+      </w:pPr>
+      <w:rPr>
+        <w:u w:val="none"/>
+      </w:rPr>
+    </w:lvl>
+    <w:lvl w:ilvl="3">
+      <w:start w:val="1"/>
+      <w:numFmt w:val="bullet"/>
+      <w:lvlText w:val="●"/>
+      <w:lvlJc w:val="left"/>
+      <w:pPr>
+        <w:ind w:left="2880" w:hanging="360"/>
+      </w:pPr>
+      <w:rPr>
+        <w:u w:val="none"/>
+      </w:rPr>
+    </w:lvl>
+    <w:lvl w:ilvl="4">
+      <w:start w:val="1"/>
+      <w:numFmt w:val="bullet"/>
+      <w:lvlText w:val="○"/>
+      <w:lvlJc w:val="left"/>
+      <w:pPr>
+        <w:ind w:left="3600" w:hanging="360"/>
+      </w:pPr>
+      <w:rPr>
+        <w:u w:val="none"/>
+      </w:rPr>
+    </w:lvl>
+    <w:lvl w:ilvl="5">
+      <w:start w:val="1"/>
+      <w:numFmt w:val="bullet"/>
+      <w:lvlText w:val="■"/>
+      <w:lvlJc w:val="left"/>
+      <w:pPr>
+        <w:ind w:left="4320" w:hanging="360"/>
+      </w:pPr>
+      <w:rPr>
+        <w:u w:val="none"/>
+      </w:rPr>
+    </w:lvl>
+    <w:lvl w:ilvl="6">
+      <w:start w:val="1"/>
+      <w:numFmt w:val="bullet"/>
+      <w:lvlText w:val="●"/>
+      <w:lvlJc w:val="left"/>
+      <w:pPr>
+        <w:ind w:left="5040" w:hanging="360"/>
+      </w:pPr>
+      <w:rPr>
+        <w:u w:val="none"/>
+      </w:rPr>
+    </w:lvl>
+    <w:lvl w:ilvl="7">
+      <w:start w:val="1"/>
+      <w:numFmt w:val="bullet"/>
+      <w:lvlText w:val="○"/>
+      <w:lvlJc w:val="left"/>
+      <w:pPr>
+        <w:ind w:left="5760" w:hanging="360"/>
+      </w:pPr>
+      <w:rPr>
+        <w:u w:val="none"/>
+      </w:rPr>
+    </w:lvl>
+    <w:lvl w:ilvl="8">
+      <w:start w:val="1"/>
+      <w:numFmt w:val="bullet"/>
+      <w:lvlText w:val="■"/>
+      <w:lvlJc w:val="left"/>
+      <w:pPr>
+        <w:ind w:left="6480" w:hanging="360"/>
+      </w:pPr>
+      <w:rPr>
+        <w:u w:val="none"/>
+      </w:rPr>
+    </w:lvl>
+  </w:abstractNum>
+  <w:abstractNum w:abstractNumId="115">
     <w:lvl w:ilvl="0">
       <w:start w:val="1"/>
       <w:numFmt w:val="bullet"/>
@@ -36021,6 +36887,15 @@
   </w:num>
   <w:num w:numId="112">
     <w:abstractNumId w:val="112"/>
+  </w:num>
+  <w:num w:numId="113">
+    <w:abstractNumId w:val="113"/>
+  </w:num>
+  <w:num w:numId="114">
+    <w:abstractNumId w:val="114"/>
+  </w:num>
+  <w:num w:numId="115">
+    <w:abstractNumId w:val="115"/>
   </w:num>
 </w:numbering>
 </file>
